--- a/curso/dist/LULA-GANHOU-Curso-Completo.docx
+++ b/curso/dist/LULA-GANHOU-Curso-Completo.docx
@@ -58,6 +58,17 @@
       </w:r>
       <w:r>
         <w:t xml:space="preserve">PRA ONDE IR?</w:t>
+      </w:r>
+    </w:p>
+    <w:p>
+      <w:pPr>
+        <w:pStyle w:val="BodyText"/>
+      </w:pPr>
+      <w:r>
+        <w:t xml:space="preserve">AO VIVO</w:t>
+      </w:r>
+      <w:r>
+        <w:t xml:space="preserve">O plano B de quem trabalha e produz</w:t>
       </w:r>
     </w:p>
     <w:p>
@@ -261,18 +272,26 @@
         <w:t xml:space="preserve">O Brasil que foi às ruas</w:t>
       </w:r>
     </w:p>
-    <w:bookmarkStart w:id="20" w:name="você-fez-a-sua-parte.-muita-gente-fez."/>
+    <w:bookmarkStart w:id="20" w:name="mil-na-paulista.-e-agora"/>
     <w:p>
       <w:pPr>
         <w:pStyle w:val="Heading2"/>
       </w:pPr>
       <w:r>
-        <w:t xml:space="preserve">Você fez a sua parte. Muita gente fez.</w:t>
+        <w:t xml:space="preserve">185 mil na Paulista. E agora?</w:t>
       </w:r>
     </w:p>
     <w:p>
       <w:pPr>
         <w:pStyle w:val="FirstParagraph"/>
+      </w:pPr>
+      <w:r>
+        <w:t xml:space="preserve">Você fez a sua parte. Milhões fizeram.</w:t>
+      </w:r>
+    </w:p>
+    <w:p>
+      <w:pPr>
+        <w:pStyle w:val="BodyText"/>
       </w:pPr>
       <w:r>
         <w:t xml:space="preserve">De verde e amarelo, com a bandeira nas costas, a direita brasileira lotou avenidas como nenhum outro movimento.</w:t>
@@ -511,7 +530,7 @@
           <w:bCs/>
           <w:b/>
         </w:rPr>
-        <w:t xml:space="preserve">A direita é maioria nas ruas.</w:t>
+        <w:t xml:space="preserve">A direita enche as ruas.</w:t>
       </w:r>
       <w:r>
         <w:t xml:space="preserve"> </w:t>
@@ -557,21 +576,37 @@
         <w:pStyle w:val="FirstParagraph"/>
       </w:pPr>
       <w:r>
+        <w:t xml:space="preserve">ALERTA</w:t>
+      </w:r>
+    </w:p>
+    <w:p>
+      <w:pPr>
+        <w:pStyle w:val="BodyText"/>
+      </w:pPr>
+      <w:r>
         <w:t xml:space="preserve">O perigo vermelho</w:t>
       </w:r>
     </w:p>
-    <w:bookmarkStart w:id="23" w:name="Xfabb5dedf87ee8f2472707c5008b5219b985240"/>
+    <w:bookmarkStart w:id="23" w:name="de-inflação-o-recibo-do-socialismo"/>
     <w:p>
       <w:pPr>
         <w:pStyle w:val="Heading2"/>
       </w:pPr>
       <w:r>
-        <w:t xml:space="preserve">O que o socialismo fez com os nossos vizinhos</w:t>
+        <w:t xml:space="preserve">130.060% de inflação: o recibo do socialismo</w:t>
       </w:r>
     </w:p>
     <w:p>
       <w:pPr>
         <w:pStyle w:val="FirstParagraph"/>
+      </w:pPr>
+      <w:r>
+        <w:t xml:space="preserve">O que aconteceu com os vizinhos que confiaram na esquerda radical.</w:t>
+      </w:r>
+    </w:p>
+    <w:p>
+      <w:pPr>
+        <w:pStyle w:val="BodyText"/>
       </w:pPr>
       <w:r>
         <w:t xml:space="preserve">Não é teoria. Está a poucas horas de voo. Onde a esquerda radical mandou por anos, quem pagou foi quem trabalha:</w:t>
@@ -705,13 +740,13 @@
         <w:t xml:space="preserve">A virada da direita</w:t>
       </w:r>
     </w:p>
-    <w:bookmarkStart w:id="24" w:name="onde-a-direita-assumiu-a-coisa-mudou"/>
+    <w:bookmarkStart w:id="24" w:name="inflação-de-211-para-31-o-efeito-milei"/>
     <w:p>
       <w:pPr>
         <w:pStyle w:val="Heading2"/>
       </w:pPr>
       <w:r>
-        <w:t xml:space="preserve">Onde a direita assumiu, a coisa mudou</w:t>
+        <w:t xml:space="preserve">Inflação de 211% para 31%: o efeito Milei</w:t>
       </w:r>
     </w:p>
     <w:p>
@@ -864,6 +899,26 @@
         <w:pStyle w:val="BodyText"/>
       </w:pPr>
       <w:r>
+        <w:t xml:space="preserve">MAPA</w:t>
+      </w:r>
+      <w:r>
+        <w:t xml:space="preserve">Bolívia, Argentina e Paraguai:</w:t>
+      </w:r>
+      <w:r>
+        <w:t xml:space="preserve"> </w:t>
+      </w:r>
+      <w:r>
+        <w:rPr>
+          <w:highlight w:val="yellow"/>
+        </w:rPr>
+        <w:t xml:space="preserve">a direita cercando o Brasil</w:t>
+      </w:r>
+    </w:p>
+    <w:p>
+      <w:pPr>
+        <w:pStyle w:val="BodyText"/>
+      </w:pPr>
+      <w:r>
         <w:t xml:space="preserve">INDEC Argentina (IPC 2023, 2024 e 2025); MercoPress (10/11/2025); posses oficiais.</w:t>
       </w:r>
     </w:p>
@@ -883,13 +938,13 @@
         <w:t xml:space="preserve">A decisão</w:t>
       </w:r>
     </w:p>
-    <w:bookmarkStart w:id="28" w:name="os-3-caminhos-depois-do-resultado"/>
+    <w:bookmarkStart w:id="28" w:name="caminhos.-só-1-deixa-você-mais-rico."/>
     <w:p>
       <w:pPr>
         <w:pStyle w:val="Heading2"/>
       </w:pPr>
       <w:r>
-        <w:t xml:space="preserve">Os 3 caminhos depois do resultado</w:t>
+        <w:t xml:space="preserve">3 caminhos. Só 1 deixa você mais rico.</w:t>
       </w:r>
     </w:p>
     <w:bookmarkStart w:id="25" w:name="ficar-e-reclamar"/>
@@ -1053,18 +1108,34 @@
         <w:t xml:space="preserve">O sonho caro</w:t>
       </w:r>
     </w:p>
-    <w:bookmarkStart w:id="30" w:name="por-que-não-portugal-ou-eua"/>
+    <w:p>
+      <w:pPr>
+        <w:pStyle w:val="BodyText"/>
+      </w:pPr>
+      <w:r>
+        <w:t xml:space="preserve">CHOCANTE</w:t>
+      </w:r>
+    </w:p>
+    <w:bookmarkStart w:id="30" w:name="r-13-mil-por-1-quarto-em-miami"/>
     <w:p>
       <w:pPr>
         <w:pStyle w:val="Heading1"/>
       </w:pPr>
       <w:r>
-        <w:t xml:space="preserve">Por que não Portugal ou EUA?</w:t>
+        <w:t xml:space="preserve">R$ 13 mil por 1 quarto em Miami</w:t>
       </w:r>
     </w:p>
     <w:p>
       <w:pPr>
         <w:pStyle w:val="FirstParagraph"/>
+      </w:pPr>
+      <w:r>
+        <w:t xml:space="preserve">Por que Portugal e EUA são o sonho que deixa você mais pobre.</w:t>
+      </w:r>
+    </w:p>
+    <w:p>
+      <w:pPr>
+        <w:pStyle w:val="BodyText"/>
       </w:pPr>
       <w:r>
         <w:t xml:space="preserve">Todo brasileiro já pensou em Lisboa ou na Flórida. O problema é a conversão: lá,</w:t>
@@ -1164,13 +1235,13 @@
         </w:pict>
       </w:r>
     </w:p>
-    <w:bookmarkStart w:id="33" w:name="não-é-só-o-aluguel"/>
+    <w:bookmarkStart w:id="33" w:name="Xc73fc7754499a3ee531bdf2e3c089533358b4d1"/>
     <w:p>
       <w:pPr>
         <w:pStyle w:val="Heading2"/>
       </w:pPr>
       <w:r>
-        <w:t xml:space="preserve">Não é só o aluguel</w:t>
+        <w:t xml:space="preserve">Visto, moeda, distância: a conta que ninguém mostra</w:t>
       </w:r>
     </w:p>
     <w:tbl>
@@ -1632,13 +1703,13 @@
         <w:t xml:space="preserve">Conta de bolso</w:t>
       </w:r>
     </w:p>
-    <w:bookmarkStart w:id="34" w:name="com-r-200-mil-quanto-tempo-você-vive"/>
+    <w:bookmarkStart w:id="34" w:name="Xa1b4d9a65c695da716573075b303934a164bcf4"/>
     <w:p>
       <w:pPr>
         <w:pStyle w:val="Heading2"/>
       </w:pPr>
       <w:r>
-        <w:t xml:space="preserve">Com R$ 200 mil, quanto tempo você vive?</w:t>
+        <w:t xml:space="preserve">R$ 200 mil: 15 meses em Miami ou 70 na Bolívia</w:t>
       </w:r>
     </w:p>
     <w:p>
@@ -1900,6 +1971,32 @@
         <w:pStyle w:val="BodyText"/>
       </w:pPr>
       <w:r>
+        <w:t xml:space="preserve">CONTA</w:t>
+      </w:r>
+      <w:r>
+        <w:t xml:space="preserve">Mesmo dinheiro.</w:t>
+      </w:r>
+      <w:r>
+        <w:t xml:space="preserve"> </w:t>
+      </w:r>
+      <w:r>
+        <w:rPr>
+          <w:highlight w:val="yellow"/>
+        </w:rPr>
+        <w:t xml:space="preserve">4,7× mais tempo</w:t>
+      </w:r>
+      <w:r>
+        <w:t xml:space="preserve"> </w:t>
+      </w:r>
+      <w:r>
+        <w:t xml:space="preserve">de vida.</w:t>
+      </w:r>
+    </w:p>
+    <w:p>
+      <w:pPr>
+        <w:pStyle w:val="BodyText"/>
+      </w:pPr>
+      <w:r>
         <w:t xml:space="preserve">Mesmas fontes e câmbios da página anterior. Cálculo do autor do curso.</w:t>
       </w:r>
     </w:p>
@@ -1919,13 +2016,21 @@
         <w:t xml:space="preserve">O destino</w:t>
       </w:r>
     </w:p>
-    <w:bookmarkStart w:id="35" w:name="por-que-a-bolívia"/>
+    <w:bookmarkStart w:id="35" w:name="o-vizinho-que-virou-à-direita"/>
     <w:p>
       <w:pPr>
         <w:pStyle w:val="Heading1"/>
       </w:pPr>
       <w:r>
-        <w:t xml:space="preserve">Por que a Bolívia</w:t>
+        <w:t xml:space="preserve">O vizinho que virou à direita</w:t>
+      </w:r>
+    </w:p>
+    <w:p>
+      <w:pPr>
+        <w:pStyle w:val="FirstParagraph"/>
+      </w:pPr>
+      <w:r>
+        <w:t xml:space="preserve">Por que a Bolívia é o destino número 1 deste curso.</w:t>
       </w:r>
     </w:p>
     <w:tbl>
@@ -2102,6 +2207,14 @@
         <w:t xml:space="preserve">A virada</w:t>
       </w:r>
     </w:p>
+    <w:p>
+      <w:pPr>
+        <w:pStyle w:val="BodyText"/>
+      </w:pPr>
+      <w:r>
+        <w:t xml:space="preserve">HISTÓRICO</w:t>
+      </w:r>
+    </w:p>
     <w:bookmarkStart w:id="38" w:name="a-bolívia-expulsou-o-socialismo-do-poder"/>
     <w:p>
       <w:pPr>
@@ -2233,6 +2346,14 @@
       </w:r>
       <w:r>
         <w:t xml:space="preserve">Os bolivianos já vivem isso.</w:t>
+      </w:r>
+    </w:p>
+    <w:p>
+      <w:pPr>
+        <w:pStyle w:val="BodyText"/>
+      </w:pPr>
+      <w:r>
+        <w:t xml:space="preserve">Eles não mudaram a direção. Os bolivianos mudaram.</w:t>
       </w:r>
     </w:p>
     <w:p>
@@ -2365,6 +2486,32 @@
         <w:pStyle w:val="BodyText"/>
       </w:pPr>
       <w:r>
+        <w:t xml:space="preserve">MUSTANG</w:t>
+      </w:r>
+      <w:r>
+        <w:t xml:space="preserve">R$ 279.990 no Brasil.</w:t>
+      </w:r>
+      <w:r>
+        <w:t xml:space="preserve"> </w:t>
+      </w:r>
+      <w:r>
+        <w:rPr>
+          <w:highlight w:val="yellow"/>
+        </w:rPr>
+        <w:t xml:space="preserve">~R$ 69 mil</w:t>
+      </w:r>
+      <w:r>
+        <w:t xml:space="preserve"> </w:t>
+      </w:r>
+      <w:r>
+        <w:t xml:space="preserve">na Bolívia.</w:t>
+      </w:r>
+    </w:p>
+    <w:p>
+      <w:pPr>
+        <w:pStyle w:val="BodyText"/>
+      </w:pPr>
+      <w:r>
         <w:t xml:space="preserve">Infobae; The Rio Times (Bs 6,96); BCB via usdtbol.com, 28/10/2026 (Bs 12,02); Facebook Marketplace, levantado pelo autor, out/2026 (preço pedido).</w:t>
       </w:r>
     </w:p>
@@ -2376,13 +2523,21 @@
         </w:pict>
       </w:r>
     </w:p>
-    <w:bookmarkStart w:id="40" w:name="bolívia-brasil-em-4-números"/>
+    <w:bookmarkStart w:id="40" w:name="números-que-vão-fazer-você-rever-tudo"/>
     <w:p>
       <w:pPr>
         <w:pStyle w:val="Heading2"/>
       </w:pPr>
       <w:r>
-        <w:t xml:space="preserve">Bolívia × Brasil em 4 números</w:t>
+        <w:t xml:space="preserve">4 números que vão fazer você rever tudo</w:t>
+      </w:r>
+    </w:p>
+    <w:p>
+      <w:pPr>
+        <w:pStyle w:val="FirstParagraph"/>
+      </w:pPr>
+      <w:r>
+        <w:t xml:space="preserve">Bolívia × Brasil, preço por preço.</w:t>
       </w:r>
     </w:p>
     <w:tbl>
@@ -2710,6 +2865,14 @@
         <w:t xml:space="preserve">A ponte</w:t>
       </w:r>
     </w:p>
+    <w:p>
+      <w:pPr>
+        <w:pStyle w:val="BodyText"/>
+      </w:pPr>
+      <w:r>
+        <w:t xml:space="preserve">ATENÇÃO</w:t>
+      </w:r>
+    </w:p>
     <w:bookmarkStart w:id="41" w:name="o-dinheiro-primeiro-o-avião-depois"/>
     <w:p>
       <w:pPr>
@@ -2856,6 +3019,14 @@
         <w:pStyle w:val="BodyText"/>
       </w:pPr>
       <w:r>
+        <w:t xml:space="preserve">Seu dinheiro. Suas regras. Sua liberdade.</w:t>
+      </w:r>
+    </w:p>
+    <w:p>
+      <w:pPr>
+        <w:pStyle w:val="BodyText"/>
+      </w:pPr>
+      <w:r>
         <w:t xml:space="preserve">Decretos 12.466 e 12.499/2025 (IOF 3,5%); dolarparalelobolivia.net, 28/10/2026 (P2P Bs 12,13).</w:t>
       </w:r>
     </w:p>
@@ -2867,13 +3038,21 @@
         </w:pict>
       </w:r>
     </w:p>
-    <w:bookmarkStart w:id="42" w:name="a-prova-r-50-mil-por-3-caminhos"/>
+    <w:bookmarkStart w:id="42" w:name="X182ab342f3b6feef0f26119dc64d09d42133f83"/>
     <w:p>
       <w:pPr>
         <w:pStyle w:val="Heading2"/>
       </w:pPr>
       <w:r>
-        <w:t xml:space="preserve">A prova: R$ 50 mil por 3 caminhos</w:t>
+        <w:t xml:space="preserve">R$ 200 mil pelo caminho certo: R$ 11 mil a mais</w:t>
+      </w:r>
+    </w:p>
+    <w:p>
+      <w:pPr>
+        <w:pStyle w:val="FirstParagraph"/>
+      </w:pPr>
+      <w:r>
+        <w:t xml:space="preserve">A mesma quantia, 3 caminhos, 3 resultados.</w:t>
       </w:r>
     </w:p>
     <w:tbl>
@@ -3176,13 +3355,21 @@
         <w:t xml:space="preserve">Teste rápido</w:t>
       </w:r>
     </w:p>
-    <w:bookmarkStart w:id="43" w:name="você-está-pronto"/>
+    <w:p>
+      <w:pPr>
+        <w:pStyle w:val="BodyText"/>
+      </w:pPr>
+      <w:r>
+        <w:t xml:space="preserve">TESTE</w:t>
+      </w:r>
+    </w:p>
+    <w:bookmarkStart w:id="43" w:name="você-está-pronto-para-sair"/>
     <w:p>
       <w:pPr>
         <w:pStyle w:val="Heading1"/>
       </w:pPr>
       <w:r>
-        <w:t xml:space="preserve">Você está pronto?</w:t>
+        <w:t xml:space="preserve">Você está pronto para sair?</w:t>
       </w:r>
     </w:p>
     <w:p>
@@ -3353,13 +3540,13 @@
         </w:pict>
       </w:r>
     </w:p>
-    <w:bookmarkStart w:id="47" w:name="o-seu-diagnóstico"/>
+    <w:bookmarkStart w:id="47" w:name="seu-resultado-onde-você-está-agora"/>
     <w:p>
       <w:pPr>
         <w:pStyle w:val="Heading2"/>
       </w:pPr>
       <w:r>
-        <w:t xml:space="preserve">O seu diagnóstico</w:t>
+        <w:t xml:space="preserve">Seu resultado: onde você está agora</w:t>
       </w:r>
     </w:p>
     <w:bookmarkStart w:id="44" w:name="a-20-pontos-pronto-para-agir"/>

--- a/curso/dist/LULA-GANHOU-Curso-Completo.docx
+++ b/curso/dist/LULA-GANHOU-Curso-Completo.docx
@@ -434,14 +434,6 @@
         <w:pStyle w:val="BodyText"/>
       </w:pPr>
       <w:r>
-        <w:t xml:space="preserve">FipeZAP Locação set/2026 (TNH1); InfoCasas out/2026; The Rio Times, set/2026 (Equipetrol e diferença de 1,5–2×). Câmbios: US$ 1 = R$ 5,35; R$ 1 = Bs 2,30.</w:t>
-      </w:r>
-    </w:p>
-    <w:p>
-      <w:pPr>
-        <w:pStyle w:val="BodyText"/>
-      </w:pPr>
-      <w:r>
         <w:t xml:space="preserve">InfoNegocios (como funciona); boliviaimpuestos.com (gravame ~0,5%, RC-IVA 10% a.a., Formulário 610; confirmar no SIN). Valores do exemplo: ilustrativos.</w:t>
       </w:r>
     </w:p>
@@ -512,6 +504,20 @@
         <w:pStyle w:val="BodyText"/>
       </w:pPr>
       <w:r>
+        <w:t xml:space="preserve">Autor, out/2026 (aluguel e despesas reais). R$ 1 = Bs 2,30 (autor, 28/10/2026). SP: FipeZAP Locação set/2026.</w:t>
+      </w:r>
+      <w:r>
+        <w:t xml:space="preserve"> </w:t>
+      </w:r>
+      <w:r>
+        <w:t xml:space="preserve">[PEDIR AO AUTOR: foto do contrato ou recibo com dados pessoais borrados]</w:t>
+      </w:r>
+    </w:p>
+    <w:p>
+      <w:pPr>
+        <w:pStyle w:val="BodyText"/>
+      </w:pPr>
+      <w:r>
         <w:t xml:space="preserve">The Rio Times, set/2026 (aluguel em dólar; câmbio); expat.com (filas em escolas internacionais); France 24 (combustível, 2025).</w:t>
       </w:r>
     </w:p>
@@ -553,14 +559,6 @@
       </w:pPr>
       <w:r>
         <w:t xml:space="preserve">Gran Faculdade (média nacional ~R$ 9.500, 2026); Sanarmed (Bolívia R$ 700–1.200); Universidade do Intercâmbio (média ~R$ 750 em Cochabamba e Santa Cruz). Valores variam; confirmar com cada instituição.</w:t>
-      </w:r>
-    </w:p>
-    <w:p>
-      <w:pPr>
-        <w:pStyle w:val="BodyText"/>
-      </w:pPr>
-      <w:r>
-        <w:t xml:space="preserve">Universidade do Intercâmbio; Estratégia Vestibulares; Correio do Estado; Querobolsa (lista de universidades). Exemplos, não indicação paga.</w:t>
       </w:r>
     </w:p>
     <w:p>

--- a/curso/dist/LULA-GANHOU-Curso-Completo.docx
+++ b/curso/dist/LULA-GANHOU-Curso-Completo.docx
@@ -773,7 +773,7 @@
         <w:t xml:space="preserve">Grupo VIP e atualizações</w:t>
       </w:r>
       <w:r>
-        <w:t xml:space="preserve">6</w:t>
+        <w:t xml:space="preserve">7</w:t>
       </w:r>
     </w:p>
     <w:p>
@@ -788,7 +788,7 @@
         <w:t xml:space="preserve">Parte 1 · O despertar</w:t>
       </w:r>
       <w:r>
-        <w:t xml:space="preserve">7</w:t>
+        <w:t xml:space="preserve">8</w:t>
       </w:r>
     </w:p>
     <w:p>
@@ -803,7 +803,7 @@
         <w:t xml:space="preserve">1.1 Lula ganhou. E agora?</w:t>
       </w:r>
       <w:r>
-        <w:t xml:space="preserve">8</w:t>
+        <w:t xml:space="preserve">9</w:t>
       </w:r>
     </w:p>
     <w:p>
@@ -818,7 +818,7 @@
         <w:t xml:space="preserve">1.2 Por que não Portugal ou EUA</w:t>
       </w:r>
       <w:r>
-        <w:t xml:space="preserve">13</w:t>
+        <w:t xml:space="preserve">14</w:t>
       </w:r>
     </w:p>
     <w:p>
@@ -833,7 +833,7 @@
         <w:t xml:space="preserve">1.3 Por que a Bolívia</w:t>
       </w:r>
       <w:r>
-        <w:t xml:space="preserve">16</w:t>
+        <w:t xml:space="preserve">17</w:t>
       </w:r>
     </w:p>
     <w:p>
@@ -848,7 +848,7 @@
         <w:t xml:space="preserve">1.4 O dinheiro primeiro, o avião depois</w:t>
       </w:r>
       <w:r>
-        <w:t xml:space="preserve">20</w:t>
+        <w:t xml:space="preserve">21</w:t>
       </w:r>
     </w:p>
     <w:p>
@@ -863,7 +863,7 @@
         <w:t xml:space="preserve">1.5 Quiz: você está pronto?</w:t>
       </w:r>
       <w:r>
-        <w:t xml:space="preserve">22</w:t>
+        <w:t xml:space="preserve">23</w:t>
       </w:r>
     </w:p>
     <w:p>
@@ -878,7 +878,7 @@
         <w:t xml:space="preserve">Parte 2 · A matemática da Bolívia</w:t>
       </w:r>
       <w:r>
-        <w:t xml:space="preserve">25</w:t>
+        <w:t xml:space="preserve">26</w:t>
       </w:r>
     </w:p>
     <w:p>
@@ -893,7 +893,7 @@
         <w:t xml:space="preserve">2.1 O câmbio que mudou tudo</w:t>
       </w:r>
       <w:r>
-        <w:t xml:space="preserve">26</w:t>
+        <w:t xml:space="preserve">27</w:t>
       </w:r>
     </w:p>
     <w:p>
@@ -908,7 +908,7 @@
         <w:t xml:space="preserve">2.2 Imóveis: Bolívia × Rio × SP</w:t>
       </w:r>
       <w:r>
-        <w:t xml:space="preserve">29</w:t>
+        <w:t xml:space="preserve">30</w:t>
       </w:r>
     </w:p>
     <w:p>
@@ -923,7 +923,7 @@
         <w:t xml:space="preserve">2.3 Aluguel e anticrético</w:t>
       </w:r>
       <w:r>
-        <w:t xml:space="preserve">35</w:t>
+        <w:t xml:space="preserve">36</w:t>
       </w:r>
     </w:p>
     <w:p>
@@ -938,7 +938,7 @@
         <w:t xml:space="preserve">2.4 Carros</w:t>
       </w:r>
       <w:r>
-        <w:t xml:space="preserve">39</w:t>
+        <w:t xml:space="preserve">40</w:t>
       </w:r>
     </w:p>
     <w:p>
@@ -953,7 +953,7 @@
         <w:t xml:space="preserve">2.5 Custo de vida</w:t>
       </w:r>
       <w:r>
-        <w:t xml:space="preserve">43</w:t>
+        <w:t xml:space="preserve">44</w:t>
       </w:r>
     </w:p>
     <w:p>
@@ -968,7 +968,7 @@
         <w:t xml:space="preserve">2.6 Saúde</w:t>
       </w:r>
       <w:r>
-        <w:t xml:space="preserve">51</w:t>
+        <w:t xml:space="preserve">52</w:t>
       </w:r>
     </w:p>
     <w:p>
@@ -983,7 +983,7 @@
         <w:t xml:space="preserve">2.7 Educação</w:t>
       </w:r>
       <w:r>
-        <w:t xml:space="preserve">54</w:t>
+        <w:t xml:space="preserve">55</w:t>
       </w:r>
     </w:p>
     <w:p>
@@ -998,7 +998,7 @@
         <w:t xml:space="preserve">2.8 Lazer e padrão de vida</w:t>
       </w:r>
       <w:r>
-        <w:t xml:space="preserve">58</w:t>
+        <w:t xml:space="preserve">59</w:t>
       </w:r>
     </w:p>
     <w:p>
@@ -1013,10 +1013,152 @@
         <w:t xml:space="preserve">2.9 Simulador: quanto você precisa</w:t>
       </w:r>
       <w:r>
-        <w:t xml:space="preserve">61</w:t>
+        <w:t xml:space="preserve">62</w:t>
+      </w:r>
+    </w:p>
+    <w:p>
+      <w:pPr>
+        <w:numPr>
+          <w:ilvl w:val="0"/>
+          <w:numId w:val="1002"/>
+        </w:numPr>
+        <w:pStyle w:val="Compact"/>
+      </w:pPr>
+      <w:r>
+        <w:t xml:space="preserve">Parte 3 · Cripto do zero: o que é USDT</w:t>
+      </w:r>
+      <w:r>
+        <w:t xml:space="preserve">65</w:t>
+      </w:r>
+    </w:p>
+    <w:p>
+      <w:pPr>
+        <w:numPr>
+          <w:ilvl w:val="0"/>
+          <w:numId w:val="1002"/>
+        </w:numPr>
+        <w:pStyle w:val="Compact"/>
+      </w:pPr>
+      <w:r>
+        <w:t xml:space="preserve">3.1 Dinheiro digital em 5 minutos</w:t>
+      </w:r>
+      <w:r>
+        <w:t xml:space="preserve">66</w:t>
+      </w:r>
+    </w:p>
+    <w:p>
+      <w:pPr>
+        <w:numPr>
+          <w:ilvl w:val="0"/>
+          <w:numId w:val="1002"/>
+        </w:numPr>
+        <w:pStyle w:val="Compact"/>
+      </w:pPr>
+      <w:r>
+        <w:t xml:space="preserve">3.2 O que é uma stablecoin</w:t>
+      </w:r>
+      <w:r>
+        <w:t xml:space="preserve">69</w:t>
+      </w:r>
+    </w:p>
+    <w:p>
+      <w:pPr>
+        <w:numPr>
+          <w:ilvl w:val="0"/>
+          <w:numId w:val="1002"/>
+        </w:numPr>
+        <w:pStyle w:val="Compact"/>
+      </w:pPr>
+      <w:r>
+        <w:t xml:space="preserve">3.3 Por que USDT e não bitcoin</w:t>
+      </w:r>
+      <w:r>
+        <w:t xml:space="preserve">73</w:t>
       </w:r>
     </w:p>
     <w:bookmarkEnd w:id="26"/>
+    <w:p>
+      <w:r>
+        <w:pict>
+          <v:rect style="width:0;height:1.5pt" o:hralign="center" o:hrstd="t" o:hr="t"/>
+        </w:pict>
+      </w:r>
+    </w:p>
+    <w:p>
+      <w:pPr>
+        <w:numPr>
+          <w:ilvl w:val="0"/>
+          <w:numId w:val="1003"/>
+        </w:numPr>
+        <w:pStyle w:val="Compact"/>
+      </w:pPr>
+      <w:r>
+        <w:t xml:space="preserve">3.4 Exchange, carteira e P2P</w:t>
+      </w:r>
+      <w:r>
+        <w:t xml:space="preserve">75</w:t>
+      </w:r>
+    </w:p>
+    <w:p>
+      <w:pPr>
+        <w:numPr>
+          <w:ilvl w:val="0"/>
+          <w:numId w:val="1003"/>
+        </w:numPr>
+        <w:pStyle w:val="Compact"/>
+      </w:pPr>
+      <w:r>
+        <w:t xml:space="preserve">3.5 Redes: TRC20, BEP20, ERC20, Polygon, Solana</w:t>
+      </w:r>
+      <w:r>
+        <w:t xml:space="preserve">80</w:t>
+      </w:r>
+    </w:p>
+    <w:p>
+      <w:pPr>
+        <w:numPr>
+          <w:ilvl w:val="0"/>
+          <w:numId w:val="1003"/>
+        </w:numPr>
+        <w:pStyle w:val="Compact"/>
+      </w:pPr>
+      <w:r>
+        <w:t xml:space="preserve">3.6 Endereço, memo e QR</w:t>
+      </w:r>
+      <w:r>
+        <w:t xml:space="preserve">84</w:t>
+      </w:r>
+    </w:p>
+    <w:p>
+      <w:pPr>
+        <w:numPr>
+          <w:ilvl w:val="0"/>
+          <w:numId w:val="1003"/>
+        </w:numPr>
+        <w:pStyle w:val="Compact"/>
+      </w:pPr>
+      <w:r>
+        <w:t xml:space="preserve">3.7 Seed phrase e 2FA</w:t>
+      </w:r>
+      <w:r>
+        <w:t xml:space="preserve">87</w:t>
+      </w:r>
+    </w:p>
+    <w:p>
+      <w:pPr>
+        <w:numPr>
+          <w:ilvl w:val="0"/>
+          <w:numId w:val="1003"/>
+        </w:numPr>
+        <w:pStyle w:val="Compact"/>
+      </w:pPr>
+      <w:r>
+        <w:t xml:space="preserve">3.8 Mini-glossário cripto</w:t>
+      </w:r>
+      <w:r>
+        <w:t xml:space="preserve">90</w:t>
+      </w:r>
+    </w:p>
     <w:p>
       <w:r>
         <w:pict>
@@ -2370,13 +2512,13 @@
         </w:pict>
       </w:r>
     </w:p>
-    <w:bookmarkStart w:id="41" w:name="Xc73fc7754499a3ee531bdf2e3c089533358b4d1"/>
+    <w:bookmarkStart w:id="41" w:name="X2f330cac0fe7b755967bc00c742f3c88609b356"/>
     <w:p>
       <w:pPr>
         <w:pStyle w:val="Heading2"/>
       </w:pPr>
       <w:r>
-        <w:t xml:space="preserve">Visto, moeda, distância: a conta que ninguém mostra</w:t>
+        <w:t xml:space="preserve">Moeda, aluguel, entrada: a conta que ninguém mostra</w:t>
       </w:r>
     </w:p>
     <w:tbl>
@@ -2455,43 +2597,43 @@
                 <w:bCs/>
                 <w:b/>
               </w:rPr>
-              <w:t xml:space="preserve">Visto</w:t>
-            </w:r>
-          </w:p>
-        </w:tc>
-        <w:tc>
-          <w:tcPr/>
-          <w:p>
-            <w:pPr>
-              <w:pStyle w:val="Compact"/>
-              <w:jc w:val="left"/>
-            </w:pPr>
-            <w:r>
-              <w:t xml:space="preserve">Exige visto de residência (D7, procura de trabalho etc.)</w:t>
-            </w:r>
-          </w:p>
-        </w:tc>
-        <w:tc>
-          <w:tcPr/>
-          <w:p>
-            <w:pPr>
-              <w:pStyle w:val="Compact"/>
-              <w:jc w:val="left"/>
-            </w:pPr>
-            <w:r>
-              <w:t xml:space="preserve">Visto difícil; green card raro</w:t>
-            </w:r>
-          </w:p>
-        </w:tc>
-        <w:tc>
-          <w:tcPr/>
-          <w:p>
-            <w:pPr>
-              <w:pStyle w:val="Compact"/>
-              <w:jc w:val="left"/>
-            </w:pPr>
-            <w:r>
-              <w:t xml:space="preserve">Sem visto. Entra com RG</w:t>
+              <w:t xml:space="preserve">Moeda</w:t>
+            </w:r>
+          </w:p>
+        </w:tc>
+        <w:tc>
+          <w:tcPr/>
+          <w:p>
+            <w:pPr>
+              <w:pStyle w:val="Compact"/>
+              <w:jc w:val="left"/>
+            </w:pPr>
+            <w:r>
+              <w:t xml:space="preserve">Euro: seu real vale menos</w:t>
+            </w:r>
+          </w:p>
+        </w:tc>
+        <w:tc>
+          <w:tcPr/>
+          <w:p>
+            <w:pPr>
+              <w:pStyle w:val="Compact"/>
+              <w:jc w:val="left"/>
+            </w:pPr>
+            <w:r>
+              <w:t xml:space="preserve">Dólar: seu real vale menos</w:t>
+            </w:r>
+          </w:p>
+        </w:tc>
+        <w:tc>
+          <w:tcPr/>
+          <w:p>
+            <w:pPr>
+              <w:pStyle w:val="Compact"/>
+              <w:jc w:val="left"/>
+            </w:pPr>
+            <w:r>
+              <w:t xml:space="preserve">Boliviano: seu real vale mais</w:t>
             </w:r>
           </w:p>
         </w:tc>
@@ -2509,43 +2651,43 @@
                 <w:bCs/>
                 <w:b/>
               </w:rPr>
-              <w:t xml:space="preserve">Moeda</w:t>
-            </w:r>
-          </w:p>
-        </w:tc>
-        <w:tc>
-          <w:tcPr/>
-          <w:p>
-            <w:pPr>
-              <w:pStyle w:val="Compact"/>
-              <w:jc w:val="left"/>
-            </w:pPr>
-            <w:r>
-              <w:t xml:space="preserve">Euro: seu real vale menos</w:t>
-            </w:r>
-          </w:p>
-        </w:tc>
-        <w:tc>
-          <w:tcPr/>
-          <w:p>
-            <w:pPr>
-              <w:pStyle w:val="Compact"/>
-              <w:jc w:val="left"/>
-            </w:pPr>
-            <w:r>
-              <w:t xml:space="preserve">Dólar: seu real vale menos</w:t>
-            </w:r>
-          </w:p>
-        </w:tc>
-        <w:tc>
-          <w:tcPr/>
-          <w:p>
-            <w:pPr>
-              <w:pStyle w:val="Compact"/>
-              <w:jc w:val="left"/>
-            </w:pPr>
-            <w:r>
-              <w:t xml:space="preserve">Boliviano: seu real vale mais</w:t>
+              <w:t xml:space="preserve">Aluguel/mês</w:t>
+            </w:r>
+          </w:p>
+        </w:tc>
+        <w:tc>
+          <w:tcPr/>
+          <w:p>
+            <w:pPr>
+              <w:pStyle w:val="Compact"/>
+              <w:jc w:val="left"/>
+            </w:pPr>
+            <w:r>
+              <w:t xml:space="preserve">R$ 7.194 (1 quarto, Lisboa)</w:t>
+            </w:r>
+          </w:p>
+        </w:tc>
+        <w:tc>
+          <w:tcPr/>
+          <w:p>
+            <w:pPr>
+              <w:pStyle w:val="Compact"/>
+              <w:jc w:val="left"/>
+            </w:pPr>
+            <w:r>
+              <w:t xml:space="preserve">R$ 9.041–13.375 (1 quarto)</w:t>
+            </w:r>
+          </w:p>
+        </w:tc>
+        <w:tc>
+          <w:tcPr/>
+          <w:p>
+            <w:pPr>
+              <w:pStyle w:val="Compact"/>
+              <w:jc w:val="left"/>
+            </w:pPr>
+            <w:r>
+              <w:t xml:space="preserve">R$ 870–2.826 (3 quartos)</w:t>
             </w:r>
           </w:p>
         </w:tc>
@@ -2563,43 +2705,97 @@
                 <w:bCs/>
                 <w:b/>
               </w:rPr>
-              <w:t xml:space="preserve">Distância de SP</w:t>
-            </w:r>
-          </w:p>
-        </w:tc>
-        <w:tc>
-          <w:tcPr/>
-          <w:p>
-            <w:pPr>
-              <w:pStyle w:val="Compact"/>
-              <w:jc w:val="left"/>
-            </w:pPr>
-            <w:r>
-              <w:t xml:space="preserve">~10 h de voo</w:t>
-            </w:r>
-          </w:p>
-        </w:tc>
-        <w:tc>
-          <w:tcPr/>
-          <w:p>
-            <w:pPr>
-              <w:pStyle w:val="Compact"/>
-              <w:jc w:val="left"/>
-            </w:pPr>
-            <w:r>
-              <w:t xml:space="preserve">~8 a 9 h de voo</w:t>
-            </w:r>
-          </w:p>
-        </w:tc>
-        <w:tc>
-          <w:tcPr/>
-          <w:p>
-            <w:pPr>
-              <w:pStyle w:val="Compact"/>
-              <w:jc w:val="left"/>
-            </w:pPr>
-            <w:r>
-              <w:t xml:space="preserve">~3 h de voo</w:t>
+              <w:t xml:space="preserve">Entrada</w:t>
+            </w:r>
+          </w:p>
+        </w:tc>
+        <w:tc>
+          <w:tcPr/>
+          <w:p>
+            <w:pPr>
+              <w:pStyle w:val="Compact"/>
+              <w:jc w:val="left"/>
+            </w:pPr>
+            <w:r>
+              <w:t xml:space="preserve">—</w:t>
+            </w:r>
+          </w:p>
+        </w:tc>
+        <w:tc>
+          <w:tcPr/>
+          <w:p>
+            <w:pPr>
+              <w:pStyle w:val="Compact"/>
+              <w:jc w:val="left"/>
+            </w:pPr>
+            <w:r>
+              <w:t xml:space="preserve">—</w:t>
+            </w:r>
+          </w:p>
+        </w:tc>
+        <w:tc>
+          <w:tcPr/>
+          <w:p>
+            <w:pPr>
+              <w:pStyle w:val="Compact"/>
+              <w:jc w:val="left"/>
+            </w:pPr>
+            <w:r>
+              <w:t xml:space="preserve">Sem visto, com RG, por 90 dias</w:t>
+            </w:r>
+          </w:p>
+        </w:tc>
+      </w:tr>
+      <w:tr>
+        <w:tc>
+          <w:tcPr/>
+          <w:p>
+            <w:pPr>
+              <w:pStyle w:val="Compact"/>
+              <w:jc w:val="left"/>
+            </w:pPr>
+            <w:r>
+              <w:rPr>
+                <w:bCs/>
+                <w:b/>
+              </w:rPr>
+              <w:t xml:space="preserve">Voo direto de SP</w:t>
+            </w:r>
+          </w:p>
+        </w:tc>
+        <w:tc>
+          <w:tcPr/>
+          <w:p>
+            <w:pPr>
+              <w:pStyle w:val="Compact"/>
+              <w:jc w:val="left"/>
+            </w:pPr>
+            <w:r>
+              <w:t xml:space="preserve">—</w:t>
+            </w:r>
+          </w:p>
+        </w:tc>
+        <w:tc>
+          <w:tcPr/>
+          <w:p>
+            <w:pPr>
+              <w:pStyle w:val="Compact"/>
+              <w:jc w:val="left"/>
+            </w:pPr>
+            <w:r>
+              <w:t xml:space="preserve">—</w:t>
+            </w:r>
+          </w:p>
+        </w:tc>
+        <w:tc>
+          <w:tcPr/>
+          <w:p>
+            <w:pPr>
+              <w:pStyle w:val="Compact"/>
+              <w:jc w:val="left"/>
+            </w:pPr>
+            <w:r>
+              <w:t xml:space="preserve">~3h05 até Santa Cruz</w:t>
             </w:r>
           </w:p>
         </w:tc>
@@ -2629,19 +2825,19 @@
               <w:jc w:val="left"/>
             </w:pPr>
             <w:r>
-              <w:t xml:space="preserve">Processo longo, filas na AIMA</w:t>
-            </w:r>
-          </w:p>
-        </w:tc>
-        <w:tc>
-          <w:tcPr/>
-          <w:p>
-            <w:pPr>
-              <w:pStyle w:val="Compact"/>
-              <w:jc w:val="left"/>
-            </w:pPr>
-            <w:r>
-              <w:t xml:space="preserve">Depende de visto de trabalho/investidor</w:t>
+              <w:t xml:space="preserve">—</w:t>
+            </w:r>
+          </w:p>
+        </w:tc>
+        <w:tc>
+          <w:tcPr/>
+          <w:p>
+            <w:pPr>
+              <w:pStyle w:val="Compact"/>
+              <w:jc w:val="left"/>
+            </w:pPr>
+            <w:r>
+              <w:t xml:space="preserve">—</w:t>
             </w:r>
           </w:p>
         </w:tc>
@@ -2726,46 +2922,12 @@
       <w:pPr>
         <w:numPr>
           <w:ilvl w:val="0"/>
-          <w:numId w:val="1003"/>
+          <w:numId w:val="1004"/>
         </w:numPr>
         <w:pStyle w:val="Compact"/>
       </w:pPr>
       <w:r>
         <w:t xml:space="preserve">Você chega mais pobre</w:t>
-      </w:r>
-    </w:p>
-    <w:p>
-      <w:pPr>
-        <w:numPr>
-          <w:ilvl w:val="0"/>
-          <w:numId w:val="1003"/>
-        </w:numPr>
-        <w:pStyle w:val="Compact"/>
-      </w:pPr>
-      <w:r>
-        <w:t xml:space="preserve">Precisa de visto</w:t>
-      </w:r>
-    </w:p>
-    <w:p>
-      <w:pPr>
-        <w:numPr>
-          <w:ilvl w:val="0"/>
-          <w:numId w:val="1003"/>
-        </w:numPr>
-        <w:pStyle w:val="Compact"/>
-      </w:pPr>
-      <w:r>
-        <w:t xml:space="preserve">Saudade a 10 horas</w:t>
-      </w:r>
-    </w:p>
-    <w:bookmarkEnd w:id="39"/>
-    <w:bookmarkStart w:id="40" w:name="aqui-do-lado"/>
-    <w:p>
-      <w:pPr>
-        <w:pStyle w:val="Heading3"/>
-      </w:pPr>
-      <w:r>
-        <w:t xml:space="preserve">Aqui do lado</w:t>
       </w:r>
     </w:p>
     <w:p>
@@ -2777,7 +2939,7 @@
         <w:pStyle w:val="Compact"/>
       </w:pPr>
       <w:r>
-        <w:t xml:space="preserve">Você chega mais rico</w:t>
+        <w:t xml:space="preserve">Moeda forte contra você</w:t>
       </w:r>
     </w:p>
     <w:p>
@@ -2789,18 +2951,52 @@
         <w:pStyle w:val="Compact"/>
       </w:pPr>
       <w:r>
-        <w:t xml:space="preserve">Entra com o RG</w:t>
+        <w:t xml:space="preserve">Aluguel até 15× mais caro</w:t>
+      </w:r>
+    </w:p>
+    <w:bookmarkEnd w:id="39"/>
+    <w:bookmarkStart w:id="40" w:name="aqui-do-lado"/>
+    <w:p>
+      <w:pPr>
+        <w:pStyle w:val="Heading3"/>
+      </w:pPr>
+      <w:r>
+        <w:t xml:space="preserve">Aqui do lado</w:t>
       </w:r>
     </w:p>
     <w:p>
       <w:pPr>
         <w:numPr>
           <w:ilvl w:val="0"/>
-          <w:numId w:val="1004"/>
+          <w:numId w:val="1005"/>
         </w:numPr>
         <w:pStyle w:val="Compact"/>
       </w:pPr>
       <w:r>
+        <w:t xml:space="preserve">Você chega mais rico</w:t>
+      </w:r>
+    </w:p>
+    <w:p>
+      <w:pPr>
+        <w:numPr>
+          <w:ilvl w:val="0"/>
+          <w:numId w:val="1005"/>
+        </w:numPr>
+        <w:pStyle w:val="Compact"/>
+      </w:pPr>
+      <w:r>
+        <w:t xml:space="preserve">Entra com o RG</w:t>
+      </w:r>
+    </w:p>
+    <w:p>
+      <w:pPr>
+        <w:numPr>
+          <w:ilvl w:val="0"/>
+          <w:numId w:val="1005"/>
+        </w:numPr>
+        <w:pStyle w:val="Compact"/>
+      </w:pPr>
+      <w:r>
         <w:t xml:space="preserve">Volta para o almoço de domingo</w:t>
       </w:r>
     </w:p>
@@ -2810,13 +3006,7 @@
         <w:pStyle w:val="FirstParagraph"/>
       </w:pPr>
       <w:r>
-        <w:t xml:space="preserve">Mochileiros (entrada com RG/CIN, 90 dias); The Rio Times (residência Mercosul). Tempos de voo: rotas diretas usuais, a conferir no ato da compra.</w:t>
-      </w:r>
-      <w:r>
-        <w:t xml:space="preserve"> </w:t>
-      </w:r>
-      <w:r>
-        <w:t xml:space="preserve">[PENDENTE: fonte oficial dos vistos PT/EUA]</w:t>
+        <w:t xml:space="preserve">Mochileiros (entrada com RG/CIN, 90 dias); The Rio Times (residência Mercosul); FlightConnections, abr/2026 (voo direto GRU–VVI, média 3h05); aluguéis: mesmas fontes da página anterior.</w:t>
       </w:r>
     </w:p>
     <w:bookmarkEnd w:id="41"/>
@@ -3184,7 +3374,7 @@
       <w:pPr>
         <w:numPr>
           <w:ilvl w:val="0"/>
-          <w:numId w:val="1005"/>
+          <w:numId w:val="1006"/>
         </w:numPr>
         <w:pStyle w:val="Compact"/>
       </w:pPr>
@@ -3206,7 +3396,7 @@
       <w:pPr>
         <w:numPr>
           <w:ilvl w:val="0"/>
-          <w:numId w:val="1005"/>
+          <w:numId w:val="1006"/>
         </w:numPr>
         <w:pStyle w:val="Compact"/>
       </w:pPr>
@@ -3228,7 +3418,7 @@
       <w:pPr>
         <w:numPr>
           <w:ilvl w:val="0"/>
-          <w:numId w:val="1005"/>
+          <w:numId w:val="1006"/>
         </w:numPr>
         <w:pStyle w:val="Compact"/>
       </w:pPr>
@@ -3250,7 +3440,7 @@
       <w:pPr>
         <w:numPr>
           <w:ilvl w:val="0"/>
-          <w:numId w:val="1005"/>
+          <w:numId w:val="1006"/>
         </w:numPr>
         <w:pStyle w:val="Compact"/>
       </w:pPr>
@@ -3272,7 +3462,7 @@
       <w:pPr>
         <w:numPr>
           <w:ilvl w:val="0"/>
-          <w:numId w:val="1005"/>
+          <w:numId w:val="1006"/>
         </w:numPr>
         <w:pStyle w:val="Compact"/>
       </w:pPr>
@@ -3294,7 +3484,7 @@
       <w:pPr>
         <w:numPr>
           <w:ilvl w:val="0"/>
-          <w:numId w:val="1005"/>
+          <w:numId w:val="1006"/>
         </w:numPr>
         <w:pStyle w:val="Compact"/>
       </w:pPr>
@@ -3317,7 +3507,7 @@
         <w:pStyle w:val="FirstParagraph"/>
       </w:pPr>
       <w:r>
-        <w:t xml:space="preserve">Mochileiros (entrada); The Rio Times (residência Mercosul, taxa ~450 UFV); autor, 28/10/2026 (câmbio de referência).</w:t>
+        <w:t xml:space="preserve">Mochileiros (entrada); The Rio Times (residência Mercosul, taxa ~450 UFV); FlightConnections, abr/2026 (voo direto São Paulo–Santa Cruz, média 3h05); autor, 28/10/2026 (câmbio de referência).</w:t>
       </w:r>
     </w:p>
     <w:bookmarkEnd w:id="43"/>
@@ -4773,7 +4963,7 @@
       <w:pPr>
         <w:numPr>
           <w:ilvl w:val="0"/>
-          <w:numId w:val="1006"/>
+          <w:numId w:val="1007"/>
         </w:numPr>
         <w:pStyle w:val="Compact"/>
       </w:pPr>
@@ -4785,7 +4975,7 @@
       <w:pPr>
         <w:numPr>
           <w:ilvl w:val="0"/>
-          <w:numId w:val="1006"/>
+          <w:numId w:val="1007"/>
         </w:numPr>
         <w:pStyle w:val="Compact"/>
       </w:pPr>
@@ -4797,7 +4987,7 @@
       <w:pPr>
         <w:numPr>
           <w:ilvl w:val="0"/>
-          <w:numId w:val="1006"/>
+          <w:numId w:val="1007"/>
         </w:numPr>
         <w:pStyle w:val="Compact"/>
       </w:pPr>
@@ -4809,7 +4999,7 @@
       <w:pPr>
         <w:numPr>
           <w:ilvl w:val="0"/>
-          <w:numId w:val="1006"/>
+          <w:numId w:val="1007"/>
         </w:numPr>
         <w:pStyle w:val="Compact"/>
       </w:pPr>
@@ -4821,7 +5011,7 @@
       <w:pPr>
         <w:numPr>
           <w:ilvl w:val="0"/>
-          <w:numId w:val="1006"/>
+          <w:numId w:val="1007"/>
         </w:numPr>
         <w:pStyle w:val="Compact"/>
       </w:pPr>
@@ -6190,10 +6380,10 @@
         <w:pStyle w:val="BodyText"/>
       </w:pPr>
       <w:r>
-        <w:t xml:space="preserve">3.600 m</w:t>
-      </w:r>
-      <w:r>
-        <w:t xml:space="preserve">de altitude média em La Paz</w:t>
+        <w:t xml:space="preserve">3.631 m</w:t>
+      </w:r>
+      <w:r>
+        <w:t xml:space="preserve">de altitude em La Paz</w:t>
       </w:r>
     </w:p>
     <w:p>
@@ -6222,7 +6412,7 @@
         <w:t xml:space="preserve"> </w:t>
       </w:r>
       <w:r>
-        <w:t xml:space="preserve">La Paz fica a mais de 3.600 m. Quem tem problema cardíaco ou respiratório precisa falar com o médico antes. Para a maioria dos brasileiros,</w:t>
+        <w:t xml:space="preserve">La Paz fica a 3.631 m, a sede de governo mais alta do mundo. Quem tem problema cardíaco ou respiratório precisa falar com o médico antes. Para a maioria dos brasileiros,</w:t>
       </w:r>
       <w:r>
         <w:t xml:space="preserve"> </w:t>
@@ -6254,16 +6444,7 @@
         <w:pStyle w:val="BodyText"/>
       </w:pPr>
       <w:r>
-        <w:t xml:space="preserve">Century 21 (anúncios Alto Calacoto e Urb. Cordes, preço pedido, out/2026). Altitude: dado geográfico de referência</w:t>
-      </w:r>
-      <w:r>
-        <w:t xml:space="preserve"> </w:t>
-      </w:r>
-      <w:r>
-        <w:t xml:space="preserve">[PENDENTE: fonte oficial]</w:t>
-      </w:r>
-      <w:r>
-        <w:t xml:space="preserve">.</w:t>
+        <w:t xml:space="preserve">Century 21 (anúncios Alto Calacoto e Urb. Cordes, preço pedido, out/2026). Guinness World Records (altitude de La Paz).</w:t>
       </w:r>
     </w:p>
     <w:bookmarkEnd w:id="67"/>
@@ -6295,7 +6476,7 @@
       <w:pPr>
         <w:numPr>
           <w:ilvl w:val="0"/>
-          <w:numId w:val="1007"/>
+          <w:numId w:val="1008"/>
         </w:numPr>
         <w:pStyle w:val="Compact"/>
       </w:pPr>
@@ -6317,7 +6498,7 @@
       <w:pPr>
         <w:numPr>
           <w:ilvl w:val="0"/>
-          <w:numId w:val="1007"/>
+          <w:numId w:val="1008"/>
         </w:numPr>
         <w:pStyle w:val="Compact"/>
       </w:pPr>
@@ -6339,7 +6520,7 @@
       <w:pPr>
         <w:numPr>
           <w:ilvl w:val="0"/>
-          <w:numId w:val="1007"/>
+          <w:numId w:val="1008"/>
         </w:numPr>
         <w:pStyle w:val="Compact"/>
       </w:pPr>
@@ -6361,7 +6542,7 @@
       <w:pPr>
         <w:numPr>
           <w:ilvl w:val="0"/>
-          <w:numId w:val="1007"/>
+          <w:numId w:val="1008"/>
         </w:numPr>
         <w:pStyle w:val="Compact"/>
       </w:pPr>
@@ -6383,7 +6564,7 @@
       <w:pPr>
         <w:numPr>
           <w:ilvl w:val="0"/>
-          <w:numId w:val="1007"/>
+          <w:numId w:val="1008"/>
         </w:numPr>
         <w:pStyle w:val="Compact"/>
       </w:pPr>
@@ -6985,7 +7166,7 @@
       <w:pPr>
         <w:numPr>
           <w:ilvl w:val="0"/>
-          <w:numId w:val="1008"/>
+          <w:numId w:val="1009"/>
         </w:numPr>
         <w:pStyle w:val="Compact"/>
       </w:pPr>
@@ -7007,7 +7188,7 @@
       <w:pPr>
         <w:numPr>
           <w:ilvl w:val="0"/>
-          <w:numId w:val="1008"/>
+          <w:numId w:val="1009"/>
         </w:numPr>
         <w:pStyle w:val="Compact"/>
       </w:pPr>
@@ -7035,7 +7216,7 @@
       <w:pPr>
         <w:numPr>
           <w:ilvl w:val="0"/>
-          <w:numId w:val="1008"/>
+          <w:numId w:val="1009"/>
         </w:numPr>
         <w:pStyle w:val="Compact"/>
       </w:pPr>
@@ -7060,7 +7241,7 @@
       <w:pPr>
         <w:numPr>
           <w:ilvl w:val="0"/>
-          <w:numId w:val="1008"/>
+          <w:numId w:val="1009"/>
         </w:numPr>
         <w:pStyle w:val="Compact"/>
       </w:pPr>
@@ -7072,7 +7253,7 @@
       <w:pPr>
         <w:numPr>
           <w:ilvl w:val="0"/>
-          <w:numId w:val="1008"/>
+          <w:numId w:val="1009"/>
         </w:numPr>
         <w:pStyle w:val="Compact"/>
       </w:pPr>
@@ -7703,7 +7884,7 @@
       <w:pPr>
         <w:numPr>
           <w:ilvl w:val="0"/>
-          <w:numId w:val="1009"/>
+          <w:numId w:val="1010"/>
         </w:numPr>
         <w:pStyle w:val="Compact"/>
       </w:pPr>
@@ -7725,35 +7906,7 @@
       <w:pPr>
         <w:numPr>
           <w:ilvl w:val="0"/>
-          <w:numId w:val="1009"/>
-        </w:numPr>
-        <w:pStyle w:val="Compact"/>
-      </w:pPr>
-      <w:r>
-        <w:rPr>
-          <w:bCs/>
-          <w:b/>
-        </w:rPr>
-        <w:t xml:space="preserve">Menos imposto embutido</w:t>
-      </w:r>
-      <w:r>
-        <w:t xml:space="preserve"> </w:t>
-      </w:r>
-      <w:r>
-        <w:t xml:space="preserve">na cadeia do carro usado do que no Brasil.</w:t>
-      </w:r>
-      <w:r>
-        <w:t xml:space="preserve"> </w:t>
-      </w:r>
-      <w:r>
-        <w:t xml:space="preserve">[PENDENTE: fonte sobre tributação de veículos usados na Bolívia]</w:t>
-      </w:r>
-    </w:p>
-    <w:p>
-      <w:pPr>
-        <w:numPr>
-          <w:ilvl w:val="0"/>
-          <w:numId w:val="1009"/>
+          <w:numId w:val="1010"/>
         </w:numPr>
         <w:pStyle w:val="Compact"/>
       </w:pPr>
@@ -9927,7 +10080,7 @@
       <w:pPr>
         <w:numPr>
           <w:ilvl w:val="0"/>
-          <w:numId w:val="1010"/>
+          <w:numId w:val="1011"/>
         </w:numPr>
         <w:pStyle w:val="Compact"/>
       </w:pPr>
@@ -9949,7 +10102,7 @@
       <w:pPr>
         <w:numPr>
           <w:ilvl w:val="0"/>
-          <w:numId w:val="1010"/>
+          <w:numId w:val="1011"/>
         </w:numPr>
         <w:pStyle w:val="Compact"/>
       </w:pPr>
@@ -9968,7 +10121,7 @@
       <w:pPr>
         <w:numPr>
           <w:ilvl w:val="0"/>
-          <w:numId w:val="1010"/>
+          <w:numId w:val="1011"/>
         </w:numPr>
         <w:pStyle w:val="Compact"/>
       </w:pPr>
@@ -9987,7 +10140,7 @@
       <w:pPr>
         <w:numPr>
           <w:ilvl w:val="0"/>
-          <w:numId w:val="1010"/>
+          <w:numId w:val="1011"/>
         </w:numPr>
         <w:pStyle w:val="Compact"/>
       </w:pPr>
@@ -10006,7 +10159,7 @@
       <w:pPr>
         <w:numPr>
           <w:ilvl w:val="0"/>
-          <w:numId w:val="1010"/>
+          <w:numId w:val="1011"/>
         </w:numPr>
         <w:pStyle w:val="Compact"/>
       </w:pPr>
@@ -10455,36 +10608,6 @@
           </w:p>
         </w:tc>
       </w:tr>
-      <w:tr>
-        <w:tc>
-          <w:tcPr/>
-          <w:p>
-            <w:pPr>
-              <w:pStyle w:val="Compact"/>
-              <w:jc w:val="left"/>
-            </w:pPr>
-            <w:r>
-              <w:rPr>
-                <w:bCs/>
-                <w:b/>
-              </w:rPr>
-              <w:t xml:space="preserve">La Paz</w:t>
-            </w:r>
-          </w:p>
-        </w:tc>
-        <w:tc>
-          <w:tcPr/>
-          <w:p>
-            <w:pPr>
-              <w:pStyle w:val="Compact"/>
-              <w:jc w:val="left"/>
-            </w:pPr>
-            <w:r>
-              <w:t xml:space="preserve">[PENDENTE: fonte]</w:t>
-            </w:r>
-          </w:p>
-        </w:tc>
-      </w:tr>
     </w:tbl>
     <w:p>
       <w:pPr>
@@ -10588,7 +10711,7 @@
       <w:pPr>
         <w:numPr>
           <w:ilvl w:val="0"/>
-          <w:numId w:val="1011"/>
+          <w:numId w:val="1012"/>
         </w:numPr>
         <w:pStyle w:val="Compact"/>
       </w:pPr>
@@ -10610,7 +10733,7 @@
       <w:pPr>
         <w:numPr>
           <w:ilvl w:val="0"/>
-          <w:numId w:val="1011"/>
+          <w:numId w:val="1012"/>
         </w:numPr>
         <w:pStyle w:val="Compact"/>
       </w:pPr>
@@ -10632,7 +10755,7 @@
       <w:pPr>
         <w:numPr>
           <w:ilvl w:val="0"/>
-          <w:numId w:val="1011"/>
+          <w:numId w:val="1012"/>
         </w:numPr>
         <w:pStyle w:val="Compact"/>
       </w:pPr>
@@ -10644,7 +10767,7 @@
       <w:pPr>
         <w:numPr>
           <w:ilvl w:val="0"/>
-          <w:numId w:val="1011"/>
+          <w:numId w:val="1012"/>
         </w:numPr>
         <w:pStyle w:val="Compact"/>
       </w:pPr>
@@ -10656,7 +10779,7 @@
       <w:pPr>
         <w:numPr>
           <w:ilvl w:val="0"/>
-          <w:numId w:val="1011"/>
+          <w:numId w:val="1012"/>
         </w:numPr>
         <w:pStyle w:val="Compact"/>
       </w:pPr>
@@ -10668,7 +10791,7 @@
       <w:pPr>
         <w:numPr>
           <w:ilvl w:val="0"/>
-          <w:numId w:val="1011"/>
+          <w:numId w:val="1012"/>
         </w:numPr>
         <w:pStyle w:val="Compact"/>
       </w:pPr>
@@ -10779,171 +10902,19 @@
               <w:jc w:val="left"/>
             </w:pPr>
             <w:r>
-              <w:t xml:space="preserve">Brasil</w:t>
-            </w:r>
-          </w:p>
-        </w:tc>
-        <w:tc>
-          <w:tcPr/>
-          <w:p>
-            <w:pPr>
-              <w:pStyle w:val="Compact"/>
-              <w:jc w:val="left"/>
-            </w:pPr>
-            <w:r>
               <w:t xml:space="preserve">Bolívia</w:t>
             </w:r>
           </w:p>
         </w:tc>
-      </w:tr>
-      <w:tr>
-        <w:tc>
-          <w:tcPr/>
-          <w:p>
-            <w:pPr>
-              <w:pStyle w:val="Compact"/>
-              <w:jc w:val="left"/>
-            </w:pPr>
-            <w:r>
-              <w:t xml:space="preserve">Consulta clínico geral (particular)</w:t>
-            </w:r>
-          </w:p>
-        </w:tc>
-        <w:tc>
-          <w:tcPr/>
-          <w:p>
-            <w:pPr>
-              <w:pStyle w:val="Compact"/>
-              <w:jc w:val="left"/>
-            </w:pPr>
-            <w:r>
-              <w:t xml:space="preserve">[PENDENTE]</w:t>
-            </w:r>
-          </w:p>
-        </w:tc>
-        <w:tc>
-          <w:tcPr/>
-          <w:p>
-            <w:pPr>
-              <w:pStyle w:val="Compact"/>
-              <w:jc w:val="left"/>
-            </w:pPr>
-            <w:r>
-              <w:t xml:space="preserve">[AUTOR]</w:t>
-            </w:r>
-          </w:p>
-        </w:tc>
-      </w:tr>
-      <w:tr>
-        <w:tc>
-          <w:tcPr/>
-          <w:p>
-            <w:pPr>
-              <w:pStyle w:val="Compact"/>
-              <w:jc w:val="left"/>
-            </w:pPr>
-            <w:r>
-              <w:t xml:space="preserve">Consulta especialista</w:t>
-            </w:r>
-          </w:p>
-        </w:tc>
-        <w:tc>
-          <w:tcPr/>
-          <w:p>
-            <w:pPr>
-              <w:pStyle w:val="Compact"/>
-              <w:jc w:val="left"/>
-            </w:pPr>
-            <w:r>
-              <w:t xml:space="preserve">[PENDENTE]</w:t>
-            </w:r>
-          </w:p>
-        </w:tc>
-        <w:tc>
-          <w:tcPr/>
-          <w:p>
-            <w:pPr>
-              <w:pStyle w:val="Compact"/>
-              <w:jc w:val="left"/>
-            </w:pPr>
-            <w:r>
-              <w:t xml:space="preserve">[AUTOR]</w:t>
-            </w:r>
-          </w:p>
-        </w:tc>
-      </w:tr>
-      <w:tr>
-        <w:tc>
-          <w:tcPr/>
-          <w:p>
-            <w:pPr>
-              <w:pStyle w:val="Compact"/>
-              <w:jc w:val="left"/>
-            </w:pPr>
-            <w:r>
-              <w:t xml:space="preserve">Exame de sangue completo</w:t>
-            </w:r>
-          </w:p>
-        </w:tc>
-        <w:tc>
-          <w:tcPr/>
-          <w:p>
-            <w:pPr>
-              <w:pStyle w:val="Compact"/>
-              <w:jc w:val="left"/>
-            </w:pPr>
-            <w:r>
-              <w:t xml:space="preserve">[PENDENTE]</w:t>
-            </w:r>
-          </w:p>
-        </w:tc>
-        <w:tc>
-          <w:tcPr/>
-          <w:p>
-            <w:pPr>
-              <w:pStyle w:val="Compact"/>
-              <w:jc w:val="left"/>
-            </w:pPr>
-            <w:r>
-              <w:t xml:space="preserve">[AUTOR]</w:t>
-            </w:r>
-          </w:p>
-        </w:tc>
-      </w:tr>
-      <w:tr>
-        <w:tc>
-          <w:tcPr/>
-          <w:p>
-            <w:pPr>
-              <w:pStyle w:val="Compact"/>
-              <w:jc w:val="left"/>
-            </w:pPr>
-            <w:r>
-              <w:t xml:space="preserve">Seguro saúde, 40 anos</w:t>
-            </w:r>
-          </w:p>
-        </w:tc>
-        <w:tc>
-          <w:tcPr/>
-          <w:p>
-            <w:pPr>
-              <w:pStyle w:val="Compact"/>
-              <w:jc w:val="left"/>
-            </w:pPr>
-            <w:r>
-              <w:t xml:space="preserve">[PENDENTE]</w:t>
-            </w:r>
-          </w:p>
-        </w:tc>
-        <w:tc>
-          <w:tcPr/>
-          <w:p>
-            <w:pPr>
-              <w:pStyle w:val="Compact"/>
-              <w:jc w:val="left"/>
-            </w:pPr>
-            <w:r>
-              <w:t xml:space="preserve">[AUTOR]</w:t>
+        <w:tc>
+          <w:tcPr/>
+          <w:p>
+            <w:pPr>
+              <w:pStyle w:val="Compact"/>
+              <w:jc w:val="left"/>
+            </w:pPr>
+            <w:r>
+              <w:t xml:space="preserve">Em R$</w:t>
             </w:r>
           </w:p>
         </w:tc>
@@ -10969,19 +10940,19 @@
               <w:jc w:val="left"/>
             </w:pPr>
             <w:r>
-              <w:t xml:space="preserve">—</w:t>
-            </w:r>
-          </w:p>
-        </w:tc>
-        <w:tc>
-          <w:tcPr/>
-          <w:p>
-            <w:pPr>
-              <w:pStyle w:val="Compact"/>
-              <w:jc w:val="left"/>
-            </w:pPr>
-            <w:r>
               <w:t xml:space="preserve">US$ 8.000</w:t>
+            </w:r>
+          </w:p>
+        </w:tc>
+        <w:tc>
+          <w:tcPr/>
+          <w:p>
+            <w:pPr>
+              <w:pStyle w:val="Compact"/>
+              <w:jc w:val="left"/>
+            </w:pPr>
+            <w:r>
+              <w:t xml:space="preserve">R$ 42.800</w:t>
             </w:r>
           </w:p>
         </w:tc>
@@ -11021,7 +10992,7 @@
         <w:pStyle w:val="BodyText"/>
       </w:pPr>
       <w:r>
-        <w:t xml:space="preserve">International Medical Relief (pacote Clínica Alemana). Demais valores: a levantar.</w:t>
+        <w:t xml:space="preserve">International Medical Relief (pacote Clínica Alemana). US$ 1 = R$ 5,35.</w:t>
       </w:r>
     </w:p>
     <w:bookmarkEnd w:id="106"/>
@@ -11228,46 +11199,12 @@
       <w:pPr>
         <w:numPr>
           <w:ilvl w:val="0"/>
-          <w:numId w:val="1012"/>
+          <w:numId w:val="1013"/>
         </w:numPr>
         <w:pStyle w:val="Compact"/>
       </w:pPr>
       <w:r>
         <w:t xml:space="preserve">Sem vestibular nacional: vaga + capacidade de pagar</w:t>
-      </w:r>
-    </w:p>
-    <w:p>
-      <w:pPr>
-        <w:numPr>
-          <w:ilvl w:val="0"/>
-          <w:numId w:val="1012"/>
-        </w:numPr>
-        <w:pStyle w:val="Compact"/>
-      </w:pPr>
-      <w:r>
-        <w:t xml:space="preserve">Entradas em janeiro e julho</w:t>
-      </w:r>
-    </w:p>
-    <w:p>
-      <w:pPr>
-        <w:numPr>
-          <w:ilvl w:val="0"/>
-          <w:numId w:val="1012"/>
-        </w:numPr>
-        <w:pStyle w:val="Compact"/>
-      </w:pPr>
-      <w:r>
-        <w:t xml:space="preserve">Muitos brasileiros nas turmas</w:t>
-      </w:r>
-    </w:p>
-    <w:bookmarkEnd w:id="108"/>
-    <w:bookmarkStart w:id="109" w:name="atenção"/>
-    <w:p>
-      <w:pPr>
-        <w:pStyle w:val="Heading3"/>
-      </w:pPr>
-      <w:r>
-        <w:t xml:space="preserve">Atenção</w:t>
       </w:r>
     </w:p>
     <w:p>
@@ -11279,7 +11216,7 @@
         <w:pStyle w:val="Compact"/>
       </w:pPr>
       <w:r>
-        <w:t xml:space="preserve">Curso de 6 a 7 anos</w:t>
+        <w:t xml:space="preserve">Entradas em janeiro e julho</w:t>
       </w:r>
     </w:p>
     <w:p>
@@ -11291,6 +11228,40 @@
         <w:pStyle w:val="Compact"/>
       </w:pPr>
       <w:r>
+        <w:t xml:space="preserve">Muitos brasileiros nas turmas</w:t>
+      </w:r>
+    </w:p>
+    <w:bookmarkEnd w:id="108"/>
+    <w:bookmarkStart w:id="109" w:name="atenção"/>
+    <w:p>
+      <w:pPr>
+        <w:pStyle w:val="Heading3"/>
+      </w:pPr>
+      <w:r>
+        <w:t xml:space="preserve">Atenção</w:t>
+      </w:r>
+    </w:p>
+    <w:p>
+      <w:pPr>
+        <w:numPr>
+          <w:ilvl w:val="0"/>
+          <w:numId w:val="1014"/>
+        </w:numPr>
+        <w:pStyle w:val="Compact"/>
+      </w:pPr>
+      <w:r>
+        <w:t xml:space="preserve">Curso de 6 a 7 anos</w:t>
+      </w:r>
+    </w:p>
+    <w:p>
+      <w:pPr>
+        <w:numPr>
+          <w:ilvl w:val="0"/>
+          <w:numId w:val="1014"/>
+        </w:numPr>
+        <w:pStyle w:val="Compact"/>
+      </w:pPr>
+      <w:r>
         <w:t xml:space="preserve">Para exercer no Brasil:</w:t>
       </w:r>
       <w:r>
@@ -11308,7 +11279,7 @@
       <w:pPr>
         <w:numPr>
           <w:ilvl w:val="0"/>
-          <w:numId w:val="1013"/>
+          <w:numId w:val="1014"/>
         </w:numPr>
         <w:pStyle w:val="Compact"/>
       </w:pPr>
@@ -11738,7 +11709,7 @@
       <w:pPr>
         <w:numPr>
           <w:ilvl w:val="0"/>
-          <w:numId w:val="1014"/>
+          <w:numId w:val="1015"/>
         </w:numPr>
         <w:pStyle w:val="Compact"/>
       </w:pPr>
@@ -11750,7 +11721,7 @@
       <w:pPr>
         <w:numPr>
           <w:ilvl w:val="0"/>
-          <w:numId w:val="1014"/>
+          <w:numId w:val="1015"/>
         </w:numPr>
         <w:pStyle w:val="Compact"/>
       </w:pPr>
@@ -11762,7 +11733,7 @@
       <w:pPr>
         <w:numPr>
           <w:ilvl w:val="0"/>
-          <w:numId w:val="1014"/>
+          <w:numId w:val="1015"/>
         </w:numPr>
         <w:pStyle w:val="Compact"/>
       </w:pPr>
@@ -11774,7 +11745,7 @@
       <w:pPr>
         <w:numPr>
           <w:ilvl w:val="0"/>
-          <w:numId w:val="1014"/>
+          <w:numId w:val="1015"/>
         </w:numPr>
         <w:pStyle w:val="Compact"/>
       </w:pPr>
@@ -12050,7 +12021,7 @@
         <w:t xml:space="preserve">Titicaca</w:t>
       </w:r>
       <w:r>
-        <w:t xml:space="preserve">o lago navegável mais alto do mundo</w:t>
+        <w:t xml:space="preserve">o grande lago dos Andes</w:t>
       </w:r>
     </w:p>
     <w:p>
@@ -12085,19 +12056,7 @@
               <w:jc w:val="left"/>
             </w:pPr>
             <w:r>
-              <w:t xml:space="preserve">Lazer do dia a dia</w:t>
-            </w:r>
-          </w:p>
-        </w:tc>
-        <w:tc>
-          <w:tcPr/>
-          <w:p>
-            <w:pPr>
-              <w:pStyle w:val="Compact"/>
-              <w:jc w:val="left"/>
-            </w:pPr>
-            <w:r>
-              <w:t xml:space="preserve">Brasil</w:t>
+              <w:t xml:space="preserve">Lazer do dia a dia (autor)</w:t>
             </w:r>
           </w:p>
         </w:tc>
@@ -12113,117 +12072,91 @@
             </w:r>
           </w:p>
         </w:tc>
-      </w:tr>
-      <w:tr>
-        <w:tc>
-          <w:tcPr/>
-          <w:p>
-            <w:pPr>
-              <w:pStyle w:val="Compact"/>
-              <w:jc w:val="left"/>
-            </w:pPr>
-            <w:r>
-              <w:t xml:space="preserve">Jantar para 2 em restaurante bom, com vinho</w:t>
-            </w:r>
-          </w:p>
-        </w:tc>
-        <w:tc>
-          <w:tcPr/>
-          <w:p>
-            <w:pPr>
-              <w:pStyle w:val="Compact"/>
-              <w:jc w:val="left"/>
-            </w:pPr>
-            <w:r>
-              <w:t xml:space="preserve">[PENDENTE]</w:t>
-            </w:r>
-          </w:p>
-        </w:tc>
-        <w:tc>
-          <w:tcPr/>
-          <w:p>
-            <w:pPr>
-              <w:pStyle w:val="Compact"/>
-              <w:jc w:val="left"/>
-            </w:pPr>
-            <w:r>
-              <w:t xml:space="preserve">Bs 240 (R$ 104)</w:t>
-            </w:r>
-          </w:p>
-        </w:tc>
-      </w:tr>
-      <w:tr>
-        <w:tc>
-          <w:tcPr/>
-          <w:p>
-            <w:pPr>
-              <w:pStyle w:val="Compact"/>
-              <w:jc w:val="left"/>
-            </w:pPr>
-            <w:r>
-              <w:t xml:space="preserve">Academia (mês)</w:t>
-            </w:r>
-          </w:p>
-        </w:tc>
-        <w:tc>
-          <w:tcPr/>
-          <w:p>
-            <w:pPr>
-              <w:pStyle w:val="Compact"/>
-              <w:jc w:val="left"/>
-            </w:pPr>
-            <w:r>
-              <w:t xml:space="preserve">[PENDENTE]</w:t>
-            </w:r>
-          </w:p>
-        </w:tc>
-        <w:tc>
-          <w:tcPr/>
-          <w:p>
-            <w:pPr>
-              <w:pStyle w:val="Compact"/>
-              <w:jc w:val="left"/>
-            </w:pPr>
-            <w:r>
-              <w:t xml:space="preserve">[AUTOR]</w:t>
-            </w:r>
-          </w:p>
-        </w:tc>
-      </w:tr>
-      <w:tr>
-        <w:tc>
-          <w:tcPr/>
-          <w:p>
-            <w:pPr>
-              <w:pStyle w:val="Compact"/>
-              <w:jc w:val="left"/>
-            </w:pPr>
-            <w:r>
-              <w:t xml:space="preserve">Cinema</w:t>
-            </w:r>
-          </w:p>
-        </w:tc>
-        <w:tc>
-          <w:tcPr/>
-          <w:p>
-            <w:pPr>
-              <w:pStyle w:val="Compact"/>
-              <w:jc w:val="left"/>
-            </w:pPr>
-            <w:r>
-              <w:t xml:space="preserve">[PENDENTE]</w:t>
-            </w:r>
-          </w:p>
-        </w:tc>
-        <w:tc>
-          <w:tcPr/>
-          <w:p>
-            <w:pPr>
-              <w:pStyle w:val="Compact"/>
-              <w:jc w:val="left"/>
-            </w:pPr>
-            <w:r>
-              <w:t xml:space="preserve">[AUTOR]</w:t>
+        <w:tc>
+          <w:tcPr/>
+          <w:p>
+            <w:pPr>
+              <w:pStyle w:val="Compact"/>
+              <w:jc w:val="left"/>
+            </w:pPr>
+            <w:r>
+              <w:t xml:space="preserve">Em R$</w:t>
+            </w:r>
+          </w:p>
+        </w:tc>
+      </w:tr>
+      <w:tr>
+        <w:tc>
+          <w:tcPr/>
+          <w:p>
+            <w:pPr>
+              <w:pStyle w:val="Compact"/>
+              <w:jc w:val="left"/>
+            </w:pPr>
+            <w:r>
+              <w:t xml:space="preserve">Jantar para 2 em restaurante premiado, com vinho</w:t>
+            </w:r>
+          </w:p>
+        </w:tc>
+        <w:tc>
+          <w:tcPr/>
+          <w:p>
+            <w:pPr>
+              <w:pStyle w:val="Compact"/>
+              <w:jc w:val="left"/>
+            </w:pPr>
+            <w:r>
+              <w:t xml:space="preserve">Bs 240</w:t>
+            </w:r>
+          </w:p>
+        </w:tc>
+        <w:tc>
+          <w:tcPr/>
+          <w:p>
+            <w:pPr>
+              <w:pStyle w:val="Compact"/>
+              <w:jc w:val="left"/>
+            </w:pPr>
+            <w:r>
+              <w:t xml:space="preserve">R$ 104</w:t>
+            </w:r>
+          </w:p>
+        </w:tc>
+      </w:tr>
+      <w:tr>
+        <w:tc>
+          <w:tcPr/>
+          <w:p>
+            <w:pPr>
+              <w:pStyle w:val="Compact"/>
+              <w:jc w:val="left"/>
+            </w:pPr>
+            <w:r>
+              <w:t xml:space="preserve">Almoço completo</w:t>
+            </w:r>
+          </w:p>
+        </w:tc>
+        <w:tc>
+          <w:tcPr/>
+          <w:p>
+            <w:pPr>
+              <w:pStyle w:val="Compact"/>
+              <w:jc w:val="left"/>
+            </w:pPr>
+            <w:r>
+              <w:t xml:space="preserve">Bs 27</w:t>
+            </w:r>
+          </w:p>
+        </w:tc>
+        <w:tc>
+          <w:tcPr/>
+          <w:p>
+            <w:pPr>
+              <w:pStyle w:val="Compact"/>
+              <w:jc w:val="left"/>
+            </w:pPr>
+            <w:r>
+              <w:t xml:space="preserve">R$ 11,74</w:t>
             </w:r>
           </w:p>
         </w:tc>
@@ -12242,13 +12175,13 @@
         <w:pStyle w:val="BodyText"/>
       </w:pPr>
       <w:r>
-        <w:t xml:space="preserve">Destinos: guias de viagem.</w:t>
-      </w:r>
-      <w:r>
-        <w:t xml:space="preserve"> </w:t>
-      </w:r>
-      <w:r>
-        <w:t xml:space="preserve">[PEDIR AO AUTOR: preços reais de restaurante, academia e cinema]</w:t>
+        <w:t xml:space="preserve">Autor, out/2026. R$ 1 = Bs 2,30.</w:t>
+      </w:r>
+      <w:r>
+        <w:t xml:space="preserve"> </w:t>
+      </w:r>
+      <w:r>
+        <w:t xml:space="preserve">[PEDIR AO AUTOR: preço de academia e cinema]</w:t>
       </w:r>
     </w:p>
     <w:bookmarkEnd w:id="114"/>
@@ -12283,64 +12216,6 @@
       </w:pPr>
       <w:r>
         <w:t xml:space="preserve">Hoje, no Brasil</w:t>
-      </w:r>
-    </w:p>
-    <w:p>
-      <w:pPr>
-        <w:numPr>
-          <w:ilvl w:val="0"/>
-          <w:numId w:val="1015"/>
-        </w:numPr>
-        <w:pStyle w:val="Compact"/>
-      </w:pPr>
-      <w:r>
-        <w:t xml:space="preserve">Aluguel come metade do salário</w:t>
-      </w:r>
-    </w:p>
-    <w:p>
-      <w:pPr>
-        <w:numPr>
-          <w:ilvl w:val="0"/>
-          <w:numId w:val="1015"/>
-        </w:numPr>
-        <w:pStyle w:val="Compact"/>
-      </w:pPr>
-      <w:r>
-        <w:t xml:space="preserve">Carro velho e financiado</w:t>
-      </w:r>
-    </w:p>
-    <w:p>
-      <w:pPr>
-        <w:numPr>
-          <w:ilvl w:val="0"/>
-          <w:numId w:val="1015"/>
-        </w:numPr>
-        <w:pStyle w:val="Compact"/>
-      </w:pPr>
-      <w:r>
-        <w:t xml:space="preserve">Viagem só a cada 2 anos</w:t>
-      </w:r>
-    </w:p>
-    <w:p>
-      <w:pPr>
-        <w:numPr>
-          <w:ilvl w:val="0"/>
-          <w:numId w:val="1015"/>
-        </w:numPr>
-        <w:pStyle w:val="Compact"/>
-      </w:pPr>
-      <w:r>
-        <w:t xml:space="preserve">Medo de assalto no sinal</w:t>
-      </w:r>
-    </w:p>
-    <w:bookmarkEnd w:id="115"/>
-    <w:bookmarkStart w:id="116" w:name="na-bolívia"/>
-    <w:p>
-      <w:pPr>
-        <w:pStyle w:val="Heading3"/>
-      </w:pPr>
-      <w:r>
-        <w:t xml:space="preserve">Na Bolívia</w:t>
       </w:r>
     </w:p>
     <w:p>
@@ -12352,7 +12227,7 @@
         <w:pStyle w:val="Compact"/>
       </w:pPr>
       <w:r>
-        <w:t xml:space="preserve">Aluguel cabe com folga</w:t>
+        <w:t xml:space="preserve">Aluguel come metade do salário</w:t>
       </w:r>
     </w:p>
     <w:p>
@@ -12364,7 +12239,7 @@
         <w:pStyle w:val="Compact"/>
       </w:pPr>
       <w:r>
-        <w:t xml:space="preserve">Carro melhor, pago à vista</w:t>
+        <w:t xml:space="preserve">Carro velho e financiado</w:t>
       </w:r>
     </w:p>
     <w:p>
@@ -12376,25 +12251,53 @@
         <w:pStyle w:val="Compact"/>
       </w:pPr>
       <w:r>
-        <w:t xml:space="preserve">Viagem todo feriado</w:t>
+        <w:t xml:space="preserve">Viagem só a cada 2 anos</w:t>
+      </w:r>
+    </w:p>
+    <w:bookmarkEnd w:id="115"/>
+    <w:bookmarkStart w:id="116" w:name="na-bolívia"/>
+    <w:p>
+      <w:pPr>
+        <w:pStyle w:val="Heading3"/>
+      </w:pPr>
+      <w:r>
+        <w:t xml:space="preserve">Na Bolívia</w:t>
       </w:r>
     </w:p>
     <w:p>
       <w:pPr>
         <w:numPr>
           <w:ilvl w:val="0"/>
-          <w:numId w:val="1016"/>
+          <w:numId w:val="1017"/>
         </w:numPr>
         <w:pStyle w:val="Compact"/>
       </w:pPr>
       <w:r>
-        <w:t xml:space="preserve">Vida mais tranquila</w:t>
-      </w:r>
-      <w:r>
-        <w:t xml:space="preserve"> </w:t>
-      </w:r>
-      <w:r>
-        <w:t xml:space="preserve">[PENDENTE: dado de segurança com fonte]</w:t>
+        <w:t xml:space="preserve">Aluguel cabe com folga</w:t>
+      </w:r>
+    </w:p>
+    <w:p>
+      <w:pPr>
+        <w:numPr>
+          <w:ilvl w:val="0"/>
+          <w:numId w:val="1017"/>
+        </w:numPr>
+        <w:pStyle w:val="Compact"/>
+      </w:pPr>
+      <w:r>
+        <w:t xml:space="preserve">Carro melhor, pago à vista</w:t>
+      </w:r>
+    </w:p>
+    <w:p>
+      <w:pPr>
+        <w:numPr>
+          <w:ilvl w:val="0"/>
+          <w:numId w:val="1017"/>
+        </w:numPr>
+        <w:pStyle w:val="Compact"/>
+      </w:pPr>
+      <w:r>
+        <w:t xml:space="preserve">Viagem todo feriado</w:t>
       </w:r>
     </w:p>
     <w:bookmarkEnd w:id="116"/>
@@ -13135,7 +13038,7 @@
       <w:pPr>
         <w:numPr>
           <w:ilvl w:val="0"/>
-          <w:numId w:val="1017"/>
+          <w:numId w:val="1018"/>
         </w:numPr>
         <w:pStyle w:val="Compact"/>
       </w:pPr>
@@ -13147,7 +13050,7 @@
       <w:pPr>
         <w:numPr>
           <w:ilvl w:val="0"/>
-          <w:numId w:val="1017"/>
+          <w:numId w:val="1018"/>
         </w:numPr>
         <w:pStyle w:val="Compact"/>
       </w:pPr>
@@ -13159,7 +13062,7 @@
       <w:pPr>
         <w:numPr>
           <w:ilvl w:val="0"/>
-          <w:numId w:val="1017"/>
+          <w:numId w:val="1018"/>
         </w:numPr>
         <w:pStyle w:val="Compact"/>
       </w:pPr>
@@ -13171,7 +13074,7 @@
       <w:pPr>
         <w:numPr>
           <w:ilvl w:val="0"/>
-          <w:numId w:val="1017"/>
+          <w:numId w:val="1018"/>
         </w:numPr>
         <w:pStyle w:val="Compact"/>
       </w:pPr>
@@ -13183,7 +13086,7 @@
       <w:pPr>
         <w:numPr>
           <w:ilvl w:val="0"/>
-          <w:numId w:val="1017"/>
+          <w:numId w:val="1018"/>
         </w:numPr>
         <w:pStyle w:val="Compact"/>
       </w:pPr>
@@ -13195,7 +13098,7 @@
       <w:pPr>
         <w:numPr>
           <w:ilvl w:val="0"/>
-          <w:numId w:val="1017"/>
+          <w:numId w:val="1018"/>
         </w:numPr>
         <w:pStyle w:val="Compact"/>
       </w:pPr>
@@ -13235,6 +13138,5676 @@
       </w:r>
     </w:p>
     <w:bookmarkEnd w:id="120"/>
+    <w:p>
+      <w:r>
+        <w:pict>
+          <v:rect style="width:0;height:1.5pt" o:hralign="center" o:hrstd="t" o:hr="t"/>
+        </w:pict>
+      </w:r>
+    </w:p>
+    <w:p>
+      <w:pPr>
+        <w:pStyle w:val="FirstParagraph"/>
+      </w:pPr>
+      <w:r>
+        <w:t xml:space="preserve">03</w:t>
+      </w:r>
+    </w:p>
+    <w:p>
+      <w:pPr>
+        <w:pStyle w:val="BodyText"/>
+      </w:pPr>
+      <w:r>
+        <w:t xml:space="preserve">Cripto do zero</w:t>
+      </w:r>
+    </w:p>
+    <w:p>
+      <w:pPr>
+        <w:pStyle w:val="BodyText"/>
+      </w:pPr>
+      <w:r>
+        <w:t xml:space="preserve">Nunca comprou cripto? Ótimo. Aqui você aprende o “dólar digital” do zero, sem nenhum termo difícil.</w:t>
+      </w:r>
+    </w:p>
+    <w:p>
+      <w:r>
+        <w:pict>
+          <v:rect style="width:0;height:1.5pt" o:hralign="center" o:hrstd="t" o:hr="t"/>
+        </w:pict>
+      </w:r>
+    </w:p>
+    <w:p>
+      <w:pPr>
+        <w:pStyle w:val="FirstParagraph"/>
+      </w:pPr>
+      <w:r>
+        <w:t xml:space="preserve">Dinheiro digital em 5 minutos</w:t>
+      </w:r>
+    </w:p>
+    <w:bookmarkStart w:id="121" w:name="X99f5424ff56157a7bc6fa5df36cb24066dc58e8"/>
+    <w:p>
+      <w:pPr>
+        <w:pStyle w:val="Heading1"/>
+      </w:pPr>
+      <w:r>
+        <w:t xml:space="preserve">Blockchain é um caderno que ninguém consegue apagar</w:t>
+      </w:r>
+    </w:p>
+    <w:p>
+      <w:pPr>
+        <w:pStyle w:val="FirstParagraph"/>
+      </w:pPr>
+      <w:r>
+        <w:t xml:space="preserve">Esqueça os termos difíceis. Pense num</w:t>
+      </w:r>
+      <w:r>
+        <w:t xml:space="preserve"> </w:t>
+      </w:r>
+      <w:r>
+        <w:rPr>
+          <w:bCs/>
+          <w:b/>
+        </w:rPr>
+        <w:t xml:space="preserve">livro-caixa público</w:t>
+      </w:r>
+      <w:r>
+        <w:t xml:space="preserve">: cada linha diz “fulano mandou X para beltrano”.</w:t>
+      </w:r>
+    </w:p>
+    <w:tbl>
+      <w:tblPr>
+        <w:tblStyle w:val="FigureTable"/>
+        <w:tblW w:type="auto" w:w="0"/>
+        <w:tblLook w:firstRow="0" w:lastRow="0" w:firstColumn="0" w:lastColumn="0"/>
+        <w:jc w:val="center"/>
+      </w:tblPr>
+      <w:tblGrid/>
+      <w:tr/>
+    </w:tbl>
+    <w:p>
+      <w:pPr>
+        <w:numPr>
+          <w:ilvl w:val="0"/>
+          <w:numId w:val="1019"/>
+        </w:numPr>
+        <w:pStyle w:val="Compact"/>
+      </w:pPr>
+      <w:r>
+        <w:rPr>
+          <w:bCs/>
+          <w:b/>
+        </w:rPr>
+        <w:t xml:space="preserve">Público:</w:t>
+      </w:r>
+      <w:r>
+        <w:t xml:space="preserve"> </w:t>
+      </w:r>
+      <w:r>
+        <w:t xml:space="preserve">qualquer um pode conferir as linhas</w:t>
+      </w:r>
+    </w:p>
+    <w:p>
+      <w:pPr>
+        <w:numPr>
+          <w:ilvl w:val="0"/>
+          <w:numId w:val="1019"/>
+        </w:numPr>
+        <w:pStyle w:val="Compact"/>
+      </w:pPr>
+      <w:r>
+        <w:rPr>
+          <w:bCs/>
+          <w:b/>
+        </w:rPr>
+        <w:t xml:space="preserve">Copiado em milhares de computadores:</w:t>
+      </w:r>
+      <w:r>
+        <w:t xml:space="preserve"> </w:t>
+      </w:r>
+      <w:r>
+        <w:t xml:space="preserve">não tem um dono só</w:t>
+      </w:r>
+    </w:p>
+    <w:p>
+      <w:pPr>
+        <w:numPr>
+          <w:ilvl w:val="0"/>
+          <w:numId w:val="1019"/>
+        </w:numPr>
+        <w:pStyle w:val="Compact"/>
+      </w:pPr>
+      <w:r>
+        <w:rPr>
+          <w:bCs/>
+          <w:b/>
+        </w:rPr>
+        <w:t xml:space="preserve">Sem borracha:</w:t>
+      </w:r>
+      <w:r>
+        <w:t xml:space="preserve"> </w:t>
+      </w:r>
+      <w:r>
+        <w:t xml:space="preserve">o que foi escrito não se apaga</w:t>
+      </w:r>
+    </w:p>
+    <w:bookmarkEnd w:id="121"/>
+    <w:p>
+      <w:r>
+        <w:pict>
+          <v:rect style="width:0;height:1.5pt" o:hralign="center" o:hrstd="t" o:hr="t"/>
+        </w:pict>
+      </w:r>
+    </w:p>
+    <w:bookmarkStart w:id="124" w:name="o-que-isso-muda-para-você"/>
+    <w:p>
+      <w:pPr>
+        <w:pStyle w:val="Heading2"/>
+      </w:pPr>
+      <w:r>
+        <w:t xml:space="preserve">O que isso muda para você</w:t>
+      </w:r>
+    </w:p>
+    <w:bookmarkStart w:id="122" w:name="transferência-para-fora-pelo-banco"/>
+    <w:p>
+      <w:pPr>
+        <w:pStyle w:val="Heading3"/>
+      </w:pPr>
+      <w:r>
+        <w:t xml:space="preserve">Transferência para fora pelo banco</w:t>
+      </w:r>
+    </w:p>
+    <w:p>
+      <w:pPr>
+        <w:numPr>
+          <w:ilvl w:val="0"/>
+          <w:numId w:val="1020"/>
+        </w:numPr>
+        <w:pStyle w:val="Compact"/>
+      </w:pPr>
+      <w:r>
+        <w:t xml:space="preserve">Câmbio do banco + spread</w:t>
+      </w:r>
+    </w:p>
+    <w:p>
+      <w:pPr>
+        <w:numPr>
+          <w:ilvl w:val="0"/>
+          <w:numId w:val="1020"/>
+        </w:numPr>
+        <w:pStyle w:val="Compact"/>
+      </w:pPr>
+      <w:r>
+        <w:t xml:space="preserve">IOF de 3,5% na remessa</w:t>
+      </w:r>
+    </w:p>
+    <w:bookmarkEnd w:id="122"/>
+    <w:bookmarkStart w:id="123" w:name="usdt-na-blockchain"/>
+    <w:p>
+      <w:pPr>
+        <w:pStyle w:val="Heading3"/>
+      </w:pPr>
+      <w:r>
+        <w:t xml:space="preserve">USDT na blockchain</w:t>
+      </w:r>
+    </w:p>
+    <w:p>
+      <w:pPr>
+        <w:numPr>
+          <w:ilvl w:val="0"/>
+          <w:numId w:val="1021"/>
+        </w:numPr>
+        <w:pStyle w:val="Compact"/>
+      </w:pPr>
+      <w:r>
+        <w:t xml:space="preserve">24 horas, 7 dias</w:t>
+      </w:r>
+    </w:p>
+    <w:p>
+      <w:pPr>
+        <w:numPr>
+          <w:ilvl w:val="0"/>
+          <w:numId w:val="1021"/>
+        </w:numPr>
+        <w:pStyle w:val="Compact"/>
+      </w:pPr>
+      <w:r>
+        <w:t xml:space="preserve">Taxa de rede, em geral de centavos a poucos dólares</w:t>
+      </w:r>
+    </w:p>
+    <w:p>
+      <w:pPr>
+        <w:numPr>
+          <w:ilvl w:val="0"/>
+          <w:numId w:val="1021"/>
+        </w:numPr>
+        <w:pStyle w:val="Compact"/>
+      </w:pPr>
+      <w:r>
+        <w:t xml:space="preserve">Chega em minutos</w:t>
+      </w:r>
+    </w:p>
+    <w:p>
+      <w:pPr>
+        <w:numPr>
+          <w:ilvl w:val="0"/>
+          <w:numId w:val="1021"/>
+        </w:numPr>
+        <w:pStyle w:val="Compact"/>
+      </w:pPr>
+      <w:r>
+        <w:t xml:space="preserve">Você confere tudo no explorador</w:t>
+      </w:r>
+    </w:p>
+    <w:bookmarkEnd w:id="123"/>
+    <w:p>
+      <w:pPr>
+        <w:pStyle w:val="FirstParagraph"/>
+      </w:pPr>
+      <w:r>
+        <w:rPr>
+          <w:bCs/>
+          <w:b/>
+        </w:rPr>
+        <w:t xml:space="preserve">Importante:</w:t>
+      </w:r>
+      <w:r>
+        <w:t xml:space="preserve"> </w:t>
+      </w:r>
+      <w:r>
+        <w:t xml:space="preserve">“sem borracha” vale para o erro também. Mandou para o endereço errado?</w:t>
+      </w:r>
+      <w:r>
+        <w:t xml:space="preserve"> </w:t>
+      </w:r>
+      <w:r>
+        <w:rPr>
+          <w:bCs/>
+          <w:b/>
+        </w:rPr>
+        <w:t xml:space="preserve">Não tem estorno.</w:t>
+      </w:r>
+      <w:r>
+        <w:t xml:space="preserve"> </w:t>
+      </w:r>
+      <w:r>
+        <w:t xml:space="preserve">Por isso a Parte 3 ensina a conferir tudo.</w:t>
+      </w:r>
+    </w:p>
+    <w:p>
+      <w:pPr>
+        <w:pStyle w:val="BodyText"/>
+      </w:pPr>
+      <w:r>
+        <w:t xml:space="preserve">Seu dinheiro. Suas regras. 24 horas por dia.</w:t>
+      </w:r>
+    </w:p>
+    <w:p>
+      <w:pPr>
+        <w:pStyle w:val="BodyText"/>
+      </w:pPr>
+      <w:r>
+        <w:t xml:space="preserve">Decretos 12.466 e 12.499/2025 (IOF 3,5%); eco.com, guias de 2026 (taxas de rede e tempo de envio; envio errado em geral não tem volta).</w:t>
+      </w:r>
+    </w:p>
+    <w:bookmarkEnd w:id="124"/>
+    <w:p>
+      <w:r>
+        <w:pict>
+          <v:rect style="width:0;height:1.5pt" o:hralign="center" o:hrstd="t" o:hr="t"/>
+        </w:pict>
+      </w:r>
+    </w:p>
+    <w:p>
+      <w:pPr>
+        <w:pStyle w:val="FirstParagraph"/>
+      </w:pPr>
+      <w:r>
+        <w:t xml:space="preserve">O Brasil já usa</w:t>
+      </w:r>
+    </w:p>
+    <w:bookmarkStart w:id="125" w:name="X12622f619fa0618c30ac30b200eddb32f6bf5ec"/>
+    <w:p>
+      <w:pPr>
+        <w:pStyle w:val="Heading2"/>
+      </w:pPr>
+      <w:r>
+        <w:t xml:space="preserve">9 em cada 10 operações cripto no Brasil são com stablecoin</w:t>
+      </w:r>
+    </w:p>
+    <w:p>
+      <w:pPr>
+        <w:pStyle w:val="FirstParagraph"/>
+      </w:pPr>
+      <w:r>
+        <w:t xml:space="preserve">90%</w:t>
+      </w:r>
+      <w:r>
+        <w:t xml:space="preserve">dos fluxos cripto no Brasil envolvem stablecoins</w:t>
+      </w:r>
+    </w:p>
+    <w:p>
+      <w:pPr>
+        <w:pStyle w:val="BodyText"/>
+      </w:pPr>
+      <w:r>
+        <w:t xml:space="preserve">US$ 319 bi</w:t>
+      </w:r>
+      <w:r>
+        <w:t xml:space="preserve">movimentados em cripto no Brasil em 12 meses</w:t>
+      </w:r>
+    </w:p>
+    <w:p>
+      <w:pPr>
+        <w:pStyle w:val="BodyText"/>
+      </w:pPr>
+      <w:r>
+        <w:t xml:space="preserve">R$ 1,13 tri</w:t>
+      </w:r>
+      <w:r>
+        <w:t xml:space="preserve">declarados à Receita em stablecoins</w:t>
+      </w:r>
+    </w:p>
+    <w:p>
+      <w:pPr>
+        <w:pStyle w:val="BodyText"/>
+      </w:pPr>
+      <w:r>
+        <w:t xml:space="preserve">Você não vai fazer nada exótico. Vai fazer o que já é</w:t>
+      </w:r>
+      <w:r>
+        <w:t xml:space="preserve"> </w:t>
+      </w:r>
+      <w:r>
+        <w:rPr>
+          <w:bCs/>
+          <w:b/>
+        </w:rPr>
+        <w:t xml:space="preserve">a maior parte do volume cripto do Brasil</w:t>
+      </w:r>
+      <w:r>
+        <w:t xml:space="preserve">: guardar e mandar dinheiro em dólar digital.</w:t>
+      </w:r>
+    </w:p>
+    <w:p>
+      <w:pPr>
+        <w:pStyle w:val="BodyText"/>
+      </w:pPr>
+      <w:r>
+        <w:rPr>
+          <w:bCs/>
+          <w:b/>
+        </w:rPr>
+        <w:t xml:space="preserve">E é regulado.</w:t>
+      </w:r>
+      <w:r>
+        <w:t xml:space="preserve"> </w:t>
+      </w:r>
+      <w:r>
+        <w:t xml:space="preserve">Desde 02/02/2026, as Resoluções 519, 520 e 521 do Banco Central tratam operação internacional com stablecoin como câmbio. Você vai operar</w:t>
+      </w:r>
+      <w:r>
+        <w:t xml:space="preserve"> </w:t>
+      </w:r>
+      <w:r>
+        <w:rPr>
+          <w:bCs/>
+          <w:b/>
+        </w:rPr>
+        <w:t xml:space="preserve">dentro dessa regra</w:t>
+      </w:r>
+      <w:r>
+        <w:t xml:space="preserve">, no seu nome (Parte 4).</w:t>
+      </w:r>
+    </w:p>
+    <w:p>
+      <w:pPr>
+        <w:pStyle w:val="BodyText"/>
+      </w:pPr>
+      <w:r>
+        <w:t xml:space="preserve">Instale nada ainda. Só leia até o fim da Parte 3. A pressa aqui é inimiga.</w:t>
+      </w:r>
+    </w:p>
+    <w:p>
+      <w:pPr>
+        <w:pStyle w:val="BodyText"/>
+      </w:pPr>
+      <w:r>
+        <w:t xml:space="preserve">Chainalysis via Investalk/BB (jul/2024–jun/2025: US$ 319 bi; 90% em stablecoins); diretor do BC Renato Dias Gomes, mai/2025 (~90%); Receita Federal via COAD (R$ 1,13 tri declarados em stablecoins, ago/2019–dez/2025, ~80% do volume declarado); InfoMoney e Fizen (Res. BCB 519–521).</w:t>
+      </w:r>
+    </w:p>
+    <w:bookmarkEnd w:id="125"/>
+    <w:p>
+      <w:r>
+        <w:pict>
+          <v:rect style="width:0;height:1.5pt" o:hralign="center" o:hrstd="t" o:hr="t"/>
+        </w:pict>
+      </w:r>
+    </w:p>
+    <w:p>
+      <w:pPr>
+        <w:pStyle w:val="FirstParagraph"/>
+      </w:pPr>
+      <w:r>
+        <w:t xml:space="preserve">Stablecoin</w:t>
+      </w:r>
+    </w:p>
+    <w:bookmarkStart w:id="126" w:name="X6853b5ff30235f0aa08c424612cc44d69701520"/>
+    <w:p>
+      <w:pPr>
+        <w:pStyle w:val="Heading1"/>
+      </w:pPr>
+      <w:r>
+        <w:t xml:space="preserve">1 USDT vale cerca de 1 dólar. Sempre foi esse o plano.</w:t>
+      </w:r>
+    </w:p>
+    <w:p>
+      <w:pPr>
+        <w:pStyle w:val="FirstParagraph"/>
+      </w:pPr>
+      <w:r>
+        <w:rPr>
+          <w:bCs/>
+          <w:b/>
+        </w:rPr>
+        <w:t xml:space="preserve">Stablecoin</w:t>
+      </w:r>
+      <w:r>
+        <w:t xml:space="preserve"> </w:t>
+      </w:r>
+      <w:r>
+        <w:t xml:space="preserve">é uma moeda digital feita para</w:t>
+      </w:r>
+      <w:r>
+        <w:t xml:space="preserve"> </w:t>
+      </w:r>
+      <w:r>
+        <w:rPr>
+          <w:bCs/>
+          <w:b/>
+        </w:rPr>
+        <w:t xml:space="preserve">não oscilar</w:t>
+      </w:r>
+      <w:r>
+        <w:t xml:space="preserve">. Ela acompanha uma moeda do mundo real, quase sempre o dólar.</w:t>
+      </w:r>
+    </w:p>
+    <w:tbl>
+      <w:tblPr>
+        <w:tblStyle w:val="FigureTable"/>
+        <w:tblW w:type="auto" w:w="0"/>
+        <w:tblLook w:firstRow="0" w:lastRow="0" w:firstColumn="0" w:lastColumn="0"/>
+        <w:jc w:val="center"/>
+      </w:tblPr>
+      <w:tblGrid/>
+      <w:tr/>
+    </w:tbl>
+    <w:tbl>
+      <w:tblPr>
+        <w:tblStyle w:val="Table"/>
+        <w:tblW w:type="auto" w:w="0"/>
+        <w:tblLook w:firstRow="0" w:lastRow="0" w:firstColumn="0" w:lastColumn="0" w:noHBand="0" w:noVBand="0" w:val="0000"/>
+        <w:jc w:val="start"/>
+      </w:tblPr>
+      <w:tblGrid>
+        <w:gridCol w:w="2640"/>
+        <w:gridCol w:w="2640"/>
+        <w:gridCol w:w="2640"/>
+      </w:tblGrid>
+      <w:tr>
+        <w:tc>
+          <w:tcPr/>
+          <w:p>
+            <w:pPr>
+              <w:pStyle w:val="Compact"/>
+              <w:jc w:val="left"/>
+            </w:pPr>
+            <w:r>
+              <w:t xml:space="preserve">Moeda</w:t>
+            </w:r>
+          </w:p>
+        </w:tc>
+        <w:tc>
+          <w:tcPr/>
+          <w:p>
+            <w:pPr>
+              <w:pStyle w:val="Compact"/>
+              <w:jc w:val="left"/>
+            </w:pPr>
+            <w:r>
+              <w:t xml:space="preserve">Valor</w:t>
+            </w:r>
+          </w:p>
+        </w:tc>
+        <w:tc>
+          <w:tcPr/>
+          <w:p>
+            <w:pPr>
+              <w:pStyle w:val="Compact"/>
+              <w:jc w:val="left"/>
+            </w:pPr>
+            <w:r>
+              <w:t xml:space="preserve">Para quê serve no curso</w:t>
+            </w:r>
+          </w:p>
+        </w:tc>
+      </w:tr>
+      <w:tr>
+        <w:tc>
+          <w:tcPr/>
+          <w:p>
+            <w:pPr>
+              <w:pStyle w:val="Compact"/>
+              <w:jc w:val="left"/>
+            </w:pPr>
+            <w:r>
+              <w:t xml:space="preserve">Real (R$)</w:t>
+            </w:r>
+          </w:p>
+        </w:tc>
+        <w:tc>
+          <w:tcPr/>
+          <w:p>
+            <w:pPr>
+              <w:pStyle w:val="Compact"/>
+              <w:jc w:val="left"/>
+            </w:pPr>
+            <w:r>
+              <w:t xml:space="preserve">Oscila com o Brasil</w:t>
+            </w:r>
+          </w:p>
+        </w:tc>
+        <w:tc>
+          <w:tcPr/>
+          <w:p>
+            <w:pPr>
+              <w:pStyle w:val="Compact"/>
+              <w:jc w:val="left"/>
+            </w:pPr>
+            <w:r>
+              <w:t xml:space="preserve">O que você tem hoje</w:t>
+            </w:r>
+          </w:p>
+        </w:tc>
+      </w:tr>
+      <w:tr>
+        <w:tc>
+          <w:tcPr/>
+          <w:p>
+            <w:pPr>
+              <w:pStyle w:val="Compact"/>
+              <w:jc w:val="left"/>
+            </w:pPr>
+            <w:r>
+              <w:t xml:space="preserve">USDT</w:t>
+            </w:r>
+          </w:p>
+        </w:tc>
+        <w:tc>
+          <w:tcPr/>
+          <w:p>
+            <w:pPr>
+              <w:pStyle w:val="Compact"/>
+              <w:jc w:val="left"/>
+            </w:pPr>
+            <w:r>
+              <w:t xml:space="preserve">≈ US$ 1</w:t>
+            </w:r>
+          </w:p>
+        </w:tc>
+        <w:tc>
+          <w:tcPr/>
+          <w:p>
+            <w:pPr>
+              <w:pStyle w:val="Compact"/>
+              <w:jc w:val="left"/>
+            </w:pPr>
+            <w:r>
+              <w:t xml:space="preserve">A ponte: leva o valor até a Bolívia</w:t>
+            </w:r>
+          </w:p>
+        </w:tc>
+      </w:tr>
+      <w:tr>
+        <w:tc>
+          <w:tcPr/>
+          <w:p>
+            <w:pPr>
+              <w:pStyle w:val="Compact"/>
+              <w:jc w:val="left"/>
+            </w:pPr>
+            <w:r>
+              <w:t xml:space="preserve">Boliviano (Bs)</w:t>
+            </w:r>
+          </w:p>
+        </w:tc>
+        <w:tc>
+          <w:tcPr/>
+          <w:p>
+            <w:pPr>
+              <w:pStyle w:val="Compact"/>
+              <w:jc w:val="left"/>
+            </w:pPr>
+            <w:r>
+              <w:t xml:space="preserve">Flutua desde jun/2026</w:t>
+            </w:r>
+          </w:p>
+        </w:tc>
+        <w:tc>
+          <w:tcPr/>
+          <w:p>
+            <w:pPr>
+              <w:pStyle w:val="Compact"/>
+              <w:jc w:val="left"/>
+            </w:pPr>
+            <w:r>
+              <w:t xml:space="preserve">O que você gasta lá</w:t>
+            </w:r>
+          </w:p>
+        </w:tc>
+      </w:tr>
+    </w:tbl>
+    <w:p>
+      <w:pPr>
+        <w:pStyle w:val="BodyText"/>
+      </w:pPr>
+      <w:r>
+        <w:t xml:space="preserve">usdthoy.com (flutuação do boliviano desde 29/06/2026).</w:t>
+      </w:r>
+    </w:p>
+    <w:bookmarkEnd w:id="126"/>
+    <w:p>
+      <w:r>
+        <w:pict>
+          <v:rect style="width:0;height:1.5pt" o:hralign="center" o:hrstd="t" o:hr="t"/>
+        </w:pict>
+      </w:r>
+    </w:p>
+    <w:bookmarkStart w:id="127" w:name="quem-emite-o-usdt-e-o-que-tem-por-trás"/>
+    <w:p>
+      <w:pPr>
+        <w:pStyle w:val="Heading2"/>
+      </w:pPr>
+      <w:r>
+        <w:t xml:space="preserve">Quem emite o USDT e o que tem por trás</w:t>
+      </w:r>
+    </w:p>
+    <w:p>
+      <w:pPr>
+        <w:pStyle w:val="FirstParagraph"/>
+      </w:pPr>
+      <w:r>
+        <w:t xml:space="preserve">O USDT é emitido pela</w:t>
+      </w:r>
+      <w:r>
+        <w:t xml:space="preserve"> </w:t>
+      </w:r>
+      <w:r>
+        <w:rPr>
+          <w:bCs/>
+          <w:b/>
+        </w:rPr>
+        <w:t xml:space="preserve">Tether</w:t>
+      </w:r>
+      <w:r>
+        <w:t xml:space="preserve">. Para cada USDT em circulação, a empresa diz manter reservas, principalmente em títulos do Tesouro americano.</w:t>
+      </w:r>
+    </w:p>
+    <w:p>
+      <w:pPr>
+        <w:pStyle w:val="BodyText"/>
+      </w:pPr>
+      <w:r>
+        <w:t xml:space="preserve">US$ 184 bi</w:t>
+      </w:r>
+      <w:r>
+        <w:t xml:space="preserve">em USDT circulando (out/2026)</w:t>
+      </w:r>
+    </w:p>
+    <w:p>
+      <w:pPr>
+        <w:pStyle w:val="BodyText"/>
+      </w:pPr>
+      <w:r>
+        <w:t xml:space="preserve">~60%</w:t>
+      </w:r>
+      <w:r>
+        <w:t xml:space="preserve">de todo o mercado de stablecoins</w:t>
+      </w:r>
+    </w:p>
+    <w:p>
+      <w:pPr>
+        <w:pStyle w:val="BodyText"/>
+      </w:pPr>
+      <w:r>
+        <w:t xml:space="preserve">US$ 4,1 bi</w:t>
+      </w:r>
+      <w:r>
+        <w:t xml:space="preserve">de reserva excedente no 2º tri/2026</w:t>
+      </w:r>
+    </w:p>
+    <w:p>
+      <w:pPr>
+        <w:pStyle w:val="BodyText"/>
+      </w:pPr>
+      <w:r>
+        <w:rPr>
+          <w:bCs/>
+          <w:b/>
+        </w:rPr>
+        <w:t xml:space="preserve">Atestação não é auditoria.</w:t>
+      </w:r>
+      <w:r>
+        <w:t xml:space="preserve"> </w:t>
+      </w:r>
+      <w:r>
+        <w:t xml:space="preserve">A Tether publica relatórios trimestrais assinados pela BDO, que conferem as reservas numa data. Uma auditoria completa, de um período inteiro, ainda estava em andamento em ago/2026. A reserva excedente caiu pela metade no 2º trimestre (de US$ 8,23 bi para US$ 4,11 bi).</w:t>
+      </w:r>
+    </w:p>
+    <w:p>
+      <w:pPr>
+        <w:pStyle w:val="BodyText"/>
+      </w:pPr>
+      <w:r>
+        <w:t xml:space="preserve">Use o USDT como ponte, não como cofre eterno.</w:t>
+      </w:r>
+    </w:p>
+    <w:p>
+      <w:pPr>
+        <w:pStyle w:val="BodyText"/>
+      </w:pPr>
+      <w:r>
+        <w:t xml:space="preserve">CoinMarketCap e DefiLlama via Admiral Markets (~12/10/2026: US$ 184 bi; ~60% de US$ 306 bi); atestação BDO do 2º tri/2026 (31/07/2026), via Stablecoin Insider; Crowdfund Insider via Admiral Markets (auditoria em andamento, ago/2026).</w:t>
+      </w:r>
+    </w:p>
+    <w:bookmarkEnd w:id="127"/>
+    <w:p>
+      <w:r>
+        <w:pict>
+          <v:rect style="width:0;height:1.5pt" o:hralign="center" o:hrstd="t" o:hr="t"/>
+        </w:pict>
+      </w:r>
+    </w:p>
+    <w:p>
+      <w:pPr>
+        <w:pStyle w:val="FirstParagraph"/>
+      </w:pPr>
+      <w:r>
+        <w:t xml:space="preserve">Comparativo</w:t>
+      </w:r>
+    </w:p>
+    <w:bookmarkStart w:id="128" w:name="usdt-usdc-qual-usar"/>
+    <w:p>
+      <w:pPr>
+        <w:pStyle w:val="Heading2"/>
+      </w:pPr>
+      <w:r>
+        <w:t xml:space="preserve">USDT × USDC: qual usar?</w:t>
+      </w:r>
+    </w:p>
+    <w:tbl>
+      <w:tblPr>
+        <w:tblStyle w:val="Table"/>
+        <w:tblW w:type="auto" w:w="0"/>
+        <w:tblLook w:firstRow="0" w:lastRow="0" w:firstColumn="0" w:lastColumn="0" w:noHBand="0" w:noVBand="0" w:val="0000"/>
+        <w:jc w:val="start"/>
+      </w:tblPr>
+      <w:tblGrid>
+        <w:gridCol w:w="2640"/>
+        <w:gridCol w:w="2640"/>
+        <w:gridCol w:w="2640"/>
+      </w:tblGrid>
+      <w:tr>
+        <w:tc>
+          <w:tcPr/>
+          <w:p>
+            <w:pPr>
+              <w:pStyle w:val="Compact"/>
+            </w:pPr>
+          </w:p>
+        </w:tc>
+        <w:tc>
+          <w:tcPr/>
+          <w:p>
+            <w:pPr>
+              <w:pStyle w:val="Compact"/>
+              <w:jc w:val="left"/>
+            </w:pPr>
+            <w:r>
+              <w:t xml:space="preserve">USDT</w:t>
+            </w:r>
+          </w:p>
+        </w:tc>
+        <w:tc>
+          <w:tcPr/>
+          <w:p>
+            <w:pPr>
+              <w:pStyle w:val="Compact"/>
+              <w:jc w:val="left"/>
+            </w:pPr>
+            <w:r>
+              <w:t xml:space="preserve">USDC</w:t>
+            </w:r>
+          </w:p>
+        </w:tc>
+      </w:tr>
+      <w:tr>
+        <w:tc>
+          <w:tcPr/>
+          <w:p>
+            <w:pPr>
+              <w:pStyle w:val="Compact"/>
+              <w:jc w:val="left"/>
+            </w:pPr>
+            <w:r>
+              <w:rPr>
+                <w:bCs/>
+                <w:b/>
+              </w:rPr>
+              <w:t xml:space="preserve">Quem emite</w:t>
+            </w:r>
+          </w:p>
+        </w:tc>
+        <w:tc>
+          <w:tcPr/>
+          <w:p>
+            <w:pPr>
+              <w:pStyle w:val="Compact"/>
+              <w:jc w:val="left"/>
+            </w:pPr>
+            <w:r>
+              <w:t xml:space="preserve">Tether</w:t>
+            </w:r>
+          </w:p>
+        </w:tc>
+        <w:tc>
+          <w:tcPr/>
+          <w:p>
+            <w:pPr>
+              <w:pStyle w:val="Compact"/>
+              <w:jc w:val="left"/>
+            </w:pPr>
+            <w:r>
+              <w:t xml:space="preserve">Circle</w:t>
+            </w:r>
+          </w:p>
+        </w:tc>
+      </w:tr>
+      <w:tr>
+        <w:tc>
+          <w:tcPr/>
+          <w:p>
+            <w:pPr>
+              <w:pStyle w:val="Compact"/>
+              <w:jc w:val="left"/>
+            </w:pPr>
+            <w:r>
+              <w:rPr>
+                <w:bCs/>
+                <w:b/>
+              </w:rPr>
+              <w:t xml:space="preserve">Tamanho (out/2026)</w:t>
+            </w:r>
+          </w:p>
+        </w:tc>
+        <w:tc>
+          <w:tcPr/>
+          <w:p>
+            <w:pPr>
+              <w:pStyle w:val="Compact"/>
+              <w:jc w:val="left"/>
+            </w:pPr>
+            <w:r>
+              <w:t xml:space="preserve">~US$ 184 bi</w:t>
+            </w:r>
+          </w:p>
+        </w:tc>
+        <w:tc>
+          <w:tcPr/>
+          <w:p>
+            <w:pPr>
+              <w:pStyle w:val="Compact"/>
+              <w:jc w:val="left"/>
+            </w:pPr>
+            <w:r>
+              <w:t xml:space="preserve">~US$ 73 bi</w:t>
+            </w:r>
+          </w:p>
+        </w:tc>
+      </w:tr>
+      <w:tr>
+        <w:tc>
+          <w:tcPr/>
+          <w:p>
+            <w:pPr>
+              <w:pStyle w:val="Compact"/>
+              <w:jc w:val="left"/>
+            </w:pPr>
+            <w:r>
+              <w:rPr>
+                <w:bCs/>
+                <w:b/>
+              </w:rPr>
+              <w:t xml:space="preserve">P2P na Bolívia</w:t>
+            </w:r>
+          </w:p>
+        </w:tc>
+        <w:tc>
+          <w:tcPr/>
+          <w:p>
+            <w:pPr>
+              <w:pStyle w:val="Compact"/>
+              <w:jc w:val="left"/>
+            </w:pPr>
+            <w:r>
+              <w:t xml:space="preserve">O mais negociado (Bs 12,13 no P2P)</w:t>
+            </w:r>
+          </w:p>
+        </w:tc>
+        <w:tc>
+          <w:tcPr/>
+          <w:p>
+            <w:pPr>
+              <w:pStyle w:val="Compact"/>
+              <w:jc w:val="left"/>
+            </w:pPr>
+            <w:r>
+              <w:t xml:space="preserve">Menos oferta</w:t>
+            </w:r>
+          </w:p>
+        </w:tc>
+      </w:tr>
+      <w:tr>
+        <w:tc>
+          <w:tcPr/>
+          <w:p>
+            <w:pPr>
+              <w:pStyle w:val="Compact"/>
+              <w:jc w:val="left"/>
+            </w:pPr>
+            <w:r>
+              <w:rPr>
+                <w:bCs/>
+                <w:b/>
+              </w:rPr>
+              <w:t xml:space="preserve">Bancos bolivianos com cripto</w:t>
+            </w:r>
+          </w:p>
+        </w:tc>
+        <w:tc>
+          <w:tcPr/>
+          <w:p>
+            <w:pPr>
+              <w:pStyle w:val="Compact"/>
+              <w:jc w:val="left"/>
+            </w:pPr>
+            <w:r>
+              <w:t xml:space="preserve">BISA, FIE, Unión/Yasta operam USDT</w:t>
+            </w:r>
+          </w:p>
+        </w:tc>
+        <w:tc>
+          <w:tcPr/>
+          <w:p>
+            <w:pPr>
+              <w:pStyle w:val="Compact"/>
+              <w:jc w:val="left"/>
+            </w:pPr>
+            <w:r>
+              <w:t xml:space="preserve">—</w:t>
+            </w:r>
+          </w:p>
+        </w:tc>
+      </w:tr>
+    </w:tbl>
+    <w:p>
+      <w:pPr>
+        <w:pStyle w:val="BodyText"/>
+      </w:pPr>
+      <w:r>
+        <w:rPr>
+          <w:bCs/>
+          <w:b/>
+        </w:rPr>
+        <w:t xml:space="preserve">Veredito do curso: USDT.</w:t>
+      </w:r>
+      <w:r>
+        <w:t xml:space="preserve"> </w:t>
+      </w:r>
+      <w:r>
+        <w:t xml:space="preserve">É o que o comprador boliviano quer, é o que os bancos de lá aceitam e é onde está a liquidez.</w:t>
+      </w:r>
+    </w:p>
+    <w:p>
+      <w:pPr>
+        <w:pStyle w:val="BodyText"/>
+      </w:pPr>
+      <w:r>
+        <w:t xml:space="preserve">Grave esta frase: “USDT para transportar, bolivianos para gastar”.</w:t>
+      </w:r>
+    </w:p>
+    <w:p>
+      <w:pPr>
+        <w:pStyle w:val="BodyText"/>
+      </w:pPr>
+      <w:r>
+        <w:t xml:space="preserve">DefiLlama via Admiral Markets (~12/10/2026); dolarparalelobolivia.net, 28/10/2026 (P2P Bs 12,13); CriptoNoticias, Criptoinforme e usdthoy (bancos bolivianos).</w:t>
+      </w:r>
+    </w:p>
+    <w:bookmarkEnd w:id="128"/>
+    <w:p>
+      <w:r>
+        <w:pict>
+          <v:rect style="width:0;height:1.5pt" o:hralign="center" o:hrstd="t" o:hr="t"/>
+        </w:pict>
+      </w:r>
+    </w:p>
+    <w:p>
+      <w:pPr>
+        <w:pStyle w:val="FirstParagraph"/>
+      </w:pPr>
+      <w:r>
+        <w:t xml:space="preserve">Sem enganação</w:t>
+      </w:r>
+    </w:p>
+    <w:bookmarkStart w:id="129" w:name="X5a0ef5eca8a207f822d425bb723009362c37482"/>
+    <w:p>
+      <w:pPr>
+        <w:pStyle w:val="Heading2"/>
+      </w:pPr>
+      <w:r>
+        <w:t xml:space="preserve">Os 3 riscos do USDT (e como o método reduz cada um)</w:t>
+      </w:r>
+    </w:p>
+    <w:tbl>
+      <w:tblPr>
+        <w:tblStyle w:val="Table"/>
+        <w:tblW w:type="auto" w:w="0"/>
+        <w:tblLook w:firstRow="0" w:lastRow="0" w:firstColumn="0" w:lastColumn="0" w:noHBand="0" w:noVBand="0" w:val="0000"/>
+        <w:jc w:val="start"/>
+      </w:tblPr>
+      <w:tblGrid>
+        <w:gridCol w:w="2640"/>
+        <w:gridCol w:w="2640"/>
+        <w:gridCol w:w="2640"/>
+      </w:tblGrid>
+      <w:tr>
+        <w:tc>
+          <w:tcPr/>
+          <w:p>
+            <w:pPr>
+              <w:pStyle w:val="Compact"/>
+              <w:jc w:val="left"/>
+            </w:pPr>
+            <w:r>
+              <w:t xml:space="preserve">Risco</w:t>
+            </w:r>
+          </w:p>
+        </w:tc>
+        <w:tc>
+          <w:tcPr/>
+          <w:p>
+            <w:pPr>
+              <w:pStyle w:val="Compact"/>
+              <w:jc w:val="left"/>
+            </w:pPr>
+            <w:r>
+              <w:t xml:space="preserve">O que é</w:t>
+            </w:r>
+          </w:p>
+        </w:tc>
+        <w:tc>
+          <w:tcPr/>
+          <w:p>
+            <w:pPr>
+              <w:pStyle w:val="Compact"/>
+              <w:jc w:val="left"/>
+            </w:pPr>
+            <w:r>
+              <w:t xml:space="preserve">Como o método reduz</w:t>
+            </w:r>
+          </w:p>
+        </w:tc>
+      </w:tr>
+      <w:tr>
+        <w:tc>
+          <w:tcPr/>
+          <w:p>
+            <w:pPr>
+              <w:pStyle w:val="Compact"/>
+              <w:jc w:val="left"/>
+            </w:pPr>
+            <w:r>
+              <w:rPr>
+                <w:bCs/>
+                <w:b/>
+              </w:rPr>
+              <w:t xml:space="preserve">Emissor</w:t>
+            </w:r>
+          </w:p>
+        </w:tc>
+        <w:tc>
+          <w:tcPr/>
+          <w:p>
+            <w:pPr>
+              <w:pStyle w:val="Compact"/>
+              <w:jc w:val="left"/>
+            </w:pPr>
+            <w:r>
+              <w:t xml:space="preserve">A Tether é uma empresa privada</w:t>
+            </w:r>
+          </w:p>
+        </w:tc>
+        <w:tc>
+          <w:tcPr/>
+          <w:p>
+            <w:pPr>
+              <w:pStyle w:val="Compact"/>
+              <w:jc w:val="left"/>
+            </w:pPr>
+            <w:r>
+              <w:t xml:space="preserve">O dinheiro fica em USDT só durante a viagem: dias, não anos</w:t>
+            </w:r>
+          </w:p>
+        </w:tc>
+      </w:tr>
+      <w:tr>
+        <w:tc>
+          <w:tcPr/>
+          <w:p>
+            <w:pPr>
+              <w:pStyle w:val="Compact"/>
+              <w:jc w:val="left"/>
+            </w:pPr>
+            <w:r>
+              <w:rPr>
+                <w:bCs/>
+                <w:b/>
+              </w:rPr>
+              <w:t xml:space="preserve">Plataforma</w:t>
+            </w:r>
+          </w:p>
+        </w:tc>
+        <w:tc>
+          <w:tcPr/>
+          <w:p>
+            <w:pPr>
+              <w:pStyle w:val="Compact"/>
+              <w:jc w:val="left"/>
+            </w:pPr>
+            <w:r>
+              <w:t xml:space="preserve">A exchange pode travar ou quebrar</w:t>
+            </w:r>
+          </w:p>
+        </w:tc>
+        <w:tc>
+          <w:tcPr/>
+          <w:p>
+            <w:pPr>
+              <w:pStyle w:val="Compact"/>
+              <w:jc w:val="left"/>
+            </w:pPr>
+            <w:r>
+              <w:t xml:space="preserve">Exchange autorizada no BC e nada parado lá</w:t>
+            </w:r>
+          </w:p>
+        </w:tc>
+      </w:tr>
+      <w:tr>
+        <w:tc>
+          <w:tcPr/>
+          <w:p>
+            <w:pPr>
+              <w:pStyle w:val="Compact"/>
+              <w:jc w:val="left"/>
+            </w:pPr>
+            <w:r>
+              <w:rPr>
+                <w:bCs/>
+                <w:b/>
+              </w:rPr>
+              <w:t xml:space="preserve">Você</w:t>
+            </w:r>
+          </w:p>
+        </w:tc>
+        <w:tc>
+          <w:tcPr/>
+          <w:p>
+            <w:pPr>
+              <w:pStyle w:val="Compact"/>
+              <w:jc w:val="left"/>
+            </w:pPr>
+            <w:r>
+              <w:t xml:space="preserve">Rede errada, golpe, senha vazada</w:t>
+            </w:r>
+          </w:p>
+        </w:tc>
+        <w:tc>
+          <w:tcPr/>
+          <w:p>
+            <w:pPr>
+              <w:pStyle w:val="Compact"/>
+              <w:jc w:val="left"/>
+            </w:pPr>
+            <w:r>
+              <w:t xml:space="preserve">Teste de R$ 50, whitelist e 2FA (Partes 4 e 5)</w:t>
+            </w:r>
+          </w:p>
+        </w:tc>
+      </w:tr>
+    </w:tbl>
+    <w:p>
+      <w:pPr>
+        <w:pStyle w:val="BodyText"/>
+      </w:pPr>
+      <w:r>
+        <w:t xml:space="preserve">Quem entende o risco controla o risco.</w:t>
+      </w:r>
+    </w:p>
+    <w:p>
+      <w:pPr>
+        <w:pStyle w:val="BodyText"/>
+      </w:pPr>
+      <w:r>
+        <w:t xml:space="preserve">Atestação BDO do 2º tri/2026; Res. BCB 519–521 (operações com stablecoin).</w:t>
+      </w:r>
+    </w:p>
+    <w:bookmarkEnd w:id="129"/>
+    <w:p>
+      <w:r>
+        <w:pict>
+          <v:rect style="width:0;height:1.5pt" o:hralign="center" o:hrstd="t" o:hr="t"/>
+        </w:pict>
+      </w:r>
+    </w:p>
+    <w:p>
+      <w:pPr>
+        <w:pStyle w:val="FirstParagraph"/>
+      </w:pPr>
+      <w:r>
+        <w:t xml:space="preserve">Por que não bitcoin?</w:t>
+      </w:r>
+    </w:p>
+    <w:bookmarkStart w:id="130" w:name="X3c04c2e3c33a0ecde178c786887949c23173950"/>
+    <w:p>
+      <w:pPr>
+        <w:pStyle w:val="Heading1"/>
+      </w:pPr>
+      <w:r>
+        <w:t xml:space="preserve">Bitcoin caiu 52% do topo. Você não quer isso na mudança.</w:t>
+      </w:r>
+    </w:p>
+    <w:tbl>
+      <w:tblPr>
+        <w:tblStyle w:val="FigureTable"/>
+        <w:tblW w:type="auto" w:w="0"/>
+        <w:tblLook w:firstRow="0" w:lastRow="0" w:firstColumn="0" w:lastColumn="0"/>
+        <w:jc w:val="center"/>
+      </w:tblPr>
+      <w:tblGrid/>
+      <w:tr/>
+    </w:tbl>
+    <w:p>
+      <w:pPr>
+        <w:pStyle w:val="ImageCaption"/>
+      </w:pPr>
+      <w:r>
+        <w:t xml:space="preserve">Ilustração: formato da curva fora de escala. Os números são das fontes abaixo.</w:t>
+      </w:r>
+    </w:p>
+    <w:p>
+      <w:pPr>
+        <w:pStyle w:val="BodyText"/>
+      </w:pPr>
+      <w:r>
+        <w:t xml:space="preserve">−52,4%</w:t>
+      </w:r>
+      <w:r>
+        <w:t xml:space="preserve">maior queda do ciclo</w:t>
+      </w:r>
+    </w:p>
+    <w:p>
+      <w:pPr>
+        <w:pStyle w:val="BodyText"/>
+      </w:pPr>
+      <w:r>
+        <w:t xml:space="preserve">−13%</w:t>
+      </w:r>
+      <w:r>
+        <w:t xml:space="preserve">em um único dia (06/02/2026)</w:t>
+      </w:r>
+    </w:p>
+    <w:p>
+      <w:pPr>
+        <w:pStyle w:val="BodyText"/>
+      </w:pPr>
+      <w:r>
+        <w:t xml:space="preserve">≈ US$ 1</w:t>
+      </w:r>
+      <w:r>
+        <w:t xml:space="preserve">o USDT, todo dia</w:t>
+      </w:r>
+    </w:p>
+    <w:p>
+      <w:pPr>
+        <w:pStyle w:val="BodyText"/>
+      </w:pPr>
+      <w:r>
+        <w:t xml:space="preserve">Capital Aberto, mar/2026 (topo de US$ 126 mil em out/2025; retração de 52,4%); AUVP (queda de 13% em 06/02/2026).</w:t>
+      </w:r>
+    </w:p>
+    <w:bookmarkEnd w:id="130"/>
+    <w:p>
+      <w:r>
+        <w:pict>
+          <v:rect style="width:0;height:1.5pt" o:hralign="center" o:hrstd="t" o:hr="t"/>
+        </w:pict>
+      </w:r>
+    </w:p>
+    <w:bookmarkStart w:id="133" w:name="transporte-não-investimento"/>
+    <w:p>
+      <w:pPr>
+        <w:pStyle w:val="Heading2"/>
+      </w:pPr>
+      <w:r>
+        <w:t xml:space="preserve">Transporte, não investimento</w:t>
+      </w:r>
+    </w:p>
+    <w:p>
+      <w:pPr>
+        <w:pStyle w:val="FirstParagraph"/>
+      </w:pPr>
+      <w:r>
+        <w:t xml:space="preserve">Imagine que você vai pagar o aluguel e o carro na Bolívia daqui a 10 dias. Se o seu dinheiro estiver em bitcoin e cair 13% num dia,</w:t>
+      </w:r>
+      <w:r>
+        <w:t xml:space="preserve"> </w:t>
+      </w:r>
+      <w:r>
+        <w:rPr>
+          <w:bCs/>
+          <w:b/>
+        </w:rPr>
+        <w:t xml:space="preserve">você chega com 13% a menos</w:t>
+      </w:r>
+      <w:r>
+        <w:t xml:space="preserve">.</w:t>
+      </w:r>
+    </w:p>
+    <w:bookmarkStart w:id="131" w:name="bitcoin"/>
+    <w:p>
+      <w:pPr>
+        <w:pStyle w:val="Heading3"/>
+      </w:pPr>
+      <w:r>
+        <w:t xml:space="preserve">Bitcoin</w:t>
+      </w:r>
+    </w:p>
+    <w:p>
+      <w:pPr>
+        <w:numPr>
+          <w:ilvl w:val="0"/>
+          <w:numId w:val="1022"/>
+        </w:numPr>
+        <w:pStyle w:val="Compact"/>
+      </w:pPr>
+      <w:r>
+        <w:t xml:space="preserve">Sobe e desce forte</w:t>
+      </w:r>
+    </w:p>
+    <w:p>
+      <w:pPr>
+        <w:numPr>
+          <w:ilvl w:val="0"/>
+          <w:numId w:val="1022"/>
+        </w:numPr>
+        <w:pStyle w:val="Compact"/>
+      </w:pPr>
+      <w:r>
+        <w:t xml:space="preserve">Bom para quem quer especular</w:t>
+      </w:r>
+    </w:p>
+    <w:p>
+      <w:pPr>
+        <w:numPr>
+          <w:ilvl w:val="0"/>
+          <w:numId w:val="1022"/>
+        </w:numPr>
+        <w:pStyle w:val="Compact"/>
+      </w:pPr>
+      <w:r>
+        <w:t xml:space="preserve">Ruim para pagar conta</w:t>
+      </w:r>
+    </w:p>
+    <w:bookmarkEnd w:id="131"/>
+    <w:bookmarkStart w:id="132" w:name="usdt"/>
+    <w:p>
+      <w:pPr>
+        <w:pStyle w:val="Heading3"/>
+      </w:pPr>
+      <w:r>
+        <w:t xml:space="preserve">USDT</w:t>
+      </w:r>
+    </w:p>
+    <w:p>
+      <w:pPr>
+        <w:numPr>
+          <w:ilvl w:val="0"/>
+          <w:numId w:val="1023"/>
+        </w:numPr>
+        <w:pStyle w:val="Compact"/>
+      </w:pPr>
+      <w:r>
+        <w:t xml:space="preserve">Acompanha o dólar</w:t>
+      </w:r>
+    </w:p>
+    <w:p>
+      <w:pPr>
+        <w:numPr>
+          <w:ilvl w:val="0"/>
+          <w:numId w:val="1023"/>
+        </w:numPr>
+        <w:pStyle w:val="Compact"/>
+      </w:pPr>
+      <w:r>
+        <w:t xml:space="preserve">Feito para transportar valor</w:t>
+      </w:r>
+    </w:p>
+    <w:p>
+      <w:pPr>
+        <w:numPr>
+          <w:ilvl w:val="0"/>
+          <w:numId w:val="1023"/>
+        </w:numPr>
+        <w:pStyle w:val="Compact"/>
+      </w:pPr>
+      <w:r>
+        <w:t xml:space="preserve">É o que o P2P boliviano compra</w:t>
+      </w:r>
+    </w:p>
+    <w:bookmarkEnd w:id="132"/>
+    <w:p>
+      <w:pPr>
+        <w:pStyle w:val="FirstParagraph"/>
+      </w:pPr>
+      <w:r>
+        <w:rPr>
+          <w:bCs/>
+          <w:b/>
+        </w:rPr>
+        <w:t xml:space="preserve">Regra do curso:</w:t>
+      </w:r>
+      <w:r>
+        <w:t xml:space="preserve"> </w:t>
+      </w:r>
+      <w:r>
+        <w:t xml:space="preserve">o Método USDT</w:t>
+      </w:r>
+      <w:r>
+        <w:t xml:space="preserve"> </w:t>
+      </w:r>
+      <w:r>
+        <w:rPr>
+          <w:bCs/>
+          <w:b/>
+        </w:rPr>
+        <w:t xml:space="preserve">não é investimento</w:t>
+      </w:r>
+      <w:r>
+        <w:t xml:space="preserve"> </w:t>
+      </w:r>
+      <w:r>
+        <w:t xml:space="preserve">e não promete lucro. Ele promete</w:t>
+      </w:r>
+      <w:r>
+        <w:t xml:space="preserve"> </w:t>
+      </w:r>
+      <w:r>
+        <w:rPr>
+          <w:bCs/>
+          <w:b/>
+        </w:rPr>
+        <w:t xml:space="preserve">economia no câmbio</w:t>
+      </w:r>
+      <w:r>
+        <w:t xml:space="preserve">, com exemplo calculado (Parte 4).</w:t>
+      </w:r>
+    </w:p>
+    <w:p>
+      <w:pPr>
+        <w:pStyle w:val="BodyText"/>
+      </w:pPr>
+      <w:r>
+        <w:t xml:space="preserve">Quem trabalha e produz não precisa apostar o patrimônio.</w:t>
+      </w:r>
+    </w:p>
+    <w:p>
+      <w:pPr>
+        <w:pStyle w:val="BodyText"/>
+      </w:pPr>
+      <w:r>
+        <w:t xml:space="preserve">AUVP (queda de 13% em um dia, 06/02/2026).</w:t>
+      </w:r>
+    </w:p>
+    <w:bookmarkEnd w:id="133"/>
+    <w:p>
+      <w:r>
+        <w:pict>
+          <v:rect style="width:0;height:1.5pt" o:hralign="center" o:hrstd="t" o:hr="t"/>
+        </w:pict>
+      </w:r>
+    </w:p>
+    <w:p>
+      <w:pPr>
+        <w:pStyle w:val="FirstParagraph"/>
+      </w:pPr>
+      <w:r>
+        <w:t xml:space="preserve">As 3 peças</w:t>
+      </w:r>
+    </w:p>
+    <w:bookmarkStart w:id="134" w:name="exchange-carteira-e-p2p"/>
+    <w:p>
+      <w:pPr>
+        <w:pStyle w:val="Heading1"/>
+      </w:pPr>
+      <w:r>
+        <w:t xml:space="preserve">Exchange, carteira e P2P</w:t>
+      </w:r>
+    </w:p>
+    <w:p>
+      <w:pPr>
+        <w:pStyle w:val="FirstParagraph"/>
+      </w:pPr>
+      <w:r>
+        <w:t xml:space="preserve">Todo o método usa só três peças. Entenda cada uma e você já sabe mais que a maioria.</w:t>
+      </w:r>
+    </w:p>
+    <w:p>
+      <w:pPr>
+        <w:pStyle w:val="BodyText"/>
+      </w:pPr>
+      <w:r>
+        <w:t xml:space="preserve">1</w:t>
+      </w:r>
+      <w:r>
+        <w:t xml:space="preserve">Exchange no Brasil</w:t>
+      </w:r>
+      <w:r>
+        <w:br/>
+      </w:r>
+      <w:r>
+        <w:t xml:space="preserve">(compra)</w:t>
+      </w:r>
+    </w:p>
+    <w:p>
+      <w:pPr>
+        <w:pStyle w:val="BodyText"/>
+      </w:pPr>
+      <w:r>
+        <w:t xml:space="preserve">2</w:t>
+      </w:r>
+      <w:r>
+        <w:t xml:space="preserve">Carteira</w:t>
+      </w:r>
+      <w:r>
+        <w:br/>
+      </w:r>
+      <w:r>
+        <w:t xml:space="preserve">(guarda)</w:t>
+      </w:r>
+    </w:p>
+    <w:p>
+      <w:pPr>
+        <w:pStyle w:val="BodyText"/>
+      </w:pPr>
+      <w:r>
+        <w:t xml:space="preserve">3</w:t>
+      </w:r>
+      <w:r>
+        <w:t xml:space="preserve">P2P na Bolívia</w:t>
+      </w:r>
+      <w:r>
+        <w:br/>
+      </w:r>
+      <w:r>
+        <w:t xml:space="preserve">(vende)</w:t>
+      </w:r>
+    </w:p>
+    <w:tbl>
+      <w:tblPr>
+        <w:tblStyle w:val="Table"/>
+        <w:tblW w:type="auto" w:w="0"/>
+        <w:tblLook w:firstRow="0" w:lastRow="0" w:firstColumn="0" w:lastColumn="0" w:noHBand="0" w:noVBand="0" w:val="0000"/>
+        <w:jc w:val="start"/>
+      </w:tblPr>
+      <w:tblGrid>
+        <w:gridCol w:w="2640"/>
+        <w:gridCol w:w="2640"/>
+        <w:gridCol w:w="2640"/>
+      </w:tblGrid>
+      <w:tr>
+        <w:tc>
+          <w:tcPr/>
+          <w:p>
+            <w:pPr>
+              <w:pStyle w:val="Compact"/>
+              <w:jc w:val="left"/>
+            </w:pPr>
+            <w:r>
+              <w:t xml:space="preserve">Peça</w:t>
+            </w:r>
+          </w:p>
+        </w:tc>
+        <w:tc>
+          <w:tcPr/>
+          <w:p>
+            <w:pPr>
+              <w:pStyle w:val="Compact"/>
+              <w:jc w:val="left"/>
+            </w:pPr>
+            <w:r>
+              <w:t xml:space="preserve">O que é</w:t>
+            </w:r>
+          </w:p>
+        </w:tc>
+        <w:tc>
+          <w:tcPr/>
+          <w:p>
+            <w:pPr>
+              <w:pStyle w:val="Compact"/>
+              <w:jc w:val="left"/>
+            </w:pPr>
+            <w:r>
+              <w:t xml:space="preserve">Comparação</w:t>
+            </w:r>
+          </w:p>
+        </w:tc>
+      </w:tr>
+      <w:tr>
+        <w:tc>
+          <w:tcPr/>
+          <w:p>
+            <w:pPr>
+              <w:pStyle w:val="Compact"/>
+              <w:jc w:val="left"/>
+            </w:pPr>
+            <w:r>
+              <w:rPr>
+                <w:bCs/>
+                <w:b/>
+              </w:rPr>
+              <w:t xml:space="preserve">Exchange</w:t>
+            </w:r>
+          </w:p>
+        </w:tc>
+        <w:tc>
+          <w:tcPr/>
+          <w:p>
+            <w:pPr>
+              <w:pStyle w:val="Compact"/>
+              <w:jc w:val="left"/>
+            </w:pPr>
+            <w:r>
+              <w:t xml:space="preserve">Empresa que compra e vende cripto</w:t>
+            </w:r>
+          </w:p>
+        </w:tc>
+        <w:tc>
+          <w:tcPr/>
+          <w:p>
+            <w:pPr>
+              <w:pStyle w:val="Compact"/>
+              <w:jc w:val="left"/>
+            </w:pPr>
+            <w:r>
+              <w:t xml:space="preserve">Uma casa de câmbio digital</w:t>
+            </w:r>
+          </w:p>
+        </w:tc>
+      </w:tr>
+      <w:tr>
+        <w:tc>
+          <w:tcPr/>
+          <w:p>
+            <w:pPr>
+              <w:pStyle w:val="Compact"/>
+              <w:jc w:val="left"/>
+            </w:pPr>
+            <w:r>
+              <w:rPr>
+                <w:bCs/>
+                <w:b/>
+              </w:rPr>
+              <w:t xml:space="preserve">Carteira</w:t>
+            </w:r>
+          </w:p>
+        </w:tc>
+        <w:tc>
+          <w:tcPr/>
+          <w:p>
+            <w:pPr>
+              <w:pStyle w:val="Compact"/>
+              <w:jc w:val="left"/>
+            </w:pPr>
+            <w:r>
+              <w:t xml:space="preserve">App onde ficam suas moedas</w:t>
+            </w:r>
+          </w:p>
+        </w:tc>
+        <w:tc>
+          <w:tcPr/>
+          <w:p>
+            <w:pPr>
+              <w:pStyle w:val="Compact"/>
+              <w:jc w:val="left"/>
+            </w:pPr>
+            <w:r>
+              <w:t xml:space="preserve">Sua carteira de bolso</w:t>
+            </w:r>
+          </w:p>
+        </w:tc>
+      </w:tr>
+      <w:tr>
+        <w:tc>
+          <w:tcPr/>
+          <w:p>
+            <w:pPr>
+              <w:pStyle w:val="Compact"/>
+              <w:jc w:val="left"/>
+            </w:pPr>
+            <w:r>
+              <w:rPr>
+                <w:bCs/>
+                <w:b/>
+              </w:rPr>
+              <w:t xml:space="preserve">P2P</w:t>
+            </w:r>
+          </w:p>
+        </w:tc>
+        <w:tc>
+          <w:tcPr/>
+          <w:p>
+            <w:pPr>
+              <w:pStyle w:val="Compact"/>
+              <w:jc w:val="left"/>
+            </w:pPr>
+            <w:r>
+              <w:t xml:space="preserve">Você vende direto para outra pessoa</w:t>
+            </w:r>
+          </w:p>
+        </w:tc>
+        <w:tc>
+          <w:tcPr/>
+          <w:p>
+            <w:pPr>
+              <w:pStyle w:val="Compact"/>
+              <w:jc w:val="left"/>
+            </w:pPr>
+            <w:r>
+              <w:t xml:space="preserve">Um classificado com garantia</w:t>
+            </w:r>
+          </w:p>
+        </w:tc>
+      </w:tr>
+    </w:tbl>
+    <w:p>
+      <w:pPr>
+        <w:pStyle w:val="BodyText"/>
+      </w:pPr>
+      <w:r>
+        <w:t xml:space="preserve">Pegue um papel e desenhe as 3 peças com setas. Você vai usar esse desenho na Parte 4.</w:t>
+      </w:r>
+    </w:p>
+    <w:bookmarkEnd w:id="134"/>
+    <w:p>
+      <w:r>
+        <w:pict>
+          <v:rect style="width:0;height:1.5pt" o:hralign="center" o:hrstd="t" o:hr="t"/>
+        </w:pict>
+      </w:r>
+    </w:p>
+    <w:bookmarkStart w:id="137" w:name="exchange-carteira-própria"/>
+    <w:p>
+      <w:pPr>
+        <w:pStyle w:val="Heading2"/>
+      </w:pPr>
+      <w:r>
+        <w:t xml:space="preserve">Exchange × carteira própria</w:t>
+      </w:r>
+    </w:p>
+    <w:bookmarkStart w:id="135" w:name="na-exchange-custódia"/>
+    <w:p>
+      <w:pPr>
+        <w:pStyle w:val="Heading3"/>
+      </w:pPr>
+      <w:r>
+        <w:t xml:space="preserve">Na exchange (custódia)</w:t>
+      </w:r>
+    </w:p>
+    <w:p>
+      <w:pPr>
+        <w:numPr>
+          <w:ilvl w:val="0"/>
+          <w:numId w:val="1024"/>
+        </w:numPr>
+        <w:pStyle w:val="Compact"/>
+      </w:pPr>
+      <w:r>
+        <w:t xml:space="preserve">Mais fácil para começar</w:t>
+      </w:r>
+    </w:p>
+    <w:p>
+      <w:pPr>
+        <w:numPr>
+          <w:ilvl w:val="0"/>
+          <w:numId w:val="1024"/>
+        </w:numPr>
+        <w:pStyle w:val="Compact"/>
+      </w:pPr>
+      <w:r>
+        <w:t xml:space="preserve">Recupera a senha pelo suporte</w:t>
+      </w:r>
+    </w:p>
+    <w:p>
+      <w:pPr>
+        <w:numPr>
+          <w:ilvl w:val="0"/>
+          <w:numId w:val="1025"/>
+        </w:numPr>
+        <w:pStyle w:val="Compact"/>
+      </w:pPr>
+      <w:r>
+        <w:t xml:space="preserve">A empresa guarda por você</w:t>
+      </w:r>
+    </w:p>
+    <w:p>
+      <w:pPr>
+        <w:numPr>
+          <w:ilvl w:val="0"/>
+          <w:numId w:val="1025"/>
+        </w:numPr>
+        <w:pStyle w:val="Compact"/>
+      </w:pPr>
+      <w:r>
+        <w:t xml:space="preserve">Se ela travar, você espera</w:t>
+      </w:r>
+    </w:p>
+    <w:bookmarkEnd w:id="135"/>
+    <w:bookmarkStart w:id="136" w:name="carteira-própria-autocustódia"/>
+    <w:p>
+      <w:pPr>
+        <w:pStyle w:val="Heading3"/>
+      </w:pPr>
+      <w:r>
+        <w:t xml:space="preserve">Carteira própria (autocustódia)</w:t>
+      </w:r>
+    </w:p>
+    <w:p>
+      <w:pPr>
+        <w:numPr>
+          <w:ilvl w:val="0"/>
+          <w:numId w:val="1026"/>
+        </w:numPr>
+        <w:pStyle w:val="Compact"/>
+      </w:pPr>
+      <w:r>
+        <w:t xml:space="preserve">Só você controla</w:t>
+      </w:r>
+    </w:p>
+    <w:p>
+      <w:pPr>
+        <w:numPr>
+          <w:ilvl w:val="0"/>
+          <w:numId w:val="1026"/>
+        </w:numPr>
+        <w:pStyle w:val="Compact"/>
+      </w:pPr>
+      <w:r>
+        <w:t xml:space="preserve">Ninguém trava seu saldo</w:t>
+      </w:r>
+    </w:p>
+    <w:p>
+      <w:pPr>
+        <w:numPr>
+          <w:ilvl w:val="0"/>
+          <w:numId w:val="1027"/>
+        </w:numPr>
+        <w:pStyle w:val="Compact"/>
+      </w:pPr>
+      <w:r>
+        <w:t xml:space="preserve">Perdeu as 12/24 palavras? Perdeu tudo</w:t>
+      </w:r>
+    </w:p>
+    <w:p>
+      <w:pPr>
+        <w:numPr>
+          <w:ilvl w:val="0"/>
+          <w:numId w:val="1027"/>
+        </w:numPr>
+        <w:pStyle w:val="Compact"/>
+      </w:pPr>
+      <w:r>
+        <w:t xml:space="preserve">Nenhum suporte para ajudar</w:t>
+      </w:r>
+    </w:p>
+    <w:bookmarkEnd w:id="136"/>
+    <w:p>
+      <w:pPr>
+        <w:pStyle w:val="FirstParagraph"/>
+      </w:pPr>
+      <w:r>
+        <w:rPr>
+          <w:bCs/>
+          <w:b/>
+        </w:rPr>
+        <w:t xml:space="preserve">Regra nova do BC (Res. 521):</w:t>
+      </w:r>
+      <w:r>
+        <w:t xml:space="preserve"> </w:t>
+      </w:r>
+      <w:r>
+        <w:t xml:space="preserve">ao mandar para uma carteira própria, a exchange brasileira pode pedir a</w:t>
+      </w:r>
+      <w:r>
+        <w:t xml:space="preserve"> </w:t>
+      </w:r>
+      <w:r>
+        <w:rPr>
+          <w:bCs/>
+          <w:b/>
+        </w:rPr>
+        <w:t xml:space="preserve">identificação dessa carteira</w:t>
+      </w:r>
+      <w:r>
+        <w:t xml:space="preserve">. Normal. Responda com a verdade: a carteira é sua.</w:t>
+      </w:r>
+    </w:p>
+    <w:p>
+      <w:pPr>
+        <w:pStyle w:val="BodyText"/>
+      </w:pPr>
+      <w:r>
+        <w:rPr>
+          <w:bCs/>
+          <w:b/>
+        </w:rPr>
+        <w:t xml:space="preserve">O que o curso recomenda:</w:t>
+      </w:r>
+      <w:r>
+        <w:t xml:space="preserve"> </w:t>
+      </w:r>
+      <w:r>
+        <w:t xml:space="preserve">deixe o mínimo possível parado na exchange. Comprou, mandou, vendeu.</w:t>
+      </w:r>
+    </w:p>
+    <w:p>
+      <w:pPr>
+        <w:pStyle w:val="BodyText"/>
+      </w:pPr>
+      <w:r>
+        <w:t xml:space="preserve">InfoMoney e Fizen (Res. BCB 519–521: identificação de carteira autocustodiada, vigência 02/02/2026).</w:t>
+      </w:r>
+    </w:p>
+    <w:bookmarkEnd w:id="137"/>
+    <w:p>
+      <w:r>
+        <w:pict>
+          <v:rect style="width:0;height:1.5pt" o:hralign="center" o:hrstd="t" o:hr="t"/>
+        </w:pict>
+      </w:r>
+    </w:p>
+    <w:p>
+      <w:pPr>
+        <w:pStyle w:val="FirstParagraph"/>
+      </w:pPr>
+      <w:r>
+        <w:t xml:space="preserve">P2P</w:t>
+      </w:r>
+    </w:p>
+    <w:bookmarkStart w:id="138" w:name="como-funciona-o-p2p-com-garantia-escrow"/>
+    <w:p>
+      <w:pPr>
+        <w:pStyle w:val="Heading2"/>
+      </w:pPr>
+      <w:r>
+        <w:t xml:space="preserve">Como funciona o P2P com garantia (escrow)</w:t>
+      </w:r>
+    </w:p>
+    <w:tbl>
+      <w:tblPr>
+        <w:tblStyle w:val="FigureTable"/>
+        <w:tblW w:type="auto" w:w="0"/>
+        <w:tblLook w:firstRow="0" w:lastRow="0" w:firstColumn="0" w:lastColumn="0"/>
+        <w:jc w:val="center"/>
+      </w:tblPr>
+      <w:tblGrid/>
+      <w:tr/>
+    </w:tbl>
+    <w:p>
+      <w:pPr>
+        <w:numPr>
+          <w:ilvl w:val="0"/>
+          <w:numId w:val="1028"/>
+        </w:numPr>
+        <w:pStyle w:val="Compact"/>
+      </w:pPr>
+      <w:r>
+        <w:t xml:space="preserve">Seu USDT fica</w:t>
+      </w:r>
+      <w:r>
+        <w:t xml:space="preserve"> </w:t>
+      </w:r>
+      <w:r>
+        <w:rPr>
+          <w:bCs/>
+          <w:b/>
+        </w:rPr>
+        <w:t xml:space="preserve">travado</w:t>
+      </w:r>
+      <w:r>
+        <w:t xml:space="preserve"> </w:t>
+      </w:r>
+      <w:r>
+        <w:t xml:space="preserve">num cofre da plataforma</w:t>
+      </w:r>
+    </w:p>
+    <w:p>
+      <w:pPr>
+        <w:numPr>
+          <w:ilvl w:val="0"/>
+          <w:numId w:val="1028"/>
+        </w:numPr>
+        <w:pStyle w:val="Compact"/>
+      </w:pPr>
+      <w:r>
+        <w:t xml:space="preserve">O comprador paga em bolivianos</w:t>
+      </w:r>
+      <w:r>
+        <w:t xml:space="preserve"> </w:t>
+      </w:r>
+      <w:r>
+        <w:rPr>
+          <w:bCs/>
+          <w:b/>
+        </w:rPr>
+        <w:t xml:space="preserve">direto na sua conta</w:t>
+      </w:r>
+    </w:p>
+    <w:p>
+      <w:pPr>
+        <w:numPr>
+          <w:ilvl w:val="0"/>
+          <w:numId w:val="1028"/>
+        </w:numPr>
+        <w:pStyle w:val="Compact"/>
+      </w:pPr>
+      <w:r>
+        <w:t xml:space="preserve">Você</w:t>
+      </w:r>
+      <w:r>
+        <w:t xml:space="preserve"> </w:t>
+      </w:r>
+      <w:r>
+        <w:rPr>
+          <w:bCs/>
+          <w:b/>
+        </w:rPr>
+        <w:t xml:space="preserve">confere no app do banco</w:t>
+      </w:r>
+      <w:r>
+        <w:t xml:space="preserve"> </w:t>
+      </w:r>
+      <w:r>
+        <w:t xml:space="preserve">e só então libera o USDT</w:t>
+      </w:r>
+    </w:p>
+    <w:p>
+      <w:pPr>
+        <w:pStyle w:val="FirstParagraph"/>
+      </w:pPr>
+      <w:r>
+        <w:rPr>
+          <w:bCs/>
+          <w:b/>
+        </w:rPr>
+        <w:t xml:space="preserve">Regra de ouro:</w:t>
+      </w:r>
+      <w:r>
+        <w:t xml:space="preserve"> </w:t>
+      </w:r>
+      <w:r>
+        <w:t xml:space="preserve">nunca libere o USDT olhando comprovante, print ou mensagem.</w:t>
+      </w:r>
+      <w:r>
+        <w:t xml:space="preserve"> </w:t>
+      </w:r>
+      <w:r>
+        <w:rPr>
+          <w:highlight w:val="yellow"/>
+        </w:rPr>
+        <w:t xml:space="preserve">Só com o dinheiro na sua conta.</w:t>
+      </w:r>
+    </w:p>
+    <w:bookmarkEnd w:id="138"/>
+    <w:p>
+      <w:r>
+        <w:pict>
+          <v:rect style="width:0;height:1.5pt" o:hralign="center" o:hrstd="t" o:hr="t"/>
+        </w:pict>
+      </w:r>
+    </w:p>
+    <w:bookmarkStart w:id="139" w:name="quem-você-escolhe-para-negociar"/>
+    <w:p>
+      <w:pPr>
+        <w:pStyle w:val="Heading2"/>
+      </w:pPr>
+      <w:r>
+        <w:t xml:space="preserve">Quem você escolhe para negociar</w:t>
+      </w:r>
+    </w:p>
+    <w:p>
+      <w:pPr>
+        <w:pStyle w:val="FirstParagraph"/>
+      </w:pPr>
+      <w:r>
+        <w:t xml:space="preserve">No P2P cada pessoa tem um “currículo”. Olhe antes de aceitar:</w:t>
+      </w:r>
+    </w:p>
+    <w:tbl>
+      <w:tblPr>
+        <w:tblStyle w:val="Table"/>
+        <w:tblW w:type="auto" w:w="0"/>
+        <w:tblLook w:firstRow="0" w:lastRow="0" w:firstColumn="0" w:lastColumn="0" w:noHBand="0" w:noVBand="0" w:val="0000"/>
+        <w:jc w:val="start"/>
+      </w:tblPr>
+      <w:tblGrid>
+        <w:gridCol w:w="3960"/>
+        <w:gridCol w:w="3960"/>
+      </w:tblGrid>
+      <w:tr>
+        <w:tc>
+          <w:tcPr/>
+          <w:p>
+            <w:pPr>
+              <w:pStyle w:val="Compact"/>
+              <w:jc w:val="left"/>
+            </w:pPr>
+            <w:r>
+              <w:t xml:space="preserve">O que olhar</w:t>
+            </w:r>
+          </w:p>
+        </w:tc>
+        <w:tc>
+          <w:tcPr/>
+          <w:p>
+            <w:pPr>
+              <w:pStyle w:val="Compact"/>
+              <w:jc w:val="left"/>
+            </w:pPr>
+            <w:r>
+              <w:t xml:space="preserve">Bom sinal</w:t>
+            </w:r>
+          </w:p>
+        </w:tc>
+      </w:tr>
+      <w:tr>
+        <w:tc>
+          <w:tcPr/>
+          <w:p>
+            <w:pPr>
+              <w:pStyle w:val="Compact"/>
+              <w:jc w:val="left"/>
+            </w:pPr>
+            <w:r>
+              <w:t xml:space="preserve">Número de ordens concluídas</w:t>
+            </w:r>
+          </w:p>
+        </w:tc>
+        <w:tc>
+          <w:tcPr/>
+          <w:p>
+            <w:pPr>
+              <w:pStyle w:val="Compact"/>
+              <w:jc w:val="left"/>
+            </w:pPr>
+            <w:r>
+              <w:t xml:space="preserve">Centenas ou milhares</w:t>
+            </w:r>
+          </w:p>
+        </w:tc>
+      </w:tr>
+      <w:tr>
+        <w:tc>
+          <w:tcPr/>
+          <w:p>
+            <w:pPr>
+              <w:pStyle w:val="Compact"/>
+              <w:jc w:val="left"/>
+            </w:pPr>
+            <w:r>
+              <w:t xml:space="preserve">% de conclusão</w:t>
+            </w:r>
+          </w:p>
+        </w:tc>
+        <w:tc>
+          <w:tcPr/>
+          <w:p>
+            <w:pPr>
+              <w:pStyle w:val="Compact"/>
+              <w:jc w:val="left"/>
+            </w:pPr>
+            <w:r>
+              <w:t xml:space="preserve">Perto de 100%</w:t>
+            </w:r>
+          </w:p>
+        </w:tc>
+      </w:tr>
+      <w:tr>
+        <w:tc>
+          <w:tcPr/>
+          <w:p>
+            <w:pPr>
+              <w:pStyle w:val="Compact"/>
+              <w:jc w:val="left"/>
+            </w:pPr>
+            <w:r>
+              <w:t xml:space="preserve">Conta verificada</w:t>
+            </w:r>
+          </w:p>
+        </w:tc>
+        <w:tc>
+          <w:tcPr/>
+          <w:p>
+            <w:pPr>
+              <w:pStyle w:val="Compact"/>
+              <w:jc w:val="left"/>
+            </w:pPr>
+            <w:r>
+              <w:t xml:space="preserve">Selo de verificação</w:t>
+            </w:r>
+          </w:p>
+        </w:tc>
+      </w:tr>
+      <w:tr>
+        <w:tc>
+          <w:tcPr/>
+          <w:p>
+            <w:pPr>
+              <w:pStyle w:val="Compact"/>
+              <w:jc w:val="left"/>
+            </w:pPr>
+            <w:r>
+              <w:t xml:space="preserve">Nome do pagador</w:t>
+            </w:r>
+          </w:p>
+        </w:tc>
+        <w:tc>
+          <w:tcPr/>
+          <w:p>
+            <w:pPr>
+              <w:pStyle w:val="Compact"/>
+              <w:jc w:val="left"/>
+            </w:pPr>
+            <w:r>
+              <w:t xml:space="preserve">Igual ao nome da conta que pagou</w:t>
+            </w:r>
+          </w:p>
+        </w:tc>
+      </w:tr>
+    </w:tbl>
+    <w:p>
+      <w:pPr>
+        <w:pStyle w:val="BodyText"/>
+      </w:pPr>
+      <w:r>
+        <w:rPr>
+          <w:bCs/>
+          <w:b/>
+        </w:rPr>
+        <w:t xml:space="preserve">Pagamento de terceiro = recuse.</w:t>
+      </w:r>
+      <w:r>
+        <w:t xml:space="preserve"> </w:t>
+      </w:r>
+      <w:r>
+        <w:t xml:space="preserve">Se o nome de quem pagou for diferente do nome do comprador, cancele e devolva. É o golpe mais comum (Parte 5).</w:t>
+      </w:r>
+    </w:p>
+    <w:p>
+      <w:pPr>
+        <w:pStyle w:val="BodyText"/>
+      </w:pPr>
+      <w:r>
+        <w:t xml:space="preserve">Anote as 4 linhas da tabela no seu celular. Elas valem para toda venda.</w:t>
+      </w:r>
+    </w:p>
+    <w:bookmarkEnd w:id="139"/>
+    <w:p>
+      <w:r>
+        <w:pict>
+          <v:rect style="width:0;height:1.5pt" o:hralign="center" o:hrstd="t" o:hr="t"/>
+        </w:pict>
+      </w:r>
+    </w:p>
+    <w:p>
+      <w:pPr>
+        <w:pStyle w:val="FirstParagraph"/>
+      </w:pPr>
+      <w:r>
+        <w:t xml:space="preserve">Resumo</w:t>
+      </w:r>
+    </w:p>
+    <w:bookmarkStart w:id="143" w:name="as-3-peças-em-uma-frase-cada"/>
+    <w:p>
+      <w:pPr>
+        <w:pStyle w:val="Heading2"/>
+      </w:pPr>
+      <w:r>
+        <w:t xml:space="preserve">As 3 peças em uma frase cada</w:t>
+      </w:r>
+    </w:p>
+    <w:bookmarkStart w:id="140" w:name="exchange-brasileira"/>
+    <w:p>
+      <w:pPr>
+        <w:pStyle w:val="Heading3"/>
+      </w:pPr>
+      <w:r>
+        <w:t xml:space="preserve">Exchange brasileira</w:t>
+      </w:r>
+    </w:p>
+    <w:p>
+      <w:pPr>
+        <w:pStyle w:val="FirstParagraph"/>
+      </w:pPr>
+      <w:r>
+        <w:t xml:space="preserve">Onde você troca reais por USDT via Pix, no seu CPF.</w:t>
+      </w:r>
+    </w:p>
+    <w:bookmarkEnd w:id="140"/>
+    <w:bookmarkStart w:id="141" w:name="carteira"/>
+    <w:p>
+      <w:pPr>
+        <w:pStyle w:val="Heading3"/>
+      </w:pPr>
+      <w:r>
+        <w:t xml:space="preserve">Carteira</w:t>
+      </w:r>
+    </w:p>
+    <w:p>
+      <w:pPr>
+        <w:pStyle w:val="FirstParagraph"/>
+      </w:pPr>
+      <w:r>
+        <w:t xml:space="preserve">Onde o USDT fica enquanto viaja. Pode ser a da própria exchange ou uma carteira sua.</w:t>
+      </w:r>
+    </w:p>
+    <w:bookmarkEnd w:id="141"/>
+    <w:bookmarkStart w:id="142" w:name="p2p-na-bolívia"/>
+    <w:p>
+      <w:pPr>
+        <w:pStyle w:val="Heading3"/>
+      </w:pPr>
+      <w:r>
+        <w:t xml:space="preserve">P2P na Bolívia</w:t>
+      </w:r>
+    </w:p>
+    <w:p>
+      <w:pPr>
+        <w:pStyle w:val="FirstParagraph"/>
+      </w:pPr>
+      <w:r>
+        <w:t xml:space="preserve">Onde você troca USDT por bolivianos, com garantia da plataforma.</w:t>
+      </w:r>
+    </w:p>
+    <w:bookmarkEnd w:id="142"/>
+    <w:p>
+      <w:pPr>
+        <w:pStyle w:val="BodyText"/>
+      </w:pPr>
+      <w:r>
+        <w:t xml:space="preserve">Três peças. Um caminho. Nenhum cambista.</w:t>
+      </w:r>
+    </w:p>
+    <w:bookmarkEnd w:id="143"/>
+    <w:p>
+      <w:r>
+        <w:pict>
+          <v:rect style="width:0;height:1.5pt" o:hralign="center" o:hrstd="t" o:hr="t"/>
+        </w:pict>
+      </w:r>
+    </w:p>
+    <w:p>
+      <w:pPr>
+        <w:pStyle w:val="FirstParagraph"/>
+      </w:pPr>
+      <w:r>
+        <w:t xml:space="preserve">Redes</w:t>
+      </w:r>
+    </w:p>
+    <w:bookmarkStart w:id="144" w:name="X53bd13d7848281725db6c4ab652948a621d86c9"/>
+    <w:p>
+      <w:pPr>
+        <w:pStyle w:val="Heading1"/>
+      </w:pPr>
+      <w:r>
+        <w:t xml:space="preserve">O mesmo USDT anda por estradas diferentes</w:t>
+      </w:r>
+    </w:p>
+    <w:p>
+      <w:pPr>
+        <w:pStyle w:val="FirstParagraph"/>
+      </w:pPr>
+      <w:r>
+        <w:t xml:space="preserve">O USDT existe em várias</w:t>
+      </w:r>
+      <w:r>
+        <w:t xml:space="preserve"> </w:t>
+      </w:r>
+      <w:r>
+        <w:rPr>
+          <w:bCs/>
+          <w:b/>
+        </w:rPr>
+        <w:t xml:space="preserve">redes</w:t>
+      </w:r>
+      <w:r>
+        <w:t xml:space="preserve"> </w:t>
+      </w:r>
+      <w:r>
+        <w:t xml:space="preserve">(blockchains). Pense em estradas: o carro é o mesmo, mas o pedágio e a velocidade mudam.</w:t>
+      </w:r>
+    </w:p>
+    <w:tbl>
+      <w:tblPr>
+        <w:tblStyle w:val="FigureTable"/>
+        <w:tblW w:type="auto" w:w="0"/>
+        <w:tblLook w:firstRow="0" w:lastRow="0" w:firstColumn="0" w:lastColumn="0"/>
+        <w:jc w:val="center"/>
+      </w:tblPr>
+      <w:tblGrid/>
+      <w:tr/>
+    </w:tbl>
+    <w:p>
+      <w:pPr>
+        <w:pStyle w:val="FirstParagraph"/>
+      </w:pPr>
+      <w:r>
+        <w:rPr>
+          <w:bCs/>
+          <w:b/>
+        </w:rPr>
+        <w:t xml:space="preserve">A regra que salva o seu dinheiro:</w:t>
+      </w:r>
+      <w:r>
+        <w:t xml:space="preserve"> </w:t>
+      </w:r>
+      <w:r>
+        <w:t xml:space="preserve">a rede de quem</w:t>
+      </w:r>
+      <w:r>
+        <w:t xml:space="preserve"> </w:t>
+      </w:r>
+      <w:r>
+        <w:rPr>
+          <w:bCs/>
+          <w:b/>
+        </w:rPr>
+        <w:t xml:space="preserve">envia</w:t>
+      </w:r>
+      <w:r>
+        <w:t xml:space="preserve"> </w:t>
+      </w:r>
+      <w:r>
+        <w:t xml:space="preserve">tem que ser a</w:t>
+      </w:r>
+      <w:r>
+        <w:t xml:space="preserve"> </w:t>
+      </w:r>
+      <w:r>
+        <w:rPr>
+          <w:bCs/>
+          <w:b/>
+        </w:rPr>
+        <w:t xml:space="preserve">mesma</w:t>
+      </w:r>
+      <w:r>
+        <w:t xml:space="preserve"> </w:t>
+      </w:r>
+      <w:r>
+        <w:t xml:space="preserve">de quem</w:t>
+      </w:r>
+      <w:r>
+        <w:t xml:space="preserve"> </w:t>
+      </w:r>
+      <w:r>
+        <w:rPr>
+          <w:bCs/>
+          <w:b/>
+        </w:rPr>
+        <w:t xml:space="preserve">recebe</w:t>
+      </w:r>
+      <w:r>
+        <w:t xml:space="preserve">. Mandou USDT-TRC20 para um endereço de outra rede? Em geral, não tem volta.</w:t>
+      </w:r>
+    </w:p>
+    <w:p>
+      <w:pPr>
+        <w:pStyle w:val="BodyText"/>
+      </w:pPr>
+      <w:r>
+        <w:t xml:space="preserve">eco.com, guias de 2026 (redes do USDT; envio para rede errada em geral não é recuperável).</w:t>
+      </w:r>
+    </w:p>
+    <w:bookmarkEnd w:id="144"/>
+    <w:p>
+      <w:r>
+        <w:pict>
+          <v:rect style="width:0;height:1.5pt" o:hralign="center" o:hrstd="t" o:hr="t"/>
+        </w:pict>
+      </w:r>
+    </w:p>
+    <w:bookmarkStart w:id="145" w:name="quanto-custa-o-pedágio-de-cada-rede"/>
+    <w:p>
+      <w:pPr>
+        <w:pStyle w:val="Heading2"/>
+      </w:pPr>
+      <w:r>
+        <w:t xml:space="preserve">Quanto custa o “pedágio” de cada rede</w:t>
+      </w:r>
+    </w:p>
+    <w:p>
+      <w:pPr>
+        <w:pStyle w:val="FirstParagraph"/>
+      </w:pPr>
+      <w:r>
+        <w:t xml:space="preserve">Exemplo de taxa de saque de USDT numa grande exchange internacional:</w:t>
+      </w:r>
+    </w:p>
+    <w:tbl>
+      <w:tblPr>
+        <w:tblStyle w:val="Table"/>
+        <w:tblW w:type="auto" w:w="0"/>
+        <w:tblLook w:firstRow="0" w:lastRow="0" w:firstColumn="0" w:lastColumn="0" w:noHBand="0" w:noVBand="0" w:val="0000"/>
+        <w:jc w:val="start"/>
+      </w:tblPr>
+      <w:tblGrid>
+        <w:gridCol w:w="2640"/>
+        <w:gridCol w:w="2640"/>
+        <w:gridCol w:w="2640"/>
+      </w:tblGrid>
+      <w:tr>
+        <w:tc>
+          <w:tcPr/>
+          <w:p>
+            <w:pPr>
+              <w:pStyle w:val="Compact"/>
+              <w:jc w:val="left"/>
+            </w:pPr>
+            <w:r>
+              <w:t xml:space="preserve">Rede</w:t>
+            </w:r>
+          </w:p>
+        </w:tc>
+        <w:tc>
+          <w:tcPr/>
+          <w:p>
+            <w:pPr>
+              <w:pStyle w:val="Compact"/>
+              <w:jc w:val="left"/>
+            </w:pPr>
+            <w:r>
+              <w:t xml:space="preserve">Taxa de saque (exemplo)</w:t>
+            </w:r>
+          </w:p>
+        </w:tc>
+        <w:tc>
+          <w:tcPr/>
+          <w:p>
+            <w:pPr>
+              <w:pStyle w:val="Compact"/>
+              <w:jc w:val="left"/>
+            </w:pPr>
+            <w:r>
+              <w:t xml:space="preserve">Velocidade</w:t>
+            </w:r>
+          </w:p>
+        </w:tc>
+      </w:tr>
+      <w:tr>
+        <w:tc>
+          <w:tcPr/>
+          <w:p>
+            <w:pPr>
+              <w:pStyle w:val="Compact"/>
+              <w:jc w:val="left"/>
+            </w:pPr>
+            <w:r>
+              <w:t xml:space="preserve">BEP20 (BNB Chain)</w:t>
+            </w:r>
+          </w:p>
+        </w:tc>
+        <w:tc>
+          <w:tcPr/>
+          <w:p>
+            <w:pPr>
+              <w:pStyle w:val="Compact"/>
+              <w:jc w:val="left"/>
+            </w:pPr>
+            <w:r>
+              <w:t xml:space="preserve">0,29 USDT</w:t>
+            </w:r>
+          </w:p>
+        </w:tc>
+        <w:tc>
+          <w:tcPr/>
+          <w:p>
+            <w:pPr>
+              <w:pStyle w:val="Compact"/>
+              <w:jc w:val="left"/>
+            </w:pPr>
+            <w:r>
+              <w:t xml:space="preserve">~1 minuto</w:t>
+            </w:r>
+          </w:p>
+        </w:tc>
+      </w:tr>
+      <w:tr>
+        <w:tc>
+          <w:tcPr/>
+          <w:p>
+            <w:pPr>
+              <w:pStyle w:val="Compact"/>
+              <w:jc w:val="left"/>
+            </w:pPr>
+            <w:r>
+              <w:t xml:space="preserve">TRC20 (Tron)</w:t>
+            </w:r>
+          </w:p>
+        </w:tc>
+        <w:tc>
+          <w:tcPr/>
+          <w:p>
+            <w:pPr>
+              <w:pStyle w:val="Compact"/>
+              <w:jc w:val="left"/>
+            </w:pPr>
+            <w:r>
+              <w:t xml:space="preserve">1 USDT</w:t>
+            </w:r>
+          </w:p>
+        </w:tc>
+        <w:tc>
+          <w:tcPr/>
+          <w:p>
+            <w:pPr>
+              <w:pStyle w:val="Compact"/>
+              <w:jc w:val="left"/>
+            </w:pPr>
+            <w:r>
+              <w:t xml:space="preserve">~1 minuto</w:t>
+            </w:r>
+          </w:p>
+        </w:tc>
+      </w:tr>
+      <w:tr>
+        <w:tc>
+          <w:tcPr/>
+          <w:p>
+            <w:pPr>
+              <w:pStyle w:val="Compact"/>
+              <w:jc w:val="left"/>
+            </w:pPr>
+            <w:r>
+              <w:t xml:space="preserve">Solana</w:t>
+            </w:r>
+          </w:p>
+        </w:tc>
+        <w:tc>
+          <w:tcPr/>
+          <w:p>
+            <w:pPr>
+              <w:pStyle w:val="Compact"/>
+              <w:jc w:val="left"/>
+            </w:pPr>
+            <w:r>
+              <w:t xml:space="preserve">1 USDT</w:t>
+            </w:r>
+          </w:p>
+        </w:tc>
+        <w:tc>
+          <w:tcPr/>
+          <w:p>
+            <w:pPr>
+              <w:pStyle w:val="Compact"/>
+              <w:jc w:val="left"/>
+            </w:pPr>
+            <w:r>
+              <w:t xml:space="preserve">Segundos</w:t>
+            </w:r>
+          </w:p>
+        </w:tc>
+      </w:tr>
+      <w:tr>
+        <w:tc>
+          <w:tcPr/>
+          <w:p>
+            <w:pPr>
+              <w:pStyle w:val="Compact"/>
+              <w:jc w:val="left"/>
+            </w:pPr>
+            <w:r>
+              <w:t xml:space="preserve">Polygon</w:t>
+            </w:r>
+          </w:p>
+        </w:tc>
+        <w:tc>
+          <w:tcPr/>
+          <w:p>
+            <w:pPr>
+              <w:pStyle w:val="Compact"/>
+              <w:jc w:val="left"/>
+            </w:pPr>
+            <w:r>
+              <w:t xml:space="preserve">~1 USDT</w:t>
+            </w:r>
+          </w:p>
+        </w:tc>
+        <w:tc>
+          <w:tcPr/>
+          <w:p>
+            <w:pPr>
+              <w:pStyle w:val="Compact"/>
+              <w:jc w:val="left"/>
+            </w:pPr>
+            <w:r>
+              <w:t xml:space="preserve">Rápida</w:t>
+            </w:r>
+          </w:p>
+        </w:tc>
+      </w:tr>
+      <w:tr>
+        <w:tc>
+          <w:tcPr/>
+          <w:p>
+            <w:pPr>
+              <w:pStyle w:val="Compact"/>
+              <w:jc w:val="left"/>
+            </w:pPr>
+            <w:r>
+              <w:t xml:space="preserve">ERC20 (Ethereum)</w:t>
+            </w:r>
+          </w:p>
+        </w:tc>
+        <w:tc>
+          <w:tcPr/>
+          <w:p>
+            <w:pPr>
+              <w:pStyle w:val="Compact"/>
+              <w:jc w:val="left"/>
+            </w:pPr>
+            <w:r>
+              <w:t xml:space="preserve">1,6 USDT ou mais</w:t>
+            </w:r>
+          </w:p>
+        </w:tc>
+        <w:tc>
+          <w:tcPr/>
+          <w:p>
+            <w:pPr>
+              <w:pStyle w:val="Compact"/>
+              <w:jc w:val="left"/>
+            </w:pPr>
+            <w:r>
+              <w:t xml:space="preserve">~2 minutos</w:t>
+            </w:r>
+          </w:p>
+        </w:tc>
+      </w:tr>
+    </w:tbl>
+    <w:p>
+      <w:pPr>
+        <w:pStyle w:val="BodyText"/>
+      </w:pPr>
+      <w:r>
+        <w:rPr>
+          <w:bCs/>
+          <w:b/>
+        </w:rPr>
+        <w:t xml:space="preserve">As taxas mudam.</w:t>
+      </w:r>
+      <w:r>
+        <w:t xml:space="preserve"> </w:t>
+      </w:r>
+      <w:r>
+        <w:t xml:space="preserve">Cada exchange cobra o seu valor e ele muda com o tempo. Confira sempre na tela de saque</w:t>
+      </w:r>
+      <w:r>
+        <w:t xml:space="preserve"> </w:t>
+      </w:r>
+      <w:r>
+        <w:rPr>
+          <w:bCs/>
+          <w:b/>
+        </w:rPr>
+        <w:t xml:space="preserve">antes</w:t>
+      </w:r>
+      <w:r>
+        <w:t xml:space="preserve"> </w:t>
+      </w:r>
+      <w:r>
+        <w:t xml:space="preserve">de confirmar. O exemplo-padrão do curso usa 1 USDT.</w:t>
+      </w:r>
+    </w:p>
+    <w:p>
+      <w:pPr>
+        <w:pStyle w:val="BodyText"/>
+      </w:pPr>
+      <w:r>
+        <w:t xml:space="preserve">DICA</w:t>
+      </w:r>
+      <w:r>
+        <w:t xml:space="preserve">Use a rede que</w:t>
+      </w:r>
+      <w:r>
+        <w:t xml:space="preserve"> </w:t>
+      </w:r>
+      <w:r>
+        <w:rPr>
+          <w:highlight w:val="yellow"/>
+        </w:rPr>
+        <w:t xml:space="preserve">o comprador ou o banco boliviano aceita</w:t>
+      </w:r>
+      <w:r>
+        <w:t xml:space="preserve">. A mais barata não serve se o outro lado não recebe</w:t>
+      </w:r>
+    </w:p>
+    <w:p>
+      <w:pPr>
+        <w:pStyle w:val="BodyText"/>
+      </w:pPr>
+      <w:r>
+        <w:t xml:space="preserve">eco.com, comparativo de taxas de rede, mai/2026 (Binance: TRC20 1, BEP20 0,29, ERC20 1,6, SOL 1 USDT; velocidade TRC20/BEP20 ~1 min, ERC20 ~2 min); comparativo de 2026 (Polygon ~1 USDT). Escopo do curso, Seção 2.1 (taxa de 1 USDT no exemplo-padrão).</w:t>
+      </w:r>
+    </w:p>
+    <w:bookmarkEnd w:id="145"/>
+    <w:p>
+      <w:r>
+        <w:pict>
+          <v:rect style="width:0;height:1.5pt" o:hralign="center" o:hrstd="t" o:hr="t"/>
+        </w:pict>
+      </w:r>
+    </w:p>
+    <w:p>
+      <w:pPr>
+        <w:pStyle w:val="FirstParagraph"/>
+      </w:pPr>
+      <w:r>
+        <w:t xml:space="preserve">Árvore de decisão</w:t>
+      </w:r>
+    </w:p>
+    <w:bookmarkStart w:id="146" w:name="qual-rede-eu-escolho"/>
+    <w:p>
+      <w:pPr>
+        <w:pStyle w:val="Heading2"/>
+      </w:pPr>
+      <w:r>
+        <w:t xml:space="preserve">Qual rede eu escolho?</w:t>
+      </w:r>
+    </w:p>
+    <w:p>
+      <w:pPr>
+        <w:numPr>
+          <w:ilvl w:val="0"/>
+          <w:numId w:val="1029"/>
+        </w:numPr>
+        <w:pStyle w:val="Compact"/>
+      </w:pPr>
+      <w:r>
+        <w:rPr>
+          <w:bCs/>
+          <w:b/>
+        </w:rPr>
+        <w:t xml:space="preserve">Pergunte ao lado que recebe</w:t>
+      </w:r>
+      <w:r>
+        <w:t xml:space="preserve"> </w:t>
+      </w:r>
+      <w:r>
+        <w:t xml:space="preserve">(comprador P2P, banco boliviano ou sua carteira): “qual rede vocês aceitam?”</w:t>
+      </w:r>
+    </w:p>
+    <w:p>
+      <w:pPr>
+        <w:numPr>
+          <w:ilvl w:val="0"/>
+          <w:numId w:val="1029"/>
+        </w:numPr>
+        <w:pStyle w:val="Compact"/>
+      </w:pPr>
+      <w:r>
+        <w:rPr>
+          <w:bCs/>
+          <w:b/>
+        </w:rPr>
+        <w:t xml:space="preserve">Se aceitar mais de uma</w:t>
+      </w:r>
+      <w:r>
+        <w:t xml:space="preserve">, escolha a de menor taxa na tela de saque.</w:t>
+      </w:r>
+    </w:p>
+    <w:p>
+      <w:pPr>
+        <w:numPr>
+          <w:ilvl w:val="0"/>
+          <w:numId w:val="1029"/>
+        </w:numPr>
+        <w:pStyle w:val="Compact"/>
+      </w:pPr>
+      <w:r>
+        <w:rPr>
+          <w:bCs/>
+          <w:b/>
+        </w:rPr>
+        <w:t xml:space="preserve">Confira o nome da rede</w:t>
+      </w:r>
+      <w:r>
+        <w:t xml:space="preserve"> </w:t>
+      </w:r>
+      <w:r>
+        <w:t xml:space="preserve">nos dois lados. Escrito igual, letra por letra.</w:t>
+      </w:r>
+    </w:p>
+    <w:p>
+      <w:pPr>
+        <w:numPr>
+          <w:ilvl w:val="0"/>
+          <w:numId w:val="1029"/>
+        </w:numPr>
+        <w:pStyle w:val="Compact"/>
+      </w:pPr>
+      <w:r>
+        <w:rPr>
+          <w:bCs/>
+          <w:b/>
+        </w:rPr>
+        <w:t xml:space="preserve">Faça o teste de R$ 50</w:t>
+      </w:r>
+      <w:r>
+        <w:t xml:space="preserve"> </w:t>
+      </w:r>
+      <w:r>
+        <w:t xml:space="preserve">antes de mandar o valor grande (capítulo 4.10).</w:t>
+      </w:r>
+    </w:p>
+    <w:p>
+      <w:pPr>
+        <w:pStyle w:val="FirstParagraph"/>
+      </w:pPr>
+      <w:r>
+        <w:rPr>
+          <w:bCs/>
+          <w:b/>
+        </w:rPr>
+        <w:t xml:space="preserve">Na prática do autor:</w:t>
+      </w:r>
+      <w:r>
+        <w:t xml:space="preserve"> </w:t>
+      </w:r>
+      <w:r>
+        <w:t xml:space="preserve">o detalhe de qual rede e onde vender está na Parte 4.</w:t>
+      </w:r>
+      <w:r>
+        <w:t xml:space="preserve"> </w:t>
+      </w:r>
+      <w:r>
+        <w:t xml:space="preserve">[PEDIR AO AUTOR: a rede e o caminho que você usa no dia a dia]</w:t>
+      </w:r>
+    </w:p>
+    <w:p>
+      <w:pPr>
+        <w:pStyle w:val="BodyText"/>
+      </w:pPr>
+      <w:r>
+        <w:t xml:space="preserve">Errar a rede é o jeito mais rápido de perder dinheiro. E o mais fácil de evitar.</w:t>
+      </w:r>
+    </w:p>
+    <w:bookmarkEnd w:id="146"/>
+    <w:p>
+      <w:r>
+        <w:pict>
+          <v:rect style="width:0;height:1.5pt" o:hralign="center" o:hrstd="t" o:hr="t"/>
+        </w:pict>
+      </w:r>
+    </w:p>
+    <w:bookmarkStart w:id="147" w:name="como-reconhecer-a-rede-pelo-endereço"/>
+    <w:p>
+      <w:pPr>
+        <w:pStyle w:val="Heading2"/>
+      </w:pPr>
+      <w:r>
+        <w:t xml:space="preserve">Como reconhecer a rede pelo endereço</w:t>
+      </w:r>
+    </w:p>
+    <w:tbl>
+      <w:tblPr>
+        <w:tblStyle w:val="Table"/>
+        <w:tblW w:type="auto" w:w="0"/>
+        <w:tblLook w:firstRow="0" w:lastRow="0" w:firstColumn="0" w:lastColumn="0" w:noHBand="0" w:noVBand="0" w:val="0000"/>
+        <w:jc w:val="start"/>
+      </w:tblPr>
+      <w:tblGrid>
+        <w:gridCol w:w="3960"/>
+        <w:gridCol w:w="3960"/>
+      </w:tblGrid>
+      <w:tr>
+        <w:tc>
+          <w:tcPr/>
+          <w:p>
+            <w:pPr>
+              <w:pStyle w:val="Compact"/>
+              <w:jc w:val="left"/>
+            </w:pPr>
+            <w:r>
+              <w:t xml:space="preserve">Rede</w:t>
+            </w:r>
+          </w:p>
+        </w:tc>
+        <w:tc>
+          <w:tcPr/>
+          <w:p>
+            <w:pPr>
+              <w:pStyle w:val="Compact"/>
+              <w:jc w:val="left"/>
+            </w:pPr>
+            <w:r>
+              <w:t xml:space="preserve">O endereço costuma começar com</w:t>
+            </w:r>
+          </w:p>
+        </w:tc>
+      </w:tr>
+      <w:tr>
+        <w:tc>
+          <w:tcPr/>
+          <w:p>
+            <w:pPr>
+              <w:pStyle w:val="Compact"/>
+              <w:jc w:val="left"/>
+            </w:pPr>
+            <w:r>
+              <w:t xml:space="preserve">TRC20 (Tron)</w:t>
+            </w:r>
+          </w:p>
+        </w:tc>
+        <w:tc>
+          <w:tcPr/>
+          <w:p>
+            <w:pPr>
+              <w:pStyle w:val="Compact"/>
+              <w:jc w:val="left"/>
+            </w:pPr>
+            <w:r>
+              <w:rPr>
+                <w:rStyle w:val="VerbatimChar"/>
+              </w:rPr>
+              <w:t xml:space="preserve">T</w:t>
+            </w:r>
+            <w:r>
+              <w:t xml:space="preserve"> </w:t>
+            </w:r>
+            <w:r>
+              <w:t xml:space="preserve">— ex.:</w:t>
+            </w:r>
+            <w:r>
+              <w:t xml:space="preserve"> </w:t>
+            </w:r>
+            <w:r>
+              <w:t xml:space="preserve">T9yD…kL2</w:t>
+            </w:r>
+          </w:p>
+        </w:tc>
+      </w:tr>
+      <w:tr>
+        <w:tc>
+          <w:tcPr/>
+          <w:p>
+            <w:pPr>
+              <w:pStyle w:val="Compact"/>
+              <w:jc w:val="left"/>
+            </w:pPr>
+            <w:r>
+              <w:t xml:space="preserve">BEP20, ERC20 e Polygon</w:t>
+            </w:r>
+          </w:p>
+        </w:tc>
+        <w:tc>
+          <w:tcPr/>
+          <w:p>
+            <w:pPr>
+              <w:pStyle w:val="Compact"/>
+              <w:jc w:val="left"/>
+            </w:pPr>
+            <w:r>
+              <w:rPr>
+                <w:rStyle w:val="VerbatimChar"/>
+              </w:rPr>
+              <w:t xml:space="preserve">0x</w:t>
+            </w:r>
+            <w:r>
+              <w:t xml:space="preserve"> </w:t>
+            </w:r>
+            <w:r>
+              <w:t xml:space="preserve">— ex.:</w:t>
+            </w:r>
+            <w:r>
+              <w:t xml:space="preserve"> </w:t>
+            </w:r>
+            <w:r>
+              <w:t xml:space="preserve">0x4a…9F1</w:t>
+            </w:r>
+          </w:p>
+        </w:tc>
+      </w:tr>
+      <w:tr>
+        <w:tc>
+          <w:tcPr/>
+          <w:p>
+            <w:pPr>
+              <w:pStyle w:val="Compact"/>
+              <w:jc w:val="left"/>
+            </w:pPr>
+            <w:r>
+              <w:t xml:space="preserve">Solana</w:t>
+            </w:r>
+          </w:p>
+        </w:tc>
+        <w:tc>
+          <w:tcPr/>
+          <w:p>
+            <w:pPr>
+              <w:pStyle w:val="Compact"/>
+              <w:jc w:val="left"/>
+            </w:pPr>
+            <w:r>
+              <w:t xml:space="preserve">Letras e números, sem “0x” nem “T” fixo</w:t>
+            </w:r>
+          </w:p>
+        </w:tc>
+      </w:tr>
+    </w:tbl>
+    <w:p>
+      <w:pPr>
+        <w:pStyle w:val="BodyText"/>
+      </w:pPr>
+      <w:r>
+        <w:rPr>
+          <w:bCs/>
+          <w:b/>
+        </w:rPr>
+        <w:t xml:space="preserve">Pegadinha:</w:t>
+      </w:r>
+      <w:r>
+        <w:t xml:space="preserve"> </w:t>
+      </w:r>
+      <w:r>
+        <w:t xml:space="preserve">BEP20, ERC20 e Polygon usam endereços com o mesmo formato</w:t>
+      </w:r>
+      <w:r>
+        <w:t xml:space="preserve"> </w:t>
+      </w:r>
+      <w:r>
+        <w:rPr>
+          <w:rStyle w:val="VerbatimChar"/>
+        </w:rPr>
+        <w:t xml:space="preserve">0x</w:t>
+      </w:r>
+      <w:r>
+        <w:t xml:space="preserve">. O endereço parecer certo</w:t>
+      </w:r>
+      <w:r>
+        <w:t xml:space="preserve"> </w:t>
+      </w:r>
+      <w:r>
+        <w:rPr>
+          <w:bCs/>
+          <w:b/>
+        </w:rPr>
+        <w:t xml:space="preserve">não garante</w:t>
+      </w:r>
+      <w:r>
+        <w:t xml:space="preserve"> </w:t>
+      </w:r>
+      <w:r>
+        <w:t xml:space="preserve">que a rede está certa. Confira o</w:t>
+      </w:r>
+      <w:r>
+        <w:t xml:space="preserve"> </w:t>
+      </w:r>
+      <w:r>
+        <w:rPr>
+          <w:bCs/>
+          <w:b/>
+        </w:rPr>
+        <w:t xml:space="preserve">nome da rede</w:t>
+      </w:r>
+      <w:r>
+        <w:t xml:space="preserve">.</w:t>
+      </w:r>
+    </w:p>
+    <w:p>
+      <w:pPr>
+        <w:pStyle w:val="BodyText"/>
+      </w:pPr>
+      <w:r>
+        <w:t xml:space="preserve">Abra a tela de depósito de qualquer exchange (sem depositar nada) e veja como o endereço muda quando você troca a rede.</w:t>
+      </w:r>
+    </w:p>
+    <w:p>
+      <w:pPr>
+        <w:pStyle w:val="BodyText"/>
+      </w:pPr>
+      <w:r>
+        <w:t xml:space="preserve">Endereços de exemplo, fictícios e encurtados.</w:t>
+      </w:r>
+    </w:p>
+    <w:bookmarkEnd w:id="147"/>
+    <w:p>
+      <w:r>
+        <w:pict>
+          <v:rect style="width:0;height:1.5pt" o:hralign="center" o:hrstd="t" o:hr="t"/>
+        </w:pict>
+      </w:r>
+    </w:p>
+    <w:p>
+      <w:pPr>
+        <w:pStyle w:val="FirstParagraph"/>
+      </w:pPr>
+      <w:r>
+        <w:t xml:space="preserve">Endereço, memo e QR</w:t>
+      </w:r>
+    </w:p>
+    <w:bookmarkStart w:id="148" w:name="Xa7b0b1604248a44471e4ac446c93133f22ca206"/>
+    <w:p>
+      <w:pPr>
+        <w:pStyle w:val="Heading1"/>
+      </w:pPr>
+      <w:r>
+        <w:t xml:space="preserve">O endereço é a sua chave Pix da blockchain</w:t>
+      </w:r>
+    </w:p>
+    <w:p>
+      <w:pPr>
+        <w:pStyle w:val="FirstParagraph"/>
+      </w:pPr>
+      <w:r>
+        <w:t xml:space="preserve">T9yDk3xWq7mPz2RvN8cL5aH1bJ4sF6gKkL2</w:t>
+      </w:r>
+      <w:r>
+        <w:br/>
+      </w:r>
+      <w:r>
+        <w:t xml:space="preserve">└─ rede Tron (começa com T) · exemplo fictício</w:t>
+      </w:r>
+    </w:p>
+    <w:p>
+      <w:pPr>
+        <w:numPr>
+          <w:ilvl w:val="0"/>
+          <w:numId w:val="1030"/>
+        </w:numPr>
+        <w:pStyle w:val="Compact"/>
+      </w:pPr>
+      <w:r>
+        <w:rPr>
+          <w:bCs/>
+          <w:b/>
+        </w:rPr>
+        <w:t xml:space="preserve">Endereço:</w:t>
+      </w:r>
+      <w:r>
+        <w:t xml:space="preserve"> </w:t>
+      </w:r>
+      <w:r>
+        <w:t xml:space="preserve">o “número da conta” que recebe</w:t>
+      </w:r>
+    </w:p>
+    <w:p>
+      <w:pPr>
+        <w:numPr>
+          <w:ilvl w:val="0"/>
+          <w:numId w:val="1030"/>
+        </w:numPr>
+        <w:pStyle w:val="Compact"/>
+      </w:pPr>
+      <w:r>
+        <w:rPr>
+          <w:bCs/>
+          <w:b/>
+        </w:rPr>
+        <w:t xml:space="preserve">Memo / tag:</w:t>
+      </w:r>
+      <w:r>
+        <w:t xml:space="preserve"> </w:t>
+      </w:r>
+      <w:r>
+        <w:t xml:space="preserve">um código extra que algumas plataformas pedem. Se o lado que recebe der um memo, ele é obrigatório. Em TRC20, BEP20 e ERC20 normalmente não há memo</w:t>
+      </w:r>
+    </w:p>
+    <w:p>
+      <w:pPr>
+        <w:numPr>
+          <w:ilvl w:val="0"/>
+          <w:numId w:val="1030"/>
+        </w:numPr>
+        <w:pStyle w:val="Compact"/>
+      </w:pPr>
+      <w:r>
+        <w:rPr>
+          <w:bCs/>
+          <w:b/>
+        </w:rPr>
+        <w:t xml:space="preserve">QR code:</w:t>
+      </w:r>
+      <w:r>
+        <w:t xml:space="preserve"> </w:t>
+      </w:r>
+      <w:r>
+        <w:t xml:space="preserve">o mesmo endereço em forma de imagem, para não digitar</w:t>
+      </w:r>
+    </w:p>
+    <w:p>
+      <w:pPr>
+        <w:pStyle w:val="FirstParagraph"/>
+      </w:pPr>
+      <w:r>
+        <w:rPr>
+          <w:bCs/>
+          <w:b/>
+        </w:rPr>
+        <w:t xml:space="preserve">Nunca digite um endereço à mão.</w:t>
+      </w:r>
+      <w:r>
+        <w:t xml:space="preserve"> </w:t>
+      </w:r>
+      <w:r>
+        <w:t xml:space="preserve">Copie e cole, ou leia o QR. Um caractere errado manda o dinheiro para o lugar errado.</w:t>
+      </w:r>
+    </w:p>
+    <w:p>
+      <w:pPr>
+        <w:pStyle w:val="BodyText"/>
+      </w:pPr>
+      <w:r>
+        <w:t xml:space="preserve">eco.com, guias de 2026 (memo não necessário em TRC20, BEP20 e ERC20, salvo quando o lado que recebe informa um).</w:t>
+      </w:r>
+    </w:p>
+    <w:bookmarkEnd w:id="148"/>
+    <w:p>
+      <w:r>
+        <w:pict>
+          <v:rect style="width:0;height:1.5pt" o:hralign="center" o:hrstd="t" o:hr="t"/>
+        </w:pict>
+      </w:r>
+    </w:p>
+    <w:bookmarkStart w:id="150" w:name="Xa9cf0c8a189df1dd0b5bd9d4677eba0303be085"/>
+    <w:p>
+      <w:pPr>
+        <w:pStyle w:val="Heading2"/>
+      </w:pPr>
+      <w:r>
+        <w:t xml:space="preserve">O vírus que troca o endereço na hora de colar</w:t>
+      </w:r>
+    </w:p>
+    <w:p>
+      <w:pPr>
+        <w:pStyle w:val="FirstParagraph"/>
+      </w:pPr>
+      <w:r>
+        <w:t xml:space="preserve">Existe vírus que fica olhando a área de transferência do celular ou do computador. Quando você copia um endereço, ele</w:t>
+      </w:r>
+      <w:r>
+        <w:t xml:space="preserve"> </w:t>
+      </w:r>
+      <w:r>
+        <w:rPr>
+          <w:bCs/>
+          <w:b/>
+        </w:rPr>
+        <w:t xml:space="preserve">troca pelo endereço do golpista</w:t>
+      </w:r>
+      <w:r>
+        <w:t xml:space="preserve">.</w:t>
+      </w:r>
+    </w:p>
+    <w:bookmarkStart w:id="149" w:name="como-se-proteger-em-10-segundos"/>
+    <w:p>
+      <w:pPr>
+        <w:pStyle w:val="Heading3"/>
+      </w:pPr>
+      <w:r>
+        <w:t xml:space="preserve">Como se proteger em 10 segundos</w:t>
+      </w:r>
+    </w:p>
+    <w:p>
+      <w:pPr>
+        <w:numPr>
+          <w:ilvl w:val="0"/>
+          <w:numId w:val="1031"/>
+        </w:numPr>
+        <w:pStyle w:val="Compact"/>
+      </w:pPr>
+      <w:r>
+        <w:t xml:space="preserve">Depois de colar, confira os</w:t>
+      </w:r>
+      <w:r>
+        <w:t xml:space="preserve"> </w:t>
+      </w:r>
+      <w:r>
+        <w:rPr>
+          <w:bCs/>
+          <w:b/>
+        </w:rPr>
+        <w:t xml:space="preserve">4 primeiros</w:t>
+      </w:r>
+      <w:r>
+        <w:t xml:space="preserve"> </w:t>
+      </w:r>
+      <w:r>
+        <w:t xml:space="preserve">caracteres</w:t>
+      </w:r>
+    </w:p>
+    <w:p>
+      <w:pPr>
+        <w:numPr>
+          <w:ilvl w:val="0"/>
+          <w:numId w:val="1031"/>
+        </w:numPr>
+        <w:pStyle w:val="Compact"/>
+      </w:pPr>
+      <w:r>
+        <w:t xml:space="preserve">Confira os</w:t>
+      </w:r>
+      <w:r>
+        <w:t xml:space="preserve"> </w:t>
+      </w:r>
+      <w:r>
+        <w:rPr>
+          <w:bCs/>
+          <w:b/>
+        </w:rPr>
+        <w:t xml:space="preserve">4 últimos</w:t>
+      </w:r>
+      <w:r>
+        <w:t xml:space="preserve"> </w:t>
+      </w:r>
+      <w:r>
+        <w:t xml:space="preserve">caracteres</w:t>
+      </w:r>
+    </w:p>
+    <w:p>
+      <w:pPr>
+        <w:numPr>
+          <w:ilvl w:val="0"/>
+          <w:numId w:val="1031"/>
+        </w:numPr>
+        <w:pStyle w:val="Compact"/>
+      </w:pPr>
+      <w:r>
+        <w:t xml:space="preserve">Confira</w:t>
+      </w:r>
+      <w:r>
+        <w:t xml:space="preserve"> </w:t>
+      </w:r>
+      <w:r>
+        <w:rPr>
+          <w:bCs/>
+          <w:b/>
+        </w:rPr>
+        <w:t xml:space="preserve">uma parte do meio</w:t>
+      </w:r>
+    </w:p>
+    <w:p>
+      <w:pPr>
+        <w:numPr>
+          <w:ilvl w:val="0"/>
+          <w:numId w:val="1031"/>
+        </w:numPr>
+        <w:pStyle w:val="Compact"/>
+      </w:pPr>
+      <w:r>
+        <w:t xml:space="preserve">Se possível, use a</w:t>
+      </w:r>
+      <w:r>
+        <w:t xml:space="preserve"> </w:t>
+      </w:r>
+      <w:r>
+        <w:rPr>
+          <w:bCs/>
+          <w:b/>
+        </w:rPr>
+        <w:t xml:space="preserve">whitelist</w:t>
+      </w:r>
+      <w:r>
+        <w:t xml:space="preserve"> </w:t>
+      </w:r>
+      <w:r>
+        <w:t xml:space="preserve">(lista de endereços salvos) da exchange</w:t>
+      </w:r>
+    </w:p>
+    <w:p>
+      <w:pPr>
+        <w:pStyle w:val="FirstParagraph"/>
+      </w:pPr>
+      <w:r>
+        <w:rPr>
+          <w:bCs/>
+          <w:b/>
+        </w:rPr>
+        <w:t xml:space="preserve">Se qualquer letra estiver diferente: pare.</w:t>
+      </w:r>
+      <w:r>
+        <w:t xml:space="preserve"> </w:t>
+      </w:r>
+      <w:r>
+        <w:t xml:space="preserve">Não envie. Troque de aparelho e procure ajuda no grupo VIP.</w:t>
+      </w:r>
+    </w:p>
+    <w:p>
+      <w:pPr>
+        <w:pStyle w:val="BodyText"/>
+      </w:pPr>
+      <w:r>
+        <w:t xml:space="preserve">Os 12 golpes mais comuns e as defesas estão na</w:t>
+      </w:r>
+      <w:r>
+        <w:t xml:space="preserve"> </w:t>
+      </w:r>
+      <w:r>
+        <w:rPr>
+          <w:bCs/>
+          <w:b/>
+        </w:rPr>
+        <w:t xml:space="preserve">Parte 5</w:t>
+      </w:r>
+      <w:r>
+        <w:t xml:space="preserve">.</w:t>
+      </w:r>
+    </w:p>
+    <w:bookmarkEnd w:id="149"/>
+    <w:bookmarkEnd w:id="150"/>
+    <w:p>
+      <w:r>
+        <w:pict>
+          <v:rect style="width:0;height:1.5pt" o:hralign="center" o:hrstd="t" o:hr="t"/>
+        </w:pict>
+      </w:r>
+    </w:p>
+    <w:p>
+      <w:pPr>
+        <w:pStyle w:val="FirstParagraph"/>
+      </w:pPr>
+      <w:r>
+        <w:t xml:space="preserve">Checklist</w:t>
+      </w:r>
+    </w:p>
+    <w:bookmarkStart w:id="151" w:name="antes-de-apertar-enviar"/>
+    <w:p>
+      <w:pPr>
+        <w:pStyle w:val="Heading2"/>
+      </w:pPr>
+      <w:r>
+        <w:t xml:space="preserve">Antes de apertar “enviar”</w:t>
+      </w:r>
+    </w:p>
+    <w:p>
+      <w:pPr>
+        <w:numPr>
+          <w:ilvl w:val="0"/>
+          <w:numId w:val="1032"/>
+        </w:numPr>
+        <w:pStyle w:val="Compact"/>
+      </w:pPr>
+      <w:r>
+        <w:t xml:space="preserve">A rede é a mesma dos dois lados?</w:t>
+      </w:r>
+    </w:p>
+    <w:p>
+      <w:pPr>
+        <w:numPr>
+          <w:ilvl w:val="0"/>
+          <w:numId w:val="1032"/>
+        </w:numPr>
+        <w:pStyle w:val="Compact"/>
+      </w:pPr>
+      <w:r>
+        <w:t xml:space="preserve">O endereço foi colado (nunca digitado)?</w:t>
+      </w:r>
+    </w:p>
+    <w:p>
+      <w:pPr>
+        <w:numPr>
+          <w:ilvl w:val="0"/>
+          <w:numId w:val="1032"/>
+        </w:numPr>
+        <w:pStyle w:val="Compact"/>
+      </w:pPr>
+      <w:r>
+        <w:t xml:space="preserve">Os 4 primeiros e os 4 últimos caracteres batem?</w:t>
+      </w:r>
+    </w:p>
+    <w:p>
+      <w:pPr>
+        <w:numPr>
+          <w:ilvl w:val="0"/>
+          <w:numId w:val="1032"/>
+        </w:numPr>
+        <w:pStyle w:val="Compact"/>
+      </w:pPr>
+      <w:r>
+        <w:t xml:space="preserve">Tem memo? Se o lado que recebe pediu, preenchi?</w:t>
+      </w:r>
+    </w:p>
+    <w:p>
+      <w:pPr>
+        <w:numPr>
+          <w:ilvl w:val="0"/>
+          <w:numId w:val="1032"/>
+        </w:numPr>
+        <w:pStyle w:val="Compact"/>
+      </w:pPr>
+      <w:r>
+        <w:t xml:space="preserve">Já fiz um envio de teste para esse endereço?</w:t>
+      </w:r>
+    </w:p>
+    <w:p>
+      <w:pPr>
+        <w:numPr>
+          <w:ilvl w:val="0"/>
+          <w:numId w:val="1032"/>
+        </w:numPr>
+        <w:pStyle w:val="Compact"/>
+      </w:pPr>
+      <w:r>
+        <w:t xml:space="preserve">O valor e a taxa na tela estão certos?</w:t>
+      </w:r>
+    </w:p>
+    <w:p>
+      <w:pPr>
+        <w:pStyle w:val="FirstParagraph"/>
+      </w:pPr>
+      <w:r>
+        <w:t xml:space="preserve">6 perguntas. 30 segundos. Seu patrimônio protegido.</w:t>
+      </w:r>
+    </w:p>
+    <w:p>
+      <w:pPr>
+        <w:pStyle w:val="BodyText"/>
+      </w:pPr>
+      <w:r>
+        <w:t xml:space="preserve">Tire um print deste checklist e deixe como favorito no celular.</w:t>
+      </w:r>
+    </w:p>
+    <w:bookmarkEnd w:id="151"/>
+    <w:p>
+      <w:r>
+        <w:pict>
+          <v:rect style="width:0;height:1.5pt" o:hralign="center" o:hrstd="t" o:hr="t"/>
+        </w:pict>
+      </w:r>
+    </w:p>
+    <w:p>
+      <w:pPr>
+        <w:pStyle w:val="FirstParagraph"/>
+      </w:pPr>
+      <w:r>
+        <w:t xml:space="preserve">Seed phrase</w:t>
+      </w:r>
+    </w:p>
+    <w:bookmarkStart w:id="154" w:name="ou-24-palavras-valem-todo-o-seu-dinheiro"/>
+    <w:p>
+      <w:pPr>
+        <w:pStyle w:val="Heading1"/>
+      </w:pPr>
+      <w:r>
+        <w:t xml:space="preserve">12 ou 24 palavras valem todo o seu dinheiro</w:t>
+      </w:r>
+    </w:p>
+    <w:p>
+      <w:pPr>
+        <w:pStyle w:val="FirstParagraph"/>
+      </w:pPr>
+      <w:r>
+        <w:t xml:space="preserve">Quando você cria uma</w:t>
+      </w:r>
+      <w:r>
+        <w:t xml:space="preserve"> </w:t>
+      </w:r>
+      <w:r>
+        <w:rPr>
+          <w:bCs/>
+          <w:b/>
+        </w:rPr>
+        <w:t xml:space="preserve">carteira própria</w:t>
+      </w:r>
+      <w:r>
+        <w:t xml:space="preserve">, o app mostra uma lista de 12 ou 24 palavras. É a</w:t>
+      </w:r>
+      <w:r>
+        <w:t xml:space="preserve"> </w:t>
+      </w:r>
+      <w:r>
+        <w:rPr>
+          <w:bCs/>
+          <w:b/>
+        </w:rPr>
+        <w:t xml:space="preserve">seed phrase</w:t>
+      </w:r>
+      <w:r>
+        <w:t xml:space="preserve"> </w:t>
+      </w:r>
+      <w:r>
+        <w:t xml:space="preserve">(frase-semente). Quem tem essas palavras</w:t>
+      </w:r>
+      <w:r>
+        <w:t xml:space="preserve"> </w:t>
+      </w:r>
+      <w:r>
+        <w:rPr>
+          <w:bCs/>
+          <w:b/>
+        </w:rPr>
+        <w:t xml:space="preserve">tem o seu dinheiro</w:t>
+      </w:r>
+      <w:r>
+        <w:t xml:space="preserve">.</w:t>
+      </w:r>
+    </w:p>
+    <w:tbl>
+      <w:tblPr>
+        <w:tblStyle w:val="FigureTable"/>
+        <w:tblW w:type="auto" w:w="0"/>
+        <w:tblLook w:firstRow="0" w:lastRow="0" w:firstColumn="0" w:lastColumn="0"/>
+        <w:jc w:val="center"/>
+      </w:tblPr>
+      <w:tblGrid/>
+      <w:tr/>
+    </w:tbl>
+    <w:bookmarkStart w:id="152" w:name="faça"/>
+    <w:p>
+      <w:pPr>
+        <w:pStyle w:val="Heading3"/>
+      </w:pPr>
+      <w:r>
+        <w:t xml:space="preserve">Faça</w:t>
+      </w:r>
+    </w:p>
+    <w:p>
+      <w:pPr>
+        <w:numPr>
+          <w:ilvl w:val="0"/>
+          <w:numId w:val="1033"/>
+        </w:numPr>
+        <w:pStyle w:val="Compact"/>
+      </w:pPr>
+      <w:r>
+        <w:t xml:space="preserve">Escreva à mão, no papel</w:t>
+      </w:r>
+    </w:p>
+    <w:p>
+      <w:pPr>
+        <w:numPr>
+          <w:ilvl w:val="0"/>
+          <w:numId w:val="1033"/>
+        </w:numPr>
+        <w:pStyle w:val="Compact"/>
+      </w:pPr>
+      <w:r>
+        <w:t xml:space="preserve">Guarde em 2 lugares seguros</w:t>
+      </w:r>
+    </w:p>
+    <w:p>
+      <w:pPr>
+        <w:numPr>
+          <w:ilvl w:val="0"/>
+          <w:numId w:val="1033"/>
+        </w:numPr>
+        <w:pStyle w:val="Compact"/>
+      </w:pPr>
+      <w:r>
+        <w:t xml:space="preserve">Confira a ordem das palavras</w:t>
+      </w:r>
+    </w:p>
+    <w:bookmarkEnd w:id="152"/>
+    <w:bookmarkStart w:id="153" w:name="nunca"/>
+    <w:p>
+      <w:pPr>
+        <w:pStyle w:val="Heading3"/>
+      </w:pPr>
+      <w:r>
+        <w:t xml:space="preserve">Nunca</w:t>
+      </w:r>
+    </w:p>
+    <w:p>
+      <w:pPr>
+        <w:numPr>
+          <w:ilvl w:val="0"/>
+          <w:numId w:val="1034"/>
+        </w:numPr>
+        <w:pStyle w:val="Compact"/>
+      </w:pPr>
+      <w:r>
+        <w:t xml:space="preserve">Fotografar ou printar</w:t>
+      </w:r>
+    </w:p>
+    <w:p>
+      <w:pPr>
+        <w:numPr>
+          <w:ilvl w:val="0"/>
+          <w:numId w:val="1034"/>
+        </w:numPr>
+        <w:pStyle w:val="Compact"/>
+      </w:pPr>
+      <w:r>
+        <w:t xml:space="preserve">Salvar na nuvem ou no WhatsApp</w:t>
+      </w:r>
+    </w:p>
+    <w:p>
+      <w:pPr>
+        <w:numPr>
+          <w:ilvl w:val="0"/>
+          <w:numId w:val="1034"/>
+        </w:numPr>
+        <w:pStyle w:val="Compact"/>
+      </w:pPr>
+      <w:r>
+        <w:t xml:space="preserve">Digitar em site ou mandar para “suporte”</w:t>
+      </w:r>
+    </w:p>
+    <w:bookmarkEnd w:id="153"/>
+    <w:bookmarkEnd w:id="154"/>
+    <w:p>
+      <w:r>
+        <w:pict>
+          <v:rect style="width:0;height:1.5pt" o:hralign="center" o:hrstd="t" o:hr="t"/>
+        </w:pict>
+      </w:r>
+    </w:p>
+    <w:bookmarkStart w:id="155" w:name="fa-a-segunda-tranca-da-porta"/>
+    <w:p>
+      <w:pPr>
+        <w:pStyle w:val="Heading2"/>
+      </w:pPr>
+      <w:r>
+        <w:t xml:space="preserve">2FA: a segunda tranca da porta</w:t>
+      </w:r>
+    </w:p>
+    <w:p>
+      <w:pPr>
+        <w:pStyle w:val="FirstParagraph"/>
+      </w:pPr>
+      <w:r>
+        <w:rPr>
+          <w:bCs/>
+          <w:b/>
+        </w:rPr>
+        <w:t xml:space="preserve">2FA</w:t>
+      </w:r>
+      <w:r>
+        <w:t xml:space="preserve"> </w:t>
+      </w:r>
+      <w:r>
+        <w:t xml:space="preserve">(autenticação em dois fatores) pede, além da senha, um código que muda a cada 30 segundos.</w:t>
+      </w:r>
+    </w:p>
+    <w:tbl>
+      <w:tblPr>
+        <w:tblStyle w:val="Table"/>
+        <w:tblW w:type="auto" w:w="0"/>
+        <w:tblLook w:firstRow="0" w:lastRow="0" w:firstColumn="0" w:lastColumn="0" w:noHBand="0" w:noVBand="0" w:val="0000"/>
+        <w:jc w:val="start"/>
+      </w:tblPr>
+      <w:tblGrid>
+        <w:gridCol w:w="3960"/>
+        <w:gridCol w:w="3960"/>
+      </w:tblGrid>
+      <w:tr>
+        <w:tc>
+          <w:tcPr/>
+          <w:p>
+            <w:pPr>
+              <w:pStyle w:val="Compact"/>
+              <w:jc w:val="left"/>
+            </w:pPr>
+            <w:r>
+              <w:t xml:space="preserve">Tipo de 2FA</w:t>
+            </w:r>
+          </w:p>
+        </w:tc>
+        <w:tc>
+          <w:tcPr/>
+          <w:p>
+            <w:pPr>
+              <w:pStyle w:val="Compact"/>
+              <w:jc w:val="left"/>
+            </w:pPr>
+            <w:r>
+              <w:t xml:space="preserve">Segurança</w:t>
+            </w:r>
+          </w:p>
+        </w:tc>
+      </w:tr>
+      <w:tr>
+        <w:tc>
+          <w:tcPr/>
+          <w:p>
+            <w:pPr>
+              <w:pStyle w:val="Compact"/>
+              <w:jc w:val="left"/>
+            </w:pPr>
+            <w:r>
+              <w:t xml:space="preserve">App autenticador (Google Authenticator e similares)</w:t>
+            </w:r>
+          </w:p>
+        </w:tc>
+        <w:tc>
+          <w:tcPr/>
+          <w:p>
+            <w:pPr>
+              <w:pStyle w:val="Compact"/>
+              <w:jc w:val="left"/>
+            </w:pPr>
+            <w:r>
+              <w:t xml:space="preserve">Recomendado</w:t>
+            </w:r>
+          </w:p>
+        </w:tc>
+      </w:tr>
+      <w:tr>
+        <w:tc>
+          <w:tcPr/>
+          <w:p>
+            <w:pPr>
+              <w:pStyle w:val="Compact"/>
+              <w:jc w:val="left"/>
+            </w:pPr>
+            <w:r>
+              <w:t xml:space="preserve">Chave física</w:t>
+            </w:r>
+          </w:p>
+        </w:tc>
+        <w:tc>
+          <w:tcPr/>
+          <w:p>
+            <w:pPr>
+              <w:pStyle w:val="Compact"/>
+              <w:jc w:val="left"/>
+            </w:pPr>
+            <w:r>
+              <w:t xml:space="preserve">Muito alta</w:t>
+            </w:r>
+          </w:p>
+        </w:tc>
+      </w:tr>
+      <w:tr>
+        <w:tc>
+          <w:tcPr/>
+          <w:p>
+            <w:pPr>
+              <w:pStyle w:val="Compact"/>
+              <w:jc w:val="left"/>
+            </w:pPr>
+            <w:r>
+              <w:t xml:space="preserve">SMS</w:t>
+            </w:r>
+          </w:p>
+        </w:tc>
+        <w:tc>
+          <w:tcPr/>
+          <w:p>
+            <w:pPr>
+              <w:pStyle w:val="Compact"/>
+              <w:jc w:val="left"/>
+            </w:pPr>
+            <w:r>
+              <w:t xml:space="preserve">Fraca: vulnerável a clonagem de chip</w:t>
+            </w:r>
+          </w:p>
+        </w:tc>
+      </w:tr>
+    </w:tbl>
+    <w:p>
+      <w:pPr>
+        <w:pStyle w:val="BodyText"/>
+      </w:pPr>
+      <w:r>
+        <w:rPr>
+          <w:bCs/>
+          <w:b/>
+        </w:rPr>
+        <w:t xml:space="preserve">Guarde o código de recuperação do 2FA</w:t>
+      </w:r>
+      <w:r>
+        <w:t xml:space="preserve"> </w:t>
+      </w:r>
+      <w:r>
+        <w:t xml:space="preserve">junto com a seed, no papel. Se perder o celular sem ele, você fica dias sem acesso.</w:t>
+      </w:r>
+    </w:p>
+    <w:p>
+      <w:pPr>
+        <w:pStyle w:val="BodyText"/>
+      </w:pPr>
+      <w:r>
+        <w:rPr>
+          <w:bCs/>
+          <w:b/>
+        </w:rPr>
+        <w:t xml:space="preserve">Ninguém do suporte vai pedir</w:t>
+      </w:r>
+      <w:r>
+        <w:t xml:space="preserve"> </w:t>
+      </w:r>
+      <w:r>
+        <w:t xml:space="preserve">sua seed, sua senha ou o código do 2FA. Ninguém. Pediu? É golpe.</w:t>
+      </w:r>
+    </w:p>
+    <w:p>
+      <w:pPr>
+        <w:pStyle w:val="BodyText"/>
+      </w:pPr>
+      <w:r>
+        <w:t xml:space="preserve">Instale um app autenticador hoje. Você vai usar na Parte 4.</w:t>
+      </w:r>
+    </w:p>
+    <w:bookmarkEnd w:id="155"/>
+    <w:p>
+      <w:r>
+        <w:pict>
+          <v:rect style="width:0;height:1.5pt" o:hralign="center" o:hrstd="t" o:hr="t"/>
+        </w:pict>
+      </w:r>
+    </w:p>
+    <w:p>
+      <w:pPr>
+        <w:pStyle w:val="FirstParagraph"/>
+      </w:pPr>
+      <w:r>
+        <w:t xml:space="preserve">Se der errado</w:t>
+      </w:r>
+    </w:p>
+    <w:bookmarkStart w:id="156" w:name="perdi-o-celular.-e-agora"/>
+    <w:p>
+      <w:pPr>
+        <w:pStyle w:val="Heading2"/>
+      </w:pPr>
+      <w:r>
+        <w:t xml:space="preserve">Perdi o celular. E agora?</w:t>
+      </w:r>
+    </w:p>
+    <w:p>
+      <w:pPr>
+        <w:numPr>
+          <w:ilvl w:val="0"/>
+          <w:numId w:val="1035"/>
+        </w:numPr>
+        <w:pStyle w:val="Compact"/>
+      </w:pPr>
+      <w:r>
+        <w:rPr>
+          <w:bCs/>
+          <w:b/>
+        </w:rPr>
+        <w:t xml:space="preserve">Bloqueie o chip</w:t>
+      </w:r>
+      <w:r>
+        <w:t xml:space="preserve"> </w:t>
+      </w:r>
+      <w:r>
+        <w:t xml:space="preserve">com a operadora</w:t>
+      </w:r>
+    </w:p>
+    <w:p>
+      <w:pPr>
+        <w:numPr>
+          <w:ilvl w:val="0"/>
+          <w:numId w:val="1035"/>
+        </w:numPr>
+        <w:pStyle w:val="Compact"/>
+      </w:pPr>
+      <w:r>
+        <w:rPr>
+          <w:bCs/>
+          <w:b/>
+        </w:rPr>
+        <w:t xml:space="preserve">Entre na exchange</w:t>
+      </w:r>
+      <w:r>
+        <w:t xml:space="preserve"> </w:t>
+      </w:r>
+      <w:r>
+        <w:t xml:space="preserve">por outro aparelho e troque a senha</w:t>
+      </w:r>
+    </w:p>
+    <w:p>
+      <w:pPr>
+        <w:numPr>
+          <w:ilvl w:val="0"/>
+          <w:numId w:val="1035"/>
+        </w:numPr>
+        <w:pStyle w:val="Compact"/>
+      </w:pPr>
+      <w:r>
+        <w:t xml:space="preserve">Use o</w:t>
+      </w:r>
+      <w:r>
+        <w:t xml:space="preserve"> </w:t>
+      </w:r>
+      <w:r>
+        <w:rPr>
+          <w:bCs/>
+          <w:b/>
+        </w:rPr>
+        <w:t xml:space="preserve">código de recuperação do 2FA</w:t>
+      </w:r>
+      <w:r>
+        <w:t xml:space="preserve"> </w:t>
+      </w:r>
+      <w:r>
+        <w:t xml:space="preserve">(o que você guardou no papel)</w:t>
+      </w:r>
+    </w:p>
+    <w:p>
+      <w:pPr>
+        <w:numPr>
+          <w:ilvl w:val="0"/>
+          <w:numId w:val="1035"/>
+        </w:numPr>
+        <w:pStyle w:val="Compact"/>
+      </w:pPr>
+      <w:r>
+        <w:t xml:space="preserve">Carteira própria?</w:t>
+      </w:r>
+      <w:r>
+        <w:t xml:space="preserve"> </w:t>
+      </w:r>
+      <w:r>
+        <w:rPr>
+          <w:bCs/>
+          <w:b/>
+        </w:rPr>
+        <w:t xml:space="preserve">Restaure com a seed</w:t>
+      </w:r>
+      <w:r>
+        <w:t xml:space="preserve"> </w:t>
+      </w:r>
+      <w:r>
+        <w:t xml:space="preserve">em outro aparelho e mova o saldo</w:t>
+      </w:r>
+    </w:p>
+    <w:p>
+      <w:pPr>
+        <w:pStyle w:val="FirstParagraph"/>
+      </w:pPr>
+      <w:r>
+        <w:t xml:space="preserve">O passo a passo completo, com boletim de ocorrência no Brasil e na Bolívia, está no capítulo</w:t>
+      </w:r>
+      <w:r>
+        <w:t xml:space="preserve"> </w:t>
+      </w:r>
+      <w:r>
+        <w:rPr>
+          <w:bCs/>
+          <w:b/>
+        </w:rPr>
+        <w:t xml:space="preserve">5.5</w:t>
+      </w:r>
+      <w:r>
+        <w:t xml:space="preserve">.</w:t>
+      </w:r>
+    </w:p>
+    <w:p>
+      <w:pPr>
+        <w:pStyle w:val="BodyText"/>
+      </w:pPr>
+      <w:r>
+        <w:t xml:space="preserve">Quem guarda a seed no papel dorme tranquilo.</w:t>
+      </w:r>
+    </w:p>
+    <w:bookmarkEnd w:id="156"/>
+    <w:p>
+      <w:r>
+        <w:pict>
+          <v:rect style="width:0;height:1.5pt" o:hralign="center" o:hrstd="t" o:hr="t"/>
+        </w:pict>
+      </w:r>
+    </w:p>
+    <w:p>
+      <w:pPr>
+        <w:pStyle w:val="FirstParagraph"/>
+      </w:pPr>
+      <w:r>
+        <w:t xml:space="preserve">Glossário</w:t>
+      </w:r>
+    </w:p>
+    <w:bookmarkStart w:id="157" w:name="palavras-sem-complicação"/>
+    <w:p>
+      <w:pPr>
+        <w:pStyle w:val="Heading1"/>
+      </w:pPr>
+      <w:r>
+        <w:t xml:space="preserve">40 palavras, sem complicação</w:t>
+      </w:r>
+    </w:p>
+    <w:tbl>
+      <w:tblPr>
+        <w:tblStyle w:val="Table"/>
+        <w:tblW w:type="auto" w:w="0"/>
+        <w:tblLook w:firstRow="0" w:lastRow="0" w:firstColumn="0" w:lastColumn="0" w:noHBand="0" w:noVBand="0" w:val="0000"/>
+        <w:jc w:val="start"/>
+      </w:tblPr>
+      <w:tblGrid>
+        <w:gridCol w:w="3960"/>
+        <w:gridCol w:w="3960"/>
+      </w:tblGrid>
+      <w:tr>
+        <w:tc>
+          <w:tcPr/>
+          <w:p>
+            <w:pPr>
+              <w:pStyle w:val="Compact"/>
+              <w:jc w:val="left"/>
+            </w:pPr>
+            <w:r>
+              <w:t xml:space="preserve">Termo</w:t>
+            </w:r>
+          </w:p>
+        </w:tc>
+        <w:tc>
+          <w:tcPr/>
+          <w:p>
+            <w:pPr>
+              <w:pStyle w:val="Compact"/>
+              <w:jc w:val="left"/>
+            </w:pPr>
+            <w:r>
+              <w:t xml:space="preserve">Em português simples</w:t>
+            </w:r>
+          </w:p>
+        </w:tc>
+      </w:tr>
+      <w:tr>
+        <w:tc>
+          <w:tcPr/>
+          <w:p>
+            <w:pPr>
+              <w:pStyle w:val="Compact"/>
+              <w:jc w:val="left"/>
+            </w:pPr>
+            <w:r>
+              <w:rPr>
+                <w:bCs/>
+                <w:b/>
+              </w:rPr>
+              <w:t xml:space="preserve">2FA</w:t>
+            </w:r>
+          </w:p>
+        </w:tc>
+        <w:tc>
+          <w:tcPr/>
+          <w:p>
+            <w:pPr>
+              <w:pStyle w:val="Compact"/>
+              <w:jc w:val="left"/>
+            </w:pPr>
+            <w:r>
+              <w:t xml:space="preserve">Senha + código do celular</w:t>
+            </w:r>
+          </w:p>
+        </w:tc>
+      </w:tr>
+      <w:tr>
+        <w:tc>
+          <w:tcPr/>
+          <w:p>
+            <w:pPr>
+              <w:pStyle w:val="Compact"/>
+              <w:jc w:val="left"/>
+            </w:pPr>
+            <w:r>
+              <w:rPr>
+                <w:bCs/>
+                <w:b/>
+              </w:rPr>
+              <w:t xml:space="preserve">Anúncio (P2P)</w:t>
+            </w:r>
+          </w:p>
+        </w:tc>
+        <w:tc>
+          <w:tcPr/>
+          <w:p>
+            <w:pPr>
+              <w:pStyle w:val="Compact"/>
+              <w:jc w:val="left"/>
+            </w:pPr>
+            <w:r>
+              <w:t xml:space="preserve">Oferta de compra ou venda com preço</w:t>
+            </w:r>
+          </w:p>
+        </w:tc>
+      </w:tr>
+      <w:tr>
+        <w:tc>
+          <w:tcPr/>
+          <w:p>
+            <w:pPr>
+              <w:pStyle w:val="Compact"/>
+              <w:jc w:val="left"/>
+            </w:pPr>
+            <w:r>
+              <w:rPr>
+                <w:bCs/>
+                <w:b/>
+              </w:rPr>
+              <w:t xml:space="preserve">Autocustódia</w:t>
+            </w:r>
+          </w:p>
+        </w:tc>
+        <w:tc>
+          <w:tcPr/>
+          <w:p>
+            <w:pPr>
+              <w:pStyle w:val="Compact"/>
+              <w:jc w:val="left"/>
+            </w:pPr>
+            <w:r>
+              <w:t xml:space="preserve">Você mesmo guarda as moedas</w:t>
+            </w:r>
+          </w:p>
+        </w:tc>
+      </w:tr>
+      <w:tr>
+        <w:tc>
+          <w:tcPr/>
+          <w:p>
+            <w:pPr>
+              <w:pStyle w:val="Compact"/>
+              <w:jc w:val="left"/>
+            </w:pPr>
+            <w:r>
+              <w:rPr>
+                <w:bCs/>
+                <w:b/>
+              </w:rPr>
+              <w:t xml:space="preserve">BEP20</w:t>
+            </w:r>
+          </w:p>
+        </w:tc>
+        <w:tc>
+          <w:tcPr/>
+          <w:p>
+            <w:pPr>
+              <w:pStyle w:val="Compact"/>
+              <w:jc w:val="left"/>
+            </w:pPr>
+            <w:r>
+              <w:t xml:space="preserve">Padrão do USDT na rede BNB Chain</w:t>
+            </w:r>
+          </w:p>
+        </w:tc>
+      </w:tr>
+      <w:tr>
+        <w:tc>
+          <w:tcPr/>
+          <w:p>
+            <w:pPr>
+              <w:pStyle w:val="Compact"/>
+              <w:jc w:val="left"/>
+            </w:pPr>
+            <w:r>
+              <w:rPr>
+                <w:bCs/>
+                <w:b/>
+              </w:rPr>
+              <w:t xml:space="preserve">Bitcoin (BTC)</w:t>
+            </w:r>
+          </w:p>
+        </w:tc>
+        <w:tc>
+          <w:tcPr/>
+          <w:p>
+            <w:pPr>
+              <w:pStyle w:val="Compact"/>
+              <w:jc w:val="left"/>
+            </w:pPr>
+            <w:r>
+              <w:t xml:space="preserve">A primeira cripto; oscila muito</w:t>
+            </w:r>
+          </w:p>
+        </w:tc>
+      </w:tr>
+      <w:tr>
+        <w:tc>
+          <w:tcPr/>
+          <w:p>
+            <w:pPr>
+              <w:pStyle w:val="Compact"/>
+              <w:jc w:val="left"/>
+            </w:pPr>
+            <w:r>
+              <w:rPr>
+                <w:bCs/>
+                <w:b/>
+              </w:rPr>
+              <w:t xml:space="preserve">Blockchain</w:t>
+            </w:r>
+          </w:p>
+        </w:tc>
+        <w:tc>
+          <w:tcPr/>
+          <w:p>
+            <w:pPr>
+              <w:pStyle w:val="Compact"/>
+              <w:jc w:val="left"/>
+            </w:pPr>
+            <w:r>
+              <w:t xml:space="preserve">Livro-caixa público que não se apaga</w:t>
+            </w:r>
+          </w:p>
+        </w:tc>
+      </w:tr>
+      <w:tr>
+        <w:tc>
+          <w:tcPr/>
+          <w:p>
+            <w:pPr>
+              <w:pStyle w:val="Compact"/>
+              <w:jc w:val="left"/>
+            </w:pPr>
+            <w:r>
+              <w:rPr>
+                <w:bCs/>
+                <w:b/>
+              </w:rPr>
+              <w:t xml:space="preserve">Bloco</w:t>
+            </w:r>
+          </w:p>
+        </w:tc>
+        <w:tc>
+          <w:tcPr/>
+          <w:p>
+            <w:pPr>
+              <w:pStyle w:val="Compact"/>
+              <w:jc w:val="left"/>
+            </w:pPr>
+            <w:r>
+              <w:t xml:space="preserve">Uma “página” do livro-caixa</w:t>
+            </w:r>
+          </w:p>
+        </w:tc>
+      </w:tr>
+      <w:tr>
+        <w:tc>
+          <w:tcPr/>
+          <w:p>
+            <w:pPr>
+              <w:pStyle w:val="Compact"/>
+              <w:jc w:val="left"/>
+            </w:pPr>
+            <w:r>
+              <w:rPr>
+                <w:bCs/>
+                <w:b/>
+              </w:rPr>
+              <w:t xml:space="preserve">Câmbio efetivo</w:t>
+            </w:r>
+          </w:p>
+        </w:tc>
+        <w:tc>
+          <w:tcPr/>
+          <w:p>
+            <w:pPr>
+              <w:pStyle w:val="Compact"/>
+              <w:jc w:val="left"/>
+            </w:pPr>
+            <w:r>
+              <w:t xml:space="preserve">Quanto você recebeu de verdade, já com taxas</w:t>
+            </w:r>
+          </w:p>
+        </w:tc>
+      </w:tr>
+      <w:tr>
+        <w:tc>
+          <w:tcPr/>
+          <w:p>
+            <w:pPr>
+              <w:pStyle w:val="Compact"/>
+              <w:jc w:val="left"/>
+            </w:pPr>
+            <w:r>
+              <w:rPr>
+                <w:bCs/>
+                <w:b/>
+              </w:rPr>
+              <w:t xml:space="preserve">Carteira (wallet)</w:t>
+            </w:r>
+          </w:p>
+        </w:tc>
+        <w:tc>
+          <w:tcPr/>
+          <w:p>
+            <w:pPr>
+              <w:pStyle w:val="Compact"/>
+              <w:jc w:val="left"/>
+            </w:pPr>
+            <w:r>
+              <w:t xml:space="preserve">App onde ficam suas moedas</w:t>
+            </w:r>
+          </w:p>
+        </w:tc>
+      </w:tr>
+      <w:tr>
+        <w:tc>
+          <w:tcPr/>
+          <w:p>
+            <w:pPr>
+              <w:pStyle w:val="Compact"/>
+              <w:jc w:val="left"/>
+            </w:pPr>
+            <w:r>
+              <w:rPr>
+                <w:bCs/>
+                <w:b/>
+              </w:rPr>
+              <w:t xml:space="preserve">Chave privada</w:t>
+            </w:r>
+          </w:p>
+        </w:tc>
+        <w:tc>
+          <w:tcPr/>
+          <w:p>
+            <w:pPr>
+              <w:pStyle w:val="Compact"/>
+              <w:jc w:val="left"/>
+            </w:pPr>
+            <w:r>
+              <w:t xml:space="preserve">O segredo que movimenta a carteira</w:t>
+            </w:r>
+          </w:p>
+        </w:tc>
+      </w:tr>
+      <w:tr>
+        <w:tc>
+          <w:tcPr/>
+          <w:p>
+            <w:pPr>
+              <w:pStyle w:val="Compact"/>
+              <w:jc w:val="left"/>
+            </w:pPr>
+            <w:r>
+              <w:rPr>
+                <w:bCs/>
+                <w:b/>
+              </w:rPr>
+              <w:t xml:space="preserve">Confirmação</w:t>
+            </w:r>
+          </w:p>
+        </w:tc>
+        <w:tc>
+          <w:tcPr/>
+          <w:p>
+            <w:pPr>
+              <w:pStyle w:val="Compact"/>
+              <w:jc w:val="left"/>
+            </w:pPr>
+            <w:r>
+              <w:t xml:space="preserve">A rede registrou a transação</w:t>
+            </w:r>
+          </w:p>
+        </w:tc>
+      </w:tr>
+      <w:tr>
+        <w:tc>
+          <w:tcPr/>
+          <w:p>
+            <w:pPr>
+              <w:pStyle w:val="Compact"/>
+              <w:jc w:val="left"/>
+            </w:pPr>
+            <w:r>
+              <w:rPr>
+                <w:bCs/>
+                <w:b/>
+              </w:rPr>
+              <w:t xml:space="preserve">Custódia</w:t>
+            </w:r>
+          </w:p>
+        </w:tc>
+        <w:tc>
+          <w:tcPr/>
+          <w:p>
+            <w:pPr>
+              <w:pStyle w:val="Compact"/>
+              <w:jc w:val="left"/>
+            </w:pPr>
+            <w:r>
+              <w:t xml:space="preserve">Uma empresa guarda por você</w:t>
+            </w:r>
+          </w:p>
+        </w:tc>
+      </w:tr>
+      <w:tr>
+        <w:tc>
+          <w:tcPr/>
+          <w:p>
+            <w:pPr>
+              <w:pStyle w:val="Compact"/>
+              <w:jc w:val="left"/>
+            </w:pPr>
+            <w:r>
+              <w:rPr>
+                <w:bCs/>
+                <w:b/>
+              </w:rPr>
+              <w:t xml:space="preserve">Depósito</w:t>
+            </w:r>
+          </w:p>
+        </w:tc>
+        <w:tc>
+          <w:tcPr/>
+          <w:p>
+            <w:pPr>
+              <w:pStyle w:val="Compact"/>
+              <w:jc w:val="left"/>
+            </w:pPr>
+            <w:r>
+              <w:t xml:space="preserve">Colocar dinheiro ou cripto na plataforma</w:t>
+            </w:r>
+          </w:p>
+        </w:tc>
+      </w:tr>
+      <w:tr>
+        <w:tc>
+          <w:tcPr/>
+          <w:p>
+            <w:pPr>
+              <w:pStyle w:val="Compact"/>
+              <w:jc w:val="left"/>
+            </w:pPr>
+            <w:r>
+              <w:rPr>
+                <w:bCs/>
+                <w:b/>
+              </w:rPr>
+              <w:t xml:space="preserve">Disputa (P2P)</w:t>
+            </w:r>
+          </w:p>
+        </w:tc>
+        <w:tc>
+          <w:tcPr/>
+          <w:p>
+            <w:pPr>
+              <w:pStyle w:val="Compact"/>
+              <w:jc w:val="left"/>
+            </w:pPr>
+            <w:r>
+              <w:t xml:space="preserve">Pedido de ajuda à plataforma num problema</w:t>
+            </w:r>
+          </w:p>
+        </w:tc>
+      </w:tr>
+    </w:tbl>
+    <w:bookmarkEnd w:id="157"/>
+    <w:p>
+      <w:r>
+        <w:pict>
+          <v:rect style="width:0;height:1.5pt" o:hralign="center" o:hrstd="t" o:hr="t"/>
+        </w:pict>
+      </w:r>
+    </w:p>
+    <w:tbl>
+      <w:tblPr>
+        <w:tblStyle w:val="Table"/>
+        <w:tblW w:type="auto" w:w="0"/>
+        <w:tblLook w:firstRow="0" w:lastRow="0" w:firstColumn="0" w:lastColumn="0" w:noHBand="0" w:noVBand="0" w:val="0000"/>
+        <w:jc w:val="start"/>
+      </w:tblPr>
+      <w:tblGrid>
+        <w:gridCol w:w="3960"/>
+        <w:gridCol w:w="3960"/>
+      </w:tblGrid>
+      <w:tr>
+        <w:tc>
+          <w:tcPr/>
+          <w:p>
+            <w:pPr>
+              <w:pStyle w:val="Compact"/>
+              <w:jc w:val="left"/>
+            </w:pPr>
+            <w:r>
+              <w:t xml:space="preserve">Termo</w:t>
+            </w:r>
+          </w:p>
+        </w:tc>
+        <w:tc>
+          <w:tcPr/>
+          <w:p>
+            <w:pPr>
+              <w:pStyle w:val="Compact"/>
+              <w:jc w:val="left"/>
+            </w:pPr>
+            <w:r>
+              <w:t xml:space="preserve">Em português simples</w:t>
+            </w:r>
+          </w:p>
+        </w:tc>
+      </w:tr>
+      <w:tr>
+        <w:tc>
+          <w:tcPr/>
+          <w:p>
+            <w:pPr>
+              <w:pStyle w:val="Compact"/>
+              <w:jc w:val="left"/>
+            </w:pPr>
+            <w:r>
+              <w:rPr>
+                <w:bCs/>
+                <w:b/>
+              </w:rPr>
+              <w:t xml:space="preserve">Endereço</w:t>
+            </w:r>
+          </w:p>
+        </w:tc>
+        <w:tc>
+          <w:tcPr/>
+          <w:p>
+            <w:pPr>
+              <w:pStyle w:val="Compact"/>
+              <w:jc w:val="left"/>
+            </w:pPr>
+            <w:r>
+              <w:t xml:space="preserve">O “número da conta” na blockchain</w:t>
+            </w:r>
+          </w:p>
+        </w:tc>
+      </w:tr>
+      <w:tr>
+        <w:tc>
+          <w:tcPr/>
+          <w:p>
+            <w:pPr>
+              <w:pStyle w:val="Compact"/>
+              <w:jc w:val="left"/>
+            </w:pPr>
+            <w:r>
+              <w:rPr>
+                <w:bCs/>
+                <w:b/>
+              </w:rPr>
+              <w:t xml:space="preserve">ERC20</w:t>
+            </w:r>
+          </w:p>
+        </w:tc>
+        <w:tc>
+          <w:tcPr/>
+          <w:p>
+            <w:pPr>
+              <w:pStyle w:val="Compact"/>
+              <w:jc w:val="left"/>
+            </w:pPr>
+            <w:r>
+              <w:t xml:space="preserve">Padrão do USDT na rede Ethereum</w:t>
+            </w:r>
+          </w:p>
+        </w:tc>
+      </w:tr>
+      <w:tr>
+        <w:tc>
+          <w:tcPr/>
+          <w:p>
+            <w:pPr>
+              <w:pStyle w:val="Compact"/>
+              <w:jc w:val="left"/>
+            </w:pPr>
+            <w:r>
+              <w:rPr>
+                <w:bCs/>
+                <w:b/>
+              </w:rPr>
+              <w:t xml:space="preserve">Escrow</w:t>
+            </w:r>
+          </w:p>
+        </w:tc>
+        <w:tc>
+          <w:tcPr/>
+          <w:p>
+            <w:pPr>
+              <w:pStyle w:val="Compact"/>
+              <w:jc w:val="left"/>
+            </w:pPr>
+            <w:r>
+              <w:t xml:space="preserve">Cofre que trava o USDT durante a venda P2P</w:t>
+            </w:r>
+          </w:p>
+        </w:tc>
+      </w:tr>
+      <w:tr>
+        <w:tc>
+          <w:tcPr/>
+          <w:p>
+            <w:pPr>
+              <w:pStyle w:val="Compact"/>
+              <w:jc w:val="left"/>
+            </w:pPr>
+            <w:r>
+              <w:rPr>
+                <w:bCs/>
+                <w:b/>
+              </w:rPr>
+              <w:t xml:space="preserve">Exchange</w:t>
+            </w:r>
+          </w:p>
+        </w:tc>
+        <w:tc>
+          <w:tcPr/>
+          <w:p>
+            <w:pPr>
+              <w:pStyle w:val="Compact"/>
+              <w:jc w:val="left"/>
+            </w:pPr>
+            <w:r>
+              <w:t xml:space="preserve">Casa de câmbio de cripto</w:t>
+            </w:r>
+          </w:p>
+        </w:tc>
+      </w:tr>
+      <w:tr>
+        <w:tc>
+          <w:tcPr/>
+          <w:p>
+            <w:pPr>
+              <w:pStyle w:val="Compact"/>
+              <w:jc w:val="left"/>
+            </w:pPr>
+            <w:r>
+              <w:rPr>
+                <w:bCs/>
+                <w:b/>
+              </w:rPr>
+              <w:t xml:space="preserve">Explorer</w:t>
+            </w:r>
+          </w:p>
+        </w:tc>
+        <w:tc>
+          <w:tcPr/>
+          <w:p>
+            <w:pPr>
+              <w:pStyle w:val="Compact"/>
+              <w:jc w:val="left"/>
+            </w:pPr>
+            <w:r>
+              <w:t xml:space="preserve">Site para conferir uma transação</w:t>
+            </w:r>
+          </w:p>
+        </w:tc>
+      </w:tr>
+      <w:tr>
+        <w:tc>
+          <w:tcPr/>
+          <w:p>
+            <w:pPr>
+              <w:pStyle w:val="Compact"/>
+              <w:jc w:val="left"/>
+            </w:pPr>
+            <w:r>
+              <w:rPr>
+                <w:bCs/>
+                <w:b/>
+              </w:rPr>
+              <w:t xml:space="preserve">Hash (TxID)</w:t>
+            </w:r>
+          </w:p>
+        </w:tc>
+        <w:tc>
+          <w:tcPr/>
+          <w:p>
+            <w:pPr>
+              <w:pStyle w:val="Compact"/>
+              <w:jc w:val="left"/>
+            </w:pPr>
+            <w:r>
+              <w:t xml:space="preserve">O “número do comprovante” da transação</w:t>
+            </w:r>
+          </w:p>
+        </w:tc>
+      </w:tr>
+      <w:tr>
+        <w:tc>
+          <w:tcPr/>
+          <w:p>
+            <w:pPr>
+              <w:pStyle w:val="Compact"/>
+              <w:jc w:val="left"/>
+            </w:pPr>
+            <w:r>
+              <w:rPr>
+                <w:bCs/>
+                <w:b/>
+              </w:rPr>
+              <w:t xml:space="preserve">KYC</w:t>
+            </w:r>
+          </w:p>
+        </w:tc>
+        <w:tc>
+          <w:tcPr/>
+          <w:p>
+            <w:pPr>
+              <w:pStyle w:val="Compact"/>
+              <w:jc w:val="left"/>
+            </w:pPr>
+            <w:r>
+              <w:t xml:space="preserve">Cadastro com documento e selfie</w:t>
+            </w:r>
+          </w:p>
+        </w:tc>
+      </w:tr>
+      <w:tr>
+        <w:tc>
+          <w:tcPr/>
+          <w:p>
+            <w:pPr>
+              <w:pStyle w:val="Compact"/>
+              <w:jc w:val="left"/>
+            </w:pPr>
+            <w:r>
+              <w:rPr>
+                <w:bCs/>
+                <w:b/>
+              </w:rPr>
+              <w:t xml:space="preserve">Liquidez</w:t>
+            </w:r>
+          </w:p>
+        </w:tc>
+        <w:tc>
+          <w:tcPr/>
+          <w:p>
+            <w:pPr>
+              <w:pStyle w:val="Compact"/>
+              <w:jc w:val="left"/>
+            </w:pPr>
+            <w:r>
+              <w:t xml:space="preserve">Facilidade de vender rápido</w:t>
+            </w:r>
+          </w:p>
+        </w:tc>
+      </w:tr>
+      <w:tr>
+        <w:tc>
+          <w:tcPr/>
+          <w:p>
+            <w:pPr>
+              <w:pStyle w:val="Compact"/>
+              <w:jc w:val="left"/>
+            </w:pPr>
+            <w:r>
+              <w:rPr>
+                <w:bCs/>
+                <w:b/>
+              </w:rPr>
+              <w:t xml:space="preserve">Maker / taker</w:t>
+            </w:r>
+          </w:p>
+        </w:tc>
+        <w:tc>
+          <w:tcPr/>
+          <w:p>
+            <w:pPr>
+              <w:pStyle w:val="Compact"/>
+              <w:jc w:val="left"/>
+            </w:pPr>
+            <w:r>
+              <w:t xml:space="preserve">Quem cria a oferta / quem aceita a oferta</w:t>
+            </w:r>
+          </w:p>
+        </w:tc>
+      </w:tr>
+      <w:tr>
+        <w:tc>
+          <w:tcPr/>
+          <w:p>
+            <w:pPr>
+              <w:pStyle w:val="Compact"/>
+              <w:jc w:val="left"/>
+            </w:pPr>
+            <w:r>
+              <w:rPr>
+                <w:bCs/>
+                <w:b/>
+              </w:rPr>
+              <w:t xml:space="preserve">Memo / tag</w:t>
+            </w:r>
+          </w:p>
+        </w:tc>
+        <w:tc>
+          <w:tcPr/>
+          <w:p>
+            <w:pPr>
+              <w:pStyle w:val="Compact"/>
+              <w:jc w:val="left"/>
+            </w:pPr>
+            <w:r>
+              <w:t xml:space="preserve">Código extra que algumas plataformas pedem</w:t>
+            </w:r>
+          </w:p>
+        </w:tc>
+      </w:tr>
+      <w:tr>
+        <w:tc>
+          <w:tcPr/>
+          <w:p>
+            <w:pPr>
+              <w:pStyle w:val="Compact"/>
+              <w:jc w:val="left"/>
+            </w:pPr>
+            <w:r>
+              <w:rPr>
+                <w:bCs/>
+                <w:b/>
+              </w:rPr>
+              <w:t xml:space="preserve">Ordem a mercado</w:t>
+            </w:r>
+          </w:p>
+        </w:tc>
+        <w:tc>
+          <w:tcPr/>
+          <w:p>
+            <w:pPr>
+              <w:pStyle w:val="Compact"/>
+              <w:jc w:val="left"/>
+            </w:pPr>
+            <w:r>
+              <w:t xml:space="preserve">Compra na hora, pelo preço do momento</w:t>
+            </w:r>
+          </w:p>
+        </w:tc>
+      </w:tr>
+      <w:tr>
+        <w:tc>
+          <w:tcPr/>
+          <w:p>
+            <w:pPr>
+              <w:pStyle w:val="Compact"/>
+              <w:jc w:val="left"/>
+            </w:pPr>
+            <w:r>
+              <w:rPr>
+                <w:bCs/>
+                <w:b/>
+              </w:rPr>
+              <w:t xml:space="preserve">Ordem limitada</w:t>
+            </w:r>
+          </w:p>
+        </w:tc>
+        <w:tc>
+          <w:tcPr/>
+          <w:p>
+            <w:pPr>
+              <w:pStyle w:val="Compact"/>
+              <w:jc w:val="left"/>
+            </w:pPr>
+            <w:r>
+              <w:t xml:space="preserve">Compra só se chegar no preço que você quer</w:t>
+            </w:r>
+          </w:p>
+        </w:tc>
+      </w:tr>
+      <w:tr>
+        <w:tc>
+          <w:tcPr/>
+          <w:p>
+            <w:pPr>
+              <w:pStyle w:val="Compact"/>
+              <w:jc w:val="left"/>
+            </w:pPr>
+            <w:r>
+              <w:rPr>
+                <w:bCs/>
+                <w:b/>
+              </w:rPr>
+              <w:t xml:space="preserve">OTC</w:t>
+            </w:r>
+          </w:p>
+        </w:tc>
+        <w:tc>
+          <w:tcPr/>
+          <w:p>
+            <w:pPr>
+              <w:pStyle w:val="Compact"/>
+              <w:jc w:val="left"/>
+            </w:pPr>
+            <w:r>
+              <w:t xml:space="preserve">Mesa para valores grandes</w:t>
+            </w:r>
+          </w:p>
+        </w:tc>
+      </w:tr>
+      <w:tr>
+        <w:tc>
+          <w:tcPr/>
+          <w:p>
+            <w:pPr>
+              <w:pStyle w:val="Compact"/>
+              <w:jc w:val="left"/>
+            </w:pPr>
+            <w:r>
+              <w:rPr>
+                <w:bCs/>
+                <w:b/>
+              </w:rPr>
+              <w:t xml:space="preserve">P2P</w:t>
+            </w:r>
+          </w:p>
+        </w:tc>
+        <w:tc>
+          <w:tcPr/>
+          <w:p>
+            <w:pPr>
+              <w:pStyle w:val="Compact"/>
+              <w:jc w:val="left"/>
+            </w:pPr>
+            <w:r>
+              <w:t xml:space="preserve">Venda direta de pessoa para pessoa</w:t>
+            </w:r>
+          </w:p>
+        </w:tc>
+      </w:tr>
+    </w:tbl>
+    <w:p>
+      <w:r>
+        <w:pict>
+          <v:rect style="width:0;height:1.5pt" o:hralign="center" o:hrstd="t" o:hr="t"/>
+        </w:pict>
+      </w:r>
+    </w:p>
+    <w:tbl>
+      <w:tblPr>
+        <w:tblStyle w:val="Table"/>
+        <w:tblW w:type="auto" w:w="0"/>
+        <w:tblLook w:firstRow="0" w:lastRow="0" w:firstColumn="0" w:lastColumn="0" w:noHBand="0" w:noVBand="0" w:val="0000"/>
+        <w:jc w:val="start"/>
+      </w:tblPr>
+      <w:tblGrid>
+        <w:gridCol w:w="3960"/>
+        <w:gridCol w:w="3960"/>
+      </w:tblGrid>
+      <w:tr>
+        <w:tc>
+          <w:tcPr/>
+          <w:p>
+            <w:pPr>
+              <w:pStyle w:val="Compact"/>
+              <w:jc w:val="left"/>
+            </w:pPr>
+            <w:r>
+              <w:t xml:space="preserve">Termo</w:t>
+            </w:r>
+          </w:p>
+        </w:tc>
+        <w:tc>
+          <w:tcPr/>
+          <w:p>
+            <w:pPr>
+              <w:pStyle w:val="Compact"/>
+              <w:jc w:val="left"/>
+            </w:pPr>
+            <w:r>
+              <w:t xml:space="preserve">Em português simples</w:t>
+            </w:r>
+          </w:p>
+        </w:tc>
+      </w:tr>
+      <w:tr>
+        <w:tc>
+          <w:tcPr/>
+          <w:p>
+            <w:pPr>
+              <w:pStyle w:val="Compact"/>
+              <w:jc w:val="left"/>
+            </w:pPr>
+            <w:r>
+              <w:rPr>
+                <w:bCs/>
+                <w:b/>
+              </w:rPr>
+              <w:t xml:space="preserve">Phishing</w:t>
+            </w:r>
+          </w:p>
+        </w:tc>
+        <w:tc>
+          <w:tcPr/>
+          <w:p>
+            <w:pPr>
+              <w:pStyle w:val="Compact"/>
+              <w:jc w:val="left"/>
+            </w:pPr>
+            <w:r>
+              <w:t xml:space="preserve">Site ou mensagem falsa para roubar senha</w:t>
+            </w:r>
+          </w:p>
+        </w:tc>
+      </w:tr>
+      <w:tr>
+        <w:tc>
+          <w:tcPr/>
+          <w:p>
+            <w:pPr>
+              <w:pStyle w:val="Compact"/>
+              <w:jc w:val="left"/>
+            </w:pPr>
+            <w:r>
+              <w:rPr>
+                <w:bCs/>
+                <w:b/>
+              </w:rPr>
+              <w:t xml:space="preserve">Polygon</w:t>
+            </w:r>
+          </w:p>
+        </w:tc>
+        <w:tc>
+          <w:tcPr/>
+          <w:p>
+            <w:pPr>
+              <w:pStyle w:val="Compact"/>
+              <w:jc w:val="left"/>
+            </w:pPr>
+            <w:r>
+              <w:t xml:space="preserve">Rede de taxa baixa, endereço 0x</w:t>
+            </w:r>
+          </w:p>
+        </w:tc>
+      </w:tr>
+      <w:tr>
+        <w:tc>
+          <w:tcPr/>
+          <w:p>
+            <w:pPr>
+              <w:pStyle w:val="Compact"/>
+              <w:jc w:val="left"/>
+            </w:pPr>
+            <w:r>
+              <w:rPr>
+                <w:bCs/>
+                <w:b/>
+              </w:rPr>
+              <w:t xml:space="preserve">Rede</w:t>
+            </w:r>
+          </w:p>
+        </w:tc>
+        <w:tc>
+          <w:tcPr/>
+          <w:p>
+            <w:pPr>
+              <w:pStyle w:val="Compact"/>
+              <w:jc w:val="left"/>
+            </w:pPr>
+            <w:r>
+              <w:t xml:space="preserve">A “estrada” por onde o USDT anda</w:t>
+            </w:r>
+          </w:p>
+        </w:tc>
+      </w:tr>
+      <w:tr>
+        <w:tc>
+          <w:tcPr/>
+          <w:p>
+            <w:pPr>
+              <w:pStyle w:val="Compact"/>
+              <w:jc w:val="left"/>
+            </w:pPr>
+            <w:r>
+              <w:rPr>
+                <w:bCs/>
+                <w:b/>
+              </w:rPr>
+              <w:t xml:space="preserve">Saque</w:t>
+            </w:r>
+          </w:p>
+        </w:tc>
+        <w:tc>
+          <w:tcPr/>
+          <w:p>
+            <w:pPr>
+              <w:pStyle w:val="Compact"/>
+              <w:jc w:val="left"/>
+            </w:pPr>
+            <w:r>
+              <w:t xml:space="preserve">Tirar cripto ou dinheiro da plataforma</w:t>
+            </w:r>
+          </w:p>
+        </w:tc>
+      </w:tr>
+      <w:tr>
+        <w:tc>
+          <w:tcPr/>
+          <w:p>
+            <w:pPr>
+              <w:pStyle w:val="Compact"/>
+              <w:jc w:val="left"/>
+            </w:pPr>
+            <w:r>
+              <w:rPr>
+                <w:bCs/>
+                <w:b/>
+              </w:rPr>
+              <w:t xml:space="preserve">Seed phrase</w:t>
+            </w:r>
+          </w:p>
+        </w:tc>
+        <w:tc>
+          <w:tcPr/>
+          <w:p>
+            <w:pPr>
+              <w:pStyle w:val="Compact"/>
+              <w:jc w:val="left"/>
+            </w:pPr>
+            <w:r>
+              <w:t xml:space="preserve">12 ou 24 palavras que recuperam a carteira</w:t>
+            </w:r>
+          </w:p>
+        </w:tc>
+      </w:tr>
+      <w:tr>
+        <w:tc>
+          <w:tcPr/>
+          <w:p>
+            <w:pPr>
+              <w:pStyle w:val="Compact"/>
+              <w:jc w:val="left"/>
+            </w:pPr>
+            <w:r>
+              <w:rPr>
+                <w:bCs/>
+                <w:b/>
+              </w:rPr>
+              <w:t xml:space="preserve">SIM swap</w:t>
+            </w:r>
+          </w:p>
+        </w:tc>
+        <w:tc>
+          <w:tcPr/>
+          <w:p>
+            <w:pPr>
+              <w:pStyle w:val="Compact"/>
+              <w:jc w:val="left"/>
+            </w:pPr>
+            <w:r>
+              <w:t xml:space="preserve">Golpe de clonar o seu chip</w:t>
+            </w:r>
+          </w:p>
+        </w:tc>
+      </w:tr>
+      <w:tr>
+        <w:tc>
+          <w:tcPr/>
+          <w:p>
+            <w:pPr>
+              <w:pStyle w:val="Compact"/>
+              <w:jc w:val="left"/>
+            </w:pPr>
+            <w:r>
+              <w:rPr>
+                <w:bCs/>
+                <w:b/>
+              </w:rPr>
+              <w:t xml:space="preserve">Solana</w:t>
+            </w:r>
+          </w:p>
+        </w:tc>
+        <w:tc>
+          <w:tcPr/>
+          <w:p>
+            <w:pPr>
+              <w:pStyle w:val="Compact"/>
+              <w:jc w:val="left"/>
+            </w:pPr>
+            <w:r>
+              <w:t xml:space="preserve">Rede rápida, de taxa baixa</w:t>
+            </w:r>
+          </w:p>
+        </w:tc>
+      </w:tr>
+      <w:tr>
+        <w:tc>
+          <w:tcPr/>
+          <w:p>
+            <w:pPr>
+              <w:pStyle w:val="Compact"/>
+              <w:jc w:val="left"/>
+            </w:pPr>
+            <w:r>
+              <w:rPr>
+                <w:bCs/>
+                <w:b/>
+              </w:rPr>
+              <w:t xml:space="preserve">Spread</w:t>
+            </w:r>
+          </w:p>
+        </w:tc>
+        <w:tc>
+          <w:tcPr/>
+          <w:p>
+            <w:pPr>
+              <w:pStyle w:val="Compact"/>
+              <w:jc w:val="left"/>
+            </w:pPr>
+            <w:r>
+              <w:t xml:space="preserve">Diferença entre preço de compra e de venda</w:t>
+            </w:r>
+          </w:p>
+        </w:tc>
+      </w:tr>
+      <w:tr>
+        <w:tc>
+          <w:tcPr/>
+          <w:p>
+            <w:pPr>
+              <w:pStyle w:val="Compact"/>
+              <w:jc w:val="left"/>
+            </w:pPr>
+            <w:r>
+              <w:rPr>
+                <w:bCs/>
+                <w:b/>
+              </w:rPr>
+              <w:t xml:space="preserve">Stablecoin</w:t>
+            </w:r>
+          </w:p>
+        </w:tc>
+        <w:tc>
+          <w:tcPr/>
+          <w:p>
+            <w:pPr>
+              <w:pStyle w:val="Compact"/>
+              <w:jc w:val="left"/>
+            </w:pPr>
+            <w:r>
+              <w:t xml:space="preserve">Cripto que acompanha uma moeda real</w:t>
+            </w:r>
+          </w:p>
+        </w:tc>
+      </w:tr>
+      <w:tr>
+        <w:tc>
+          <w:tcPr/>
+          <w:p>
+            <w:pPr>
+              <w:pStyle w:val="Compact"/>
+              <w:jc w:val="left"/>
+            </w:pPr>
+            <w:r>
+              <w:rPr>
+                <w:bCs/>
+                <w:b/>
+              </w:rPr>
+              <w:t xml:space="preserve">Taxa de rede</w:t>
+            </w:r>
+          </w:p>
+        </w:tc>
+        <w:tc>
+          <w:tcPr/>
+          <w:p>
+            <w:pPr>
+              <w:pStyle w:val="Compact"/>
+              <w:jc w:val="left"/>
+            </w:pPr>
+            <w:r>
+              <w:t xml:space="preserve">O “pedágio” para enviar</w:t>
+            </w:r>
+          </w:p>
+        </w:tc>
+      </w:tr>
+      <w:tr>
+        <w:tc>
+          <w:tcPr/>
+          <w:p>
+            <w:pPr>
+              <w:pStyle w:val="Compact"/>
+              <w:jc w:val="left"/>
+            </w:pPr>
+            <w:r>
+              <w:rPr>
+                <w:bCs/>
+                <w:b/>
+              </w:rPr>
+              <w:t xml:space="preserve">TRC20</w:t>
+            </w:r>
+          </w:p>
+        </w:tc>
+        <w:tc>
+          <w:tcPr/>
+          <w:p>
+            <w:pPr>
+              <w:pStyle w:val="Compact"/>
+              <w:jc w:val="left"/>
+            </w:pPr>
+            <w:r>
+              <w:t xml:space="preserve">Padrão do USDT na rede Tron (endereço T)</w:t>
+            </w:r>
+          </w:p>
+        </w:tc>
+      </w:tr>
+      <w:tr>
+        <w:tc>
+          <w:tcPr/>
+          <w:p>
+            <w:pPr>
+              <w:pStyle w:val="Compact"/>
+              <w:jc w:val="left"/>
+            </w:pPr>
+            <w:r>
+              <w:rPr>
+                <w:bCs/>
+                <w:b/>
+              </w:rPr>
+              <w:t xml:space="preserve">USDC</w:t>
+            </w:r>
+          </w:p>
+        </w:tc>
+        <w:tc>
+          <w:tcPr/>
+          <w:p>
+            <w:pPr>
+              <w:pStyle w:val="Compact"/>
+              <w:jc w:val="left"/>
+            </w:pPr>
+            <w:r>
+              <w:t xml:space="preserve">Stablecoin de dólar da Circle</w:t>
+            </w:r>
+          </w:p>
+        </w:tc>
+      </w:tr>
+      <w:tr>
+        <w:tc>
+          <w:tcPr/>
+          <w:p>
+            <w:pPr>
+              <w:pStyle w:val="Compact"/>
+              <w:jc w:val="left"/>
+            </w:pPr>
+            <w:r>
+              <w:rPr>
+                <w:bCs/>
+                <w:b/>
+              </w:rPr>
+              <w:t xml:space="preserve">USDT</w:t>
+            </w:r>
+          </w:p>
+        </w:tc>
+        <w:tc>
+          <w:tcPr/>
+          <w:p>
+            <w:pPr>
+              <w:pStyle w:val="Compact"/>
+              <w:jc w:val="left"/>
+            </w:pPr>
+            <w:r>
+              <w:t xml:space="preserve">Stablecoin de dólar da Tether: a ponte do curso</w:t>
+            </w:r>
+          </w:p>
+        </w:tc>
+      </w:tr>
+      <w:tr>
+        <w:tc>
+          <w:tcPr/>
+          <w:p>
+            <w:pPr>
+              <w:pStyle w:val="Compact"/>
+              <w:jc w:val="left"/>
+            </w:pPr>
+            <w:r>
+              <w:rPr>
+                <w:bCs/>
+                <w:b/>
+              </w:rPr>
+              <w:t xml:space="preserve">Whitelist</w:t>
+            </w:r>
+          </w:p>
+        </w:tc>
+        <w:tc>
+          <w:tcPr/>
+          <w:p>
+            <w:pPr>
+              <w:pStyle w:val="Compact"/>
+              <w:jc w:val="left"/>
+            </w:pPr>
+            <w:r>
+              <w:t xml:space="preserve">Lista de endereços autorizados para saque</w:t>
+            </w:r>
+          </w:p>
+        </w:tc>
+      </w:tr>
+    </w:tbl>
+    <w:p>
+      <w:pPr>
+        <w:pStyle w:val="BodyText"/>
+      </w:pPr>
+      <w:r>
+        <w:t xml:space="preserve">PRÓXIMO</w:t>
+      </w:r>
+      <w:r>
+        <w:t xml:space="preserve">Parte 4:</w:t>
+      </w:r>
+      <w:r>
+        <w:t xml:space="preserve"> </w:t>
+      </w:r>
+      <w:r>
+        <w:rPr>
+          <w:highlight w:val="yellow"/>
+        </w:rPr>
+        <w:t xml:space="preserve">o Método USDT</w:t>
+      </w:r>
+      <w:r>
+        <w:t xml:space="preserve">, passo a passo, tela a tela</w:t>
+      </w:r>
+    </w:p>
     <w:sectPr/>
   </w:body>
 </w:document>
@@ -13551,6 +19124,9 @@
     <w:abstractNumId w:val="991"/>
   </w:num>
   <w:num w:numId="1007">
+    <w:abstractNumId w:val="991"/>
+  </w:num>
+  <w:num w:numId="1008">
     <w:abstractNumId w:val="99201"/>
     <w:lvlOverride w:ilvl="0">
       <w:startOverride w:val="1"/>
@@ -13580,10 +19156,10 @@
       <w:startOverride w:val="1"/>
     </w:lvlOverride>
   </w:num>
-  <w:num w:numId="1008">
+  <w:num w:numId="1009">
     <w:abstractNumId w:val="991"/>
   </w:num>
-  <w:num w:numId="1009">
+  <w:num w:numId="1010">
     <w:abstractNumId w:val="99201"/>
     <w:lvlOverride w:ilvl="0">
       <w:startOverride w:val="1"/>
@@ -13613,9 +19189,6 @@
       <w:startOverride w:val="1"/>
     </w:lvlOverride>
   </w:num>
-  <w:num w:numId="1010">
-    <w:abstractNumId w:val="991"/>
-  </w:num>
   <w:num w:numId="1011">
     <w:abstractNumId w:val="991"/>
   </w:num>
@@ -13636,6 +19209,168 @@
   </w:num>
   <w:num w:numId="1017">
     <w:abstractNumId w:val="991"/>
+  </w:num>
+  <w:num w:numId="1018">
+    <w:abstractNumId w:val="991"/>
+  </w:num>
+  <w:num w:numId="1019">
+    <w:abstractNumId w:val="991"/>
+  </w:num>
+  <w:num w:numId="1020">
+    <w:abstractNumId w:val="991"/>
+  </w:num>
+  <w:num w:numId="1021">
+    <w:abstractNumId w:val="991"/>
+  </w:num>
+  <w:num w:numId="1022">
+    <w:abstractNumId w:val="991"/>
+  </w:num>
+  <w:num w:numId="1023">
+    <w:abstractNumId w:val="991"/>
+  </w:num>
+  <w:num w:numId="1024">
+    <w:abstractNumId w:val="991"/>
+  </w:num>
+  <w:num w:numId="1025">
+    <w:abstractNumId w:val="991"/>
+  </w:num>
+  <w:num w:numId="1026">
+    <w:abstractNumId w:val="991"/>
+  </w:num>
+  <w:num w:numId="1027">
+    <w:abstractNumId w:val="991"/>
+  </w:num>
+  <w:num w:numId="1028">
+    <w:abstractNumId w:val="99201"/>
+    <w:lvlOverride w:ilvl="0">
+      <w:startOverride w:val="1"/>
+    </w:lvlOverride>
+    <w:lvlOverride w:ilvl="1">
+      <w:startOverride w:val="1"/>
+    </w:lvlOverride>
+    <w:lvlOverride w:ilvl="2">
+      <w:startOverride w:val="1"/>
+    </w:lvlOverride>
+    <w:lvlOverride w:ilvl="3">
+      <w:startOverride w:val="1"/>
+    </w:lvlOverride>
+    <w:lvlOverride w:ilvl="4">
+      <w:startOverride w:val="1"/>
+    </w:lvlOverride>
+    <w:lvlOverride w:ilvl="5">
+      <w:startOverride w:val="1"/>
+    </w:lvlOverride>
+    <w:lvlOverride w:ilvl="6">
+      <w:startOverride w:val="1"/>
+    </w:lvlOverride>
+    <w:lvlOverride w:ilvl="7">
+      <w:startOverride w:val="1"/>
+    </w:lvlOverride>
+    <w:lvlOverride w:ilvl="8">
+      <w:startOverride w:val="1"/>
+    </w:lvlOverride>
+  </w:num>
+  <w:num w:numId="1029">
+    <w:abstractNumId w:val="99201"/>
+    <w:lvlOverride w:ilvl="0">
+      <w:startOverride w:val="1"/>
+    </w:lvlOverride>
+    <w:lvlOverride w:ilvl="1">
+      <w:startOverride w:val="1"/>
+    </w:lvlOverride>
+    <w:lvlOverride w:ilvl="2">
+      <w:startOverride w:val="1"/>
+    </w:lvlOverride>
+    <w:lvlOverride w:ilvl="3">
+      <w:startOverride w:val="1"/>
+    </w:lvlOverride>
+    <w:lvlOverride w:ilvl="4">
+      <w:startOverride w:val="1"/>
+    </w:lvlOverride>
+    <w:lvlOverride w:ilvl="5">
+      <w:startOverride w:val="1"/>
+    </w:lvlOverride>
+    <w:lvlOverride w:ilvl="6">
+      <w:startOverride w:val="1"/>
+    </w:lvlOverride>
+    <w:lvlOverride w:ilvl="7">
+      <w:startOverride w:val="1"/>
+    </w:lvlOverride>
+    <w:lvlOverride w:ilvl="8">
+      <w:startOverride w:val="1"/>
+    </w:lvlOverride>
+  </w:num>
+  <w:num w:numId="1030">
+    <w:abstractNumId w:val="991"/>
+  </w:num>
+  <w:num w:numId="1031">
+    <w:abstractNumId w:val="99201"/>
+    <w:lvlOverride w:ilvl="0">
+      <w:startOverride w:val="1"/>
+    </w:lvlOverride>
+    <w:lvlOverride w:ilvl="1">
+      <w:startOverride w:val="1"/>
+    </w:lvlOverride>
+    <w:lvlOverride w:ilvl="2">
+      <w:startOverride w:val="1"/>
+    </w:lvlOverride>
+    <w:lvlOverride w:ilvl="3">
+      <w:startOverride w:val="1"/>
+    </w:lvlOverride>
+    <w:lvlOverride w:ilvl="4">
+      <w:startOverride w:val="1"/>
+    </w:lvlOverride>
+    <w:lvlOverride w:ilvl="5">
+      <w:startOverride w:val="1"/>
+    </w:lvlOverride>
+    <w:lvlOverride w:ilvl="6">
+      <w:startOverride w:val="1"/>
+    </w:lvlOverride>
+    <w:lvlOverride w:ilvl="7">
+      <w:startOverride w:val="1"/>
+    </w:lvlOverride>
+    <w:lvlOverride w:ilvl="8">
+      <w:startOverride w:val="1"/>
+    </w:lvlOverride>
+  </w:num>
+  <w:num w:numId="1032">
+    <w:abstractNumId w:val="991"/>
+  </w:num>
+  <w:num w:numId="1033">
+    <w:abstractNumId w:val="991"/>
+  </w:num>
+  <w:num w:numId="1034">
+    <w:abstractNumId w:val="991"/>
+  </w:num>
+  <w:num w:numId="1035">
+    <w:abstractNumId w:val="99201"/>
+    <w:lvlOverride w:ilvl="0">
+      <w:startOverride w:val="1"/>
+    </w:lvlOverride>
+    <w:lvlOverride w:ilvl="1">
+      <w:startOverride w:val="1"/>
+    </w:lvlOverride>
+    <w:lvlOverride w:ilvl="2">
+      <w:startOverride w:val="1"/>
+    </w:lvlOverride>
+    <w:lvlOverride w:ilvl="3">
+      <w:startOverride w:val="1"/>
+    </w:lvlOverride>
+    <w:lvlOverride w:ilvl="4">
+      <w:startOverride w:val="1"/>
+    </w:lvlOverride>
+    <w:lvlOverride w:ilvl="5">
+      <w:startOverride w:val="1"/>
+    </w:lvlOverride>
+    <w:lvlOverride w:ilvl="6">
+      <w:startOverride w:val="1"/>
+    </w:lvlOverride>
+    <w:lvlOverride w:ilvl="7">
+      <w:startOverride w:val="1"/>
+    </w:lvlOverride>
+    <w:lvlOverride w:ilvl="8">
+      <w:startOverride w:val="1"/>
+    </w:lvlOverride>
   </w:num>
 </w:numbering>
 </file>

--- a/curso/dist/LULA-GANHOU-Curso-Completo.docx
+++ b/curso/dist/LULA-GANHOU-Curso-Completo.docx
@@ -33,6 +33,54 @@
       <w:r>
         <w:t xml:space="preserve">IR?</w:t>
       </w:r>
+      <w:r>
+        <w:t xml:space="preserve"> </w:t>
+      </w:r>
+      <w:r>
+        <w:t xml:space="preserve">·</w:t>
+      </w:r>
+      <w:r>
+        <w:t xml:space="preserve"> </w:t>
+      </w:r>
+      <w:r>
+        <w:t xml:space="preserve">E-book</w:t>
+      </w:r>
+      <w:r>
+        <w:t xml:space="preserve"> </w:t>
+      </w:r>
+      <w:r>
+        <w:t xml:space="preserve">patriota,</w:t>
+      </w:r>
+      <w:r>
+        <w:t xml:space="preserve"> </w:t>
+      </w:r>
+      <w:r>
+        <w:t xml:space="preserve">contra</w:t>
+      </w:r>
+      <w:r>
+        <w:t xml:space="preserve"> </w:t>
+      </w:r>
+      <w:r>
+        <w:t xml:space="preserve">a</w:t>
+      </w:r>
+      <w:r>
+        <w:t xml:space="preserve"> </w:t>
+      </w:r>
+      <w:r>
+        <w:t xml:space="preserve">censura</w:t>
+      </w:r>
+      <w:r>
+        <w:t xml:space="preserve"> </w:t>
+      </w:r>
+      <w:r>
+        <w:t xml:space="preserve">da</w:t>
+      </w:r>
+      <w:r>
+        <w:t xml:space="preserve"> </w:t>
+      </w:r>
+      <w:r>
+        <w:t xml:space="preserve">esquerda</w:t>
+      </w:r>
     </w:p>
     <w:p>
       <w:r>
@@ -58,6 +106,20 @@
       </w:r>
       <w:r>
         <w:t xml:space="preserve">PRA ONDE IR?</w:t>
+      </w:r>
+    </w:p>
+    <w:p>
+      <w:pPr>
+        <w:pStyle w:val="BodyText"/>
+      </w:pPr>
+      <w:r>
+        <w:t xml:space="preserve">E-BOOK PATRIOTA</w:t>
+      </w:r>
+      <w:r>
+        <w:t xml:space="preserve"> </w:t>
+      </w:r>
+      <w:r>
+        <w:t xml:space="preserve">· CONTRA A CENSURA DA ESQUERDA</w:t>
       </w:r>
     </w:p>
     <w:p>
@@ -309,14 +371,6 @@
         <w:t xml:space="preserve">A pergunta que 58 milhões de brasileiros estão se fazendo agora.</w:t>
       </w:r>
     </w:p>
-    <w:p>
-      <w:pPr>
-        <w:pStyle w:val="BodyText"/>
-      </w:pPr>
-      <w:r>
-        <w:t xml:space="preserve">TSE, resultado do 2º turno de 2022 (58.206.354 votos, 49,1% dos válidos).</w:t>
-      </w:r>
-    </w:p>
     <w:bookmarkEnd w:id="20"/>
     <w:p>
       <w:r>
@@ -490,14 +544,6 @@
         <w:t xml:space="preserve">Leia a página “Como usar o curso” e escolha a sua trilha hoje. Não amanhã.</w:t>
       </w:r>
     </w:p>
-    <w:p>
-      <w:pPr>
-        <w:pStyle w:val="BodyText"/>
-      </w:pPr>
-      <w:r>
-        <w:t xml:space="preserve">Tribunal Supremo Electoral da Bolívia via Agência Brasil (19/10/2025); MercoPress (10/11/2025).</w:t>
-      </w:r>
-    </w:p>
     <w:bookmarkEnd w:id="21"/>
     <w:bookmarkEnd w:id="22"/>
     <w:p>
@@ -1157,6 +1203,21 @@
       </w:r>
       <w:r>
         <w:t xml:space="preserve">90</w:t>
+      </w:r>
+    </w:p>
+    <w:p>
+      <w:pPr>
+        <w:numPr>
+          <w:ilvl w:val="0"/>
+          <w:numId w:val="1003"/>
+        </w:numPr>
+        <w:pStyle w:val="Compact"/>
+      </w:pPr>
+      <w:r>
+        <w:t xml:space="preserve">Anexo · Fontes de todos os números</w:t>
+      </w:r>
+      <w:r>
+        <w:t xml:space="preserve">93</w:t>
       </w:r>
     </w:p>
     <w:p>
@@ -1546,14 +1607,6 @@
       </w:pPr>
       <w:r>
         <w:t xml:space="preserve">Ficar parado também é uma decisão. É decidir pagar a conta.</w:t>
-      </w:r>
-    </w:p>
-    <w:p>
-      <w:pPr>
-        <w:pStyle w:val="BodyText"/>
-      </w:pPr>
-      <w:r>
-        <w:t xml:space="preserve">Gazeta do Povo, 2026 (arrecadação de R$ 2,887 tri; carga de 32,4% do PIB) e mar/2026 (43 medidas); Banco Central via Forbes, 27/10/2026 (dívida, ago/2026); reações de lideranças, Gazeta do Povo, 25/10/2026.</w:t>
       </w:r>
     </w:p>
     <w:p>
@@ -1851,14 +1904,6 @@
         <w:t xml:space="preserve">liberdade financeira.</w:t>
       </w:r>
     </w:p>
-    <w:p>
-      <w:pPr>
-        <w:pStyle w:val="BodyText"/>
-      </w:pPr>
-      <w:r>
-        <w:t xml:space="preserve">TSE (2º turno 2018: 57.797.847 votos; 2022: 58.206.354); Monitor do Debate Político/USP via CartaCapital e O Povo (2024); SSP-SP via SBT News (25/02/2024).</w:t>
-      </w:r>
-    </w:p>
     <w:bookmarkEnd w:id="28"/>
     <w:p>
       <w:r>
@@ -2001,14 +2046,6 @@
       </w:r>
       <w:r>
         <w:t xml:space="preserve">socialismo promete tudo e entrega fila, inflação e êxodo. Seu patrimônio não precisa esperar para ver.</w:t>
-      </w:r>
-    </w:p>
-    <w:p>
-      <w:pPr>
-        <w:pStyle w:val="BodyText"/>
-      </w:pPr>
-      <w:r>
-        <w:t xml:space="preserve">Banco Central de Venezuela via Poder360/DW (29/05/2019); R4V via Bloomberg Línea (2025: 6,70 mi na América Latina + 1,19 mi no resto do mundo); France 24 (08/11/2025); Infobae; The Rio Times.</w:t>
       </w:r>
     </w:p>
     <w:bookmarkEnd w:id="30"/>
@@ -2199,14 +2236,6 @@
         <w:t xml:space="preserve">a direita cercando o Brasil</w:t>
       </w:r>
     </w:p>
-    <w:p>
-      <w:pPr>
-        <w:pStyle w:val="BodyText"/>
-      </w:pPr>
-      <w:r>
-        <w:t xml:space="preserve">INDEC Argentina (IPC 2023, 2024 e 2025); MercoPress (10/11/2025); posses oficiais.</w:t>
-      </w:r>
-    </w:p>
     <w:bookmarkEnd w:id="32"/>
     <w:p>
       <w:r>
@@ -2367,14 +2396,6 @@
       </w:pPr>
       <w:r>
         <w:t xml:space="preserve">Escreva num papel quanto você tem de reserva hoje. Esse número vai ser usado em todo o curso.</w:t>
-      </w:r>
-    </w:p>
-    <w:p>
-      <w:pPr>
-        <w:pStyle w:val="BodyText"/>
-      </w:pPr>
-      <w:r>
-        <w:t xml:space="preserve">IFI via Forbes, 27/10/2026 (ajuste fiscal); Decretos 12.466 e 12.499/2025 (IOF).</w:t>
       </w:r>
     </w:p>
     <w:bookmarkEnd w:id="36"/>
@@ -2493,14 +2514,6 @@
       </w:r>
       <w:r>
         <w:t xml:space="preserve">em Cochabamba.</w:t>
-      </w:r>
-    </w:p>
-    <w:p>
-      <w:pPr>
-        <w:pStyle w:val="BodyText"/>
-      </w:pPr>
-      <w:r>
-        <w:t xml:space="preserve">Zumper via WLRN (set/2026, Miami US$ 2.500); Zumper via WFLA (Orlando US$ 1.690, data a confirmar); Numbeo mai/2026 via Cidadania e Visto (Lisboa €1.280); FipeZAP Locação set/2026; InfoCasas out/2026. Câmbio: US$ 1 = R$ 5,35 (Investidor10, 28/10/2026); €1 = R$ 5,62 (Meelion, 09/10/2026); R$ 1 = Bs 2,30 (autor).</w:t>
       </w:r>
     </w:p>
     <w:bookmarkEnd w:id="37"/>
@@ -3001,14 +3014,6 @@
       </w:r>
     </w:p>
     <w:bookmarkEnd w:id="40"/>
-    <w:p>
-      <w:pPr>
-        <w:pStyle w:val="FirstParagraph"/>
-      </w:pPr>
-      <w:r>
-        <w:t xml:space="preserve">Mochileiros (entrada com RG/CIN, 90 dias); The Rio Times (residência Mercosul); FlightConnections, abr/2026 (voo direto GRU–VVI, média 3h05); aluguéis: mesmas fontes da página anterior.</w:t>
-      </w:r>
-    </w:p>
     <w:bookmarkEnd w:id="41"/>
     <w:p>
       <w:r>
@@ -3311,14 +3316,6 @@
         <w:t xml:space="preserve">de vida.</w:t>
       </w:r>
     </w:p>
-    <w:p>
-      <w:pPr>
-        <w:pStyle w:val="BodyText"/>
-      </w:pPr>
-      <w:r>
-        <w:t xml:space="preserve">Mesmas fontes e câmbios da página anterior. Cálculo do autor do curso.</w:t>
-      </w:r>
-    </w:p>
     <w:bookmarkEnd w:id="42"/>
     <w:p>
       <w:r>
@@ -3502,14 +3499,6 @@
         <w:t xml:space="preserve">desde novembro de 2025</w:t>
       </w:r>
     </w:p>
-    <w:p>
-      <w:pPr>
-        <w:pStyle w:val="FirstParagraph"/>
-      </w:pPr>
-      <w:r>
-        <w:t xml:space="preserve">Mochileiros (entrada); The Rio Times (residência Mercosul, taxa ~450 UFV); FlightConnections, abr/2026 (voo direto São Paulo–Santa Cruz, média 3h05); autor, 28/10/2026 (câmbio de referência).</w:t>
-      </w:r>
-    </w:p>
     <w:bookmarkEnd w:id="43"/>
     <w:p>
       <w:r>
@@ -3665,14 +3654,6 @@
       </w:pPr>
       <w:r>
         <w:t xml:space="preserve">Eles não mudaram a direção. Os bolivianos mudaram.</w:t>
-      </w:r>
-    </w:p>
-    <w:p>
-      <w:pPr>
-        <w:pStyle w:val="BodyText"/>
-      </w:pPr>
-      <w:r>
-        <w:t xml:space="preserve">Agência Brasil e Poder360 (19/10/2025); MercoPress (10/11/2025); France 24 via Acento (08/11/2025); usdthoy.com (flutuação desde 29/06/2026).</w:t>
       </w:r>
     </w:p>
     <w:bookmarkEnd w:id="46"/>
@@ -3816,14 +3797,6 @@
       </w:r>
       <w:r>
         <w:t xml:space="preserve">na Bolívia.</w:t>
-      </w:r>
-    </w:p>
-    <w:p>
-      <w:pPr>
-        <w:pStyle w:val="BodyText"/>
-      </w:pPr>
-      <w:r>
-        <w:t xml:space="preserve">Infobae; The Rio Times (Bs 6,96); BCB via usdtbol.com, 28/10/2026 (Bs 12,02); Facebook Marketplace, levantado pelo autor, out/2026 (preço pedido).</w:t>
       </w:r>
     </w:p>
     <w:bookmarkEnd w:id="47"/>
@@ -4149,14 +4122,6 @@
         <w:t xml:space="preserve">Escolha 1 item que você quer (carro, casa, escola) e pesquise o preço dele no Brasil. Guarde para comparar na Parte 2.</w:t>
       </w:r>
     </w:p>
-    <w:p>
-      <w:pPr>
-        <w:pStyle w:val="BodyText"/>
-      </w:pPr>
-      <w:r>
-        <w:t xml:space="preserve">FipeZAP set/2026 via MySide; InfoCasas out/2026; Facebook Marketplace (autor, out/2026); Correo del Sur ago/2026; ANP set/2026. Câmbios: US$ 1 = R$ 5,35; R$ 1 = Bs 2,30.</w:t>
-      </w:r>
-    </w:p>
     <w:bookmarkEnd w:id="48"/>
     <w:p>
       <w:r>
@@ -4320,14 +4285,6 @@
       </w:pPr>
       <w:r>
         <w:t xml:space="preserve">Seu dinheiro. Suas regras. Sua liberdade.</w:t>
-      </w:r>
-    </w:p>
-    <w:p>
-      <w:pPr>
-        <w:pStyle w:val="BodyText"/>
-      </w:pPr>
-      <w:r>
-        <w:t xml:space="preserve">Decretos 12.466 e 12.499/2025 (IOF 3,5%); dolarparalelobolivia.net, 28/10/2026 (P2P Bs 12,13).</w:t>
       </w:r>
     </w:p>
     <w:bookmarkEnd w:id="49"/>
@@ -4628,14 +4585,6 @@
         <w:t xml:space="preserve">Multiplique a sua reserva por 2,25. Esse é, em bolivianos, quanto ela vira pelo Método USDT.</w:t>
       </w:r>
     </w:p>
-    <w:p>
-      <w:pPr>
-        <w:pStyle w:val="BodyText"/>
-      </w:pPr>
-      <w:r>
-        <w:t xml:space="preserve">CoinMarketCap e Investidor10, 28/10/2026; dolarparalelobolivia.net, 28/10/2026; BCB via usdtbol.com, 28/10/2026. Cálculo do curso.</w:t>
-      </w:r>
-    </w:p>
     <w:bookmarkEnd w:id="50"/>
     <w:p>
       <w:r>
@@ -5187,14 +5136,6 @@
         <w:t xml:space="preserve">O socialismo travou o câmbio. A conta chegou. E abriu uma janela para quem tem dólar.</w:t>
       </w:r>
     </w:p>
-    <w:p>
-      <w:pPr>
-        <w:pStyle w:val="BodyText"/>
-      </w:pPr>
-      <w:r>
-        <w:t xml:space="preserve">Infobae; The Rio Times (Bs 6,96 até jun/2026; queda de ~45%, set/2026); usdthoy.com (flutuação desde 29/06/2026); BCB via usdtbol.com, 28/10/2026 (Bs 12,02).</w:t>
-      </w:r>
-    </w:p>
     <w:bookmarkEnd w:id="58"/>
     <w:p>
       <w:r>
@@ -5240,14 +5181,6 @@
           <w:highlight w:val="yellow"/>
         </w:rPr>
         <w:t xml:space="preserve">Bs 12,13</w:t>
-      </w:r>
-    </w:p>
-    <w:p>
-      <w:pPr>
-        <w:pStyle w:val="BodyText"/>
-      </w:pPr>
-      <w:r>
-        <w:t xml:space="preserve">Infobae; The Rio Times; France 24 via Acento (08/11/2025); Agência Brasil (19/10/2025); usdthoy.com; BCB via usdtbol.com e dolarparalelobolivia.net, 28/10/2026.</w:t>
       </w:r>
     </w:p>
     <w:bookmarkEnd w:id="59"/>
@@ -5538,14 +5471,6 @@
       </w:pPr>
       <w:r>
         <w:t xml:space="preserve">Pegue o número da sua reserva e multiplique por 2,25. Anote: esse é o seu poder de compra em bolivianos.</w:t>
-      </w:r>
-    </w:p>
-    <w:p>
-      <w:pPr>
-        <w:pStyle w:val="BodyText"/>
-      </w:pPr>
-      <w:r>
-        <w:t xml:space="preserve">Seção 2.1 do escopo (exemplo-padrão); almoço local US$ 1,50–3 (Food Travel Explore, 2026); aluguel InfoCasas out/2026; Mustang: Facebook Marketplace, autor, out/2026.</w:t>
       </w:r>
     </w:p>
     <w:bookmarkEnd w:id="60"/>
@@ -5707,14 +5632,6 @@
         </w:tc>
       </w:tr>
     </w:tbl>
-    <w:p>
-      <w:pPr>
-        <w:pStyle w:val="BodyText"/>
-      </w:pPr>
-      <w:r>
-        <w:t xml:space="preserve">FipeZAP set/2026 via MySide (Leblon); autor e InfoCasas out/2026 (Cochabamba, faixa US$ 70–170 mil). US$ 1 = R$ 5,35 (Investidor10, 28/10/2026). Preço de anúncio é preço pedido.</w:t>
-      </w:r>
-    </w:p>
     <w:bookmarkEnd w:id="61"/>
     <w:p>
       <w:r>
@@ -5760,14 +5677,6 @@
           <w:highlight w:val="yellow"/>
         </w:rPr>
         <w:t xml:space="preserve">menos que o da Barra</w:t>
-      </w:r>
-    </w:p>
-    <w:p>
-      <w:pPr>
-        <w:pStyle w:val="BodyText"/>
-      </w:pPr>
-      <w:r>
-        <w:t xml:space="preserve">FipeZAP set/2026 via MySide e Daniel Carvalho Imobiliário; Equipetrol: anúncios Century 21, out/2026 (US$ 1.310–1.950/m²); Cochabamba: InfoCasas out/2026 (média ~US$ 940/m²); Calacoto: anúncios Century 21 (~US$ 620–670/m²).</w:t>
       </w:r>
     </w:p>
     <w:bookmarkEnd w:id="62"/>
@@ -6176,14 +6085,6 @@
         <w:t xml:space="preserve">Encontre o seu bairro (ou o mais parecido) e anote quantos apês você teria na Bolívia.</w:t>
       </w:r>
     </w:p>
-    <w:p>
-      <w:pPr>
-        <w:pStyle w:val="BodyText"/>
-      </w:pPr>
-      <w:r>
-        <w:t xml:space="preserve">FipeZAP set/2026 (m² por bairro) × 110 m²; Cochabamba: autor e InfoCasas out/2026. Cálculo do curso.</w:t>
-      </w:r>
-    </w:p>
     <w:bookmarkEnd w:id="63"/>
     <w:p>
       <w:r>
@@ -6323,14 +6224,6 @@
         <w:t xml:space="preserve">Uma casa de 400 m² em condomínio pelo preço de um apê de 140 m² em Pinheiros.</w:t>
       </w:r>
     </w:p>
-    <w:p>
-      <w:pPr>
-        <w:pStyle w:val="BodyText"/>
-      </w:pPr>
-      <w:r>
-        <w:t xml:space="preserve">Century 21 (anúncios em Equipetrol e Urubó, consultados em out/2026; preço pedido); eju.tv (lotes Urubó Golf, US$ 110–170/m²). Pinheiros: FipeZAP set/2026, R$ 18.260/m² × 140 m² ≈ R$ 2,56 mi ≈ US$ 480 mil.</w:t>
-      </w:r>
-    </w:p>
     <w:bookmarkEnd w:id="66"/>
     <w:p>
       <w:r>
@@ -6437,14 +6330,6 @@
       </w:pPr>
       <w:r>
         <w:t xml:space="preserve">[PEDIR AO AUTOR: 3 anúncios reais de venda que você viu, com cidade, bairro, m² e preço]</w:t>
-      </w:r>
-    </w:p>
-    <w:p>
-      <w:pPr>
-        <w:pStyle w:val="BodyText"/>
-      </w:pPr>
-      <w:r>
-        <w:t xml:space="preserve">Century 21 (anúncios Alto Calacoto e Urb. Cordes, preço pedido, out/2026). Guinness World Records (altitude de La Paz).</w:t>
       </w:r>
     </w:p>
     <w:bookmarkEnd w:id="67"/>
@@ -6609,14 +6494,6 @@
       </w:pPr>
       <w:r>
         <w:t xml:space="preserve">Abra um portal de imóveis boliviano hoje e salve 3 anúncios no bairro que você gostou.</w:t>
-      </w:r>
-    </w:p>
-    <w:p>
-      <w:pPr>
-        <w:pStyle w:val="BodyText"/>
-      </w:pPr>
-      <w:r>
-        <w:t xml:space="preserve">Century 21 (anúncio com 60% em dólar e 40% em Bs, out/2026); boliviaimpuestos.com (folio real e Derechos Reales).</w:t>
       </w:r>
     </w:p>
     <w:bookmarkEnd w:id="68"/>
@@ -6863,14 +6740,6 @@
         <w:t xml:space="preserve">Pelo aluguel de 1 mês em São Paulo, você paga até 7 meses em Cochabamba.</w:t>
       </w:r>
     </w:p>
-    <w:p>
-      <w:pPr>
-        <w:pStyle w:val="BodyText"/>
-      </w:pPr>
-      <w:r>
-        <w:t xml:space="preserve">FipeZAP Locação set/2026 (TNH1); InfoCasas out/2026; The Rio Times, set/2026 (Equipetrol e diferença de 1,5–2×). Câmbios: US$ 1 = R$ 5,35; R$ 1 = Bs 2,30.</w:t>
-      </w:r>
-    </w:p>
     <w:bookmarkEnd w:id="69"/>
     <w:p>
       <w:r>
@@ -7110,14 +6979,6 @@
         <w:t xml:space="preserve">Custos: inscrição em Derechos Reales (~0,5% do valor cadastral) e RC-IVA de 10% ao ano sobre o valor do contrato, pago por trimestre.</w:t>
       </w:r>
     </w:p>
-    <w:p>
-      <w:pPr>
-        <w:pStyle w:val="BodyText"/>
-      </w:pPr>
-      <w:r>
-        <w:t xml:space="preserve">InfoNegocios (como funciona); boliviaimpuestos.com (gravame ~0,5%, RC-IVA 10% a.a., Formulário 610; confirmar no SIN). Valores do exemplo: ilustrativos.</w:t>
-      </w:r>
-    </w:p>
     <w:bookmarkEnd w:id="70"/>
     <w:bookmarkEnd w:id="71"/>
     <w:p>
@@ -7293,14 +7154,6 @@
       </w:pPr>
       <w:r>
         <w:t xml:space="preserve">Se o anticrético te interessou, anote: “folio real + Derechos Reales + moeda da devolução”. São as 3 palavras que salvam você.</w:t>
-      </w:r>
-    </w:p>
-    <w:p>
-      <w:pPr>
-        <w:pStyle w:val="BodyText"/>
-      </w:pPr>
-      <w:r>
-        <w:t xml:space="preserve">boliviaimpuestos.com; Red Uno via Bolivian Thoughts (19/11/2025, moeda da devolução); eju.tv (alta de anticréticos e aluguéis; data a confirmar).</w:t>
       </w:r>
     </w:p>
     <w:bookmarkEnd w:id="72"/>
@@ -7855,14 +7708,6 @@
         </w:tc>
       </w:tr>
     </w:tbl>
-    <w:p>
-      <w:pPr>
-        <w:pStyle w:val="BodyText"/>
-      </w:pPr>
-      <w:r>
-        <w:t xml:space="preserve">Facebook Marketplace, levantado pelo autor, out/2026 (preço pedido; anúncios sem dados de terceiros). R$ 1 = Bs 2,30 (autor, 28/10/2026).</w:t>
-      </w:r>
-    </w:p>
     <w:bookmarkEnd w:id="74"/>
     <w:p>
       <w:r>
@@ -7975,14 +7820,6 @@
       </w:pPr>
       <w:r>
         <w:t xml:space="preserve">Enquanto aqui você paga IPVA de carro velho, lá você troca de carro com o troco do apê.</w:t>
-      </w:r>
-    </w:p>
-    <w:p>
-      <w:pPr>
-        <w:pStyle w:val="BodyText"/>
-      </w:pPr>
-      <w:r>
-        <w:t xml:space="preserve">Câmbio de referência do autor (28/10/2026).</w:t>
       </w:r>
     </w:p>
     <w:bookmarkEnd w:id="76"/>
@@ -8440,14 +8277,6 @@
         <w:t xml:space="preserve">.</w:t>
       </w:r>
     </w:p>
-    <w:p>
-      <w:pPr>
-        <w:pStyle w:val="BodyText"/>
-      </w:pPr>
-      <w:r>
-        <w:t xml:space="preserve">ANP set/2026; Correo del Sur ago/2026; France 24 via Acento (crise de combustíveis, 08/11/2025). R$ 1 = Bs 2,30.</w:t>
-      </w:r>
-    </w:p>
     <w:bookmarkEnd w:id="78"/>
     <w:p>
       <w:r>
@@ -8636,14 +8465,6 @@
       </w:pPr>
       <w:r>
         <w:t xml:space="preserve">Um mês inteiro de almoço na Bolívia custa menos que 12 pratos feitos aqui.</w:t>
-      </w:r>
-    </w:p>
-    <w:p>
-      <w:pPr>
-        <w:pStyle w:val="BodyText"/>
-      </w:pPr>
-      <w:r>
-        <w:t xml:space="preserve">FAC-SP, Índice Prato Feito, jun/2026 (via SBT News); Food Travel Explore (2026); Living Cost Index 2026; The Rio Times, set/2026 (casal em Santa Cruz). US$ 1 = R$ 5,35.</w:t>
       </w:r>
     </w:p>
     <w:bookmarkEnd w:id="79"/>
@@ -9024,20 +8845,6 @@
         <w:t xml:space="preserve">Preencha a tabela a lápis. Se o seu multiplicador passar de 2, este curso já se pagou centenas de vezes.</w:t>
       </w:r>
     </w:p>
-    <w:p>
-      <w:pPr>
-        <w:pStyle w:val="BodyText"/>
-      </w:pPr>
-      <w:r>
-        <w:t xml:space="preserve">Referências das páginas anteriores.</w:t>
-      </w:r>
-      <w:r>
-        <w:t xml:space="preserve"> </w:t>
-      </w:r>
-      <w:r>
-        <w:t xml:space="preserve">[PEDIR AO AUTOR: preço real de mercado do mês, contas e academia na sua cidade]</w:t>
-      </w:r>
-    </w:p>
     <w:bookmarkEnd w:id="80"/>
     <w:p>
       <w:r>
@@ -9169,14 +8976,6 @@
       </w:pPr>
       <w:r>
         <w:t xml:space="preserve">O aluguel de 100 m² em SP paga o mês de um casal em Santa Cruz.</w:t>
-      </w:r>
-    </w:p>
-    <w:p>
-      <w:pPr>
-        <w:pStyle w:val="BodyText"/>
-      </w:pPr>
-      <w:r>
-        <w:t xml:space="preserve">Living Cost Index 2026 (solteiro); The Rio Times, set/2026 (casal); FipeZAP Locação set/2026 (SP). US$ 1 = R$ 5,35.</w:t>
       </w:r>
     </w:p>
     <w:bookmarkEnd w:id="84"/>
@@ -9411,20 +9210,6 @@
       </w:r>
       <w:r>
         <w:t xml:space="preserve">Depende do bairro, de dividir o apê e do seu padrão de consumo. Morando sozinho no mesmo apê, o custo seria cerca de R$ 1.917 por mês (aluguel inteiro + as mesmas despesas).</w:t>
-      </w:r>
-    </w:p>
-    <w:p>
-      <w:pPr>
-        <w:pStyle w:val="BodyText"/>
-      </w:pPr>
-      <w:r>
-        <w:t xml:space="preserve">Autor, out/2026 (aluguel e despesas reais). R$ 1 = Bs 2,30 (autor, 28/10/2026). SP: FipeZAP Locação set/2026.</w:t>
-      </w:r>
-      <w:r>
-        <w:t xml:space="preserve"> </w:t>
-      </w:r>
-      <w:r>
-        <w:t xml:space="preserve">[PEDIR AO AUTOR: foto do contrato ou recibo com dados pessoais borrados]</w:t>
       </w:r>
     </w:p>
     <w:bookmarkEnd w:id="85"/>
@@ -9757,14 +9542,6 @@
         <w:t xml:space="preserve">quase 3 vezes mais barato</w:t>
       </w:r>
     </w:p>
-    <w:p>
-      <w:pPr>
-        <w:pStyle w:val="BodyText"/>
-      </w:pPr>
-      <w:r>
-        <w:t xml:space="preserve">Autor, out/2026 (fotos e valores reais). Brasil: FAC-SP, Índice Prato Feito, jun/2026. R$ 1 = Bs 2,30 (autor). Resultado do autor, não é promessa.</w:t>
-      </w:r>
-    </w:p>
     <w:bookmarkEnd w:id="92"/>
     <w:p>
       <w:r>
@@ -10035,14 +9812,6 @@
         <w:t xml:space="preserve">Aqui, R$ 60 paga um almoço com sobremesa. Lá, um jantar premiado com vinho.</w:t>
       </w:r>
     </w:p>
-    <w:p>
-      <w:pPr>
-        <w:pStyle w:val="BodyText"/>
-      </w:pPr>
-      <w:r>
-        <w:t xml:space="preserve">Autor, out/2026 (fotos, cardápio e conta). Placas visíveis na foto do restaurante. SP: ABBT, 2024 (prato, bebida, sobremesa e café). R$ 1 = Bs 2,30.</w:t>
-      </w:r>
-    </w:p>
     <w:bookmarkEnd w:id="99"/>
     <w:p>
       <w:r>
@@ -10198,14 +9967,6 @@
       </w:pPr>
       <w:r>
         <w:t xml:space="preserve">Liste 3 coisas importadas que você usa muito (ex.: iPhone, whey, peças de carro). Planeje comprar no Brasil antes de ir ou pesquise o preço lá.</w:t>
-      </w:r>
-    </w:p>
-    <w:p>
-      <w:pPr>
-        <w:pStyle w:val="BodyText"/>
-      </w:pPr>
-      <w:r>
-        <w:t xml:space="preserve">The Rio Times, set/2026 (aluguel em dólar; câmbio); expat.com (filas em escolas internacionais); France 24 (combustível, 2025).</w:t>
       </w:r>
     </w:p>
     <w:bookmarkEnd w:id="100"/>
@@ -10478,14 +10239,6 @@
         <w:t xml:space="preserve">.</w:t>
       </w:r>
     </w:p>
-    <w:p>
-      <w:pPr>
-        <w:pStyle w:val="BodyText"/>
-      </w:pPr>
-      <w:r>
-        <w:t xml:space="preserve">Orçamentos da página anterior (teto de cada faixa). Cálculo do curso; não considera inflação nem rendimento.</w:t>
-      </w:r>
-    </w:p>
     <w:bookmarkEnd w:id="101"/>
     <w:p>
       <w:r>
@@ -10682,14 +10435,6 @@
       </w:r>
     </w:p>
     <w:bookmarkEnd w:id="103"/>
-    <w:p>
-      <w:pPr>
-        <w:pStyle w:val="BodyText"/>
-      </w:pPr>
-      <w:r>
-        <w:t xml:space="preserve">The Rio Times (Healthcare in Bolivia 2026); GOV.UK (lista de clínicas na Bolívia); Holafly (saúde pública para estrangeiros).</w:t>
-      </w:r>
-    </w:p>
     <w:bookmarkEnd w:id="104"/>
     <w:p>
       <w:r>
@@ -10834,14 +10579,6 @@
       </w:pPr>
       <w:r>
         <w:t xml:space="preserve">Tire hoje uma foto das suas receitas e marque a vacina de febre amarela se ainda não tiver o CIVP.</w:t>
-      </w:r>
-    </w:p>
-    <w:p>
-      <w:pPr>
-        <w:pStyle w:val="BodyText"/>
-      </w:pPr>
-      <w:r>
-        <w:t xml:space="preserve">Mochileiros (CIVP febre amarela para entrada).</w:t>
       </w:r>
     </w:p>
     <w:bookmarkEnd w:id="105"/>
@@ -10985,14 +10722,6 @@
       </w:pPr>
       <w:r>
         <w:t xml:space="preserve">[PEDIR AO AUTOR: preços reais de consulta, exames e seguro que você pagou]</w:t>
-      </w:r>
-    </w:p>
-    <w:p>
-      <w:pPr>
-        <w:pStyle w:val="BodyText"/>
-      </w:pPr>
-      <w:r>
-        <w:t xml:space="preserve">International Medical Relief (pacote Clínica Alemana). US$ 1 = R$ 5,35.</w:t>
       </w:r>
     </w:p>
     <w:bookmarkEnd w:id="106"/>
@@ -11161,14 +10890,6 @@
         </w:tc>
       </w:tr>
     </w:tbl>
-    <w:p>
-      <w:pPr>
-        <w:pStyle w:val="BodyText"/>
-      </w:pPr>
-      <w:r>
-        <w:t xml:space="preserve">Gran Faculdade (média nacional ~R$ 9.500, 2026); Sanarmed (Bolívia R$ 700–1.200); Universidade do Intercâmbio (média ~R$ 750 em Cochabamba e Santa Cruz). Valores variam; confirmar com cada instituição.</w:t>
-      </w:r>
-    </w:p>
     <w:bookmarkEnd w:id="107"/>
     <w:p>
       <w:r>
@@ -11430,14 +11151,6 @@
         <w:t xml:space="preserve">Seu filho médico, sem você vender a casa para pagar a faculdade.</w:t>
       </w:r>
     </w:p>
-    <w:p>
-      <w:pPr>
-        <w:pStyle w:val="BodyText"/>
-      </w:pPr>
-      <w:r>
-        <w:t xml:space="preserve">Universidade do Intercâmbio; Estratégia Vestibulares; Correio do Estado; Querobolsa (lista de universidades). Exemplos, não indicação paga.</w:t>
-      </w:r>
-    </w:p>
     <w:bookmarkEnd w:id="110"/>
     <w:p>
       <w:r>
@@ -11630,14 +11343,6 @@
         <w:t xml:space="preserve">.</w:t>
       </w:r>
     </w:p>
-    <w:p>
-      <w:pPr>
-        <w:pStyle w:val="BodyText"/>
-      </w:pPr>
-      <w:r>
-        <w:t xml:space="preserve">expat.com (guia de Santa Cruz); IBO (Colegio Alemán); CBDE, monitoramento de imprensa, jan/2026 (congelamento e denúncias).</w:t>
-      </w:r>
-    </w:p>
     <w:bookmarkEnd w:id="111"/>
     <w:p>
       <w:r>
@@ -11767,14 +11472,6 @@
       </w:pPr>
       <w:r>
         <w:t xml:space="preserve">Liste as 3 coisas que mais importam para você numa escola. Leve a lista na visita.</w:t>
-      </w:r>
-    </w:p>
-    <w:p>
-      <w:pPr>
-        <w:pStyle w:val="BodyText"/>
-      </w:pPr>
-      <w:r>
-        <w:t xml:space="preserve">expat.com (perfil das escolas internacionais e fila de espera).</w:t>
       </w:r>
     </w:p>
     <w:bookmarkEnd w:id="112"/>
@@ -11977,14 +11674,6 @@
         </w:tc>
       </w:tr>
     </w:tbl>
-    <w:p>
-      <w:pPr>
-        <w:pStyle w:val="BodyText"/>
-      </w:pPr>
-      <w:r>
-        <w:t xml:space="preserve">Guias de viagem 2026 (US$ 140–200); Nomades (US$ 229 até 31/12/2026; semiprivado US$ 710/pessoa para 2). Extras: guia de viagem. Preços de agência, variam por temporada.</w:t>
-      </w:r>
-    </w:p>
     <w:bookmarkEnd w:id="113"/>
     <w:p>
       <w:r>
@@ -12168,20 +11857,6 @@
       </w:pPr>
       <w:r>
         <w:t xml:space="preserve">Aqui você trabalha para pagar boleto. Lá sobra para viver.</w:t>
-      </w:r>
-    </w:p>
-    <w:p>
-      <w:pPr>
-        <w:pStyle w:val="BodyText"/>
-      </w:pPr>
-      <w:r>
-        <w:t xml:space="preserve">Autor, out/2026. R$ 1 = Bs 2,30.</w:t>
-      </w:r>
-      <w:r>
-        <w:t xml:space="preserve"> </w:t>
-      </w:r>
-      <w:r>
-        <w:t xml:space="preserve">[PEDIR AO AUTOR: preço de academia e cinema]</w:t>
       </w:r>
     </w:p>
     <w:bookmarkEnd w:id="114"/>
@@ -12720,14 +12395,6 @@
         <w:t xml:space="preserve">Meses de vida sem renda. Econômico: US$ 820 (solteiro sem aluguel, morando em imóvel próprio ou de família). Confortável: US$ 1.120. Casal alto: US$ 1.300.</w:t>
       </w:r>
     </w:p>
-    <w:p>
-      <w:pPr>
-        <w:pStyle w:val="BodyText"/>
-      </w:pPr>
-      <w:r>
-        <w:t xml:space="preserve">Living Cost Index 2026; The Rio Times, set/2026. US$ 1 = R$ 5,35. Cálculo do curso; sem inflação nem rendimento.</w:t>
-      </w:r>
-    </w:p>
     <w:bookmarkEnd w:id="118"/>
     <w:p>
       <w:r>
@@ -12995,14 +12662,6 @@
         <w:t xml:space="preserve">Some todas as suas rendas que continuam se você se mudar. Coloque na fórmula e descubra quantos meses (ou anos) você tem.</w:t>
       </w:r>
     </w:p>
-    <w:p>
-      <w:pPr>
-        <w:pStyle w:val="BodyText"/>
-      </w:pPr>
-      <w:r>
-        <w:t xml:space="preserve">Orçamento: The Rio Times, set/2026 (teto da faixa do casal). Aluguel SP: FipeZAP Locação set/2026.</w:t>
-      </w:r>
-    </w:p>
     <w:bookmarkEnd w:id="119"/>
     <w:p>
       <w:r>
@@ -13441,14 +13100,6 @@
         <w:t xml:space="preserve">Seu dinheiro. Suas regras. 24 horas por dia.</w:t>
       </w:r>
     </w:p>
-    <w:p>
-      <w:pPr>
-        <w:pStyle w:val="BodyText"/>
-      </w:pPr>
-      <w:r>
-        <w:t xml:space="preserve">Decretos 12.466 e 12.499/2025 (IOF 3,5%); eco.com, guias de 2026 (taxas de rede e tempo de envio; envio errado em geral não tem volta).</w:t>
-      </w:r>
-    </w:p>
     <w:bookmarkEnd w:id="124"/>
     <w:p>
       <w:r>
@@ -13565,14 +13216,6 @@
       </w:pPr>
       <w:r>
         <w:t xml:space="preserve">Instale nada ainda. Só leia até o fim da Parte 3. A pressa aqui é inimiga.</w:t>
-      </w:r>
-    </w:p>
-    <w:p>
-      <w:pPr>
-        <w:pStyle w:val="BodyText"/>
-      </w:pPr>
-      <w:r>
-        <w:t xml:space="preserve">Chainalysis via Investalk/BB (jul/2024–jun/2025: US$ 319 bi; 90% em stablecoins); diretor do BC Renato Dias Gomes, mai/2025 (~90%); Receita Federal via COAD (R$ 1,13 tri declarados em stablecoins, ago/2019–dez/2025, ~80% do volume declarado); InfoMoney e Fizen (Res. BCB 519–521).</w:t>
       </w:r>
     </w:p>
     <w:bookmarkEnd w:id="125"/>
@@ -13806,14 +13449,6 @@
         </w:tc>
       </w:tr>
     </w:tbl>
-    <w:p>
-      <w:pPr>
-        <w:pStyle w:val="BodyText"/>
-      </w:pPr>
-      <w:r>
-        <w:t xml:space="preserve">usdthoy.com (flutuação do boliviano desde 29/06/2026).</w:t>
-      </w:r>
-    </w:p>
     <w:bookmarkEnd w:id="126"/>
     <w:p>
       <w:r>
@@ -13909,14 +13544,6 @@
       </w:pPr>
       <w:r>
         <w:t xml:space="preserve">Use o USDT como ponte, não como cofre eterno.</w:t>
-      </w:r>
-    </w:p>
-    <w:p>
-      <w:pPr>
-        <w:pStyle w:val="BodyText"/>
-      </w:pPr>
-      <w:r>
-        <w:t xml:space="preserve">CoinMarketCap e DefiLlama via Admiral Markets (~12/10/2026: US$ 184 bi; ~60% de US$ 306 bi); atestação BDO do 2º tri/2026 (31/07/2026), via Stablecoin Insider; Crowdfund Insider via Admiral Markets (auditoria em andamento, ago/2026).</w:t>
       </w:r>
     </w:p>
     <w:bookmarkEnd w:id="127"/>
@@ -14185,14 +13812,6 @@
         <w:t xml:space="preserve">Grave esta frase: “USDT para transportar, bolivianos para gastar”.</w:t>
       </w:r>
     </w:p>
-    <w:p>
-      <w:pPr>
-        <w:pStyle w:val="BodyText"/>
-      </w:pPr>
-      <w:r>
-        <w:t xml:space="preserve">DefiLlama via Admiral Markets (~12/10/2026); dolarparalelobolivia.net, 28/10/2026 (P2P Bs 12,13); CriptoNoticias, Criptoinforme e usdthoy (bancos bolivianos).</w:t>
-      </w:r>
-    </w:p>
     <w:bookmarkEnd w:id="128"/>
     <w:p>
       <w:r>
@@ -14403,14 +14022,6 @@
         <w:t xml:space="preserve">Quem entende o risco controla o risco.</w:t>
       </w:r>
     </w:p>
-    <w:p>
-      <w:pPr>
-        <w:pStyle w:val="BodyText"/>
-      </w:pPr>
-      <w:r>
-        <w:t xml:space="preserve">Atestação BDO do 2º tri/2026; Res. BCB 519–521 (operações com stablecoin).</w:t>
-      </w:r>
-    </w:p>
     <w:bookmarkEnd w:id="129"/>
     <w:p>
       <w:r>
@@ -14487,14 +14098,6 @@
         <w:t xml:space="preserve">o USDT, todo dia</w:t>
       </w:r>
     </w:p>
-    <w:p>
-      <w:pPr>
-        <w:pStyle w:val="BodyText"/>
-      </w:pPr>
-      <w:r>
-        <w:t xml:space="preserve">Capital Aberto, mar/2026 (topo de US$ 126 mil em out/2025; retração de 52,4%); AUVP (queda de 13% em 06/02/2026).</w:t>
-      </w:r>
-    </w:p>
     <w:bookmarkEnd w:id="130"/>
     <w:p>
       <w:r>
@@ -14678,14 +14281,6 @@
       </w:pPr>
       <w:r>
         <w:t xml:space="preserve">Quem trabalha e produz não precisa apostar o patrimônio.</w:t>
-      </w:r>
-    </w:p>
-    <w:p>
-      <w:pPr>
-        <w:pStyle w:val="BodyText"/>
-      </w:pPr>
-      <w:r>
-        <w:t xml:space="preserve">AUVP (queda de 13% em um dia, 06/02/2026).</w:t>
       </w:r>
     </w:p>
     <w:bookmarkEnd w:id="133"/>
@@ -15139,14 +14734,6 @@
         <w:t xml:space="preserve">deixe o mínimo possível parado na exchange. Comprou, mandou, vendeu.</w:t>
       </w:r>
     </w:p>
-    <w:p>
-      <w:pPr>
-        <w:pStyle w:val="BodyText"/>
-      </w:pPr>
-      <w:r>
-        <w:t xml:space="preserve">InfoMoney e Fizen (Res. BCB 519–521: identificação de carteira autocustodiada, vigência 02/02/2026).</w:t>
-      </w:r>
-    </w:p>
     <w:bookmarkEnd w:id="137"/>
     <w:p>
       <w:r>
@@ -15687,14 +15274,6 @@
       </w:r>
       <w:r>
         <w:t xml:space="preserve">. Mandou USDT-TRC20 para um endereço de outra rede? Em geral, não tem volta.</w:t>
-      </w:r>
-    </w:p>
-    <w:p>
-      <w:pPr>
-        <w:pStyle w:val="BodyText"/>
-      </w:pPr>
-      <w:r>
-        <w:t xml:space="preserve">eco.com, guias de 2026 (redes do USDT; envio para rede errada em geral não é recuperável).</w:t>
       </w:r>
     </w:p>
     <w:bookmarkEnd w:id="144"/>
@@ -16020,14 +15599,6 @@
         <w:t xml:space="preserve">. A mais barata não serve se o outro lado não recebe</w:t>
       </w:r>
     </w:p>
-    <w:p>
-      <w:pPr>
-        <w:pStyle w:val="BodyText"/>
-      </w:pPr>
-      <w:r>
-        <w:t xml:space="preserve">eco.com, comparativo de taxas de rede, mai/2026 (Binance: TRC20 1, BEP20 0,29, ERC20 1,6, SOL 1 USDT; velocidade TRC20/BEP20 ~1 min, ERC20 ~2 min); comparativo de 2026 (Polygon ~1 USDT). Escopo do curso, Seção 2.1 (taxa de 1 USDT no exemplo-padrão).</w:t>
-      </w:r>
-    </w:p>
     <w:bookmarkEnd w:id="145"/>
     <w:p>
       <w:r>
@@ -16400,14 +15971,6 @@
         <w:t xml:space="preserve">Abra a tela de depósito de qualquer exchange (sem depositar nada) e veja como o endereço muda quando você troca a rede.</w:t>
       </w:r>
     </w:p>
-    <w:p>
-      <w:pPr>
-        <w:pStyle w:val="BodyText"/>
-      </w:pPr>
-      <w:r>
-        <w:t xml:space="preserve">Endereços de exemplo, fictícios e encurtados.</w:t>
-      </w:r>
-    </w:p>
     <w:bookmarkEnd w:id="147"/>
     <w:p>
       <w:r>
@@ -16529,14 +16092,6 @@
       </w:r>
       <w:r>
         <w:t xml:space="preserve">Copie e cole, ou leia o QR. Um caractere errado manda o dinheiro para o lugar errado.</w:t>
-      </w:r>
-    </w:p>
-    <w:p>
-      <w:pPr>
-        <w:pStyle w:val="BodyText"/>
-      </w:pPr>
-      <w:r>
-        <w:t xml:space="preserve">eco.com, guias de 2026 (memo não necessário em TRC20, BEP20 e ERC20, salvo quando o lado que recebe informa um).</w:t>
       </w:r>
     </w:p>
     <w:bookmarkEnd w:id="148"/>
@@ -18806,6 +18361,1264 @@
       </w:r>
       <w:r>
         <w:t xml:space="preserve">, passo a passo, tela a tela</w:t>
+      </w:r>
+    </w:p>
+    <w:p>
+      <w:r>
+        <w:pict>
+          <v:rect style="width:0;height:1.5pt" o:hralign="center" o:hrstd="t" o:hr="t"/>
+        </w:pict>
+      </w:r>
+    </w:p>
+    <w:p>
+      <w:pPr>
+        <w:pStyle w:val="FirstParagraph"/>
+      </w:pPr>
+      <w:r>
+        <w:t xml:space="preserve">Anexo</w:t>
+      </w:r>
+    </w:p>
+    <w:bookmarkStart w:id="158" w:name="fontes-de-todos-os-números"/>
+    <w:p>
+      <w:pPr>
+        <w:pStyle w:val="Heading2"/>
+      </w:pPr>
+      <w:r>
+        <w:t xml:space="preserve">Fontes de todos os números</w:t>
+      </w:r>
+    </w:p>
+    <w:p>
+      <w:pPr>
+        <w:pStyle w:val="FirstParagraph"/>
+      </w:pPr>
+      <w:r>
+        <w:t xml:space="preserve">Cada número do curso tem origem. Aqui estão, página por página.</w:t>
+      </w:r>
+    </w:p>
+    <w:p>
+      <w:pPr>
+        <w:numPr>
+          <w:ilvl w:val="0"/>
+          <w:numId w:val="1036"/>
+        </w:numPr>
+        <w:pStyle w:val="Compact"/>
+      </w:pPr>
+      <w:r>
+        <w:rPr>
+          <w:bCs/>
+          <w:b/>
+        </w:rPr>
+        <w:t xml:space="preserve">p. 2</w:t>
+      </w:r>
+      <w:r>
+        <w:t xml:space="preserve">TSE, resultado do 2º turno de 2022 (58.206.354 votos, 49,1% dos válidos).</w:t>
+      </w:r>
+    </w:p>
+    <w:p>
+      <w:pPr>
+        <w:numPr>
+          <w:ilvl w:val="0"/>
+          <w:numId w:val="1036"/>
+        </w:numPr>
+        <w:pStyle w:val="Compact"/>
+      </w:pPr>
+      <w:r>
+        <w:rPr>
+          <w:bCs/>
+          <w:b/>
+        </w:rPr>
+        <w:t xml:space="preserve">p. 3</w:t>
+      </w:r>
+      <w:r>
+        <w:t xml:space="preserve">Tribunal Supremo Electoral da Bolívia via Agência Brasil (19/10/2025); MercoPress (10/11/2025).</w:t>
+      </w:r>
+    </w:p>
+    <w:p>
+      <w:pPr>
+        <w:numPr>
+          <w:ilvl w:val="0"/>
+          <w:numId w:val="1036"/>
+        </w:numPr>
+        <w:pStyle w:val="Compact"/>
+      </w:pPr>
+      <w:r>
+        <w:rPr>
+          <w:bCs/>
+          <w:b/>
+        </w:rPr>
+        <w:t xml:space="preserve">p. 9</w:t>
+      </w:r>
+      <w:r>
+        <w:t xml:space="preserve">Gazeta do Povo, 2026 (arrecadação de R$ 2,887 tri; carga de 32,4% do PIB) e mar/2026 (43 medidas); Banco Central via Forbes, 27/10/2026 (dívida, ago/2026); reações de lideranças, Gazeta do Povo, 25/10/2026.</w:t>
+      </w:r>
+    </w:p>
+    <w:p>
+      <w:pPr>
+        <w:numPr>
+          <w:ilvl w:val="0"/>
+          <w:numId w:val="1036"/>
+        </w:numPr>
+        <w:pStyle w:val="Compact"/>
+      </w:pPr>
+      <w:r>
+        <w:rPr>
+          <w:bCs/>
+          <w:b/>
+        </w:rPr>
+        <w:t xml:space="preserve">p. 10</w:t>
+      </w:r>
+      <w:r>
+        <w:t xml:space="preserve">TSE (2º turno 2018: 57.797.847 votos; 2022: 58.206.354); Monitor do Debate Político/USP via CartaCapital e O Povo (2024); SSP-SP via SBT News (25/02/2024).</w:t>
+      </w:r>
+    </w:p>
+    <w:p>
+      <w:pPr>
+        <w:numPr>
+          <w:ilvl w:val="0"/>
+          <w:numId w:val="1036"/>
+        </w:numPr>
+        <w:pStyle w:val="Compact"/>
+      </w:pPr>
+      <w:r>
+        <w:rPr>
+          <w:bCs/>
+          <w:b/>
+        </w:rPr>
+        <w:t xml:space="preserve">p. 11</w:t>
+      </w:r>
+      <w:r>
+        <w:t xml:space="preserve">Banco Central de Venezuela via Poder360/DW (29/05/2019); R4V via Bloomberg Línea (2025: 6,70 mi na América Latina + 1,19 mi no resto do mundo); France 24 (08/11/2025); Infobae; The Rio Times.</w:t>
+      </w:r>
+    </w:p>
+    <w:p>
+      <w:pPr>
+        <w:numPr>
+          <w:ilvl w:val="0"/>
+          <w:numId w:val="1036"/>
+        </w:numPr>
+        <w:pStyle w:val="Compact"/>
+      </w:pPr>
+      <w:r>
+        <w:rPr>
+          <w:bCs/>
+          <w:b/>
+        </w:rPr>
+        <w:t xml:space="preserve">p. 12</w:t>
+      </w:r>
+      <w:r>
+        <w:t xml:space="preserve">INDEC Argentina (IPC 2023, 2024 e 2025); MercoPress (10/11/2025); posses oficiais.</w:t>
+      </w:r>
+    </w:p>
+    <w:p>
+      <w:pPr>
+        <w:numPr>
+          <w:ilvl w:val="0"/>
+          <w:numId w:val="1036"/>
+        </w:numPr>
+        <w:pStyle w:val="Compact"/>
+      </w:pPr>
+      <w:r>
+        <w:rPr>
+          <w:bCs/>
+          <w:b/>
+        </w:rPr>
+        <w:t xml:space="preserve">p. 13</w:t>
+      </w:r>
+      <w:r>
+        <w:t xml:space="preserve">IFI via Forbes, 27/10/2026 (ajuste fiscal); Decretos 12.466 e 12.499/2025 (IOF).</w:t>
+      </w:r>
+    </w:p>
+    <w:p>
+      <w:pPr>
+        <w:numPr>
+          <w:ilvl w:val="0"/>
+          <w:numId w:val="1036"/>
+        </w:numPr>
+        <w:pStyle w:val="Compact"/>
+      </w:pPr>
+      <w:r>
+        <w:rPr>
+          <w:bCs/>
+          <w:b/>
+        </w:rPr>
+        <w:t xml:space="preserve">p. 14</w:t>
+      </w:r>
+      <w:r>
+        <w:t xml:space="preserve">Zumper via WLRN (set/2026, Miami US$ 2.500); Zumper via WFLA (Orlando US$ 1.690, data a confirmar); Numbeo mai/2026 via Cidadania e Visto (Lisboa €1.280); FipeZAP Locação set/2026; InfoCasas out/2026. Câmbio: US$ 1 = R$ 5,35 (Investidor10, 28/10/2026); €1 = R$ 5,62 (Meelion, 09/10/2026); R$ 1 = Bs 2,30 (autor).</w:t>
+      </w:r>
+    </w:p>
+    <w:p>
+      <w:pPr>
+        <w:numPr>
+          <w:ilvl w:val="0"/>
+          <w:numId w:val="1036"/>
+        </w:numPr>
+        <w:pStyle w:val="Compact"/>
+      </w:pPr>
+      <w:r>
+        <w:rPr>
+          <w:bCs/>
+          <w:b/>
+        </w:rPr>
+        <w:t xml:space="preserve">p. 15</w:t>
+      </w:r>
+      <w:r>
+        <w:t xml:space="preserve">Mochileiros (entrada com RG/CIN, 90 dias); The Rio Times (residência Mercosul); FlightConnections, abr/2026 (voo direto GRU–VVI, média 3h05); aluguéis: mesmas fontes da página anterior.</w:t>
+      </w:r>
+    </w:p>
+    <w:p>
+      <w:pPr>
+        <w:numPr>
+          <w:ilvl w:val="0"/>
+          <w:numId w:val="1036"/>
+        </w:numPr>
+        <w:pStyle w:val="Compact"/>
+      </w:pPr>
+      <w:r>
+        <w:rPr>
+          <w:bCs/>
+          <w:b/>
+        </w:rPr>
+        <w:t xml:space="preserve">p. 16</w:t>
+      </w:r>
+      <w:r>
+        <w:t xml:space="preserve">Mesmas fontes e câmbios da página anterior. Cálculo do autor do curso.</w:t>
+      </w:r>
+    </w:p>
+    <w:p>
+      <w:pPr>
+        <w:numPr>
+          <w:ilvl w:val="0"/>
+          <w:numId w:val="1036"/>
+        </w:numPr>
+        <w:pStyle w:val="Compact"/>
+      </w:pPr>
+      <w:r>
+        <w:rPr>
+          <w:bCs/>
+          <w:b/>
+        </w:rPr>
+        <w:t xml:space="preserve">p. 17</w:t>
+      </w:r>
+      <w:r>
+        <w:t xml:space="preserve">Mochileiros (entrada); The Rio Times (residência Mercosul, taxa ~450 UFV); FlightConnections, abr/2026 (voo direto São Paulo–Santa Cruz, média 3h05); autor, 28/10/2026 (câmbio de referência).</w:t>
+      </w:r>
+    </w:p>
+    <w:p>
+      <w:pPr>
+        <w:numPr>
+          <w:ilvl w:val="0"/>
+          <w:numId w:val="1036"/>
+        </w:numPr>
+        <w:pStyle w:val="Compact"/>
+      </w:pPr>
+      <w:r>
+        <w:rPr>
+          <w:bCs/>
+          <w:b/>
+        </w:rPr>
+        <w:t xml:space="preserve">p. 18</w:t>
+      </w:r>
+      <w:r>
+        <w:t xml:space="preserve">Agência Brasil e Poder360 (19/10/2025); MercoPress (10/11/2025); France 24 via Acento (08/11/2025); usdthoy.com (flutuação desde 29/06/2026).</w:t>
+      </w:r>
+    </w:p>
+    <w:bookmarkEnd w:id="158"/>
+    <w:p>
+      <w:r>
+        <w:pict>
+          <v:rect style="width:0;height:1.5pt" o:hralign="center" o:hrstd="t" o:hr="t"/>
+        </w:pict>
+      </w:r>
+    </w:p>
+    <w:p>
+      <w:pPr>
+        <w:numPr>
+          <w:ilvl w:val="0"/>
+          <w:numId w:val="1037"/>
+        </w:numPr>
+        <w:pStyle w:val="Compact"/>
+      </w:pPr>
+      <w:r>
+        <w:rPr>
+          <w:bCs/>
+          <w:b/>
+        </w:rPr>
+        <w:t xml:space="preserve">p. 19</w:t>
+      </w:r>
+      <w:r>
+        <w:t xml:space="preserve">Infobae; The Rio Times (Bs 6,96); BCB via usdtbol.com, 28/10/2026 (Bs 12,02); Facebook Marketplace, levantado pelo autor, out/2026 (preço pedido).</w:t>
+      </w:r>
+    </w:p>
+    <w:p>
+      <w:pPr>
+        <w:numPr>
+          <w:ilvl w:val="0"/>
+          <w:numId w:val="1037"/>
+        </w:numPr>
+        <w:pStyle w:val="Compact"/>
+      </w:pPr>
+      <w:r>
+        <w:rPr>
+          <w:bCs/>
+          <w:b/>
+        </w:rPr>
+        <w:t xml:space="preserve">p. 20</w:t>
+      </w:r>
+      <w:r>
+        <w:t xml:space="preserve">FipeZAP set/2026 via MySide; InfoCasas out/2026; Facebook Marketplace (autor, out/2026); Correo del Sur ago/2026; ANP set/2026. Câmbios: US$ 1 = R$ 5,35; R$ 1 = Bs 2,30.</w:t>
+      </w:r>
+    </w:p>
+    <w:p>
+      <w:pPr>
+        <w:numPr>
+          <w:ilvl w:val="0"/>
+          <w:numId w:val="1037"/>
+        </w:numPr>
+        <w:pStyle w:val="Compact"/>
+      </w:pPr>
+      <w:r>
+        <w:rPr>
+          <w:bCs/>
+          <w:b/>
+        </w:rPr>
+        <w:t xml:space="preserve">p. 21</w:t>
+      </w:r>
+      <w:r>
+        <w:t xml:space="preserve">Decretos 12.466 e 12.499/2025 (IOF 3,5%); dolarparalelobolivia.net, 28/10/2026 (P2P Bs 12,13).</w:t>
+      </w:r>
+    </w:p>
+    <w:p>
+      <w:pPr>
+        <w:numPr>
+          <w:ilvl w:val="0"/>
+          <w:numId w:val="1037"/>
+        </w:numPr>
+        <w:pStyle w:val="Compact"/>
+      </w:pPr>
+      <w:r>
+        <w:rPr>
+          <w:bCs/>
+          <w:b/>
+        </w:rPr>
+        <w:t xml:space="preserve">p. 22</w:t>
+      </w:r>
+      <w:r>
+        <w:t xml:space="preserve">CoinMarketCap e Investidor10, 28/10/2026; dolarparalelobolivia.net, 28/10/2026; BCB via usdtbol.com, 28/10/2026. Cálculo do curso.</w:t>
+      </w:r>
+    </w:p>
+    <w:p>
+      <w:pPr>
+        <w:numPr>
+          <w:ilvl w:val="0"/>
+          <w:numId w:val="1037"/>
+        </w:numPr>
+        <w:pStyle w:val="Compact"/>
+      </w:pPr>
+      <w:r>
+        <w:rPr>
+          <w:bCs/>
+          <w:b/>
+        </w:rPr>
+        <w:t xml:space="preserve">p. 27</w:t>
+      </w:r>
+      <w:r>
+        <w:t xml:space="preserve">Infobae; The Rio Times (Bs 6,96 até jun/2026; queda de ~45%, set/2026); usdthoy.com (flutuação desde 29/06/2026); BCB via usdtbol.com, 28/10/2026 (Bs 12,02).</w:t>
+      </w:r>
+    </w:p>
+    <w:p>
+      <w:pPr>
+        <w:numPr>
+          <w:ilvl w:val="0"/>
+          <w:numId w:val="1037"/>
+        </w:numPr>
+        <w:pStyle w:val="Compact"/>
+      </w:pPr>
+      <w:r>
+        <w:rPr>
+          <w:bCs/>
+          <w:b/>
+        </w:rPr>
+        <w:t xml:space="preserve">p. 28</w:t>
+      </w:r>
+      <w:r>
+        <w:t xml:space="preserve">Infobae; The Rio Times; France 24 via Acento (08/11/2025); Agência Brasil (19/10/2025); usdthoy.com; BCB via usdtbol.com e dolarparalelobolivia.net, 28/10/2026.</w:t>
+      </w:r>
+    </w:p>
+    <w:p>
+      <w:pPr>
+        <w:numPr>
+          <w:ilvl w:val="0"/>
+          <w:numId w:val="1037"/>
+        </w:numPr>
+        <w:pStyle w:val="Compact"/>
+      </w:pPr>
+      <w:r>
+        <w:rPr>
+          <w:bCs/>
+          <w:b/>
+        </w:rPr>
+        <w:t xml:space="preserve">p. 29</w:t>
+      </w:r>
+      <w:r>
+        <w:t xml:space="preserve">Seção 2.1 do escopo (exemplo-padrão); almoço local US$ 1,50–3 (Food Travel Explore, 2026); aluguel InfoCasas out/2026; Mustang: Facebook Marketplace, autor, out/2026.</w:t>
+      </w:r>
+    </w:p>
+    <w:p>
+      <w:pPr>
+        <w:numPr>
+          <w:ilvl w:val="0"/>
+          <w:numId w:val="1037"/>
+        </w:numPr>
+        <w:pStyle w:val="Compact"/>
+      </w:pPr>
+      <w:r>
+        <w:rPr>
+          <w:bCs/>
+          <w:b/>
+        </w:rPr>
+        <w:t xml:space="preserve">p. 30</w:t>
+      </w:r>
+      <w:r>
+        <w:t xml:space="preserve">FipeZAP set/2026 via MySide (Leblon); autor e InfoCasas out/2026 (Cochabamba, faixa US$ 70–170 mil). US$ 1 = R$ 5,35 (Investidor10, 28/10/2026). Preço de anúncio é preço pedido.</w:t>
+      </w:r>
+    </w:p>
+    <w:p>
+      <w:pPr>
+        <w:numPr>
+          <w:ilvl w:val="0"/>
+          <w:numId w:val="1037"/>
+        </w:numPr>
+        <w:pStyle w:val="Compact"/>
+      </w:pPr>
+      <w:r>
+        <w:rPr>
+          <w:bCs/>
+          <w:b/>
+        </w:rPr>
+        <w:t xml:space="preserve">p. 31</w:t>
+      </w:r>
+      <w:r>
+        <w:t xml:space="preserve">FipeZAP set/2026 via MySide e Daniel Carvalho Imobiliário; Equipetrol: anúncios Century 21, out/2026 (US$ 1.310–1.950/m²); Cochabamba: InfoCasas out/2026 (média ~US$ 940/m²); Calacoto: anúncios Century 21 (~US$ 620–670/m²).</w:t>
+      </w:r>
+    </w:p>
+    <w:p>
+      <w:pPr>
+        <w:numPr>
+          <w:ilvl w:val="0"/>
+          <w:numId w:val="1037"/>
+        </w:numPr>
+        <w:pStyle w:val="Compact"/>
+      </w:pPr>
+      <w:r>
+        <w:rPr>
+          <w:bCs/>
+          <w:b/>
+        </w:rPr>
+        <w:t xml:space="preserve">p. 32</w:t>
+      </w:r>
+      <w:r>
+        <w:t xml:space="preserve">FipeZAP set/2026 (m² por bairro) × 110 m²; Cochabamba: autor e InfoCasas out/2026. Cálculo do curso.</w:t>
+      </w:r>
+    </w:p>
+    <w:p>
+      <w:pPr>
+        <w:numPr>
+          <w:ilvl w:val="0"/>
+          <w:numId w:val="1037"/>
+        </w:numPr>
+        <w:pStyle w:val="Compact"/>
+      </w:pPr>
+      <w:r>
+        <w:rPr>
+          <w:bCs/>
+          <w:b/>
+        </w:rPr>
+        <w:t xml:space="preserve">p. 33</w:t>
+      </w:r>
+      <w:r>
+        <w:t xml:space="preserve">Century 21 (anúncios em Equipetrol e Urubó, consultados em out/2026; preço pedido); eju.tv (lotes Urubó Golf, US$ 110–170/m²). Pinheiros: FipeZAP set/2026, R$ 18.260/m² × 140 m² ≈ R$ 2,56 mi ≈ US$ 480 mil.</w:t>
+      </w:r>
+    </w:p>
+    <w:p>
+      <w:r>
+        <w:pict>
+          <v:rect style="width:0;height:1.5pt" o:hralign="center" o:hrstd="t" o:hr="t"/>
+        </w:pict>
+      </w:r>
+    </w:p>
+    <w:p>
+      <w:pPr>
+        <w:numPr>
+          <w:ilvl w:val="0"/>
+          <w:numId w:val="1038"/>
+        </w:numPr>
+        <w:pStyle w:val="Compact"/>
+      </w:pPr>
+      <w:r>
+        <w:rPr>
+          <w:bCs/>
+          <w:b/>
+        </w:rPr>
+        <w:t xml:space="preserve">p. 34</w:t>
+      </w:r>
+      <w:r>
+        <w:t xml:space="preserve">Century 21 (anúncios Alto Calacoto e Urb. Cordes, preço pedido, out/2026). Guinness World Records (altitude de La Paz).</w:t>
+      </w:r>
+    </w:p>
+    <w:p>
+      <w:pPr>
+        <w:numPr>
+          <w:ilvl w:val="0"/>
+          <w:numId w:val="1038"/>
+        </w:numPr>
+        <w:pStyle w:val="Compact"/>
+      </w:pPr>
+      <w:r>
+        <w:rPr>
+          <w:bCs/>
+          <w:b/>
+        </w:rPr>
+        <w:t xml:space="preserve">p. 35</w:t>
+      </w:r>
+      <w:r>
+        <w:t xml:space="preserve">Century 21 (anúncio com 60% em dólar e 40% em Bs, out/2026); boliviaimpuestos.com (folio real e Derechos Reales).</w:t>
+      </w:r>
+    </w:p>
+    <w:p>
+      <w:pPr>
+        <w:numPr>
+          <w:ilvl w:val="0"/>
+          <w:numId w:val="1038"/>
+        </w:numPr>
+        <w:pStyle w:val="Compact"/>
+      </w:pPr>
+      <w:r>
+        <w:rPr>
+          <w:bCs/>
+          <w:b/>
+        </w:rPr>
+        <w:t xml:space="preserve">p. 36</w:t>
+      </w:r>
+      <w:r>
+        <w:t xml:space="preserve">FipeZAP Locação set/2026 (TNH1); InfoCasas out/2026; The Rio Times, set/2026 (Equipetrol e diferença de 1,5–2×). Câmbios: US$ 1 = R$ 5,35; R$ 1 = Bs 2,30.</w:t>
+      </w:r>
+    </w:p>
+    <w:p>
+      <w:pPr>
+        <w:numPr>
+          <w:ilvl w:val="0"/>
+          <w:numId w:val="1038"/>
+        </w:numPr>
+        <w:pStyle w:val="Compact"/>
+      </w:pPr>
+      <w:r>
+        <w:rPr>
+          <w:bCs/>
+          <w:b/>
+        </w:rPr>
+        <w:t xml:space="preserve">p. 37</w:t>
+      </w:r>
+      <w:r>
+        <w:t xml:space="preserve">InfoNegocios (como funciona); boliviaimpuestos.com (gravame ~0,5%, RC-IVA 10% a.a., Formulário 610; confirmar no SIN). Valores do exemplo: ilustrativos.</w:t>
+      </w:r>
+    </w:p>
+    <w:p>
+      <w:pPr>
+        <w:numPr>
+          <w:ilvl w:val="0"/>
+          <w:numId w:val="1038"/>
+        </w:numPr>
+        <w:pStyle w:val="Compact"/>
+      </w:pPr>
+      <w:r>
+        <w:rPr>
+          <w:bCs/>
+          <w:b/>
+        </w:rPr>
+        <w:t xml:space="preserve">p. 38</w:t>
+      </w:r>
+      <w:r>
+        <w:t xml:space="preserve">boliviaimpuestos.com; Red Uno via Bolivian Thoughts (19/11/2025, moeda da devolução); eju.tv (alta de anticréticos e aluguéis; data a confirmar).</w:t>
+      </w:r>
+    </w:p>
+    <w:p>
+      <w:pPr>
+        <w:numPr>
+          <w:ilvl w:val="0"/>
+          <w:numId w:val="1038"/>
+        </w:numPr>
+        <w:pStyle w:val="Compact"/>
+      </w:pPr>
+      <w:r>
+        <w:rPr>
+          <w:bCs/>
+          <w:b/>
+        </w:rPr>
+        <w:t xml:space="preserve">p. 40</w:t>
+      </w:r>
+      <w:r>
+        <w:t xml:space="preserve">Facebook Marketplace, levantado pelo autor, out/2026 (preço pedido; anúncios sem dados de terceiros). R$ 1 = Bs 2,30 (autor, 28/10/2026).</w:t>
+      </w:r>
+    </w:p>
+    <w:p>
+      <w:pPr>
+        <w:numPr>
+          <w:ilvl w:val="0"/>
+          <w:numId w:val="1038"/>
+        </w:numPr>
+        <w:pStyle w:val="Compact"/>
+      </w:pPr>
+      <w:r>
+        <w:rPr>
+          <w:bCs/>
+          <w:b/>
+        </w:rPr>
+        <w:t xml:space="preserve">p. 41</w:t>
+      </w:r>
+      <w:r>
+        <w:t xml:space="preserve">Câmbio de referência do autor (28/10/2026).</w:t>
+      </w:r>
+    </w:p>
+    <w:p>
+      <w:pPr>
+        <w:numPr>
+          <w:ilvl w:val="0"/>
+          <w:numId w:val="1038"/>
+        </w:numPr>
+        <w:pStyle w:val="Compact"/>
+      </w:pPr>
+      <w:r>
+        <w:rPr>
+          <w:bCs/>
+          <w:b/>
+        </w:rPr>
+        <w:t xml:space="preserve">p. 43</w:t>
+      </w:r>
+      <w:r>
+        <w:t xml:space="preserve">ANP set/2026; Correo del Sur ago/2026; France 24 via Acento (crise de combustíveis, 08/11/2025). R$ 1 = Bs 2,30.</w:t>
+      </w:r>
+    </w:p>
+    <w:p>
+      <w:pPr>
+        <w:numPr>
+          <w:ilvl w:val="0"/>
+          <w:numId w:val="1038"/>
+        </w:numPr>
+        <w:pStyle w:val="Compact"/>
+      </w:pPr>
+      <w:r>
+        <w:rPr>
+          <w:bCs/>
+          <w:b/>
+        </w:rPr>
+        <w:t xml:space="preserve">p. 44</w:t>
+      </w:r>
+      <w:r>
+        <w:t xml:space="preserve">FAC-SP, Índice Prato Feito, jun/2026 (via SBT News); Food Travel Explore (2026); Living Cost Index 2026; The Rio Times, set/2026 (casal em Santa Cruz). US$ 1 = R$ 5,35.</w:t>
+      </w:r>
+    </w:p>
+    <w:p>
+      <w:pPr>
+        <w:numPr>
+          <w:ilvl w:val="0"/>
+          <w:numId w:val="1038"/>
+        </w:numPr>
+        <w:pStyle w:val="Compact"/>
+      </w:pPr>
+      <w:r>
+        <w:rPr>
+          <w:bCs/>
+          <w:b/>
+        </w:rPr>
+        <w:t xml:space="preserve">p. 45</w:t>
+      </w:r>
+      <w:r>
+        <w:t xml:space="preserve">Referências das páginas anteriores.</w:t>
+      </w:r>
+    </w:p>
+    <w:p>
+      <w:pPr>
+        <w:numPr>
+          <w:ilvl w:val="0"/>
+          <w:numId w:val="1038"/>
+        </w:numPr>
+        <w:pStyle w:val="Compact"/>
+      </w:pPr>
+      <w:r>
+        <w:rPr>
+          <w:bCs/>
+          <w:b/>
+        </w:rPr>
+        <w:t xml:space="preserve">p. 46</w:t>
+      </w:r>
+      <w:r>
+        <w:t xml:space="preserve">Living Cost Index 2026 (solteiro); The Rio Times, set/2026 (casal); FipeZAP Locação set/2026 (SP). US$ 1 = R$ 5,35.</w:t>
+      </w:r>
+    </w:p>
+    <w:p>
+      <w:pPr>
+        <w:numPr>
+          <w:ilvl w:val="0"/>
+          <w:numId w:val="1038"/>
+        </w:numPr>
+        <w:pStyle w:val="Compact"/>
+      </w:pPr>
+      <w:r>
+        <w:rPr>
+          <w:bCs/>
+          <w:b/>
+        </w:rPr>
+        <w:t xml:space="preserve">p. 47</w:t>
+      </w:r>
+      <w:r>
+        <w:t xml:space="preserve">Autor, out/2026 (aluguel e despesas reais). R$ 1 = Bs 2,30 (autor, 28/10/2026). SP: FipeZAP Locação set/2026.</w:t>
+      </w:r>
+    </w:p>
+    <w:p>
+      <w:pPr>
+        <w:numPr>
+          <w:ilvl w:val="0"/>
+          <w:numId w:val="1038"/>
+        </w:numPr>
+        <w:pStyle w:val="Compact"/>
+      </w:pPr>
+      <w:r>
+        <w:rPr>
+          <w:bCs/>
+          <w:b/>
+        </w:rPr>
+        <w:t xml:space="preserve">p. 48</w:t>
+      </w:r>
+      <w:r>
+        <w:t xml:space="preserve">Autor, out/2026 (fotos e valores reais). Brasil: FAC-SP, Índice Prato Feito, jun/2026. R$ 1 = Bs 2,30 (autor). Resultado do autor, não é promessa.</w:t>
+      </w:r>
+    </w:p>
+    <w:p>
+      <w:pPr>
+        <w:numPr>
+          <w:ilvl w:val="0"/>
+          <w:numId w:val="1038"/>
+        </w:numPr>
+        <w:pStyle w:val="Compact"/>
+      </w:pPr>
+      <w:r>
+        <w:rPr>
+          <w:bCs/>
+          <w:b/>
+        </w:rPr>
+        <w:t xml:space="preserve">p. 49</w:t>
+      </w:r>
+      <w:r>
+        <w:t xml:space="preserve">Autor, out/2026 (fotos, cardápio e conta). Placas visíveis na foto do restaurante. SP: ABBT, 2024 (prato, bebida, sobremesa e café). R$ 1 = Bs 2,30.</w:t>
+      </w:r>
+    </w:p>
+    <w:p>
+      <w:r>
+        <w:pict>
+          <v:rect style="width:0;height:1.5pt" o:hralign="center" o:hrstd="t" o:hr="t"/>
+        </w:pict>
+      </w:r>
+    </w:p>
+    <w:p>
+      <w:pPr>
+        <w:numPr>
+          <w:ilvl w:val="0"/>
+          <w:numId w:val="1039"/>
+        </w:numPr>
+        <w:pStyle w:val="Compact"/>
+      </w:pPr>
+      <w:r>
+        <w:rPr>
+          <w:bCs/>
+          <w:b/>
+        </w:rPr>
+        <w:t xml:space="preserve">p. 50</w:t>
+      </w:r>
+      <w:r>
+        <w:t xml:space="preserve">The Rio Times, set/2026 (aluguel em dólar; câmbio); expat.com (filas em escolas internacionais); France 24 (combustível, 2025).</w:t>
+      </w:r>
+    </w:p>
+    <w:p>
+      <w:pPr>
+        <w:numPr>
+          <w:ilvl w:val="0"/>
+          <w:numId w:val="1039"/>
+        </w:numPr>
+        <w:pStyle w:val="Compact"/>
+      </w:pPr>
+      <w:r>
+        <w:rPr>
+          <w:bCs/>
+          <w:b/>
+        </w:rPr>
+        <w:t xml:space="preserve">p. 51</w:t>
+      </w:r>
+      <w:r>
+        <w:t xml:space="preserve">Orçamentos da página anterior (teto de cada faixa). Cálculo do curso; não considera inflação nem rendimento.</w:t>
+      </w:r>
+    </w:p>
+    <w:p>
+      <w:pPr>
+        <w:numPr>
+          <w:ilvl w:val="0"/>
+          <w:numId w:val="1039"/>
+        </w:numPr>
+        <w:pStyle w:val="Compact"/>
+      </w:pPr>
+      <w:r>
+        <w:rPr>
+          <w:bCs/>
+          <w:b/>
+        </w:rPr>
+        <w:t xml:space="preserve">p. 52</w:t>
+      </w:r>
+      <w:r>
+        <w:t xml:space="preserve">The Rio Times (Healthcare in Bolivia 2026); GOV.UK (lista de clínicas na Bolívia); Holafly (saúde pública para estrangeiros).</w:t>
+      </w:r>
+    </w:p>
+    <w:p>
+      <w:pPr>
+        <w:numPr>
+          <w:ilvl w:val="0"/>
+          <w:numId w:val="1039"/>
+        </w:numPr>
+        <w:pStyle w:val="Compact"/>
+      </w:pPr>
+      <w:r>
+        <w:rPr>
+          <w:bCs/>
+          <w:b/>
+        </w:rPr>
+        <w:t xml:space="preserve">p. 53</w:t>
+      </w:r>
+      <w:r>
+        <w:t xml:space="preserve">Mochileiros (CIVP febre amarela para entrada).</w:t>
+      </w:r>
+    </w:p>
+    <w:p>
+      <w:pPr>
+        <w:numPr>
+          <w:ilvl w:val="0"/>
+          <w:numId w:val="1039"/>
+        </w:numPr>
+        <w:pStyle w:val="Compact"/>
+      </w:pPr>
+      <w:r>
+        <w:rPr>
+          <w:bCs/>
+          <w:b/>
+        </w:rPr>
+        <w:t xml:space="preserve">p. 54</w:t>
+      </w:r>
+      <w:r>
+        <w:t xml:space="preserve">International Medical Relief (pacote Clínica Alemana). US$ 1 = R$ 5,35.</w:t>
+      </w:r>
+    </w:p>
+    <w:p>
+      <w:pPr>
+        <w:numPr>
+          <w:ilvl w:val="0"/>
+          <w:numId w:val="1039"/>
+        </w:numPr>
+        <w:pStyle w:val="Compact"/>
+      </w:pPr>
+      <w:r>
+        <w:rPr>
+          <w:bCs/>
+          <w:b/>
+        </w:rPr>
+        <w:t xml:space="preserve">p. 55</w:t>
+      </w:r>
+      <w:r>
+        <w:t xml:space="preserve">Gran Faculdade (média nacional ~R$ 9.500, 2026); Sanarmed (Bolívia R$ 700–1.200); Universidade do Intercâmbio (média ~R$ 750 em Cochabamba e Santa Cruz). Valores variam; confirmar com cada instituição.</w:t>
+      </w:r>
+    </w:p>
+    <w:p>
+      <w:pPr>
+        <w:numPr>
+          <w:ilvl w:val="0"/>
+          <w:numId w:val="1039"/>
+        </w:numPr>
+        <w:pStyle w:val="Compact"/>
+      </w:pPr>
+      <w:r>
+        <w:rPr>
+          <w:bCs/>
+          <w:b/>
+        </w:rPr>
+        <w:t xml:space="preserve">p. 56</w:t>
+      </w:r>
+      <w:r>
+        <w:t xml:space="preserve">Universidade do Intercâmbio; Estratégia Vestibulares; Correio do Estado; Querobolsa (lista de universidades). Exemplos, não indicação paga.</w:t>
+      </w:r>
+    </w:p>
+    <w:p>
+      <w:pPr>
+        <w:numPr>
+          <w:ilvl w:val="0"/>
+          <w:numId w:val="1039"/>
+        </w:numPr>
+        <w:pStyle w:val="Compact"/>
+      </w:pPr>
+      <w:r>
+        <w:rPr>
+          <w:bCs/>
+          <w:b/>
+        </w:rPr>
+        <w:t xml:space="preserve">p. 57</w:t>
+      </w:r>
+      <w:r>
+        <w:t xml:space="preserve">expat.com (guia de Santa Cruz); IBO (Colegio Alemán); CBDE, monitoramento de imprensa, jan/2026 (congelamento e denúncias).</w:t>
+      </w:r>
+    </w:p>
+    <w:p>
+      <w:pPr>
+        <w:numPr>
+          <w:ilvl w:val="0"/>
+          <w:numId w:val="1039"/>
+        </w:numPr>
+        <w:pStyle w:val="Compact"/>
+      </w:pPr>
+      <w:r>
+        <w:rPr>
+          <w:bCs/>
+          <w:b/>
+        </w:rPr>
+        <w:t xml:space="preserve">p. 58</w:t>
+      </w:r>
+      <w:r>
+        <w:t xml:space="preserve">expat.com (perfil das escolas internacionais e fila de espera).</w:t>
+      </w:r>
+    </w:p>
+    <w:p>
+      <w:pPr>
+        <w:numPr>
+          <w:ilvl w:val="0"/>
+          <w:numId w:val="1039"/>
+        </w:numPr>
+        <w:pStyle w:val="Compact"/>
+      </w:pPr>
+      <w:r>
+        <w:rPr>
+          <w:bCs/>
+          <w:b/>
+        </w:rPr>
+        <w:t xml:space="preserve">p. 59</w:t>
+      </w:r>
+      <w:r>
+        <w:t xml:space="preserve">Guias de viagem 2026 (US$ 140–200); Nomades (US$ 229 até 31/12/2026; semiprivado US$ 710/pessoa para 2). Extras: guia de viagem. Preços de agência, variam por temporada.</w:t>
+      </w:r>
+    </w:p>
+    <w:p>
+      <w:pPr>
+        <w:numPr>
+          <w:ilvl w:val="0"/>
+          <w:numId w:val="1039"/>
+        </w:numPr>
+        <w:pStyle w:val="Compact"/>
+      </w:pPr>
+      <w:r>
+        <w:rPr>
+          <w:bCs/>
+          <w:b/>
+        </w:rPr>
+        <w:t xml:space="preserve">p. 60</w:t>
+      </w:r>
+      <w:r>
+        <w:t xml:space="preserve">Autor, out/2026. R$ 1 = Bs 2,30.</w:t>
+      </w:r>
+    </w:p>
+    <w:p>
+      <w:pPr>
+        <w:numPr>
+          <w:ilvl w:val="0"/>
+          <w:numId w:val="1039"/>
+        </w:numPr>
+        <w:pStyle w:val="Compact"/>
+      </w:pPr>
+      <w:r>
+        <w:rPr>
+          <w:bCs/>
+          <w:b/>
+        </w:rPr>
+        <w:t xml:space="preserve">p. 62</w:t>
+      </w:r>
+      <w:r>
+        <w:t xml:space="preserve">Living Cost Index 2026; The Rio Times, set/2026. US$ 1 = R$ 5,35. Cálculo do curso; sem inflação nem rendimento.</w:t>
+      </w:r>
+    </w:p>
+    <w:p>
+      <w:pPr>
+        <w:numPr>
+          <w:ilvl w:val="0"/>
+          <w:numId w:val="1039"/>
+        </w:numPr>
+        <w:pStyle w:val="Compact"/>
+      </w:pPr>
+      <w:r>
+        <w:rPr>
+          <w:bCs/>
+          <w:b/>
+        </w:rPr>
+        <w:t xml:space="preserve">p. 63</w:t>
+      </w:r>
+      <w:r>
+        <w:t xml:space="preserve">Orçamento: The Rio Times, set/2026 (teto da faixa do casal). Aluguel SP: FipeZAP Locação set/2026.</w:t>
+      </w:r>
+    </w:p>
+    <w:p>
+      <w:pPr>
+        <w:numPr>
+          <w:ilvl w:val="0"/>
+          <w:numId w:val="1039"/>
+        </w:numPr>
+        <w:pStyle w:val="Compact"/>
+      </w:pPr>
+      <w:r>
+        <w:rPr>
+          <w:bCs/>
+          <w:b/>
+        </w:rPr>
+        <w:t xml:space="preserve">p. 67</w:t>
+      </w:r>
+      <w:r>
+        <w:t xml:space="preserve">Decretos 12.466 e 12.499/2025 (IOF 3,5%); eco.com, guias de 2026 (taxas de rede e tempo de envio; envio errado em geral não tem volta).</w:t>
+      </w:r>
+    </w:p>
+    <w:p>
+      <w:r>
+        <w:pict>
+          <v:rect style="width:0;height:1.5pt" o:hralign="center" o:hrstd="t" o:hr="t"/>
+        </w:pict>
+      </w:r>
+    </w:p>
+    <w:p>
+      <w:pPr>
+        <w:numPr>
+          <w:ilvl w:val="0"/>
+          <w:numId w:val="1040"/>
+        </w:numPr>
+        <w:pStyle w:val="Compact"/>
+      </w:pPr>
+      <w:r>
+        <w:rPr>
+          <w:bCs/>
+          <w:b/>
+        </w:rPr>
+        <w:t xml:space="preserve">p. 68</w:t>
+      </w:r>
+      <w:r>
+        <w:t xml:space="preserve">Chainalysis via Investalk/BB (jul/2024–jun/2025: US$ 319 bi; 90% em stablecoins); diretor do BC Renato Dias Gomes, mai/2025 (~90%); Receita Federal via COAD (R$ 1,13 tri declarados em stablecoins, ago/2019–dez/2025, ~80% do volume declarado); InfoMoney e Fizen (Res. BCB 519–521).</w:t>
+      </w:r>
+    </w:p>
+    <w:p>
+      <w:pPr>
+        <w:numPr>
+          <w:ilvl w:val="0"/>
+          <w:numId w:val="1040"/>
+        </w:numPr>
+        <w:pStyle w:val="Compact"/>
+      </w:pPr>
+      <w:r>
+        <w:rPr>
+          <w:bCs/>
+          <w:b/>
+        </w:rPr>
+        <w:t xml:space="preserve">p. 69</w:t>
+      </w:r>
+      <w:r>
+        <w:t xml:space="preserve">usdthoy.com (flutuação do boliviano desde 29/06/2026).</w:t>
+      </w:r>
+    </w:p>
+    <w:p>
+      <w:pPr>
+        <w:numPr>
+          <w:ilvl w:val="0"/>
+          <w:numId w:val="1040"/>
+        </w:numPr>
+        <w:pStyle w:val="Compact"/>
+      </w:pPr>
+      <w:r>
+        <w:rPr>
+          <w:bCs/>
+          <w:b/>
+        </w:rPr>
+        <w:t xml:space="preserve">p. 70</w:t>
+      </w:r>
+      <w:r>
+        <w:t xml:space="preserve">CoinMarketCap e DefiLlama via Admiral Markets (~12/10/2026: US$ 184 bi; ~60% de US$ 306 bi); atestação BDO do 2º tri/2026 (31/07/2026), via Stablecoin Insider; Crowdfund Insider via Admiral Markets (auditoria em andamento, ago/2026).</w:t>
+      </w:r>
+    </w:p>
+    <w:p>
+      <w:pPr>
+        <w:numPr>
+          <w:ilvl w:val="0"/>
+          <w:numId w:val="1040"/>
+        </w:numPr>
+        <w:pStyle w:val="Compact"/>
+      </w:pPr>
+      <w:r>
+        <w:rPr>
+          <w:bCs/>
+          <w:b/>
+        </w:rPr>
+        <w:t xml:space="preserve">p. 71</w:t>
+      </w:r>
+      <w:r>
+        <w:t xml:space="preserve">DefiLlama via Admiral Markets (~12/10/2026); dolarparalelobolivia.net, 28/10/2026 (P2P Bs 12,13); CriptoNoticias, Criptoinforme e usdthoy (bancos bolivianos).</w:t>
+      </w:r>
+    </w:p>
+    <w:p>
+      <w:pPr>
+        <w:numPr>
+          <w:ilvl w:val="0"/>
+          <w:numId w:val="1040"/>
+        </w:numPr>
+        <w:pStyle w:val="Compact"/>
+      </w:pPr>
+      <w:r>
+        <w:rPr>
+          <w:bCs/>
+          <w:b/>
+        </w:rPr>
+        <w:t xml:space="preserve">p. 72</w:t>
+      </w:r>
+      <w:r>
+        <w:t xml:space="preserve">Atestação BDO do 2º tri/2026; Res. BCB 519–521 (operações com stablecoin).</w:t>
+      </w:r>
+    </w:p>
+    <w:p>
+      <w:pPr>
+        <w:numPr>
+          <w:ilvl w:val="0"/>
+          <w:numId w:val="1040"/>
+        </w:numPr>
+        <w:pStyle w:val="Compact"/>
+      </w:pPr>
+      <w:r>
+        <w:rPr>
+          <w:bCs/>
+          <w:b/>
+        </w:rPr>
+        <w:t xml:space="preserve">p. 73</w:t>
+      </w:r>
+      <w:r>
+        <w:t xml:space="preserve">Capital Aberto, mar/2026 (topo de US$ 126 mil em out/2025; retração de 52,4%); AUVP (queda de 13% em 06/02/2026).</w:t>
+      </w:r>
+    </w:p>
+    <w:p>
+      <w:pPr>
+        <w:numPr>
+          <w:ilvl w:val="0"/>
+          <w:numId w:val="1040"/>
+        </w:numPr>
+        <w:pStyle w:val="Compact"/>
+      </w:pPr>
+      <w:r>
+        <w:rPr>
+          <w:bCs/>
+          <w:b/>
+        </w:rPr>
+        <w:t xml:space="preserve">p. 74</w:t>
+      </w:r>
+      <w:r>
+        <w:t xml:space="preserve">AUVP (queda de 13% em um dia, 06/02/2026).</w:t>
+      </w:r>
+    </w:p>
+    <w:p>
+      <w:pPr>
+        <w:numPr>
+          <w:ilvl w:val="0"/>
+          <w:numId w:val="1040"/>
+        </w:numPr>
+        <w:pStyle w:val="Compact"/>
+      </w:pPr>
+      <w:r>
+        <w:rPr>
+          <w:bCs/>
+          <w:b/>
+        </w:rPr>
+        <w:t xml:space="preserve">p. 76</w:t>
+      </w:r>
+      <w:r>
+        <w:t xml:space="preserve">InfoMoney e Fizen (Res. BCB 519–521: identificação de carteira autocustodiada, vigência 02/02/2026).</w:t>
+      </w:r>
+    </w:p>
+    <w:p>
+      <w:pPr>
+        <w:numPr>
+          <w:ilvl w:val="0"/>
+          <w:numId w:val="1040"/>
+        </w:numPr>
+        <w:pStyle w:val="Compact"/>
+      </w:pPr>
+      <w:r>
+        <w:rPr>
+          <w:bCs/>
+          <w:b/>
+        </w:rPr>
+        <w:t xml:space="preserve">p. 80</w:t>
+      </w:r>
+      <w:r>
+        <w:t xml:space="preserve">eco.com, guias de 2026 (redes do USDT; envio para rede errada em geral não é recuperável).</w:t>
+      </w:r>
+    </w:p>
+    <w:p>
+      <w:pPr>
+        <w:numPr>
+          <w:ilvl w:val="0"/>
+          <w:numId w:val="1040"/>
+        </w:numPr>
+        <w:pStyle w:val="Compact"/>
+      </w:pPr>
+      <w:r>
+        <w:rPr>
+          <w:bCs/>
+          <w:b/>
+        </w:rPr>
+        <w:t xml:space="preserve">p. 81</w:t>
+      </w:r>
+      <w:r>
+        <w:t xml:space="preserve">eco.com, comparativo de taxas de rede, mai/2026 (Binance: TRC20 1, BEP20 0,29, ERC20 1,6, SOL 1 USDT; velocidade TRC20/BEP20 ~1 min, ERC20 ~2 min); comparativo de 2026 (Polygon ~1 USDT). Escopo do curso, Seção 2.1 (taxa de 1 USDT no exemplo-padrão).</w:t>
+      </w:r>
+    </w:p>
+    <w:p>
+      <w:pPr>
+        <w:numPr>
+          <w:ilvl w:val="0"/>
+          <w:numId w:val="1040"/>
+        </w:numPr>
+        <w:pStyle w:val="Compact"/>
+      </w:pPr>
+      <w:r>
+        <w:rPr>
+          <w:bCs/>
+          <w:b/>
+        </w:rPr>
+        <w:t xml:space="preserve">p. 83</w:t>
+      </w:r>
+      <w:r>
+        <w:t xml:space="preserve">Endereços de exemplo, fictícios e encurtados.</w:t>
+      </w:r>
+    </w:p>
+    <w:p>
+      <w:pPr>
+        <w:numPr>
+          <w:ilvl w:val="0"/>
+          <w:numId w:val="1040"/>
+        </w:numPr>
+        <w:pStyle w:val="Compact"/>
+      </w:pPr>
+      <w:r>
+        <w:rPr>
+          <w:bCs/>
+          <w:b/>
+        </w:rPr>
+        <w:t xml:space="preserve">p. 84</w:t>
+      </w:r>
+      <w:r>
+        <w:t xml:space="preserve">eco.com, guias de 2026 (memo não necessário em TRC20, BEP20 e ERC20, salvo quando o lado que recebe informa um).</w:t>
       </w:r>
     </w:p>
     <w:sectPr/>
@@ -19371,6 +20184,21 @@
     <w:lvlOverride w:ilvl="8">
       <w:startOverride w:val="1"/>
     </w:lvlOverride>
+  </w:num>
+  <w:num w:numId="1036">
+    <w:abstractNumId w:val="991"/>
+  </w:num>
+  <w:num w:numId="1037">
+    <w:abstractNumId w:val="991"/>
+  </w:num>
+  <w:num w:numId="1038">
+    <w:abstractNumId w:val="991"/>
+  </w:num>
+  <w:num w:numId="1039">
+    <w:abstractNumId w:val="991"/>
+  </w:num>
+  <w:num w:numId="1040">
+    <w:abstractNumId w:val="991"/>
   </w:num>
 </w:numbering>
 </file>

--- a/curso/dist/LULA-GANHOU-Curso-Completo.docx
+++ b/curso/dist/LULA-GANHOU-Curso-Completo.docx
@@ -92,6 +92,23 @@
     <w:p>
       <w:pPr>
         <w:pStyle w:val="FirstParagraph"/>
+      </w:pPr>
+      <w:r>
+        <w:t xml:space="preserve">EU VIVO</w:t>
+      </w:r>
+      <w:r>
+        <w:br/>
+      </w:r>
+      <w:r>
+        <w:t xml:space="preserve">ISSO</w:t>
+      </w:r>
+      <w:r>
+        <w:t xml:space="preserve">Escrito por um brasileiro que mora em Cochabamba e usa o método na prática</w:t>
+      </w:r>
+    </w:p>
+    <w:p>
+      <w:pPr>
+        <w:pStyle w:val="BodyText"/>
       </w:pPr>
       <w:r>
         <w:t xml:space="preserve">URGENTE</w:t>

--- a/curso/dist/LULA-GANHOU-Curso-Completo.docx
+++ b/curso/dist/LULA-GANHOU-Curso-Completo.docx
@@ -81,6 +81,38 @@
       <w:r>
         <w:t xml:space="preserve">esquerda</w:t>
       </w:r>
+      <w:r>
+        <w:t xml:space="preserve"> </w:t>
+      </w:r>
+      <w:r>
+        <w:t xml:space="preserve">·</w:t>
+      </w:r>
+      <w:r>
+        <w:t xml:space="preserve"> </w:t>
+      </w:r>
+      <w:r>
+        <w:t xml:space="preserve">Patriota</w:t>
+      </w:r>
+      <w:r>
+        <w:t xml:space="preserve"> </w:t>
+      </w:r>
+      <w:r>
+        <w:t xml:space="preserve">Anônimo</w:t>
+      </w:r>
+    </w:p>
+    <w:p>
+      <w:pPr>
+        <w:pStyle w:val="Author"/>
+      </w:pPr>
+      <w:r>
+        <w:t xml:space="preserve">Patriota</w:t>
+      </w:r>
+      <w:r>
+        <w:t xml:space="preserve"> </w:t>
+      </w:r>
+      <w:r>
+        <w:t xml:space="preserve">Anônimo</w:t>
+      </w:r>
     </w:p>
     <w:p>
       <w:r>
@@ -103,7 +135,7 @@
         <w:t xml:space="preserve">ISSO</w:t>
       </w:r>
       <w:r>
-        <w:t xml:space="preserve">Escrito por um brasileiro que mora em Cochabamba e usa o método na prática</w:t>
+        <w:t xml:space="preserve">Pelo Patriota Anônimo, brasileiro que mora em Cochabamba e usa o método na prática</w:t>
       </w:r>
     </w:p>
     <w:p>
@@ -220,7 +252,19 @@
         <w:pStyle w:val="BodyText"/>
       </w:pPr>
       <w:r>
-        <w:t xml:space="preserve">CURSO COMPLETO · MÉTODO USDT + VIDA NA BOLÍVIA</w:t>
+        <w:t xml:space="preserve">POR</w:t>
+      </w:r>
+      <w:r>
+        <w:t xml:space="preserve"> </w:t>
+      </w:r>
+      <w:r>
+        <w:t xml:space="preserve">PATRIOTA ANÔNIMO</w:t>
+      </w:r>
+      <w:r>
+        <w:t xml:space="preserve"> </w:t>
+      </w:r>
+      <w:r>
+        <w:t xml:space="preserve">· MÉTODO USDT + VIDA NA BOLÍVIA</w:t>
       </w:r>
       <w:r>
         <w:t xml:space="preserve">EDIÇÃO 1 · OUT/2026</w:t>
@@ -491,13 +535,13 @@
         <w:t xml:space="preserve">Em outubro de 2025 os bolivianos fizeram o que muita gente aqui queria: tiraram o MAS do poder. Rodrigo Paz venceu com 54,6% e tomou posse em 8 de novembro de 2025.</w:t>
       </w:r>
     </w:p>
-    <w:bookmarkStart w:id="21" w:name="quem-escreve"/>
+    <w:bookmarkStart w:id="21" w:name="quem-escreve-patriota-anônimo"/>
     <w:p>
       <w:pPr>
         <w:pStyle w:val="Heading3"/>
       </w:pPr>
       <w:r>
-        <w:t xml:space="preserve">Quem escreve</w:t>
+        <w:t xml:space="preserve">Quem escreve: Patriota Anônimo</w:t>
       </w:r>
     </w:p>
     <w:p>
@@ -505,7 +549,7 @@
         <w:pStyle w:val="FirstParagraph"/>
       </w:pPr>
       <w:r>
-        <w:t xml:space="preserve">Eu sou brasileiro. Moro em</w:t>
+        <w:t xml:space="preserve">Eu sou brasileiro. Não assino com meu nome, e explico o porquê na próxima página. Moro em</w:t>
       </w:r>
       <w:r>
         <w:t xml:space="preserve"> </w:t>
@@ -550,7 +594,7 @@
         <w:pStyle w:val="BodyText"/>
       </w:pPr>
       <w:r>
-        <w:t xml:space="preserve">Lula ganhou. Seu dinheiro não precisa perder.</w:t>
+        <w:t xml:space="preserve">Leia a página “Como usar o curso” e escolha a sua trilha hoje. Não amanhã.</w:t>
       </w:r>
     </w:p>
     <w:p>
@@ -558,7 +602,7 @@
         <w:pStyle w:val="BodyText"/>
       </w:pPr>
       <w:r>
-        <w:t xml:space="preserve">Leia a página “Como usar o curso” e escolha a sua trilha hoje. Não amanhã.</w:t>
+        <w:t xml:space="preserve">— PATRIOTA ANÔNIMO</w:t>
       </w:r>
     </w:p>
     <w:bookmarkEnd w:id="21"/>
@@ -575,16 +619,16 @@
         <w:pStyle w:val="FirstParagraph"/>
       </w:pPr>
       <w:r>
-        <w:t xml:space="preserve">Como usar o curso</w:t>
-      </w:r>
-    </w:p>
-    <w:bookmarkStart w:id="25" w:name="escolha-o-seu-caminho"/>
+        <w:t xml:space="preserve">Por que eu não assino com meu nome</w:t>
+      </w:r>
+    </w:p>
+    <w:bookmarkStart w:id="24" w:name="eu-sou-o-patriota-anônimo"/>
     <w:p>
       <w:pPr>
         <w:pStyle w:val="Heading1"/>
       </w:pPr>
       <w:r>
-        <w:t xml:space="preserve">Escolha o seu caminho</w:t>
+        <w:t xml:space="preserve">Eu sou o Patriota Anônimo</w:t>
       </w:r>
     </w:p>
     <w:p>
@@ -592,34 +636,145 @@
         <w:pStyle w:val="FirstParagraph"/>
       </w:pPr>
       <w:r>
-        <w:t xml:space="preserve">Leia na ordem se puder. Se a pressa for grande, use uma das trilhas rápidas.</w:t>
-      </w:r>
-    </w:p>
-    <w:bookmarkStart w:id="23" w:name="trilha-1-só-quero-o-método"/>
+        <w:t xml:space="preserve">Você não vai encontrar meu nome neste livro. E não é por vergonha.</w:t>
+      </w:r>
+    </w:p>
+    <w:p>
+      <w:pPr>
+        <w:pStyle w:val="BodyText"/>
+      </w:pPr>
+      <w:r>
+        <w:t xml:space="preserve">É pela perseguição. Eu vi gente perder o emprego, a conta e a paz por pensar como nós. Escolhi não dar o meu nome a quem gosta de fazer listas.</w:t>
+      </w:r>
+    </w:p>
+    <w:p>
+      <w:pPr>
+        <w:pStyle w:val="BodyText"/>
+      </w:pPr>
+      <w:r>
+        <w:t xml:space="preserve">Mas eu não vou ficar calado. Este livro é a minha voz.</w:t>
+      </w:r>
+      <w:r>
+        <w:t xml:space="preserve"> </w:t>
+      </w:r>
+      <w:r>
+        <w:rPr>
+          <w:bCs/>
+          <w:b/>
+        </w:rPr>
+        <w:t xml:space="preserve">É um manifesto da direita</w:t>
+      </w:r>
+      <w:r>
+        <w:t xml:space="preserve"> </w:t>
+      </w:r>
+      <w:r>
+        <w:t xml:space="preserve">para quem trabalha, produz, paga imposto e cansou de ser tratado como inimigo no próprio país.</w:t>
+      </w:r>
+    </w:p>
+    <w:bookmarkStart w:id="23" w:name="o-que-este-manifesto-defende"/>
     <w:p>
       <w:pPr>
         <w:pStyle w:val="Heading3"/>
       </w:pPr>
       <w:r>
-        <w:t xml:space="preserve">Trilha 1 · “Só quero o método”</w:t>
-      </w:r>
-    </w:p>
+        <w:t xml:space="preserve">O que este manifesto defende</w:t>
+      </w:r>
+    </w:p>
+    <w:p>
+      <w:pPr>
+        <w:numPr>
+          <w:ilvl w:val="0"/>
+          <w:numId w:val="1002"/>
+        </w:numPr>
+        <w:pStyle w:val="Compact"/>
+      </w:pPr>
+      <w:r>
+        <w:rPr>
+          <w:bCs/>
+          <w:b/>
+        </w:rPr>
+        <w:t xml:space="preserve">Liberdade:</w:t>
+      </w:r>
+      <w:r>
+        <w:t xml:space="preserve"> </w:t>
+      </w:r>
+      <w:r>
+        <w:t xml:space="preserve">seu dinheiro, suas regras</w:t>
+      </w:r>
+    </w:p>
+    <w:p>
+      <w:pPr>
+        <w:numPr>
+          <w:ilvl w:val="0"/>
+          <w:numId w:val="1002"/>
+        </w:numPr>
+        <w:pStyle w:val="Compact"/>
+      </w:pPr>
+      <w:r>
+        <w:rPr>
+          <w:bCs/>
+          <w:b/>
+        </w:rPr>
+        <w:t xml:space="preserve">Família:</w:t>
+      </w:r>
+      <w:r>
+        <w:t xml:space="preserve"> </w:t>
+      </w:r>
+      <w:r>
+        <w:t xml:space="preserve">proteger quem você ama vem antes de tudo</w:t>
+      </w:r>
+    </w:p>
+    <w:p>
+      <w:pPr>
+        <w:numPr>
+          <w:ilvl w:val="0"/>
+          <w:numId w:val="1002"/>
+        </w:numPr>
+        <w:pStyle w:val="Compact"/>
+      </w:pPr>
+      <w:r>
+        <w:rPr>
+          <w:bCs/>
+          <w:b/>
+        </w:rPr>
+        <w:t xml:space="preserve">Trabalho:</w:t>
+      </w:r>
+      <w:r>
+        <w:t xml:space="preserve"> </w:t>
+      </w:r>
+      <w:r>
+        <w:t xml:space="preserve">quem produz não é vilão</w:t>
+      </w:r>
+    </w:p>
+    <w:p>
+      <w:pPr>
+        <w:numPr>
+          <w:ilvl w:val="0"/>
+          <w:numId w:val="1002"/>
+        </w:numPr>
+        <w:pStyle w:val="Compact"/>
+      </w:pPr>
+      <w:r>
+        <w:rPr>
+          <w:bCs/>
+          <w:b/>
+        </w:rPr>
+        <w:t xml:space="preserve">Pátria:</w:t>
+      </w:r>
+      <w:r>
+        <w:t xml:space="preserve"> </w:t>
+      </w:r>
+      <w:r>
+        <w:t xml:space="preserve">amar o Brasil não obriga ninguém a aceitar tudo calado</w:t>
+      </w:r>
+    </w:p>
+    <w:bookmarkEnd w:id="23"/>
     <w:p>
       <w:pPr>
         <w:pStyle w:val="FirstParagraph"/>
       </w:pPr>
       <w:r>
-        <w:rPr>
-          <w:bCs/>
-          <w:b/>
-        </w:rPr>
-        <w:t xml:space="preserve">Partes 3, 4 e 5.</w:t>
-      </w:r>
-      <w:r>
-        <w:t xml:space="preserve"> </w:t>
-      </w:r>
-      <w:r>
-        <w:t xml:space="preserve">Cripto do zero, o Método USDT passo a passo e a blindagem contra golpes.</w:t>
+        <w:t xml:space="preserve">Eles podem calar um nome. Não calam uma ideia.</w:t>
       </w:r>
     </w:p>
     <w:p>
@@ -627,179 +782,10 @@
         <w:pStyle w:val="BodyText"/>
       </w:pPr>
       <w:r>
-        <w:rPr>
-          <w:highlight w:val="yellow"/>
-        </w:rPr>
-        <w:t xml:space="preserve">Ideal se:</w:t>
-      </w:r>
-      <w:r>
-        <w:t xml:space="preserve"> </w:t>
-      </w:r>
-      <w:r>
-        <w:t xml:space="preserve">vai ficar mais um tempo no Brasil, mas quer proteger o dinheiro já.</w:t>
-      </w:r>
-    </w:p>
-    <w:bookmarkEnd w:id="23"/>
-    <w:bookmarkStart w:id="24" w:name="trilha-2-vou-me-mudar"/>
-    <w:p>
-      <w:pPr>
-        <w:pStyle w:val="Heading3"/>
-      </w:pPr>
-      <w:r>
-        <w:t xml:space="preserve">Trilha 2 · “Vou me mudar”</w:t>
-      </w:r>
-    </w:p>
-    <w:p>
-      <w:pPr>
-        <w:pStyle w:val="FirstParagraph"/>
-      </w:pPr>
-      <w:r>
-        <w:rPr>
-          <w:bCs/>
-          <w:b/>
-        </w:rPr>
-        <w:t xml:space="preserve">Partes 2 e 7.</w:t>
-      </w:r>
-      <w:r>
-        <w:t xml:space="preserve"> </w:t>
-      </w:r>
-      <w:r>
-        <w:t xml:space="preserve">A matemática da Bolívia e a nova vida: documentos, residência, casa, carro, escola.</w:t>
-      </w:r>
-    </w:p>
-    <w:p>
-      <w:pPr>
-        <w:pStyle w:val="BodyText"/>
-      </w:pPr>
-      <w:r>
-        <w:rPr>
-          <w:highlight w:val="yellow"/>
-        </w:rPr>
-        <w:t xml:space="preserve">Ideal se:</w:t>
-      </w:r>
-      <w:r>
-        <w:t xml:space="preserve"> </w:t>
-      </w:r>
-      <w:r>
-        <w:t xml:space="preserve">já decidiu sair e quer o plano de 90 dias.</w:t>
+        <w:t xml:space="preserve">— PATRIOTA ANÔNIMO</w:t>
       </w:r>
     </w:p>
     <w:bookmarkEnd w:id="24"/>
-    <w:p>
-      <w:pPr>
-        <w:pStyle w:val="BodyText"/>
-      </w:pPr>
-      <w:r>
-        <w:t xml:space="preserve">1</w:t>
-      </w:r>
-      <w:r>
-        <w:t xml:space="preserve">Despertar</w:t>
-      </w:r>
-    </w:p>
-    <w:p>
-      <w:pPr>
-        <w:pStyle w:val="BodyText"/>
-      </w:pPr>
-      <w:r>
-        <w:t xml:space="preserve">2</w:t>
-      </w:r>
-      <w:r>
-        <w:t xml:space="preserve">Matemática</w:t>
-      </w:r>
-    </w:p>
-    <w:p>
-      <w:pPr>
-        <w:pStyle w:val="BodyText"/>
-      </w:pPr>
-      <w:r>
-        <w:t xml:space="preserve">3</w:t>
-      </w:r>
-      <w:r>
-        <w:t xml:space="preserve">Cripto</w:t>
-      </w:r>
-    </w:p>
-    <w:p>
-      <w:pPr>
-        <w:pStyle w:val="BodyText"/>
-      </w:pPr>
-      <w:r>
-        <w:t xml:space="preserve">4</w:t>
-      </w:r>
-      <w:r>
-        <w:t xml:space="preserve">Método</w:t>
-      </w:r>
-    </w:p>
-    <w:p>
-      <w:pPr>
-        <w:pStyle w:val="BodyText"/>
-      </w:pPr>
-      <w:r>
-        <w:t xml:space="preserve">5</w:t>
-      </w:r>
-      <w:r>
-        <w:t xml:space="preserve">Blindagem</w:t>
-      </w:r>
-    </w:p>
-    <w:p>
-      <w:pPr>
-        <w:pStyle w:val="BodyText"/>
-      </w:pPr>
-      <w:r>
-        <w:t xml:space="preserve">6</w:t>
-      </w:r>
-      <w:r>
-        <w:t xml:space="preserve">Lei</w:t>
-      </w:r>
-    </w:p>
-    <w:p>
-      <w:pPr>
-        <w:pStyle w:val="BodyText"/>
-      </w:pPr>
-      <w:r>
-        <w:t xml:space="preserve">7</w:t>
-      </w:r>
-      <w:r>
-        <w:t xml:space="preserve">Nova vida</w:t>
-      </w:r>
-    </w:p>
-    <w:p>
-      <w:pPr>
-        <w:pStyle w:val="BodyText"/>
-      </w:pPr>
-      <w:r>
-        <w:t xml:space="preserve">7 PARTES</w:t>
-      </w:r>
-      <w:r>
-        <w:t xml:space="preserve">Do primeiro Pix ao primeiro aluguel em bolivianos</w:t>
-      </w:r>
-    </w:p>
-    <w:p>
-      <w:pPr>
-        <w:pStyle w:val="BodyText"/>
-      </w:pPr>
-      <w:r>
-        <w:rPr>
-          <w:bCs/>
-          <w:b/>
-        </w:rPr>
-        <w:t xml:space="preserve">Regra de ouro do curso:</w:t>
-      </w:r>
-      <w:r>
-        <w:t xml:space="preserve"> </w:t>
-      </w:r>
-      <w:r>
-        <w:t xml:space="preserve">tudo no seu nome, tudo declarado. Liberdade de verdade é não dever nada a ninguém, nem à Receita.</w:t>
-      </w:r>
-    </w:p>
-    <w:p>
-      <w:pPr>
-        <w:pStyle w:val="BodyText"/>
-      </w:pPr>
-      <w:r>
-        <w:t xml:space="preserve">Enquanto eles discutem, você protege a sua família.</w:t>
-      </w:r>
-    </w:p>
-    <w:bookmarkEnd w:id="25"/>
     <w:p>
       <w:r>
         <w:pict>
@@ -812,334 +798,231 @@
         <w:pStyle w:val="FirstParagraph"/>
       </w:pPr>
       <w:r>
-        <w:t xml:space="preserve">Índice</w:t>
-      </w:r>
-    </w:p>
-    <w:bookmarkStart w:id="26" w:name="o-que-tem-aqui-dentro"/>
+        <w:t xml:space="preserve">Como usar o curso</w:t>
+      </w:r>
+    </w:p>
+    <w:bookmarkStart w:id="27" w:name="escolha-o-seu-caminho"/>
     <w:p>
       <w:pPr>
         <w:pStyle w:val="Heading1"/>
       </w:pPr>
       <w:r>
-        <w:t xml:space="preserve">O que tem aqui dentro</w:t>
-      </w:r>
-    </w:p>
-    <w:p>
-      <w:pPr>
-        <w:numPr>
-          <w:ilvl w:val="0"/>
-          <w:numId w:val="1002"/>
-        </w:numPr>
-        <w:pStyle w:val="Compact"/>
-      </w:pPr>
-      <w:r>
-        <w:t xml:space="preserve">Grupo VIP e atualizações</w:t>
-      </w:r>
-      <w:r>
-        <w:t xml:space="preserve">8</w:t>
-      </w:r>
-    </w:p>
-    <w:p>
-      <w:pPr>
-        <w:numPr>
-          <w:ilvl w:val="0"/>
-          <w:numId w:val="1002"/>
-        </w:numPr>
-        <w:pStyle w:val="Compact"/>
-      </w:pPr>
-      <w:r>
-        <w:t xml:space="preserve">Parte 1 · O despertar</w:t>
-      </w:r>
-      <w:r>
-        <w:t xml:space="preserve">9</w:t>
-      </w:r>
-    </w:p>
-    <w:p>
-      <w:pPr>
-        <w:numPr>
-          <w:ilvl w:val="0"/>
-          <w:numId w:val="1002"/>
-        </w:numPr>
-        <w:pStyle w:val="Compact"/>
-      </w:pPr>
-      <w:r>
-        <w:t xml:space="preserve">1.1 Lula ganhou. E agora?</w:t>
-      </w:r>
-      <w:r>
-        <w:t xml:space="preserve">10</w:t>
-      </w:r>
-    </w:p>
-    <w:p>
-      <w:pPr>
-        <w:numPr>
-          <w:ilvl w:val="0"/>
-          <w:numId w:val="1002"/>
-        </w:numPr>
-        <w:pStyle w:val="Compact"/>
-      </w:pPr>
-      <w:r>
-        <w:t xml:space="preserve">1.2 Por que não Portugal ou EUA</w:t>
-      </w:r>
-      <w:r>
-        <w:t xml:space="preserve">15</w:t>
-      </w:r>
-    </w:p>
-    <w:p>
-      <w:pPr>
-        <w:numPr>
-          <w:ilvl w:val="0"/>
-          <w:numId w:val="1002"/>
-        </w:numPr>
-        <w:pStyle w:val="Compact"/>
-      </w:pPr>
-      <w:r>
-        <w:t xml:space="preserve">1.3 Por que a Bolívia</w:t>
-      </w:r>
-      <w:r>
-        <w:t xml:space="preserve">18</w:t>
-      </w:r>
-    </w:p>
-    <w:p>
-      <w:pPr>
-        <w:numPr>
-          <w:ilvl w:val="0"/>
-          <w:numId w:val="1002"/>
-        </w:numPr>
-        <w:pStyle w:val="Compact"/>
-      </w:pPr>
-      <w:r>
-        <w:t xml:space="preserve">1.4 O dinheiro primeiro, o avião depois</w:t>
-      </w:r>
-      <w:r>
-        <w:t xml:space="preserve">22</w:t>
-      </w:r>
-    </w:p>
-    <w:p>
-      <w:pPr>
-        <w:numPr>
-          <w:ilvl w:val="0"/>
-          <w:numId w:val="1002"/>
-        </w:numPr>
-        <w:pStyle w:val="Compact"/>
-      </w:pPr>
-      <w:r>
-        <w:t xml:space="preserve">1.5 Quiz: você está pronto?</w:t>
-      </w:r>
-      <w:r>
-        <w:t xml:space="preserve">24</w:t>
-      </w:r>
-    </w:p>
-    <w:p>
-      <w:pPr>
-        <w:numPr>
-          <w:ilvl w:val="0"/>
-          <w:numId w:val="1002"/>
-        </w:numPr>
-        <w:pStyle w:val="Compact"/>
-      </w:pPr>
-      <w:r>
-        <w:t xml:space="preserve">Parte 2 · A matemática da Bolívia</w:t>
-      </w:r>
-      <w:r>
-        <w:t xml:space="preserve">27</w:t>
-      </w:r>
-    </w:p>
-    <w:p>
-      <w:pPr>
-        <w:numPr>
-          <w:ilvl w:val="0"/>
-          <w:numId w:val="1002"/>
-        </w:numPr>
-        <w:pStyle w:val="Compact"/>
-      </w:pPr>
-      <w:r>
-        <w:t xml:space="preserve">2.1 O câmbio que mudou tudo</w:t>
-      </w:r>
-      <w:r>
-        <w:t xml:space="preserve">28</w:t>
-      </w:r>
-    </w:p>
-    <w:p>
-      <w:pPr>
-        <w:numPr>
-          <w:ilvl w:val="0"/>
-          <w:numId w:val="1002"/>
-        </w:numPr>
-        <w:pStyle w:val="Compact"/>
-      </w:pPr>
-      <w:r>
-        <w:t xml:space="preserve">2.2 Imóveis: Bolívia × Rio × SP</w:t>
-      </w:r>
-      <w:r>
-        <w:t xml:space="preserve">31</w:t>
-      </w:r>
-    </w:p>
-    <w:p>
-      <w:pPr>
-        <w:numPr>
-          <w:ilvl w:val="0"/>
-          <w:numId w:val="1002"/>
-        </w:numPr>
-        <w:pStyle w:val="Compact"/>
-      </w:pPr>
-      <w:r>
-        <w:t xml:space="preserve">2.3 Aluguel e anticrético</w:t>
-      </w:r>
-      <w:r>
-        <w:t xml:space="preserve">37</w:t>
-      </w:r>
-    </w:p>
-    <w:p>
-      <w:pPr>
-        <w:numPr>
-          <w:ilvl w:val="0"/>
-          <w:numId w:val="1002"/>
-        </w:numPr>
-        <w:pStyle w:val="Compact"/>
-      </w:pPr>
-      <w:r>
-        <w:t xml:space="preserve">2.4 Carros</w:t>
-      </w:r>
-      <w:r>
-        <w:t xml:space="preserve">41</w:t>
-      </w:r>
-    </w:p>
-    <w:p>
-      <w:pPr>
-        <w:numPr>
-          <w:ilvl w:val="0"/>
-          <w:numId w:val="1002"/>
-        </w:numPr>
-        <w:pStyle w:val="Compact"/>
-      </w:pPr>
-      <w:r>
-        <w:t xml:space="preserve">2.5 Custo de vida</w:t>
-      </w:r>
-      <w:r>
-        <w:t xml:space="preserve">45</w:t>
-      </w:r>
-    </w:p>
-    <w:p>
-      <w:pPr>
-        <w:numPr>
-          <w:ilvl w:val="0"/>
-          <w:numId w:val="1002"/>
-        </w:numPr>
-        <w:pStyle w:val="Compact"/>
-      </w:pPr>
-      <w:r>
-        <w:t xml:space="preserve">2.6 Saúde</w:t>
-      </w:r>
-      <w:r>
-        <w:t xml:space="preserve">53</w:t>
-      </w:r>
-    </w:p>
-    <w:p>
-      <w:pPr>
-        <w:numPr>
-          <w:ilvl w:val="0"/>
-          <w:numId w:val="1002"/>
-        </w:numPr>
-        <w:pStyle w:val="Compact"/>
-      </w:pPr>
-      <w:r>
-        <w:t xml:space="preserve">2.7 Educação</w:t>
-      </w:r>
-      <w:r>
-        <w:t xml:space="preserve">56</w:t>
-      </w:r>
-    </w:p>
-    <w:p>
-      <w:pPr>
-        <w:numPr>
-          <w:ilvl w:val="0"/>
-          <w:numId w:val="1002"/>
-        </w:numPr>
-        <w:pStyle w:val="Compact"/>
-      </w:pPr>
-      <w:r>
-        <w:t xml:space="preserve">2.8 Lazer e padrão de vida</w:t>
-      </w:r>
-      <w:r>
-        <w:t xml:space="preserve">60</w:t>
-      </w:r>
-    </w:p>
-    <w:p>
-      <w:pPr>
-        <w:numPr>
-          <w:ilvl w:val="0"/>
-          <w:numId w:val="1002"/>
-        </w:numPr>
-        <w:pStyle w:val="Compact"/>
-      </w:pPr>
-      <w:r>
-        <w:t xml:space="preserve">2.9 Simulador: quanto você precisa</w:t>
-      </w:r>
-      <w:r>
-        <w:t xml:space="preserve">63</w:t>
-      </w:r>
-    </w:p>
-    <w:p>
-      <w:pPr>
-        <w:numPr>
-          <w:ilvl w:val="0"/>
-          <w:numId w:val="1002"/>
-        </w:numPr>
-        <w:pStyle w:val="Compact"/>
-      </w:pPr>
-      <w:r>
-        <w:t xml:space="preserve">Parte 3 · Cripto do zero: o que é USDT</w:t>
-      </w:r>
-      <w:r>
-        <w:t xml:space="preserve">66</w:t>
-      </w:r>
-    </w:p>
-    <w:p>
-      <w:pPr>
-        <w:numPr>
-          <w:ilvl w:val="0"/>
-          <w:numId w:val="1002"/>
-        </w:numPr>
-        <w:pStyle w:val="Compact"/>
-      </w:pPr>
-      <w:r>
-        <w:t xml:space="preserve">3.1 Dinheiro digital em 5 minutos</w:t>
-      </w:r>
-      <w:r>
-        <w:t xml:space="preserve">67</w:t>
-      </w:r>
-    </w:p>
-    <w:p>
-      <w:pPr>
-        <w:numPr>
-          <w:ilvl w:val="0"/>
-          <w:numId w:val="1002"/>
-        </w:numPr>
-        <w:pStyle w:val="Compact"/>
-      </w:pPr>
-      <w:r>
-        <w:t xml:space="preserve">3.2 O que é uma stablecoin</w:t>
-      </w:r>
-      <w:r>
-        <w:t xml:space="preserve">70</w:t>
-      </w:r>
-    </w:p>
-    <w:p>
-      <w:pPr>
-        <w:numPr>
-          <w:ilvl w:val="0"/>
-          <w:numId w:val="1002"/>
-        </w:numPr>
-        <w:pStyle w:val="Compact"/>
-      </w:pPr>
-      <w:r>
-        <w:t xml:space="preserve">3.3 Por que USDT e não bitcoin</w:t>
-      </w:r>
-      <w:r>
-        <w:t xml:space="preserve">74</w:t>
+        <w:t xml:space="preserve">Escolha o seu caminho</w:t>
+      </w:r>
+    </w:p>
+    <w:p>
+      <w:pPr>
+        <w:pStyle w:val="FirstParagraph"/>
+      </w:pPr>
+      <w:r>
+        <w:t xml:space="preserve">Leia na ordem se puder. Se a pressa for grande, use uma das trilhas rápidas.</w:t>
+      </w:r>
+    </w:p>
+    <w:bookmarkStart w:id="25" w:name="trilha-1-só-quero-o-método"/>
+    <w:p>
+      <w:pPr>
+        <w:pStyle w:val="Heading3"/>
+      </w:pPr>
+      <w:r>
+        <w:t xml:space="preserve">Trilha 1 · “Só quero o método”</w:t>
+      </w:r>
+    </w:p>
+    <w:p>
+      <w:pPr>
+        <w:pStyle w:val="FirstParagraph"/>
+      </w:pPr>
+      <w:r>
+        <w:rPr>
+          <w:bCs/>
+          <w:b/>
+        </w:rPr>
+        <w:t xml:space="preserve">Partes 3, 4 e 5.</w:t>
+      </w:r>
+      <w:r>
+        <w:t xml:space="preserve"> </w:t>
+      </w:r>
+      <w:r>
+        <w:t xml:space="preserve">Cripto do zero, o Método USDT passo a passo e a blindagem contra golpes.</w:t>
+      </w:r>
+    </w:p>
+    <w:p>
+      <w:pPr>
+        <w:pStyle w:val="BodyText"/>
+      </w:pPr>
+      <w:r>
+        <w:rPr>
+          <w:highlight w:val="yellow"/>
+        </w:rPr>
+        <w:t xml:space="preserve">Ideal se:</w:t>
+      </w:r>
+      <w:r>
+        <w:t xml:space="preserve"> </w:t>
+      </w:r>
+      <w:r>
+        <w:t xml:space="preserve">vai ficar mais um tempo no Brasil, mas quer proteger o dinheiro já.</w:t>
+      </w:r>
+    </w:p>
+    <w:bookmarkEnd w:id="25"/>
+    <w:bookmarkStart w:id="26" w:name="trilha-2-vou-me-mudar"/>
+    <w:p>
+      <w:pPr>
+        <w:pStyle w:val="Heading3"/>
+      </w:pPr>
+      <w:r>
+        <w:t xml:space="preserve">Trilha 2 · “Vou me mudar”</w:t>
+      </w:r>
+    </w:p>
+    <w:p>
+      <w:pPr>
+        <w:pStyle w:val="FirstParagraph"/>
+      </w:pPr>
+      <w:r>
+        <w:rPr>
+          <w:bCs/>
+          <w:b/>
+        </w:rPr>
+        <w:t xml:space="preserve">Partes 2 e 7.</w:t>
+      </w:r>
+      <w:r>
+        <w:t xml:space="preserve"> </w:t>
+      </w:r>
+      <w:r>
+        <w:t xml:space="preserve">A matemática da Bolívia e a nova vida: documentos, residência, casa, carro, escola.</w:t>
+      </w:r>
+    </w:p>
+    <w:p>
+      <w:pPr>
+        <w:pStyle w:val="BodyText"/>
+      </w:pPr>
+      <w:r>
+        <w:rPr>
+          <w:highlight w:val="yellow"/>
+        </w:rPr>
+        <w:t xml:space="preserve">Ideal se:</w:t>
+      </w:r>
+      <w:r>
+        <w:t xml:space="preserve"> </w:t>
+      </w:r>
+      <w:r>
+        <w:t xml:space="preserve">já decidiu sair e quer o plano de 90 dias.</w:t>
       </w:r>
     </w:p>
     <w:bookmarkEnd w:id="26"/>
+    <w:p>
+      <w:pPr>
+        <w:pStyle w:val="BodyText"/>
+      </w:pPr>
+      <w:r>
+        <w:t xml:space="preserve">1</w:t>
+      </w:r>
+      <w:r>
+        <w:t xml:space="preserve">Despertar</w:t>
+      </w:r>
+    </w:p>
+    <w:p>
+      <w:pPr>
+        <w:pStyle w:val="BodyText"/>
+      </w:pPr>
+      <w:r>
+        <w:t xml:space="preserve">2</w:t>
+      </w:r>
+      <w:r>
+        <w:t xml:space="preserve">Matemática</w:t>
+      </w:r>
+    </w:p>
+    <w:p>
+      <w:pPr>
+        <w:pStyle w:val="BodyText"/>
+      </w:pPr>
+      <w:r>
+        <w:t xml:space="preserve">3</w:t>
+      </w:r>
+      <w:r>
+        <w:t xml:space="preserve">Cripto</w:t>
+      </w:r>
+    </w:p>
+    <w:p>
+      <w:pPr>
+        <w:pStyle w:val="BodyText"/>
+      </w:pPr>
+      <w:r>
+        <w:t xml:space="preserve">4</w:t>
+      </w:r>
+      <w:r>
+        <w:t xml:space="preserve">Método</w:t>
+      </w:r>
+    </w:p>
+    <w:p>
+      <w:pPr>
+        <w:pStyle w:val="BodyText"/>
+      </w:pPr>
+      <w:r>
+        <w:t xml:space="preserve">5</w:t>
+      </w:r>
+      <w:r>
+        <w:t xml:space="preserve">Blindagem</w:t>
+      </w:r>
+    </w:p>
+    <w:p>
+      <w:pPr>
+        <w:pStyle w:val="BodyText"/>
+      </w:pPr>
+      <w:r>
+        <w:t xml:space="preserve">6</w:t>
+      </w:r>
+      <w:r>
+        <w:t xml:space="preserve">Lei</w:t>
+      </w:r>
+    </w:p>
+    <w:p>
+      <w:pPr>
+        <w:pStyle w:val="BodyText"/>
+      </w:pPr>
+      <w:r>
+        <w:t xml:space="preserve">7</w:t>
+      </w:r>
+      <w:r>
+        <w:t xml:space="preserve">Nova vida</w:t>
+      </w:r>
+    </w:p>
+    <w:p>
+      <w:pPr>
+        <w:pStyle w:val="BodyText"/>
+      </w:pPr>
+      <w:r>
+        <w:t xml:space="preserve">7 PARTES</w:t>
+      </w:r>
+      <w:r>
+        <w:t xml:space="preserve">Do primeiro Pix ao primeiro aluguel em bolivianos</w:t>
+      </w:r>
+    </w:p>
+    <w:p>
+      <w:pPr>
+        <w:pStyle w:val="BodyText"/>
+      </w:pPr>
+      <w:r>
+        <w:rPr>
+          <w:bCs/>
+          <w:b/>
+        </w:rPr>
+        <w:t xml:space="preserve">Regra de ouro do curso:</w:t>
+      </w:r>
+      <w:r>
+        <w:t xml:space="preserve"> </w:t>
+      </w:r>
+      <w:r>
+        <w:t xml:space="preserve">tudo no seu nome, tudo declarado. Liberdade de verdade é não dever nada a ninguém, nem à Receita.</w:t>
+      </w:r>
+    </w:p>
+    <w:p>
+      <w:pPr>
+        <w:pStyle w:val="BodyText"/>
+      </w:pPr>
+      <w:r>
+        <w:t xml:space="preserve">Enquanto eles discutem, você protege a sua família.</w:t>
+      </w:r>
+    </w:p>
+    <w:bookmarkEnd w:id="27"/>
     <w:p>
       <w:r>
         <w:pict>
@@ -1149,6 +1032,23 @@
     </w:p>
     <w:p>
       <w:pPr>
+        <w:pStyle w:val="FirstParagraph"/>
+      </w:pPr>
+      <w:r>
+        <w:t xml:space="preserve">Índice</w:t>
+      </w:r>
+    </w:p>
+    <w:bookmarkStart w:id="28" w:name="o-que-tem-aqui-dentro"/>
+    <w:p>
+      <w:pPr>
+        <w:pStyle w:val="Heading1"/>
+      </w:pPr>
+      <w:r>
+        <w:t xml:space="preserve">O que tem aqui dentro</w:t>
+      </w:r>
+    </w:p>
+    <w:p>
+      <w:pPr>
         <w:numPr>
           <w:ilvl w:val="0"/>
           <w:numId w:val="1003"/>
@@ -1156,10 +1056,10 @@
         <w:pStyle w:val="Compact"/>
       </w:pPr>
       <w:r>
-        <w:t xml:space="preserve">3.4 Exchange, carteira e P2P</w:t>
-      </w:r>
-      <w:r>
-        <w:t xml:space="preserve">76</w:t>
+        <w:t xml:space="preserve">Grupo VIP e atualizações</w:t>
+      </w:r>
+      <w:r>
+        <w:t xml:space="preserve">9</w:t>
       </w:r>
     </w:p>
     <w:p>
@@ -1171,10 +1071,10 @@
         <w:pStyle w:val="Compact"/>
       </w:pPr>
       <w:r>
-        <w:t xml:space="preserve">3.5 Redes: TRC20, BEP20, ERC20, Polygon, Solana</w:t>
-      </w:r>
-      <w:r>
-        <w:t xml:space="preserve">81</w:t>
+        <w:t xml:space="preserve">Parte 1 · O despertar</w:t>
+      </w:r>
+      <w:r>
+        <w:t xml:space="preserve">10</w:t>
       </w:r>
     </w:p>
     <w:p>
@@ -1186,10 +1086,10 @@
         <w:pStyle w:val="Compact"/>
       </w:pPr>
       <w:r>
-        <w:t xml:space="preserve">3.6 Endereço, memo e QR</w:t>
-      </w:r>
-      <w:r>
-        <w:t xml:space="preserve">85</w:t>
+        <w:t xml:space="preserve">1.1 Lula ganhou. E agora?</w:t>
+      </w:r>
+      <w:r>
+        <w:t xml:space="preserve">11</w:t>
       </w:r>
     </w:p>
     <w:p>
@@ -1201,10 +1101,10 @@
         <w:pStyle w:val="Compact"/>
       </w:pPr>
       <w:r>
-        <w:t xml:space="preserve">3.7 Seed phrase e 2FA</w:t>
-      </w:r>
-      <w:r>
-        <w:t xml:space="preserve">88</w:t>
+        <w:t xml:space="preserve">1.2 Por que não Portugal ou EUA</w:t>
+      </w:r>
+      <w:r>
+        <w:t xml:space="preserve">16</w:t>
       </w:r>
     </w:p>
     <w:p>
@@ -1216,10 +1116,10 @@
         <w:pStyle w:val="Compact"/>
       </w:pPr>
       <w:r>
-        <w:t xml:space="preserve">3.8 Mini-glossário cripto</w:t>
-      </w:r>
-      <w:r>
-        <w:t xml:space="preserve">91</w:t>
+        <w:t xml:space="preserve">1.3 Por que a Bolívia</w:t>
+      </w:r>
+      <w:r>
+        <w:t xml:space="preserve">19</w:t>
       </w:r>
     </w:p>
     <w:p>
@@ -1231,10 +1131,10 @@
         <w:pStyle w:val="Compact"/>
       </w:pPr>
       <w:r>
-        <w:t xml:space="preserve">Parte 4 · O Método USDT passo a passo</w:t>
-      </w:r>
-      <w:r>
-        <w:t xml:space="preserve">94</w:t>
+        <w:t xml:space="preserve">1.4 O dinheiro primeiro, o avião depois</w:t>
+      </w:r>
+      <w:r>
+        <w:t xml:space="preserve">23</w:t>
       </w:r>
     </w:p>
     <w:p>
@@ -1246,10 +1146,10 @@
         <w:pStyle w:val="Compact"/>
       </w:pPr>
       <w:r>
-        <w:t xml:space="preserve">4.1 O método em 1 página</w:t>
-      </w:r>
-      <w:r>
-        <w:t xml:space="preserve">95</w:t>
+        <w:t xml:space="preserve">1.5 Quiz: você está pronto?</w:t>
+      </w:r>
+      <w:r>
+        <w:t xml:space="preserve">25</w:t>
       </w:r>
     </w:p>
     <w:p>
@@ -1261,10 +1161,10 @@
         <w:pStyle w:val="Compact"/>
       </w:pPr>
       <w:r>
-        <w:t xml:space="preserve">4.2 Por que é o câmbio de banco</w:t>
-      </w:r>
-      <w:r>
-        <w:t xml:space="preserve">97</w:t>
+        <w:t xml:space="preserve">Parte 2 · A matemática da Bolívia</w:t>
+      </w:r>
+      <w:r>
+        <w:t xml:space="preserve">28</w:t>
       </w:r>
     </w:p>
     <w:p>
@@ -1276,10 +1176,10 @@
         <w:pStyle w:val="Compact"/>
       </w:pPr>
       <w:r>
-        <w:t xml:space="preserve">4.3 É legal? Brasil</w:t>
-      </w:r>
-      <w:r>
-        <w:t xml:space="preserve">100</w:t>
+        <w:t xml:space="preserve">2.1 O câmbio que mudou tudo</w:t>
+      </w:r>
+      <w:r>
+        <w:t xml:space="preserve">29</w:t>
       </w:r>
     </w:p>
     <w:p>
@@ -1291,10 +1191,10 @@
         <w:pStyle w:val="Compact"/>
       </w:pPr>
       <w:r>
-        <w:t xml:space="preserve">4.4 É legal? Bolívia</w:t>
-      </w:r>
-      <w:r>
-        <w:t xml:space="preserve">105</w:t>
+        <w:t xml:space="preserve">2.2 Imóveis: Bolívia × Rio × SP</w:t>
+      </w:r>
+      <w:r>
+        <w:t xml:space="preserve">32</w:t>
       </w:r>
     </w:p>
     <w:p>
@@ -1306,10 +1206,10 @@
         <w:pStyle w:val="Compact"/>
       </w:pPr>
       <w:r>
-        <w:t xml:space="preserve">4.5 Kit de ferramentas</w:t>
-      </w:r>
-      <w:r>
-        <w:t xml:space="preserve">107</w:t>
+        <w:t xml:space="preserve">2.3 Aluguel e anticrético</w:t>
+      </w:r>
+      <w:r>
+        <w:t xml:space="preserve">38</w:t>
       </w:r>
     </w:p>
     <w:p>
@@ -1321,10 +1221,10 @@
         <w:pStyle w:val="Compact"/>
       </w:pPr>
       <w:r>
-        <w:t xml:space="preserve">4.6 Passo 1 · Cadastro e verificação (KYC)</w:t>
-      </w:r>
-      <w:r>
-        <w:t xml:space="preserve">109</w:t>
+        <w:t xml:space="preserve">2.4 Carros</w:t>
+      </w:r>
+      <w:r>
+        <w:t xml:space="preserve">42</w:t>
       </w:r>
     </w:p>
     <w:p>
@@ -1336,10 +1236,10 @@
         <w:pStyle w:val="Compact"/>
       </w:pPr>
       <w:r>
-        <w:t xml:space="preserve">4.7 Passo 2 · Depósito via Pix</w:t>
-      </w:r>
-      <w:r>
-        <w:t xml:space="preserve">111</w:t>
+        <w:t xml:space="preserve">2.5 Custo de vida</w:t>
+      </w:r>
+      <w:r>
+        <w:t xml:space="preserve">46</w:t>
       </w:r>
     </w:p>
     <w:p>
@@ -1351,10 +1251,10 @@
         <w:pStyle w:val="Compact"/>
       </w:pPr>
       <w:r>
-        <w:t xml:space="preserve">4.8 Passo 3 · Comprar USDT</w:t>
-      </w:r>
-      <w:r>
-        <w:t xml:space="preserve">113</w:t>
+        <w:t xml:space="preserve">2.6 Saúde</w:t>
+      </w:r>
+      <w:r>
+        <w:t xml:space="preserve">54</w:t>
       </w:r>
     </w:p>
     <w:p>
@@ -1366,10 +1266,10 @@
         <w:pStyle w:val="Compact"/>
       </w:pPr>
       <w:r>
-        <w:t xml:space="preserve">4.9 Passo 4 · Escolher a rede</w:t>
-      </w:r>
-      <w:r>
-        <w:t xml:space="preserve">116</w:t>
+        <w:t xml:space="preserve">2.7 Educação</w:t>
+      </w:r>
+      <w:r>
+        <w:t xml:space="preserve">57</w:t>
       </w:r>
     </w:p>
     <w:p>
@@ -1381,10 +1281,10 @@
         <w:pStyle w:val="Compact"/>
       </w:pPr>
       <w:r>
-        <w:t xml:space="preserve">4.10 Passo 5 · Enviar (o teste de R$ 50)</w:t>
-      </w:r>
-      <w:r>
-        <w:t xml:space="preserve">117</w:t>
+        <w:t xml:space="preserve">2.8 Lazer e padrão de vida</w:t>
+      </w:r>
+      <w:r>
+        <w:t xml:space="preserve">61</w:t>
       </w:r>
     </w:p>
     <w:p>
@@ -1396,10 +1296,10 @@
         <w:pStyle w:val="Compact"/>
       </w:pPr>
       <w:r>
-        <w:t xml:space="preserve">4.11 Passo 6 · Vender no P2P em bolivianos</w:t>
-      </w:r>
-      <w:r>
-        <w:t xml:space="preserve">120</w:t>
+        <w:t xml:space="preserve">2.9 Simulador: quanto você precisa</w:t>
+      </w:r>
+      <w:r>
+        <w:t xml:space="preserve">64</w:t>
       </w:r>
     </w:p>
     <w:p>
@@ -1411,10 +1311,10 @@
         <w:pStyle w:val="Compact"/>
       </w:pPr>
       <w:r>
-        <w:t xml:space="preserve">4.12 Alternativa · Vender pelo banco</w:t>
-      </w:r>
-      <w:r>
-        <w:t xml:space="preserve">125</w:t>
+        <w:t xml:space="preserve">Parte 3 · Cripto do zero: o que é USDT</w:t>
+      </w:r>
+      <w:r>
+        <w:t xml:space="preserve">67</w:t>
       </w:r>
     </w:p>
     <w:p>
@@ -1426,10 +1326,10 @@
         <w:pStyle w:val="Compact"/>
       </w:pPr>
       <w:r>
-        <w:t xml:space="preserve">4.13 Usar USDT direto</w:t>
-      </w:r>
-      <w:r>
-        <w:t xml:space="preserve">126</w:t>
+        <w:t xml:space="preserve">3.1 Dinheiro digital em 5 minutos</w:t>
+      </w:r>
+      <w:r>
+        <w:t xml:space="preserve">68</w:t>
       </w:r>
     </w:p>
     <w:p>
@@ -1441,10 +1341,10 @@
         <w:pStyle w:val="Compact"/>
       </w:pPr>
       <w:r>
-        <w:t xml:space="preserve">4.14 Calculadora do câmbio efetivo</w:t>
-      </w:r>
-      <w:r>
-        <w:t xml:space="preserve">128</w:t>
+        <w:t xml:space="preserve">3.2 O que é uma stablecoin</w:t>
+      </w:r>
+      <w:r>
+        <w:t xml:space="preserve">71</w:t>
       </w:r>
     </w:p>
     <w:p>
@@ -1456,12 +1356,13 @@
         <w:pStyle w:val="Compact"/>
       </w:pPr>
       <w:r>
-        <w:t xml:space="preserve">4.15 Estratégia do preço médio</w:t>
-      </w:r>
-      <w:r>
-        <w:t xml:space="preserve">130</w:t>
-      </w:r>
-    </w:p>
+        <w:t xml:space="preserve">3.3 Por que USDT e não bitcoin</w:t>
+      </w:r>
+      <w:r>
+        <w:t xml:space="preserve">75</w:t>
+      </w:r>
+    </w:p>
+    <w:bookmarkEnd w:id="28"/>
     <w:p>
       <w:r>
         <w:pict>
@@ -1478,55 +1379,310 @@
         <w:pStyle w:val="Compact"/>
       </w:pPr>
       <w:r>
-        <w:t xml:space="preserve">4.16 Valores grandes (R$ 200 mil+)</w:t>
+        <w:t xml:space="preserve">3.4 Exchange, carteira e P2P</w:t>
+      </w:r>
+      <w:r>
+        <w:t xml:space="preserve">77</w:t>
+      </w:r>
+    </w:p>
+    <w:p>
+      <w:pPr>
+        <w:numPr>
+          <w:ilvl w:val="0"/>
+          <w:numId w:val="1004"/>
+        </w:numPr>
+        <w:pStyle w:val="Compact"/>
+      </w:pPr>
+      <w:r>
+        <w:t xml:space="preserve">3.5 Redes: TRC20, BEP20, ERC20, Polygon, Solana</w:t>
+      </w:r>
+      <w:r>
+        <w:t xml:space="preserve">82</w:t>
+      </w:r>
+    </w:p>
+    <w:p>
+      <w:pPr>
+        <w:numPr>
+          <w:ilvl w:val="0"/>
+          <w:numId w:val="1004"/>
+        </w:numPr>
+        <w:pStyle w:val="Compact"/>
+      </w:pPr>
+      <w:r>
+        <w:t xml:space="preserve">3.6 Endereço, memo e QR</w:t>
+      </w:r>
+      <w:r>
+        <w:t xml:space="preserve">86</w:t>
+      </w:r>
+    </w:p>
+    <w:p>
+      <w:pPr>
+        <w:numPr>
+          <w:ilvl w:val="0"/>
+          <w:numId w:val="1004"/>
+        </w:numPr>
+        <w:pStyle w:val="Compact"/>
+      </w:pPr>
+      <w:r>
+        <w:t xml:space="preserve">3.7 Seed phrase e 2FA</w:t>
+      </w:r>
+      <w:r>
+        <w:t xml:space="preserve">89</w:t>
+      </w:r>
+    </w:p>
+    <w:p>
+      <w:pPr>
+        <w:numPr>
+          <w:ilvl w:val="0"/>
+          <w:numId w:val="1004"/>
+        </w:numPr>
+        <w:pStyle w:val="Compact"/>
+      </w:pPr>
+      <w:r>
+        <w:t xml:space="preserve">3.8 Mini-glossário cripto</w:t>
+      </w:r>
+      <w:r>
+        <w:t xml:space="preserve">92</w:t>
+      </w:r>
+    </w:p>
+    <w:p>
+      <w:pPr>
+        <w:numPr>
+          <w:ilvl w:val="0"/>
+          <w:numId w:val="1004"/>
+        </w:numPr>
+        <w:pStyle w:val="Compact"/>
+      </w:pPr>
+      <w:r>
+        <w:t xml:space="preserve">Parte 4 · O Método USDT passo a passo</w:t>
+      </w:r>
+      <w:r>
+        <w:t xml:space="preserve">95</w:t>
+      </w:r>
+    </w:p>
+    <w:p>
+      <w:pPr>
+        <w:numPr>
+          <w:ilvl w:val="0"/>
+          <w:numId w:val="1004"/>
+        </w:numPr>
+        <w:pStyle w:val="Compact"/>
+      </w:pPr>
+      <w:r>
+        <w:t xml:space="preserve">4.1 O método em 1 página</w:t>
+      </w:r>
+      <w:r>
+        <w:t xml:space="preserve">96</w:t>
+      </w:r>
+    </w:p>
+    <w:p>
+      <w:pPr>
+        <w:numPr>
+          <w:ilvl w:val="0"/>
+          <w:numId w:val="1004"/>
+        </w:numPr>
+        <w:pStyle w:val="Compact"/>
+      </w:pPr>
+      <w:r>
+        <w:t xml:space="preserve">4.2 Por que é o câmbio de banco</w:t>
+      </w:r>
+      <w:r>
+        <w:t xml:space="preserve">98</w:t>
+      </w:r>
+    </w:p>
+    <w:p>
+      <w:pPr>
+        <w:numPr>
+          <w:ilvl w:val="0"/>
+          <w:numId w:val="1004"/>
+        </w:numPr>
+        <w:pStyle w:val="Compact"/>
+      </w:pPr>
+      <w:r>
+        <w:t xml:space="preserve">4.3 É legal? Brasil</w:t>
+      </w:r>
+      <w:r>
+        <w:t xml:space="preserve">101</w:t>
+      </w:r>
+    </w:p>
+    <w:p>
+      <w:pPr>
+        <w:numPr>
+          <w:ilvl w:val="0"/>
+          <w:numId w:val="1004"/>
+        </w:numPr>
+        <w:pStyle w:val="Compact"/>
+      </w:pPr>
+      <w:r>
+        <w:t xml:space="preserve">4.4 É legal? Bolívia</w:t>
+      </w:r>
+      <w:r>
+        <w:t xml:space="preserve">106</w:t>
+      </w:r>
+    </w:p>
+    <w:p>
+      <w:pPr>
+        <w:numPr>
+          <w:ilvl w:val="0"/>
+          <w:numId w:val="1004"/>
+        </w:numPr>
+        <w:pStyle w:val="Compact"/>
+      </w:pPr>
+      <w:r>
+        <w:t xml:space="preserve">4.5 Kit de ferramentas</w:t>
+      </w:r>
+      <w:r>
+        <w:t xml:space="preserve">108</w:t>
+      </w:r>
+    </w:p>
+    <w:p>
+      <w:pPr>
+        <w:numPr>
+          <w:ilvl w:val="0"/>
+          <w:numId w:val="1004"/>
+        </w:numPr>
+        <w:pStyle w:val="Compact"/>
+      </w:pPr>
+      <w:r>
+        <w:t xml:space="preserve">4.6 Passo 1 · Cadastro e verificação (KYC)</w:t>
+      </w:r>
+      <w:r>
+        <w:t xml:space="preserve">110</w:t>
+      </w:r>
+    </w:p>
+    <w:p>
+      <w:pPr>
+        <w:numPr>
+          <w:ilvl w:val="0"/>
+          <w:numId w:val="1004"/>
+        </w:numPr>
+        <w:pStyle w:val="Compact"/>
+      </w:pPr>
+      <w:r>
+        <w:t xml:space="preserve">4.7 Passo 2 · Depósito via Pix</w:t>
+      </w:r>
+      <w:r>
+        <w:t xml:space="preserve">112</w:t>
+      </w:r>
+    </w:p>
+    <w:p>
+      <w:pPr>
+        <w:numPr>
+          <w:ilvl w:val="0"/>
+          <w:numId w:val="1004"/>
+        </w:numPr>
+        <w:pStyle w:val="Compact"/>
+      </w:pPr>
+      <w:r>
+        <w:t xml:space="preserve">4.8 Passo 3 · Comprar USDT</w:t>
+      </w:r>
+      <w:r>
+        <w:t xml:space="preserve">114</w:t>
+      </w:r>
+    </w:p>
+    <w:p>
+      <w:pPr>
+        <w:numPr>
+          <w:ilvl w:val="0"/>
+          <w:numId w:val="1004"/>
+        </w:numPr>
+        <w:pStyle w:val="Compact"/>
+      </w:pPr>
+      <w:r>
+        <w:t xml:space="preserve">4.9 Passo 4 · Escolher a rede</w:t>
+      </w:r>
+      <w:r>
+        <w:t xml:space="preserve">117</w:t>
+      </w:r>
+    </w:p>
+    <w:p>
+      <w:pPr>
+        <w:numPr>
+          <w:ilvl w:val="0"/>
+          <w:numId w:val="1004"/>
+        </w:numPr>
+        <w:pStyle w:val="Compact"/>
+      </w:pPr>
+      <w:r>
+        <w:t xml:space="preserve">4.10 Passo 5 · Enviar (o teste de R$ 50)</w:t>
+      </w:r>
+      <w:r>
+        <w:t xml:space="preserve">118</w:t>
+      </w:r>
+    </w:p>
+    <w:p>
+      <w:pPr>
+        <w:numPr>
+          <w:ilvl w:val="0"/>
+          <w:numId w:val="1004"/>
+        </w:numPr>
+        <w:pStyle w:val="Compact"/>
+      </w:pPr>
+      <w:r>
+        <w:t xml:space="preserve">4.11 Passo 6 · Vender no P2P em bolivianos</w:t>
+      </w:r>
+      <w:r>
+        <w:t xml:space="preserve">121</w:t>
+      </w:r>
+    </w:p>
+    <w:p>
+      <w:pPr>
+        <w:numPr>
+          <w:ilvl w:val="0"/>
+          <w:numId w:val="1004"/>
+        </w:numPr>
+        <w:pStyle w:val="Compact"/>
+      </w:pPr>
+      <w:r>
+        <w:t xml:space="preserve">4.12 Alternativa · Vender pelo banco</w:t>
+      </w:r>
+      <w:r>
+        <w:t xml:space="preserve">126</w:t>
+      </w:r>
+    </w:p>
+    <w:p>
+      <w:pPr>
+        <w:numPr>
+          <w:ilvl w:val="0"/>
+          <w:numId w:val="1004"/>
+        </w:numPr>
+        <w:pStyle w:val="Compact"/>
+      </w:pPr>
+      <w:r>
+        <w:t xml:space="preserve">4.13 Usar USDT direto</w:t>
+      </w:r>
+      <w:r>
+        <w:t xml:space="preserve">127</w:t>
+      </w:r>
+    </w:p>
+    <w:p>
+      <w:pPr>
+        <w:numPr>
+          <w:ilvl w:val="0"/>
+          <w:numId w:val="1004"/>
+        </w:numPr>
+        <w:pStyle w:val="Compact"/>
+      </w:pPr>
+      <w:r>
+        <w:t xml:space="preserve">4.14 Calculadora do câmbio efetivo</w:t>
+      </w:r>
+      <w:r>
+        <w:t xml:space="preserve">129</w:t>
+      </w:r>
+    </w:p>
+    <w:p>
+      <w:pPr>
+        <w:numPr>
+          <w:ilvl w:val="0"/>
+          <w:numId w:val="1004"/>
+        </w:numPr>
+        <w:pStyle w:val="Compact"/>
+      </w:pPr>
+      <w:r>
+        <w:t xml:space="preserve">4.15 Estratégia do preço médio</w:t>
       </w:r>
       <w:r>
         <w:t xml:space="preserve">131</w:t>
-      </w:r>
-    </w:p>
-    <w:p>
-      <w:pPr>
-        <w:numPr>
-          <w:ilvl w:val="0"/>
-          <w:numId w:val="1004"/>
-        </w:numPr>
-        <w:pStyle w:val="Compact"/>
-      </w:pPr>
-      <w:r>
-        <w:t xml:space="preserve">4.17 Plano de 7 dias da primeira operação</w:t>
-      </w:r>
-      <w:r>
-        <w:t xml:space="preserve">133</w:t>
-      </w:r>
-    </w:p>
-    <w:p>
-      <w:pPr>
-        <w:numPr>
-          <w:ilvl w:val="0"/>
-          <w:numId w:val="1004"/>
-        </w:numPr>
-        <w:pStyle w:val="Compact"/>
-      </w:pPr>
-      <w:r>
-        <w:t xml:space="preserve">4.18 Como eu ganho com câmbio (resultado do autor)</w:t>
-      </w:r>
-      <w:r>
-        <w:t xml:space="preserve">134</w:t>
-      </w:r>
-    </w:p>
-    <w:p>
-      <w:pPr>
-        <w:numPr>
-          <w:ilvl w:val="0"/>
-          <w:numId w:val="1004"/>
-        </w:numPr>
-        <w:pStyle w:val="Compact"/>
-      </w:pPr>
-      <w:r>
-        <w:t xml:space="preserve">Anexo · Fontes de todos os números</w:t>
-      </w:r>
-      <w:r>
-        <w:t xml:space="preserve">136</w:t>
       </w:r>
     </w:p>
     <w:p>
@@ -1538,13 +1694,80 @@
     </w:p>
     <w:p>
       <w:pPr>
+        <w:numPr>
+          <w:ilvl w:val="0"/>
+          <w:numId w:val="1005"/>
+        </w:numPr>
+        <w:pStyle w:val="Compact"/>
+      </w:pPr>
+      <w:r>
+        <w:t xml:space="preserve">4.16 Valores grandes (R$ 200 mil+)</w:t>
+      </w:r>
+      <w:r>
+        <w:t xml:space="preserve">132</w:t>
+      </w:r>
+    </w:p>
+    <w:p>
+      <w:pPr>
+        <w:numPr>
+          <w:ilvl w:val="0"/>
+          <w:numId w:val="1005"/>
+        </w:numPr>
+        <w:pStyle w:val="Compact"/>
+      </w:pPr>
+      <w:r>
+        <w:t xml:space="preserve">4.17 Plano de 7 dias da primeira operação</w:t>
+      </w:r>
+      <w:r>
+        <w:t xml:space="preserve">134</w:t>
+      </w:r>
+    </w:p>
+    <w:p>
+      <w:pPr>
+        <w:numPr>
+          <w:ilvl w:val="0"/>
+          <w:numId w:val="1005"/>
+        </w:numPr>
+        <w:pStyle w:val="Compact"/>
+      </w:pPr>
+      <w:r>
+        <w:t xml:space="preserve">4.18 Como eu ganho com câmbio (resultado do autor)</w:t>
+      </w:r>
+      <w:r>
+        <w:t xml:space="preserve">135</w:t>
+      </w:r>
+    </w:p>
+    <w:p>
+      <w:pPr>
+        <w:numPr>
+          <w:ilvl w:val="0"/>
+          <w:numId w:val="1005"/>
+        </w:numPr>
+        <w:pStyle w:val="Compact"/>
+      </w:pPr>
+      <w:r>
+        <w:t xml:space="preserve">Anexo · Fontes de todos os números</w:t>
+      </w:r>
+      <w:r>
+        <w:t xml:space="preserve">137</w:t>
+      </w:r>
+    </w:p>
+    <w:p>
+      <w:r>
+        <w:pict>
+          <v:rect style="width:0;height:1.5pt" o:hralign="center" o:hrstd="t" o:hr="t"/>
+        </w:pict>
+      </w:r>
+    </w:p>
+    <w:p>
+      <w:pPr>
         <w:pStyle w:val="FirstParagraph"/>
       </w:pPr>
       <w:r>
         <w:t xml:space="preserve">Bônus</w:t>
       </w:r>
     </w:p>
-    <w:bookmarkStart w:id="27" w:name="você-não-vai-fazer-isso-sozinho"/>
+    <w:bookmarkStart w:id="29" w:name="você-não-vai-fazer-isso-sozinho"/>
     <w:p>
       <w:pPr>
         <w:pStyle w:val="Heading1"/>
@@ -1768,7 +1991,7 @@
         <w:t xml:space="preserve">O Brasil que trabalha está fazendo as malas. E você?</w:t>
       </w:r>
     </w:p>
-    <w:bookmarkEnd w:id="27"/>
+    <w:bookmarkEnd w:id="29"/>
     <w:p>
       <w:r>
         <w:pict>
@@ -1933,7 +2156,7 @@
         <w:t xml:space="preserve">O Brasil que foi às ruas</w:t>
       </w:r>
     </w:p>
-    <w:bookmarkStart w:id="28" w:name="mil-na-paulista.-e-agora"/>
+    <w:bookmarkStart w:id="30" w:name="mil-na-paulista.-e-agora"/>
     <w:p>
       <w:pPr>
         <w:pStyle w:val="Heading2"/>
@@ -2213,7 +2436,7 @@
         <w:t xml:space="preserve">liberdade financeira.</w:t>
       </w:r>
     </w:p>
-    <w:bookmarkEnd w:id="28"/>
+    <w:bookmarkEnd w:id="30"/>
     <w:p>
       <w:r>
         <w:pict>
@@ -2229,7 +2452,7 @@
         <w:t xml:space="preserve">O perigo vermelho</w:t>
       </w:r>
     </w:p>
-    <w:bookmarkStart w:id="31" w:name="de-inflação-o-recibo-do-socialismo"/>
+    <w:bookmarkStart w:id="33" w:name="de-inflação-o-recibo-do-socialismo"/>
     <w:p>
       <w:pPr>
         <w:pStyle w:val="Heading2"/>
@@ -2264,7 +2487,7 @@
         <w:t xml:space="preserve">a moeda virou pó e o povo foi embora.</w:t>
       </w:r>
     </w:p>
-    <w:bookmarkStart w:id="29" w:name="venezuela-o-chavismo"/>
+    <w:bookmarkStart w:id="31" w:name="venezuela-o-chavismo"/>
     <w:p>
       <w:pPr>
         <w:pStyle w:val="Heading3"/>
@@ -2306,8 +2529,8 @@
         <w:t xml:space="preserve">venezuelanos fugiram do país</w:t>
       </w:r>
     </w:p>
-    <w:bookmarkEnd w:id="29"/>
-    <w:bookmarkStart w:id="30" w:name="X6daabab4e1cbe5d1d7bca0fa1288a119f23f98f"/>
+    <w:bookmarkEnd w:id="31"/>
+    <w:bookmarkStart w:id="32" w:name="X6daabab4e1cbe5d1d7bca0fa1288a119f23f98f"/>
     <w:p>
       <w:pPr>
         <w:pStyle w:val="Heading3"/>
@@ -2357,8 +2580,8 @@
         <w:t xml:space="preserve">socialismo promete tudo e entrega fila, inflação e êxodo. Seu patrimônio não precisa esperar para ver.</w:t>
       </w:r>
     </w:p>
-    <w:bookmarkEnd w:id="30"/>
-    <w:bookmarkEnd w:id="31"/>
+    <w:bookmarkEnd w:id="32"/>
+    <w:bookmarkEnd w:id="33"/>
     <w:p>
       <w:r>
         <w:pict>
@@ -2374,7 +2597,7 @@
         <w:t xml:space="preserve">A virada da direita</w:t>
       </w:r>
     </w:p>
-    <w:bookmarkStart w:id="32" w:name="inflação-de-211-para-31-o-efeito-milei"/>
+    <w:bookmarkStart w:id="34" w:name="inflação-de-211-para-31-o-efeito-milei"/>
     <w:p>
       <w:pPr>
         <w:pStyle w:val="Heading2"/>
@@ -2545,7 +2768,7 @@
         <w:t xml:space="preserve">a direita cercando o Brasil</w:t>
       </w:r>
     </w:p>
-    <w:bookmarkEnd w:id="32"/>
+    <w:bookmarkEnd w:id="34"/>
     <w:p>
       <w:r>
         <w:pict>
@@ -2561,7 +2784,7 @@
         <w:t xml:space="preserve">A decisão</w:t>
       </w:r>
     </w:p>
-    <w:bookmarkStart w:id="36" w:name="caminhos.-só-1-deixa-você-mais-rico."/>
+    <w:bookmarkStart w:id="38" w:name="caminhos.-só-1-deixa-você-mais-rico."/>
     <w:p>
       <w:pPr>
         <w:pStyle w:val="Heading2"/>
@@ -2570,7 +2793,7 @@
         <w:t xml:space="preserve">3 caminhos. Só 1 deixa você mais rico.</w:t>
       </w:r>
     </w:p>
-    <w:bookmarkStart w:id="33" w:name="ficar-e-reclamar"/>
+    <w:bookmarkStart w:id="35" w:name="ficar-e-reclamar"/>
     <w:p>
       <w:pPr>
         <w:pStyle w:val="Heading3"/>
@@ -2603,8 +2826,8 @@
         <w:t xml:space="preserve">previstos a partir de 2027. Adivinha quem paga essa conta.</w:t>
       </w:r>
     </w:p>
-    <w:bookmarkEnd w:id="33"/>
-    <w:bookmarkStart w:id="34" w:name="ir-para-longe"/>
+    <w:bookmarkEnd w:id="35"/>
+    <w:bookmarkStart w:id="36" w:name="ir-para-longe"/>
     <w:p>
       <w:pPr>
         <w:pStyle w:val="Heading3"/>
@@ -2621,8 +2844,8 @@
         <w:t xml:space="preserve">Portugal, EUA. Sonho bonito, conta em euro e dólar, visto difícil, 9 a 12 horas de voo. Vamos fazer as contas no capítulo 1.2.</w:t>
       </w:r>
     </w:p>
-    <w:bookmarkEnd w:id="34"/>
-    <w:bookmarkStart w:id="35" w:name="ir-para-o-lado"/>
+    <w:bookmarkEnd w:id="36"/>
+    <w:bookmarkStart w:id="37" w:name="ir-para-o-lado"/>
     <w:p>
       <w:pPr>
         <w:pStyle w:val="Heading3"/>
@@ -2681,7 +2904,7 @@
         <w:t xml:space="preserve">. A 3 horas de voo.</w:t>
       </w:r>
     </w:p>
-    <w:bookmarkEnd w:id="35"/>
+    <w:bookmarkEnd w:id="37"/>
     <w:p>
       <w:pPr>
         <w:pStyle w:val="BodyText"/>
@@ -2707,7 +2930,7 @@
         <w:t xml:space="preserve">Escreva num papel quanto você tem de reserva hoje. Esse número vai ser usado em todo o curso.</w:t>
       </w:r>
     </w:p>
-    <w:bookmarkEnd w:id="36"/>
+    <w:bookmarkEnd w:id="38"/>
     <w:p>
       <w:r>
         <w:pict>
@@ -2723,7 +2946,7 @@
         <w:t xml:space="preserve">O sonho caro</w:t>
       </w:r>
     </w:p>
-    <w:bookmarkStart w:id="38" w:name="r-13-mil-por-1-quarto-em-miami"/>
+    <w:bookmarkStart w:id="40" w:name="r-13-mil-por-1-quarto-em-miami"/>
     <w:p>
       <w:pPr>
         <w:pStyle w:val="Heading1"/>
@@ -2761,7 +2984,7 @@
         <w:t xml:space="preserve">.</w:t>
       </w:r>
     </w:p>
-    <w:bookmarkStart w:id="37" w:name="aluguel-mensal-convertido-em-reais"/>
+    <w:bookmarkStart w:id="39" w:name="aluguel-mensal-convertido-em-reais"/>
     <w:p>
       <w:pPr>
         <w:pStyle w:val="Heading3"/>
@@ -2825,8 +3048,8 @@
         <w:t xml:space="preserve">em Cochabamba.</w:t>
       </w:r>
     </w:p>
-    <w:bookmarkEnd w:id="37"/>
-    <w:bookmarkEnd w:id="38"/>
+    <w:bookmarkEnd w:id="39"/>
+    <w:bookmarkEnd w:id="40"/>
     <w:p>
       <w:r>
         <w:pict>
@@ -2834,7 +3057,7 @@
         </w:pict>
       </w:r>
     </w:p>
-    <w:bookmarkStart w:id="41" w:name="X2f330cac0fe7b755967bc00c742f3c88609b356"/>
+    <w:bookmarkStart w:id="43" w:name="X2f330cac0fe7b755967bc00c742f3c88609b356"/>
     <w:p>
       <w:pPr>
         <w:pStyle w:val="Heading2"/>
@@ -3231,7 +3454,7 @@
         </w:tc>
       </w:tr>
     </w:tbl>
-    <w:bookmarkStart w:id="39" w:name="lá-longe"/>
+    <w:bookmarkStart w:id="41" w:name="lá-longe"/>
     <w:p>
       <w:pPr>
         <w:pStyle w:val="Heading3"/>
@@ -3244,7 +3467,7 @@
       <w:pPr>
         <w:numPr>
           <w:ilvl w:val="0"/>
-          <w:numId w:val="1005"/>
+          <w:numId w:val="1006"/>
         </w:numPr>
         <w:pStyle w:val="Compact"/>
       </w:pPr>
@@ -3256,7 +3479,7 @@
       <w:pPr>
         <w:numPr>
           <w:ilvl w:val="0"/>
-          <w:numId w:val="1005"/>
+          <w:numId w:val="1006"/>
         </w:numPr>
         <w:pStyle w:val="Compact"/>
       </w:pPr>
@@ -3268,7 +3491,7 @@
       <w:pPr>
         <w:numPr>
           <w:ilvl w:val="0"/>
-          <w:numId w:val="1005"/>
+          <w:numId w:val="1006"/>
         </w:numPr>
         <w:pStyle w:val="Compact"/>
       </w:pPr>
@@ -3276,8 +3499,8 @@
         <w:t xml:space="preserve">Aluguel até 15× mais caro</w:t>
       </w:r>
     </w:p>
-    <w:bookmarkEnd w:id="39"/>
-    <w:bookmarkStart w:id="40" w:name="aqui-do-lado"/>
+    <w:bookmarkEnd w:id="41"/>
+    <w:bookmarkStart w:id="42" w:name="aqui-do-lado"/>
     <w:p>
       <w:pPr>
         <w:pStyle w:val="Heading3"/>
@@ -3290,7 +3513,7 @@
       <w:pPr>
         <w:numPr>
           <w:ilvl w:val="0"/>
-          <w:numId w:val="1006"/>
+          <w:numId w:val="1007"/>
         </w:numPr>
         <w:pStyle w:val="Compact"/>
       </w:pPr>
@@ -3302,7 +3525,7 @@
       <w:pPr>
         <w:numPr>
           <w:ilvl w:val="0"/>
-          <w:numId w:val="1006"/>
+          <w:numId w:val="1007"/>
         </w:numPr>
         <w:pStyle w:val="Compact"/>
       </w:pPr>
@@ -3314,7 +3537,7 @@
       <w:pPr>
         <w:numPr>
           <w:ilvl w:val="0"/>
-          <w:numId w:val="1006"/>
+          <w:numId w:val="1007"/>
         </w:numPr>
         <w:pStyle w:val="Compact"/>
       </w:pPr>
@@ -3322,8 +3545,8 @@
         <w:t xml:space="preserve">Volta para o almoço de domingo</w:t>
       </w:r>
     </w:p>
-    <w:bookmarkEnd w:id="40"/>
-    <w:bookmarkEnd w:id="41"/>
+    <w:bookmarkEnd w:id="42"/>
+    <w:bookmarkEnd w:id="43"/>
     <w:p>
       <w:r>
         <w:pict>
@@ -3339,7 +3562,7 @@
         <w:t xml:space="preserve">Conta de bolso</w:t>
       </w:r>
     </w:p>
-    <w:bookmarkStart w:id="42" w:name="Xa1b4d9a65c695da716573075b303934a164bcf4"/>
+    <w:bookmarkStart w:id="44" w:name="Xa1b4d9a65c695da716573075b303934a164bcf4"/>
     <w:p>
       <w:pPr>
         <w:pStyle w:val="Heading2"/>
@@ -3625,7 +3848,7 @@
         <w:t xml:space="preserve">de vida.</w:t>
       </w:r>
     </w:p>
-    <w:bookmarkEnd w:id="42"/>
+    <w:bookmarkEnd w:id="44"/>
     <w:p>
       <w:r>
         <w:pict>
@@ -3641,7 +3864,7 @@
         <w:t xml:space="preserve">O destino</w:t>
       </w:r>
     </w:p>
-    <w:bookmarkStart w:id="43" w:name="o-vizinho-que-virou-à-direita"/>
+    <w:bookmarkStart w:id="45" w:name="o-vizinho-que-virou-à-direita"/>
     <w:p>
       <w:pPr>
         <w:pStyle w:val="Heading1"/>
@@ -3680,7 +3903,7 @@
       <w:pPr>
         <w:numPr>
           <w:ilvl w:val="0"/>
-          <w:numId w:val="1007"/>
+          <w:numId w:val="1008"/>
         </w:numPr>
         <w:pStyle w:val="Compact"/>
       </w:pPr>
@@ -3702,7 +3925,7 @@
       <w:pPr>
         <w:numPr>
           <w:ilvl w:val="0"/>
-          <w:numId w:val="1007"/>
+          <w:numId w:val="1008"/>
         </w:numPr>
         <w:pStyle w:val="Compact"/>
       </w:pPr>
@@ -3724,7 +3947,7 @@
       <w:pPr>
         <w:numPr>
           <w:ilvl w:val="0"/>
-          <w:numId w:val="1007"/>
+          <w:numId w:val="1008"/>
         </w:numPr>
         <w:pStyle w:val="Compact"/>
       </w:pPr>
@@ -3746,7 +3969,7 @@
       <w:pPr>
         <w:numPr>
           <w:ilvl w:val="0"/>
-          <w:numId w:val="1007"/>
+          <w:numId w:val="1008"/>
         </w:numPr>
         <w:pStyle w:val="Compact"/>
       </w:pPr>
@@ -3768,7 +3991,7 @@
       <w:pPr>
         <w:numPr>
           <w:ilvl w:val="0"/>
-          <w:numId w:val="1007"/>
+          <w:numId w:val="1008"/>
         </w:numPr>
         <w:pStyle w:val="Compact"/>
       </w:pPr>
@@ -3790,7 +4013,7 @@
       <w:pPr>
         <w:numPr>
           <w:ilvl w:val="0"/>
-          <w:numId w:val="1007"/>
+          <w:numId w:val="1008"/>
         </w:numPr>
         <w:pStyle w:val="Compact"/>
       </w:pPr>
@@ -3808,7 +4031,7 @@
         <w:t xml:space="preserve">desde novembro de 2025</w:t>
       </w:r>
     </w:p>
-    <w:bookmarkEnd w:id="43"/>
+    <w:bookmarkEnd w:id="45"/>
     <w:p>
       <w:r>
         <w:pict>
@@ -3824,7 +4047,7 @@
         <w:t xml:space="preserve">A virada</w:t>
       </w:r>
     </w:p>
-    <w:bookmarkStart w:id="46" w:name="a-bolívia-expulsou-o-socialismo-do-poder"/>
+    <w:bookmarkStart w:id="48" w:name="a-bolívia-expulsou-o-socialismo-do-poder"/>
     <w:p>
       <w:pPr>
         <w:pStyle w:val="Heading2"/>
@@ -3833,7 +4056,7 @@
         <w:t xml:space="preserve">A Bolívia expulsou o socialismo do poder</w:t>
       </w:r>
     </w:p>
-    <w:bookmarkStart w:id="44" w:name="era-do-mas"/>
+    <w:bookmarkStart w:id="46" w:name="era-do-mas"/>
     <w:p>
       <w:pPr>
         <w:pStyle w:val="Heading3"/>
@@ -3850,8 +4073,8 @@
         <w:t xml:space="preserve">Evo Morales e Luis Arce. “Movimento ao Socialismo”. Câmbio travado, falta de dólar e de combustível no fim do ciclo.</w:t>
       </w:r>
     </w:p>
-    <w:bookmarkEnd w:id="44"/>
-    <w:bookmarkStart w:id="45" w:name="desde-08112025"/>
+    <w:bookmarkEnd w:id="46"/>
+    <w:bookmarkStart w:id="47" w:name="desde-08112025"/>
     <w:p>
       <w:pPr>
         <w:pStyle w:val="Heading3"/>
@@ -3868,7 +4091,7 @@
         <w:t xml:space="preserve">Rodrigo Paz assume com discurso de “capitalismo popular”. O câmbio passa a flutuar em 29/06/2026.</w:t>
       </w:r>
     </w:p>
-    <w:bookmarkEnd w:id="45"/>
+    <w:bookmarkEnd w:id="47"/>
     <w:p>
       <w:pPr>
         <w:pStyle w:val="BodyText"/>
@@ -3965,7 +4188,7 @@
         <w:t xml:space="preserve">Eles não mudaram a direção. Os bolivianos mudaram.</w:t>
       </w:r>
     </w:p>
-    <w:bookmarkEnd w:id="46"/>
+    <w:bookmarkEnd w:id="48"/>
     <w:p>
       <w:r>
         <w:pict>
@@ -3981,7 +4204,7 @@
         <w:t xml:space="preserve">O segredo do câmbio</w:t>
       </w:r>
     </w:p>
-    <w:bookmarkStart w:id="47" w:name="o-dólar-quase-dobrou.-os-preços-não."/>
+    <w:bookmarkStart w:id="49" w:name="o-dólar-quase-dobrou.-os-preços-não."/>
     <w:p>
       <w:pPr>
         <w:pStyle w:val="Heading2"/>
@@ -4108,7 +4331,7 @@
         <w:t xml:space="preserve">na Bolívia.</w:t>
       </w:r>
     </w:p>
-    <w:bookmarkEnd w:id="47"/>
+    <w:bookmarkEnd w:id="49"/>
     <w:p>
       <w:r>
         <w:pict>
@@ -4116,7 +4339,7 @@
         </w:pict>
       </w:r>
     </w:p>
-    <w:bookmarkStart w:id="48" w:name="números-que-vão-fazer-você-rever-tudo"/>
+    <w:bookmarkStart w:id="50" w:name="números-que-vão-fazer-você-rever-tudo"/>
     <w:p>
       <w:pPr>
         <w:pStyle w:val="Heading2"/>
@@ -4431,7 +4654,7 @@
         <w:t xml:space="preserve">Escolha 1 item que você quer (carro, casa, escola) e pesquise o preço dele no Brasil. Guarde para comparar na Parte 2.</w:t>
       </w:r>
     </w:p>
-    <w:bookmarkEnd w:id="48"/>
+    <w:bookmarkEnd w:id="50"/>
     <w:p>
       <w:r>
         <w:pict>
@@ -4447,7 +4670,7 @@
         <w:t xml:space="preserve">A ponte</w:t>
       </w:r>
     </w:p>
-    <w:bookmarkStart w:id="49" w:name="o-dinheiro-primeiro-o-avião-depois"/>
+    <w:bookmarkStart w:id="51" w:name="o-dinheiro-primeiro-o-avião-depois"/>
     <w:p>
       <w:pPr>
         <w:pStyle w:val="Heading1"/>
@@ -4596,7 +4819,7 @@
         <w:t xml:space="preserve">Seu dinheiro. Suas regras. Sua liberdade.</w:t>
       </w:r>
     </w:p>
-    <w:bookmarkEnd w:id="49"/>
+    <w:bookmarkEnd w:id="51"/>
     <w:p>
       <w:r>
         <w:pict>
@@ -4604,7 +4827,7 @@
         </w:pict>
       </w:r>
     </w:p>
-    <w:bookmarkStart w:id="50" w:name="X182ab342f3b6feef0f26119dc64d09d42133f83"/>
+    <w:bookmarkStart w:id="52" w:name="X182ab342f3b6feef0f26119dc64d09d42133f83"/>
     <w:p>
       <w:pPr>
         <w:pStyle w:val="Heading2"/>
@@ -4894,7 +5117,7 @@
         <w:t xml:space="preserve">Multiplique a sua reserva por 2,25. Esse é, em bolivianos, quanto ela vira pelo Método USDT.</w:t>
       </w:r>
     </w:p>
-    <w:bookmarkEnd w:id="50"/>
+    <w:bookmarkEnd w:id="52"/>
     <w:p>
       <w:r>
         <w:pict>
@@ -4910,7 +5133,7 @@
         <w:t xml:space="preserve">Teste rápido</w:t>
       </w:r>
     </w:p>
-    <w:bookmarkStart w:id="51" w:name="você-está-pronto-para-sair"/>
+    <w:bookmarkStart w:id="53" w:name="você-está-pronto-para-sair"/>
     <w:p>
       <w:pPr>
         <w:pStyle w:val="Heading1"/>
@@ -5079,7 +5302,7 @@
         <w:t xml:space="preserve">e veja o seu diagnóstico na próxima página.</w:t>
       </w:r>
     </w:p>
-    <w:bookmarkEnd w:id="51"/>
+    <w:bookmarkEnd w:id="53"/>
     <w:p>
       <w:r>
         <w:pict>
@@ -5087,7 +5310,7 @@
         </w:pict>
       </w:r>
     </w:p>
-    <w:bookmarkStart w:id="55" w:name="seu-resultado-onde-você-está-agora"/>
+    <w:bookmarkStart w:id="57" w:name="seu-resultado-onde-você-está-agora"/>
     <w:p>
       <w:pPr>
         <w:pStyle w:val="Heading2"/>
@@ -5096,7 +5319,7 @@
         <w:t xml:space="preserve">Seu resultado: onde você está agora</w:t>
       </w:r>
     </w:p>
-    <w:bookmarkStart w:id="52" w:name="a-20-pontos-pronto-para-agir"/>
+    <w:bookmarkStart w:id="54" w:name="a-20-pontos-pronto-para-agir"/>
     <w:p>
       <w:pPr>
         <w:pStyle w:val="Heading3"/>
@@ -5113,8 +5336,8 @@
         <w:t xml:space="preserve">Você tem dinheiro, documento e decisão. Siga a ordem do curso e faça a primeira operação em 7 dias (capítulo 4.17).</w:t>
       </w:r>
     </w:p>
-    <w:bookmarkEnd w:id="52"/>
-    <w:bookmarkStart w:id="53" w:name="a-14-pontos-quase-lá"/>
+    <w:bookmarkEnd w:id="54"/>
+    <w:bookmarkStart w:id="55" w:name="a-14-pontos-quase-lá"/>
     <w:p>
       <w:pPr>
         <w:pStyle w:val="Heading3"/>
@@ -5131,8 +5354,8 @@
         <w:t xml:space="preserve">Comece pelo dinheiro: Partes 3 e 4. Proteja a reserva agora e resolva família e documentos com calma. O avião pode esperar. O seu real, não.</w:t>
       </w:r>
     </w:p>
-    <w:bookmarkEnd w:id="53"/>
-    <w:bookmarkStart w:id="54" w:name="a-7-pontos-comece-pelo-básico"/>
+    <w:bookmarkEnd w:id="55"/>
+    <w:bookmarkStart w:id="56" w:name="a-7-pontos-comece-pelo-básico"/>
     <w:p>
       <w:pPr>
         <w:pStyle w:val="Heading3"/>
@@ -5149,7 +5372,7 @@
         <w:t xml:space="preserve">Sem problema. Ninguém nasce sabendo. Leia a Parte 3 (cripto do zero) e coloque o IR e os documentos em ordem. Volte ao quiz em 30 dias.</w:t>
       </w:r>
     </w:p>
-    <w:bookmarkEnd w:id="54"/>
+    <w:bookmarkEnd w:id="56"/>
     <w:p>
       <w:pPr>
         <w:pStyle w:val="BodyText"/>
@@ -5176,7 +5399,7 @@
         <w:t xml:space="preserve">Anote sua pontuação e a data. Refaça este teste no fim do curso.</w:t>
       </w:r>
     </w:p>
-    <w:bookmarkEnd w:id="55"/>
+    <w:bookmarkEnd w:id="57"/>
     <w:p>
       <w:r>
         <w:pict>
@@ -5192,7 +5415,7 @@
         <w:t xml:space="preserve">Fim da Parte 1</w:t>
       </w:r>
     </w:p>
-    <w:bookmarkStart w:id="56" w:name="eles-não-mudaram-a-direção.-mude-você."/>
+    <w:bookmarkStart w:id="58" w:name="eles-não-mudaram-a-direção.-mude-você."/>
     <w:p>
       <w:pPr>
         <w:pStyle w:val="Heading1"/>
@@ -5221,7 +5444,7 @@
       <w:pPr>
         <w:numPr>
           <w:ilvl w:val="0"/>
-          <w:numId w:val="1008"/>
+          <w:numId w:val="1009"/>
         </w:numPr>
         <w:pStyle w:val="Compact"/>
       </w:pPr>
@@ -5233,7 +5456,7 @@
       <w:pPr>
         <w:numPr>
           <w:ilvl w:val="0"/>
-          <w:numId w:val="1008"/>
+          <w:numId w:val="1009"/>
         </w:numPr>
         <w:pStyle w:val="Compact"/>
       </w:pPr>
@@ -5245,7 +5468,7 @@
       <w:pPr>
         <w:numPr>
           <w:ilvl w:val="0"/>
-          <w:numId w:val="1008"/>
+          <w:numId w:val="1009"/>
         </w:numPr>
         <w:pStyle w:val="Compact"/>
       </w:pPr>
@@ -5257,7 +5480,7 @@
       <w:pPr>
         <w:numPr>
           <w:ilvl w:val="0"/>
-          <w:numId w:val="1008"/>
+          <w:numId w:val="1009"/>
         </w:numPr>
         <w:pStyle w:val="Compact"/>
       </w:pPr>
@@ -5269,7 +5492,7 @@
       <w:pPr>
         <w:numPr>
           <w:ilvl w:val="0"/>
-          <w:numId w:val="1008"/>
+          <w:numId w:val="1009"/>
         </w:numPr>
         <w:pStyle w:val="Compact"/>
       </w:pPr>
@@ -5295,7 +5518,7 @@
         <w:t xml:space="preserve">Na Parte 2, a matemática completa da Bolívia.</w:t>
       </w:r>
     </w:p>
-    <w:bookmarkEnd w:id="56"/>
+    <w:bookmarkEnd w:id="58"/>
     <w:p>
       <w:r>
         <w:pict>
@@ -5342,7 +5565,7 @@
         <w:t xml:space="preserve">O câmbio que mudou tudo</w:t>
       </w:r>
     </w:p>
-    <w:bookmarkStart w:id="58" w:name="o-dólar-foi-de-bs-696-para-bs-12"/>
+    <w:bookmarkStart w:id="60" w:name="o-dólar-foi-de-bs-696-para-bs-12"/>
     <w:p>
       <w:pPr>
         <w:pStyle w:val="Heading1"/>
@@ -5404,7 +5627,7 @@
         <w:t xml:space="preserve">. O boliviano perdeu cerca de 45% do valor em dólar.</w:t>
       </w:r>
     </w:p>
-    <w:bookmarkStart w:id="57" w:name="o-que-isso-significa-para-você"/>
+    <w:bookmarkStart w:id="59" w:name="o-que-isso-significa-para-você"/>
     <w:p>
       <w:pPr>
         <w:pStyle w:val="Heading3"/>
@@ -5436,7 +5659,7 @@
         <w:t xml:space="preserve">Aluguel, carro usado, comida e serviço cobrados em Bs ainda não subiram na mesma velocidade.</w:t>
       </w:r>
     </w:p>
-    <w:bookmarkEnd w:id="57"/>
+    <w:bookmarkEnd w:id="59"/>
     <w:p>
       <w:pPr>
         <w:pStyle w:val="BodyText"/>
@@ -5445,7 +5668,7 @@
         <w:t xml:space="preserve">O socialismo travou o câmbio. A conta chegou. E abriu uma janela para quem tem dólar.</w:t>
       </w:r>
     </w:p>
-    <w:bookmarkEnd w:id="58"/>
+    <w:bookmarkEnd w:id="60"/>
     <w:p>
       <w:r>
         <w:pict>
@@ -5453,7 +5676,7 @@
         </w:pict>
       </w:r>
     </w:p>
-    <w:bookmarkStart w:id="59" w:name="X03dd7bd2b8e46cc6e56cde9c1b5da3f05a49a89"/>
+    <w:bookmarkStart w:id="61" w:name="X03dd7bd2b8e46cc6e56cde9c1b5da3f05a49a89"/>
     <w:p>
       <w:pPr>
         <w:pStyle w:val="Heading2"/>
@@ -5492,7 +5715,7 @@
         <w:t xml:space="preserve">Bs 12,13</w:t>
       </w:r>
     </w:p>
-    <w:bookmarkEnd w:id="59"/>
+    <w:bookmarkEnd w:id="61"/>
     <w:p>
       <w:r>
         <w:pict>
@@ -5508,7 +5731,7 @@
         <w:t xml:space="preserve">Conta de bolso</w:t>
       </w:r>
     </w:p>
-    <w:bookmarkStart w:id="60" w:name="quanto-vale-o-seu-real-lá"/>
+    <w:bookmarkStart w:id="62" w:name="quanto-vale-o-seu-real-lá"/>
     <w:p>
       <w:pPr>
         <w:pStyle w:val="Heading2"/>
@@ -5782,7 +6005,7 @@
         <w:t xml:space="preserve">Pegue o número da sua reserva e multiplique por 2,25. Anote: esse é o seu poder de compra em bolivianos.</w:t>
       </w:r>
     </w:p>
-    <w:bookmarkEnd w:id="60"/>
+    <w:bookmarkEnd w:id="62"/>
     <w:p>
       <w:r>
         <w:pict>
@@ -5798,7 +6021,7 @@
         <w:t xml:space="preserve">Imóveis de alto padrão</w:t>
       </w:r>
     </w:p>
-    <w:bookmarkStart w:id="61" w:name="apê-no-leblon-compra-8-na-bolívia"/>
+    <w:bookmarkStart w:id="63" w:name="apê-no-leblon-compra-8-na-bolívia"/>
     <w:p>
       <w:pPr>
         <w:pStyle w:val="Heading1"/>
@@ -5941,7 +6164,7 @@
         </w:tc>
       </w:tr>
     </w:tbl>
-    <w:bookmarkEnd w:id="61"/>
+    <w:bookmarkEnd w:id="63"/>
     <w:p>
       <w:r>
         <w:pict>
@@ -5949,7 +6172,7 @@
         </w:pict>
       </w:r>
     </w:p>
-    <w:bookmarkStart w:id="62" w:name="o-metro-quadrado-lado-a-lado"/>
+    <w:bookmarkStart w:id="64" w:name="o-metro-quadrado-lado-a-lado"/>
     <w:p>
       <w:pPr>
         <w:pStyle w:val="Heading2"/>
@@ -5988,7 +6211,7 @@
         <w:t xml:space="preserve">menos que o da Barra</w:t>
       </w:r>
     </w:p>
-    <w:bookmarkEnd w:id="62"/>
+    <w:bookmarkEnd w:id="64"/>
     <w:p>
       <w:r>
         <w:pict>
@@ -5996,7 +6219,7 @@
         </w:pict>
       </w:r>
     </w:p>
-    <w:bookmarkStart w:id="63" w:name="X401d4d36ddeebcbe924cdc5f92d45f832365c11"/>
+    <w:bookmarkStart w:id="65" w:name="X401d4d36ddeebcbe924cdc5f92d45f832365c11"/>
     <w:p>
       <w:pPr>
         <w:pStyle w:val="Heading2"/>
@@ -6394,7 +6617,7 @@
         <w:t xml:space="preserve">Encontre o seu bairro (ou o mais parecido) e anote quantos apês você teria na Bolívia.</w:t>
       </w:r>
     </w:p>
-    <w:bookmarkEnd w:id="63"/>
+    <w:bookmarkEnd w:id="65"/>
     <w:p>
       <w:r>
         <w:pict>
@@ -6410,7 +6633,7 @@
         <w:t xml:space="preserve">Santa Cruz de la Sierra</w:t>
       </w:r>
     </w:p>
-    <w:bookmarkStart w:id="66" w:name="Xaf59a008c0dd63116eee3f5538a71e222c679a0"/>
+    <w:bookmarkStart w:id="68" w:name="Xaf59a008c0dd63116eee3f5538a71e222c679a0"/>
     <w:p>
       <w:pPr>
         <w:pStyle w:val="Heading2"/>
@@ -6419,7 +6642,7 @@
         <w:t xml:space="preserve">Equipetrol e Urubó: onde mora quem tem dinheiro</w:t>
       </w:r>
     </w:p>
-    <w:bookmarkStart w:id="64" w:name="equipetrol"/>
+    <w:bookmarkStart w:id="66" w:name="equipetrol"/>
     <w:p>
       <w:pPr>
         <w:pStyle w:val="Heading3"/>
@@ -6462,8 +6685,8 @@
         <w:t xml:space="preserve">Ex.: 168 m² por US$ 220 mil.</w:t>
       </w:r>
     </w:p>
-    <w:bookmarkEnd w:id="64"/>
-    <w:bookmarkStart w:id="65" w:name="urubó"/>
+    <w:bookmarkEnd w:id="66"/>
+    <w:bookmarkStart w:id="67" w:name="urubó"/>
     <w:p>
       <w:pPr>
         <w:pStyle w:val="Heading3"/>
@@ -6506,7 +6729,7 @@
         <w:t xml:space="preserve">Ex.: casa de 400 m² construídos por US$ 480 mil.</w:t>
       </w:r>
     </w:p>
-    <w:bookmarkEnd w:id="65"/>
+    <w:bookmarkEnd w:id="67"/>
     <w:p>
       <w:pPr>
         <w:pStyle w:val="BodyText"/>
@@ -6533,7 +6756,7 @@
         <w:t xml:space="preserve">Uma casa de 400 m² em condomínio pelo preço de um apê de 140 m² em Pinheiros.</w:t>
       </w:r>
     </w:p>
-    <w:bookmarkEnd w:id="66"/>
+    <w:bookmarkEnd w:id="68"/>
     <w:p>
       <w:r>
         <w:pict>
@@ -6549,7 +6772,7 @@
         <w:t xml:space="preserve">La Paz e o resto</w:t>
       </w:r>
     </w:p>
-    <w:bookmarkStart w:id="67" w:name="calacoto-a-zona-sul-de-la-paz"/>
+    <w:bookmarkStart w:id="69" w:name="calacoto-a-zona-sul-de-la-paz"/>
     <w:p>
       <w:pPr>
         <w:pStyle w:val="Heading2"/>
@@ -6641,7 +6864,7 @@
         <w:t xml:space="preserve">[PEDIR AO AUTOR: 3 anúncios reais de venda que você viu, com cidade, bairro, m² e preço]</w:t>
       </w:r>
     </w:p>
-    <w:bookmarkEnd w:id="67"/>
+    <w:bookmarkEnd w:id="69"/>
     <w:p>
       <w:r>
         <w:pict>
@@ -6657,7 +6880,7 @@
         <w:t xml:space="preserve">Antes de comprar</w:t>
       </w:r>
     </w:p>
-    <w:bookmarkStart w:id="68" w:name="regras-para-não-cair-em-armadilha"/>
+    <w:bookmarkStart w:id="70" w:name="regras-para-não-cair-em-armadilha"/>
     <w:p>
       <w:pPr>
         <w:pStyle w:val="Heading2"/>
@@ -6670,7 +6893,7 @@
       <w:pPr>
         <w:numPr>
           <w:ilvl w:val="0"/>
-          <w:numId w:val="1009"/>
+          <w:numId w:val="1010"/>
         </w:numPr>
         <w:pStyle w:val="Compact"/>
       </w:pPr>
@@ -6692,7 +6915,7 @@
       <w:pPr>
         <w:numPr>
           <w:ilvl w:val="0"/>
-          <w:numId w:val="1009"/>
+          <w:numId w:val="1010"/>
         </w:numPr>
         <w:pStyle w:val="Compact"/>
       </w:pPr>
@@ -6714,7 +6937,7 @@
       <w:pPr>
         <w:numPr>
           <w:ilvl w:val="0"/>
-          <w:numId w:val="1009"/>
+          <w:numId w:val="1010"/>
         </w:numPr>
         <w:pStyle w:val="Compact"/>
       </w:pPr>
@@ -6736,7 +6959,7 @@
       <w:pPr>
         <w:numPr>
           <w:ilvl w:val="0"/>
-          <w:numId w:val="1009"/>
+          <w:numId w:val="1010"/>
         </w:numPr>
         <w:pStyle w:val="Compact"/>
       </w:pPr>
@@ -6758,7 +6981,7 @@
       <w:pPr>
         <w:numPr>
           <w:ilvl w:val="0"/>
-          <w:numId w:val="1009"/>
+          <w:numId w:val="1010"/>
         </w:numPr>
         <w:pStyle w:val="Compact"/>
       </w:pPr>
@@ -6805,7 +7028,7 @@
         <w:t xml:space="preserve">Abra um portal de imóveis boliviano hoje e salve 3 anúncios no bairro que você gostou.</w:t>
       </w:r>
     </w:p>
-    <w:bookmarkEnd w:id="68"/>
+    <w:bookmarkEnd w:id="70"/>
     <w:p>
       <w:r>
         <w:pict>
@@ -6821,7 +7044,7 @@
         <w:t xml:space="preserve">Aluguel</w:t>
       </w:r>
     </w:p>
-    <w:bookmarkStart w:id="69" w:name="aluguel-de-100-m²-r-6.578-em-sp"/>
+    <w:bookmarkStart w:id="71" w:name="aluguel-de-100-m²-r-6.578-em-sp"/>
     <w:p>
       <w:pPr>
         <w:pStyle w:val="Heading1"/>
@@ -7049,7 +7272,7 @@
         <w:t xml:space="preserve">Pelo aluguel de 1 mês em São Paulo, você paga até 7 meses em Cochabamba.</w:t>
       </w:r>
     </w:p>
-    <w:bookmarkEnd w:id="69"/>
+    <w:bookmarkEnd w:id="71"/>
     <w:p>
       <w:r>
         <w:pict>
@@ -7065,7 +7288,7 @@
         <w:t xml:space="preserve">Coisa de boliviano</w:t>
       </w:r>
     </w:p>
-    <w:bookmarkStart w:id="71" w:name="anticrético-morar-sem-pagar-aluguel"/>
+    <w:bookmarkStart w:id="73" w:name="anticrético-morar-sem-pagar-aluguel"/>
     <w:p>
       <w:pPr>
         <w:pStyle w:val="Heading2"/>
@@ -7155,7 +7378,7 @@
         <w:t xml:space="preserve">Recebe tudo de volta</w:t>
       </w:r>
     </w:p>
-    <w:bookmarkStart w:id="70" w:name="exemplo-numérico-ilustrativo"/>
+    <w:bookmarkStart w:id="72" w:name="exemplo-numérico-ilustrativo"/>
     <w:p>
       <w:pPr>
         <w:pStyle w:val="Heading3"/>
@@ -7288,8 +7511,8 @@
         <w:t xml:space="preserve">Custos: inscrição em Derechos Reales (~0,5% do valor cadastral) e RC-IVA de 10% ao ano sobre o valor do contrato, pago por trimestre.</w:t>
       </w:r>
     </w:p>
-    <w:bookmarkEnd w:id="70"/>
-    <w:bookmarkEnd w:id="71"/>
+    <w:bookmarkEnd w:id="72"/>
+    <w:bookmarkEnd w:id="73"/>
     <w:p>
       <w:r>
         <w:pict>
@@ -7305,7 +7528,7 @@
         <w:t xml:space="preserve">Riscos do anticrético</w:t>
       </w:r>
     </w:p>
-    <w:bookmarkStart w:id="72" w:name="o-golpe-que-você-precisa-conhecer"/>
+    <w:bookmarkStart w:id="74" w:name="o-golpe-que-você-precisa-conhecer"/>
     <w:p>
       <w:pPr>
         <w:pStyle w:val="Heading2"/>
@@ -7336,7 +7559,7 @@
       <w:pPr>
         <w:numPr>
           <w:ilvl w:val="0"/>
-          <w:numId w:val="1010"/>
+          <w:numId w:val="1011"/>
         </w:numPr>
         <w:pStyle w:val="Compact"/>
       </w:pPr>
@@ -7358,7 +7581,7 @@
       <w:pPr>
         <w:numPr>
           <w:ilvl w:val="0"/>
-          <w:numId w:val="1010"/>
+          <w:numId w:val="1011"/>
         </w:numPr>
         <w:pStyle w:val="Compact"/>
       </w:pPr>
@@ -7386,7 +7609,7 @@
       <w:pPr>
         <w:numPr>
           <w:ilvl w:val="0"/>
-          <w:numId w:val="1010"/>
+          <w:numId w:val="1011"/>
         </w:numPr>
         <w:pStyle w:val="Compact"/>
       </w:pPr>
@@ -7411,7 +7634,7 @@
       <w:pPr>
         <w:numPr>
           <w:ilvl w:val="0"/>
-          <w:numId w:val="1010"/>
+          <w:numId w:val="1011"/>
         </w:numPr>
         <w:pStyle w:val="Compact"/>
       </w:pPr>
@@ -7423,7 +7646,7 @@
       <w:pPr>
         <w:numPr>
           <w:ilvl w:val="0"/>
-          <w:numId w:val="1010"/>
+          <w:numId w:val="1011"/>
         </w:numPr>
         <w:pStyle w:val="Compact"/>
       </w:pPr>
@@ -7465,7 +7688,7 @@
         <w:t xml:space="preserve">Se o anticrético te interessou, anote: “folio real + Derechos Reales + moeda da devolução”. São as 3 palavras que salvam você.</w:t>
       </w:r>
     </w:p>
-    <w:bookmarkEnd w:id="72"/>
+    <w:bookmarkEnd w:id="74"/>
     <w:p>
       <w:r>
         <w:pict>
@@ -7473,7 +7696,7 @@
         </w:pict>
       </w:r>
     </w:p>
-    <w:bookmarkStart w:id="73" w:name="alugar-anticrético-ou-comprar"/>
+    <w:bookmarkStart w:id="75" w:name="alugar-anticrético-ou-comprar"/>
     <w:p>
       <w:pPr>
         <w:pStyle w:val="Heading2"/>
@@ -7711,7 +7934,7 @@
         <w:t xml:space="preserve">Ninguém compra no escuro. Primeiro você mora, depois você investe.</w:t>
       </w:r>
     </w:p>
-    <w:bookmarkEnd w:id="73"/>
+    <w:bookmarkEnd w:id="75"/>
     <w:p>
       <w:r>
         <w:pict>
@@ -7727,7 +7950,7 @@
         <w:t xml:space="preserve">Carros</w:t>
       </w:r>
     </w:p>
-    <w:bookmarkStart w:id="74" w:name="mustang-por-r-69-mil"/>
+    <w:bookmarkStart w:id="76" w:name="mustang-por-r-69-mil"/>
     <w:p>
       <w:pPr>
         <w:pStyle w:val="Heading1"/>
@@ -8017,7 +8240,7 @@
         </w:tc>
       </w:tr>
     </w:tbl>
-    <w:bookmarkEnd w:id="74"/>
+    <w:bookmarkEnd w:id="76"/>
     <w:p>
       <w:r>
         <w:pict>
@@ -8025,7 +8248,7 @@
         </w:pict>
       </w:r>
     </w:p>
-    <w:bookmarkStart w:id="76" w:name="por-que-o-carro-é-tão-barato-lá"/>
+    <w:bookmarkStart w:id="78" w:name="por-que-o-carro-é-tão-barato-lá"/>
     <w:p>
       <w:pPr>
         <w:pStyle w:val="Heading2"/>
@@ -8038,7 +8261,7 @@
       <w:pPr>
         <w:numPr>
           <w:ilvl w:val="0"/>
-          <w:numId w:val="1011"/>
+          <w:numId w:val="1012"/>
         </w:numPr>
         <w:pStyle w:val="Compact"/>
       </w:pPr>
@@ -8060,7 +8283,7 @@
       <w:pPr>
         <w:numPr>
           <w:ilvl w:val="0"/>
-          <w:numId w:val="1011"/>
+          <w:numId w:val="1012"/>
         </w:numPr>
         <w:pStyle w:val="Compact"/>
       </w:pPr>
@@ -8078,7 +8301,7 @@
         <w:t xml:space="preserve">Com a crise do dólar, muita gente quer vender rápido.</w:t>
       </w:r>
     </w:p>
-    <w:bookmarkStart w:id="75" w:name="o-segredo-do-anúncio-em-bs"/>
+    <w:bookmarkStart w:id="77" w:name="o-segredo-do-anúncio-em-bs"/>
     <w:p>
       <w:pPr>
         <w:pStyle w:val="Heading3"/>
@@ -8108,7 +8331,7 @@
         <w:t xml:space="preserve">, não em dólar. O anúncio em Bs muitas vezes foi feito antes da flutuação e ainda usa a cabeça do câmbio antigo.</w:t>
       </w:r>
     </w:p>
-    <w:bookmarkEnd w:id="75"/>
+    <w:bookmarkEnd w:id="77"/>
     <w:p>
       <w:pPr>
         <w:pStyle w:val="BodyText"/>
@@ -8131,7 +8354,7 @@
         <w:t xml:space="preserve">Enquanto aqui você paga IPVA de carro velho, lá você troca de carro com o troco do apê.</w:t>
       </w:r>
     </w:p>
-    <w:bookmarkEnd w:id="76"/>
+    <w:bookmarkEnd w:id="78"/>
     <w:p>
       <w:r>
         <w:pict>
@@ -8147,7 +8370,7 @@
         <w:t xml:space="preserve">Comparador</w:t>
       </w:r>
     </w:p>
-    <w:bookmarkStart w:id="77" w:name="mais-5-pares-de-anúncios"/>
+    <w:bookmarkStart w:id="79" w:name="mais-5-pares-de-anúncios"/>
     <w:p>
       <w:pPr>
         <w:pStyle w:val="Heading2"/>
@@ -8407,7 +8630,7 @@
         <w:t xml:space="preserve">Escolha o carro dos seus sonhos. Procure o preço dele no Brasil e em um anúncio em Bs na Bolívia. Divida e veja o seu multiplicador.</w:t>
       </w:r>
     </w:p>
-    <w:bookmarkEnd w:id="77"/>
+    <w:bookmarkEnd w:id="79"/>
     <w:p>
       <w:r>
         <w:pict>
@@ -8415,7 +8638,7 @@
         </w:pict>
       </w:r>
     </w:p>
-    <w:bookmarkStart w:id="78" w:name="e-a-gasolina"/>
+    <w:bookmarkStart w:id="80" w:name="e-a-gasolina"/>
     <w:p>
       <w:pPr>
         <w:pStyle w:val="Heading2"/>
@@ -8586,7 +8809,7 @@
         <w:t xml:space="preserve">.</w:t>
       </w:r>
     </w:p>
-    <w:bookmarkEnd w:id="78"/>
+    <w:bookmarkEnd w:id="80"/>
     <w:p>
       <w:r>
         <w:pict>
@@ -8602,7 +8825,7 @@
         <w:t xml:space="preserve">Custo de vida</w:t>
       </w:r>
     </w:p>
-    <w:bookmarkStart w:id="79" w:name="o-prato-feito-chegou-a-r-3190"/>
+    <w:bookmarkStart w:id="81" w:name="o-prato-feito-chegou-a-r-3190"/>
     <w:p>
       <w:pPr>
         <w:pStyle w:val="Heading1"/>
@@ -8776,7 +8999,7 @@
         <w:t xml:space="preserve">Um mês inteiro de almoço na Bolívia custa menos que 12 pratos feitos aqui.</w:t>
       </w:r>
     </w:p>
-    <w:bookmarkEnd w:id="79"/>
+    <w:bookmarkEnd w:id="81"/>
     <w:p>
       <w:r>
         <w:pict>
@@ -8784,7 +9007,7 @@
         </w:pict>
       </w:r>
     </w:p>
-    <w:bookmarkStart w:id="80" w:name="o-seu-multiplicador"/>
+    <w:bookmarkStart w:id="82" w:name="o-seu-multiplicador"/>
     <w:p>
       <w:pPr>
         <w:pStyle w:val="Heading2"/>
@@ -9154,7 +9377,7 @@
         <w:t xml:space="preserve">Preencha a tabela a lápis. Se o seu multiplicador passar de 2, este curso já se pagou centenas de vezes.</w:t>
       </w:r>
     </w:p>
-    <w:bookmarkEnd w:id="80"/>
+    <w:bookmarkEnd w:id="82"/>
     <w:p>
       <w:r>
         <w:pict>
@@ -9170,7 +9393,7 @@
         <w:t xml:space="preserve">3 orçamentos</w:t>
       </w:r>
     </w:p>
-    <w:bookmarkStart w:id="84" w:name="quanto-custa-viver-bem-lá"/>
+    <w:bookmarkStart w:id="86" w:name="quanto-custa-viver-bem-lá"/>
     <w:p>
       <w:pPr>
         <w:pStyle w:val="Heading2"/>
@@ -9179,7 +9402,7 @@
         <w:t xml:space="preserve">Quanto custa viver bem lá</w:t>
       </w:r>
     </w:p>
-    <w:bookmarkStart w:id="81" w:name="solteiro"/>
+    <w:bookmarkStart w:id="83" w:name="solteiro"/>
     <w:p>
       <w:pPr>
         <w:pStyle w:val="Heading3"/>
@@ -9206,8 +9429,8 @@
         <w:t xml:space="preserve">(≈ R$ 5.990). Média do país.</w:t>
       </w:r>
     </w:p>
-    <w:bookmarkEnd w:id="81"/>
-    <w:bookmarkStart w:id="82" w:name="casal-confortável-em-santa-cruz"/>
+    <w:bookmarkEnd w:id="83"/>
+    <w:bookmarkStart w:id="84" w:name="casal-confortável-em-santa-cruz"/>
     <w:p>
       <w:pPr>
         <w:pStyle w:val="Heading3"/>
@@ -9234,8 +9457,8 @@
         <w:t xml:space="preserve">(≈ R$ 4.800 a 6.950). Apartamento bom, restaurante e lazer.</w:t>
       </w:r>
     </w:p>
-    <w:bookmarkEnd w:id="82"/>
-    <w:bookmarkStart w:id="83" w:name="família-com-2-filhos"/>
+    <w:bookmarkEnd w:id="84"/>
+    <w:bookmarkStart w:id="85" w:name="família-com-2-filhos"/>
     <w:p>
       <w:pPr>
         <w:pStyle w:val="Heading3"/>
@@ -9258,7 +9481,7 @@
         <w:t xml:space="preserve">[PEDIR AO AUTOR: orçamento real de família na sua cidade]</w:t>
       </w:r>
     </w:p>
-    <w:bookmarkEnd w:id="83"/>
+    <w:bookmarkEnd w:id="85"/>
     <w:p>
       <w:pPr>
         <w:pStyle w:val="BodyText"/>
@@ -9287,7 +9510,7 @@
         <w:t xml:space="preserve">O aluguel de 100 m² em SP paga o mês de um casal em Santa Cruz.</w:t>
       </w:r>
     </w:p>
-    <w:bookmarkEnd w:id="84"/>
+    <w:bookmarkEnd w:id="86"/>
     <w:p>
       <w:r>
         <w:pict>
@@ -9303,7 +9526,7 @@
         <w:t xml:space="preserve">Resultado do autor</w:t>
       </w:r>
     </w:p>
-    <w:bookmarkStart w:id="85" w:name="eu-vivo-com-r-1.106-por-mês"/>
+    <w:bookmarkStart w:id="87" w:name="eu-vivo-com-r-1.106-por-mês"/>
     <w:p>
       <w:pPr>
         <w:pStyle w:val="Heading1"/>
@@ -9521,7 +9744,7 @@
         <w:t xml:space="preserve">Depende do bairro, de dividir o apê e do seu padrão de consumo. Morando sozinho no mesmo apê, o custo seria cerca de R$ 1.917 por mês (aluguel inteiro + as mesmas despesas).</w:t>
       </w:r>
     </w:p>
-    <w:bookmarkEnd w:id="85"/>
+    <w:bookmarkEnd w:id="87"/>
     <w:p>
       <w:r>
         <w:pict>
@@ -9537,7 +9760,7 @@
         <w:t xml:space="preserve">Resultado do autor</w:t>
       </w:r>
     </w:p>
-    <w:bookmarkStart w:id="92" w:name="almoço-bs-27.-jantar-com-vinho-bs-120."/>
+    <w:bookmarkStart w:id="94" w:name="almoço-bs-27.-jantar-com-vinho-bs-120."/>
     <w:p>
       <w:pPr>
         <w:pStyle w:val="Heading1"/>
@@ -9577,18 +9800,18 @@
                 <wp:inline>
                   <wp:extent cx="5334000" cy="7112000"/>
                   <wp:effectExtent b="0" l="0" r="0" t="0"/>
-                  <wp:docPr descr="Prato de almoço com arroz, carne, purê e farofa" title="" id="87" name="Picture"/>
+                  <wp:docPr descr="Prato de almoço com arroz, carne, purê e farofa" title="" id="89" name="Picture"/>
                   <a:graphic>
                     <a:graphicData uri="http://schemas.openxmlformats.org/drawingml/2006/picture">
                       <pic:pic>
                         <pic:nvPicPr>
-                          <pic:cNvPr descr="../src/img/almoco-27bs.jpg" id="88" name="Picture"/>
+                          <pic:cNvPr descr="../src/img/almoco-27bs.jpg" id="90" name="Picture"/>
                           <pic:cNvPicPr>
                             <a:picLocks noChangeArrowheads="1" noChangeAspect="1"/>
                           </pic:cNvPicPr>
                         </pic:nvPicPr>
                         <pic:blipFill>
-                          <a:blip r:embed="rId86"/>
+                          <a:blip r:embed="rId88"/>
                           <a:stretch>
                             <a:fillRect/>
                           </a:stretch>
@@ -9652,18 +9875,18 @@
                 <wp:inline>
                   <wp:extent cx="5334000" cy="7112000"/>
                   <wp:effectExtent b="0" l="0" r="0" t="0"/>
-                  <wp:docPr descr="Jantar com filé, massa e vinho rosé à luz de vela" title="" id="90" name="Picture"/>
+                  <wp:docPr descr="Jantar com filé, massa e vinho rosé à luz de vela" title="" id="92" name="Picture"/>
                   <a:graphic>
                     <a:graphicData uri="http://schemas.openxmlformats.org/drawingml/2006/picture">
                       <pic:pic>
                         <pic:nvPicPr>
-                          <pic:cNvPr descr="../src/img/jantar-cantonata.jpg" id="91" name="Picture"/>
+                          <pic:cNvPr descr="../src/img/jantar-cantonata.jpg" id="93" name="Picture"/>
                           <pic:cNvPicPr>
                             <a:picLocks noChangeArrowheads="1" noChangeAspect="1"/>
                           </pic:cNvPicPr>
                         </pic:nvPicPr>
                         <pic:blipFill>
-                          <a:blip r:embed="rId89"/>
+                          <a:blip r:embed="rId91"/>
                           <a:stretch>
                             <a:fillRect/>
                           </a:stretch>
@@ -9851,7 +10074,7 @@
         <w:t xml:space="preserve">quase 3 vezes mais barato</w:t>
       </w:r>
     </w:p>
-    <w:bookmarkEnd w:id="92"/>
+    <w:bookmarkEnd w:id="94"/>
     <w:p>
       <w:r>
         <w:pict>
@@ -9867,7 +10090,7 @@
         <w:t xml:space="preserve">Jantar de rei</w:t>
       </w:r>
     </w:p>
-    <w:bookmarkStart w:id="99" w:name="X5e92d9223d6c3750639f0695f9eb3152a21e8a9"/>
+    <w:bookmarkStart w:id="101" w:name="X5e92d9223d6c3750639f0695f9eb3152a21e8a9"/>
     <w:p>
       <w:pPr>
         <w:pStyle w:val="Heading2"/>
@@ -9885,18 +10108,18 @@
           <wp:inline>
             <wp:extent cx="5334000" cy="7112000"/>
             <wp:effectExtent b="0" l="0" r="0" t="0"/>
-            <wp:docPr descr="Parede de prêmios e reportagens do restaurante La Cantonata" title="" id="94" name="Picture"/>
+            <wp:docPr descr="Parede de prêmios e reportagens do restaurante La Cantonata" title="" id="96" name="Picture"/>
             <a:graphic>
               <a:graphicData uri="http://schemas.openxmlformats.org/drawingml/2006/picture">
                 <pic:pic>
                   <pic:nvPicPr>
-                    <pic:cNvPr descr="../src/img/premios-cantonata.jpg" id="95" name="Picture"/>
+                    <pic:cNvPr descr="../src/img/premios-cantonata.jpg" id="97" name="Picture"/>
                     <pic:cNvPicPr>
                       <a:picLocks noChangeArrowheads="1" noChangeAspect="1"/>
                     </pic:cNvPicPr>
                   </pic:nvPicPr>
                   <pic:blipFill>
-                    <a:blip r:embed="rId93"/>
+                    <a:blip r:embed="rId95"/>
                     <a:stretch>
                       <a:fillRect/>
                     </a:stretch>
@@ -9940,18 +10163,18 @@
           <wp:inline>
             <wp:extent cx="5334000" cy="7112000"/>
             <wp:effectExtent b="0" l="0" r="0" t="0"/>
-            <wp:docPr descr="Cardápio de massas com preços em bolivianos" title="" id="97" name="Picture"/>
+            <wp:docPr descr="Cardápio de massas com preços em bolivianos" title="" id="99" name="Picture"/>
             <a:graphic>
               <a:graphicData uri="http://schemas.openxmlformats.org/drawingml/2006/picture">
                 <pic:pic>
                   <pic:nvPicPr>
-                    <pic:cNvPr descr="../src/img/cardapio-cantonata.jpg" id="98" name="Picture"/>
+                    <pic:cNvPr descr="../src/img/cardapio-cantonata.jpg" id="100" name="Picture"/>
                     <pic:cNvPicPr>
                       <a:picLocks noChangeArrowheads="1" noChangeAspect="1"/>
                     </pic:cNvPicPr>
                   </pic:nvPicPr>
                   <pic:blipFill>
-                    <a:blip r:embed="rId96"/>
+                    <a:blip r:embed="rId98"/>
                     <a:stretch>
                       <a:fillRect/>
                     </a:stretch>
@@ -10121,7 +10344,7 @@
         <w:t xml:space="preserve">Aqui, R$ 60 paga um almoço com sobremesa. Lá, um jantar premiado com vinho.</w:t>
       </w:r>
     </w:p>
-    <w:bookmarkEnd w:id="99"/>
+    <w:bookmarkEnd w:id="101"/>
     <w:p>
       <w:r>
         <w:pict>
@@ -10137,7 +10360,7 @@
         <w:t xml:space="preserve">Sem enganação</w:t>
       </w:r>
     </w:p>
-    <w:bookmarkStart w:id="100" w:name="o-que-não-é-barato-na-bolívia"/>
+    <w:bookmarkStart w:id="102" w:name="o-que-não-é-barato-na-bolívia"/>
     <w:p>
       <w:pPr>
         <w:pStyle w:val="Heading2"/>
@@ -10158,7 +10381,7 @@
       <w:pPr>
         <w:numPr>
           <w:ilvl w:val="0"/>
-          <w:numId w:val="1012"/>
+          <w:numId w:val="1013"/>
         </w:numPr>
         <w:pStyle w:val="Compact"/>
       </w:pPr>
@@ -10180,7 +10403,7 @@
       <w:pPr>
         <w:numPr>
           <w:ilvl w:val="0"/>
-          <w:numId w:val="1012"/>
+          <w:numId w:val="1013"/>
         </w:numPr>
         <w:pStyle w:val="Compact"/>
       </w:pPr>
@@ -10199,7 +10422,7 @@
       <w:pPr>
         <w:numPr>
           <w:ilvl w:val="0"/>
-          <w:numId w:val="1012"/>
+          <w:numId w:val="1013"/>
         </w:numPr>
         <w:pStyle w:val="Compact"/>
       </w:pPr>
@@ -10218,7 +10441,7 @@
       <w:pPr>
         <w:numPr>
           <w:ilvl w:val="0"/>
-          <w:numId w:val="1012"/>
+          <w:numId w:val="1013"/>
         </w:numPr>
         <w:pStyle w:val="Compact"/>
       </w:pPr>
@@ -10237,7 +10460,7 @@
       <w:pPr>
         <w:numPr>
           <w:ilvl w:val="0"/>
-          <w:numId w:val="1012"/>
+          <w:numId w:val="1013"/>
         </w:numPr>
         <w:pStyle w:val="Compact"/>
       </w:pPr>
@@ -10278,7 +10501,7 @@
         <w:t xml:space="preserve">Liste 3 coisas importadas que você usa muito (ex.: iPhone, whey, peças de carro). Planeje comprar no Brasil antes de ir ou pesquise o preço lá.</w:t>
       </w:r>
     </w:p>
-    <w:bookmarkEnd w:id="100"/>
+    <w:bookmarkEnd w:id="102"/>
     <w:p>
       <w:r>
         <w:pict>
@@ -10294,7 +10517,7 @@
         <w:t xml:space="preserve">Simulação rápida</w:t>
       </w:r>
     </w:p>
-    <w:bookmarkStart w:id="101" w:name="sua-reserva-vira-quantos-meses"/>
+    <w:bookmarkStart w:id="103" w:name="sua-reserva-vira-quantos-meses"/>
     <w:p>
       <w:pPr>
         <w:pStyle w:val="Heading2"/>
@@ -10548,7 +10771,7 @@
         <w:t xml:space="preserve">.</w:t>
       </w:r>
     </w:p>
-    <w:bookmarkEnd w:id="101"/>
+    <w:bookmarkEnd w:id="103"/>
     <w:p>
       <w:r>
         <w:pict>
@@ -10564,7 +10787,7 @@
         <w:t xml:space="preserve">Saúde</w:t>
       </w:r>
     </w:p>
-    <w:bookmarkStart w:id="104" w:name="X24333425d5af45312551eb1de47bb6a97979adf"/>
+    <w:bookmarkStart w:id="106" w:name="X24333425d5af45312551eb1de47bb6a97979adf"/>
     <w:p>
       <w:pPr>
         <w:pStyle w:val="Heading1"/>
@@ -10702,7 +10925,7 @@
         <w:t xml:space="preserve">.</w:t>
       </w:r>
     </w:p>
-    <w:bookmarkStart w:id="102" w:name="brasil"/>
+    <w:bookmarkStart w:id="104" w:name="brasil"/>
     <w:p>
       <w:pPr>
         <w:pStyle w:val="Heading3"/>
@@ -10719,8 +10942,8 @@
         <w:t xml:space="preserve">Plano de saúde caro e reajuste todo ano.</w:t>
       </w:r>
     </w:p>
-    <w:bookmarkEnd w:id="102"/>
-    <w:bookmarkStart w:id="103" w:name="bolívia"/>
+    <w:bookmarkEnd w:id="104"/>
+    <w:bookmarkStart w:id="105" w:name="bolívia"/>
     <w:p>
       <w:pPr>
         <w:pStyle w:val="Heading3"/>
@@ -10743,8 +10966,8 @@
         <w:t xml:space="preserve">[PEDIR AO AUTOR: preço de consulta e de seguro]</w:t>
       </w:r>
     </w:p>
-    <w:bookmarkEnd w:id="103"/>
-    <w:bookmarkEnd w:id="104"/>
+    <w:bookmarkEnd w:id="105"/>
+    <w:bookmarkEnd w:id="106"/>
     <w:p>
       <w:r>
         <w:pict>
@@ -10752,7 +10975,7 @@
         </w:pict>
       </w:r>
     </w:p>
-    <w:bookmarkStart w:id="105" w:name="seu-kit-saúde-antes-de-ir"/>
+    <w:bookmarkStart w:id="107" w:name="seu-kit-saúde-antes-de-ir"/>
     <w:p>
       <w:pPr>
         <w:pStyle w:val="Heading2"/>
@@ -10765,7 +10988,7 @@
       <w:pPr>
         <w:numPr>
           <w:ilvl w:val="0"/>
-          <w:numId w:val="1013"/>
+          <w:numId w:val="1014"/>
         </w:numPr>
         <w:pStyle w:val="Compact"/>
       </w:pPr>
@@ -10787,7 +11010,7 @@
       <w:pPr>
         <w:numPr>
           <w:ilvl w:val="0"/>
-          <w:numId w:val="1013"/>
+          <w:numId w:val="1014"/>
         </w:numPr>
         <w:pStyle w:val="Compact"/>
       </w:pPr>
@@ -10809,7 +11032,7 @@
       <w:pPr>
         <w:numPr>
           <w:ilvl w:val="0"/>
-          <w:numId w:val="1013"/>
+          <w:numId w:val="1014"/>
         </w:numPr>
         <w:pStyle w:val="Compact"/>
       </w:pPr>
@@ -10821,7 +11044,7 @@
       <w:pPr>
         <w:numPr>
           <w:ilvl w:val="0"/>
-          <w:numId w:val="1013"/>
+          <w:numId w:val="1014"/>
         </w:numPr>
         <w:pStyle w:val="Compact"/>
       </w:pPr>
@@ -10833,7 +11056,7 @@
       <w:pPr>
         <w:numPr>
           <w:ilvl w:val="0"/>
-          <w:numId w:val="1013"/>
+          <w:numId w:val="1014"/>
         </w:numPr>
         <w:pStyle w:val="Compact"/>
       </w:pPr>
@@ -10845,7 +11068,7 @@
       <w:pPr>
         <w:numPr>
           <w:ilvl w:val="0"/>
-          <w:numId w:val="1013"/>
+          <w:numId w:val="1014"/>
         </w:numPr>
         <w:pStyle w:val="Compact"/>
       </w:pPr>
@@ -10890,7 +11113,7 @@
         <w:t xml:space="preserve">Tire hoje uma foto das suas receitas e marque a vacina de febre amarela se ainda não tiver o CIVP.</w:t>
       </w:r>
     </w:p>
-    <w:bookmarkEnd w:id="105"/>
+    <w:bookmarkEnd w:id="107"/>
     <w:p>
       <w:r>
         <w:pict>
@@ -10906,7 +11129,7 @@
         <w:t xml:space="preserve">Na prática</w:t>
       </w:r>
     </w:p>
-    <w:bookmarkStart w:id="106" w:name="quanto-custa-ficar-doente-lá"/>
+    <w:bookmarkStart w:id="108" w:name="quanto-custa-ficar-doente-lá"/>
     <w:p>
       <w:pPr>
         <w:pStyle w:val="Heading2"/>
@@ -11033,7 +11256,7 @@
         <w:t xml:space="preserve">[PEDIR AO AUTOR: preços reais de consulta, exames e seguro que você pagou]</w:t>
       </w:r>
     </w:p>
-    <w:bookmarkEnd w:id="106"/>
+    <w:bookmarkEnd w:id="108"/>
     <w:p>
       <w:r>
         <w:pict>
@@ -11049,7 +11272,7 @@
         <w:t xml:space="preserve">Educação</w:t>
       </w:r>
     </w:p>
-    <w:bookmarkStart w:id="107" w:name="medicina-r-9.500-aqui-r-750-lá"/>
+    <w:bookmarkStart w:id="109" w:name="medicina-r-9.500-aqui-r-750-lá"/>
     <w:p>
       <w:pPr>
         <w:pStyle w:val="Heading1"/>
@@ -11199,7 +11422,7 @@
         </w:tc>
       </w:tr>
     </w:tbl>
-    <w:bookmarkEnd w:id="107"/>
+    <w:bookmarkEnd w:id="109"/>
     <w:p>
       <w:r>
         <w:pict>
@@ -11207,7 +11430,7 @@
         </w:pict>
       </w:r>
     </w:p>
-    <w:bookmarkStart w:id="110" w:name="medicina-na-bolívia-o-que-ninguém-conta"/>
+    <w:bookmarkStart w:id="112" w:name="medicina-na-bolívia-o-que-ninguém-conta"/>
     <w:p>
       <w:pPr>
         <w:pStyle w:val="Heading2"/>
@@ -11216,7 +11439,7 @@
         <w:t xml:space="preserve">Medicina na Bolívia: o que ninguém conta</w:t>
       </w:r>
     </w:p>
-    <w:bookmarkStart w:id="108" w:name="a-favor"/>
+    <w:bookmarkStart w:id="110" w:name="a-favor"/>
     <w:p>
       <w:pPr>
         <w:pStyle w:val="Heading3"/>
@@ -11229,7 +11452,7 @@
       <w:pPr>
         <w:numPr>
           <w:ilvl w:val="0"/>
-          <w:numId w:val="1014"/>
+          <w:numId w:val="1015"/>
         </w:numPr>
         <w:pStyle w:val="Compact"/>
       </w:pPr>
@@ -11241,7 +11464,7 @@
       <w:pPr>
         <w:numPr>
           <w:ilvl w:val="0"/>
-          <w:numId w:val="1014"/>
+          <w:numId w:val="1015"/>
         </w:numPr>
         <w:pStyle w:val="Compact"/>
       </w:pPr>
@@ -11253,7 +11476,7 @@
       <w:pPr>
         <w:numPr>
           <w:ilvl w:val="0"/>
-          <w:numId w:val="1014"/>
+          <w:numId w:val="1015"/>
         </w:numPr>
         <w:pStyle w:val="Compact"/>
       </w:pPr>
@@ -11261,8 +11484,8 @@
         <w:t xml:space="preserve">Muitos brasileiros nas turmas</w:t>
       </w:r>
     </w:p>
-    <w:bookmarkEnd w:id="108"/>
-    <w:bookmarkStart w:id="109" w:name="atenção"/>
+    <w:bookmarkEnd w:id="110"/>
+    <w:bookmarkStart w:id="111" w:name="atenção"/>
     <w:p>
       <w:pPr>
         <w:pStyle w:val="Heading3"/>
@@ -11275,7 +11498,7 @@
       <w:pPr>
         <w:numPr>
           <w:ilvl w:val="0"/>
-          <w:numId w:val="1015"/>
+          <w:numId w:val="1016"/>
         </w:numPr>
         <w:pStyle w:val="Compact"/>
       </w:pPr>
@@ -11287,7 +11510,7 @@
       <w:pPr>
         <w:numPr>
           <w:ilvl w:val="0"/>
-          <w:numId w:val="1015"/>
+          <w:numId w:val="1016"/>
         </w:numPr>
         <w:pStyle w:val="Compact"/>
       </w:pPr>
@@ -11309,7 +11532,7 @@
       <w:pPr>
         <w:numPr>
           <w:ilvl w:val="0"/>
-          <w:numId w:val="1015"/>
+          <w:numId w:val="1016"/>
         </w:numPr>
         <w:pStyle w:val="Compact"/>
       </w:pPr>
@@ -11317,7 +11540,7 @@
         <w:t xml:space="preserve">Confira se o curso é reconhecido na Bolívia</w:t>
       </w:r>
     </w:p>
-    <w:bookmarkEnd w:id="109"/>
+    <w:bookmarkEnd w:id="111"/>
     <w:tbl>
       <w:tblPr>
         <w:tblStyle w:val="Table"/>
@@ -11460,7 +11683,7 @@
         <w:t xml:space="preserve">Seu filho médico, sem você vender a casa para pagar a faculdade.</w:t>
       </w:r>
     </w:p>
-    <w:bookmarkEnd w:id="110"/>
+    <w:bookmarkEnd w:id="112"/>
     <w:p>
       <w:r>
         <w:pict>
@@ -11476,7 +11699,7 @@
         <w:t xml:space="preserve">Escola para os filhos</w:t>
       </w:r>
     </w:p>
-    <w:bookmarkStart w:id="111" w:name="escolas-bilíngues-e-internacionais"/>
+    <w:bookmarkStart w:id="113" w:name="escolas-bilíngues-e-internacionais"/>
     <w:p>
       <w:pPr>
         <w:pStyle w:val="Heading2"/>
@@ -11652,7 +11875,7 @@
         <w:t xml:space="preserve">.</w:t>
       </w:r>
     </w:p>
-    <w:bookmarkEnd w:id="111"/>
+    <w:bookmarkEnd w:id="113"/>
     <w:p>
       <w:r>
         <w:pict>
@@ -11660,7 +11883,7 @@
         </w:pict>
       </w:r>
     </w:p>
-    <w:bookmarkStart w:id="112" w:name="e-a-ideologia-na-escola"/>
+    <w:bookmarkStart w:id="114" w:name="e-a-ideologia-na-escola"/>
     <w:p>
       <w:pPr>
         <w:pStyle w:val="Heading2"/>
@@ -11723,7 +11946,7 @@
       <w:pPr>
         <w:numPr>
           <w:ilvl w:val="0"/>
-          <w:numId w:val="1016"/>
+          <w:numId w:val="1017"/>
         </w:numPr>
         <w:pStyle w:val="Compact"/>
       </w:pPr>
@@ -11735,7 +11958,7 @@
       <w:pPr>
         <w:numPr>
           <w:ilvl w:val="0"/>
-          <w:numId w:val="1016"/>
+          <w:numId w:val="1017"/>
         </w:numPr>
         <w:pStyle w:val="Compact"/>
       </w:pPr>
@@ -11747,7 +11970,7 @@
       <w:pPr>
         <w:numPr>
           <w:ilvl w:val="0"/>
-          <w:numId w:val="1016"/>
+          <w:numId w:val="1017"/>
         </w:numPr>
         <w:pStyle w:val="Compact"/>
       </w:pPr>
@@ -11759,7 +11982,7 @@
       <w:pPr>
         <w:numPr>
           <w:ilvl w:val="0"/>
-          <w:numId w:val="1016"/>
+          <w:numId w:val="1017"/>
         </w:numPr>
         <w:pStyle w:val="Compact"/>
       </w:pPr>
@@ -11783,7 +12006,7 @@
         <w:t xml:space="preserve">Liste as 3 coisas que mais importam para você numa escola. Leve a lista na visita.</w:t>
       </w:r>
     </w:p>
-    <w:bookmarkEnd w:id="112"/>
+    <w:bookmarkEnd w:id="114"/>
     <w:p>
       <w:r>
         <w:pict>
@@ -11799,7 +12022,7 @@
         <w:t xml:space="preserve">Lazer</w:t>
       </w:r>
     </w:p>
-    <w:bookmarkStart w:id="113" w:name="X20dc5f382f96c60756bd7b6955b0d08891ccb33"/>
+    <w:bookmarkStart w:id="115" w:name="X20dc5f382f96c60756bd7b6955b0d08891ccb33"/>
     <w:p>
       <w:pPr>
         <w:pStyle w:val="Heading1"/>
@@ -11983,7 +12206,7 @@
         </w:tc>
       </w:tr>
     </w:tbl>
-    <w:bookmarkEnd w:id="113"/>
+    <w:bookmarkEnd w:id="115"/>
     <w:p>
       <w:r>
         <w:pict>
@@ -11991,7 +12214,7 @@
         </w:pict>
       </w:r>
     </w:p>
-    <w:bookmarkStart w:id="114" w:name="viver-como-rei-no-fim-de-semana"/>
+    <w:bookmarkStart w:id="116" w:name="viver-como-rei-no-fim-de-semana"/>
     <w:p>
       <w:pPr>
         <w:pStyle w:val="Heading2"/>
@@ -12168,7 +12391,7 @@
         <w:t xml:space="preserve">Aqui você trabalha para pagar boleto. Lá sobra para viver.</w:t>
       </w:r>
     </w:p>
-    <w:bookmarkEnd w:id="114"/>
+    <w:bookmarkEnd w:id="116"/>
     <w:p>
       <w:r>
         <w:pict>
@@ -12184,7 +12407,7 @@
         <w:t xml:space="preserve">Padrão de vida</w:t>
       </w:r>
     </w:p>
-    <w:bookmarkStart w:id="117" w:name="o-que-muda-no-seu-dia-a-dia"/>
+    <w:bookmarkStart w:id="119" w:name="o-que-muda-no-seu-dia-a-dia"/>
     <w:p>
       <w:pPr>
         <w:pStyle w:val="Heading2"/>
@@ -12193,7 +12416,7 @@
         <w:t xml:space="preserve">O que muda no seu dia a dia</w:t>
       </w:r>
     </w:p>
-    <w:bookmarkStart w:id="115" w:name="hoje-no-brasil"/>
+    <w:bookmarkStart w:id="117" w:name="hoje-no-brasil"/>
     <w:p>
       <w:pPr>
         <w:pStyle w:val="Heading3"/>
@@ -12206,7 +12429,7 @@
       <w:pPr>
         <w:numPr>
           <w:ilvl w:val="0"/>
-          <w:numId w:val="1017"/>
+          <w:numId w:val="1018"/>
         </w:numPr>
         <w:pStyle w:val="Compact"/>
       </w:pPr>
@@ -12218,7 +12441,7 @@
       <w:pPr>
         <w:numPr>
           <w:ilvl w:val="0"/>
-          <w:numId w:val="1017"/>
+          <w:numId w:val="1018"/>
         </w:numPr>
         <w:pStyle w:val="Compact"/>
       </w:pPr>
@@ -12230,7 +12453,7 @@
       <w:pPr>
         <w:numPr>
           <w:ilvl w:val="0"/>
-          <w:numId w:val="1017"/>
+          <w:numId w:val="1018"/>
         </w:numPr>
         <w:pStyle w:val="Compact"/>
       </w:pPr>
@@ -12238,8 +12461,8 @@
         <w:t xml:space="preserve">Viagem só a cada 2 anos</w:t>
       </w:r>
     </w:p>
-    <w:bookmarkEnd w:id="115"/>
-    <w:bookmarkStart w:id="116" w:name="na-bolívia"/>
+    <w:bookmarkEnd w:id="117"/>
+    <w:bookmarkStart w:id="118" w:name="na-bolívia"/>
     <w:p>
       <w:pPr>
         <w:pStyle w:val="Heading3"/>
@@ -12252,7 +12475,7 @@
       <w:pPr>
         <w:numPr>
           <w:ilvl w:val="0"/>
-          <w:numId w:val="1018"/>
+          <w:numId w:val="1019"/>
         </w:numPr>
         <w:pStyle w:val="Compact"/>
       </w:pPr>
@@ -12264,7 +12487,7 @@
       <w:pPr>
         <w:numPr>
           <w:ilvl w:val="0"/>
-          <w:numId w:val="1018"/>
+          <w:numId w:val="1019"/>
         </w:numPr>
         <w:pStyle w:val="Compact"/>
       </w:pPr>
@@ -12276,7 +12499,7 @@
       <w:pPr>
         <w:numPr>
           <w:ilvl w:val="0"/>
-          <w:numId w:val="1018"/>
+          <w:numId w:val="1019"/>
         </w:numPr>
         <w:pStyle w:val="Compact"/>
       </w:pPr>
@@ -12284,7 +12507,7 @@
         <w:t xml:space="preserve">Viagem todo feriado</w:t>
       </w:r>
     </w:p>
-    <w:bookmarkEnd w:id="116"/>
+    <w:bookmarkEnd w:id="118"/>
     <w:p>
       <w:pPr>
         <w:pStyle w:val="FirstParagraph"/>
@@ -12311,7 +12534,7 @@
         <w:t xml:space="preserve">Escreva 3 coisas que você faria todo mês se tivesse o dobro do dinheiro. Esse é o seu “porquê”.</w:t>
       </w:r>
     </w:p>
-    <w:bookmarkEnd w:id="117"/>
+    <w:bookmarkEnd w:id="119"/>
     <w:p>
       <w:r>
         <w:pict>
@@ -12327,7 +12550,7 @@
         <w:t xml:space="preserve">Simulador</w:t>
       </w:r>
     </w:p>
-    <w:bookmarkStart w:id="118" w:name="quanto-você-precisa-para-ir"/>
+    <w:bookmarkStart w:id="120" w:name="quanto-você-precisa-para-ir"/>
     <w:p>
       <w:pPr>
         <w:pStyle w:val="Heading1"/>
@@ -12704,7 +12927,7 @@
         <w:t xml:space="preserve">Meses de vida sem renda. Econômico: US$ 820 (solteiro sem aluguel, morando em imóvel próprio ou de família). Confortável: US$ 1.120. Casal alto: US$ 1.300.</w:t>
       </w:r>
     </w:p>
-    <w:bookmarkEnd w:id="118"/>
+    <w:bookmarkEnd w:id="120"/>
     <w:p>
       <w:r>
         <w:pict>
@@ -12712,7 +12935,7 @@
         </w:pict>
       </w:r>
     </w:p>
-    <w:bookmarkStart w:id="119" w:name="com-renda-a-conta-vira"/>
+    <w:bookmarkStart w:id="121" w:name="com-renda-a-conta-vira"/>
     <w:p>
       <w:pPr>
         <w:pStyle w:val="Heading2"/>
@@ -12971,7 +13194,7 @@
         <w:t xml:space="preserve">Some todas as suas rendas que continuam se você se mudar. Coloque na fórmula e descubra quantos meses (ou anos) você tem.</w:t>
       </w:r>
     </w:p>
-    <w:bookmarkEnd w:id="119"/>
+    <w:bookmarkEnd w:id="121"/>
     <w:p>
       <w:r>
         <w:pict>
@@ -12987,7 +13210,7 @@
         <w:t xml:space="preserve">Fim da Parte 2</w:t>
       </w:r>
     </w:p>
-    <w:bookmarkStart w:id="120" w:name="a-matemática-fecha.-e-agora"/>
+    <w:bookmarkStart w:id="122" w:name="a-matemática-fecha.-e-agora"/>
     <w:p>
       <w:pPr>
         <w:pStyle w:val="Heading1"/>
@@ -13006,7 +13229,7 @@
       <w:pPr>
         <w:numPr>
           <w:ilvl w:val="0"/>
-          <w:numId w:val="1019"/>
+          <w:numId w:val="1020"/>
         </w:numPr>
         <w:pStyle w:val="Compact"/>
       </w:pPr>
@@ -13018,7 +13241,7 @@
       <w:pPr>
         <w:numPr>
           <w:ilvl w:val="0"/>
-          <w:numId w:val="1019"/>
+          <w:numId w:val="1020"/>
         </w:numPr>
         <w:pStyle w:val="Compact"/>
       </w:pPr>
@@ -13030,7 +13253,7 @@
       <w:pPr>
         <w:numPr>
           <w:ilvl w:val="0"/>
-          <w:numId w:val="1019"/>
+          <w:numId w:val="1020"/>
         </w:numPr>
         <w:pStyle w:val="Compact"/>
       </w:pPr>
@@ -13042,7 +13265,7 @@
       <w:pPr>
         <w:numPr>
           <w:ilvl w:val="0"/>
-          <w:numId w:val="1019"/>
+          <w:numId w:val="1020"/>
         </w:numPr>
         <w:pStyle w:val="Compact"/>
       </w:pPr>
@@ -13054,7 +13277,7 @@
       <w:pPr>
         <w:numPr>
           <w:ilvl w:val="0"/>
-          <w:numId w:val="1019"/>
+          <w:numId w:val="1020"/>
         </w:numPr>
         <w:pStyle w:val="Compact"/>
       </w:pPr>
@@ -13066,7 +13289,7 @@
       <w:pPr>
         <w:numPr>
           <w:ilvl w:val="0"/>
-          <w:numId w:val="1019"/>
+          <w:numId w:val="1020"/>
         </w:numPr>
         <w:pStyle w:val="Compact"/>
       </w:pPr>
@@ -13105,7 +13328,7 @@
         <w:t xml:space="preserve">A conta fecha. Agora falta levar o dinheiro do jeito certo.</w:t>
       </w:r>
     </w:p>
-    <w:bookmarkEnd w:id="120"/>
+    <w:bookmarkEnd w:id="122"/>
     <w:p>
       <w:r>
         <w:pict>
@@ -13152,7 +13375,7 @@
         <w:t xml:space="preserve">Dinheiro digital em 5 minutos</w:t>
       </w:r>
     </w:p>
-    <w:bookmarkStart w:id="121" w:name="X99f5424ff56157a7bc6fa5df36cb24066dc58e8"/>
+    <w:bookmarkStart w:id="123" w:name="X99f5424ff56157a7bc6fa5df36cb24066dc58e8"/>
     <w:p>
       <w:pPr>
         <w:pStyle w:val="Heading1"/>
@@ -13196,7 +13419,7 @@
       <w:pPr>
         <w:numPr>
           <w:ilvl w:val="0"/>
-          <w:numId w:val="1020"/>
+          <w:numId w:val="1021"/>
         </w:numPr>
         <w:pStyle w:val="Compact"/>
       </w:pPr>
@@ -13218,7 +13441,7 @@
       <w:pPr>
         <w:numPr>
           <w:ilvl w:val="0"/>
-          <w:numId w:val="1020"/>
+          <w:numId w:val="1021"/>
         </w:numPr>
         <w:pStyle w:val="Compact"/>
       </w:pPr>
@@ -13240,7 +13463,7 @@
       <w:pPr>
         <w:numPr>
           <w:ilvl w:val="0"/>
-          <w:numId w:val="1020"/>
+          <w:numId w:val="1021"/>
         </w:numPr>
         <w:pStyle w:val="Compact"/>
       </w:pPr>
@@ -13258,7 +13481,7 @@
         <w:t xml:space="preserve">o que foi escrito não se apaga</w:t>
       </w:r>
     </w:p>
-    <w:bookmarkEnd w:id="121"/>
+    <w:bookmarkEnd w:id="123"/>
     <w:p>
       <w:r>
         <w:pict>
@@ -13266,7 +13489,7 @@
         </w:pict>
       </w:r>
     </w:p>
-    <w:bookmarkStart w:id="124" w:name="o-que-isso-muda-para-você"/>
+    <w:bookmarkStart w:id="126" w:name="o-que-isso-muda-para-você"/>
     <w:p>
       <w:pPr>
         <w:pStyle w:val="Heading2"/>
@@ -13275,7 +13498,7 @@
         <w:t xml:space="preserve">O que isso muda para você</w:t>
       </w:r>
     </w:p>
-    <w:bookmarkStart w:id="122" w:name="transferência-para-fora-pelo-banco"/>
+    <w:bookmarkStart w:id="124" w:name="transferência-para-fora-pelo-banco"/>
     <w:p>
       <w:pPr>
         <w:pStyle w:val="Heading3"/>
@@ -13288,7 +13511,7 @@
       <w:pPr>
         <w:numPr>
           <w:ilvl w:val="0"/>
-          <w:numId w:val="1021"/>
+          <w:numId w:val="1022"/>
         </w:numPr>
         <w:pStyle w:val="Compact"/>
       </w:pPr>
@@ -13300,7 +13523,7 @@
       <w:pPr>
         <w:numPr>
           <w:ilvl w:val="0"/>
-          <w:numId w:val="1021"/>
+          <w:numId w:val="1022"/>
         </w:numPr>
         <w:pStyle w:val="Compact"/>
       </w:pPr>
@@ -13308,8 +13531,8 @@
         <w:t xml:space="preserve">IOF de 3,5% na remessa</w:t>
       </w:r>
     </w:p>
-    <w:bookmarkEnd w:id="122"/>
-    <w:bookmarkStart w:id="123" w:name="usdt-na-blockchain"/>
+    <w:bookmarkEnd w:id="124"/>
+    <w:bookmarkStart w:id="125" w:name="usdt-na-blockchain"/>
     <w:p>
       <w:pPr>
         <w:pStyle w:val="Heading3"/>
@@ -13322,7 +13545,7 @@
       <w:pPr>
         <w:numPr>
           <w:ilvl w:val="0"/>
-          <w:numId w:val="1022"/>
+          <w:numId w:val="1023"/>
         </w:numPr>
         <w:pStyle w:val="Compact"/>
       </w:pPr>
@@ -13334,7 +13557,7 @@
       <w:pPr>
         <w:numPr>
           <w:ilvl w:val="0"/>
-          <w:numId w:val="1022"/>
+          <w:numId w:val="1023"/>
         </w:numPr>
         <w:pStyle w:val="Compact"/>
       </w:pPr>
@@ -13346,7 +13569,7 @@
       <w:pPr>
         <w:numPr>
           <w:ilvl w:val="0"/>
-          <w:numId w:val="1022"/>
+          <w:numId w:val="1023"/>
         </w:numPr>
         <w:pStyle w:val="Compact"/>
       </w:pPr>
@@ -13358,7 +13581,7 @@
       <w:pPr>
         <w:numPr>
           <w:ilvl w:val="0"/>
-          <w:numId w:val="1022"/>
+          <w:numId w:val="1023"/>
         </w:numPr>
         <w:pStyle w:val="Compact"/>
       </w:pPr>
@@ -13366,7 +13589,7 @@
         <w:t xml:space="preserve">Você confere tudo no explorador</w:t>
       </w:r>
     </w:p>
-    <w:bookmarkEnd w:id="123"/>
+    <w:bookmarkEnd w:id="125"/>
     <w:p>
       <w:pPr>
         <w:pStyle w:val="FirstParagraph"/>
@@ -13409,7 +13632,7 @@
         <w:t xml:space="preserve">Seu dinheiro. Suas regras. 24 horas por dia.</w:t>
       </w:r>
     </w:p>
-    <w:bookmarkEnd w:id="124"/>
+    <w:bookmarkEnd w:id="126"/>
     <w:p>
       <w:r>
         <w:pict>
@@ -13425,7 +13648,7 @@
         <w:t xml:space="preserve">O Brasil já usa</w:t>
       </w:r>
     </w:p>
-    <w:bookmarkStart w:id="125" w:name="X12622f619fa0618c30ac30b200eddb32f6bf5ec"/>
+    <w:bookmarkStart w:id="127" w:name="X12622f619fa0618c30ac30b200eddb32f6bf5ec"/>
     <w:p>
       <w:pPr>
         <w:pStyle w:val="Heading2"/>
@@ -13527,7 +13750,7 @@
         <w:t xml:space="preserve">Instale nada ainda. Só leia até o fim da Parte 3. A pressa aqui é inimiga.</w:t>
       </w:r>
     </w:p>
-    <w:bookmarkEnd w:id="125"/>
+    <w:bookmarkEnd w:id="127"/>
     <w:p>
       <w:r>
         <w:pict>
@@ -13543,7 +13766,7 @@
         <w:t xml:space="preserve">Stablecoin</w:t>
       </w:r>
     </w:p>
-    <w:bookmarkStart w:id="126" w:name="X6853b5ff30235f0aa08c424612cc44d69701520"/>
+    <w:bookmarkStart w:id="128" w:name="X6853b5ff30235f0aa08c424612cc44d69701520"/>
     <w:p>
       <w:pPr>
         <w:pStyle w:val="Heading1"/>
@@ -13758,7 +13981,7 @@
         </w:tc>
       </w:tr>
     </w:tbl>
-    <w:bookmarkEnd w:id="126"/>
+    <w:bookmarkEnd w:id="128"/>
     <w:p>
       <w:r>
         <w:pict>
@@ -13766,7 +13989,7 @@
         </w:pict>
       </w:r>
     </w:p>
-    <w:bookmarkStart w:id="127" w:name="quem-emite-o-usdt-e-o-que-tem-por-trás"/>
+    <w:bookmarkStart w:id="129" w:name="quem-emite-o-usdt-e-o-que-tem-por-trás"/>
     <w:p>
       <w:pPr>
         <w:pStyle w:val="Heading2"/>
@@ -13855,7 +14078,7 @@
         <w:t xml:space="preserve">Use o USDT como ponte, não como cofre eterno.</w:t>
       </w:r>
     </w:p>
-    <w:bookmarkEnd w:id="127"/>
+    <w:bookmarkEnd w:id="129"/>
     <w:p>
       <w:r>
         <w:pict>
@@ -13871,7 +14094,7 @@
         <w:t xml:space="preserve">Comparativo</w:t>
       </w:r>
     </w:p>
-    <w:bookmarkStart w:id="128" w:name="usdt-usdc-qual-usar"/>
+    <w:bookmarkStart w:id="130" w:name="usdt-usdc-qual-usar"/>
     <w:p>
       <w:pPr>
         <w:pStyle w:val="Heading2"/>
@@ -14121,7 +14344,7 @@
         <w:t xml:space="preserve">Grave esta frase: “USDT para transportar, bolivianos para gastar”.</w:t>
       </w:r>
     </w:p>
-    <w:bookmarkEnd w:id="128"/>
+    <w:bookmarkEnd w:id="130"/>
     <w:p>
       <w:r>
         <w:pict>
@@ -14137,7 +14360,7 @@
         <w:t xml:space="preserve">Sem enganação</w:t>
       </w:r>
     </w:p>
-    <w:bookmarkStart w:id="129" w:name="X5a0ef5eca8a207f822d425bb723009362c37482"/>
+    <w:bookmarkStart w:id="131" w:name="X5a0ef5eca8a207f822d425bb723009362c37482"/>
     <w:p>
       <w:pPr>
         <w:pStyle w:val="Heading2"/>
@@ -14331,7 +14554,7 @@
         <w:t xml:space="preserve">Quem entende o risco controla o risco.</w:t>
       </w:r>
     </w:p>
-    <w:bookmarkEnd w:id="129"/>
+    <w:bookmarkEnd w:id="131"/>
     <w:p>
       <w:r>
         <w:pict>
@@ -14347,7 +14570,7 @@
         <w:t xml:space="preserve">Por que não bitcoin?</w:t>
       </w:r>
     </w:p>
-    <w:bookmarkStart w:id="130" w:name="X3c04c2e3c33a0ecde178c786887949c23173950"/>
+    <w:bookmarkStart w:id="132" w:name="X3c04c2e3c33a0ecde178c786887949c23173950"/>
     <w:p>
       <w:pPr>
         <w:pStyle w:val="Heading1"/>
@@ -14407,7 +14630,7 @@
         <w:t xml:space="preserve">o USDT, todo dia</w:t>
       </w:r>
     </w:p>
-    <w:bookmarkEnd w:id="130"/>
+    <w:bookmarkEnd w:id="132"/>
     <w:p>
       <w:r>
         <w:pict>
@@ -14415,7 +14638,7 @@
         </w:pict>
       </w:r>
     </w:p>
-    <w:bookmarkStart w:id="133" w:name="transporte-não-investimento"/>
+    <w:bookmarkStart w:id="135" w:name="transporte-não-investimento"/>
     <w:p>
       <w:pPr>
         <w:pStyle w:val="Heading2"/>
@@ -14445,7 +14668,7 @@
         <w:t xml:space="preserve">.</w:t>
       </w:r>
     </w:p>
-    <w:bookmarkStart w:id="131" w:name="bitcoin"/>
+    <w:bookmarkStart w:id="133" w:name="bitcoin"/>
     <w:p>
       <w:pPr>
         <w:pStyle w:val="Heading3"/>
@@ -14458,7 +14681,7 @@
       <w:pPr>
         <w:numPr>
           <w:ilvl w:val="0"/>
-          <w:numId w:val="1023"/>
+          <w:numId w:val="1024"/>
         </w:numPr>
         <w:pStyle w:val="Compact"/>
       </w:pPr>
@@ -14470,7 +14693,7 @@
       <w:pPr>
         <w:numPr>
           <w:ilvl w:val="0"/>
-          <w:numId w:val="1023"/>
+          <w:numId w:val="1024"/>
         </w:numPr>
         <w:pStyle w:val="Compact"/>
       </w:pPr>
@@ -14482,7 +14705,7 @@
       <w:pPr>
         <w:numPr>
           <w:ilvl w:val="0"/>
-          <w:numId w:val="1023"/>
+          <w:numId w:val="1024"/>
         </w:numPr>
         <w:pStyle w:val="Compact"/>
       </w:pPr>
@@ -14490,8 +14713,8 @@
         <w:t xml:space="preserve">Ruim para pagar conta</w:t>
       </w:r>
     </w:p>
-    <w:bookmarkEnd w:id="131"/>
-    <w:bookmarkStart w:id="132" w:name="usdt"/>
+    <w:bookmarkEnd w:id="133"/>
+    <w:bookmarkStart w:id="134" w:name="usdt"/>
     <w:p>
       <w:pPr>
         <w:pStyle w:val="Heading3"/>
@@ -14504,7 +14727,7 @@
       <w:pPr>
         <w:numPr>
           <w:ilvl w:val="0"/>
-          <w:numId w:val="1024"/>
+          <w:numId w:val="1025"/>
         </w:numPr>
         <w:pStyle w:val="Compact"/>
       </w:pPr>
@@ -14516,7 +14739,7 @@
       <w:pPr>
         <w:numPr>
           <w:ilvl w:val="0"/>
-          <w:numId w:val="1024"/>
+          <w:numId w:val="1025"/>
         </w:numPr>
         <w:pStyle w:val="Compact"/>
       </w:pPr>
@@ -14528,7 +14751,7 @@
       <w:pPr>
         <w:numPr>
           <w:ilvl w:val="0"/>
-          <w:numId w:val="1024"/>
+          <w:numId w:val="1025"/>
         </w:numPr>
         <w:pStyle w:val="Compact"/>
       </w:pPr>
@@ -14536,7 +14759,7 @@
         <w:t xml:space="preserve">É o que o P2P boliviano compra</w:t>
       </w:r>
     </w:p>
-    <w:bookmarkEnd w:id="132"/>
+    <w:bookmarkEnd w:id="134"/>
     <w:p>
       <w:pPr>
         <w:pStyle w:val="FirstParagraph"/>
@@ -14592,7 +14815,7 @@
         <w:t xml:space="preserve">Quem trabalha e produz não precisa apostar o patrimônio.</w:t>
       </w:r>
     </w:p>
-    <w:bookmarkEnd w:id="133"/>
+    <w:bookmarkEnd w:id="135"/>
     <w:p>
       <w:r>
         <w:pict>
@@ -14608,7 +14831,7 @@
         <w:t xml:space="preserve">As 3 peças</w:t>
       </w:r>
     </w:p>
-    <w:bookmarkStart w:id="134" w:name="exchange-carteira-e-p2p"/>
+    <w:bookmarkStart w:id="136" w:name="exchange-carteira-e-p2p"/>
     <w:p>
       <w:pPr>
         <w:pStyle w:val="Heading1"/>
@@ -14861,7 +15084,7 @@
         <w:t xml:space="preserve">Pegue um papel e desenhe as 3 peças com setas. Você vai usar esse desenho na Parte 4.</w:t>
       </w:r>
     </w:p>
-    <w:bookmarkEnd w:id="134"/>
+    <w:bookmarkEnd w:id="136"/>
     <w:p>
       <w:r>
         <w:pict>
@@ -14869,7 +15092,7 @@
         </w:pict>
       </w:r>
     </w:p>
-    <w:bookmarkStart w:id="137" w:name="exchange-carteira-própria"/>
+    <w:bookmarkStart w:id="139" w:name="exchange-carteira-própria"/>
     <w:p>
       <w:pPr>
         <w:pStyle w:val="Heading2"/>
@@ -14878,7 +15101,7 @@
         <w:t xml:space="preserve">Exchange × carteira própria</w:t>
       </w:r>
     </w:p>
-    <w:bookmarkStart w:id="135" w:name="na-exchange-custódia"/>
+    <w:bookmarkStart w:id="137" w:name="na-exchange-custódia"/>
     <w:p>
       <w:pPr>
         <w:pStyle w:val="Heading3"/>
@@ -14891,7 +15114,7 @@
       <w:pPr>
         <w:numPr>
           <w:ilvl w:val="0"/>
-          <w:numId w:val="1025"/>
+          <w:numId w:val="1026"/>
         </w:numPr>
         <w:pStyle w:val="Compact"/>
       </w:pPr>
@@ -14903,7 +15126,7 @@
       <w:pPr>
         <w:numPr>
           <w:ilvl w:val="0"/>
-          <w:numId w:val="1025"/>
+          <w:numId w:val="1026"/>
         </w:numPr>
         <w:pStyle w:val="Compact"/>
       </w:pPr>
@@ -14915,7 +15138,7 @@
       <w:pPr>
         <w:numPr>
           <w:ilvl w:val="0"/>
-          <w:numId w:val="1026"/>
+          <w:numId w:val="1027"/>
         </w:numPr>
         <w:pStyle w:val="Compact"/>
       </w:pPr>
@@ -14927,7 +15150,7 @@
       <w:pPr>
         <w:numPr>
           <w:ilvl w:val="0"/>
-          <w:numId w:val="1026"/>
+          <w:numId w:val="1027"/>
         </w:numPr>
         <w:pStyle w:val="Compact"/>
       </w:pPr>
@@ -14935,8 +15158,8 @@
         <w:t xml:space="preserve">Se ela travar, você espera</w:t>
       </w:r>
     </w:p>
-    <w:bookmarkEnd w:id="135"/>
-    <w:bookmarkStart w:id="136" w:name="carteira-própria-autocustódia"/>
+    <w:bookmarkEnd w:id="137"/>
+    <w:bookmarkStart w:id="138" w:name="carteira-própria-autocustódia"/>
     <w:p>
       <w:pPr>
         <w:pStyle w:val="Heading3"/>
@@ -14949,7 +15172,7 @@
       <w:pPr>
         <w:numPr>
           <w:ilvl w:val="0"/>
-          <w:numId w:val="1027"/>
+          <w:numId w:val="1028"/>
         </w:numPr>
         <w:pStyle w:val="Compact"/>
       </w:pPr>
@@ -14961,7 +15184,7 @@
       <w:pPr>
         <w:numPr>
           <w:ilvl w:val="0"/>
-          <w:numId w:val="1027"/>
+          <w:numId w:val="1028"/>
         </w:numPr>
         <w:pStyle w:val="Compact"/>
       </w:pPr>
@@ -14973,7 +15196,7 @@
       <w:pPr>
         <w:numPr>
           <w:ilvl w:val="0"/>
-          <w:numId w:val="1028"/>
+          <w:numId w:val="1029"/>
         </w:numPr>
         <w:pStyle w:val="Compact"/>
       </w:pPr>
@@ -14985,7 +15208,7 @@
       <w:pPr>
         <w:numPr>
           <w:ilvl w:val="0"/>
-          <w:numId w:val="1028"/>
+          <w:numId w:val="1029"/>
         </w:numPr>
         <w:pStyle w:val="Compact"/>
       </w:pPr>
@@ -14993,7 +15216,7 @@
         <w:t xml:space="preserve">Nenhum suporte para ajudar</w:t>
       </w:r>
     </w:p>
-    <w:bookmarkEnd w:id="136"/>
+    <w:bookmarkEnd w:id="138"/>
     <w:p>
       <w:pPr>
         <w:pStyle w:val="FirstParagraph"/>
@@ -15043,7 +15266,7 @@
         <w:t xml:space="preserve">deixe o mínimo possível parado na exchange. Comprou, mandou, vendeu.</w:t>
       </w:r>
     </w:p>
-    <w:bookmarkEnd w:id="137"/>
+    <w:bookmarkEnd w:id="139"/>
     <w:p>
       <w:r>
         <w:pict>
@@ -15059,7 +15282,7 @@
         <w:t xml:space="preserve">P2P</w:t>
       </w:r>
     </w:p>
-    <w:bookmarkStart w:id="138" w:name="como-funciona-o-p2p-com-garantia-escrow"/>
+    <w:bookmarkStart w:id="140" w:name="como-funciona-o-p2p-com-garantia-escrow"/>
     <w:p>
       <w:pPr>
         <w:pStyle w:val="Heading2"/>
@@ -15082,7 +15305,7 @@
       <w:pPr>
         <w:numPr>
           <w:ilvl w:val="0"/>
-          <w:numId w:val="1029"/>
+          <w:numId w:val="1030"/>
         </w:numPr>
         <w:pStyle w:val="Compact"/>
       </w:pPr>
@@ -15110,7 +15333,7 @@
       <w:pPr>
         <w:numPr>
           <w:ilvl w:val="0"/>
-          <w:numId w:val="1029"/>
+          <w:numId w:val="1030"/>
         </w:numPr>
         <w:pStyle w:val="Compact"/>
       </w:pPr>
@@ -15132,7 +15355,7 @@
       <w:pPr>
         <w:numPr>
           <w:ilvl w:val="0"/>
-          <w:numId w:val="1029"/>
+          <w:numId w:val="1030"/>
         </w:numPr>
         <w:pStyle w:val="Compact"/>
       </w:pPr>
@@ -15183,7 +15406,7 @@
         <w:t xml:space="preserve">Só com o dinheiro na sua conta.</w:t>
       </w:r>
     </w:p>
-    <w:bookmarkEnd w:id="138"/>
+    <w:bookmarkEnd w:id="140"/>
     <w:p>
       <w:r>
         <w:pict>
@@ -15191,7 +15414,7 @@
         </w:pict>
       </w:r>
     </w:p>
-    <w:bookmarkStart w:id="139" w:name="quem-você-escolhe-para-negociar"/>
+    <w:bookmarkStart w:id="141" w:name="quem-você-escolhe-para-negociar"/>
     <w:p>
       <w:pPr>
         <w:pStyle w:val="Heading2"/>
@@ -15376,7 +15599,7 @@
         <w:t xml:space="preserve">Anote as 4 linhas da tabela no seu celular. Elas valem para toda venda.</w:t>
       </w:r>
     </w:p>
-    <w:bookmarkEnd w:id="139"/>
+    <w:bookmarkEnd w:id="141"/>
     <w:p>
       <w:r>
         <w:pict>
@@ -15392,7 +15615,7 @@
         <w:t xml:space="preserve">Resumo</w:t>
       </w:r>
     </w:p>
-    <w:bookmarkStart w:id="143" w:name="as-3-peças-em-uma-frase-cada"/>
+    <w:bookmarkStart w:id="145" w:name="as-3-peças-em-uma-frase-cada"/>
     <w:p>
       <w:pPr>
         <w:pStyle w:val="Heading2"/>
@@ -15401,7 +15624,7 @@
         <w:t xml:space="preserve">As 3 peças em uma frase cada</w:t>
       </w:r>
     </w:p>
-    <w:bookmarkStart w:id="140" w:name="exchange-brasileira"/>
+    <w:bookmarkStart w:id="142" w:name="exchange-brasileira"/>
     <w:p>
       <w:pPr>
         <w:pStyle w:val="Heading3"/>
@@ -15418,8 +15641,8 @@
         <w:t xml:space="preserve">Onde você troca reais por USDT via Pix, no seu CPF.</w:t>
       </w:r>
     </w:p>
-    <w:bookmarkEnd w:id="140"/>
-    <w:bookmarkStart w:id="141" w:name="carteira"/>
+    <w:bookmarkEnd w:id="142"/>
+    <w:bookmarkStart w:id="143" w:name="carteira"/>
     <w:p>
       <w:pPr>
         <w:pStyle w:val="Heading3"/>
@@ -15436,8 +15659,8 @@
         <w:t xml:space="preserve">Onde o USDT fica enquanto viaja. Pode ser a da própria exchange ou uma carteira sua.</w:t>
       </w:r>
     </w:p>
-    <w:bookmarkEnd w:id="141"/>
-    <w:bookmarkStart w:id="142" w:name="p2p-na-bolívia"/>
+    <w:bookmarkEnd w:id="143"/>
+    <w:bookmarkStart w:id="144" w:name="p2p-na-bolívia"/>
     <w:p>
       <w:pPr>
         <w:pStyle w:val="Heading3"/>
@@ -15454,7 +15677,7 @@
         <w:t xml:space="preserve">Onde você troca USDT por bolivianos, com garantia da plataforma.</w:t>
       </w:r>
     </w:p>
-    <w:bookmarkEnd w:id="142"/>
+    <w:bookmarkEnd w:id="144"/>
     <w:p>
       <w:pPr>
         <w:pStyle w:val="BodyText"/>
@@ -15463,7 +15686,7 @@
         <w:t xml:space="preserve">Três peças. Um caminho. Nenhum cambista.</w:t>
       </w:r>
     </w:p>
-    <w:bookmarkEnd w:id="143"/>
+    <w:bookmarkEnd w:id="145"/>
     <w:p>
       <w:r>
         <w:pict>
@@ -15479,7 +15702,7 @@
         <w:t xml:space="preserve">Redes</w:t>
       </w:r>
     </w:p>
-    <w:bookmarkStart w:id="144" w:name="X53bd13d7848281725db6c4ab652948a621d86c9"/>
+    <w:bookmarkStart w:id="146" w:name="X53bd13d7848281725db6c4ab652948a621d86c9"/>
     <w:p>
       <w:pPr>
         <w:pStyle w:val="Heading1"/>
@@ -15585,7 +15808,7 @@
         <w:t xml:space="preserve">. Mandou USDT-TRC20 para um endereço de outra rede? Em geral, não tem volta.</w:t>
       </w:r>
     </w:p>
-    <w:bookmarkEnd w:id="144"/>
+    <w:bookmarkEnd w:id="146"/>
     <w:p>
       <w:r>
         <w:pict>
@@ -15593,7 +15816,7 @@
         </w:pict>
       </w:r>
     </w:p>
-    <w:bookmarkStart w:id="145" w:name="quanto-custa-o-pedágio-de-cada-rede"/>
+    <w:bookmarkStart w:id="147" w:name="quanto-custa-o-pedágio-de-cada-rede"/>
     <w:p>
       <w:pPr>
         <w:pStyle w:val="Heading2"/>
@@ -15908,7 +16131,7 @@
         <w:t xml:space="preserve">. A mais barata não serve se o outro lado não recebe</w:t>
       </w:r>
     </w:p>
-    <w:bookmarkEnd w:id="145"/>
+    <w:bookmarkEnd w:id="147"/>
     <w:p>
       <w:r>
         <w:pict>
@@ -15924,7 +16147,7 @@
         <w:t xml:space="preserve">Árvore de decisão</w:t>
       </w:r>
     </w:p>
-    <w:bookmarkStart w:id="146" w:name="qual-rede-eu-escolho"/>
+    <w:bookmarkStart w:id="148" w:name="qual-rede-eu-escolho"/>
     <w:p>
       <w:pPr>
         <w:pStyle w:val="Heading2"/>
@@ -15937,7 +16160,7 @@
       <w:pPr>
         <w:numPr>
           <w:ilvl w:val="0"/>
-          <w:numId w:val="1030"/>
+          <w:numId w:val="1031"/>
         </w:numPr>
         <w:pStyle w:val="Compact"/>
       </w:pPr>
@@ -15959,7 +16182,7 @@
       <w:pPr>
         <w:numPr>
           <w:ilvl w:val="0"/>
-          <w:numId w:val="1030"/>
+          <w:numId w:val="1031"/>
         </w:numPr>
         <w:pStyle w:val="Compact"/>
       </w:pPr>
@@ -15978,7 +16201,7 @@
       <w:pPr>
         <w:numPr>
           <w:ilvl w:val="0"/>
-          <w:numId w:val="1030"/>
+          <w:numId w:val="1031"/>
         </w:numPr>
         <w:pStyle w:val="Compact"/>
       </w:pPr>
@@ -16000,7 +16223,7 @@
       <w:pPr>
         <w:numPr>
           <w:ilvl w:val="0"/>
-          <w:numId w:val="1030"/>
+          <w:numId w:val="1031"/>
         </w:numPr>
         <w:pStyle w:val="Compact"/>
       </w:pPr>
@@ -16050,7 +16273,7 @@
         <w:t xml:space="preserve">Errar a rede é o jeito mais rápido de perder dinheiro. E o mais fácil de evitar.</w:t>
       </w:r>
     </w:p>
-    <w:bookmarkEnd w:id="146"/>
+    <w:bookmarkEnd w:id="148"/>
     <w:p>
       <w:r>
         <w:pict>
@@ -16058,7 +16281,7 @@
         </w:pict>
       </w:r>
     </w:p>
-    <w:bookmarkStart w:id="147" w:name="como-reconhecer-a-rede-pelo-endereço"/>
+    <w:bookmarkStart w:id="149" w:name="como-reconhecer-a-rede-pelo-endereço"/>
     <w:p>
       <w:pPr>
         <w:pStyle w:val="Heading2"/>
@@ -16280,7 +16503,7 @@
         <w:t xml:space="preserve">Abra a tela de depósito de qualquer exchange (sem depositar nada) e veja como o endereço muda quando você troca a rede.</w:t>
       </w:r>
     </w:p>
-    <w:bookmarkEnd w:id="147"/>
+    <w:bookmarkEnd w:id="149"/>
     <w:p>
       <w:r>
         <w:pict>
@@ -16296,7 +16519,7 @@
         <w:t xml:space="preserve">Endereço, memo e QR</w:t>
       </w:r>
     </w:p>
-    <w:bookmarkStart w:id="148" w:name="Xa7b0b1604248a44471e4ac446c93133f22ca206"/>
+    <w:bookmarkStart w:id="150" w:name="Xa7b0b1604248a44471e4ac446c93133f22ca206"/>
     <w:p>
       <w:pPr>
         <w:pStyle w:val="Heading1"/>
@@ -16323,7 +16546,7 @@
       <w:pPr>
         <w:numPr>
           <w:ilvl w:val="0"/>
-          <w:numId w:val="1031"/>
+          <w:numId w:val="1032"/>
         </w:numPr>
         <w:pStyle w:val="Compact"/>
       </w:pPr>
@@ -16345,7 +16568,7 @@
       <w:pPr>
         <w:numPr>
           <w:ilvl w:val="0"/>
-          <w:numId w:val="1031"/>
+          <w:numId w:val="1032"/>
         </w:numPr>
         <w:pStyle w:val="Compact"/>
       </w:pPr>
@@ -16367,7 +16590,7 @@
       <w:pPr>
         <w:numPr>
           <w:ilvl w:val="0"/>
-          <w:numId w:val="1031"/>
+          <w:numId w:val="1032"/>
         </w:numPr>
         <w:pStyle w:val="Compact"/>
       </w:pPr>
@@ -16403,7 +16626,7 @@
         <w:t xml:space="preserve">Copie e cole, ou leia o QR. Um caractere errado manda o dinheiro para o lugar errado.</w:t>
       </w:r>
     </w:p>
-    <w:bookmarkEnd w:id="148"/>
+    <w:bookmarkEnd w:id="150"/>
     <w:p>
       <w:r>
         <w:pict>
@@ -16411,7 +16634,7 @@
         </w:pict>
       </w:r>
     </w:p>
-    <w:bookmarkStart w:id="150" w:name="Xa9cf0c8a189df1dd0b5bd9d4677eba0303be085"/>
+    <w:bookmarkStart w:id="152" w:name="Xa9cf0c8a189df1dd0b5bd9d4677eba0303be085"/>
     <w:p>
       <w:pPr>
         <w:pStyle w:val="Heading2"/>
@@ -16441,7 +16664,7 @@
         <w:t xml:space="preserve">.</w:t>
       </w:r>
     </w:p>
-    <w:bookmarkStart w:id="149" w:name="como-se-proteger-em-10-segundos"/>
+    <w:bookmarkStart w:id="151" w:name="como-se-proteger-em-10-segundos"/>
     <w:p>
       <w:pPr>
         <w:pStyle w:val="Heading3"/>
@@ -16454,7 +16677,7 @@
       <w:pPr>
         <w:numPr>
           <w:ilvl w:val="0"/>
-          <w:numId w:val="1032"/>
+          <w:numId w:val="1033"/>
         </w:numPr>
         <w:pStyle w:val="Compact"/>
       </w:pPr>
@@ -16482,7 +16705,7 @@
       <w:pPr>
         <w:numPr>
           <w:ilvl w:val="0"/>
-          <w:numId w:val="1032"/>
+          <w:numId w:val="1033"/>
         </w:numPr>
         <w:pStyle w:val="Compact"/>
       </w:pPr>
@@ -16510,7 +16733,7 @@
       <w:pPr>
         <w:numPr>
           <w:ilvl w:val="0"/>
-          <w:numId w:val="1032"/>
+          <w:numId w:val="1033"/>
         </w:numPr>
         <w:pStyle w:val="Compact"/>
       </w:pPr>
@@ -16532,7 +16755,7 @@
       <w:pPr>
         <w:numPr>
           <w:ilvl w:val="0"/>
-          <w:numId w:val="1032"/>
+          <w:numId w:val="1033"/>
         </w:numPr>
         <w:pStyle w:val="Compact"/>
       </w:pPr>
@@ -16595,8 +16818,8 @@
         <w:t xml:space="preserve">.</w:t>
       </w:r>
     </w:p>
-    <w:bookmarkEnd w:id="149"/>
-    <w:bookmarkEnd w:id="150"/>
+    <w:bookmarkEnd w:id="151"/>
+    <w:bookmarkEnd w:id="152"/>
     <w:p>
       <w:r>
         <w:pict>
@@ -16612,7 +16835,7 @@
         <w:t xml:space="preserve">Checklist</w:t>
       </w:r>
     </w:p>
-    <w:bookmarkStart w:id="151" w:name="antes-de-apertar-enviar"/>
+    <w:bookmarkStart w:id="153" w:name="antes-de-apertar-enviar"/>
     <w:p>
       <w:pPr>
         <w:pStyle w:val="Heading2"/>
@@ -16625,7 +16848,7 @@
       <w:pPr>
         <w:numPr>
           <w:ilvl w:val="0"/>
-          <w:numId w:val="1033"/>
+          <w:numId w:val="1034"/>
         </w:numPr>
         <w:pStyle w:val="Compact"/>
       </w:pPr>
@@ -16637,7 +16860,7 @@
       <w:pPr>
         <w:numPr>
           <w:ilvl w:val="0"/>
-          <w:numId w:val="1033"/>
+          <w:numId w:val="1034"/>
         </w:numPr>
         <w:pStyle w:val="Compact"/>
       </w:pPr>
@@ -16649,7 +16872,7 @@
       <w:pPr>
         <w:numPr>
           <w:ilvl w:val="0"/>
-          <w:numId w:val="1033"/>
+          <w:numId w:val="1034"/>
         </w:numPr>
         <w:pStyle w:val="Compact"/>
       </w:pPr>
@@ -16661,7 +16884,7 @@
       <w:pPr>
         <w:numPr>
           <w:ilvl w:val="0"/>
-          <w:numId w:val="1033"/>
+          <w:numId w:val="1034"/>
         </w:numPr>
         <w:pStyle w:val="Compact"/>
       </w:pPr>
@@ -16673,7 +16896,7 @@
       <w:pPr>
         <w:numPr>
           <w:ilvl w:val="0"/>
-          <w:numId w:val="1033"/>
+          <w:numId w:val="1034"/>
         </w:numPr>
         <w:pStyle w:val="Compact"/>
       </w:pPr>
@@ -16685,7 +16908,7 @@
       <w:pPr>
         <w:numPr>
           <w:ilvl w:val="0"/>
-          <w:numId w:val="1033"/>
+          <w:numId w:val="1034"/>
         </w:numPr>
         <w:pStyle w:val="Compact"/>
       </w:pPr>
@@ -16709,7 +16932,7 @@
         <w:t xml:space="preserve">Tire um print deste checklist e deixe como favorito no celular.</w:t>
       </w:r>
     </w:p>
-    <w:bookmarkEnd w:id="151"/>
+    <w:bookmarkEnd w:id="153"/>
     <w:p>
       <w:r>
         <w:pict>
@@ -16725,7 +16948,7 @@
         <w:t xml:space="preserve">Seed phrase</w:t>
       </w:r>
     </w:p>
-    <w:bookmarkStart w:id="154" w:name="ou-24-palavras-valem-todo-o-seu-dinheiro"/>
+    <w:bookmarkStart w:id="156" w:name="ou-24-palavras-valem-todo-o-seu-dinheiro"/>
     <w:p>
       <w:pPr>
         <w:pStyle w:val="Heading1"/>
@@ -16794,7 +17017,7 @@
       <w:tblGrid/>
       <w:tr/>
     </w:tbl>
-    <w:bookmarkStart w:id="152" w:name="faça"/>
+    <w:bookmarkStart w:id="154" w:name="faça"/>
     <w:p>
       <w:pPr>
         <w:pStyle w:val="Heading3"/>
@@ -16807,7 +17030,7 @@
       <w:pPr>
         <w:numPr>
           <w:ilvl w:val="0"/>
-          <w:numId w:val="1034"/>
+          <w:numId w:val="1035"/>
         </w:numPr>
         <w:pStyle w:val="Compact"/>
       </w:pPr>
@@ -16819,7 +17042,7 @@
       <w:pPr>
         <w:numPr>
           <w:ilvl w:val="0"/>
-          <w:numId w:val="1034"/>
+          <w:numId w:val="1035"/>
         </w:numPr>
         <w:pStyle w:val="Compact"/>
       </w:pPr>
@@ -16831,7 +17054,7 @@
       <w:pPr>
         <w:numPr>
           <w:ilvl w:val="0"/>
-          <w:numId w:val="1034"/>
+          <w:numId w:val="1035"/>
         </w:numPr>
         <w:pStyle w:val="Compact"/>
       </w:pPr>
@@ -16839,8 +17062,8 @@
         <w:t xml:space="preserve">Confira a ordem das palavras</w:t>
       </w:r>
     </w:p>
-    <w:bookmarkEnd w:id="152"/>
-    <w:bookmarkStart w:id="153" w:name="nunca"/>
+    <w:bookmarkEnd w:id="154"/>
+    <w:bookmarkStart w:id="155" w:name="nunca"/>
     <w:p>
       <w:pPr>
         <w:pStyle w:val="Heading3"/>
@@ -16853,7 +17076,7 @@
       <w:pPr>
         <w:numPr>
           <w:ilvl w:val="0"/>
-          <w:numId w:val="1035"/>
+          <w:numId w:val="1036"/>
         </w:numPr>
         <w:pStyle w:val="Compact"/>
       </w:pPr>
@@ -16865,7 +17088,7 @@
       <w:pPr>
         <w:numPr>
           <w:ilvl w:val="0"/>
-          <w:numId w:val="1035"/>
+          <w:numId w:val="1036"/>
         </w:numPr>
         <w:pStyle w:val="Compact"/>
       </w:pPr>
@@ -16877,7 +17100,7 @@
       <w:pPr>
         <w:numPr>
           <w:ilvl w:val="0"/>
-          <w:numId w:val="1035"/>
+          <w:numId w:val="1036"/>
         </w:numPr>
         <w:pStyle w:val="Compact"/>
       </w:pPr>
@@ -16885,8 +17108,8 @@
         <w:t xml:space="preserve">Digitar em site ou mandar para “suporte”</w:t>
       </w:r>
     </w:p>
-    <w:bookmarkEnd w:id="153"/>
-    <w:bookmarkEnd w:id="154"/>
+    <w:bookmarkEnd w:id="155"/>
+    <w:bookmarkEnd w:id="156"/>
     <w:p>
       <w:r>
         <w:pict>
@@ -16894,7 +17117,7 @@
         </w:pict>
       </w:r>
     </w:p>
-    <w:bookmarkStart w:id="155" w:name="fa-a-segunda-tranca-da-porta"/>
+    <w:bookmarkStart w:id="157" w:name="fa-a-segunda-tranca-da-porta"/>
     <w:p>
       <w:pPr>
         <w:pStyle w:val="Heading2"/>
@@ -17081,7 +17304,7 @@
         <w:t xml:space="preserve">Instale um app autenticador hoje. Você vai usar na Parte 4.</w:t>
       </w:r>
     </w:p>
-    <w:bookmarkEnd w:id="155"/>
+    <w:bookmarkEnd w:id="157"/>
     <w:p>
       <w:r>
         <w:pict>
@@ -17097,7 +17320,7 @@
         <w:t xml:space="preserve">Se der errado</w:t>
       </w:r>
     </w:p>
-    <w:bookmarkStart w:id="156" w:name="perdi-o-celular.-e-agora"/>
+    <w:bookmarkStart w:id="158" w:name="perdi-o-celular.-e-agora"/>
     <w:p>
       <w:pPr>
         <w:pStyle w:val="Heading2"/>
@@ -17110,7 +17333,7 @@
       <w:pPr>
         <w:numPr>
           <w:ilvl w:val="0"/>
-          <w:numId w:val="1036"/>
+          <w:numId w:val="1037"/>
         </w:numPr>
         <w:pStyle w:val="Compact"/>
       </w:pPr>
@@ -17132,7 +17355,7 @@
       <w:pPr>
         <w:numPr>
           <w:ilvl w:val="0"/>
-          <w:numId w:val="1036"/>
+          <w:numId w:val="1037"/>
         </w:numPr>
         <w:pStyle w:val="Compact"/>
       </w:pPr>
@@ -17154,7 +17377,7 @@
       <w:pPr>
         <w:numPr>
           <w:ilvl w:val="0"/>
-          <w:numId w:val="1036"/>
+          <w:numId w:val="1037"/>
         </w:numPr>
         <w:pStyle w:val="Compact"/>
       </w:pPr>
@@ -17182,7 +17405,7 @@
       <w:pPr>
         <w:numPr>
           <w:ilvl w:val="0"/>
-          <w:numId w:val="1036"/>
+          <w:numId w:val="1037"/>
         </w:numPr>
         <w:pStyle w:val="Compact"/>
       </w:pPr>
@@ -17235,7 +17458,7 @@
         <w:t xml:space="preserve">Quem guarda a seed no papel dorme tranquilo.</w:t>
       </w:r>
     </w:p>
-    <w:bookmarkEnd w:id="156"/>
+    <w:bookmarkEnd w:id="158"/>
     <w:p>
       <w:r>
         <w:pict>
@@ -17251,7 +17474,7 @@
         <w:t xml:space="preserve">Glossário</w:t>
       </w:r>
     </w:p>
-    <w:bookmarkStart w:id="157" w:name="palavras-sem-complicação"/>
+    <w:bookmarkStart w:id="159" w:name="palavras-sem-complicação"/>
     <w:p>
       <w:pPr>
         <w:pStyle w:val="Heading1"/>
@@ -17718,7 +17941,7 @@
         </w:tc>
       </w:tr>
     </w:tbl>
-    <w:bookmarkEnd w:id="157"/>
+    <w:bookmarkEnd w:id="159"/>
     <w:p>
       <w:r>
         <w:pict>
@@ -18718,7 +18941,7 @@
         <w:t xml:space="preserve">O método em 1 página</w:t>
       </w:r>
     </w:p>
-    <w:bookmarkStart w:id="158" w:name="passos.-nenhum-cambista."/>
+    <w:bookmarkStart w:id="160" w:name="passos.-nenhum-cambista."/>
     <w:p>
       <w:pPr>
         <w:pStyle w:val="Heading1"/>
@@ -18797,7 +19020,7 @@
       <w:pPr>
         <w:numPr>
           <w:ilvl w:val="0"/>
-          <w:numId w:val="1037"/>
+          <w:numId w:val="1038"/>
         </w:numPr>
         <w:pStyle w:val="Compact"/>
       </w:pPr>
@@ -18819,7 +19042,7 @@
       <w:pPr>
         <w:numPr>
           <w:ilvl w:val="0"/>
-          <w:numId w:val="1037"/>
+          <w:numId w:val="1038"/>
         </w:numPr>
         <w:pStyle w:val="Compact"/>
       </w:pPr>
@@ -18841,7 +19064,7 @@
       <w:pPr>
         <w:numPr>
           <w:ilvl w:val="0"/>
-          <w:numId w:val="1037"/>
+          <w:numId w:val="1038"/>
         </w:numPr>
         <w:pStyle w:val="Compact"/>
       </w:pPr>
@@ -18863,7 +19086,7 @@
       <w:pPr>
         <w:numPr>
           <w:ilvl w:val="0"/>
-          <w:numId w:val="1037"/>
+          <w:numId w:val="1038"/>
         </w:numPr>
         <w:pStyle w:val="Compact"/>
       </w:pPr>
@@ -18885,7 +19108,7 @@
       <w:pPr>
         <w:numPr>
           <w:ilvl w:val="0"/>
-          <w:numId w:val="1037"/>
+          <w:numId w:val="1038"/>
         </w:numPr>
         <w:pStyle w:val="Compact"/>
       </w:pPr>
@@ -18904,7 +19127,7 @@
       <w:pPr>
         <w:numPr>
           <w:ilvl w:val="0"/>
-          <w:numId w:val="1037"/>
+          <w:numId w:val="1038"/>
         </w:numPr>
         <w:pStyle w:val="Compact"/>
       </w:pPr>
@@ -18953,7 +19176,7 @@
         <w:t xml:space="preserve">. Pela remessa bancária, Bs 21.273. Em espécie, Bs 20.811.</w:t>
       </w:r>
     </w:p>
-    <w:bookmarkEnd w:id="158"/>
+    <w:bookmarkEnd w:id="160"/>
     <w:p>
       <w:r>
         <w:pict>
@@ -18961,7 +19184,7 @@
         </w:pict>
       </w:r>
     </w:p>
-    <w:bookmarkStart w:id="159" w:name="quanto-tempo-leva-do-começo-ao-fim"/>
+    <w:bookmarkStart w:id="161" w:name="quanto-tempo-leva-do-começo-ao-fim"/>
     <w:p>
       <w:pPr>
         <w:pStyle w:val="Heading2"/>
@@ -19237,7 +19460,7 @@
         <w:t xml:space="preserve">Enquanto eles discutem, você protege a sua família.</w:t>
       </w:r>
     </w:p>
-    <w:bookmarkEnd w:id="159"/>
+    <w:bookmarkEnd w:id="161"/>
     <w:p>
       <w:r>
         <w:pict>
@@ -19253,7 +19476,7 @@
         <w:t xml:space="preserve">Por que funciona</w:t>
       </w:r>
     </w:p>
-    <w:bookmarkStart w:id="160" w:name="X676836b93fee590ae5772a7ed6c7e19477d6997"/>
+    <w:bookmarkStart w:id="162" w:name="X676836b93fee590ae5772a7ed6c7e19477d6997"/>
     <w:p>
       <w:pPr>
         <w:pStyle w:val="Heading1"/>
@@ -19339,7 +19562,7 @@
         <w:t xml:space="preserve">Bs por real (espécie)</w:t>
       </w:r>
     </w:p>
-    <w:bookmarkEnd w:id="160"/>
+    <w:bookmarkEnd w:id="162"/>
     <w:p>
       <w:r>
         <w:pict>
@@ -19347,7 +19570,7 @@
         </w:pict>
       </w:r>
     </w:p>
-    <w:bookmarkStart w:id="161" w:name="onde-os-outros-caminhos-perdem-dinheiro"/>
+    <w:bookmarkStart w:id="163" w:name="onde-os-outros-caminhos-perdem-dinheiro"/>
     <w:p>
       <w:pPr>
         <w:pStyle w:val="Heading2"/>
@@ -19671,7 +19894,7 @@
         <w:t xml:space="preserve">Veja no capítulo 4.3 o plano do governo de cobrar 3,5%.</w:t>
       </w:r>
     </w:p>
-    <w:bookmarkEnd w:id="161"/>
+    <w:bookmarkEnd w:id="163"/>
     <w:p>
       <w:r>
         <w:pict>
@@ -19687,7 +19910,7 @@
         <w:t xml:space="preserve">Exemplo</w:t>
       </w:r>
     </w:p>
-    <w:bookmarkStart w:id="162" w:name="X30a80bf7daf03c61d850e8175350287065baf1a"/>
+    <w:bookmarkStart w:id="164" w:name="X30a80bf7daf03c61d850e8175350287065baf1a"/>
     <w:p>
       <w:pPr>
         <w:pStyle w:val="Heading2"/>
@@ -19915,7 +20138,7 @@
         <w:t xml:space="preserve">É o preço de venda do USDT no P2P boliviano no mesmo dia.</w:t>
       </w:r>
     </w:p>
-    <w:bookmarkEnd w:id="162"/>
+    <w:bookmarkEnd w:id="164"/>
     <w:p>
       <w:r>
         <w:pict>
@@ -19931,7 +20154,7 @@
         <w:t xml:space="preserve">É legal? Brasil</w:t>
       </w:r>
     </w:p>
-    <w:bookmarkStart w:id="163" w:name="sim.-e-agora-tem-regra-do-banco-central"/>
+    <w:bookmarkStart w:id="165" w:name="sim.-e-agora-tem-regra-do-banco-central"/>
     <w:p>
       <w:pPr>
         <w:pStyle w:val="Heading1"/>
@@ -19968,7 +20191,7 @@
         <w:t xml:space="preserve">O que é crime está no capítulo 6.1: dólar-cabo, laranja e esconder a origem.</w:t>
       </w:r>
     </w:p>
-    <w:bookmarkEnd w:id="163"/>
+    <w:bookmarkEnd w:id="165"/>
     <w:p>
       <w:r>
         <w:pict>
@@ -19976,7 +20199,7 @@
         </w:pict>
       </w:r>
     </w:p>
-    <w:bookmarkStart w:id="164" w:name="o-que-as-regras-do-bc-mudam-para-você"/>
+    <w:bookmarkStart w:id="166" w:name="o-que-as-regras-do-bc-mudam-para-você"/>
     <w:p>
       <w:pPr>
         <w:pStyle w:val="Heading2"/>
@@ -20227,7 +20450,7 @@
         <w:t xml:space="preserve">Liberdade com documento na mão. Ninguém tira.</w:t>
       </w:r>
     </w:p>
-    <w:bookmarkEnd w:id="164"/>
+    <w:bookmarkEnd w:id="166"/>
     <w:p>
       <w:r>
         <w:pict>
@@ -20243,7 +20466,7 @@
         <w:t xml:space="preserve">2027</w:t>
       </w:r>
     </w:p>
-    <w:bookmarkStart w:id="165" w:name="a-trava-de-24-horas-que-vem-aí"/>
+    <w:bookmarkStart w:id="167" w:name="a-trava-de-24-horas-que-vem-aí"/>
     <w:p>
       <w:pPr>
         <w:pStyle w:val="Heading2"/>
@@ -20322,7 +20545,7 @@
       <w:pPr>
         <w:numPr>
           <w:ilvl w:val="0"/>
-          <w:numId w:val="1038"/>
+          <w:numId w:val="1039"/>
         </w:numPr>
         <w:pStyle w:val="Compact"/>
       </w:pPr>
@@ -20334,7 +20557,7 @@
       <w:pPr>
         <w:numPr>
           <w:ilvl w:val="0"/>
-          <w:numId w:val="1038"/>
+          <w:numId w:val="1039"/>
         </w:numPr>
         <w:pStyle w:val="Compact"/>
       </w:pPr>
@@ -20346,7 +20569,7 @@
       <w:pPr>
         <w:numPr>
           <w:ilvl w:val="0"/>
-          <w:numId w:val="1038"/>
+          <w:numId w:val="1039"/>
         </w:numPr>
         <w:pStyle w:val="Compact"/>
       </w:pPr>
@@ -20390,7 +20613,7 @@
         <w:t xml:space="preserve">Se for mandar mais de US$ 10 mil a partir de 2027, programe um dia de folga no seu plano.</w:t>
       </w:r>
     </w:p>
-    <w:bookmarkEnd w:id="165"/>
+    <w:bookmarkEnd w:id="167"/>
     <w:p>
       <w:r>
         <w:pict>
@@ -20406,7 +20629,7 @@
         <w:t xml:space="preserve">De olho no governo</w:t>
       </w:r>
     </w:p>
-    <w:bookmarkStart w:id="166" w:name="Xbe0b5aa217cb6e43b664b7d56fd08dd2fc11d04"/>
+    <w:bookmarkStart w:id="168" w:name="Xbe0b5aa217cb6e43b664b7d56fd08dd2fc11d04"/>
     <w:p>
       <w:pPr>
         <w:pStyle w:val="Heading1"/>
@@ -20591,7 +20814,7 @@
         <w:t xml:space="preserve">se a cobrança sair, quem já converteu sai na frente. Acompanhe no grupo VIP: avisamos no dia.</w:t>
       </w:r>
     </w:p>
-    <w:bookmarkEnd w:id="166"/>
+    <w:bookmarkEnd w:id="168"/>
     <w:p>
       <w:r>
         <w:pict>
@@ -20599,7 +20822,7 @@
         </w:pict>
       </w:r>
     </w:p>
-    <w:bookmarkStart w:id="169" w:name="o-que-é-legal-e-o-que-não-é"/>
+    <w:bookmarkStart w:id="171" w:name="o-que-é-legal-e-o-que-não-é"/>
     <w:p>
       <w:pPr>
         <w:pStyle w:val="Heading2"/>
@@ -20608,7 +20831,7 @@
         <w:t xml:space="preserve">O que é legal e o que não é</w:t>
       </w:r>
     </w:p>
-    <w:bookmarkStart w:id="167" w:name="pode"/>
+    <w:bookmarkStart w:id="169" w:name="pode"/>
     <w:p>
       <w:pPr>
         <w:pStyle w:val="Heading3"/>
@@ -20621,7 +20844,7 @@
       <w:pPr>
         <w:numPr>
           <w:ilvl w:val="0"/>
-          <w:numId w:val="1039"/>
+          <w:numId w:val="1040"/>
         </w:numPr>
         <w:pStyle w:val="Compact"/>
       </w:pPr>
@@ -20633,7 +20856,7 @@
       <w:pPr>
         <w:numPr>
           <w:ilvl w:val="0"/>
-          <w:numId w:val="1039"/>
+          <w:numId w:val="1040"/>
         </w:numPr>
         <w:pStyle w:val="Compact"/>
       </w:pPr>
@@ -20645,7 +20868,7 @@
       <w:pPr>
         <w:numPr>
           <w:ilvl w:val="0"/>
-          <w:numId w:val="1039"/>
+          <w:numId w:val="1040"/>
         </w:numPr>
         <w:pStyle w:val="Compact"/>
       </w:pPr>
@@ -20657,7 +20880,7 @@
       <w:pPr>
         <w:numPr>
           <w:ilvl w:val="0"/>
-          <w:numId w:val="1039"/>
+          <w:numId w:val="1040"/>
         </w:numPr>
         <w:pStyle w:val="Compact"/>
       </w:pPr>
@@ -20669,7 +20892,7 @@
       <w:pPr>
         <w:numPr>
           <w:ilvl w:val="0"/>
-          <w:numId w:val="1039"/>
+          <w:numId w:val="1040"/>
         </w:numPr>
         <w:pStyle w:val="Compact"/>
       </w:pPr>
@@ -20677,8 +20900,8 @@
         <w:t xml:space="preserve">Declarar tudo no IR</w:t>
       </w:r>
     </w:p>
-    <w:bookmarkEnd w:id="167"/>
-    <w:bookmarkStart w:id="168" w:name="não-pode"/>
+    <w:bookmarkEnd w:id="169"/>
+    <w:bookmarkStart w:id="170" w:name="não-pode"/>
     <w:p>
       <w:pPr>
         <w:pStyle w:val="Heading3"/>
@@ -20691,7 +20914,7 @@
       <w:pPr>
         <w:numPr>
           <w:ilvl w:val="0"/>
-          <w:numId w:val="1040"/>
+          <w:numId w:val="1041"/>
         </w:numPr>
         <w:pStyle w:val="Compact"/>
       </w:pPr>
@@ -20703,7 +20926,7 @@
       <w:pPr>
         <w:numPr>
           <w:ilvl w:val="0"/>
-          <w:numId w:val="1040"/>
+          <w:numId w:val="1041"/>
         </w:numPr>
         <w:pStyle w:val="Compact"/>
       </w:pPr>
@@ -20715,7 +20938,7 @@
       <w:pPr>
         <w:numPr>
           <w:ilvl w:val="0"/>
-          <w:numId w:val="1040"/>
+          <w:numId w:val="1041"/>
         </w:numPr>
         <w:pStyle w:val="Compact"/>
       </w:pPr>
@@ -20727,7 +20950,7 @@
       <w:pPr>
         <w:numPr>
           <w:ilvl w:val="0"/>
-          <w:numId w:val="1040"/>
+          <w:numId w:val="1041"/>
         </w:numPr>
         <w:pStyle w:val="Compact"/>
       </w:pPr>
@@ -20739,7 +20962,7 @@
       <w:pPr>
         <w:numPr>
           <w:ilvl w:val="0"/>
-          <w:numId w:val="1040"/>
+          <w:numId w:val="1041"/>
         </w:numPr>
         <w:pStyle w:val="Compact"/>
       </w:pPr>
@@ -20747,7 +20970,7 @@
         <w:t xml:space="preserve">Vender câmbio para os outros sem autorização</w:t>
       </w:r>
     </w:p>
-    <w:bookmarkEnd w:id="168"/>
+    <w:bookmarkEnd w:id="170"/>
     <w:p>
       <w:pPr>
         <w:pStyle w:val="FirstParagraph"/>
@@ -20777,7 +21000,7 @@
         <w:t xml:space="preserve">Patriota paga o que deve e não deve nada a ninguém.</w:t>
       </w:r>
     </w:p>
-    <w:bookmarkEnd w:id="169"/>
+    <w:bookmarkEnd w:id="171"/>
     <w:p>
       <w:r>
         <w:pict>
@@ -20793,7 +21016,7 @@
         <w:t xml:space="preserve">É legal? Bolívia</w:t>
       </w:r>
     </w:p>
-    <w:bookmarkStart w:id="170" w:name="X0266767379dbf7e2270a7660df9d9ebdcfb6b9b"/>
+    <w:bookmarkStart w:id="172" w:name="X0266767379dbf7e2270a7660df9d9ebdcfb6b9b"/>
     <w:p>
       <w:pPr>
         <w:pStyle w:val="Heading1"/>
@@ -20806,7 +21029,7 @@
       <w:pPr>
         <w:numPr>
           <w:ilvl w:val="0"/>
-          <w:numId w:val="1041"/>
+          <w:numId w:val="1042"/>
         </w:numPr>
         <w:pStyle w:val="Compact"/>
       </w:pPr>
@@ -20828,7 +21051,7 @@
       <w:pPr>
         <w:numPr>
           <w:ilvl w:val="0"/>
-          <w:numId w:val="1041"/>
+          <w:numId w:val="1042"/>
         </w:numPr>
         <w:pStyle w:val="Compact"/>
       </w:pPr>
@@ -20850,7 +21073,7 @@
       <w:pPr>
         <w:numPr>
           <w:ilvl w:val="0"/>
-          <w:numId w:val="1041"/>
+          <w:numId w:val="1042"/>
         </w:numPr>
         <w:pStyle w:val="Compact"/>
       </w:pPr>
@@ -20872,7 +21095,7 @@
       <w:pPr>
         <w:numPr>
           <w:ilvl w:val="0"/>
-          <w:numId w:val="1041"/>
+          <w:numId w:val="1042"/>
         </w:numPr>
         <w:pStyle w:val="Compact"/>
       </w:pPr>
@@ -20908,7 +21131,7 @@
         <w:t xml:space="preserve">É a diferença entre quem vê o cidadão como pagador de imposto e quem vê como cliente.</w:t>
       </w:r>
     </w:p>
-    <w:bookmarkEnd w:id="170"/>
+    <w:bookmarkEnd w:id="172"/>
     <w:p>
       <w:r>
         <w:pict>
@@ -20916,7 +21139,7 @@
         </w:pict>
       </w:r>
     </w:p>
-    <w:bookmarkStart w:id="171" w:name="X8f58fa5509e72788515668dc0d9b29782edc829"/>
+    <w:bookmarkStart w:id="173" w:name="X8f58fa5509e72788515668dc0d9b29782edc829"/>
     <w:p>
       <w:pPr>
         <w:pStyle w:val="Heading2"/>
@@ -21106,7 +21329,7 @@
         <w:t xml:space="preserve">Anote: “primeiro P2P, depois banco”. Abrir conta em banco boliviano está no capítulo 7.6.</w:t>
       </w:r>
     </w:p>
-    <w:bookmarkEnd w:id="171"/>
+    <w:bookmarkEnd w:id="173"/>
     <w:p>
       <w:r>
         <w:pict>
@@ -21122,7 +21345,7 @@
         <w:t xml:space="preserve">Kit de ferramentas</w:t>
       </w:r>
     </w:p>
-    <w:bookmarkStart w:id="172" w:name="o-que-você-precisa-ter-antes-de-começar"/>
+    <w:bookmarkStart w:id="174" w:name="o-que-você-precisa-ter-antes-de-começar"/>
     <w:p>
       <w:pPr>
         <w:pStyle w:val="Heading1"/>
@@ -21135,7 +21358,7 @@
       <w:pPr>
         <w:numPr>
           <w:ilvl w:val="0"/>
-          <w:numId w:val="1042"/>
+          <w:numId w:val="1043"/>
         </w:numPr>
         <w:pStyle w:val="Compact"/>
       </w:pPr>
@@ -21157,7 +21380,7 @@
       <w:pPr>
         <w:numPr>
           <w:ilvl w:val="0"/>
-          <w:numId w:val="1042"/>
+          <w:numId w:val="1043"/>
         </w:numPr>
         <w:pStyle w:val="Compact"/>
       </w:pPr>
@@ -21179,7 +21402,7 @@
       <w:pPr>
         <w:numPr>
           <w:ilvl w:val="0"/>
-          <w:numId w:val="1042"/>
+          <w:numId w:val="1043"/>
         </w:numPr>
         <w:pStyle w:val="Compact"/>
       </w:pPr>
@@ -21201,7 +21424,7 @@
       <w:pPr>
         <w:numPr>
           <w:ilvl w:val="0"/>
-          <w:numId w:val="1042"/>
+          <w:numId w:val="1043"/>
         </w:numPr>
         <w:pStyle w:val="Compact"/>
       </w:pPr>
@@ -21223,7 +21446,7 @@
       <w:pPr>
         <w:numPr>
           <w:ilvl w:val="0"/>
-          <w:numId w:val="1042"/>
+          <w:numId w:val="1043"/>
         </w:numPr>
         <w:pStyle w:val="Compact"/>
       </w:pPr>
@@ -21245,7 +21468,7 @@
       <w:pPr>
         <w:numPr>
           <w:ilvl w:val="0"/>
-          <w:numId w:val="1042"/>
+          <w:numId w:val="1043"/>
         </w:numPr>
         <w:pStyle w:val="Compact"/>
       </w:pPr>
@@ -21267,7 +21490,7 @@
       <w:pPr>
         <w:numPr>
           <w:ilvl w:val="0"/>
-          <w:numId w:val="1042"/>
+          <w:numId w:val="1043"/>
         </w:numPr>
         <w:pStyle w:val="Compact"/>
       </w:pPr>
@@ -21321,7 +21544,7 @@
         <w:t xml:space="preserve">Nenhuma empresa paga para aparecer neste curso.</w:t>
       </w:r>
     </w:p>
-    <w:bookmarkEnd w:id="172"/>
+    <w:bookmarkEnd w:id="174"/>
     <w:p>
       <w:r>
         <w:pict>
@@ -21329,7 +21552,7 @@
         </w:pict>
       </w:r>
     </w:p>
-    <w:bookmarkStart w:id="173" w:name="X052ef0f5ff0548d23f857a3b7359ef67e526124"/>
+    <w:bookmarkStart w:id="175" w:name="X052ef0f5ff0548d23f857a3b7359ef67e526124"/>
     <w:p>
       <w:pPr>
         <w:pStyle w:val="Heading2"/>
@@ -21342,7 +21565,7 @@
       <w:pPr>
         <w:numPr>
           <w:ilvl w:val="0"/>
-          <w:numId w:val="1043"/>
+          <w:numId w:val="1044"/>
         </w:numPr>
         <w:pStyle w:val="Compact"/>
       </w:pPr>
@@ -21370,7 +21593,7 @@
       <w:pPr>
         <w:numPr>
           <w:ilvl w:val="0"/>
-          <w:numId w:val="1043"/>
+          <w:numId w:val="1044"/>
         </w:numPr>
         <w:pStyle w:val="Compact"/>
       </w:pPr>
@@ -21408,7 +21631,7 @@
       <w:pPr>
         <w:numPr>
           <w:ilvl w:val="0"/>
-          <w:numId w:val="1043"/>
+          <w:numId w:val="1044"/>
         </w:numPr>
         <w:pStyle w:val="Compact"/>
       </w:pPr>
@@ -21420,7 +21643,7 @@
       <w:pPr>
         <w:numPr>
           <w:ilvl w:val="0"/>
-          <w:numId w:val="1043"/>
+          <w:numId w:val="1044"/>
         </w:numPr>
         <w:pStyle w:val="Compact"/>
       </w:pPr>
@@ -21470,7 +21693,7 @@
         <w:t xml:space="preserve">Exchange séria tem CNPJ, endereço e pedido no BC. O resto é golpe.</w:t>
       </w:r>
     </w:p>
-    <w:bookmarkEnd w:id="173"/>
+    <w:bookmarkEnd w:id="175"/>
     <w:p>
       <w:r>
         <w:pict>
@@ -21486,7 +21709,7 @@
         <w:t xml:space="preserve">Passo 1</w:t>
       </w:r>
     </w:p>
-    <w:bookmarkStart w:id="174" w:name="cadastro-e-verificação-kyc"/>
+    <w:bookmarkStart w:id="176" w:name="cadastro-e-verificação-kyc"/>
     <w:p>
       <w:pPr>
         <w:pStyle w:val="Heading1"/>
@@ -21707,7 +21930,7 @@
         <w:t xml:space="preserve">Separe hoje: documento com foto, comprovante de endereço e último IR. Vai precisar nos dois países.</w:t>
       </w:r>
     </w:p>
-    <w:bookmarkEnd w:id="174"/>
+    <w:bookmarkEnd w:id="176"/>
     <w:p>
       <w:r>
         <w:pict>
@@ -21715,7 +21938,7 @@
         </w:pict>
       </w:r>
     </w:p>
-    <w:bookmarkStart w:id="175" w:name="os-5-erros-que-travam-o-cadastro"/>
+    <w:bookmarkStart w:id="177" w:name="os-5-erros-que-travam-o-cadastro"/>
     <w:p>
       <w:pPr>
         <w:pStyle w:val="Heading2"/>
@@ -21728,7 +21951,7 @@
       <w:pPr>
         <w:numPr>
           <w:ilvl w:val="0"/>
-          <w:numId w:val="1044"/>
+          <w:numId w:val="1045"/>
         </w:numPr>
         <w:pStyle w:val="Compact"/>
       </w:pPr>
@@ -21750,7 +21973,7 @@
       <w:pPr>
         <w:numPr>
           <w:ilvl w:val="0"/>
-          <w:numId w:val="1044"/>
+          <w:numId w:val="1045"/>
         </w:numPr>
         <w:pStyle w:val="Compact"/>
       </w:pPr>
@@ -21772,7 +21995,7 @@
       <w:pPr>
         <w:numPr>
           <w:ilvl w:val="0"/>
-          <w:numId w:val="1044"/>
+          <w:numId w:val="1045"/>
         </w:numPr>
         <w:pStyle w:val="Compact"/>
       </w:pPr>
@@ -21788,7 +22011,7 @@
       <w:pPr>
         <w:numPr>
           <w:ilvl w:val="0"/>
-          <w:numId w:val="1044"/>
+          <w:numId w:val="1045"/>
         </w:numPr>
         <w:pStyle w:val="Compact"/>
       </w:pPr>
@@ -21810,7 +22033,7 @@
       <w:pPr>
         <w:numPr>
           <w:ilvl w:val="0"/>
-          <w:numId w:val="1044"/>
+          <w:numId w:val="1045"/>
         </w:numPr>
         <w:pStyle w:val="Compact"/>
       </w:pPr>
@@ -21864,7 +22087,7 @@
         <w:t xml:space="preserve">Cadastro feito uma vez. Liberdade para sempre.</w:t>
       </w:r>
     </w:p>
-    <w:bookmarkEnd w:id="175"/>
+    <w:bookmarkEnd w:id="177"/>
     <w:p>
       <w:r>
         <w:pict>
@@ -21880,7 +22103,7 @@
         <w:t xml:space="preserve">Passo 2</w:t>
       </w:r>
     </w:p>
-    <w:bookmarkStart w:id="177" w:name="pix-só-da-sua-conta-no-seu-cpf"/>
+    <w:bookmarkStart w:id="179" w:name="pix-só-da-sua-conta-no-seu-cpf"/>
     <w:p>
       <w:pPr>
         <w:pStyle w:val="Heading1"/>
@@ -21893,7 +22116,7 @@
       <w:pPr>
         <w:numPr>
           <w:ilvl w:val="0"/>
-          <w:numId w:val="1045"/>
+          <w:numId w:val="1046"/>
         </w:numPr>
         <w:pStyle w:val="Compact"/>
       </w:pPr>
@@ -21905,7 +22128,7 @@
       <w:pPr>
         <w:numPr>
           <w:ilvl w:val="0"/>
-          <w:numId w:val="1045"/>
+          <w:numId w:val="1046"/>
         </w:numPr>
         <w:pStyle w:val="Compact"/>
       </w:pPr>
@@ -21923,7 +22146,7 @@
         <w:t xml:space="preserve">conta no seu nome e CPF</w:t>
       </w:r>
     </w:p>
-    <w:bookmarkStart w:id="176" w:name="o-limite-da-noite"/>
+    <w:bookmarkStart w:id="178" w:name="o-limite-da-noite"/>
     <w:p>
       <w:pPr>
         <w:pStyle w:val="Heading3"/>
@@ -21985,7 +22208,7 @@
         <w:t xml:space="preserve">para valer.</w:t>
       </w:r>
     </w:p>
-    <w:bookmarkEnd w:id="176"/>
+    <w:bookmarkEnd w:id="178"/>
     <w:p>
       <w:pPr>
         <w:pStyle w:val="BodyText"/>
@@ -22020,7 +22243,7 @@
         <w:t xml:space="preserve">e peça o aumento de limite com antecedência, se for usar valores maiores.</w:t>
       </w:r>
     </w:p>
-    <w:bookmarkEnd w:id="177"/>
+    <w:bookmarkEnd w:id="179"/>
     <w:p>
       <w:r>
         <w:pict>
@@ -22028,7 +22251,7 @@
         </w:pict>
       </w:r>
     </w:p>
-    <w:bookmarkStart w:id="178" w:name="antes-de-mandar-o-pix-confira-3-coisas"/>
+    <w:bookmarkStart w:id="180" w:name="antes-de-mandar-o-pix-confira-3-coisas"/>
     <w:p>
       <w:pPr>
         <w:pStyle w:val="Heading2"/>
@@ -22041,7 +22264,7 @@
       <w:pPr>
         <w:numPr>
           <w:ilvl w:val="0"/>
-          <w:numId w:val="1046"/>
+          <w:numId w:val="1047"/>
         </w:numPr>
         <w:pStyle w:val="Compact"/>
       </w:pPr>
@@ -22063,7 +22286,7 @@
       <w:pPr>
         <w:numPr>
           <w:ilvl w:val="0"/>
-          <w:numId w:val="1046"/>
+          <w:numId w:val="1047"/>
         </w:numPr>
         <w:pStyle w:val="Compact"/>
       </w:pPr>
@@ -22085,7 +22308,7 @@
       <w:pPr>
         <w:numPr>
           <w:ilvl w:val="0"/>
-          <w:numId w:val="1046"/>
+          <w:numId w:val="1047"/>
         </w:numPr>
         <w:pStyle w:val="Compact"/>
       </w:pPr>
@@ -22126,7 +22349,7 @@
         <w:t xml:space="preserve">Faça um primeiro Pix pequeno (R$ 50) só para ver o dinheiro cair na exchange. É o mesmo valor do teste de envio.</w:t>
       </w:r>
     </w:p>
-    <w:bookmarkEnd w:id="178"/>
+    <w:bookmarkEnd w:id="180"/>
     <w:p>
       <w:r>
         <w:pict>
@@ -22142,7 +22365,7 @@
         <w:t xml:space="preserve">Passo 3</w:t>
       </w:r>
     </w:p>
-    <w:bookmarkStart w:id="182" w:name="comprar-usdt-conversão-rápida-ou-ordem"/>
+    <w:bookmarkStart w:id="184" w:name="comprar-usdt-conversão-rápida-ou-ordem"/>
     <w:p>
       <w:pPr>
         <w:pStyle w:val="Heading1"/>
@@ -22151,7 +22374,7 @@
         <w:t xml:space="preserve">Comprar USDT: “conversão rápida” ou “ordem”?</w:t>
       </w:r>
     </w:p>
-    <w:bookmarkStart w:id="179" w:name="conversão-rápida"/>
+    <w:bookmarkStart w:id="181" w:name="conversão-rápida"/>
     <w:p>
       <w:pPr>
         <w:pStyle w:val="Heading3"/>
@@ -22164,7 +22387,7 @@
       <w:pPr>
         <w:numPr>
           <w:ilvl w:val="0"/>
-          <w:numId w:val="1047"/>
+          <w:numId w:val="1048"/>
         </w:numPr>
         <w:pStyle w:val="Compact"/>
       </w:pPr>
@@ -22176,7 +22399,7 @@
       <w:pPr>
         <w:numPr>
           <w:ilvl w:val="0"/>
-          <w:numId w:val="1047"/>
+          <w:numId w:val="1048"/>
         </w:numPr>
         <w:pStyle w:val="Compact"/>
       </w:pPr>
@@ -22188,7 +22411,7 @@
       <w:pPr>
         <w:numPr>
           <w:ilvl w:val="0"/>
-          <w:numId w:val="1048"/>
+          <w:numId w:val="1049"/>
         </w:numPr>
         <w:pStyle w:val="Compact"/>
       </w:pPr>
@@ -22196,8 +22419,8 @@
         <w:t xml:space="preserve">O spread costuma vir embutido</w:t>
       </w:r>
     </w:p>
-    <w:bookmarkEnd w:id="179"/>
-    <w:bookmarkStart w:id="180" w:name="mercado-spot"/>
+    <w:bookmarkEnd w:id="181"/>
+    <w:bookmarkStart w:id="182" w:name="mercado-spot"/>
     <w:p>
       <w:pPr>
         <w:pStyle w:val="Heading3"/>
@@ -22210,7 +22433,7 @@
       <w:pPr>
         <w:numPr>
           <w:ilvl w:val="0"/>
-          <w:numId w:val="1049"/>
+          <w:numId w:val="1050"/>
         </w:numPr>
         <w:pStyle w:val="Compact"/>
       </w:pPr>
@@ -22222,7 +22445,7 @@
       <w:pPr>
         <w:numPr>
           <w:ilvl w:val="0"/>
-          <w:numId w:val="1049"/>
+          <w:numId w:val="1050"/>
         </w:numPr>
         <w:pStyle w:val="Compact"/>
       </w:pPr>
@@ -22234,7 +22457,7 @@
       <w:pPr>
         <w:numPr>
           <w:ilvl w:val="0"/>
-          <w:numId w:val="1049"/>
+          <w:numId w:val="1050"/>
         </w:numPr>
         <w:pStyle w:val="Compact"/>
       </w:pPr>
@@ -22246,7 +22469,7 @@
       <w:pPr>
         <w:numPr>
           <w:ilvl w:val="0"/>
-          <w:numId w:val="1050"/>
+          <w:numId w:val="1051"/>
         </w:numPr>
         <w:pStyle w:val="Compact"/>
       </w:pPr>
@@ -22254,8 +22477,8 @@
         <w:t xml:space="preserve">Tela um pouco mais complexa</w:t>
       </w:r>
     </w:p>
-    <w:bookmarkEnd w:id="180"/>
-    <w:bookmarkStart w:id="181" w:name="ordem-a-mercado-ordem-limitada"/>
+    <w:bookmarkEnd w:id="182"/>
+    <w:bookmarkStart w:id="183" w:name="ordem-a-mercado-ordem-limitada"/>
     <w:p>
       <w:pPr>
         <w:pStyle w:val="Heading3"/>
@@ -22391,8 +22614,8 @@
         </w:tc>
       </w:tr>
     </w:tbl>
-    <w:bookmarkEnd w:id="181"/>
-    <w:bookmarkEnd w:id="182"/>
+    <w:bookmarkEnd w:id="183"/>
+    <w:bookmarkEnd w:id="184"/>
     <w:p>
       <w:r>
         <w:pict>
@@ -22400,7 +22623,7 @@
         </w:pict>
       </w:r>
     </w:p>
-    <w:bookmarkStart w:id="183" w:name="maker-taker-e-spread-em-1-minuto"/>
+    <w:bookmarkStart w:id="185" w:name="maker-taker-e-spread-em-1-minuto"/>
     <w:p>
       <w:pPr>
         <w:pStyle w:val="Heading2"/>
@@ -22413,7 +22636,7 @@
       <w:pPr>
         <w:numPr>
           <w:ilvl w:val="0"/>
-          <w:numId w:val="1051"/>
+          <w:numId w:val="1052"/>
         </w:numPr>
         <w:pStyle w:val="Compact"/>
       </w:pPr>
@@ -22432,7 +22655,7 @@
       <w:pPr>
         <w:numPr>
           <w:ilvl w:val="0"/>
-          <w:numId w:val="1051"/>
+          <w:numId w:val="1052"/>
         </w:numPr>
         <w:pStyle w:val="Compact"/>
       </w:pPr>
@@ -22451,7 +22674,7 @@
       <w:pPr>
         <w:numPr>
           <w:ilvl w:val="0"/>
-          <w:numId w:val="1051"/>
+          <w:numId w:val="1052"/>
         </w:numPr>
         <w:pStyle w:val="Compact"/>
       </w:pPr>
@@ -22506,7 +22729,7 @@
         <w:t xml:space="preserve">Saber o seu preço médio é saber quanto você economizou.</w:t>
       </w:r>
     </w:p>
-    <w:bookmarkEnd w:id="183"/>
+    <w:bookmarkEnd w:id="185"/>
     <w:p>
       <w:r>
         <w:pict>
@@ -22522,7 +22745,7 @@
         <w:t xml:space="preserve">Passo a passo</w:t>
       </w:r>
     </w:p>
-    <w:bookmarkStart w:id="184" w:name="sua-primeira-compra"/>
+    <w:bookmarkStart w:id="186" w:name="sua-primeira-compra"/>
     <w:p>
       <w:pPr>
         <w:pStyle w:val="Heading2"/>
@@ -22535,7 +22758,7 @@
       <w:pPr>
         <w:numPr>
           <w:ilvl w:val="0"/>
-          <w:numId w:val="1052"/>
+          <w:numId w:val="1053"/>
         </w:numPr>
         <w:pStyle w:val="Compact"/>
       </w:pPr>
@@ -22547,7 +22770,7 @@
       <w:pPr>
         <w:numPr>
           <w:ilvl w:val="0"/>
-          <w:numId w:val="1052"/>
+          <w:numId w:val="1053"/>
         </w:numPr>
         <w:pStyle w:val="Compact"/>
       </w:pPr>
@@ -22569,7 +22792,7 @@
       <w:pPr>
         <w:numPr>
           <w:ilvl w:val="0"/>
-          <w:numId w:val="1052"/>
+          <w:numId w:val="1053"/>
         </w:numPr>
         <w:pStyle w:val="Compact"/>
       </w:pPr>
@@ -22581,7 +22804,7 @@
       <w:pPr>
         <w:numPr>
           <w:ilvl w:val="0"/>
-          <w:numId w:val="1052"/>
+          <w:numId w:val="1053"/>
         </w:numPr>
         <w:pStyle w:val="Compact"/>
       </w:pPr>
@@ -22593,7 +22816,7 @@
       <w:pPr>
         <w:numPr>
           <w:ilvl w:val="0"/>
-          <w:numId w:val="1052"/>
+          <w:numId w:val="1053"/>
         </w:numPr>
         <w:pStyle w:val="Compact"/>
       </w:pPr>
@@ -22621,7 +22844,7 @@
       <w:pPr>
         <w:numPr>
           <w:ilvl w:val="0"/>
-          <w:numId w:val="1052"/>
+          <w:numId w:val="1053"/>
         </w:numPr>
         <w:pStyle w:val="Compact"/>
       </w:pPr>
@@ -22655,7 +22878,7 @@
         <w:t xml:space="preserve">Compre o equivalente a R$ 50 em USDT. Só isso. É o seu combustível para o teste do passo 5.</w:t>
       </w:r>
     </w:p>
-    <w:bookmarkEnd w:id="184"/>
+    <w:bookmarkEnd w:id="186"/>
     <w:p>
       <w:r>
         <w:pict>
@@ -22671,7 +22894,7 @@
         <w:t xml:space="preserve">Passo 4</w:t>
       </w:r>
     </w:p>
-    <w:bookmarkStart w:id="185" w:name="Xe396704c6ff4cb448e7172e509cada6dd241534"/>
+    <w:bookmarkStart w:id="187" w:name="Xe396704c6ff4cb448e7172e509cada6dd241534"/>
     <w:p>
       <w:pPr>
         <w:pStyle w:val="Heading1"/>
@@ -22684,7 +22907,7 @@
       <w:pPr>
         <w:numPr>
           <w:ilvl w:val="0"/>
-          <w:numId w:val="1053"/>
+          <w:numId w:val="1054"/>
         </w:numPr>
         <w:pStyle w:val="Compact"/>
       </w:pPr>
@@ -22706,7 +22929,7 @@
       <w:pPr>
         <w:numPr>
           <w:ilvl w:val="0"/>
-          <w:numId w:val="1053"/>
+          <w:numId w:val="1054"/>
         </w:numPr>
         <w:pStyle w:val="Compact"/>
       </w:pPr>
@@ -22728,7 +22951,7 @@
       <w:pPr>
         <w:numPr>
           <w:ilvl w:val="0"/>
-          <w:numId w:val="1053"/>
+          <w:numId w:val="1054"/>
         </w:numPr>
         <w:pStyle w:val="Compact"/>
       </w:pPr>
@@ -22740,7 +22963,7 @@
       <w:pPr>
         <w:numPr>
           <w:ilvl w:val="0"/>
-          <w:numId w:val="1053"/>
+          <w:numId w:val="1054"/>
         </w:numPr>
         <w:pStyle w:val="Compact"/>
       </w:pPr>
@@ -22892,7 +23115,7 @@
         <w:t xml:space="preserve">Releia o capítulo 3.5 se tiver qualquer dúvida.</w:t>
       </w:r>
     </w:p>
-    <w:bookmarkEnd w:id="185"/>
+    <w:bookmarkEnd w:id="187"/>
     <w:p>
       <w:r>
         <w:pict>
@@ -22908,7 +23131,7 @@
         <w:t xml:space="preserve">Passo 5</w:t>
       </w:r>
     </w:p>
-    <w:bookmarkStart w:id="186" w:name="o-teste-de-r-50-que-salva-r-50-mil"/>
+    <w:bookmarkStart w:id="188" w:name="o-teste-de-r-50-que-salva-r-50-mil"/>
     <w:p>
       <w:pPr>
         <w:pStyle w:val="Heading1"/>
@@ -22942,7 +23165,7 @@
       <w:pPr>
         <w:numPr>
           <w:ilvl w:val="0"/>
-          <w:numId w:val="1054"/>
+          <w:numId w:val="1055"/>
         </w:numPr>
         <w:pStyle w:val="Compact"/>
       </w:pPr>
@@ -22970,7 +23193,7 @@
       <w:pPr>
         <w:numPr>
           <w:ilvl w:val="0"/>
-          <w:numId w:val="1054"/>
+          <w:numId w:val="1055"/>
         </w:numPr>
         <w:pStyle w:val="Compact"/>
       </w:pPr>
@@ -22982,7 +23205,7 @@
       <w:pPr>
         <w:numPr>
           <w:ilvl w:val="0"/>
-          <w:numId w:val="1054"/>
+          <w:numId w:val="1055"/>
         </w:numPr>
         <w:pStyle w:val="Compact"/>
       </w:pPr>
@@ -23004,7 +23227,7 @@
       <w:pPr>
         <w:numPr>
           <w:ilvl w:val="0"/>
-          <w:numId w:val="1054"/>
+          <w:numId w:val="1055"/>
         </w:numPr>
         <w:pStyle w:val="Compact"/>
       </w:pPr>
@@ -23032,7 +23255,7 @@
       <w:pPr>
         <w:numPr>
           <w:ilvl w:val="0"/>
-          <w:numId w:val="1054"/>
+          <w:numId w:val="1055"/>
         </w:numPr>
         <w:pStyle w:val="Compact"/>
       </w:pPr>
@@ -23048,7 +23271,7 @@
         <w:t xml:space="preserve">Sim, você paga a taxa de rede duas vezes. É o seguro mais barato que existe.</w:t>
       </w:r>
     </w:p>
-    <w:bookmarkEnd w:id="186"/>
+    <w:bookmarkEnd w:id="188"/>
     <w:p>
       <w:r>
         <w:pict>
@@ -23056,7 +23279,7 @@
         </w:pict>
       </w:r>
     </w:p>
-    <w:bookmarkStart w:id="187" w:name="como-conferir-no-explorador"/>
+    <w:bookmarkStart w:id="189" w:name="como-conferir-no-explorador"/>
     <w:p>
       <w:pPr>
         <w:pStyle w:val="Heading2"/>
@@ -23090,7 +23313,7 @@
       <w:pPr>
         <w:numPr>
           <w:ilvl w:val="0"/>
-          <w:numId w:val="1055"/>
+          <w:numId w:val="1056"/>
         </w:numPr>
         <w:pStyle w:val="Compact"/>
       </w:pPr>
@@ -23102,7 +23325,7 @@
       <w:pPr>
         <w:numPr>
           <w:ilvl w:val="0"/>
-          <w:numId w:val="1055"/>
+          <w:numId w:val="1056"/>
         </w:numPr>
         <w:pStyle w:val="Compact"/>
       </w:pPr>
@@ -23114,7 +23337,7 @@
       <w:pPr>
         <w:numPr>
           <w:ilvl w:val="0"/>
-          <w:numId w:val="1055"/>
+          <w:numId w:val="1056"/>
         </w:numPr>
         <w:pStyle w:val="Compact"/>
       </w:pPr>
@@ -23174,7 +23397,7 @@
         <w:t xml:space="preserve">Hash guardado é comprovante para a vida toda.</w:t>
       </w:r>
     </w:p>
-    <w:bookmarkEnd w:id="187"/>
+    <w:bookmarkEnd w:id="189"/>
     <w:p>
       <w:r>
         <w:pict>
@@ -23190,7 +23413,7 @@
         <w:t xml:space="preserve">Regras novas no envio</w:t>
       </w:r>
     </w:p>
-    <w:bookmarkStart w:id="188" w:name="o-que-a-exchange-pode-te-perguntar"/>
+    <w:bookmarkStart w:id="190" w:name="o-que-a-exchange-pode-te-perguntar"/>
     <w:p>
       <w:pPr>
         <w:pStyle w:val="Heading2"/>
@@ -23373,7 +23596,7 @@
         <w:t xml:space="preserve">Faça agora o seu primeiro envio de teste. Anote o hash na pasta fiscal.</w:t>
       </w:r>
     </w:p>
-    <w:bookmarkEnd w:id="188"/>
+    <w:bookmarkEnd w:id="190"/>
     <w:p>
       <w:r>
         <w:pict>
@@ -23389,7 +23612,7 @@
         <w:t xml:space="preserve">Passo 6</w:t>
       </w:r>
     </w:p>
-    <w:bookmarkStart w:id="191" w:name="X0c09f7a9faa40f27176125d0122eb9bcbc2a552"/>
+    <w:bookmarkStart w:id="193" w:name="X0c09f7a9faa40f27176125d0122eb9bcbc2a552"/>
     <w:p>
       <w:pPr>
         <w:pStyle w:val="Heading1"/>
@@ -23398,7 +23621,7 @@
         <w:t xml:space="preserve">Vender no P2P: aceitar anúncio ou criar o seu</w:t>
       </w:r>
     </w:p>
-    <w:bookmarkStart w:id="189" w:name="aceitar-um-anúncio"/>
+    <w:bookmarkStart w:id="191" w:name="aceitar-um-anúncio"/>
     <w:p>
       <w:pPr>
         <w:pStyle w:val="Heading3"/>
@@ -23411,7 +23634,7 @@
       <w:pPr>
         <w:numPr>
           <w:ilvl w:val="0"/>
-          <w:numId w:val="1056"/>
+          <w:numId w:val="1057"/>
         </w:numPr>
         <w:pStyle w:val="Compact"/>
       </w:pPr>
@@ -23423,7 +23646,7 @@
       <w:pPr>
         <w:numPr>
           <w:ilvl w:val="0"/>
-          <w:numId w:val="1056"/>
+          <w:numId w:val="1057"/>
         </w:numPr>
         <w:pStyle w:val="Compact"/>
       </w:pPr>
@@ -23435,7 +23658,7 @@
       <w:pPr>
         <w:numPr>
           <w:ilvl w:val="0"/>
-          <w:numId w:val="1057"/>
+          <w:numId w:val="1058"/>
         </w:numPr>
         <w:pStyle w:val="Compact"/>
       </w:pPr>
@@ -23443,8 +23666,8 @@
         <w:t xml:space="preserve">Preço de quem anunciou</w:t>
       </w:r>
     </w:p>
-    <w:bookmarkEnd w:id="189"/>
-    <w:bookmarkStart w:id="190" w:name="criar-o-seu-anúncio"/>
+    <w:bookmarkEnd w:id="191"/>
+    <w:bookmarkStart w:id="192" w:name="criar-o-seu-anúncio"/>
     <w:p>
       <w:pPr>
         <w:pStyle w:val="Heading3"/>
@@ -23457,7 +23680,7 @@
       <w:pPr>
         <w:numPr>
           <w:ilvl w:val="0"/>
-          <w:numId w:val="1058"/>
+          <w:numId w:val="1059"/>
         </w:numPr>
         <w:pStyle w:val="Compact"/>
       </w:pPr>
@@ -23469,7 +23692,7 @@
       <w:pPr>
         <w:numPr>
           <w:ilvl w:val="0"/>
-          <w:numId w:val="1058"/>
+          <w:numId w:val="1059"/>
         </w:numPr>
         <w:pStyle w:val="Compact"/>
       </w:pPr>
@@ -23481,7 +23704,7 @@
       <w:pPr>
         <w:numPr>
           <w:ilvl w:val="0"/>
-          <w:numId w:val="1059"/>
+          <w:numId w:val="1060"/>
         </w:numPr>
         <w:pStyle w:val="Compact"/>
       </w:pPr>
@@ -23489,7 +23712,7 @@
         <w:t xml:space="preserve">Espera alguém aceitar</w:t>
       </w:r>
     </w:p>
-    <w:bookmarkEnd w:id="190"/>
+    <w:bookmarkEnd w:id="192"/>
     <w:tbl>
       <w:tblPr>
         <w:tblStyle w:val="Table"/>
@@ -23640,7 +23863,7 @@
         <w:t xml:space="preserve">do dólar oficial. É por isso que o método ganha da remessa.</w:t>
       </w:r>
     </w:p>
-    <w:bookmarkEnd w:id="191"/>
+    <w:bookmarkEnd w:id="193"/>
     <w:p>
       <w:r>
         <w:pict>
@@ -23648,7 +23871,7 @@
         </w:pict>
       </w:r>
     </w:p>
-    <w:bookmarkStart w:id="192" w:name="escolhendo-o-comprador"/>
+    <w:bookmarkStart w:id="194" w:name="escolhendo-o-comprador"/>
     <w:p>
       <w:pPr>
         <w:pStyle w:val="Heading2"/>
@@ -23886,7 +24109,7 @@
         <w:t xml:space="preserve">No P2P, a reputação vale mais que o preço.</w:t>
       </w:r>
     </w:p>
-    <w:bookmarkEnd w:id="192"/>
+    <w:bookmarkEnd w:id="194"/>
     <w:p>
       <w:r>
         <w:pict>
@@ -23902,7 +24125,7 @@
         <w:t xml:space="preserve">Liberar ou não liberar?</w:t>
       </w:r>
     </w:p>
-    <w:bookmarkStart w:id="193" w:name="X0a5d3bbf2a04f68d8531bcb9a828a142bacaf9e"/>
+    <w:bookmarkStart w:id="195" w:name="X0a5d3bbf2a04f68d8531bcb9a828a142bacaf9e"/>
     <w:p>
       <w:pPr>
         <w:pStyle w:val="Heading2"/>
@@ -23939,7 +24162,7 @@
         <w:t xml:space="preserve">Só vale o saldo no app do seu banco.</w:t>
       </w:r>
     </w:p>
-    <w:bookmarkEnd w:id="193"/>
+    <w:bookmarkEnd w:id="195"/>
     <w:p>
       <w:r>
         <w:pict>
@@ -23947,7 +24170,7 @@
         </w:pict>
       </w:r>
     </w:p>
-    <w:bookmarkStart w:id="194" w:name="deu-problema-abra-disputa"/>
+    <w:bookmarkStart w:id="196" w:name="deu-problema-abra-disputa"/>
     <w:p>
       <w:pPr>
         <w:pStyle w:val="Heading2"/>
@@ -23960,7 +24183,7 @@
       <w:pPr>
         <w:numPr>
           <w:ilvl w:val="0"/>
-          <w:numId w:val="1060"/>
+          <w:numId w:val="1061"/>
         </w:numPr>
         <w:pStyle w:val="Compact"/>
       </w:pPr>
@@ -23982,7 +24205,7 @@
       <w:pPr>
         <w:numPr>
           <w:ilvl w:val="0"/>
-          <w:numId w:val="1060"/>
+          <w:numId w:val="1061"/>
         </w:numPr>
         <w:pStyle w:val="Compact"/>
       </w:pPr>
@@ -24010,7 +24233,7 @@
       <w:pPr>
         <w:numPr>
           <w:ilvl w:val="0"/>
-          <w:numId w:val="1060"/>
+          <w:numId w:val="1061"/>
         </w:numPr>
         <w:pStyle w:val="Compact"/>
       </w:pPr>
@@ -24038,7 +24261,7 @@
       <w:pPr>
         <w:numPr>
           <w:ilvl w:val="0"/>
-          <w:numId w:val="1060"/>
+          <w:numId w:val="1061"/>
         </w:numPr>
         <w:pStyle w:val="Compact"/>
       </w:pPr>
@@ -24063,7 +24286,7 @@
       <w:pPr>
         <w:numPr>
           <w:ilvl w:val="0"/>
-          <w:numId w:val="1060"/>
+          <w:numId w:val="1061"/>
         </w:numPr>
         <w:pStyle w:val="Compact"/>
       </w:pPr>
@@ -24107,7 +24330,7 @@
         <w:t xml:space="preserve">Faça a sua primeira venda com o USDT do teste. Confira o dinheiro no app do banco antes de liberar.</w:t>
       </w:r>
     </w:p>
-    <w:bookmarkEnd w:id="194"/>
+    <w:bookmarkEnd w:id="196"/>
     <w:p>
       <w:r>
         <w:pict>
@@ -24123,7 +24346,7 @@
         <w:t xml:space="preserve">Checklist da venda</w:t>
       </w:r>
     </w:p>
-    <w:bookmarkStart w:id="195" w:name="segundos-antes-de-liberar"/>
+    <w:bookmarkStart w:id="197" w:name="segundos-antes-de-liberar"/>
     <w:p>
       <w:pPr>
         <w:pStyle w:val="Heading2"/>
@@ -24136,7 +24359,7 @@
       <w:pPr>
         <w:numPr>
           <w:ilvl w:val="0"/>
-          <w:numId w:val="1061"/>
+          <w:numId w:val="1062"/>
         </w:numPr>
         <w:pStyle w:val="Compact"/>
       </w:pPr>
@@ -24164,7 +24387,7 @@
       <w:pPr>
         <w:numPr>
           <w:ilvl w:val="0"/>
-          <w:numId w:val="1061"/>
+          <w:numId w:val="1062"/>
         </w:numPr>
         <w:pStyle w:val="Compact"/>
       </w:pPr>
@@ -24192,7 +24415,7 @@
       <w:pPr>
         <w:numPr>
           <w:ilvl w:val="0"/>
-          <w:numId w:val="1061"/>
+          <w:numId w:val="1062"/>
         </w:numPr>
         <w:pStyle w:val="Compact"/>
       </w:pPr>
@@ -24220,7 +24443,7 @@
       <w:pPr>
         <w:numPr>
           <w:ilvl w:val="0"/>
-          <w:numId w:val="1061"/>
+          <w:numId w:val="1062"/>
         </w:numPr>
         <w:pStyle w:val="Compact"/>
       </w:pPr>
@@ -24232,7 +24455,7 @@
       <w:pPr>
         <w:numPr>
           <w:ilvl w:val="0"/>
-          <w:numId w:val="1061"/>
+          <w:numId w:val="1062"/>
         </w:numPr>
         <w:pStyle w:val="Compact"/>
       </w:pPr>
@@ -24269,7 +24492,7 @@
         <w:t xml:space="preserve">.</w:t>
       </w:r>
     </w:p>
-    <w:bookmarkEnd w:id="195"/>
+    <w:bookmarkEnd w:id="197"/>
     <w:p>
       <w:r>
         <w:pict>
@@ -24285,7 +24508,7 @@
         <w:t xml:space="preserve">Alternativa</w:t>
       </w:r>
     </w:p>
-    <w:bookmarkStart w:id="198" w:name="vender-usdt-pelo-banco-boliviano"/>
+    <w:bookmarkStart w:id="200" w:name="vender-usdt-pelo-banco-boliviano"/>
     <w:p>
       <w:pPr>
         <w:pStyle w:val="Heading1"/>
@@ -24471,7 +24694,7 @@
         </w:tc>
       </w:tr>
     </w:tbl>
-    <w:bookmarkStart w:id="196" w:name="vantagem"/>
+    <w:bookmarkStart w:id="198" w:name="vantagem"/>
     <w:p>
       <w:pPr>
         <w:pStyle w:val="Heading3"/>
@@ -24488,8 +24711,8 @@
         <w:t xml:space="preserve">Sem contraparte desconhecida. Banco regulado pela ASFI.</w:t>
       </w:r>
     </w:p>
-    <w:bookmarkEnd w:id="196"/>
-    <w:bookmarkStart w:id="197" w:name="desvantagem"/>
+    <w:bookmarkEnd w:id="198"/>
+    <w:bookmarkStart w:id="199" w:name="desvantagem"/>
     <w:p>
       <w:pPr>
         <w:pStyle w:val="Heading3"/>
@@ -24506,7 +24729,7 @@
         <w:t xml:space="preserve">Limites diários menores e exige conta no banco.</w:t>
       </w:r>
     </w:p>
-    <w:bookmarkEnd w:id="197"/>
+    <w:bookmarkEnd w:id="199"/>
     <w:p>
       <w:pPr>
         <w:pStyle w:val="BodyText"/>
@@ -24525,7 +24748,7 @@
         <w:t xml:space="preserve">Confira no site do banco antes de usar.</w:t>
       </w:r>
     </w:p>
-    <w:bookmarkEnd w:id="198"/>
+    <w:bookmarkEnd w:id="200"/>
     <w:p>
       <w:r>
         <w:pict>
@@ -24541,7 +24764,7 @@
         <w:t xml:space="preserve">Usar USDT direto</w:t>
       </w:r>
     </w:p>
-    <w:bookmarkStart w:id="199" w:name="X8808c3eeee11bedb39fea806cc6a69ac3f0925e"/>
+    <w:bookmarkStart w:id="201" w:name="X8808c3eeee11bedb39fea806cc6a69ac3f0925e"/>
     <w:p>
       <w:pPr>
         <w:pStyle w:val="Heading1"/>
@@ -24622,7 +24845,7 @@
         <w:t xml:space="preserve">No Brasil, o governo discute como taxar.</w:t>
       </w:r>
     </w:p>
-    <w:bookmarkEnd w:id="199"/>
+    <w:bookmarkEnd w:id="201"/>
     <w:p>
       <w:r>
         <w:pict>
@@ -24630,7 +24853,7 @@
         </w:pict>
       </w:r>
     </w:p>
-    <w:bookmarkStart w:id="200" w:name="comprou-com-usdt-formalize-no-contrato"/>
+    <w:bookmarkStart w:id="202" w:name="comprou-com-usdt-formalize-no-contrato"/>
     <w:p>
       <w:pPr>
         <w:pStyle w:val="Heading2"/>
@@ -24643,7 +24866,7 @@
       <w:pPr>
         <w:numPr>
           <w:ilvl w:val="0"/>
-          <w:numId w:val="1062"/>
+          <w:numId w:val="1063"/>
         </w:numPr>
         <w:pStyle w:val="Compact"/>
       </w:pPr>
@@ -24671,7 +24894,7 @@
       <w:pPr>
         <w:numPr>
           <w:ilvl w:val="0"/>
-          <w:numId w:val="1062"/>
+          <w:numId w:val="1063"/>
         </w:numPr>
         <w:pStyle w:val="Compact"/>
       </w:pPr>
@@ -24709,7 +24932,7 @@
       <w:pPr>
         <w:numPr>
           <w:ilvl w:val="0"/>
-          <w:numId w:val="1062"/>
+          <w:numId w:val="1063"/>
         </w:numPr>
         <w:pStyle w:val="Compact"/>
       </w:pPr>
@@ -24731,7 +24954,7 @@
       <w:pPr>
         <w:numPr>
           <w:ilvl w:val="0"/>
-          <w:numId w:val="1062"/>
+          <w:numId w:val="1063"/>
         </w:numPr>
         <w:pStyle w:val="Compact"/>
       </w:pPr>
@@ -24743,7 +24966,7 @@
       <w:pPr>
         <w:numPr>
           <w:ilvl w:val="0"/>
-          <w:numId w:val="1062"/>
+          <w:numId w:val="1063"/>
         </w:numPr>
         <w:pStyle w:val="Compact"/>
       </w:pPr>
@@ -24777,7 +25000,7 @@
         <w:t xml:space="preserve">Contrato bem feito é paz na Bolívia e no Brasil.</w:t>
       </w:r>
     </w:p>
-    <w:bookmarkEnd w:id="200"/>
+    <w:bookmarkEnd w:id="202"/>
     <w:p>
       <w:r>
         <w:pict>
@@ -24793,7 +25016,7 @@
         <w:t xml:space="preserve">Calculadora</w:t>
       </w:r>
     </w:p>
-    <w:bookmarkStart w:id="201" w:name="calcule-o-seu-câmbio-efetivo"/>
+    <w:bookmarkStart w:id="203" w:name="calcule-o-seu-câmbio-efetivo"/>
     <w:p>
       <w:pPr>
         <w:pStyle w:val="Heading1"/>
@@ -25104,7 +25327,7 @@
         <w:t xml:space="preserve">Por isso o câmbio efetivo quase não muda entre os exemplos.</w:t>
       </w:r>
     </w:p>
-    <w:bookmarkEnd w:id="201"/>
+    <w:bookmarkEnd w:id="203"/>
     <w:p>
       <w:r>
         <w:pict>
@@ -25112,7 +25335,7 @@
         </w:pict>
       </w:r>
     </w:p>
-    <w:bookmarkStart w:id="202" w:name="sua-planilha-de-operação"/>
+    <w:bookmarkStart w:id="204" w:name="sua-planilha-de-operação"/>
     <w:p>
       <w:pPr>
         <w:pStyle w:val="Heading2"/>
@@ -25522,7 +25745,7 @@
         <w:t xml:space="preserve">Preencha a coluna 1 com a sua operação de teste. A versão para imprimir está no Bônus B3.</w:t>
       </w:r>
     </w:p>
-    <w:bookmarkEnd w:id="202"/>
+    <w:bookmarkEnd w:id="204"/>
     <w:p>
       <w:r>
         <w:pict>
@@ -25538,7 +25761,7 @@
         <w:t xml:space="preserve">Preço médio</w:t>
       </w:r>
     </w:p>
-    <w:bookmarkStart w:id="203" w:name="envie-em-partes-para-suavizar-o-câmbio"/>
+    <w:bookmarkStart w:id="205" w:name="envie-em-partes-para-suavizar-o-câmbio"/>
     <w:p>
       <w:pPr>
         <w:pStyle w:val="Heading1"/>
@@ -25789,7 +26012,7 @@
         <w:t xml:space="preserve">Dividir envios para escapar de controle é crime (estruturação). A partir de 2027, a Res. 584 pode somar os envios do dia. Tudo no seu nome, tudo declarado.</w:t>
       </w:r>
     </w:p>
-    <w:bookmarkEnd w:id="203"/>
+    <w:bookmarkEnd w:id="205"/>
     <w:p>
       <w:r>
         <w:pict>
@@ -25805,7 +26028,7 @@
         <w:t xml:space="preserve">Valores grandes</w:t>
       </w:r>
     </w:p>
-    <w:bookmarkStart w:id="204" w:name="Xe83ce65ec882124965c68678fc36c489af6eda8"/>
+    <w:bookmarkStart w:id="206" w:name="Xe83ce65ec882124965c68678fc36c489af6eda8"/>
     <w:p>
       <w:pPr>
         <w:pStyle w:val="Heading1"/>
@@ -25818,7 +26041,7 @@
       <w:pPr>
         <w:numPr>
           <w:ilvl w:val="0"/>
-          <w:numId w:val="1063"/>
+          <w:numId w:val="1064"/>
         </w:numPr>
         <w:pStyle w:val="Compact"/>
       </w:pPr>
@@ -25840,7 +26063,7 @@
       <w:pPr>
         <w:numPr>
           <w:ilvl w:val="0"/>
-          <w:numId w:val="1063"/>
+          <w:numId w:val="1064"/>
         </w:numPr>
         <w:pStyle w:val="Compact"/>
       </w:pPr>
@@ -25862,7 +26085,7 @@
       <w:pPr>
         <w:numPr>
           <w:ilvl w:val="0"/>
-          <w:numId w:val="1063"/>
+          <w:numId w:val="1064"/>
         </w:numPr>
         <w:pStyle w:val="Compact"/>
       </w:pPr>
@@ -25884,7 +26107,7 @@
       <w:pPr>
         <w:numPr>
           <w:ilvl w:val="0"/>
-          <w:numId w:val="1063"/>
+          <w:numId w:val="1064"/>
         </w:numPr>
         <w:pStyle w:val="Compact"/>
       </w:pPr>
@@ -25906,7 +26129,7 @@
       <w:pPr>
         <w:numPr>
           <w:ilvl w:val="0"/>
-          <w:numId w:val="1063"/>
+          <w:numId w:val="1064"/>
         </w:numPr>
         <w:pStyle w:val="Compact"/>
       </w:pPr>
@@ -25947,7 +26170,7 @@
         <w:t xml:space="preserve">Patrimônio grande pede papel em ordem.</w:t>
       </w:r>
     </w:p>
-    <w:bookmarkEnd w:id="204"/>
+    <w:bookmarkEnd w:id="206"/>
     <w:p>
       <w:r>
         <w:pict>
@@ -25955,7 +26178,7 @@
         </w:pict>
       </w:r>
     </w:p>
-    <w:bookmarkStart w:id="205" w:name="X59fdc5589e85f69ecd1ac1d4772b7a31621f0fa"/>
+    <w:bookmarkStart w:id="207" w:name="X59fdc5589e85f69ecd1ac1d4772b7a31621f0fa"/>
     <w:p>
       <w:pPr>
         <w:pStyle w:val="Heading2"/>
@@ -26124,7 +26347,7 @@
         <w:t xml:space="preserve">IOF de 3,5%, spread de casa de câmbio e o risco de carregar dinheiro na mala. O USDT resolve os três.</w:t>
       </w:r>
     </w:p>
-    <w:bookmarkEnd w:id="205"/>
+    <w:bookmarkEnd w:id="207"/>
     <w:p>
       <w:r>
         <w:pict>
@@ -26140,7 +26363,7 @@
         <w:t xml:space="preserve">Plano de 7 dias</w:t>
       </w:r>
     </w:p>
-    <w:bookmarkStart w:id="206" w:name="da-teoria-ao-primeiro-boliviano-na-conta"/>
+    <w:bookmarkStart w:id="208" w:name="da-teoria-ao-primeiro-boliviano-na-conta"/>
     <w:p>
       <w:pPr>
         <w:pStyle w:val="Heading1"/>
@@ -26502,7 +26725,7 @@
         <w:t xml:space="preserve">7 dias. Uma decisão. Uma vida nova.</w:t>
       </w:r>
     </w:p>
-    <w:bookmarkEnd w:id="206"/>
+    <w:bookmarkEnd w:id="208"/>
     <w:p>
       <w:r>
         <w:pict>
@@ -26518,7 +26741,7 @@
         <w:t xml:space="preserve">Resultado do autor</w:t>
       </w:r>
     </w:p>
-    <w:bookmarkStart w:id="207" w:name="como-eu-ganho-com-câmbio"/>
+    <w:bookmarkStart w:id="209" w:name="como-eu-ganho-com-câmbio"/>
     <w:p>
       <w:pPr>
         <w:pStyle w:val="Heading1"/>
@@ -26715,7 +26938,7 @@
         <w:t xml:space="preserve">[PEDIR AO AUTOR: extratos do período completo, com dados pessoais, contas e terceiros borrados]</w:t>
       </w:r>
     </w:p>
-    <w:bookmarkEnd w:id="207"/>
+    <w:bookmarkEnd w:id="209"/>
     <w:p>
       <w:r>
         <w:pict>
@@ -26731,7 +26954,7 @@
         <w:t xml:space="preserve">Faça dentro da lei</w:t>
       </w:r>
     </w:p>
-    <w:bookmarkStart w:id="208" w:name="se-for-ganhar-com-câmbio-faça-certo"/>
+    <w:bookmarkStart w:id="210" w:name="se-for-ganhar-com-câmbio-faça-certo"/>
     <w:p>
       <w:pPr>
         <w:pStyle w:val="Heading2"/>
@@ -26744,7 +26967,7 @@
       <w:pPr>
         <w:numPr>
           <w:ilvl w:val="0"/>
-          <w:numId w:val="1064"/>
+          <w:numId w:val="1065"/>
         </w:numPr>
         <w:pStyle w:val="Compact"/>
       </w:pPr>
@@ -26782,7 +27005,7 @@
       <w:pPr>
         <w:numPr>
           <w:ilvl w:val="0"/>
-          <w:numId w:val="1064"/>
+          <w:numId w:val="1065"/>
         </w:numPr>
         <w:pStyle w:val="Compact"/>
       </w:pPr>
@@ -26804,7 +27027,7 @@
       <w:pPr>
         <w:numPr>
           <w:ilvl w:val="0"/>
-          <w:numId w:val="1064"/>
+          <w:numId w:val="1065"/>
         </w:numPr>
         <w:pStyle w:val="Compact"/>
       </w:pPr>
@@ -26832,7 +27055,7 @@
       <w:pPr>
         <w:numPr>
           <w:ilvl w:val="0"/>
-          <w:numId w:val="1064"/>
+          <w:numId w:val="1065"/>
         </w:numPr>
         <w:pStyle w:val="Compact"/>
       </w:pPr>
@@ -26897,7 +27120,7 @@
         <w:t xml:space="preserve">. Os 12 golpes e como fugir de cada um</w:t>
       </w:r>
     </w:p>
-    <w:bookmarkEnd w:id="208"/>
+    <w:bookmarkEnd w:id="210"/>
     <w:p>
       <w:r>
         <w:pict>
@@ -26913,7 +27136,7 @@
         <w:t xml:space="preserve">Anexo</w:t>
       </w:r>
     </w:p>
-    <w:bookmarkStart w:id="209" w:name="fontes-de-todos-os-números"/>
+    <w:bookmarkStart w:id="211" w:name="fontes-de-todos-os-números"/>
     <w:p>
       <w:pPr>
         <w:pStyle w:val="Heading2"/>
@@ -26934,7 +27157,7 @@
       <w:pPr>
         <w:numPr>
           <w:ilvl w:val="0"/>
-          <w:numId w:val="1065"/>
+          <w:numId w:val="1066"/>
         </w:numPr>
         <w:pStyle w:val="Compact"/>
       </w:pPr>
@@ -26953,7 +27176,7 @@
       <w:pPr>
         <w:numPr>
           <w:ilvl w:val="0"/>
-          <w:numId w:val="1065"/>
+          <w:numId w:val="1066"/>
         </w:numPr>
         <w:pStyle w:val="Compact"/>
       </w:pPr>
@@ -26972,16 +27195,16 @@
       <w:pPr>
         <w:numPr>
           <w:ilvl w:val="0"/>
-          <w:numId w:val="1065"/>
-        </w:numPr>
-        <w:pStyle w:val="Compact"/>
-      </w:pPr>
-      <w:r>
-        <w:rPr>
-          <w:bCs/>
-          <w:b/>
-        </w:rPr>
-        <w:t xml:space="preserve">p. 10</w:t>
+          <w:numId w:val="1066"/>
+        </w:numPr>
+        <w:pStyle w:val="Compact"/>
+      </w:pPr>
+      <w:r>
+        <w:rPr>
+          <w:bCs/>
+          <w:b/>
+        </w:rPr>
+        <w:t xml:space="preserve">p. 11</w:t>
       </w:r>
       <w:r>
         <w:t xml:space="preserve">Gazeta do Povo, 2026 (arrecadação de R$ 2,887 tri; carga de 32,4% do PIB) e mar/2026 (43 medidas); Banco Central via Forbes, 27/10/2026 (dívida, ago/2026); reações de lideranças, Gazeta do Povo, 25/10/2026.</w:t>
@@ -26991,16 +27214,16 @@
       <w:pPr>
         <w:numPr>
           <w:ilvl w:val="0"/>
-          <w:numId w:val="1065"/>
-        </w:numPr>
-        <w:pStyle w:val="Compact"/>
-      </w:pPr>
-      <w:r>
-        <w:rPr>
-          <w:bCs/>
-          <w:b/>
-        </w:rPr>
-        <w:t xml:space="preserve">p. 11</w:t>
+          <w:numId w:val="1066"/>
+        </w:numPr>
+        <w:pStyle w:val="Compact"/>
+      </w:pPr>
+      <w:r>
+        <w:rPr>
+          <w:bCs/>
+          <w:b/>
+        </w:rPr>
+        <w:t xml:space="preserve">p. 12</w:t>
       </w:r>
       <w:r>
         <w:t xml:space="preserve">TSE (2º turno 2018: 57.797.847 votos; 2022: 58.206.354); Monitor do Debate Político/USP via CartaCapital e O Povo (2024); SSP-SP via SBT News (25/02/2024).</w:t>
@@ -27010,16 +27233,16 @@
       <w:pPr>
         <w:numPr>
           <w:ilvl w:val="0"/>
-          <w:numId w:val="1065"/>
-        </w:numPr>
-        <w:pStyle w:val="Compact"/>
-      </w:pPr>
-      <w:r>
-        <w:rPr>
-          <w:bCs/>
-          <w:b/>
-        </w:rPr>
-        <w:t xml:space="preserve">p. 12</w:t>
+          <w:numId w:val="1066"/>
+        </w:numPr>
+        <w:pStyle w:val="Compact"/>
+      </w:pPr>
+      <w:r>
+        <w:rPr>
+          <w:bCs/>
+          <w:b/>
+        </w:rPr>
+        <w:t xml:space="preserve">p. 13</w:t>
       </w:r>
       <w:r>
         <w:t xml:space="preserve">Banco Central de Venezuela via Poder360/DW (29/05/2019); R4V via Bloomberg Línea (2025: 6,70 mi na América Latina + 1,19 mi no resto do mundo); France 24 (08/11/2025); Infobae; The Rio Times.</w:t>
@@ -27029,16 +27252,16 @@
       <w:pPr>
         <w:numPr>
           <w:ilvl w:val="0"/>
-          <w:numId w:val="1065"/>
-        </w:numPr>
-        <w:pStyle w:val="Compact"/>
-      </w:pPr>
-      <w:r>
-        <w:rPr>
-          <w:bCs/>
-          <w:b/>
-        </w:rPr>
-        <w:t xml:space="preserve">p. 13</w:t>
+          <w:numId w:val="1066"/>
+        </w:numPr>
+        <w:pStyle w:val="Compact"/>
+      </w:pPr>
+      <w:r>
+        <w:rPr>
+          <w:bCs/>
+          <w:b/>
+        </w:rPr>
+        <w:t xml:space="preserve">p. 14</w:t>
       </w:r>
       <w:r>
         <w:t xml:space="preserve">INDEC Argentina (IPC 2023, 2024 e 2025); MercoPress (10/11/2025); posses oficiais.</w:t>
@@ -27048,16 +27271,16 @@
       <w:pPr>
         <w:numPr>
           <w:ilvl w:val="0"/>
-          <w:numId w:val="1065"/>
-        </w:numPr>
-        <w:pStyle w:val="Compact"/>
-      </w:pPr>
-      <w:r>
-        <w:rPr>
-          <w:bCs/>
-          <w:b/>
-        </w:rPr>
-        <w:t xml:space="preserve">p. 14</w:t>
+          <w:numId w:val="1066"/>
+        </w:numPr>
+        <w:pStyle w:val="Compact"/>
+      </w:pPr>
+      <w:r>
+        <w:rPr>
+          <w:bCs/>
+          <w:b/>
+        </w:rPr>
+        <w:t xml:space="preserve">p. 15</w:t>
       </w:r>
       <w:r>
         <w:t xml:space="preserve">IFI via Forbes, 27/10/2026 (ajuste fiscal); Decretos 12.466 e 12.499/2025 (IOF).</w:t>
@@ -27067,16 +27290,16 @@
       <w:pPr>
         <w:numPr>
           <w:ilvl w:val="0"/>
-          <w:numId w:val="1065"/>
-        </w:numPr>
-        <w:pStyle w:val="Compact"/>
-      </w:pPr>
-      <w:r>
-        <w:rPr>
-          <w:bCs/>
-          <w:b/>
-        </w:rPr>
-        <w:t xml:space="preserve">p. 15</w:t>
+          <w:numId w:val="1066"/>
+        </w:numPr>
+        <w:pStyle w:val="Compact"/>
+      </w:pPr>
+      <w:r>
+        <w:rPr>
+          <w:bCs/>
+          <w:b/>
+        </w:rPr>
+        <w:t xml:space="preserve">p. 16</w:t>
       </w:r>
       <w:r>
         <w:t xml:space="preserve">Zumper via WLRN (set/2026, Miami US$ 2.500); Zumper via WFLA (Orlando US$ 1.690, data a confirmar); Numbeo mai/2026 via Cidadania e Visto (Lisboa €1.280); FipeZAP Locação set/2026; InfoCasas out/2026. Câmbio: US$ 1 = R$ 5,35 (Investidor10, 28/10/2026); €1 = R$ 5,62 (Meelion, 09/10/2026); R$ 1 = Bs 2,30 (autor).</w:t>
@@ -27086,16 +27309,16 @@
       <w:pPr>
         <w:numPr>
           <w:ilvl w:val="0"/>
-          <w:numId w:val="1065"/>
-        </w:numPr>
-        <w:pStyle w:val="Compact"/>
-      </w:pPr>
-      <w:r>
-        <w:rPr>
-          <w:bCs/>
-          <w:b/>
-        </w:rPr>
-        <w:t xml:space="preserve">p. 16</w:t>
+          <w:numId w:val="1066"/>
+        </w:numPr>
+        <w:pStyle w:val="Compact"/>
+      </w:pPr>
+      <w:r>
+        <w:rPr>
+          <w:bCs/>
+          <w:b/>
+        </w:rPr>
+        <w:t xml:space="preserve">p. 17</w:t>
       </w:r>
       <w:r>
         <w:t xml:space="preserve">Mochileiros (entrada com RG/CIN, 90 dias); The Rio Times (residência Mercosul); FlightConnections, abr/2026 (voo direto GRU–VVI, média 3h05); aluguéis: mesmas fontes da página anterior.</w:t>
@@ -27105,16 +27328,16 @@
       <w:pPr>
         <w:numPr>
           <w:ilvl w:val="0"/>
-          <w:numId w:val="1065"/>
-        </w:numPr>
-        <w:pStyle w:val="Compact"/>
-      </w:pPr>
-      <w:r>
-        <w:rPr>
-          <w:bCs/>
-          <w:b/>
-        </w:rPr>
-        <w:t xml:space="preserve">p. 17</w:t>
+          <w:numId w:val="1066"/>
+        </w:numPr>
+        <w:pStyle w:val="Compact"/>
+      </w:pPr>
+      <w:r>
+        <w:rPr>
+          <w:bCs/>
+          <w:b/>
+        </w:rPr>
+        <w:t xml:space="preserve">p. 18</w:t>
       </w:r>
       <w:r>
         <w:t xml:space="preserve">Mesmas fontes e câmbios da página anterior. Cálculo do autor do curso.</w:t>
@@ -27124,16 +27347,16 @@
       <w:pPr>
         <w:numPr>
           <w:ilvl w:val="0"/>
-          <w:numId w:val="1065"/>
-        </w:numPr>
-        <w:pStyle w:val="Compact"/>
-      </w:pPr>
-      <w:r>
-        <w:rPr>
-          <w:bCs/>
-          <w:b/>
-        </w:rPr>
-        <w:t xml:space="preserve">p. 18</w:t>
+          <w:numId w:val="1066"/>
+        </w:numPr>
+        <w:pStyle w:val="Compact"/>
+      </w:pPr>
+      <w:r>
+        <w:rPr>
+          <w:bCs/>
+          <w:b/>
+        </w:rPr>
+        <w:t xml:space="preserve">p. 19</w:t>
       </w:r>
       <w:r>
         <w:t xml:space="preserve">Mochileiros (entrada); The Rio Times (residência Mercosul, taxa ~450 UFV); FlightConnections, abr/2026 (voo direto São Paulo–Santa Cruz, média 3h05); autor, 28/10/2026 (câmbio de referência).</w:t>
@@ -27143,22 +27366,22 @@
       <w:pPr>
         <w:numPr>
           <w:ilvl w:val="0"/>
-          <w:numId w:val="1065"/>
-        </w:numPr>
-        <w:pStyle w:val="Compact"/>
-      </w:pPr>
-      <w:r>
-        <w:rPr>
-          <w:bCs/>
-          <w:b/>
-        </w:rPr>
-        <w:t xml:space="preserve">p. 19</w:t>
+          <w:numId w:val="1066"/>
+        </w:numPr>
+        <w:pStyle w:val="Compact"/>
+      </w:pPr>
+      <w:r>
+        <w:rPr>
+          <w:bCs/>
+          <w:b/>
+        </w:rPr>
+        <w:t xml:space="preserve">p. 20</w:t>
       </w:r>
       <w:r>
         <w:t xml:space="preserve">Agência Brasil e Poder360 (19/10/2025); MercoPress (10/11/2025); France 24 via Acento (08/11/2025); usdthoy.com (flutuação desde 29/06/2026).</w:t>
       </w:r>
     </w:p>
-    <w:bookmarkEnd w:id="209"/>
+    <w:bookmarkEnd w:id="211"/>
     <w:p>
       <w:r>
         <w:pict>
@@ -27170,16 +27393,16 @@
       <w:pPr>
         <w:numPr>
           <w:ilvl w:val="0"/>
-          <w:numId w:val="1066"/>
-        </w:numPr>
-        <w:pStyle w:val="Compact"/>
-      </w:pPr>
-      <w:r>
-        <w:rPr>
-          <w:bCs/>
-          <w:b/>
-        </w:rPr>
-        <w:t xml:space="preserve">p. 20</w:t>
+          <w:numId w:val="1067"/>
+        </w:numPr>
+        <w:pStyle w:val="Compact"/>
+      </w:pPr>
+      <w:r>
+        <w:rPr>
+          <w:bCs/>
+          <w:b/>
+        </w:rPr>
+        <w:t xml:space="preserve">p. 21</w:t>
       </w:r>
       <w:r>
         <w:t xml:space="preserve">Infobae; The Rio Times (Bs 6,96); BCB via usdtbol.com, 28/10/2026 (Bs 12,02); Facebook Marketplace, levantado pelo autor, out/2026 (preço pedido).</w:t>
@@ -27189,16 +27412,16 @@
       <w:pPr>
         <w:numPr>
           <w:ilvl w:val="0"/>
-          <w:numId w:val="1066"/>
-        </w:numPr>
-        <w:pStyle w:val="Compact"/>
-      </w:pPr>
-      <w:r>
-        <w:rPr>
-          <w:bCs/>
-          <w:b/>
-        </w:rPr>
-        <w:t xml:space="preserve">p. 21</w:t>
+          <w:numId w:val="1067"/>
+        </w:numPr>
+        <w:pStyle w:val="Compact"/>
+      </w:pPr>
+      <w:r>
+        <w:rPr>
+          <w:bCs/>
+          <w:b/>
+        </w:rPr>
+        <w:t xml:space="preserve">p. 22</w:t>
       </w:r>
       <w:r>
         <w:t xml:space="preserve">FipeZAP set/2026 via MySide; InfoCasas out/2026; Facebook Marketplace (autor, out/2026); Correo del Sur ago/2026; ANP set/2026. Câmbios: US$ 1 = R$ 5,35; R$ 1 = Bs 2,30.</w:t>
@@ -27208,16 +27431,16 @@
       <w:pPr>
         <w:numPr>
           <w:ilvl w:val="0"/>
-          <w:numId w:val="1066"/>
-        </w:numPr>
-        <w:pStyle w:val="Compact"/>
-      </w:pPr>
-      <w:r>
-        <w:rPr>
-          <w:bCs/>
-          <w:b/>
-        </w:rPr>
-        <w:t xml:space="preserve">p. 22</w:t>
+          <w:numId w:val="1067"/>
+        </w:numPr>
+        <w:pStyle w:val="Compact"/>
+      </w:pPr>
+      <w:r>
+        <w:rPr>
+          <w:bCs/>
+          <w:b/>
+        </w:rPr>
+        <w:t xml:space="preserve">p. 23</w:t>
       </w:r>
       <w:r>
         <w:t xml:space="preserve">Decretos 12.466 e 12.499/2025 (IOF 3,5%); dolarparalelobolivia.net, 28/10/2026 (P2P Bs 12,13).</w:t>
@@ -27227,16 +27450,16 @@
       <w:pPr>
         <w:numPr>
           <w:ilvl w:val="0"/>
-          <w:numId w:val="1066"/>
-        </w:numPr>
-        <w:pStyle w:val="Compact"/>
-      </w:pPr>
-      <w:r>
-        <w:rPr>
-          <w:bCs/>
-          <w:b/>
-        </w:rPr>
-        <w:t xml:space="preserve">p. 23</w:t>
+          <w:numId w:val="1067"/>
+        </w:numPr>
+        <w:pStyle w:val="Compact"/>
+      </w:pPr>
+      <w:r>
+        <w:rPr>
+          <w:bCs/>
+          <w:b/>
+        </w:rPr>
+        <w:t xml:space="preserve">p. 24</w:t>
       </w:r>
       <w:r>
         <w:t xml:space="preserve">CoinMarketCap e Investidor10, 28/10/2026; dolarparalelobolivia.net, 28/10/2026; BCB via usdtbol.com, 28/10/2026. Cálculo do curso.</w:t>
@@ -27246,16 +27469,16 @@
       <w:pPr>
         <w:numPr>
           <w:ilvl w:val="0"/>
-          <w:numId w:val="1066"/>
-        </w:numPr>
-        <w:pStyle w:val="Compact"/>
-      </w:pPr>
-      <w:r>
-        <w:rPr>
-          <w:bCs/>
-          <w:b/>
-        </w:rPr>
-        <w:t xml:space="preserve">p. 28</w:t>
+          <w:numId w:val="1067"/>
+        </w:numPr>
+        <w:pStyle w:val="Compact"/>
+      </w:pPr>
+      <w:r>
+        <w:rPr>
+          <w:bCs/>
+          <w:b/>
+        </w:rPr>
+        <w:t xml:space="preserve">p. 29</w:t>
       </w:r>
       <w:r>
         <w:t xml:space="preserve">Infobae; The Rio Times (Bs 6,96 até jun/2026; queda de ~45%, set/2026); usdthoy.com (flutuação desde 29/06/2026); BCB via usdtbol.com, 28/10/2026 (Bs 12,02).</w:t>
@@ -27265,16 +27488,16 @@
       <w:pPr>
         <w:numPr>
           <w:ilvl w:val="0"/>
-          <w:numId w:val="1066"/>
-        </w:numPr>
-        <w:pStyle w:val="Compact"/>
-      </w:pPr>
-      <w:r>
-        <w:rPr>
-          <w:bCs/>
-          <w:b/>
-        </w:rPr>
-        <w:t xml:space="preserve">p. 29</w:t>
+          <w:numId w:val="1067"/>
+        </w:numPr>
+        <w:pStyle w:val="Compact"/>
+      </w:pPr>
+      <w:r>
+        <w:rPr>
+          <w:bCs/>
+          <w:b/>
+        </w:rPr>
+        <w:t xml:space="preserve">p. 30</w:t>
       </w:r>
       <w:r>
         <w:t xml:space="preserve">Infobae; The Rio Times; France 24 via Acento (08/11/2025); Agência Brasil (19/10/2025); usdthoy.com; BCB via usdtbol.com e dolarparalelobolivia.net, 28/10/2026.</w:t>
@@ -27284,16 +27507,16 @@
       <w:pPr>
         <w:numPr>
           <w:ilvl w:val="0"/>
-          <w:numId w:val="1066"/>
-        </w:numPr>
-        <w:pStyle w:val="Compact"/>
-      </w:pPr>
-      <w:r>
-        <w:rPr>
-          <w:bCs/>
-          <w:b/>
-        </w:rPr>
-        <w:t xml:space="preserve">p. 30</w:t>
+          <w:numId w:val="1067"/>
+        </w:numPr>
+        <w:pStyle w:val="Compact"/>
+      </w:pPr>
+      <w:r>
+        <w:rPr>
+          <w:bCs/>
+          <w:b/>
+        </w:rPr>
+        <w:t xml:space="preserve">p. 31</w:t>
       </w:r>
       <w:r>
         <w:t xml:space="preserve">Seção 2.1 do escopo (exemplo-padrão); almoço local US$ 1,50–3 (Food Travel Explore, 2026); aluguel InfoCasas out/2026; Mustang: Facebook Marketplace, autor, out/2026.</w:t>
@@ -27303,16 +27526,16 @@
       <w:pPr>
         <w:numPr>
           <w:ilvl w:val="0"/>
-          <w:numId w:val="1066"/>
-        </w:numPr>
-        <w:pStyle w:val="Compact"/>
-      </w:pPr>
-      <w:r>
-        <w:rPr>
-          <w:bCs/>
-          <w:b/>
-        </w:rPr>
-        <w:t xml:space="preserve">p. 31</w:t>
+          <w:numId w:val="1067"/>
+        </w:numPr>
+        <w:pStyle w:val="Compact"/>
+      </w:pPr>
+      <w:r>
+        <w:rPr>
+          <w:bCs/>
+          <w:b/>
+        </w:rPr>
+        <w:t xml:space="preserve">p. 32</w:t>
       </w:r>
       <w:r>
         <w:t xml:space="preserve">FipeZAP set/2026 via MySide (Leblon); autor e InfoCasas out/2026 (Cochabamba, faixa US$ 70–170 mil). US$ 1 = R$ 5,35 (Investidor10, 28/10/2026). Preço de anúncio é preço pedido.</w:t>
@@ -27322,16 +27545,16 @@
       <w:pPr>
         <w:numPr>
           <w:ilvl w:val="0"/>
-          <w:numId w:val="1066"/>
-        </w:numPr>
-        <w:pStyle w:val="Compact"/>
-      </w:pPr>
-      <w:r>
-        <w:rPr>
-          <w:bCs/>
-          <w:b/>
-        </w:rPr>
-        <w:t xml:space="preserve">p. 32</w:t>
+          <w:numId w:val="1067"/>
+        </w:numPr>
+        <w:pStyle w:val="Compact"/>
+      </w:pPr>
+      <w:r>
+        <w:rPr>
+          <w:bCs/>
+          <w:b/>
+        </w:rPr>
+        <w:t xml:space="preserve">p. 33</w:t>
       </w:r>
       <w:r>
         <w:t xml:space="preserve">FipeZAP set/2026 via MySide e Daniel Carvalho Imobiliário; Equipetrol: anúncios Century 21, out/2026 (US$ 1.310–1.950/m²); Cochabamba: InfoCasas out/2026 (média ~US$ 940/m²); Calacoto: anúncios Century 21 (~US$ 620–670/m²).</w:t>
@@ -27341,16 +27564,16 @@
       <w:pPr>
         <w:numPr>
           <w:ilvl w:val="0"/>
-          <w:numId w:val="1066"/>
-        </w:numPr>
-        <w:pStyle w:val="Compact"/>
-      </w:pPr>
-      <w:r>
-        <w:rPr>
-          <w:bCs/>
-          <w:b/>
-        </w:rPr>
-        <w:t xml:space="preserve">p. 33</w:t>
+          <w:numId w:val="1067"/>
+        </w:numPr>
+        <w:pStyle w:val="Compact"/>
+      </w:pPr>
+      <w:r>
+        <w:rPr>
+          <w:bCs/>
+          <w:b/>
+        </w:rPr>
+        <w:t xml:space="preserve">p. 34</w:t>
       </w:r>
       <w:r>
         <w:t xml:space="preserve">FipeZAP set/2026 (m² por bairro) × 110 m²; Cochabamba: autor e InfoCasas out/2026. Cálculo do curso.</w:t>
@@ -27360,16 +27583,16 @@
       <w:pPr>
         <w:numPr>
           <w:ilvl w:val="0"/>
-          <w:numId w:val="1066"/>
-        </w:numPr>
-        <w:pStyle w:val="Compact"/>
-      </w:pPr>
-      <w:r>
-        <w:rPr>
-          <w:bCs/>
-          <w:b/>
-        </w:rPr>
-        <w:t xml:space="preserve">p. 34</w:t>
+          <w:numId w:val="1067"/>
+        </w:numPr>
+        <w:pStyle w:val="Compact"/>
+      </w:pPr>
+      <w:r>
+        <w:rPr>
+          <w:bCs/>
+          <w:b/>
+        </w:rPr>
+        <w:t xml:space="preserve">p. 35</w:t>
       </w:r>
       <w:r>
         <w:t xml:space="preserve">Century 21 (anúncios em Equipetrol e Urubó, consultados em out/2026; preço pedido); eju.tv (lotes Urubó Golf, US$ 110–170/m²). Pinheiros: FipeZAP set/2026, R$ 18.260/m² × 140 m² ≈ R$ 2,56 mi ≈ US$ 480 mil.</w:t>
@@ -27386,16 +27609,16 @@
       <w:pPr>
         <w:numPr>
           <w:ilvl w:val="0"/>
-          <w:numId w:val="1067"/>
-        </w:numPr>
-        <w:pStyle w:val="Compact"/>
-      </w:pPr>
-      <w:r>
-        <w:rPr>
-          <w:bCs/>
-          <w:b/>
-        </w:rPr>
-        <w:t xml:space="preserve">p. 35</w:t>
+          <w:numId w:val="1068"/>
+        </w:numPr>
+        <w:pStyle w:val="Compact"/>
+      </w:pPr>
+      <w:r>
+        <w:rPr>
+          <w:bCs/>
+          <w:b/>
+        </w:rPr>
+        <w:t xml:space="preserve">p. 36</w:t>
       </w:r>
       <w:r>
         <w:t xml:space="preserve">Century 21 (anúncios Alto Calacoto e Urb. Cordes, preço pedido, out/2026). Guinness World Records (altitude de La Paz).</w:t>
@@ -27405,16 +27628,16 @@
       <w:pPr>
         <w:numPr>
           <w:ilvl w:val="0"/>
-          <w:numId w:val="1067"/>
-        </w:numPr>
-        <w:pStyle w:val="Compact"/>
-      </w:pPr>
-      <w:r>
-        <w:rPr>
-          <w:bCs/>
-          <w:b/>
-        </w:rPr>
-        <w:t xml:space="preserve">p. 36</w:t>
+          <w:numId w:val="1068"/>
+        </w:numPr>
+        <w:pStyle w:val="Compact"/>
+      </w:pPr>
+      <w:r>
+        <w:rPr>
+          <w:bCs/>
+          <w:b/>
+        </w:rPr>
+        <w:t xml:space="preserve">p. 37</w:t>
       </w:r>
       <w:r>
         <w:t xml:space="preserve">Century 21 (anúncio com 60% em dólar e 40% em Bs, out/2026); boliviaimpuestos.com (folio real e Derechos Reales).</w:t>
@@ -27424,16 +27647,16 @@
       <w:pPr>
         <w:numPr>
           <w:ilvl w:val="0"/>
-          <w:numId w:val="1067"/>
-        </w:numPr>
-        <w:pStyle w:val="Compact"/>
-      </w:pPr>
-      <w:r>
-        <w:rPr>
-          <w:bCs/>
-          <w:b/>
-        </w:rPr>
-        <w:t xml:space="preserve">p. 37</w:t>
+          <w:numId w:val="1068"/>
+        </w:numPr>
+        <w:pStyle w:val="Compact"/>
+      </w:pPr>
+      <w:r>
+        <w:rPr>
+          <w:bCs/>
+          <w:b/>
+        </w:rPr>
+        <w:t xml:space="preserve">p. 38</w:t>
       </w:r>
       <w:r>
         <w:t xml:space="preserve">FipeZAP Locação set/2026 (TNH1); InfoCasas out/2026; The Rio Times, set/2026 (Equipetrol e diferença de 1,5–2×). Câmbios: US$ 1 = R$ 5,35; R$ 1 = Bs 2,30.</w:t>
@@ -27443,16 +27666,16 @@
       <w:pPr>
         <w:numPr>
           <w:ilvl w:val="0"/>
-          <w:numId w:val="1067"/>
-        </w:numPr>
-        <w:pStyle w:val="Compact"/>
-      </w:pPr>
-      <w:r>
-        <w:rPr>
-          <w:bCs/>
-          <w:b/>
-        </w:rPr>
-        <w:t xml:space="preserve">p. 38</w:t>
+          <w:numId w:val="1068"/>
+        </w:numPr>
+        <w:pStyle w:val="Compact"/>
+      </w:pPr>
+      <w:r>
+        <w:rPr>
+          <w:bCs/>
+          <w:b/>
+        </w:rPr>
+        <w:t xml:space="preserve">p. 39</w:t>
       </w:r>
       <w:r>
         <w:t xml:space="preserve">InfoNegocios (como funciona); boliviaimpuestos.com (gravame ~0,5%, RC-IVA 10% a.a., Formulário 610; confirmar no SIN). Valores do exemplo: ilustrativos.</w:t>
@@ -27462,16 +27685,16 @@
       <w:pPr>
         <w:numPr>
           <w:ilvl w:val="0"/>
-          <w:numId w:val="1067"/>
-        </w:numPr>
-        <w:pStyle w:val="Compact"/>
-      </w:pPr>
-      <w:r>
-        <w:rPr>
-          <w:bCs/>
-          <w:b/>
-        </w:rPr>
-        <w:t xml:space="preserve">p. 39</w:t>
+          <w:numId w:val="1068"/>
+        </w:numPr>
+        <w:pStyle w:val="Compact"/>
+      </w:pPr>
+      <w:r>
+        <w:rPr>
+          <w:bCs/>
+          <w:b/>
+        </w:rPr>
+        <w:t xml:space="preserve">p. 40</w:t>
       </w:r>
       <w:r>
         <w:t xml:space="preserve">boliviaimpuestos.com; Red Uno via Bolivian Thoughts (19/11/2025, moeda da devolução); eju.tv (alta de anticréticos e aluguéis; data a confirmar).</w:t>
@@ -27481,16 +27704,16 @@
       <w:pPr>
         <w:numPr>
           <w:ilvl w:val="0"/>
-          <w:numId w:val="1067"/>
-        </w:numPr>
-        <w:pStyle w:val="Compact"/>
-      </w:pPr>
-      <w:r>
-        <w:rPr>
-          <w:bCs/>
-          <w:b/>
-        </w:rPr>
-        <w:t xml:space="preserve">p. 41</w:t>
+          <w:numId w:val="1068"/>
+        </w:numPr>
+        <w:pStyle w:val="Compact"/>
+      </w:pPr>
+      <w:r>
+        <w:rPr>
+          <w:bCs/>
+          <w:b/>
+        </w:rPr>
+        <w:t xml:space="preserve">p. 42</w:t>
       </w:r>
       <w:r>
         <w:t xml:space="preserve">Facebook Marketplace, levantado pelo autor, out/2026 (preço pedido; anúncios sem dados de terceiros). R$ 1 = Bs 2,30 (autor, 28/10/2026).</w:t>
@@ -27500,16 +27723,16 @@
       <w:pPr>
         <w:numPr>
           <w:ilvl w:val="0"/>
-          <w:numId w:val="1067"/>
-        </w:numPr>
-        <w:pStyle w:val="Compact"/>
-      </w:pPr>
-      <w:r>
-        <w:rPr>
-          <w:bCs/>
-          <w:b/>
-        </w:rPr>
-        <w:t xml:space="preserve">p. 42</w:t>
+          <w:numId w:val="1068"/>
+        </w:numPr>
+        <w:pStyle w:val="Compact"/>
+      </w:pPr>
+      <w:r>
+        <w:rPr>
+          <w:bCs/>
+          <w:b/>
+        </w:rPr>
+        <w:t xml:space="preserve">p. 43</w:t>
       </w:r>
       <w:r>
         <w:t xml:space="preserve">Câmbio de referência do autor (28/10/2026).</w:t>
@@ -27519,16 +27742,16 @@
       <w:pPr>
         <w:numPr>
           <w:ilvl w:val="0"/>
-          <w:numId w:val="1067"/>
-        </w:numPr>
-        <w:pStyle w:val="Compact"/>
-      </w:pPr>
-      <w:r>
-        <w:rPr>
-          <w:bCs/>
-          <w:b/>
-        </w:rPr>
-        <w:t xml:space="preserve">p. 44</w:t>
+          <w:numId w:val="1068"/>
+        </w:numPr>
+        <w:pStyle w:val="Compact"/>
+      </w:pPr>
+      <w:r>
+        <w:rPr>
+          <w:bCs/>
+          <w:b/>
+        </w:rPr>
+        <w:t xml:space="preserve">p. 45</w:t>
       </w:r>
       <w:r>
         <w:t xml:space="preserve">ANP set/2026; Correo del Sur ago/2026; France 24 via Acento (crise de combustíveis, 08/11/2025). R$ 1 = Bs 2,30.</w:t>
@@ -27538,16 +27761,16 @@
       <w:pPr>
         <w:numPr>
           <w:ilvl w:val="0"/>
-          <w:numId w:val="1067"/>
-        </w:numPr>
-        <w:pStyle w:val="Compact"/>
-      </w:pPr>
-      <w:r>
-        <w:rPr>
-          <w:bCs/>
-          <w:b/>
-        </w:rPr>
-        <w:t xml:space="preserve">p. 45</w:t>
+          <w:numId w:val="1068"/>
+        </w:numPr>
+        <w:pStyle w:val="Compact"/>
+      </w:pPr>
+      <w:r>
+        <w:rPr>
+          <w:bCs/>
+          <w:b/>
+        </w:rPr>
+        <w:t xml:space="preserve">p. 46</w:t>
       </w:r>
       <w:r>
         <w:t xml:space="preserve">FAC-SP, Índice Prato Feito, jun/2026 (via SBT News); Food Travel Explore (2026); Living Cost Index 2026; The Rio Times, set/2026 (casal em Santa Cruz). US$ 1 = R$ 5,35.</w:t>
@@ -27557,16 +27780,16 @@
       <w:pPr>
         <w:numPr>
           <w:ilvl w:val="0"/>
-          <w:numId w:val="1067"/>
-        </w:numPr>
-        <w:pStyle w:val="Compact"/>
-      </w:pPr>
-      <w:r>
-        <w:rPr>
-          <w:bCs/>
-          <w:b/>
-        </w:rPr>
-        <w:t xml:space="preserve">p. 46</w:t>
+          <w:numId w:val="1068"/>
+        </w:numPr>
+        <w:pStyle w:val="Compact"/>
+      </w:pPr>
+      <w:r>
+        <w:rPr>
+          <w:bCs/>
+          <w:b/>
+        </w:rPr>
+        <w:t xml:space="preserve">p. 47</w:t>
       </w:r>
       <w:r>
         <w:t xml:space="preserve">Referências das páginas anteriores.</w:t>
@@ -27576,16 +27799,16 @@
       <w:pPr>
         <w:numPr>
           <w:ilvl w:val="0"/>
-          <w:numId w:val="1067"/>
-        </w:numPr>
-        <w:pStyle w:val="Compact"/>
-      </w:pPr>
-      <w:r>
-        <w:rPr>
-          <w:bCs/>
-          <w:b/>
-        </w:rPr>
-        <w:t xml:space="preserve">p. 47</w:t>
+          <w:numId w:val="1068"/>
+        </w:numPr>
+        <w:pStyle w:val="Compact"/>
+      </w:pPr>
+      <w:r>
+        <w:rPr>
+          <w:bCs/>
+          <w:b/>
+        </w:rPr>
+        <w:t xml:space="preserve">p. 48</w:t>
       </w:r>
       <w:r>
         <w:t xml:space="preserve">Living Cost Index 2026 (solteiro); The Rio Times, set/2026 (casal); FipeZAP Locação set/2026 (SP). US$ 1 = R$ 5,35.</w:t>
@@ -27595,16 +27818,16 @@
       <w:pPr>
         <w:numPr>
           <w:ilvl w:val="0"/>
-          <w:numId w:val="1067"/>
-        </w:numPr>
-        <w:pStyle w:val="Compact"/>
-      </w:pPr>
-      <w:r>
-        <w:rPr>
-          <w:bCs/>
-          <w:b/>
-        </w:rPr>
-        <w:t xml:space="preserve">p. 48</w:t>
+          <w:numId w:val="1068"/>
+        </w:numPr>
+        <w:pStyle w:val="Compact"/>
+      </w:pPr>
+      <w:r>
+        <w:rPr>
+          <w:bCs/>
+          <w:b/>
+        </w:rPr>
+        <w:t xml:space="preserve">p. 49</w:t>
       </w:r>
       <w:r>
         <w:t xml:space="preserve">Autor, out/2026 (aluguel e despesas reais). R$ 1 = Bs 2,30 (autor, 28/10/2026). SP: FipeZAP Locação set/2026.</w:t>
@@ -27614,16 +27837,16 @@
       <w:pPr>
         <w:numPr>
           <w:ilvl w:val="0"/>
-          <w:numId w:val="1067"/>
-        </w:numPr>
-        <w:pStyle w:val="Compact"/>
-      </w:pPr>
-      <w:r>
-        <w:rPr>
-          <w:bCs/>
-          <w:b/>
-        </w:rPr>
-        <w:t xml:space="preserve">p. 49</w:t>
+          <w:numId w:val="1068"/>
+        </w:numPr>
+        <w:pStyle w:val="Compact"/>
+      </w:pPr>
+      <w:r>
+        <w:rPr>
+          <w:bCs/>
+          <w:b/>
+        </w:rPr>
+        <w:t xml:space="preserve">p. 50</w:t>
       </w:r>
       <w:r>
         <w:t xml:space="preserve">Autor, out/2026 (fotos e valores reais). Brasil: FAC-SP, Índice Prato Feito, jun/2026. R$ 1 = Bs 2,30 (autor). Resultado do autor, não é promessa.</w:t>
@@ -27633,16 +27856,16 @@
       <w:pPr>
         <w:numPr>
           <w:ilvl w:val="0"/>
-          <w:numId w:val="1067"/>
-        </w:numPr>
-        <w:pStyle w:val="Compact"/>
-      </w:pPr>
-      <w:r>
-        <w:rPr>
-          <w:bCs/>
-          <w:b/>
-        </w:rPr>
-        <w:t xml:space="preserve">p. 50</w:t>
+          <w:numId w:val="1068"/>
+        </w:numPr>
+        <w:pStyle w:val="Compact"/>
+      </w:pPr>
+      <w:r>
+        <w:rPr>
+          <w:bCs/>
+          <w:b/>
+        </w:rPr>
+        <w:t xml:space="preserve">p. 51</w:t>
       </w:r>
       <w:r>
         <w:t xml:space="preserve">Autor, out/2026 (fotos, cardápio e conta). Placas visíveis na foto do restaurante. SP: ABBT, 2024 (prato, bebida, sobremesa e café). R$ 1 = Bs 2,30.</w:t>
@@ -27659,16 +27882,16 @@
       <w:pPr>
         <w:numPr>
           <w:ilvl w:val="0"/>
-          <w:numId w:val="1068"/>
-        </w:numPr>
-        <w:pStyle w:val="Compact"/>
-      </w:pPr>
-      <w:r>
-        <w:rPr>
-          <w:bCs/>
-          <w:b/>
-        </w:rPr>
-        <w:t xml:space="preserve">p. 51</w:t>
+          <w:numId w:val="1069"/>
+        </w:numPr>
+        <w:pStyle w:val="Compact"/>
+      </w:pPr>
+      <w:r>
+        <w:rPr>
+          <w:bCs/>
+          <w:b/>
+        </w:rPr>
+        <w:t xml:space="preserve">p. 52</w:t>
       </w:r>
       <w:r>
         <w:t xml:space="preserve">The Rio Times, set/2026 (aluguel em dólar; câmbio); expat.com (filas em escolas internacionais); France 24 (combustível, 2025).</w:t>
@@ -27678,16 +27901,16 @@
       <w:pPr>
         <w:numPr>
           <w:ilvl w:val="0"/>
-          <w:numId w:val="1068"/>
-        </w:numPr>
-        <w:pStyle w:val="Compact"/>
-      </w:pPr>
-      <w:r>
-        <w:rPr>
-          <w:bCs/>
-          <w:b/>
-        </w:rPr>
-        <w:t xml:space="preserve">p. 52</w:t>
+          <w:numId w:val="1069"/>
+        </w:numPr>
+        <w:pStyle w:val="Compact"/>
+      </w:pPr>
+      <w:r>
+        <w:rPr>
+          <w:bCs/>
+          <w:b/>
+        </w:rPr>
+        <w:t xml:space="preserve">p. 53</w:t>
       </w:r>
       <w:r>
         <w:t xml:space="preserve">Orçamentos da página anterior (teto de cada faixa). Cálculo do curso; não considera inflação nem rendimento.</w:t>
@@ -27697,16 +27920,16 @@
       <w:pPr>
         <w:numPr>
           <w:ilvl w:val="0"/>
-          <w:numId w:val="1068"/>
-        </w:numPr>
-        <w:pStyle w:val="Compact"/>
-      </w:pPr>
-      <w:r>
-        <w:rPr>
-          <w:bCs/>
-          <w:b/>
-        </w:rPr>
-        <w:t xml:space="preserve">p. 53</w:t>
+          <w:numId w:val="1069"/>
+        </w:numPr>
+        <w:pStyle w:val="Compact"/>
+      </w:pPr>
+      <w:r>
+        <w:rPr>
+          <w:bCs/>
+          <w:b/>
+        </w:rPr>
+        <w:t xml:space="preserve">p. 54</w:t>
       </w:r>
       <w:r>
         <w:t xml:space="preserve">The Rio Times (Healthcare in Bolivia 2026); GOV.UK (lista de clínicas na Bolívia); Holafly (saúde pública para estrangeiros).</w:t>
@@ -27716,16 +27939,16 @@
       <w:pPr>
         <w:numPr>
           <w:ilvl w:val="0"/>
-          <w:numId w:val="1068"/>
-        </w:numPr>
-        <w:pStyle w:val="Compact"/>
-      </w:pPr>
-      <w:r>
-        <w:rPr>
-          <w:bCs/>
-          <w:b/>
-        </w:rPr>
-        <w:t xml:space="preserve">p. 54</w:t>
+          <w:numId w:val="1069"/>
+        </w:numPr>
+        <w:pStyle w:val="Compact"/>
+      </w:pPr>
+      <w:r>
+        <w:rPr>
+          <w:bCs/>
+          <w:b/>
+        </w:rPr>
+        <w:t xml:space="preserve">p. 55</w:t>
       </w:r>
       <w:r>
         <w:t xml:space="preserve">Mochileiros (CIVP febre amarela para entrada).</w:t>
@@ -27735,16 +27958,16 @@
       <w:pPr>
         <w:numPr>
           <w:ilvl w:val="0"/>
-          <w:numId w:val="1068"/>
-        </w:numPr>
-        <w:pStyle w:val="Compact"/>
-      </w:pPr>
-      <w:r>
-        <w:rPr>
-          <w:bCs/>
-          <w:b/>
-        </w:rPr>
-        <w:t xml:space="preserve">p. 55</w:t>
+          <w:numId w:val="1069"/>
+        </w:numPr>
+        <w:pStyle w:val="Compact"/>
+      </w:pPr>
+      <w:r>
+        <w:rPr>
+          <w:bCs/>
+          <w:b/>
+        </w:rPr>
+        <w:t xml:space="preserve">p. 56</w:t>
       </w:r>
       <w:r>
         <w:t xml:space="preserve">International Medical Relief (pacote Clínica Alemana). US$ 1 = R$ 5,35.</w:t>
@@ -27754,16 +27977,16 @@
       <w:pPr>
         <w:numPr>
           <w:ilvl w:val="0"/>
-          <w:numId w:val="1068"/>
-        </w:numPr>
-        <w:pStyle w:val="Compact"/>
-      </w:pPr>
-      <w:r>
-        <w:rPr>
-          <w:bCs/>
-          <w:b/>
-        </w:rPr>
-        <w:t xml:space="preserve">p. 56</w:t>
+          <w:numId w:val="1069"/>
+        </w:numPr>
+        <w:pStyle w:val="Compact"/>
+      </w:pPr>
+      <w:r>
+        <w:rPr>
+          <w:bCs/>
+          <w:b/>
+        </w:rPr>
+        <w:t xml:space="preserve">p. 57</w:t>
       </w:r>
       <w:r>
         <w:t xml:space="preserve">Gran Faculdade (média nacional ~R$ 9.500, 2026); Sanarmed (Bolívia R$ 700–1.200); Universidade do Intercâmbio (média ~R$ 750 em Cochabamba e Santa Cruz). Valores variam; confirmar com cada instituição.</w:t>
@@ -27773,16 +27996,16 @@
       <w:pPr>
         <w:numPr>
           <w:ilvl w:val="0"/>
-          <w:numId w:val="1068"/>
-        </w:numPr>
-        <w:pStyle w:val="Compact"/>
-      </w:pPr>
-      <w:r>
-        <w:rPr>
-          <w:bCs/>
-          <w:b/>
-        </w:rPr>
-        <w:t xml:space="preserve">p. 57</w:t>
+          <w:numId w:val="1069"/>
+        </w:numPr>
+        <w:pStyle w:val="Compact"/>
+      </w:pPr>
+      <w:r>
+        <w:rPr>
+          <w:bCs/>
+          <w:b/>
+        </w:rPr>
+        <w:t xml:space="preserve">p. 58</w:t>
       </w:r>
       <w:r>
         <w:t xml:space="preserve">Universidade do Intercâmbio; Estratégia Vestibulares; Correio do Estado; Querobolsa (lista de universidades). Exemplos, não indicação paga.</w:t>
@@ -27792,16 +28015,16 @@
       <w:pPr>
         <w:numPr>
           <w:ilvl w:val="0"/>
-          <w:numId w:val="1068"/>
-        </w:numPr>
-        <w:pStyle w:val="Compact"/>
-      </w:pPr>
-      <w:r>
-        <w:rPr>
-          <w:bCs/>
-          <w:b/>
-        </w:rPr>
-        <w:t xml:space="preserve">p. 58</w:t>
+          <w:numId w:val="1069"/>
+        </w:numPr>
+        <w:pStyle w:val="Compact"/>
+      </w:pPr>
+      <w:r>
+        <w:rPr>
+          <w:bCs/>
+          <w:b/>
+        </w:rPr>
+        <w:t xml:space="preserve">p. 59</w:t>
       </w:r>
       <w:r>
         <w:t xml:space="preserve">expat.com (guia de Santa Cruz); IBO (Colegio Alemán); CBDE, monitoramento de imprensa, jan/2026 (congelamento e denúncias).</w:t>
@@ -27811,16 +28034,16 @@
       <w:pPr>
         <w:numPr>
           <w:ilvl w:val="0"/>
-          <w:numId w:val="1068"/>
-        </w:numPr>
-        <w:pStyle w:val="Compact"/>
-      </w:pPr>
-      <w:r>
-        <w:rPr>
-          <w:bCs/>
-          <w:b/>
-        </w:rPr>
-        <w:t xml:space="preserve">p. 59</w:t>
+          <w:numId w:val="1069"/>
+        </w:numPr>
+        <w:pStyle w:val="Compact"/>
+      </w:pPr>
+      <w:r>
+        <w:rPr>
+          <w:bCs/>
+          <w:b/>
+        </w:rPr>
+        <w:t xml:space="preserve">p. 60</w:t>
       </w:r>
       <w:r>
         <w:t xml:space="preserve">expat.com (perfil das escolas internacionais e fila de espera).</w:t>
@@ -27830,16 +28053,16 @@
       <w:pPr>
         <w:numPr>
           <w:ilvl w:val="0"/>
-          <w:numId w:val="1068"/>
-        </w:numPr>
-        <w:pStyle w:val="Compact"/>
-      </w:pPr>
-      <w:r>
-        <w:rPr>
-          <w:bCs/>
-          <w:b/>
-        </w:rPr>
-        <w:t xml:space="preserve">p. 60</w:t>
+          <w:numId w:val="1069"/>
+        </w:numPr>
+        <w:pStyle w:val="Compact"/>
+      </w:pPr>
+      <w:r>
+        <w:rPr>
+          <w:bCs/>
+          <w:b/>
+        </w:rPr>
+        <w:t xml:space="preserve">p. 61</w:t>
       </w:r>
       <w:r>
         <w:t xml:space="preserve">Guias de viagem 2026 (US$ 140–200); Nomades (US$ 229 até 31/12/2026; semiprivado US$ 710/pessoa para 2). Extras: guia de viagem. Preços de agência, variam por temporada.</w:t>
@@ -27849,16 +28072,16 @@
       <w:pPr>
         <w:numPr>
           <w:ilvl w:val="0"/>
-          <w:numId w:val="1068"/>
-        </w:numPr>
-        <w:pStyle w:val="Compact"/>
-      </w:pPr>
-      <w:r>
-        <w:rPr>
-          <w:bCs/>
-          <w:b/>
-        </w:rPr>
-        <w:t xml:space="preserve">p. 61</w:t>
+          <w:numId w:val="1069"/>
+        </w:numPr>
+        <w:pStyle w:val="Compact"/>
+      </w:pPr>
+      <w:r>
+        <w:rPr>
+          <w:bCs/>
+          <w:b/>
+        </w:rPr>
+        <w:t xml:space="preserve">p. 62</w:t>
       </w:r>
       <w:r>
         <w:t xml:space="preserve">Autor, out/2026. R$ 1 = Bs 2,30.</w:t>
@@ -27868,16 +28091,16 @@
       <w:pPr>
         <w:numPr>
           <w:ilvl w:val="0"/>
-          <w:numId w:val="1068"/>
-        </w:numPr>
-        <w:pStyle w:val="Compact"/>
-      </w:pPr>
-      <w:r>
-        <w:rPr>
-          <w:bCs/>
-          <w:b/>
-        </w:rPr>
-        <w:t xml:space="preserve">p. 63</w:t>
+          <w:numId w:val="1069"/>
+        </w:numPr>
+        <w:pStyle w:val="Compact"/>
+      </w:pPr>
+      <w:r>
+        <w:rPr>
+          <w:bCs/>
+          <w:b/>
+        </w:rPr>
+        <w:t xml:space="preserve">p. 64</w:t>
       </w:r>
       <w:r>
         <w:t xml:space="preserve">Living Cost Index 2026; The Rio Times, set/2026. US$ 1 = R$ 5,35. Cálculo do curso; sem inflação nem rendimento.</w:t>
@@ -27887,16 +28110,16 @@
       <w:pPr>
         <w:numPr>
           <w:ilvl w:val="0"/>
-          <w:numId w:val="1068"/>
-        </w:numPr>
-        <w:pStyle w:val="Compact"/>
-      </w:pPr>
-      <w:r>
-        <w:rPr>
-          <w:bCs/>
-          <w:b/>
-        </w:rPr>
-        <w:t xml:space="preserve">p. 64</w:t>
+          <w:numId w:val="1069"/>
+        </w:numPr>
+        <w:pStyle w:val="Compact"/>
+      </w:pPr>
+      <w:r>
+        <w:rPr>
+          <w:bCs/>
+          <w:b/>
+        </w:rPr>
+        <w:t xml:space="preserve">p. 65</w:t>
       </w:r>
       <w:r>
         <w:t xml:space="preserve">Orçamento: The Rio Times, set/2026 (teto da faixa do casal). Aluguel SP: FipeZAP Locação set/2026.</w:t>
@@ -27906,16 +28129,16 @@
       <w:pPr>
         <w:numPr>
           <w:ilvl w:val="0"/>
-          <w:numId w:val="1068"/>
-        </w:numPr>
-        <w:pStyle w:val="Compact"/>
-      </w:pPr>
-      <w:r>
-        <w:rPr>
-          <w:bCs/>
-          <w:b/>
-        </w:rPr>
-        <w:t xml:space="preserve">p. 68</w:t>
+          <w:numId w:val="1069"/>
+        </w:numPr>
+        <w:pStyle w:val="Compact"/>
+      </w:pPr>
+      <w:r>
+        <w:rPr>
+          <w:bCs/>
+          <w:b/>
+        </w:rPr>
+        <w:t xml:space="preserve">p. 69</w:t>
       </w:r>
       <w:r>
         <w:t xml:space="preserve">Decretos 12.466 e 12.499/2025 (IOF 3,5%); eco.com, guias de 2026 (taxas de rede e tempo de envio; envio errado em geral não tem volta).</w:t>
@@ -27932,16 +28155,16 @@
       <w:pPr>
         <w:numPr>
           <w:ilvl w:val="0"/>
-          <w:numId w:val="1069"/>
-        </w:numPr>
-        <w:pStyle w:val="Compact"/>
-      </w:pPr>
-      <w:r>
-        <w:rPr>
-          <w:bCs/>
-          <w:b/>
-        </w:rPr>
-        <w:t xml:space="preserve">p. 69</w:t>
+          <w:numId w:val="1070"/>
+        </w:numPr>
+        <w:pStyle w:val="Compact"/>
+      </w:pPr>
+      <w:r>
+        <w:rPr>
+          <w:bCs/>
+          <w:b/>
+        </w:rPr>
+        <w:t xml:space="preserve">p. 70</w:t>
       </w:r>
       <w:r>
         <w:t xml:space="preserve">Chainalysis via Investalk/BB (jul/2024–jun/2025: US$ 319 bi; 90% em stablecoins); diretor do BC Renato Dias Gomes, mai/2025 (~90%); Receita Federal via COAD (R$ 1,13 tri declarados em stablecoins, ago/2019–dez/2025, ~80% do volume declarado); InfoMoney e Fizen (Res. BCB 519–521).</w:t>
@@ -27951,16 +28174,16 @@
       <w:pPr>
         <w:numPr>
           <w:ilvl w:val="0"/>
-          <w:numId w:val="1069"/>
-        </w:numPr>
-        <w:pStyle w:val="Compact"/>
-      </w:pPr>
-      <w:r>
-        <w:rPr>
-          <w:bCs/>
-          <w:b/>
-        </w:rPr>
-        <w:t xml:space="preserve">p. 70</w:t>
+          <w:numId w:val="1070"/>
+        </w:numPr>
+        <w:pStyle w:val="Compact"/>
+      </w:pPr>
+      <w:r>
+        <w:rPr>
+          <w:bCs/>
+          <w:b/>
+        </w:rPr>
+        <w:t xml:space="preserve">p. 71</w:t>
       </w:r>
       <w:r>
         <w:t xml:space="preserve">usdthoy.com (flutuação do boliviano desde 29/06/2026).</w:t>
@@ -27970,16 +28193,16 @@
       <w:pPr>
         <w:numPr>
           <w:ilvl w:val="0"/>
-          <w:numId w:val="1069"/>
-        </w:numPr>
-        <w:pStyle w:val="Compact"/>
-      </w:pPr>
-      <w:r>
-        <w:rPr>
-          <w:bCs/>
-          <w:b/>
-        </w:rPr>
-        <w:t xml:space="preserve">p. 71</w:t>
+          <w:numId w:val="1070"/>
+        </w:numPr>
+        <w:pStyle w:val="Compact"/>
+      </w:pPr>
+      <w:r>
+        <w:rPr>
+          <w:bCs/>
+          <w:b/>
+        </w:rPr>
+        <w:t xml:space="preserve">p. 72</w:t>
       </w:r>
       <w:r>
         <w:t xml:space="preserve">CoinMarketCap e DefiLlama via Admiral Markets (~12/10/2026: US$ 184 bi; ~60% de US$ 306 bi); atestação BDO do 2º tri/2026 (31/07/2026), via Stablecoin Insider; Crowdfund Insider via Admiral Markets (auditoria em andamento, ago/2026).</w:t>
@@ -27989,16 +28212,16 @@
       <w:pPr>
         <w:numPr>
           <w:ilvl w:val="0"/>
-          <w:numId w:val="1069"/>
-        </w:numPr>
-        <w:pStyle w:val="Compact"/>
-      </w:pPr>
-      <w:r>
-        <w:rPr>
-          <w:bCs/>
-          <w:b/>
-        </w:rPr>
-        <w:t xml:space="preserve">p. 72</w:t>
+          <w:numId w:val="1070"/>
+        </w:numPr>
+        <w:pStyle w:val="Compact"/>
+      </w:pPr>
+      <w:r>
+        <w:rPr>
+          <w:bCs/>
+          <w:b/>
+        </w:rPr>
+        <w:t xml:space="preserve">p. 73</w:t>
       </w:r>
       <w:r>
         <w:t xml:space="preserve">DefiLlama via Admiral Markets (~12/10/2026); dolarparalelobolivia.net, 28/10/2026 (P2P Bs 12,13); CriptoNoticias, Criptoinforme e usdthoy (bancos bolivianos).</w:t>
@@ -28008,16 +28231,16 @@
       <w:pPr>
         <w:numPr>
           <w:ilvl w:val="0"/>
-          <w:numId w:val="1069"/>
-        </w:numPr>
-        <w:pStyle w:val="Compact"/>
-      </w:pPr>
-      <w:r>
-        <w:rPr>
-          <w:bCs/>
-          <w:b/>
-        </w:rPr>
-        <w:t xml:space="preserve">p. 73</w:t>
+          <w:numId w:val="1070"/>
+        </w:numPr>
+        <w:pStyle w:val="Compact"/>
+      </w:pPr>
+      <w:r>
+        <w:rPr>
+          <w:bCs/>
+          <w:b/>
+        </w:rPr>
+        <w:t xml:space="preserve">p. 74</w:t>
       </w:r>
       <w:r>
         <w:t xml:space="preserve">Atestação BDO do 2º tri/2026; Res. BCB 519–521 (operações com stablecoin).</w:t>
@@ -28027,16 +28250,16 @@
       <w:pPr>
         <w:numPr>
           <w:ilvl w:val="0"/>
-          <w:numId w:val="1069"/>
-        </w:numPr>
-        <w:pStyle w:val="Compact"/>
-      </w:pPr>
-      <w:r>
-        <w:rPr>
-          <w:bCs/>
-          <w:b/>
-        </w:rPr>
-        <w:t xml:space="preserve">p. 74</w:t>
+          <w:numId w:val="1070"/>
+        </w:numPr>
+        <w:pStyle w:val="Compact"/>
+      </w:pPr>
+      <w:r>
+        <w:rPr>
+          <w:bCs/>
+          <w:b/>
+        </w:rPr>
+        <w:t xml:space="preserve">p. 75</w:t>
       </w:r>
       <w:r>
         <w:t xml:space="preserve">Capital Aberto, mar/2026 (topo de US$ 126 mil em out/2025; retração de 52,4%); AUVP (queda de 13% em 06/02/2026).</w:t>
@@ -28046,16 +28269,16 @@
       <w:pPr>
         <w:numPr>
           <w:ilvl w:val="0"/>
-          <w:numId w:val="1069"/>
-        </w:numPr>
-        <w:pStyle w:val="Compact"/>
-      </w:pPr>
-      <w:r>
-        <w:rPr>
-          <w:bCs/>
-          <w:b/>
-        </w:rPr>
-        <w:t xml:space="preserve">p. 75</w:t>
+          <w:numId w:val="1070"/>
+        </w:numPr>
+        <w:pStyle w:val="Compact"/>
+      </w:pPr>
+      <w:r>
+        <w:rPr>
+          <w:bCs/>
+          <w:b/>
+        </w:rPr>
+        <w:t xml:space="preserve">p. 76</w:t>
       </w:r>
       <w:r>
         <w:t xml:space="preserve">AUVP (queda de 13% em um dia, 06/02/2026).</w:t>
@@ -28065,16 +28288,16 @@
       <w:pPr>
         <w:numPr>
           <w:ilvl w:val="0"/>
-          <w:numId w:val="1069"/>
-        </w:numPr>
-        <w:pStyle w:val="Compact"/>
-      </w:pPr>
-      <w:r>
-        <w:rPr>
-          <w:bCs/>
-          <w:b/>
-        </w:rPr>
-        <w:t xml:space="preserve">p. 77</w:t>
+          <w:numId w:val="1070"/>
+        </w:numPr>
+        <w:pStyle w:val="Compact"/>
+      </w:pPr>
+      <w:r>
+        <w:rPr>
+          <w:bCs/>
+          <w:b/>
+        </w:rPr>
+        <w:t xml:space="preserve">p. 78</w:t>
       </w:r>
       <w:r>
         <w:t xml:space="preserve">InfoMoney e Fizen (Res. BCB 519–521: identificação de carteira autocustodiada, vigência 02/02/2026).</w:t>
@@ -28084,16 +28307,16 @@
       <w:pPr>
         <w:numPr>
           <w:ilvl w:val="0"/>
-          <w:numId w:val="1069"/>
-        </w:numPr>
-        <w:pStyle w:val="Compact"/>
-      </w:pPr>
-      <w:r>
-        <w:rPr>
-          <w:bCs/>
-          <w:b/>
-        </w:rPr>
-        <w:t xml:space="preserve">p. 81</w:t>
+          <w:numId w:val="1070"/>
+        </w:numPr>
+        <w:pStyle w:val="Compact"/>
+      </w:pPr>
+      <w:r>
+        <w:rPr>
+          <w:bCs/>
+          <w:b/>
+        </w:rPr>
+        <w:t xml:space="preserve">p. 82</w:t>
       </w:r>
       <w:r>
         <w:t xml:space="preserve">eco.com, guias de 2026 (redes do USDT; envio para rede errada em geral não é recuperável).</w:t>
@@ -28103,16 +28326,16 @@
       <w:pPr>
         <w:numPr>
           <w:ilvl w:val="0"/>
-          <w:numId w:val="1069"/>
-        </w:numPr>
-        <w:pStyle w:val="Compact"/>
-      </w:pPr>
-      <w:r>
-        <w:rPr>
-          <w:bCs/>
-          <w:b/>
-        </w:rPr>
-        <w:t xml:space="preserve">p. 82</w:t>
+          <w:numId w:val="1070"/>
+        </w:numPr>
+        <w:pStyle w:val="Compact"/>
+      </w:pPr>
+      <w:r>
+        <w:rPr>
+          <w:bCs/>
+          <w:b/>
+        </w:rPr>
+        <w:t xml:space="preserve">p. 83</w:t>
       </w:r>
       <w:r>
         <w:t xml:space="preserve">eco.com, comparativo de taxas de rede, mai/2026 (Binance: TRC20 1, BEP20 0,29, ERC20 1,6, SOL 1 USDT; velocidade TRC20/BEP20 ~1 min, ERC20 ~2 min); comparativo de 2026 (Polygon ~1 USDT). Escopo do curso, Seção 2.1 (taxa de 1 USDT no exemplo-padrão).</w:t>
@@ -28122,16 +28345,16 @@
       <w:pPr>
         <w:numPr>
           <w:ilvl w:val="0"/>
-          <w:numId w:val="1069"/>
-        </w:numPr>
-        <w:pStyle w:val="Compact"/>
-      </w:pPr>
-      <w:r>
-        <w:rPr>
-          <w:bCs/>
-          <w:b/>
-        </w:rPr>
-        <w:t xml:space="preserve">p. 84</w:t>
+          <w:numId w:val="1070"/>
+        </w:numPr>
+        <w:pStyle w:val="Compact"/>
+      </w:pPr>
+      <w:r>
+        <w:rPr>
+          <w:bCs/>
+          <w:b/>
+        </w:rPr>
+        <w:t xml:space="preserve">p. 85</w:t>
       </w:r>
       <w:r>
         <w:t xml:space="preserve">Endereços de exemplo, fictícios e encurtados.</w:t>
@@ -28141,16 +28364,16 @@
       <w:pPr>
         <w:numPr>
           <w:ilvl w:val="0"/>
-          <w:numId w:val="1069"/>
-        </w:numPr>
-        <w:pStyle w:val="Compact"/>
-      </w:pPr>
-      <w:r>
-        <w:rPr>
-          <w:bCs/>
-          <w:b/>
-        </w:rPr>
-        <w:t xml:space="preserve">p. 85</w:t>
+          <w:numId w:val="1070"/>
+        </w:numPr>
+        <w:pStyle w:val="Compact"/>
+      </w:pPr>
+      <w:r>
+        <w:rPr>
+          <w:bCs/>
+          <w:b/>
+        </w:rPr>
+        <w:t xml:space="preserve">p. 86</w:t>
       </w:r>
       <w:r>
         <w:t xml:space="preserve">eco.com, guias de 2026 (memo não necessário em TRC20, BEP20 e ERC20, salvo quando o lado que recebe informa um).</w:t>
@@ -28160,16 +28383,16 @@
       <w:pPr>
         <w:numPr>
           <w:ilvl w:val="0"/>
-          <w:numId w:val="1069"/>
-        </w:numPr>
-        <w:pStyle w:val="Compact"/>
-      </w:pPr>
-      <w:r>
-        <w:rPr>
-          <w:bCs/>
-          <w:b/>
-        </w:rPr>
-        <w:t xml:space="preserve">p. 95</w:t>
+          <w:numId w:val="1070"/>
+        </w:numPr>
+        <w:pStyle w:val="Compact"/>
+      </w:pPr>
+      <w:r>
+        <w:rPr>
+          <w:bCs/>
+          <w:b/>
+        </w:rPr>
+        <w:t xml:space="preserve">p. 96</w:t>
       </w:r>
       <w:r>
         <w:t xml:space="preserve">Escopo do curso, Seção 2.1 (exemplo-padrão: USDT a R$ 5,38, rede de 1 USDT, P2P a Bs 12,13; remessa e espécie com percentuais ilustrativos).</w:t>
@@ -28186,16 +28409,16 @@
       <w:pPr>
         <w:numPr>
           <w:ilvl w:val="0"/>
-          <w:numId w:val="1070"/>
-        </w:numPr>
-        <w:pStyle w:val="Compact"/>
-      </w:pPr>
-      <w:r>
-        <w:rPr>
-          <w:bCs/>
-          <w:b/>
-        </w:rPr>
-        <w:t xml:space="preserve">p. 97</w:t>
+          <w:numId w:val="1071"/>
+        </w:numPr>
+        <w:pStyle w:val="Compact"/>
+      </w:pPr>
+      <w:r>
+        <w:rPr>
+          <w:bCs/>
+          <w:b/>
+        </w:rPr>
+        <w:t xml:space="preserve">p. 98</w:t>
       </w:r>
       <w:r>
         <w:t xml:space="preserve">Escopo do curso, Seção 2.1 (câmbio efetivo; spreads de remessa e espécie são exemplos); Decretos 12.466 e 12.499/2025 (IOF 3,5%).</w:t>
@@ -28205,16 +28428,16 @@
       <w:pPr>
         <w:numPr>
           <w:ilvl w:val="0"/>
-          <w:numId w:val="1070"/>
-        </w:numPr>
-        <w:pStyle w:val="Compact"/>
-      </w:pPr>
-      <w:r>
-        <w:rPr>
-          <w:bCs/>
-          <w:b/>
-        </w:rPr>
-        <w:t xml:space="preserve">p. 98</w:t>
+          <w:numId w:val="1071"/>
+        </w:numPr>
+        <w:pStyle w:val="Compact"/>
+      </w:pPr>
+      <w:r>
+        <w:rPr>
+          <w:bCs/>
+          <w:b/>
+        </w:rPr>
+        <w:t xml:space="preserve">p. 99</w:t>
       </w:r>
       <w:r>
         <w:t xml:space="preserve">Escopo do curso, Seção 2.1; InfoMoney (nov/2025) e Blue Consult (25/07/2026): IOF não cobrado automaticamente na compra de stablecoin.</w:t>
@@ -28224,16 +28447,16 @@
       <w:pPr>
         <w:numPr>
           <w:ilvl w:val="0"/>
-          <w:numId w:val="1070"/>
-        </w:numPr>
-        <w:pStyle w:val="Compact"/>
-      </w:pPr>
-      <w:r>
-        <w:rPr>
-          <w:bCs/>
-          <w:b/>
-        </w:rPr>
-        <w:t xml:space="preserve">p. 99</w:t>
+          <w:numId w:val="1071"/>
+        </w:numPr>
+        <w:pStyle w:val="Compact"/>
+      </w:pPr>
+      <w:r>
+        <w:rPr>
+          <w:bCs/>
+          <w:b/>
+        </w:rPr>
+        <w:t xml:space="preserve">p. 100</w:t>
       </w:r>
       <w:r>
         <w:t xml:space="preserve">Escopo do curso, Seção 2.1; Investidor10 e CoinMarketCap, 28/10/2026 (R$ 5,35); dolarparalelobolivia.net, 28/10/2026 (P2P Bs 12,13).</w:t>
@@ -28243,16 +28466,16 @@
       <w:pPr>
         <w:numPr>
           <w:ilvl w:val="0"/>
-          <w:numId w:val="1070"/>
-        </w:numPr>
-        <w:pStyle w:val="Compact"/>
-      </w:pPr>
-      <w:r>
-        <w:rPr>
-          <w:bCs/>
-          <w:b/>
-        </w:rPr>
-        <w:t xml:space="preserve">p. 100</w:t>
+          <w:numId w:val="1071"/>
+        </w:numPr>
+        <w:pStyle w:val="Compact"/>
+      </w:pPr>
+      <w:r>
+        <w:rPr>
+          <w:bCs/>
+          <w:b/>
+        </w:rPr>
+        <w:t xml:space="preserve">p. 101</w:t>
       </w:r>
       <w:r>
         <w:t xml:space="preserve">Lei 14.478/2022; Poder360 (textos das Res. BCB 519, 520 e 521, 10/11/2025); InfoMoney (vigência 02/02/2026); BlockEden (Res. 561); Let's Money (prazo de autorização até 30/10/2026; reporte adiado para 03/11/2026 pela Res. 574); Blocktrends e Judit (Res. 584).</w:t>
@@ -28262,16 +28485,16 @@
       <w:pPr>
         <w:numPr>
           <w:ilvl w:val="0"/>
-          <w:numId w:val="1070"/>
-        </w:numPr>
-        <w:pStyle w:val="Compact"/>
-      </w:pPr>
-      <w:r>
-        <w:rPr>
-          <w:bCs/>
-          <w:b/>
-        </w:rPr>
-        <w:t xml:space="preserve">p. 101</w:t>
+          <w:numId w:val="1071"/>
+        </w:numPr>
+        <w:pStyle w:val="Compact"/>
+      </w:pPr>
+      <w:r>
+        <w:rPr>
+          <w:bCs/>
+          <w:b/>
+        </w:rPr>
+        <w:t xml:space="preserve">p. 102</w:t>
       </w:r>
       <w:r>
         <w:t xml:space="preserve">Poder360 (íntegra das Res. BCB 519, 520 e 521); InfoMoney (“BC define regras para o mercado de criptomoedas”). Conferir os textos oficiais em bcb.gov.br.</w:t>
@@ -28281,16 +28504,16 @@
       <w:pPr>
         <w:numPr>
           <w:ilvl w:val="0"/>
-          <w:numId w:val="1070"/>
-        </w:numPr>
-        <w:pStyle w:val="Compact"/>
-      </w:pPr>
-      <w:r>
-        <w:rPr>
-          <w:bCs/>
-          <w:b/>
-        </w:rPr>
-        <w:t xml:space="preserve">p. 102</w:t>
+          <w:numId w:val="1071"/>
+        </w:numPr>
+        <w:pStyle w:val="Compact"/>
+      </w:pPr>
+      <w:r>
+        <w:rPr>
+          <w:bCs/>
+          <w:b/>
+        </w:rPr>
+        <w:t xml:space="preserve">p. 103</w:t>
       </w:r>
       <w:r>
         <w:t xml:space="preserve">Blocktrends e SpaceMoney (Res. BCB 584, publicada em 07/08/2026, vigência 01/01/2027); Judit (liberação antecipada); Investalk/BB; Judit (PDL 926/2026, 10/08/2026).</w:t>
@@ -28300,16 +28523,16 @@
       <w:pPr>
         <w:numPr>
           <w:ilvl w:val="0"/>
-          <w:numId w:val="1070"/>
-        </w:numPr>
-        <w:pStyle w:val="Compact"/>
-      </w:pPr>
-      <w:r>
-        <w:rPr>
-          <w:bCs/>
-          <w:b/>
-        </w:rPr>
-        <w:t xml:space="preserve">p. 103</w:t>
+          <w:numId w:val="1071"/>
+        </w:numPr>
+        <w:pStyle w:val="Compact"/>
+      </w:pPr>
+      <w:r>
+        <w:rPr>
+          <w:bCs/>
+          <w:b/>
+        </w:rPr>
+        <w:t xml:space="preserve">p. 104</w:t>
       </w:r>
       <w:r>
         <w:t xml:space="preserve">Gazeta do Povo e Revista Oeste (minuta da Receita, fev/2026: 3,5% com isenção até R$ 10 mil/mês para PF); InfoMoney (“Secretário de Haddad confirma plano de taxar criptomoedas”); Blocknews, out/2026 (consulta adiada; incerteza após a reeleição).</w:t>
@@ -28319,16 +28542,16 @@
       <w:pPr>
         <w:numPr>
           <w:ilvl w:val="0"/>
-          <w:numId w:val="1070"/>
-        </w:numPr>
-        <w:pStyle w:val="Compact"/>
-      </w:pPr>
-      <w:r>
-        <w:rPr>
-          <w:bCs/>
-          <w:b/>
-        </w:rPr>
-        <w:t xml:space="preserve">p. 104</w:t>
+          <w:numId w:val="1071"/>
+        </w:numPr>
+        <w:pStyle w:val="Compact"/>
+      </w:pPr>
+      <w:r>
+        <w:rPr>
+          <w:bCs/>
+          <w:b/>
+        </w:rPr>
+        <w:t xml:space="preserve">p. 105</w:t>
       </w:r>
       <w:r>
         <w:t xml:space="preserve">Lei 7.492/1986; Lei 14.478/2022 (escopo do curso, Seção 3.2).</w:t>
@@ -28338,16 +28561,16 @@
       <w:pPr>
         <w:numPr>
           <w:ilvl w:val="0"/>
-          <w:numId w:val="1070"/>
-        </w:numPr>
-        <w:pStyle w:val="Compact"/>
-      </w:pPr>
-      <w:r>
-        <w:rPr>
-          <w:bCs/>
-          <w:b/>
-        </w:rPr>
-        <w:t xml:space="preserve">p. 105</w:t>
+          <w:numId w:val="1071"/>
+        </w:numPr>
+        <w:pStyle w:val="Compact"/>
+      </w:pPr>
+      <w:r>
+        <w:rPr>
+          <w:bCs/>
+          <w:b/>
+        </w:rPr>
+        <w:t xml:space="preserve">p. 106</w:t>
       </w:r>
       <w:r>
         <w:t xml:space="preserve">CriptoNoticias (bancos bolivianos com USDT; FIE Cuenta Cripto desde 09/04/2026; Unión/Yasta abr/2026; BISA); KuCoin News (fim da proibição em jun/2024); Cointelegraph e CriptoNoticias (declaração do ministro José Gabriel Espinoza).</w:t>
@@ -28357,16 +28580,16 @@
       <w:pPr>
         <w:numPr>
           <w:ilvl w:val="0"/>
-          <w:numId w:val="1070"/>
-        </w:numPr>
-        <w:pStyle w:val="Compact"/>
-      </w:pPr>
-      <w:r>
-        <w:rPr>
-          <w:bCs/>
-          <w:b/>
-        </w:rPr>
-        <w:t xml:space="preserve">p. 106</w:t>
+          <w:numId w:val="1071"/>
+        </w:numPr>
+        <w:pStyle w:val="Compact"/>
+      </w:pPr>
+      <w:r>
+        <w:rPr>
+          <w:bCs/>
+          <w:b/>
+        </w:rPr>
+        <w:t xml:space="preserve">p. 107</w:t>
       </w:r>
       <w:r>
         <w:t xml:space="preserve">CriptoNoticias (FIE: cidadãos bolivianos maiores de 18 residentes; Unión/Yasta; BISA).</w:t>
@@ -28376,16 +28599,16 @@
       <w:pPr>
         <w:numPr>
           <w:ilvl w:val="0"/>
-          <w:numId w:val="1070"/>
-        </w:numPr>
-        <w:pStyle w:val="Compact"/>
-      </w:pPr>
-      <w:r>
-        <w:rPr>
-          <w:bCs/>
-          <w:b/>
-        </w:rPr>
-        <w:t xml:space="preserve">p. 108</w:t>
+          <w:numId w:val="1071"/>
+        </w:numPr>
+        <w:pStyle w:val="Compact"/>
+      </w:pPr>
+      <w:r>
+        <w:rPr>
+          <w:bCs/>
+          <w:b/>
+        </w:rPr>
+        <w:t xml:space="preserve">p. 109</w:t>
       </w:r>
       <w:r>
         <w:t xml:space="preserve">InfoMoney (vigência das Res. 519–521); Let's Money (prazo de 270 dias, até 30/10/2026); IstoÉ Dinheiro (prazo de 2 e 3 anos para o BC decidir, 19/02/2026).</w:t>
@@ -28402,16 +28625,16 @@
       <w:pPr>
         <w:numPr>
           <w:ilvl w:val="0"/>
-          <w:numId w:val="1071"/>
-        </w:numPr>
-        <w:pStyle w:val="Compact"/>
-      </w:pPr>
-      <w:r>
-        <w:rPr>
-          <w:bCs/>
-          <w:b/>
-        </w:rPr>
-        <w:t xml:space="preserve">p. 111</w:t>
+          <w:numId w:val="1072"/>
+        </w:numPr>
+        <w:pStyle w:val="Compact"/>
+      </w:pPr>
+      <w:r>
+        <w:rPr>
+          <w:bCs/>
+          <w:b/>
+        </w:rPr>
+        <w:t xml:space="preserve">p. 112</w:t>
       </w:r>
       <w:r>
         <w:t xml:space="preserve">Jovem Pan e Revista Oeste (regras do Pix: limite noturno de R$ 1.000 entre pessoas físicas, 20h–6h); Tecnoblog (aumento em 24 a 48 h); Diário do Comércio, jun/2026 (limite mantido em 2026).</w:t>
@@ -28421,16 +28644,16 @@
       <w:pPr>
         <w:numPr>
           <w:ilvl w:val="0"/>
-          <w:numId w:val="1071"/>
-        </w:numPr>
-        <w:pStyle w:val="Compact"/>
-      </w:pPr>
-      <w:r>
-        <w:rPr>
-          <w:bCs/>
-          <w:b/>
-        </w:rPr>
-        <w:t xml:space="preserve">p. 115</w:t>
+          <w:numId w:val="1072"/>
+        </w:numPr>
+        <w:pStyle w:val="Compact"/>
+      </w:pPr>
+      <w:r>
+        <w:rPr>
+          <w:bCs/>
+          <w:b/>
+        </w:rPr>
+        <w:t xml:space="preserve">p. 116</w:t>
       </w:r>
       <w:r>
         <w:t xml:space="preserve">Investidor10 e CoinMarketCap, 28/10/2026.</w:t>
@@ -28440,16 +28663,16 @@
       <w:pPr>
         <w:numPr>
           <w:ilvl w:val="0"/>
-          <w:numId w:val="1071"/>
-        </w:numPr>
-        <w:pStyle w:val="Compact"/>
-      </w:pPr>
-      <w:r>
-        <w:rPr>
-          <w:bCs/>
-          <w:b/>
-        </w:rPr>
-        <w:t xml:space="preserve">p. 116</w:t>
+          <w:numId w:val="1072"/>
+        </w:numPr>
+        <w:pStyle w:val="Compact"/>
+      </w:pPr>
+      <w:r>
+        <w:rPr>
+          <w:bCs/>
+          <w:b/>
+        </w:rPr>
+        <w:t xml:space="preserve">p. 117</w:t>
       </w:r>
       <w:r>
         <w:t xml:space="preserve">eco.com, comparativo de taxas de rede, mai/2026.</w:t>
@@ -28459,16 +28682,16 @@
       <w:pPr>
         <w:numPr>
           <w:ilvl w:val="0"/>
-          <w:numId w:val="1071"/>
-        </w:numPr>
-        <w:pStyle w:val="Compact"/>
-      </w:pPr>
-      <w:r>
-        <w:rPr>
-          <w:bCs/>
-          <w:b/>
-        </w:rPr>
-        <w:t xml:space="preserve">p. 119</w:t>
+          <w:numId w:val="1072"/>
+        </w:numPr>
+        <w:pStyle w:val="Compact"/>
+      </w:pPr>
+      <w:r>
+        <w:rPr>
+          <w:bCs/>
+          <w:b/>
+        </w:rPr>
+        <w:t xml:space="preserve">p. 120</w:t>
       </w:r>
       <w:r>
         <w:t xml:space="preserve">Poder360 (texto da Res. BCB 521: identificação de carteira autocustodiada); Blocktrends (Res. 584).</w:t>
@@ -28478,16 +28701,16 @@
       <w:pPr>
         <w:numPr>
           <w:ilvl w:val="0"/>
-          <w:numId w:val="1071"/>
-        </w:numPr>
-        <w:pStyle w:val="Compact"/>
-      </w:pPr>
-      <w:r>
-        <w:rPr>
-          <w:bCs/>
-          <w:b/>
-        </w:rPr>
-        <w:t xml:space="preserve">p. 120</w:t>
+          <w:numId w:val="1072"/>
+        </w:numPr>
+        <w:pStyle w:val="Compact"/>
+      </w:pPr>
+      <w:r>
+        <w:rPr>
+          <w:bCs/>
+          <w:b/>
+        </w:rPr>
+        <w:t xml:space="preserve">p. 121</w:t>
       </w:r>
       <w:r>
         <w:t xml:space="preserve">dolarparalelobolivia.net, 28/10/2026 (P2P Binance: compra Bs 12,17, venda Bs 12,13); BCB via usdtbol.com, 28/10/2026 (Bs 12,02).</w:t>
@@ -28497,16 +28720,16 @@
       <w:pPr>
         <w:numPr>
           <w:ilvl w:val="0"/>
-          <w:numId w:val="1071"/>
-        </w:numPr>
-        <w:pStyle w:val="Compact"/>
-      </w:pPr>
-      <w:r>
-        <w:rPr>
-          <w:bCs/>
-          <w:b/>
-        </w:rPr>
-        <w:t xml:space="preserve">p. 125</w:t>
+          <w:numId w:val="1072"/>
+        </w:numPr>
+        <w:pStyle w:val="Compact"/>
+      </w:pPr>
+      <w:r>
+        <w:rPr>
+          <w:bCs/>
+          <w:b/>
+        </w:rPr>
+        <w:t xml:space="preserve">p. 126</w:t>
       </w:r>
       <w:r>
         <w:t xml:space="preserve">CriptoNoticias; Criptoinforme; usdthoy (escopo do curso, Seção 2: limites de BISA, FIE e Unión/Yasta); CriptoNoticias (FIE para cidadãos bolivianos residentes; Unión/EFY com respaldo da ASFI).</w:t>
@@ -28516,16 +28739,16 @@
       <w:pPr>
         <w:numPr>
           <w:ilvl w:val="0"/>
-          <w:numId w:val="1071"/>
-        </w:numPr>
-        <w:pStyle w:val="Compact"/>
-      </w:pPr>
-      <w:r>
-        <w:rPr>
-          <w:bCs/>
-          <w:b/>
-        </w:rPr>
-        <w:t xml:space="preserve">p. 126</w:t>
+          <w:numId w:val="1072"/>
+        </w:numPr>
+        <w:pStyle w:val="Compact"/>
+      </w:pPr>
+      <w:r>
+        <w:rPr>
+          <w:bCs/>
+          <w:b/>
+        </w:rPr>
+        <w:t xml:space="preserve">p. 127</w:t>
       </w:r>
       <w:r>
         <w:t xml:space="preserve">CriptoNoticias, CoinMarketCap Academy e Bitcoin.com News (Toyosa: Toyota, BYD e Yamaha aceitam USDT; anúncio de Paolo Ardoino em 21/09/2025).</w:t>
@@ -28535,16 +28758,16 @@
       <w:pPr>
         <w:numPr>
           <w:ilvl w:val="0"/>
-          <w:numId w:val="1071"/>
-        </w:numPr>
-        <w:pStyle w:val="Compact"/>
-      </w:pPr>
-      <w:r>
-        <w:rPr>
-          <w:bCs/>
-          <w:b/>
-        </w:rPr>
-        <w:t xml:space="preserve">p. 128</w:t>
+          <w:numId w:val="1072"/>
+        </w:numPr>
+        <w:pStyle w:val="Compact"/>
+      </w:pPr>
+      <w:r>
+        <w:rPr>
+          <w:bCs/>
+          <w:b/>
+        </w:rPr>
+        <w:t xml:space="preserve">p. 129</w:t>
       </w:r>
       <w:r>
         <w:t xml:space="preserve">Escopo do curso, Seção 2.1 (exemplo-padrão).</w:t>
@@ -28554,16 +28777,16 @@
       <w:pPr>
         <w:numPr>
           <w:ilvl w:val="0"/>
-          <w:numId w:val="1071"/>
-        </w:numPr>
-        <w:pStyle w:val="Compact"/>
-      </w:pPr>
-      <w:r>
-        <w:rPr>
-          <w:bCs/>
-          <w:b/>
-        </w:rPr>
-        <w:t xml:space="preserve">p. 130</w:t>
+          <w:numId w:val="1072"/>
+        </w:numPr>
+        <w:pStyle w:val="Compact"/>
+      </w:pPr>
+      <w:r>
+        <w:rPr>
+          <w:bCs/>
+          <w:b/>
+        </w:rPr>
+        <w:t xml:space="preserve">p. 131</w:t>
       </w:r>
       <w:r>
         <w:t xml:space="preserve">Escopo do curso, Seção 3.2 (proibição de fracionar para escapar de limites); Blocktrends e Judit (Res. 584).</w:t>
@@ -28573,16 +28796,16 @@
       <w:pPr>
         <w:numPr>
           <w:ilvl w:val="0"/>
-          <w:numId w:val="1071"/>
-        </w:numPr>
-        <w:pStyle w:val="Compact"/>
-      </w:pPr>
-      <w:r>
-        <w:rPr>
-          <w:bCs/>
-          <w:b/>
-        </w:rPr>
-        <w:t xml:space="preserve">p. 131</w:t>
+          <w:numId w:val="1072"/>
+        </w:numPr>
+        <w:pStyle w:val="Compact"/>
+      </w:pPr>
+      <w:r>
+        <w:rPr>
+          <w:bCs/>
+          <w:b/>
+        </w:rPr>
+        <w:t xml:space="preserve">p. 132</w:t>
       </w:r>
       <w:r>
         <w:t xml:space="preserve">Poder360 (Res. BCB 521: limite de US$ 100 mil); Blocktrends (Res. 584).</w:t>
@@ -28592,16 +28815,16 @@
       <w:pPr>
         <w:numPr>
           <w:ilvl w:val="0"/>
-          <w:numId w:val="1071"/>
-        </w:numPr>
-        <w:pStyle w:val="Compact"/>
-      </w:pPr>
-      <w:r>
-        <w:rPr>
-          <w:bCs/>
-          <w:b/>
-        </w:rPr>
-        <w:t xml:space="preserve">p. 132</w:t>
+          <w:numId w:val="1072"/>
+        </w:numPr>
+        <w:pStyle w:val="Compact"/>
+      </w:pPr>
+      <w:r>
+        <w:rPr>
+          <w:bCs/>
+          <w:b/>
+        </w:rPr>
+        <w:t xml:space="preserve">p. 133</w:t>
       </w:r>
       <w:r>
         <w:t xml:space="preserve">Receita Federal (e-DBV); Aduana Nacional da Bolívia, RD 01-013-24 (Formulário 250, ASFI e retenção de 30%).</w:t>
@@ -28611,16 +28834,16 @@
       <w:pPr>
         <w:numPr>
           <w:ilvl w:val="0"/>
-          <w:numId w:val="1071"/>
-        </w:numPr>
-        <w:pStyle w:val="Compact"/>
-      </w:pPr>
-      <w:r>
-        <w:rPr>
-          <w:bCs/>
-          <w:b/>
-        </w:rPr>
-        <w:t xml:space="preserve">p. 135</w:t>
+          <w:numId w:val="1072"/>
+        </w:numPr>
+        <w:pStyle w:val="Compact"/>
+      </w:pPr>
+      <w:r>
+        <w:rPr>
+          <w:bCs/>
+          <w:b/>
+        </w:rPr>
+        <w:t xml:space="preserve">p. 136</w:t>
       </w:r>
       <w:r>
         <w:t xml:space="preserve">Escopo do curso, Seção 3.5; Lei 14.478/2022; Res. BCB 519 e 520.</w:t>
@@ -28948,6 +29171,9 @@
     <w:abstractNumId w:val="991"/>
   </w:num>
   <w:num w:numId="1009">
+    <w:abstractNumId w:val="991"/>
+  </w:num>
+  <w:num w:numId="1010">
     <w:abstractNumId w:val="99201"/>
     <w:lvlOverride w:ilvl="0">
       <w:startOverride w:val="1"/>
@@ -28977,10 +29203,10 @@
       <w:startOverride w:val="1"/>
     </w:lvlOverride>
   </w:num>
-  <w:num w:numId="1010">
+  <w:num w:numId="1011">
     <w:abstractNumId w:val="991"/>
   </w:num>
-  <w:num w:numId="1011">
+  <w:num w:numId="1012">
     <w:abstractNumId w:val="99201"/>
     <w:lvlOverride w:ilvl="0">
       <w:startOverride w:val="1"/>
@@ -29009,9 +29235,6 @@
     <w:lvlOverride w:ilvl="8">
       <w:startOverride w:val="1"/>
     </w:lvlOverride>
-  </w:num>
-  <w:num w:numId="1012">
-    <w:abstractNumId w:val="991"/>
   </w:num>
   <w:num w:numId="1013">
     <w:abstractNumId w:val="991"/>
@@ -29062,34 +29285,7 @@
     <w:abstractNumId w:val="991"/>
   </w:num>
   <w:num w:numId="1029">
-    <w:abstractNumId w:val="99201"/>
-    <w:lvlOverride w:ilvl="0">
-      <w:startOverride w:val="1"/>
-    </w:lvlOverride>
-    <w:lvlOverride w:ilvl="1">
-      <w:startOverride w:val="1"/>
-    </w:lvlOverride>
-    <w:lvlOverride w:ilvl="2">
-      <w:startOverride w:val="1"/>
-    </w:lvlOverride>
-    <w:lvlOverride w:ilvl="3">
-      <w:startOverride w:val="1"/>
-    </w:lvlOverride>
-    <w:lvlOverride w:ilvl="4">
-      <w:startOverride w:val="1"/>
-    </w:lvlOverride>
-    <w:lvlOverride w:ilvl="5">
-      <w:startOverride w:val="1"/>
-    </w:lvlOverride>
-    <w:lvlOverride w:ilvl="6">
-      <w:startOverride w:val="1"/>
-    </w:lvlOverride>
-    <w:lvlOverride w:ilvl="7">
-      <w:startOverride w:val="1"/>
-    </w:lvlOverride>
-    <w:lvlOverride w:ilvl="8">
-      <w:startOverride w:val="1"/>
-    </w:lvlOverride>
+    <w:abstractNumId w:val="991"/>
   </w:num>
   <w:num w:numId="1030">
     <w:abstractNumId w:val="99201"/>
@@ -29122,9 +29318,6 @@
     </w:lvlOverride>
   </w:num>
   <w:num w:numId="1031">
-    <w:abstractNumId w:val="991"/>
-  </w:num>
-  <w:num w:numId="1032">
     <w:abstractNumId w:val="99201"/>
     <w:lvlOverride w:ilvl="0">
       <w:startOverride w:val="1"/>
@@ -29154,16 +29347,10 @@
       <w:startOverride w:val="1"/>
     </w:lvlOverride>
   </w:num>
-  <w:num w:numId="1033">
+  <w:num w:numId="1032">
     <w:abstractNumId w:val="991"/>
   </w:num>
-  <w:num w:numId="1034">
-    <w:abstractNumId w:val="991"/>
-  </w:num>
-  <w:num w:numId="1035">
-    <w:abstractNumId w:val="991"/>
-  </w:num>
-  <w:num w:numId="1036">
+  <w:num w:numId="1033">
     <w:abstractNumId w:val="99201"/>
     <w:lvlOverride w:ilvl="0">
       <w:startOverride w:val="1"/>
@@ -29192,6 +29379,15 @@
     <w:lvlOverride w:ilvl="8">
       <w:startOverride w:val="1"/>
     </w:lvlOverride>
+  </w:num>
+  <w:num w:numId="1034">
+    <w:abstractNumId w:val="991"/>
+  </w:num>
+  <w:num w:numId="1035">
+    <w:abstractNumId w:val="991"/>
+  </w:num>
+  <w:num w:numId="1036">
+    <w:abstractNumId w:val="991"/>
   </w:num>
   <w:num w:numId="1037">
     <w:abstractNumId w:val="99201"/>
@@ -29224,21 +29420,6 @@
     </w:lvlOverride>
   </w:num>
   <w:num w:numId="1038">
-    <w:abstractNumId w:val="991"/>
-  </w:num>
-  <w:num w:numId="1039">
-    <w:abstractNumId w:val="991"/>
-  </w:num>
-  <w:num w:numId="1040">
-    <w:abstractNumId w:val="991"/>
-  </w:num>
-  <w:num w:numId="1041">
-    <w:abstractNumId w:val="991"/>
-  </w:num>
-  <w:num w:numId="1042">
-    <w:abstractNumId w:val="991"/>
-  </w:num>
-  <w:num w:numId="1043">
     <w:abstractNumId w:val="99201"/>
     <w:lvlOverride w:ilvl="0">
       <w:startOverride w:val="1"/>
@@ -29267,6 +29448,21 @@
     <w:lvlOverride w:ilvl="8">
       <w:startOverride w:val="1"/>
     </w:lvlOverride>
+  </w:num>
+  <w:num w:numId="1039">
+    <w:abstractNumId w:val="991"/>
+  </w:num>
+  <w:num w:numId="1040">
+    <w:abstractNumId w:val="991"/>
+  </w:num>
+  <w:num w:numId="1041">
+    <w:abstractNumId w:val="991"/>
+  </w:num>
+  <w:num w:numId="1042">
+    <w:abstractNumId w:val="991"/>
+  </w:num>
+  <w:num w:numId="1043">
+    <w:abstractNumId w:val="991"/>
   </w:num>
   <w:num w:numId="1044">
     <w:abstractNumId w:val="99201"/>
@@ -29299,9 +29495,6 @@
     </w:lvlOverride>
   </w:num>
   <w:num w:numId="1045">
-    <w:abstractNumId w:val="991"/>
-  </w:num>
-  <w:num w:numId="1046">
     <w:abstractNumId w:val="99201"/>
     <w:lvlOverride w:ilvl="0">
       <w:startOverride w:val="1"/>
@@ -29331,22 +29524,10 @@
       <w:startOverride w:val="1"/>
     </w:lvlOverride>
   </w:num>
-  <w:num w:numId="1047">
+  <w:num w:numId="1046">
     <w:abstractNumId w:val="991"/>
   </w:num>
-  <w:num w:numId="1048">
-    <w:abstractNumId w:val="991"/>
-  </w:num>
-  <w:num w:numId="1049">
-    <w:abstractNumId w:val="991"/>
-  </w:num>
-  <w:num w:numId="1050">
-    <w:abstractNumId w:val="991"/>
-  </w:num>
-  <w:num w:numId="1051">
-    <w:abstractNumId w:val="991"/>
-  </w:num>
-  <w:num w:numId="1052">
+  <w:num w:numId="1047">
     <w:abstractNumId w:val="99201"/>
     <w:lvlOverride w:ilvl="0">
       <w:startOverride w:val="1"/>
@@ -29375,6 +29556,21 @@
     <w:lvlOverride w:ilvl="8">
       <w:startOverride w:val="1"/>
     </w:lvlOverride>
+  </w:num>
+  <w:num w:numId="1048">
+    <w:abstractNumId w:val="991"/>
+  </w:num>
+  <w:num w:numId="1049">
+    <w:abstractNumId w:val="991"/>
+  </w:num>
+  <w:num w:numId="1050">
+    <w:abstractNumId w:val="991"/>
+  </w:num>
+  <w:num w:numId="1051">
+    <w:abstractNumId w:val="991"/>
+  </w:num>
+  <w:num w:numId="1052">
+    <w:abstractNumId w:val="991"/>
   </w:num>
   <w:num w:numId="1053">
     <w:abstractNumId w:val="99201"/>
@@ -29467,18 +29663,6 @@
     </w:lvlOverride>
   </w:num>
   <w:num w:numId="1056">
-    <w:abstractNumId w:val="991"/>
-  </w:num>
-  <w:num w:numId="1057">
-    <w:abstractNumId w:val="991"/>
-  </w:num>
-  <w:num w:numId="1058">
-    <w:abstractNumId w:val="991"/>
-  </w:num>
-  <w:num w:numId="1059">
-    <w:abstractNumId w:val="991"/>
-  </w:num>
-  <w:num w:numId="1060">
     <w:abstractNumId w:val="99201"/>
     <w:lvlOverride w:ilvl="0">
       <w:startOverride w:val="1"/>
@@ -29508,13 +29692,19 @@
       <w:startOverride w:val="1"/>
     </w:lvlOverride>
   </w:num>
-  <w:num w:numId="1061">
+  <w:num w:numId="1057">
     <w:abstractNumId w:val="991"/>
   </w:num>
-  <w:num w:numId="1062">
+  <w:num w:numId="1058">
     <w:abstractNumId w:val="991"/>
   </w:num>
-  <w:num w:numId="1063">
+  <w:num w:numId="1059">
+    <w:abstractNumId w:val="991"/>
+  </w:num>
+  <w:num w:numId="1060">
+    <w:abstractNumId w:val="991"/>
+  </w:num>
+  <w:num w:numId="1061">
     <w:abstractNumId w:val="99201"/>
     <w:lvlOverride w:ilvl="0">
       <w:startOverride w:val="1"/>
@@ -29544,8 +29734,41 @@
       <w:startOverride w:val="1"/>
     </w:lvlOverride>
   </w:num>
+  <w:num w:numId="1062">
+    <w:abstractNumId w:val="991"/>
+  </w:num>
+  <w:num w:numId="1063">
+    <w:abstractNumId w:val="991"/>
+  </w:num>
   <w:num w:numId="1064">
-    <w:abstractNumId w:val="991"/>
+    <w:abstractNumId w:val="99201"/>
+    <w:lvlOverride w:ilvl="0">
+      <w:startOverride w:val="1"/>
+    </w:lvlOverride>
+    <w:lvlOverride w:ilvl="1">
+      <w:startOverride w:val="1"/>
+    </w:lvlOverride>
+    <w:lvlOverride w:ilvl="2">
+      <w:startOverride w:val="1"/>
+    </w:lvlOverride>
+    <w:lvlOverride w:ilvl="3">
+      <w:startOverride w:val="1"/>
+    </w:lvlOverride>
+    <w:lvlOverride w:ilvl="4">
+      <w:startOverride w:val="1"/>
+    </w:lvlOverride>
+    <w:lvlOverride w:ilvl="5">
+      <w:startOverride w:val="1"/>
+    </w:lvlOverride>
+    <w:lvlOverride w:ilvl="6">
+      <w:startOverride w:val="1"/>
+    </w:lvlOverride>
+    <w:lvlOverride w:ilvl="7">
+      <w:startOverride w:val="1"/>
+    </w:lvlOverride>
+    <w:lvlOverride w:ilvl="8">
+      <w:startOverride w:val="1"/>
+    </w:lvlOverride>
   </w:num>
   <w:num w:numId="1065">
     <w:abstractNumId w:val="991"/>
@@ -29566,6 +29789,9 @@
     <w:abstractNumId w:val="991"/>
   </w:num>
   <w:num w:numId="1071">
+    <w:abstractNumId w:val="991"/>
+  </w:num>
+  <w:num w:numId="1072">
     <w:abstractNumId w:val="991"/>
   </w:num>
 </w:numbering>

--- a/curso/dist/LULA-GANHOU-Curso-Completo.docx
+++ b/curso/dist/LULA-GANHOU-Curso-Completo.docx
@@ -1746,10 +1746,115 @@
         <w:pStyle w:val="Compact"/>
       </w:pPr>
       <w:r>
+        <w:t xml:space="preserve">Parte 5 · Blindagem: segurança e golpes</w:t>
+      </w:r>
+      <w:r>
+        <w:t xml:space="preserve">137</w:t>
+      </w:r>
+    </w:p>
+    <w:p>
+      <w:pPr>
+        <w:numPr>
+          <w:ilvl w:val="0"/>
+          <w:numId w:val="1005"/>
+        </w:numPr>
+        <w:pStyle w:val="Compact"/>
+      </w:pPr>
+      <w:r>
+        <w:t xml:space="preserve">5.1 Os 12 golpes mais comuns</w:t>
+      </w:r>
+      <w:r>
+        <w:t xml:space="preserve">138</w:t>
+      </w:r>
+    </w:p>
+    <w:p>
+      <w:pPr>
+        <w:numPr>
+          <w:ilvl w:val="0"/>
+          <w:numId w:val="1005"/>
+        </w:numPr>
+        <w:pStyle w:val="Compact"/>
+      </w:pPr>
+      <w:r>
+        <w:t xml:space="preserve">5.2 Segurança da conta</w:t>
+      </w:r>
+      <w:r>
+        <w:t xml:space="preserve">145</w:t>
+      </w:r>
+    </w:p>
+    <w:p>
+      <w:pPr>
+        <w:numPr>
+          <w:ilvl w:val="0"/>
+          <w:numId w:val="1005"/>
+        </w:numPr>
+        <w:pStyle w:val="Compact"/>
+      </w:pPr>
+      <w:r>
+        <w:t xml:space="preserve">5.3 Segurança do celular</w:t>
+      </w:r>
+      <w:r>
+        <w:t xml:space="preserve">147</w:t>
+      </w:r>
+    </w:p>
+    <w:p>
+      <w:pPr>
+        <w:numPr>
+          <w:ilvl w:val="0"/>
+          <w:numId w:val="1005"/>
+        </w:numPr>
+        <w:pStyle w:val="Compact"/>
+      </w:pPr>
+      <w:r>
+        <w:t xml:space="preserve">5.4 Segurança física</w:t>
+      </w:r>
+      <w:r>
+        <w:t xml:space="preserve">149</w:t>
+      </w:r>
+    </w:p>
+    <w:p>
+      <w:pPr>
+        <w:numPr>
+          <w:ilvl w:val="0"/>
+          <w:numId w:val="1005"/>
+        </w:numPr>
+        <w:pStyle w:val="Compact"/>
+      </w:pPr>
+      <w:r>
+        <w:t xml:space="preserve">5.5 Deu errado: o que fazer</w:t>
+      </w:r>
+      <w:r>
+        <w:t xml:space="preserve">151</w:t>
+      </w:r>
+    </w:p>
+    <w:p>
+      <w:pPr>
+        <w:numPr>
+          <w:ilvl w:val="0"/>
+          <w:numId w:val="1005"/>
+        </w:numPr>
+        <w:pStyle w:val="Compact"/>
+      </w:pPr>
+      <w:r>
+        <w:t xml:space="preserve">5.6 Checklist de blindagem</w:t>
+      </w:r>
+      <w:r>
+        <w:t xml:space="preserve">155</w:t>
+      </w:r>
+    </w:p>
+    <w:p>
+      <w:pPr>
+        <w:numPr>
+          <w:ilvl w:val="0"/>
+          <w:numId w:val="1005"/>
+        </w:numPr>
+        <w:pStyle w:val="Compact"/>
+      </w:pPr>
+      <w:r>
         <w:t xml:space="preserve">Anexo · Fontes de todos os números</w:t>
       </w:r>
       <w:r>
-        <w:t xml:space="preserve">137</w:t>
+        <w:t xml:space="preserve">156</w:t>
       </w:r>
     </w:p>
     <w:p>
@@ -27133,255 +27238,25 @@
         <w:pStyle w:val="FirstParagraph"/>
       </w:pPr>
       <w:r>
-        <w:t xml:space="preserve">Anexo</w:t>
-      </w:r>
-    </w:p>
-    <w:bookmarkStart w:id="211" w:name="fontes-de-todos-os-números"/>
-    <w:p>
-      <w:pPr>
-        <w:pStyle w:val="Heading2"/>
-      </w:pPr>
-      <w:r>
-        <w:t xml:space="preserve">Fontes de todos os números</w:t>
-      </w:r>
-    </w:p>
-    <w:p>
-      <w:pPr>
-        <w:pStyle w:val="FirstParagraph"/>
-      </w:pPr>
-      <w:r>
-        <w:t xml:space="preserve">Cada número do curso tem origem. Aqui estão, página por página.</w:t>
-      </w:r>
-    </w:p>
-    <w:p>
-      <w:pPr>
-        <w:numPr>
-          <w:ilvl w:val="0"/>
-          <w:numId w:val="1066"/>
-        </w:numPr>
-        <w:pStyle w:val="Compact"/>
-      </w:pPr>
-      <w:r>
-        <w:rPr>
-          <w:bCs/>
-          <w:b/>
-        </w:rPr>
-        <w:t xml:space="preserve">p. 2</w:t>
-      </w:r>
-      <w:r>
-        <w:t xml:space="preserve">TSE, resultado do 2º turno de 2022 (58.206.354 votos, 49,1% dos válidos).</w:t>
-      </w:r>
-    </w:p>
-    <w:p>
-      <w:pPr>
-        <w:numPr>
-          <w:ilvl w:val="0"/>
-          <w:numId w:val="1066"/>
-        </w:numPr>
-        <w:pStyle w:val="Compact"/>
-      </w:pPr>
-      <w:r>
-        <w:rPr>
-          <w:bCs/>
-          <w:b/>
-        </w:rPr>
-        <w:t xml:space="preserve">p. 3</w:t>
-      </w:r>
-      <w:r>
-        <w:t xml:space="preserve">Tribunal Supremo Electoral da Bolívia via Agência Brasil (19/10/2025); MercoPress (10/11/2025).</w:t>
-      </w:r>
-    </w:p>
-    <w:p>
-      <w:pPr>
-        <w:numPr>
-          <w:ilvl w:val="0"/>
-          <w:numId w:val="1066"/>
-        </w:numPr>
-        <w:pStyle w:val="Compact"/>
-      </w:pPr>
-      <w:r>
-        <w:rPr>
-          <w:bCs/>
-          <w:b/>
-        </w:rPr>
-        <w:t xml:space="preserve">p. 11</w:t>
-      </w:r>
-      <w:r>
-        <w:t xml:space="preserve">Gazeta do Povo, 2026 (arrecadação de R$ 2,887 tri; carga de 32,4% do PIB) e mar/2026 (43 medidas); Banco Central via Forbes, 27/10/2026 (dívida, ago/2026); reações de lideranças, Gazeta do Povo, 25/10/2026.</w:t>
-      </w:r>
-    </w:p>
-    <w:p>
-      <w:pPr>
-        <w:numPr>
-          <w:ilvl w:val="0"/>
-          <w:numId w:val="1066"/>
-        </w:numPr>
-        <w:pStyle w:val="Compact"/>
-      </w:pPr>
-      <w:r>
-        <w:rPr>
-          <w:bCs/>
-          <w:b/>
-        </w:rPr>
-        <w:t xml:space="preserve">p. 12</w:t>
-      </w:r>
-      <w:r>
-        <w:t xml:space="preserve">TSE (2º turno 2018: 57.797.847 votos; 2022: 58.206.354); Monitor do Debate Político/USP via CartaCapital e O Povo (2024); SSP-SP via SBT News (25/02/2024).</w:t>
-      </w:r>
-    </w:p>
-    <w:p>
-      <w:pPr>
-        <w:numPr>
-          <w:ilvl w:val="0"/>
-          <w:numId w:val="1066"/>
-        </w:numPr>
-        <w:pStyle w:val="Compact"/>
-      </w:pPr>
-      <w:r>
-        <w:rPr>
-          <w:bCs/>
-          <w:b/>
-        </w:rPr>
-        <w:t xml:space="preserve">p. 13</w:t>
-      </w:r>
-      <w:r>
-        <w:t xml:space="preserve">Banco Central de Venezuela via Poder360/DW (29/05/2019); R4V via Bloomberg Línea (2025: 6,70 mi na América Latina + 1,19 mi no resto do mundo); France 24 (08/11/2025); Infobae; The Rio Times.</w:t>
-      </w:r>
-    </w:p>
-    <w:p>
-      <w:pPr>
-        <w:numPr>
-          <w:ilvl w:val="0"/>
-          <w:numId w:val="1066"/>
-        </w:numPr>
-        <w:pStyle w:val="Compact"/>
-      </w:pPr>
-      <w:r>
-        <w:rPr>
-          <w:bCs/>
-          <w:b/>
-        </w:rPr>
-        <w:t xml:space="preserve">p. 14</w:t>
-      </w:r>
-      <w:r>
-        <w:t xml:space="preserve">INDEC Argentina (IPC 2023, 2024 e 2025); MercoPress (10/11/2025); posses oficiais.</w:t>
-      </w:r>
-    </w:p>
-    <w:p>
-      <w:pPr>
-        <w:numPr>
-          <w:ilvl w:val="0"/>
-          <w:numId w:val="1066"/>
-        </w:numPr>
-        <w:pStyle w:val="Compact"/>
-      </w:pPr>
-      <w:r>
-        <w:rPr>
-          <w:bCs/>
-          <w:b/>
-        </w:rPr>
-        <w:t xml:space="preserve">p. 15</w:t>
-      </w:r>
-      <w:r>
-        <w:t xml:space="preserve">IFI via Forbes, 27/10/2026 (ajuste fiscal); Decretos 12.466 e 12.499/2025 (IOF).</w:t>
-      </w:r>
-    </w:p>
-    <w:p>
-      <w:pPr>
-        <w:numPr>
-          <w:ilvl w:val="0"/>
-          <w:numId w:val="1066"/>
-        </w:numPr>
-        <w:pStyle w:val="Compact"/>
-      </w:pPr>
-      <w:r>
-        <w:rPr>
-          <w:bCs/>
-          <w:b/>
-        </w:rPr>
-        <w:t xml:space="preserve">p. 16</w:t>
-      </w:r>
-      <w:r>
-        <w:t xml:space="preserve">Zumper via WLRN (set/2026, Miami US$ 2.500); Zumper via WFLA (Orlando US$ 1.690, data a confirmar); Numbeo mai/2026 via Cidadania e Visto (Lisboa €1.280); FipeZAP Locação set/2026; InfoCasas out/2026. Câmbio: US$ 1 = R$ 5,35 (Investidor10, 28/10/2026); €1 = R$ 5,62 (Meelion, 09/10/2026); R$ 1 = Bs 2,30 (autor).</w:t>
-      </w:r>
-    </w:p>
-    <w:p>
-      <w:pPr>
-        <w:numPr>
-          <w:ilvl w:val="0"/>
-          <w:numId w:val="1066"/>
-        </w:numPr>
-        <w:pStyle w:val="Compact"/>
-      </w:pPr>
-      <w:r>
-        <w:rPr>
-          <w:bCs/>
-          <w:b/>
-        </w:rPr>
-        <w:t xml:space="preserve">p. 17</w:t>
-      </w:r>
-      <w:r>
-        <w:t xml:space="preserve">Mochileiros (entrada com RG/CIN, 90 dias); The Rio Times (residência Mercosul); FlightConnections, abr/2026 (voo direto GRU–VVI, média 3h05); aluguéis: mesmas fontes da página anterior.</w:t>
-      </w:r>
-    </w:p>
-    <w:p>
-      <w:pPr>
-        <w:numPr>
-          <w:ilvl w:val="0"/>
-          <w:numId w:val="1066"/>
-        </w:numPr>
-        <w:pStyle w:val="Compact"/>
-      </w:pPr>
-      <w:r>
-        <w:rPr>
-          <w:bCs/>
-          <w:b/>
-        </w:rPr>
-        <w:t xml:space="preserve">p. 18</w:t>
-      </w:r>
-      <w:r>
-        <w:t xml:space="preserve">Mesmas fontes e câmbios da página anterior. Cálculo do autor do curso.</w:t>
-      </w:r>
-    </w:p>
-    <w:p>
-      <w:pPr>
-        <w:numPr>
-          <w:ilvl w:val="0"/>
-          <w:numId w:val="1066"/>
-        </w:numPr>
-        <w:pStyle w:val="Compact"/>
-      </w:pPr>
-      <w:r>
-        <w:rPr>
-          <w:bCs/>
-          <w:b/>
-        </w:rPr>
-        <w:t xml:space="preserve">p. 19</w:t>
-      </w:r>
-      <w:r>
-        <w:t xml:space="preserve">Mochileiros (entrada); The Rio Times (residência Mercosul, taxa ~450 UFV); FlightConnections, abr/2026 (voo direto São Paulo–Santa Cruz, média 3h05); autor, 28/10/2026 (câmbio de referência).</w:t>
-      </w:r>
-    </w:p>
-    <w:p>
-      <w:pPr>
-        <w:numPr>
-          <w:ilvl w:val="0"/>
-          <w:numId w:val="1066"/>
-        </w:numPr>
-        <w:pStyle w:val="Compact"/>
-      </w:pPr>
-      <w:r>
-        <w:rPr>
-          <w:bCs/>
-          <w:b/>
-        </w:rPr>
-        <w:t xml:space="preserve">p. 20</w:t>
-      </w:r>
-      <w:r>
-        <w:t xml:space="preserve">Agência Brasil e Poder360 (19/10/2025); MercoPress (10/11/2025); France 24 via Acento (08/11/2025); usdthoy.com (flutuação desde 29/06/2026).</w:t>
-      </w:r>
-    </w:p>
-    <w:bookmarkEnd w:id="211"/>
+        <w:t xml:space="preserve">05</w:t>
+      </w:r>
+    </w:p>
+    <w:p>
+      <w:pPr>
+        <w:pStyle w:val="BodyText"/>
+      </w:pPr>
+      <w:r>
+        <w:t xml:space="preserve">Blindagem</w:t>
+      </w:r>
+    </w:p>
+    <w:p>
+      <w:pPr>
+        <w:pStyle w:val="BodyText"/>
+      </w:pPr>
+      <w:r>
+        <w:t xml:space="preserve">O golpista não quer o seu voto. Quer o seu dinheiro. Aqui você aprende a fechar todas as portas.</w:t>
+      </w:r>
+    </w:p>
     <w:p>
       <w:r>
         <w:pict>
@@ -27391,213 +27266,150 @@
     </w:p>
     <w:p>
       <w:pPr>
-        <w:numPr>
-          <w:ilvl w:val="0"/>
-          <w:numId w:val="1067"/>
-        </w:numPr>
-        <w:pStyle w:val="Compact"/>
-      </w:pPr>
-      <w:r>
-        <w:rPr>
-          <w:bCs/>
-          <w:b/>
-        </w:rPr>
-        <w:t xml:space="preserve">p. 21</w:t>
-      </w:r>
-      <w:r>
-        <w:t xml:space="preserve">Infobae; The Rio Times (Bs 6,96); BCB via usdtbol.com, 28/10/2026 (Bs 12,02); Facebook Marketplace, levantado pelo autor, out/2026 (preço pedido).</w:t>
-      </w:r>
-    </w:p>
-    <w:p>
-      <w:pPr>
-        <w:numPr>
-          <w:ilvl w:val="0"/>
-          <w:numId w:val="1067"/>
-        </w:numPr>
-        <w:pStyle w:val="Compact"/>
-      </w:pPr>
-      <w:r>
-        <w:rPr>
-          <w:bCs/>
-          <w:b/>
-        </w:rPr>
-        <w:t xml:space="preserve">p. 22</w:t>
-      </w:r>
-      <w:r>
-        <w:t xml:space="preserve">FipeZAP set/2026 via MySide; InfoCasas out/2026; Facebook Marketplace (autor, out/2026); Correo del Sur ago/2026; ANP set/2026. Câmbios: US$ 1 = R$ 5,35; R$ 1 = Bs 2,30.</w:t>
-      </w:r>
-    </w:p>
-    <w:p>
-      <w:pPr>
-        <w:numPr>
-          <w:ilvl w:val="0"/>
-          <w:numId w:val="1067"/>
-        </w:numPr>
-        <w:pStyle w:val="Compact"/>
-      </w:pPr>
-      <w:r>
-        <w:rPr>
-          <w:bCs/>
-          <w:b/>
-        </w:rPr>
-        <w:t xml:space="preserve">p. 23</w:t>
-      </w:r>
-      <w:r>
-        <w:t xml:space="preserve">Decretos 12.466 e 12.499/2025 (IOF 3,5%); dolarparalelobolivia.net, 28/10/2026 (P2P Bs 12,13).</w:t>
-      </w:r>
-    </w:p>
-    <w:p>
-      <w:pPr>
-        <w:numPr>
-          <w:ilvl w:val="0"/>
-          <w:numId w:val="1067"/>
-        </w:numPr>
-        <w:pStyle w:val="Compact"/>
-      </w:pPr>
-      <w:r>
-        <w:rPr>
-          <w:bCs/>
-          <w:b/>
-        </w:rPr>
-        <w:t xml:space="preserve">p. 24</w:t>
-      </w:r>
-      <w:r>
-        <w:t xml:space="preserve">CoinMarketCap e Investidor10, 28/10/2026; dolarparalelobolivia.net, 28/10/2026; BCB via usdtbol.com, 28/10/2026. Cálculo do curso.</w:t>
-      </w:r>
-    </w:p>
-    <w:p>
-      <w:pPr>
-        <w:numPr>
-          <w:ilvl w:val="0"/>
-          <w:numId w:val="1067"/>
-        </w:numPr>
-        <w:pStyle w:val="Compact"/>
-      </w:pPr>
-      <w:r>
-        <w:rPr>
-          <w:bCs/>
-          <w:b/>
-        </w:rPr>
-        <w:t xml:space="preserve">p. 29</w:t>
-      </w:r>
-      <w:r>
-        <w:t xml:space="preserve">Infobae; The Rio Times (Bs 6,96 até jun/2026; queda de ~45%, set/2026); usdthoy.com (flutuação desde 29/06/2026); BCB via usdtbol.com, 28/10/2026 (Bs 12,02).</w:t>
-      </w:r>
-    </w:p>
-    <w:p>
-      <w:pPr>
-        <w:numPr>
-          <w:ilvl w:val="0"/>
-          <w:numId w:val="1067"/>
-        </w:numPr>
-        <w:pStyle w:val="Compact"/>
-      </w:pPr>
-      <w:r>
-        <w:rPr>
-          <w:bCs/>
-          <w:b/>
-        </w:rPr>
-        <w:t xml:space="preserve">p. 30</w:t>
-      </w:r>
-      <w:r>
-        <w:t xml:space="preserve">Infobae; The Rio Times; France 24 via Acento (08/11/2025); Agência Brasil (19/10/2025); usdthoy.com; BCB via usdtbol.com e dolarparalelobolivia.net, 28/10/2026.</w:t>
-      </w:r>
-    </w:p>
-    <w:p>
-      <w:pPr>
-        <w:numPr>
-          <w:ilvl w:val="0"/>
-          <w:numId w:val="1067"/>
-        </w:numPr>
-        <w:pStyle w:val="Compact"/>
-      </w:pPr>
-      <w:r>
-        <w:rPr>
-          <w:bCs/>
-          <w:b/>
-        </w:rPr>
-        <w:t xml:space="preserve">p. 31</w:t>
-      </w:r>
-      <w:r>
-        <w:t xml:space="preserve">Seção 2.1 do escopo (exemplo-padrão); almoço local US$ 1,50–3 (Food Travel Explore, 2026); aluguel InfoCasas out/2026; Mustang: Facebook Marketplace, autor, out/2026.</w:t>
-      </w:r>
-    </w:p>
-    <w:p>
-      <w:pPr>
-        <w:numPr>
-          <w:ilvl w:val="0"/>
-          <w:numId w:val="1067"/>
-        </w:numPr>
-        <w:pStyle w:val="Compact"/>
-      </w:pPr>
-      <w:r>
-        <w:rPr>
-          <w:bCs/>
-          <w:b/>
-        </w:rPr>
-        <w:t xml:space="preserve">p. 32</w:t>
-      </w:r>
-      <w:r>
-        <w:t xml:space="preserve">FipeZAP set/2026 via MySide (Leblon); autor e InfoCasas out/2026 (Cochabamba, faixa US$ 70–170 mil). US$ 1 = R$ 5,35 (Investidor10, 28/10/2026). Preço de anúncio é preço pedido.</w:t>
-      </w:r>
-    </w:p>
-    <w:p>
-      <w:pPr>
-        <w:numPr>
-          <w:ilvl w:val="0"/>
-          <w:numId w:val="1067"/>
-        </w:numPr>
-        <w:pStyle w:val="Compact"/>
-      </w:pPr>
-      <w:r>
-        <w:rPr>
-          <w:bCs/>
-          <w:b/>
-        </w:rPr>
-        <w:t xml:space="preserve">p. 33</w:t>
-      </w:r>
-      <w:r>
-        <w:t xml:space="preserve">FipeZAP set/2026 via MySide e Daniel Carvalho Imobiliário; Equipetrol: anúncios Century 21, out/2026 (US$ 1.310–1.950/m²); Cochabamba: InfoCasas out/2026 (média ~US$ 940/m²); Calacoto: anúncios Century 21 (~US$ 620–670/m²).</w:t>
-      </w:r>
-    </w:p>
-    <w:p>
-      <w:pPr>
-        <w:numPr>
-          <w:ilvl w:val="0"/>
-          <w:numId w:val="1067"/>
-        </w:numPr>
-        <w:pStyle w:val="Compact"/>
-      </w:pPr>
-      <w:r>
-        <w:rPr>
-          <w:bCs/>
-          <w:b/>
-        </w:rPr>
-        <w:t xml:space="preserve">p. 34</w:t>
-      </w:r>
-      <w:r>
-        <w:t xml:space="preserve">FipeZAP set/2026 (m² por bairro) × 110 m²; Cochabamba: autor e InfoCasas out/2026. Cálculo do curso.</w:t>
-      </w:r>
-    </w:p>
-    <w:p>
-      <w:pPr>
-        <w:numPr>
-          <w:ilvl w:val="0"/>
-          <w:numId w:val="1067"/>
-        </w:numPr>
-        <w:pStyle w:val="Compact"/>
-      </w:pPr>
-      <w:r>
-        <w:rPr>
-          <w:bCs/>
-          <w:b/>
-        </w:rPr>
-        <w:t xml:space="preserve">p. 35</w:t>
-      </w:r>
-      <w:r>
-        <w:t xml:space="preserve">Century 21 (anúncios em Equipetrol e Urubó, consultados em out/2026; preço pedido); eju.tv (lotes Urubó Golf, US$ 110–170/m²). Pinheiros: FipeZAP set/2026, R$ 18.260/m² × 140 m² ≈ R$ 2,56 mi ≈ US$ 480 mil.</w:t>
-      </w:r>
-    </w:p>
+        <w:pStyle w:val="FirstParagraph"/>
+      </w:pPr>
+      <w:r>
+        <w:t xml:space="preserve">O tamanho do problema</w:t>
+      </w:r>
+    </w:p>
+    <w:bookmarkStart w:id="211" w:name="r-21-bilhões-na-mão-de-golpista-em-1-ano"/>
+    <w:p>
+      <w:pPr>
+        <w:pStyle w:val="Heading1"/>
+      </w:pPr>
+      <w:r>
+        <w:t xml:space="preserve">R$ 21 bilhões na mão de golpista em 1 ano</w:t>
+      </w:r>
+    </w:p>
+    <w:p>
+      <w:pPr>
+        <w:pStyle w:val="FirstParagraph"/>
+      </w:pPr>
+      <w:r>
+        <w:t xml:space="preserve">R$ 21,2 bi</w:t>
+      </w:r>
+      <w:r>
+        <w:t xml:space="preserve">perdidos em golpes digitais em 12 meses</w:t>
+      </w:r>
+    </w:p>
+    <w:p>
+      <w:pPr>
+        <w:pStyle w:val="BodyText"/>
+      </w:pPr>
+      <w:r>
+        <w:t xml:space="preserve">16,5 mi</w:t>
+      </w:r>
+      <w:r>
+        <w:t xml:space="preserve">de brasileiros perderam dinheiro</w:t>
+      </w:r>
+    </w:p>
+    <w:p>
+      <w:pPr>
+        <w:pStyle w:val="BodyText"/>
+      </w:pPr>
+      <w:r>
+        <w:t xml:space="preserve">7%</w:t>
+      </w:r>
+      <w:r>
+        <w:t xml:space="preserve">do perdido no Pix voltou às vítimas em 2024</w:t>
+      </w:r>
+    </w:p>
+    <w:p>
+      <w:pPr>
+        <w:pStyle w:val="BodyText"/>
+      </w:pPr>
+      <w:r>
+        <w:t xml:space="preserve">Em 2024, o Pix teve</w:t>
+      </w:r>
+      <w:r>
+        <w:t xml:space="preserve"> </w:t>
+      </w:r>
+      <w:r>
+        <w:rPr>
+          <w:bCs/>
+          <w:b/>
+        </w:rPr>
+        <w:t xml:space="preserve">4,7 milhões de fraudes</w:t>
+      </w:r>
+      <w:r>
+        <w:t xml:space="preserve"> </w:t>
+      </w:r>
+      <w:r>
+        <w:t xml:space="preserve">e</w:t>
+      </w:r>
+      <w:r>
+        <w:t xml:space="preserve"> </w:t>
+      </w:r>
+      <w:r>
+        <w:rPr>
+          <w:bCs/>
+          <w:b/>
+        </w:rPr>
+        <w:t xml:space="preserve">R$ 6,5 bilhões</w:t>
+      </w:r>
+      <w:r>
+        <w:t xml:space="preserve"> </w:t>
+      </w:r>
+      <w:r>
+        <w:t xml:space="preserve">de prejuízo. Só R$ 459 milhões voltaram.</w:t>
+      </w:r>
+    </w:p>
+    <w:p>
+      <w:pPr>
+        <w:pStyle w:val="BodyText"/>
+      </w:pPr>
+      <w:r>
+        <w:rPr>
+          <w:bCs/>
+          <w:b/>
+        </w:rPr>
+        <w:t xml:space="preserve">Com cripto, é pior:</w:t>
+      </w:r>
+      <w:r>
+        <w:t xml:space="preserve"> </w:t>
+      </w:r>
+      <w:r>
+        <w:t xml:space="preserve">golpes com criptomoedas já tiraram cerca de</w:t>
+      </w:r>
+      <w:r>
+        <w:t xml:space="preserve"> </w:t>
+      </w:r>
+      <w:r>
+        <w:rPr>
+          <w:bCs/>
+          <w:b/>
+        </w:rPr>
+        <w:t xml:space="preserve">R$ 40 bilhões</w:t>
+      </w:r>
+      <w:r>
+        <w:t xml:space="preserve"> </w:t>
+      </w:r>
+      <w:r>
+        <w:t xml:space="preserve">de quase 4 milhões de brasileiros em 5 anos. E na blockchain</w:t>
+      </w:r>
+      <w:r>
+        <w:t xml:space="preserve"> </w:t>
+      </w:r>
+      <w:r>
+        <w:rPr>
+          <w:bCs/>
+          <w:b/>
+        </w:rPr>
+        <w:t xml:space="preserve">não tem estorno</w:t>
+      </w:r>
+      <w:r>
+        <w:t xml:space="preserve">.</w:t>
+      </w:r>
+    </w:p>
+    <w:p>
+      <w:pPr>
+        <w:pStyle w:val="BodyText"/>
+      </w:pPr>
+      <w:r>
+        <w:t xml:space="preserve">O governo bate recorde de arrecadação. O golpista também. Você não precisa pagar nenhum dos dois além do devido.</w:t>
+      </w:r>
+    </w:p>
+    <w:bookmarkEnd w:id="211"/>
     <w:p>
       <w:r>
         <w:pict>
@@ -27605,272 +27417,176 @@
         </w:pict>
       </w:r>
     </w:p>
-    <w:p>
-      <w:pPr>
-        <w:numPr>
-          <w:ilvl w:val="0"/>
-          <w:numId w:val="1068"/>
-        </w:numPr>
-        <w:pStyle w:val="Compact"/>
-      </w:pPr>
-      <w:r>
-        <w:rPr>
-          <w:bCs/>
-          <w:b/>
-        </w:rPr>
-        <w:t xml:space="preserve">p. 36</w:t>
-      </w:r>
-      <w:r>
-        <w:t xml:space="preserve">Century 21 (anúncios Alto Calacoto e Urb. Cordes, preço pedido, out/2026). Guinness World Records (altitude de La Paz).</w:t>
-      </w:r>
-    </w:p>
-    <w:p>
-      <w:pPr>
-        <w:numPr>
-          <w:ilvl w:val="0"/>
-          <w:numId w:val="1068"/>
-        </w:numPr>
-        <w:pStyle w:val="Compact"/>
-      </w:pPr>
-      <w:r>
-        <w:rPr>
-          <w:bCs/>
-          <w:b/>
-        </w:rPr>
-        <w:t xml:space="preserve">p. 37</w:t>
-      </w:r>
-      <w:r>
-        <w:t xml:space="preserve">Century 21 (anúncio com 60% em dólar e 40% em Bs, out/2026); boliviaimpuestos.com (folio real e Derechos Reales).</w:t>
-      </w:r>
-    </w:p>
-    <w:p>
-      <w:pPr>
-        <w:numPr>
-          <w:ilvl w:val="0"/>
-          <w:numId w:val="1068"/>
-        </w:numPr>
-        <w:pStyle w:val="Compact"/>
-      </w:pPr>
-      <w:r>
-        <w:rPr>
-          <w:bCs/>
-          <w:b/>
-        </w:rPr>
-        <w:t xml:space="preserve">p. 38</w:t>
-      </w:r>
-      <w:r>
-        <w:t xml:space="preserve">FipeZAP Locação set/2026 (TNH1); InfoCasas out/2026; The Rio Times, set/2026 (Equipetrol e diferença de 1,5–2×). Câmbios: US$ 1 = R$ 5,35; R$ 1 = Bs 2,30.</w:t>
-      </w:r>
-    </w:p>
-    <w:p>
-      <w:pPr>
-        <w:numPr>
-          <w:ilvl w:val="0"/>
-          <w:numId w:val="1068"/>
-        </w:numPr>
-        <w:pStyle w:val="Compact"/>
-      </w:pPr>
-      <w:r>
-        <w:rPr>
-          <w:bCs/>
-          <w:b/>
-        </w:rPr>
-        <w:t xml:space="preserve">p. 39</w:t>
-      </w:r>
-      <w:r>
-        <w:t xml:space="preserve">InfoNegocios (como funciona); boliviaimpuestos.com (gravame ~0,5%, RC-IVA 10% a.a., Formulário 610; confirmar no SIN). Valores do exemplo: ilustrativos.</w:t>
-      </w:r>
-    </w:p>
-    <w:p>
-      <w:pPr>
-        <w:numPr>
-          <w:ilvl w:val="0"/>
-          <w:numId w:val="1068"/>
-        </w:numPr>
-        <w:pStyle w:val="Compact"/>
-      </w:pPr>
-      <w:r>
-        <w:rPr>
-          <w:bCs/>
-          <w:b/>
-        </w:rPr>
-        <w:t xml:space="preserve">p. 40</w:t>
-      </w:r>
-      <w:r>
-        <w:t xml:space="preserve">boliviaimpuestos.com; Red Uno via Bolivian Thoughts (19/11/2025, moeda da devolução); eju.tv (alta de anticréticos e aluguéis; data a confirmar).</w:t>
-      </w:r>
-    </w:p>
-    <w:p>
-      <w:pPr>
-        <w:numPr>
-          <w:ilvl w:val="0"/>
-          <w:numId w:val="1068"/>
-        </w:numPr>
-        <w:pStyle w:val="Compact"/>
-      </w:pPr>
-      <w:r>
-        <w:rPr>
-          <w:bCs/>
-          <w:b/>
-        </w:rPr>
-        <w:t xml:space="preserve">p. 42</w:t>
-      </w:r>
-      <w:r>
-        <w:t xml:space="preserve">Facebook Marketplace, levantado pelo autor, out/2026 (preço pedido; anúncios sem dados de terceiros). R$ 1 = Bs 2,30 (autor, 28/10/2026).</w:t>
-      </w:r>
-    </w:p>
-    <w:p>
-      <w:pPr>
-        <w:numPr>
-          <w:ilvl w:val="0"/>
-          <w:numId w:val="1068"/>
-        </w:numPr>
-        <w:pStyle w:val="Compact"/>
-      </w:pPr>
-      <w:r>
-        <w:rPr>
-          <w:bCs/>
-          <w:b/>
-        </w:rPr>
-        <w:t xml:space="preserve">p. 43</w:t>
-      </w:r>
-      <w:r>
-        <w:t xml:space="preserve">Câmbio de referência do autor (28/10/2026).</w:t>
-      </w:r>
-    </w:p>
-    <w:p>
-      <w:pPr>
-        <w:numPr>
-          <w:ilvl w:val="0"/>
-          <w:numId w:val="1068"/>
-        </w:numPr>
-        <w:pStyle w:val="Compact"/>
-      </w:pPr>
-      <w:r>
-        <w:rPr>
-          <w:bCs/>
-          <w:b/>
-        </w:rPr>
-        <w:t xml:space="preserve">p. 45</w:t>
-      </w:r>
-      <w:r>
-        <w:t xml:space="preserve">ANP set/2026; Correo del Sur ago/2026; France 24 via Acento (crise de combustíveis, 08/11/2025). R$ 1 = Bs 2,30.</w:t>
-      </w:r>
-    </w:p>
-    <w:p>
-      <w:pPr>
-        <w:numPr>
-          <w:ilvl w:val="0"/>
-          <w:numId w:val="1068"/>
-        </w:numPr>
-        <w:pStyle w:val="Compact"/>
-      </w:pPr>
-      <w:r>
-        <w:rPr>
-          <w:bCs/>
-          <w:b/>
-        </w:rPr>
-        <w:t xml:space="preserve">p. 46</w:t>
-      </w:r>
-      <w:r>
-        <w:t xml:space="preserve">FAC-SP, Índice Prato Feito, jun/2026 (via SBT News); Food Travel Explore (2026); Living Cost Index 2026; The Rio Times, set/2026 (casal em Santa Cruz). US$ 1 = R$ 5,35.</w:t>
-      </w:r>
-    </w:p>
-    <w:p>
-      <w:pPr>
-        <w:numPr>
-          <w:ilvl w:val="0"/>
-          <w:numId w:val="1068"/>
-        </w:numPr>
-        <w:pStyle w:val="Compact"/>
-      </w:pPr>
-      <w:r>
-        <w:rPr>
-          <w:bCs/>
-          <w:b/>
-        </w:rPr>
-        <w:t xml:space="preserve">p. 47</w:t>
-      </w:r>
-      <w:r>
-        <w:t xml:space="preserve">Referências das páginas anteriores.</w:t>
-      </w:r>
-    </w:p>
-    <w:p>
-      <w:pPr>
-        <w:numPr>
-          <w:ilvl w:val="0"/>
-          <w:numId w:val="1068"/>
-        </w:numPr>
-        <w:pStyle w:val="Compact"/>
-      </w:pPr>
-      <w:r>
-        <w:rPr>
-          <w:bCs/>
-          <w:b/>
-        </w:rPr>
-        <w:t xml:space="preserve">p. 48</w:t>
-      </w:r>
-      <w:r>
-        <w:t xml:space="preserve">Living Cost Index 2026 (solteiro); The Rio Times, set/2026 (casal); FipeZAP Locação set/2026 (SP). US$ 1 = R$ 5,35.</w:t>
-      </w:r>
-    </w:p>
-    <w:p>
-      <w:pPr>
-        <w:numPr>
-          <w:ilvl w:val="0"/>
-          <w:numId w:val="1068"/>
-        </w:numPr>
-        <w:pStyle w:val="Compact"/>
-      </w:pPr>
-      <w:r>
-        <w:rPr>
-          <w:bCs/>
-          <w:b/>
-        </w:rPr>
-        <w:t xml:space="preserve">p. 49</w:t>
-      </w:r>
-      <w:r>
-        <w:t xml:space="preserve">Autor, out/2026 (aluguel e despesas reais). R$ 1 = Bs 2,30 (autor, 28/10/2026). SP: FipeZAP Locação set/2026.</w:t>
-      </w:r>
-    </w:p>
-    <w:p>
-      <w:pPr>
-        <w:numPr>
-          <w:ilvl w:val="0"/>
-          <w:numId w:val="1068"/>
-        </w:numPr>
-        <w:pStyle w:val="Compact"/>
-      </w:pPr>
-      <w:r>
-        <w:rPr>
-          <w:bCs/>
-          <w:b/>
-        </w:rPr>
-        <w:t xml:space="preserve">p. 50</w:t>
-      </w:r>
-      <w:r>
-        <w:t xml:space="preserve">Autor, out/2026 (fotos e valores reais). Brasil: FAC-SP, Índice Prato Feito, jun/2026. R$ 1 = Bs 2,30 (autor). Resultado do autor, não é promessa.</w:t>
-      </w:r>
-    </w:p>
-    <w:p>
-      <w:pPr>
-        <w:numPr>
-          <w:ilvl w:val="0"/>
-          <w:numId w:val="1068"/>
-        </w:numPr>
-        <w:pStyle w:val="Compact"/>
-      </w:pPr>
-      <w:r>
-        <w:rPr>
-          <w:bCs/>
-          <w:b/>
-        </w:rPr>
-        <w:t xml:space="preserve">p. 51</w:t>
-      </w:r>
-      <w:r>
-        <w:t xml:space="preserve">Autor, out/2026 (fotos, cardápio e conta). Placas visíveis na foto do restaurante. SP: ABBT, 2024 (prato, bebida, sobremesa e café). R$ 1 = Bs 2,30.</w:t>
-      </w:r>
-    </w:p>
+    <w:bookmarkStart w:id="212" w:name="golpe-1-comprovante-falso-no-p2p"/>
+    <w:p>
+      <w:pPr>
+        <w:pStyle w:val="Heading2"/>
+      </w:pPr>
+      <w:r>
+        <w:t xml:space="preserve">Golpe 1 · Comprovante falso no P2P</w:t>
+      </w:r>
+    </w:p>
+    <w:p>
+      <w:pPr>
+        <w:pStyle w:val="FirstParagraph"/>
+      </w:pPr>
+      <w:r>
+        <w:rPr>
+          <w:bCs/>
+          <w:b/>
+        </w:rPr>
+        <w:t xml:space="preserve">Como funciona:</w:t>
+      </w:r>
+      <w:r>
+        <w:t xml:space="preserve"> </w:t>
+      </w:r>
+      <w:r>
+        <w:t xml:space="preserve">o comprador manda print ou PDF de um pagamento que não aconteceu e pressiona você a liberar o USDT.</w:t>
+      </w:r>
+    </w:p>
+    <w:p>
+      <w:pPr>
+        <w:numPr>
+          <w:ilvl w:val="0"/>
+          <w:numId w:val="1066"/>
+        </w:numPr>
+        <w:pStyle w:val="Compact"/>
+      </w:pPr>
+      <w:r>
+        <w:t xml:space="preserve">Pressa: “libera logo, já paguei”</w:t>
+      </w:r>
+    </w:p>
+    <w:p>
+      <w:pPr>
+        <w:numPr>
+          <w:ilvl w:val="0"/>
+          <w:numId w:val="1066"/>
+        </w:numPr>
+        <w:pStyle w:val="Compact"/>
+      </w:pPr>
+      <w:r>
+        <w:t xml:space="preserve">Comprovante bonito, mas nada no seu banco</w:t>
+      </w:r>
+    </w:p>
+    <w:p>
+      <w:pPr>
+        <w:pStyle w:val="FirstParagraph"/>
+      </w:pPr>
+      <w:r>
+        <w:rPr>
+          <w:bCs/>
+          <w:b/>
+        </w:rPr>
+        <w:t xml:space="preserve">Defesa:</w:t>
+      </w:r>
+      <w:r>
+        <w:t xml:space="preserve"> </w:t>
+      </w:r>
+      <w:r>
+        <w:t xml:space="preserve">só libere com o dinheiro</w:t>
+      </w:r>
+      <w:r>
+        <w:t xml:space="preserve"> </w:t>
+      </w:r>
+      <w:r>
+        <w:rPr>
+          <w:bCs/>
+          <w:b/>
+        </w:rPr>
+        <w:t xml:space="preserve">no app do seu banco</w:t>
+      </w:r>
+      <w:r>
+        <w:t xml:space="preserve">. Comprovante não é dinheiro.</w:t>
+      </w:r>
+    </w:p>
+    <w:bookmarkEnd w:id="212"/>
+    <w:bookmarkStart w:id="213" w:name="golpe-2-pagamento-de-terceiro"/>
+    <w:p>
+      <w:pPr>
+        <w:pStyle w:val="Heading2"/>
+      </w:pPr>
+      <w:r>
+        <w:t xml:space="preserve">Golpe 2 · Pagamento de terceiro</w:t>
+      </w:r>
+    </w:p>
+    <w:p>
+      <w:pPr>
+        <w:pStyle w:val="FirstParagraph"/>
+      </w:pPr>
+      <w:r>
+        <w:rPr>
+          <w:bCs/>
+          <w:b/>
+        </w:rPr>
+        <w:t xml:space="preserve">Como funciona:</w:t>
+      </w:r>
+      <w:r>
+        <w:t xml:space="preserve"> </w:t>
+      </w:r>
+      <w:r>
+        <w:t xml:space="preserve">o dinheiro cai, mas vem da conta de</w:t>
+      </w:r>
+      <w:r>
+        <w:t xml:space="preserve"> </w:t>
+      </w:r>
+      <w:r>
+        <w:rPr>
+          <w:bCs/>
+          <w:b/>
+        </w:rPr>
+        <w:t xml:space="preserve">outra pessoa</w:t>
+      </w:r>
+      <w:r>
+        <w:t xml:space="preserve">, muitas vezes vítima de outro golpe. Depois, ela pede o dinheiro de volta e quem fica sem USDT e sem bolivianos é você.</w:t>
+      </w:r>
+    </w:p>
+    <w:p>
+      <w:pPr>
+        <w:numPr>
+          <w:ilvl w:val="0"/>
+          <w:numId w:val="1067"/>
+        </w:numPr>
+        <w:pStyle w:val="Compact"/>
+      </w:pPr>
+      <w:r>
+        <w:t xml:space="preserve">Nome do pagador diferente do comprador</w:t>
+      </w:r>
+    </w:p>
+    <w:p>
+      <w:pPr>
+        <w:pStyle w:val="FirstParagraph"/>
+      </w:pPr>
+      <w:r>
+        <w:rPr>
+          <w:bCs/>
+          <w:b/>
+        </w:rPr>
+        <w:t xml:space="preserve">Defesa:</w:t>
+      </w:r>
+      <w:r>
+        <w:t xml:space="preserve"> </w:t>
+      </w:r>
+      <w:r>
+        <w:t xml:space="preserve">nome diferente =</w:t>
+      </w:r>
+      <w:r>
+        <w:t xml:space="preserve"> </w:t>
+      </w:r>
+      <w:r>
+        <w:rPr>
+          <w:bCs/>
+          <w:b/>
+        </w:rPr>
+        <w:t xml:space="preserve">devolva o valor</w:t>
+      </w:r>
+      <w:r>
+        <w:t xml:space="preserve"> </w:t>
+      </w:r>
+      <w:r>
+        <w:t xml:space="preserve">pela mesma conta e cancele a ordem.</w:t>
+      </w:r>
+    </w:p>
+    <w:bookmarkEnd w:id="213"/>
     <w:p>
       <w:r>
         <w:pict>
@@ -27878,6 +27594,135 @@
         </w:pict>
       </w:r>
     </w:p>
+    <w:bookmarkStart w:id="214" w:name="golpe-3-suporte-falso-no-whatsapp"/>
+    <w:p>
+      <w:pPr>
+        <w:pStyle w:val="Heading2"/>
+      </w:pPr>
+      <w:r>
+        <w:t xml:space="preserve">Golpe 3 · “Suporte” falso no WhatsApp</w:t>
+      </w:r>
+    </w:p>
+    <w:p>
+      <w:pPr>
+        <w:pStyle w:val="FirstParagraph"/>
+      </w:pPr>
+      <w:r>
+        <w:rPr>
+          <w:bCs/>
+          <w:b/>
+        </w:rPr>
+        <w:t xml:space="preserve">Como funciona:</w:t>
+      </w:r>
+      <w:r>
+        <w:t xml:space="preserve"> </w:t>
+      </w:r>
+      <w:r>
+        <w:t xml:space="preserve">alguém se apresenta como suporte da exchange e oferece “ajuda” para liberar um saque ou um depósito.</w:t>
+      </w:r>
+    </w:p>
+    <w:p>
+      <w:pPr>
+        <w:numPr>
+          <w:ilvl w:val="0"/>
+          <w:numId w:val="1068"/>
+        </w:numPr>
+        <w:pStyle w:val="Compact"/>
+      </w:pPr>
+      <w:r>
+        <w:t xml:space="preserve">Pede senha, código 2FA ou seed</w:t>
+      </w:r>
+    </w:p>
+    <w:p>
+      <w:pPr>
+        <w:numPr>
+          <w:ilvl w:val="0"/>
+          <w:numId w:val="1068"/>
+        </w:numPr>
+        <w:pStyle w:val="Compact"/>
+      </w:pPr>
+      <w:r>
+        <w:t xml:space="preserve">Pede um Pix “de taxa” ou “de verificação”</w:t>
+      </w:r>
+    </w:p>
+    <w:p>
+      <w:pPr>
+        <w:pStyle w:val="FirstParagraph"/>
+      </w:pPr>
+      <w:r>
+        <w:rPr>
+          <w:bCs/>
+          <w:b/>
+        </w:rPr>
+        <w:t xml:space="preserve">Defesa:</w:t>
+      </w:r>
+      <w:r>
+        <w:t xml:space="preserve"> </w:t>
+      </w:r>
+      <w:r>
+        <w:t xml:space="preserve">suporte de verdade só fala pelo</w:t>
+      </w:r>
+      <w:r>
+        <w:t xml:space="preserve"> </w:t>
+      </w:r>
+      <w:r>
+        <w:rPr>
+          <w:bCs/>
+          <w:b/>
+        </w:rPr>
+        <w:t xml:space="preserve">app ou site oficial</w:t>
+      </w:r>
+      <w:r>
+        <w:t xml:space="preserve"> </w:t>
+      </w:r>
+      <w:r>
+        <w:t xml:space="preserve">e</w:t>
+      </w:r>
+      <w:r>
+        <w:t xml:space="preserve"> </w:t>
+      </w:r>
+      <w:r>
+        <w:rPr>
+          <w:bCs/>
+          <w:b/>
+        </w:rPr>
+        <w:t xml:space="preserve">nunca</w:t>
+      </w:r>
+      <w:r>
+        <w:t xml:space="preserve"> </w:t>
+      </w:r>
+      <w:r>
+        <w:t xml:space="preserve">pede senha, código ou seed.</w:t>
+      </w:r>
+    </w:p>
+    <w:bookmarkEnd w:id="214"/>
+    <w:bookmarkStart w:id="215" w:name="golpe-4-phishing-site-falso"/>
+    <w:p>
+      <w:pPr>
+        <w:pStyle w:val="Heading2"/>
+      </w:pPr>
+      <w:r>
+        <w:t xml:space="preserve">Golpe 4 · Phishing (site falso)</w:t>
+      </w:r>
+    </w:p>
+    <w:p>
+      <w:pPr>
+        <w:pStyle w:val="FirstParagraph"/>
+      </w:pPr>
+      <w:r>
+        <w:rPr>
+          <w:bCs/>
+          <w:b/>
+        </w:rPr>
+        <w:t xml:space="preserve">Como funciona:</w:t>
+      </w:r>
+      <w:r>
+        <w:t xml:space="preserve"> </w:t>
+      </w:r>
+      <w:r>
+        <w:t xml:space="preserve">link por e-mail, SMS ou anúncio leva a um site igual ao da exchange. Você digita login e senha e entrega a conta.</w:t>
+      </w:r>
+    </w:p>
     <w:p>
       <w:pPr>
         <w:numPr>
@@ -27887,14 +27732,7 @@
         <w:pStyle w:val="Compact"/>
       </w:pPr>
       <w:r>
-        <w:rPr>
-          <w:bCs/>
-          <w:b/>
-        </w:rPr>
-        <w:t xml:space="preserve">p. 52</w:t>
-      </w:r>
-      <w:r>
-        <w:t xml:space="preserve">The Rio Times, set/2026 (aluguel em dólar; câmbio); expat.com (filas em escolas internacionais); France 24 (combustível, 2025).</w:t>
+        <w:t xml:space="preserve">Endereço com letra trocada</w:t>
       </w:r>
     </w:p>
     <w:p>
@@ -27906,244 +27744,73 @@
         <w:pStyle w:val="Compact"/>
       </w:pPr>
       <w:r>
-        <w:rPr>
-          <w:bCs/>
-          <w:b/>
-        </w:rPr>
-        <w:t xml:space="preserve">p. 53</w:t>
-      </w:r>
-      <w:r>
-        <w:t xml:space="preserve">Orçamentos da página anterior (teto de cada faixa). Cálculo do curso; não considera inflação nem rendimento.</w:t>
-      </w:r>
-    </w:p>
-    <w:p>
-      <w:pPr>
-        <w:numPr>
-          <w:ilvl w:val="0"/>
-          <w:numId w:val="1069"/>
-        </w:numPr>
-        <w:pStyle w:val="Compact"/>
-      </w:pPr>
-      <w:r>
-        <w:rPr>
-          <w:bCs/>
-          <w:b/>
-        </w:rPr>
-        <w:t xml:space="preserve">p. 54</w:t>
-      </w:r>
-      <w:r>
-        <w:t xml:space="preserve">The Rio Times (Healthcare in Bolivia 2026); GOV.UK (lista de clínicas na Bolívia); Holafly (saúde pública para estrangeiros).</w:t>
-      </w:r>
-    </w:p>
-    <w:p>
-      <w:pPr>
-        <w:numPr>
-          <w:ilvl w:val="0"/>
-          <w:numId w:val="1069"/>
-        </w:numPr>
-        <w:pStyle w:val="Compact"/>
-      </w:pPr>
-      <w:r>
-        <w:rPr>
-          <w:bCs/>
-          <w:b/>
-        </w:rPr>
-        <w:t xml:space="preserve">p. 55</w:t>
-      </w:r>
-      <w:r>
-        <w:t xml:space="preserve">Mochileiros (CIVP febre amarela para entrada).</w:t>
-      </w:r>
-    </w:p>
-    <w:p>
-      <w:pPr>
-        <w:numPr>
-          <w:ilvl w:val="0"/>
-          <w:numId w:val="1069"/>
-        </w:numPr>
-        <w:pStyle w:val="Compact"/>
-      </w:pPr>
-      <w:r>
-        <w:rPr>
-          <w:bCs/>
-          <w:b/>
-        </w:rPr>
-        <w:t xml:space="preserve">p. 56</w:t>
-      </w:r>
-      <w:r>
-        <w:t xml:space="preserve">International Medical Relief (pacote Clínica Alemana). US$ 1 = R$ 5,35.</w:t>
-      </w:r>
-    </w:p>
-    <w:p>
-      <w:pPr>
-        <w:numPr>
-          <w:ilvl w:val="0"/>
-          <w:numId w:val="1069"/>
-        </w:numPr>
-        <w:pStyle w:val="Compact"/>
-      </w:pPr>
-      <w:r>
-        <w:rPr>
-          <w:bCs/>
-          <w:b/>
-        </w:rPr>
-        <w:t xml:space="preserve">p. 57</w:t>
-      </w:r>
-      <w:r>
-        <w:t xml:space="preserve">Gran Faculdade (média nacional ~R$ 9.500, 2026); Sanarmed (Bolívia R$ 700–1.200); Universidade do Intercâmbio (média ~R$ 750 em Cochabamba e Santa Cruz). Valores variam; confirmar com cada instituição.</w:t>
-      </w:r>
-    </w:p>
-    <w:p>
-      <w:pPr>
-        <w:numPr>
-          <w:ilvl w:val="0"/>
-          <w:numId w:val="1069"/>
-        </w:numPr>
-        <w:pStyle w:val="Compact"/>
-      </w:pPr>
-      <w:r>
-        <w:rPr>
-          <w:bCs/>
-          <w:b/>
-        </w:rPr>
-        <w:t xml:space="preserve">p. 58</w:t>
-      </w:r>
-      <w:r>
-        <w:t xml:space="preserve">Universidade do Intercâmbio; Estratégia Vestibulares; Correio do Estado; Querobolsa (lista de universidades). Exemplos, não indicação paga.</w:t>
-      </w:r>
-    </w:p>
-    <w:p>
-      <w:pPr>
-        <w:numPr>
-          <w:ilvl w:val="0"/>
-          <w:numId w:val="1069"/>
-        </w:numPr>
-        <w:pStyle w:val="Compact"/>
-      </w:pPr>
-      <w:r>
-        <w:rPr>
-          <w:bCs/>
-          <w:b/>
-        </w:rPr>
-        <w:t xml:space="preserve">p. 59</w:t>
-      </w:r>
-      <w:r>
-        <w:t xml:space="preserve">expat.com (guia de Santa Cruz); IBO (Colegio Alemán); CBDE, monitoramento de imprensa, jan/2026 (congelamento e denúncias).</w:t>
-      </w:r>
-    </w:p>
-    <w:p>
-      <w:pPr>
-        <w:numPr>
-          <w:ilvl w:val="0"/>
-          <w:numId w:val="1069"/>
-        </w:numPr>
-        <w:pStyle w:val="Compact"/>
-      </w:pPr>
-      <w:r>
-        <w:rPr>
-          <w:bCs/>
-          <w:b/>
-        </w:rPr>
-        <w:t xml:space="preserve">p. 60</w:t>
-      </w:r>
-      <w:r>
-        <w:t xml:space="preserve">expat.com (perfil das escolas internacionais e fila de espera).</w:t>
-      </w:r>
-    </w:p>
-    <w:p>
-      <w:pPr>
-        <w:numPr>
-          <w:ilvl w:val="0"/>
-          <w:numId w:val="1069"/>
-        </w:numPr>
-        <w:pStyle w:val="Compact"/>
-      </w:pPr>
-      <w:r>
-        <w:rPr>
-          <w:bCs/>
-          <w:b/>
-        </w:rPr>
-        <w:t xml:space="preserve">p. 61</w:t>
-      </w:r>
-      <w:r>
-        <w:t xml:space="preserve">Guias de viagem 2026 (US$ 140–200); Nomades (US$ 229 até 31/12/2026; semiprivado US$ 710/pessoa para 2). Extras: guia de viagem. Preços de agência, variam por temporada.</w:t>
-      </w:r>
-    </w:p>
-    <w:p>
-      <w:pPr>
-        <w:numPr>
-          <w:ilvl w:val="0"/>
-          <w:numId w:val="1069"/>
-        </w:numPr>
-        <w:pStyle w:val="Compact"/>
-      </w:pPr>
-      <w:r>
-        <w:rPr>
-          <w:bCs/>
-          <w:b/>
-        </w:rPr>
-        <w:t xml:space="preserve">p. 62</w:t>
-      </w:r>
-      <w:r>
-        <w:t xml:space="preserve">Autor, out/2026. R$ 1 = Bs 2,30.</w:t>
-      </w:r>
-    </w:p>
-    <w:p>
-      <w:pPr>
-        <w:numPr>
-          <w:ilvl w:val="0"/>
-          <w:numId w:val="1069"/>
-        </w:numPr>
-        <w:pStyle w:val="Compact"/>
-      </w:pPr>
-      <w:r>
-        <w:rPr>
-          <w:bCs/>
-          <w:b/>
-        </w:rPr>
-        <w:t xml:space="preserve">p. 64</w:t>
-      </w:r>
-      <w:r>
-        <w:t xml:space="preserve">Living Cost Index 2026; The Rio Times, set/2026. US$ 1 = R$ 5,35. Cálculo do curso; sem inflação nem rendimento.</w:t>
-      </w:r>
-    </w:p>
-    <w:p>
-      <w:pPr>
-        <w:numPr>
-          <w:ilvl w:val="0"/>
-          <w:numId w:val="1069"/>
-        </w:numPr>
-        <w:pStyle w:val="Compact"/>
-      </w:pPr>
-      <w:r>
-        <w:rPr>
-          <w:bCs/>
-          <w:b/>
-        </w:rPr>
-        <w:t xml:space="preserve">p. 65</w:t>
-      </w:r>
-      <w:r>
-        <w:t xml:space="preserve">Orçamento: The Rio Times, set/2026 (teto da faixa do casal). Aluguel SP: FipeZAP Locação set/2026.</w:t>
-      </w:r>
-    </w:p>
-    <w:p>
-      <w:pPr>
-        <w:numPr>
-          <w:ilvl w:val="0"/>
-          <w:numId w:val="1069"/>
-        </w:numPr>
-        <w:pStyle w:val="Compact"/>
-      </w:pPr>
-      <w:r>
-        <w:rPr>
-          <w:bCs/>
-          <w:b/>
-        </w:rPr>
-        <w:t xml:space="preserve">p. 69</w:t>
-      </w:r>
-      <w:r>
-        <w:t xml:space="preserve">Decretos 12.466 e 12.499/2025 (IOF 3,5%); eco.com, guias de 2026 (taxas de rede e tempo de envio; envio errado em geral não tem volta).</w:t>
-      </w:r>
-    </w:p>
+        <w:t xml:space="preserve">Urgência: “sua conta será bloqueada”</w:t>
+      </w:r>
+    </w:p>
+    <w:p>
+      <w:pPr>
+        <w:pStyle w:val="FirstParagraph"/>
+      </w:pPr>
+      <w:r>
+        <w:rPr>
+          <w:bCs/>
+          <w:b/>
+        </w:rPr>
+        <w:t xml:space="preserve">Defesa:</w:t>
+      </w:r>
+      <w:r>
+        <w:t xml:space="preserve"> </w:t>
+      </w:r>
+      <w:r>
+        <w:t xml:space="preserve">entre sempre pelo</w:t>
+      </w:r>
+      <w:r>
+        <w:t xml:space="preserve"> </w:t>
+      </w:r>
+      <w:r>
+        <w:rPr>
+          <w:bCs/>
+          <w:b/>
+        </w:rPr>
+        <w:t xml:space="preserve">app</w:t>
+      </w:r>
+      <w:r>
+        <w:t xml:space="preserve"> </w:t>
+      </w:r>
+      <w:r>
+        <w:t xml:space="preserve">ou pelo</w:t>
+      </w:r>
+      <w:r>
+        <w:t xml:space="preserve"> </w:t>
+      </w:r>
+      <w:r>
+        <w:rPr>
+          <w:bCs/>
+          <w:b/>
+        </w:rPr>
+        <w:t xml:space="preserve">favorito salvo</w:t>
+      </w:r>
+      <w:r>
+        <w:t xml:space="preserve">. Ative o</w:t>
+      </w:r>
+      <w:r>
+        <w:t xml:space="preserve"> </w:t>
+      </w:r>
+      <w:r>
+        <w:rPr>
+          <w:bCs/>
+          <w:b/>
+        </w:rPr>
+        <w:t xml:space="preserve">código anti-phishing</w:t>
+      </w:r>
+      <w:r>
+        <w:t xml:space="preserve"> </w:t>
+      </w:r>
+      <w:r>
+        <w:t xml:space="preserve">nos e-mails da exchange.</w:t>
+      </w:r>
+    </w:p>
+    <w:bookmarkEnd w:id="215"/>
     <w:p>
       <w:r>
         <w:pict>
@@ -28151,253 +27818,193 @@
         </w:pict>
       </w:r>
     </w:p>
-    <w:p>
-      <w:pPr>
-        <w:numPr>
-          <w:ilvl w:val="0"/>
-          <w:numId w:val="1070"/>
-        </w:numPr>
-        <w:pStyle w:val="Compact"/>
-      </w:pPr>
-      <w:r>
-        <w:rPr>
-          <w:bCs/>
-          <w:b/>
-        </w:rPr>
-        <w:t xml:space="preserve">p. 70</w:t>
-      </w:r>
-      <w:r>
-        <w:t xml:space="preserve">Chainalysis via Investalk/BB (jul/2024–jun/2025: US$ 319 bi; 90% em stablecoins); diretor do BC Renato Dias Gomes, mai/2025 (~90%); Receita Federal via COAD (R$ 1,13 tri declarados em stablecoins, ago/2019–dez/2025, ~80% do volume declarado); InfoMoney e Fizen (Res. BCB 519–521).</w:t>
-      </w:r>
-    </w:p>
-    <w:p>
-      <w:pPr>
-        <w:numPr>
-          <w:ilvl w:val="0"/>
-          <w:numId w:val="1070"/>
-        </w:numPr>
-        <w:pStyle w:val="Compact"/>
-      </w:pPr>
-      <w:r>
-        <w:rPr>
-          <w:bCs/>
-          <w:b/>
-        </w:rPr>
-        <w:t xml:space="preserve">p. 71</w:t>
-      </w:r>
-      <w:r>
-        <w:t xml:space="preserve">usdthoy.com (flutuação do boliviano desde 29/06/2026).</w:t>
-      </w:r>
-    </w:p>
-    <w:p>
-      <w:pPr>
-        <w:numPr>
-          <w:ilvl w:val="0"/>
-          <w:numId w:val="1070"/>
-        </w:numPr>
-        <w:pStyle w:val="Compact"/>
-      </w:pPr>
-      <w:r>
-        <w:rPr>
-          <w:bCs/>
-          <w:b/>
-        </w:rPr>
-        <w:t xml:space="preserve">p. 72</w:t>
-      </w:r>
-      <w:r>
-        <w:t xml:space="preserve">CoinMarketCap e DefiLlama via Admiral Markets (~12/10/2026: US$ 184 bi; ~60% de US$ 306 bi); atestação BDO do 2º tri/2026 (31/07/2026), via Stablecoin Insider; Crowdfund Insider via Admiral Markets (auditoria em andamento, ago/2026).</w:t>
-      </w:r>
-    </w:p>
-    <w:p>
-      <w:pPr>
-        <w:numPr>
-          <w:ilvl w:val="0"/>
-          <w:numId w:val="1070"/>
-        </w:numPr>
-        <w:pStyle w:val="Compact"/>
-      </w:pPr>
-      <w:r>
-        <w:rPr>
-          <w:bCs/>
-          <w:b/>
-        </w:rPr>
-        <w:t xml:space="preserve">p. 73</w:t>
-      </w:r>
-      <w:r>
-        <w:t xml:space="preserve">DefiLlama via Admiral Markets (~12/10/2026); dolarparalelobolivia.net, 28/10/2026 (P2P Bs 12,13); CriptoNoticias, Criptoinforme e usdthoy (bancos bolivianos).</w:t>
-      </w:r>
-    </w:p>
-    <w:p>
-      <w:pPr>
-        <w:numPr>
-          <w:ilvl w:val="0"/>
-          <w:numId w:val="1070"/>
-        </w:numPr>
-        <w:pStyle w:val="Compact"/>
-      </w:pPr>
-      <w:r>
-        <w:rPr>
-          <w:bCs/>
-          <w:b/>
-        </w:rPr>
-        <w:t xml:space="preserve">p. 74</w:t>
-      </w:r>
-      <w:r>
-        <w:t xml:space="preserve">Atestação BDO do 2º tri/2026; Res. BCB 519–521 (operações com stablecoin).</w:t>
-      </w:r>
-    </w:p>
-    <w:p>
-      <w:pPr>
-        <w:numPr>
-          <w:ilvl w:val="0"/>
-          <w:numId w:val="1070"/>
-        </w:numPr>
-        <w:pStyle w:val="Compact"/>
-      </w:pPr>
-      <w:r>
-        <w:rPr>
-          <w:bCs/>
-          <w:b/>
-        </w:rPr>
-        <w:t xml:space="preserve">p. 75</w:t>
-      </w:r>
-      <w:r>
-        <w:t xml:space="preserve">Capital Aberto, mar/2026 (topo de US$ 126 mil em out/2025; retração de 52,4%); AUVP (queda de 13% em 06/02/2026).</w:t>
-      </w:r>
-    </w:p>
-    <w:p>
-      <w:pPr>
-        <w:numPr>
-          <w:ilvl w:val="0"/>
-          <w:numId w:val="1070"/>
-        </w:numPr>
-        <w:pStyle w:val="Compact"/>
-      </w:pPr>
-      <w:r>
-        <w:rPr>
-          <w:bCs/>
-          <w:b/>
-        </w:rPr>
-        <w:t xml:space="preserve">p. 76</w:t>
-      </w:r>
-      <w:r>
-        <w:t xml:space="preserve">AUVP (queda de 13% em um dia, 06/02/2026).</w:t>
-      </w:r>
-    </w:p>
-    <w:p>
-      <w:pPr>
-        <w:numPr>
-          <w:ilvl w:val="0"/>
-          <w:numId w:val="1070"/>
-        </w:numPr>
-        <w:pStyle w:val="Compact"/>
-      </w:pPr>
-      <w:r>
-        <w:rPr>
-          <w:bCs/>
-          <w:b/>
-        </w:rPr>
-        <w:t xml:space="preserve">p. 78</w:t>
-      </w:r>
-      <w:r>
-        <w:t xml:space="preserve">InfoMoney e Fizen (Res. BCB 519–521: identificação de carteira autocustodiada, vigência 02/02/2026).</w:t>
-      </w:r>
-    </w:p>
-    <w:p>
-      <w:pPr>
-        <w:numPr>
-          <w:ilvl w:val="0"/>
-          <w:numId w:val="1070"/>
-        </w:numPr>
-        <w:pStyle w:val="Compact"/>
-      </w:pPr>
-      <w:r>
-        <w:rPr>
-          <w:bCs/>
-          <w:b/>
-        </w:rPr>
-        <w:t xml:space="preserve">p. 82</w:t>
-      </w:r>
-      <w:r>
-        <w:t xml:space="preserve">eco.com, guias de 2026 (redes do USDT; envio para rede errada em geral não é recuperável).</w:t>
-      </w:r>
-    </w:p>
-    <w:p>
-      <w:pPr>
-        <w:numPr>
-          <w:ilvl w:val="0"/>
-          <w:numId w:val="1070"/>
-        </w:numPr>
-        <w:pStyle w:val="Compact"/>
-      </w:pPr>
-      <w:r>
-        <w:rPr>
-          <w:bCs/>
-          <w:b/>
-        </w:rPr>
-        <w:t xml:space="preserve">p. 83</w:t>
-      </w:r>
-      <w:r>
-        <w:t xml:space="preserve">eco.com, comparativo de taxas de rede, mai/2026 (Binance: TRC20 1, BEP20 0,29, ERC20 1,6, SOL 1 USDT; velocidade TRC20/BEP20 ~1 min, ERC20 ~2 min); comparativo de 2026 (Polygon ~1 USDT). Escopo do curso, Seção 2.1 (taxa de 1 USDT no exemplo-padrão).</w:t>
-      </w:r>
-    </w:p>
-    <w:p>
-      <w:pPr>
-        <w:numPr>
-          <w:ilvl w:val="0"/>
-          <w:numId w:val="1070"/>
-        </w:numPr>
-        <w:pStyle w:val="Compact"/>
-      </w:pPr>
-      <w:r>
-        <w:rPr>
-          <w:bCs/>
-          <w:b/>
-        </w:rPr>
-        <w:t xml:space="preserve">p. 85</w:t>
-      </w:r>
-      <w:r>
-        <w:t xml:space="preserve">Endereços de exemplo, fictícios e encurtados.</w:t>
-      </w:r>
-    </w:p>
-    <w:p>
-      <w:pPr>
-        <w:numPr>
-          <w:ilvl w:val="0"/>
-          <w:numId w:val="1070"/>
-        </w:numPr>
-        <w:pStyle w:val="Compact"/>
-      </w:pPr>
-      <w:r>
-        <w:rPr>
-          <w:bCs/>
-          <w:b/>
-        </w:rPr>
-        <w:t xml:space="preserve">p. 86</w:t>
-      </w:r>
-      <w:r>
-        <w:t xml:space="preserve">eco.com, guias de 2026 (memo não necessário em TRC20, BEP20 e ERC20, salvo quando o lado que recebe informa um).</w:t>
-      </w:r>
-    </w:p>
-    <w:p>
-      <w:pPr>
-        <w:numPr>
-          <w:ilvl w:val="0"/>
-          <w:numId w:val="1070"/>
-        </w:numPr>
-        <w:pStyle w:val="Compact"/>
-      </w:pPr>
-      <w:r>
-        <w:rPr>
-          <w:bCs/>
-          <w:b/>
-        </w:rPr>
-        <w:t xml:space="preserve">p. 96</w:t>
-      </w:r>
-      <w:r>
-        <w:t xml:space="preserve">Escopo do curso, Seção 2.1 (exemplo-padrão: USDT a R$ 5,38, rede de 1 USDT, P2P a Bs 12,13; remessa e espécie com percentuais ilustrativos).</w:t>
-      </w:r>
-    </w:p>
+    <w:bookmarkStart w:id="216" w:name="golpe-5-vírus-que-troca-o-endereço"/>
+    <w:p>
+      <w:pPr>
+        <w:pStyle w:val="Heading2"/>
+      </w:pPr>
+      <w:r>
+        <w:t xml:space="preserve">Golpe 5 · Vírus que troca o endereço</w:t>
+      </w:r>
+    </w:p>
+    <w:p>
+      <w:pPr>
+        <w:pStyle w:val="FirstParagraph"/>
+      </w:pPr>
+      <w:r>
+        <w:rPr>
+          <w:bCs/>
+          <w:b/>
+        </w:rPr>
+        <w:t xml:space="preserve">Como funciona:</w:t>
+      </w:r>
+      <w:r>
+        <w:t xml:space="preserve"> </w:t>
+      </w:r>
+      <w:r>
+        <w:t xml:space="preserve">um programa troca o endereço que você copiou pelo do golpista na hora de colar.</w:t>
+      </w:r>
+    </w:p>
+    <w:p>
+      <w:pPr>
+        <w:pStyle w:val="BodyText"/>
+      </w:pPr>
+      <w:r>
+        <w:rPr>
+          <w:bCs/>
+          <w:b/>
+        </w:rPr>
+        <w:t xml:space="preserve">Defesa:</w:t>
+      </w:r>
+      <w:r>
+        <w:t xml:space="preserve"> </w:t>
+      </w:r>
+      <w:r>
+        <w:t xml:space="preserve">confira 4 primeiros, 4 últimos e um pedaço do meio. Use</w:t>
+      </w:r>
+      <w:r>
+        <w:t xml:space="preserve"> </w:t>
+      </w:r>
+      <w:r>
+        <w:rPr>
+          <w:bCs/>
+          <w:b/>
+        </w:rPr>
+        <w:t xml:space="preserve">whitelist</w:t>
+      </w:r>
+      <w:r>
+        <w:t xml:space="preserve">. Faça o</w:t>
+      </w:r>
+      <w:r>
+        <w:t xml:space="preserve"> </w:t>
+      </w:r>
+      <w:r>
+        <w:rPr>
+          <w:bCs/>
+          <w:b/>
+        </w:rPr>
+        <w:t xml:space="preserve">teste de R$ 50</w:t>
+      </w:r>
+      <w:r>
+        <w:t xml:space="preserve">.</w:t>
+      </w:r>
+    </w:p>
+    <w:bookmarkEnd w:id="216"/>
+    <w:bookmarkStart w:id="217" w:name="golpe-6-app-falso"/>
+    <w:p>
+      <w:pPr>
+        <w:pStyle w:val="Heading2"/>
+      </w:pPr>
+      <w:r>
+        <w:t xml:space="preserve">Golpe 6 · App falso</w:t>
+      </w:r>
+    </w:p>
+    <w:p>
+      <w:pPr>
+        <w:pStyle w:val="FirstParagraph"/>
+      </w:pPr>
+      <w:r>
+        <w:rPr>
+          <w:bCs/>
+          <w:b/>
+        </w:rPr>
+        <w:t xml:space="preserve">Como funciona:</w:t>
+      </w:r>
+      <w:r>
+        <w:t xml:space="preserve"> </w:t>
+      </w:r>
+      <w:r>
+        <w:t xml:space="preserve">app com nome e logo parecidos com os da exchange, fora da loja oficial ou com poucos downloads.</w:t>
+      </w:r>
+    </w:p>
+    <w:p>
+      <w:pPr>
+        <w:pStyle w:val="BodyText"/>
+      </w:pPr>
+      <w:r>
+        <w:rPr>
+          <w:bCs/>
+          <w:b/>
+        </w:rPr>
+        <w:t xml:space="preserve">Defesa:</w:t>
+      </w:r>
+      <w:r>
+        <w:t xml:space="preserve"> </w:t>
+      </w:r>
+      <w:r>
+        <w:t xml:space="preserve">baixe só pela loja oficial, pelo link do</w:t>
+      </w:r>
+      <w:r>
+        <w:t xml:space="preserve"> </w:t>
+      </w:r>
+      <w:r>
+        <w:rPr>
+          <w:bCs/>
+          <w:b/>
+        </w:rPr>
+        <w:t xml:space="preserve">site oficial</w:t>
+      </w:r>
+      <w:r>
+        <w:t xml:space="preserve">. Confira desenvolvedor e número de downloads.</w:t>
+      </w:r>
+    </w:p>
+    <w:bookmarkEnd w:id="217"/>
+    <w:bookmarkStart w:id="218" w:name="golpe-7-câmbio-melhor-por-fora"/>
+    <w:p>
+      <w:pPr>
+        <w:pStyle w:val="Heading2"/>
+      </w:pPr>
+      <w:r>
+        <w:t xml:space="preserve">Golpe 7 · “Câmbio melhor” por fora</w:t>
+      </w:r>
+    </w:p>
+    <w:p>
+      <w:pPr>
+        <w:pStyle w:val="FirstParagraph"/>
+      </w:pPr>
+      <w:r>
+        <w:rPr>
+          <w:bCs/>
+          <w:b/>
+        </w:rPr>
+        <w:t xml:space="preserve">Como funciona:</w:t>
+      </w:r>
+      <w:r>
+        <w:t xml:space="preserve"> </w:t>
+      </w:r>
+      <w:r>
+        <w:t xml:space="preserve">no grupo ou na rede social, alguém oferece cotação acima do P2P para negociar “direto”, sem plataforma.</w:t>
+      </w:r>
+    </w:p>
+    <w:p>
+      <w:pPr>
+        <w:pStyle w:val="BodyText"/>
+      </w:pPr>
+      <w:r>
+        <w:rPr>
+          <w:bCs/>
+          <w:b/>
+        </w:rPr>
+        <w:t xml:space="preserve">Defesa:</w:t>
+      </w:r>
+      <w:r>
+        <w:t xml:space="preserve"> </w:t>
+      </w:r>
+      <w:r>
+        <w:t xml:space="preserve">sem plataforma não tem cofre nem disputa.</w:t>
+      </w:r>
+      <w:r>
+        <w:t xml:space="preserve"> </w:t>
+      </w:r>
+      <w:r>
+        <w:rPr>
+          <w:bCs/>
+          <w:b/>
+        </w:rPr>
+        <w:t xml:space="preserve">Nunca negocie por fora.</w:t>
+      </w:r>
+    </w:p>
+    <w:bookmarkEnd w:id="218"/>
     <w:p>
       <w:r>
         <w:pict>
@@ -28405,215 +28012,170 @@
         </w:pict>
       </w:r>
     </w:p>
-    <w:p>
-      <w:pPr>
-        <w:numPr>
-          <w:ilvl w:val="0"/>
-          <w:numId w:val="1071"/>
-        </w:numPr>
-        <w:pStyle w:val="Compact"/>
-      </w:pPr>
-      <w:r>
-        <w:rPr>
-          <w:bCs/>
-          <w:b/>
-        </w:rPr>
-        <w:t xml:space="preserve">p. 98</w:t>
-      </w:r>
-      <w:r>
-        <w:t xml:space="preserve">Escopo do curso, Seção 2.1 (câmbio efetivo; spreads de remessa e espécie são exemplos); Decretos 12.466 e 12.499/2025 (IOF 3,5%).</w:t>
-      </w:r>
-    </w:p>
-    <w:p>
-      <w:pPr>
-        <w:numPr>
-          <w:ilvl w:val="0"/>
-          <w:numId w:val="1071"/>
-        </w:numPr>
-        <w:pStyle w:val="Compact"/>
-      </w:pPr>
-      <w:r>
-        <w:rPr>
-          <w:bCs/>
-          <w:b/>
-        </w:rPr>
-        <w:t xml:space="preserve">p. 99</w:t>
-      </w:r>
-      <w:r>
-        <w:t xml:space="preserve">Escopo do curso, Seção 2.1; InfoMoney (nov/2025) e Blue Consult (25/07/2026): IOF não cobrado automaticamente na compra de stablecoin.</w:t>
-      </w:r>
-    </w:p>
-    <w:p>
-      <w:pPr>
-        <w:numPr>
-          <w:ilvl w:val="0"/>
-          <w:numId w:val="1071"/>
-        </w:numPr>
-        <w:pStyle w:val="Compact"/>
-      </w:pPr>
-      <w:r>
-        <w:rPr>
-          <w:bCs/>
-          <w:b/>
-        </w:rPr>
-        <w:t xml:space="preserve">p. 100</w:t>
-      </w:r>
-      <w:r>
-        <w:t xml:space="preserve">Escopo do curso, Seção 2.1; Investidor10 e CoinMarketCap, 28/10/2026 (R$ 5,35); dolarparalelobolivia.net, 28/10/2026 (P2P Bs 12,13).</w:t>
-      </w:r>
-    </w:p>
-    <w:p>
-      <w:pPr>
-        <w:numPr>
-          <w:ilvl w:val="0"/>
-          <w:numId w:val="1071"/>
-        </w:numPr>
-        <w:pStyle w:val="Compact"/>
-      </w:pPr>
-      <w:r>
-        <w:rPr>
-          <w:bCs/>
-          <w:b/>
-        </w:rPr>
-        <w:t xml:space="preserve">p. 101</w:t>
-      </w:r>
-      <w:r>
-        <w:t xml:space="preserve">Lei 14.478/2022; Poder360 (textos das Res. BCB 519, 520 e 521, 10/11/2025); InfoMoney (vigência 02/02/2026); BlockEden (Res. 561); Let's Money (prazo de autorização até 30/10/2026; reporte adiado para 03/11/2026 pela Res. 574); Blocktrends e Judit (Res. 584).</w:t>
-      </w:r>
-    </w:p>
-    <w:p>
-      <w:pPr>
-        <w:numPr>
-          <w:ilvl w:val="0"/>
-          <w:numId w:val="1071"/>
-        </w:numPr>
-        <w:pStyle w:val="Compact"/>
-      </w:pPr>
-      <w:r>
-        <w:rPr>
-          <w:bCs/>
-          <w:b/>
-        </w:rPr>
-        <w:t xml:space="preserve">p. 102</w:t>
-      </w:r>
-      <w:r>
-        <w:t xml:space="preserve">Poder360 (íntegra das Res. BCB 519, 520 e 521); InfoMoney (“BC define regras para o mercado de criptomoedas”). Conferir os textos oficiais em bcb.gov.br.</w:t>
-      </w:r>
-    </w:p>
-    <w:p>
-      <w:pPr>
-        <w:numPr>
-          <w:ilvl w:val="0"/>
-          <w:numId w:val="1071"/>
-        </w:numPr>
-        <w:pStyle w:val="Compact"/>
-      </w:pPr>
-      <w:r>
-        <w:rPr>
-          <w:bCs/>
-          <w:b/>
-        </w:rPr>
-        <w:t xml:space="preserve">p. 103</w:t>
-      </w:r>
-      <w:r>
-        <w:t xml:space="preserve">Blocktrends e SpaceMoney (Res. BCB 584, publicada em 07/08/2026, vigência 01/01/2027); Judit (liberação antecipada); Investalk/BB; Judit (PDL 926/2026, 10/08/2026).</w:t>
-      </w:r>
-    </w:p>
-    <w:p>
-      <w:pPr>
-        <w:numPr>
-          <w:ilvl w:val="0"/>
-          <w:numId w:val="1071"/>
-        </w:numPr>
-        <w:pStyle w:val="Compact"/>
-      </w:pPr>
-      <w:r>
-        <w:rPr>
-          <w:bCs/>
-          <w:b/>
-        </w:rPr>
-        <w:t xml:space="preserve">p. 104</w:t>
-      </w:r>
-      <w:r>
-        <w:t xml:space="preserve">Gazeta do Povo e Revista Oeste (minuta da Receita, fev/2026: 3,5% com isenção até R$ 10 mil/mês para PF); InfoMoney (“Secretário de Haddad confirma plano de taxar criptomoedas”); Blocknews, out/2026 (consulta adiada; incerteza após a reeleição).</w:t>
-      </w:r>
-    </w:p>
-    <w:p>
-      <w:pPr>
-        <w:numPr>
-          <w:ilvl w:val="0"/>
-          <w:numId w:val="1071"/>
-        </w:numPr>
-        <w:pStyle w:val="Compact"/>
-      </w:pPr>
-      <w:r>
-        <w:rPr>
-          <w:bCs/>
-          <w:b/>
-        </w:rPr>
-        <w:t xml:space="preserve">p. 105</w:t>
-      </w:r>
-      <w:r>
-        <w:t xml:space="preserve">Lei 7.492/1986; Lei 14.478/2022 (escopo do curso, Seção 3.2).</w:t>
-      </w:r>
-    </w:p>
-    <w:p>
-      <w:pPr>
-        <w:numPr>
-          <w:ilvl w:val="0"/>
-          <w:numId w:val="1071"/>
-        </w:numPr>
-        <w:pStyle w:val="Compact"/>
-      </w:pPr>
-      <w:r>
-        <w:rPr>
-          <w:bCs/>
-          <w:b/>
-        </w:rPr>
-        <w:t xml:space="preserve">p. 106</w:t>
-      </w:r>
-      <w:r>
-        <w:t xml:space="preserve">CriptoNoticias (bancos bolivianos com USDT; FIE Cuenta Cripto desde 09/04/2026; Unión/Yasta abr/2026; BISA); KuCoin News (fim da proibição em jun/2024); Cointelegraph e CriptoNoticias (declaração do ministro José Gabriel Espinoza).</w:t>
-      </w:r>
-    </w:p>
-    <w:p>
-      <w:pPr>
-        <w:numPr>
-          <w:ilvl w:val="0"/>
-          <w:numId w:val="1071"/>
-        </w:numPr>
-        <w:pStyle w:val="Compact"/>
-      </w:pPr>
-      <w:r>
-        <w:rPr>
-          <w:bCs/>
-          <w:b/>
-        </w:rPr>
-        <w:t xml:space="preserve">p. 107</w:t>
-      </w:r>
-      <w:r>
-        <w:t xml:space="preserve">CriptoNoticias (FIE: cidadãos bolivianos maiores de 18 residentes; Unión/Yasta; BISA).</w:t>
-      </w:r>
-    </w:p>
-    <w:p>
-      <w:pPr>
-        <w:numPr>
-          <w:ilvl w:val="0"/>
-          <w:numId w:val="1071"/>
-        </w:numPr>
-        <w:pStyle w:val="Compact"/>
-      </w:pPr>
-      <w:r>
-        <w:rPr>
-          <w:bCs/>
-          <w:b/>
-        </w:rPr>
-        <w:t xml:space="preserve">p. 109</w:t>
-      </w:r>
-      <w:r>
-        <w:t xml:space="preserve">InfoMoney (vigência das Res. 519–521); Let's Money (prazo de 270 dias, até 30/10/2026); IstoÉ Dinheiro (prazo de 2 e 3 anos para o BC decidir, 19/02/2026).</w:t>
-      </w:r>
-    </w:p>
+    <w:bookmarkStart w:id="219" w:name="golpe-8-romance"/>
+    <w:p>
+      <w:pPr>
+        <w:pStyle w:val="Heading2"/>
+      </w:pPr>
+      <w:r>
+        <w:t xml:space="preserve">Golpe 8 · Romance</w:t>
+      </w:r>
+    </w:p>
+    <w:p>
+      <w:pPr>
+        <w:pStyle w:val="FirstParagraph"/>
+      </w:pPr>
+      <w:r>
+        <w:rPr>
+          <w:bCs/>
+          <w:b/>
+        </w:rPr>
+        <w:t xml:space="preserve">Como funciona:</w:t>
+      </w:r>
+      <w:r>
+        <w:t xml:space="preserve"> </w:t>
+      </w:r>
+      <w:r>
+        <w:t xml:space="preserve">uma pessoa encantadora puxa conversa, cria intimidade por semanas e, um dia, apresenta uma “oportunidade” em cripto ou pede ajuda com dinheiro.</w:t>
+      </w:r>
+    </w:p>
+    <w:p>
+      <w:pPr>
+        <w:numPr>
+          <w:ilvl w:val="0"/>
+          <w:numId w:val="1070"/>
+        </w:numPr>
+        <w:pStyle w:val="Compact"/>
+      </w:pPr>
+      <w:r>
+        <w:t xml:space="preserve">Nunca aceita chamada de vídeo</w:t>
+      </w:r>
+    </w:p>
+    <w:p>
+      <w:pPr>
+        <w:numPr>
+          <w:ilvl w:val="0"/>
+          <w:numId w:val="1070"/>
+        </w:numPr>
+        <w:pStyle w:val="Compact"/>
+      </w:pPr>
+      <w:r>
+        <w:t xml:space="preserve">O assunto sempre volta para dinheiro</w:t>
+      </w:r>
+    </w:p>
+    <w:p>
+      <w:pPr>
+        <w:pStyle w:val="FirstParagraph"/>
+      </w:pPr>
+      <w:r>
+        <w:rPr>
+          <w:bCs/>
+          <w:b/>
+        </w:rPr>
+        <w:t xml:space="preserve">Defesa:</w:t>
+      </w:r>
+      <w:r>
+        <w:t xml:space="preserve"> </w:t>
+      </w:r>
+      <w:r>
+        <w:t xml:space="preserve">quem você nunca viu pessoalmente</w:t>
+      </w:r>
+      <w:r>
+        <w:t xml:space="preserve"> </w:t>
+      </w:r>
+      <w:r>
+        <w:rPr>
+          <w:bCs/>
+          <w:b/>
+        </w:rPr>
+        <w:t xml:space="preserve">não opina</w:t>
+      </w:r>
+      <w:r>
+        <w:t xml:space="preserve"> </w:t>
+      </w:r>
+      <w:r>
+        <w:t xml:space="preserve">sobre o seu dinheiro.</w:t>
+      </w:r>
+    </w:p>
+    <w:bookmarkEnd w:id="219"/>
+    <w:bookmarkStart w:id="220" w:name="golpe-9-investimento-milagroso"/>
+    <w:p>
+      <w:pPr>
+        <w:pStyle w:val="Heading2"/>
+      </w:pPr>
+      <w:r>
+        <w:t xml:space="preserve">Golpe 9 · Investimento milagroso</w:t>
+      </w:r>
+    </w:p>
+    <w:p>
+      <w:pPr>
+        <w:pStyle w:val="FirstParagraph"/>
+      </w:pPr>
+      <w:r>
+        <w:rPr>
+          <w:bCs/>
+          <w:b/>
+        </w:rPr>
+        <w:t xml:space="preserve">Como funciona:</w:t>
+      </w:r>
+      <w:r>
+        <w:t xml:space="preserve"> </w:t>
+      </w:r>
+      <w:r>
+        <w:t xml:space="preserve">promessa de rendimento alto e fixo, “robô de trade”, “arbitragem garantida”. Quando você tenta sacar, aparecem “taxas” e “impostos” para liberar.</w:t>
+      </w:r>
+    </w:p>
+    <w:p>
+      <w:pPr>
+        <w:pStyle w:val="BodyText"/>
+      </w:pPr>
+      <w:r>
+        <w:rPr>
+          <w:bCs/>
+          <w:b/>
+        </w:rPr>
+        <w:t xml:space="preserve">Caso real:</w:t>
+      </w:r>
+      <w:r>
+        <w:t xml:space="preserve"> </w:t>
+      </w:r>
+      <w:r>
+        <w:t xml:space="preserve">uma senhora de 70 anos perdeu</w:t>
+      </w:r>
+      <w:r>
+        <w:t xml:space="preserve"> </w:t>
+      </w:r>
+      <w:r>
+        <w:rPr>
+          <w:bCs/>
+          <w:b/>
+        </w:rPr>
+        <w:t xml:space="preserve">R$ 37 milhões</w:t>
+      </w:r>
+      <w:r>
+        <w:t xml:space="preserve"> </w:t>
+      </w:r>
+      <w:r>
+        <w:t xml:space="preserve">numa falsa plataforma investigada no RS. Outra empresa prometia</w:t>
+      </w:r>
+      <w:r>
+        <w:t xml:space="preserve"> </w:t>
+      </w:r>
+      <w:r>
+        <w:rPr>
+          <w:bCs/>
+          <w:b/>
+        </w:rPr>
+        <w:t xml:space="preserve">9% ao mês</w:t>
+      </w:r>
+      <w:r>
+        <w:t xml:space="preserve"> </w:t>
+      </w:r>
+      <w:r>
+        <w:t xml:space="preserve">e deixou cerca de R$ 260 milhões de prejuízo.</w:t>
+      </w:r>
+    </w:p>
+    <w:bookmarkEnd w:id="220"/>
     <w:p>
       <w:r>
         <w:pict>
@@ -28621,6 +28183,748 @@
         </w:pict>
       </w:r>
     </w:p>
+    <w:bookmarkStart w:id="221" w:name="golpe-10-sim-swap-clonagem-do-chip"/>
+    <w:p>
+      <w:pPr>
+        <w:pStyle w:val="Heading2"/>
+      </w:pPr>
+      <w:r>
+        <w:t xml:space="preserve">Golpe 10 · SIM swap (clonagem do chip)</w:t>
+      </w:r>
+    </w:p>
+    <w:p>
+      <w:pPr>
+        <w:pStyle w:val="FirstParagraph"/>
+      </w:pPr>
+      <w:r>
+        <w:rPr>
+          <w:bCs/>
+          <w:b/>
+        </w:rPr>
+        <w:t xml:space="preserve">Como funciona:</w:t>
+      </w:r>
+      <w:r>
+        <w:t xml:space="preserve"> </w:t>
+      </w:r>
+      <w:r>
+        <w:t xml:space="preserve">o golpista convence a operadora a transferir o seu número para um chip dele. Aí recebe seus SMS e códigos.</w:t>
+      </w:r>
+    </w:p>
+    <w:p>
+      <w:pPr>
+        <w:numPr>
+          <w:ilvl w:val="0"/>
+          <w:numId w:val="1071"/>
+        </w:numPr>
+        <w:pStyle w:val="Compact"/>
+      </w:pPr>
+      <w:r>
+        <w:t xml:space="preserve">Seu celular perde o sinal do nada</w:t>
+      </w:r>
+    </w:p>
+    <w:p>
+      <w:pPr>
+        <w:pStyle w:val="FirstParagraph"/>
+      </w:pPr>
+      <w:r>
+        <w:rPr>
+          <w:bCs/>
+          <w:b/>
+        </w:rPr>
+        <w:t xml:space="preserve">Defesa:</w:t>
+      </w:r>
+      <w:r>
+        <w:t xml:space="preserve"> </w:t>
+      </w:r>
+      <w:r>
+        <w:t xml:space="preserve">2FA por</w:t>
+      </w:r>
+      <w:r>
+        <w:t xml:space="preserve"> </w:t>
+      </w:r>
+      <w:r>
+        <w:rPr>
+          <w:bCs/>
+          <w:b/>
+        </w:rPr>
+        <w:t xml:space="preserve">app autenticador</w:t>
+      </w:r>
+      <w:r>
+        <w:t xml:space="preserve">, nunca por SMS. Coloque</w:t>
+      </w:r>
+      <w:r>
+        <w:t xml:space="preserve"> </w:t>
+      </w:r>
+      <w:r>
+        <w:rPr>
+          <w:bCs/>
+          <w:b/>
+        </w:rPr>
+        <w:t xml:space="preserve">PIN no chip</w:t>
+      </w:r>
+      <w:r>
+        <w:t xml:space="preserve">.</w:t>
+      </w:r>
+    </w:p>
+    <w:bookmarkEnd w:id="221"/>
+    <w:bookmarkStart w:id="222" w:name="golpe-11-chargeback-estorno"/>
+    <w:p>
+      <w:pPr>
+        <w:pStyle w:val="Heading2"/>
+      </w:pPr>
+      <w:r>
+        <w:t xml:space="preserve">Golpe 11 · Chargeback / estorno</w:t>
+      </w:r>
+    </w:p>
+    <w:p>
+      <w:pPr>
+        <w:pStyle w:val="FirstParagraph"/>
+      </w:pPr>
+      <w:r>
+        <w:rPr>
+          <w:bCs/>
+          <w:b/>
+        </w:rPr>
+        <w:t xml:space="preserve">Como funciona:</w:t>
+      </w:r>
+      <w:r>
+        <w:t xml:space="preserve"> </w:t>
+      </w:r>
+      <w:r>
+        <w:t xml:space="preserve">o comprador paga, você libera e depois ele pede o dinheiro de volta ao banco alegando fraude.</w:t>
+      </w:r>
+    </w:p>
+    <w:p>
+      <w:pPr>
+        <w:pStyle w:val="BodyText"/>
+      </w:pPr>
+      <w:r>
+        <w:rPr>
+          <w:bCs/>
+          <w:b/>
+        </w:rPr>
+        <w:t xml:space="preserve">Defesa:</w:t>
+      </w:r>
+      <w:r>
+        <w:t xml:space="preserve"> </w:t>
+      </w:r>
+      <w:r>
+        <w:t xml:space="preserve">só compradores com histórico, nome igual ao da conta e toda conversa no chat da plataforma, que vira prova.</w:t>
+      </w:r>
+    </w:p>
+    <w:bookmarkEnd w:id="222"/>
+    <w:bookmarkStart w:id="223" w:name="golpe-12-taxa-de-liberação"/>
+    <w:p>
+      <w:pPr>
+        <w:pStyle w:val="Heading2"/>
+      </w:pPr>
+      <w:r>
+        <w:t xml:space="preserve">Golpe 12 · “Taxa de liberação”</w:t>
+      </w:r>
+    </w:p>
+    <w:p>
+      <w:pPr>
+        <w:pStyle w:val="FirstParagraph"/>
+      </w:pPr>
+      <w:r>
+        <w:rPr>
+          <w:bCs/>
+          <w:b/>
+        </w:rPr>
+        <w:t xml:space="preserve">Como funciona:</w:t>
+      </w:r>
+      <w:r>
+        <w:t xml:space="preserve"> </w:t>
+      </w:r>
+      <w:r>
+        <w:t xml:space="preserve">dizem que seu saldo ou prêmio está “bloqueado” e que basta pagar uma taxa, imposto ou “caução” para liberar.</w:t>
+      </w:r>
+    </w:p>
+    <w:p>
+      <w:pPr>
+        <w:pStyle w:val="BodyText"/>
+      </w:pPr>
+      <w:r>
+        <w:rPr>
+          <w:bCs/>
+          <w:b/>
+        </w:rPr>
+        <w:t xml:space="preserve">Regra:</w:t>
+      </w:r>
+      <w:r>
+        <w:t xml:space="preserve"> </w:t>
+      </w:r>
+      <w:r>
+        <w:t xml:space="preserve">pediram dinheiro para liberar dinheiro?</w:t>
+      </w:r>
+      <w:r>
+        <w:t xml:space="preserve"> </w:t>
+      </w:r>
+      <w:r>
+        <w:rPr>
+          <w:bCs/>
+          <w:b/>
+        </w:rPr>
+        <w:t xml:space="preserve">É golpe. Sempre.</w:t>
+      </w:r>
+    </w:p>
+    <w:bookmarkEnd w:id="223"/>
+    <w:p>
+      <w:r>
+        <w:pict>
+          <v:rect style="width:0;height:1.5pt" o:hralign="center" o:hrstd="t" o:hr="t"/>
+        </w:pict>
+      </w:r>
+    </w:p>
+    <w:p>
+      <w:pPr>
+        <w:pStyle w:val="FirstParagraph"/>
+      </w:pPr>
+      <w:r>
+        <w:t xml:space="preserve">Resumo</w:t>
+      </w:r>
+    </w:p>
+    <w:bookmarkStart w:id="224" w:name="os-12-golpes-em-uma-tabela"/>
+    <w:p>
+      <w:pPr>
+        <w:pStyle w:val="Heading2"/>
+      </w:pPr>
+      <w:r>
+        <w:t xml:space="preserve">Os 12 golpes em uma tabela</w:t>
+      </w:r>
+    </w:p>
+    <w:tbl>
+      <w:tblPr>
+        <w:tblStyle w:val="Table"/>
+        <w:tblW w:type="auto" w:w="0"/>
+        <w:tblLook w:firstRow="0" w:lastRow="0" w:firstColumn="0" w:lastColumn="0" w:noHBand="0" w:noVBand="0" w:val="0000"/>
+        <w:jc w:val="start"/>
+      </w:tblPr>
+      <w:tblGrid>
+        <w:gridCol w:w="2640"/>
+        <w:gridCol w:w="2640"/>
+        <w:gridCol w:w="2640"/>
+      </w:tblGrid>
+      <w:tr>
+        <w:tc>
+          <w:tcPr/>
+          <w:p>
+            <w:pPr>
+              <w:pStyle w:val="Compact"/>
+              <w:jc w:val="left"/>
+            </w:pPr>
+            <w:r>
+              <w:t xml:space="preserve">#</w:t>
+            </w:r>
+          </w:p>
+        </w:tc>
+        <w:tc>
+          <w:tcPr/>
+          <w:p>
+            <w:pPr>
+              <w:pStyle w:val="Compact"/>
+              <w:jc w:val="left"/>
+            </w:pPr>
+            <w:r>
+              <w:t xml:space="preserve">Golpe</w:t>
+            </w:r>
+          </w:p>
+        </w:tc>
+        <w:tc>
+          <w:tcPr/>
+          <w:p>
+            <w:pPr>
+              <w:pStyle w:val="Compact"/>
+              <w:jc w:val="left"/>
+            </w:pPr>
+            <w:r>
+              <w:t xml:space="preserve">Defesa em 1 linha</w:t>
+            </w:r>
+          </w:p>
+        </w:tc>
+      </w:tr>
+      <w:tr>
+        <w:tc>
+          <w:tcPr/>
+          <w:p>
+            <w:pPr>
+              <w:pStyle w:val="Compact"/>
+              <w:jc w:val="left"/>
+            </w:pPr>
+            <w:r>
+              <w:t xml:space="preserve">1</w:t>
+            </w:r>
+          </w:p>
+        </w:tc>
+        <w:tc>
+          <w:tcPr/>
+          <w:p>
+            <w:pPr>
+              <w:pStyle w:val="Compact"/>
+              <w:jc w:val="left"/>
+            </w:pPr>
+            <w:r>
+              <w:t xml:space="preserve">Comprovante falso</w:t>
+            </w:r>
+          </w:p>
+        </w:tc>
+        <w:tc>
+          <w:tcPr/>
+          <w:p>
+            <w:pPr>
+              <w:pStyle w:val="Compact"/>
+              <w:jc w:val="left"/>
+            </w:pPr>
+            <w:r>
+              <w:t xml:space="preserve">Só libere com dinheiro na conta</w:t>
+            </w:r>
+          </w:p>
+        </w:tc>
+      </w:tr>
+      <w:tr>
+        <w:tc>
+          <w:tcPr/>
+          <w:p>
+            <w:pPr>
+              <w:pStyle w:val="Compact"/>
+              <w:jc w:val="left"/>
+            </w:pPr>
+            <w:r>
+              <w:t xml:space="preserve">2</w:t>
+            </w:r>
+          </w:p>
+        </w:tc>
+        <w:tc>
+          <w:tcPr/>
+          <w:p>
+            <w:pPr>
+              <w:pStyle w:val="Compact"/>
+              <w:jc w:val="left"/>
+            </w:pPr>
+            <w:r>
+              <w:t xml:space="preserve">Pagamento de terceiro</w:t>
+            </w:r>
+          </w:p>
+        </w:tc>
+        <w:tc>
+          <w:tcPr/>
+          <w:p>
+            <w:pPr>
+              <w:pStyle w:val="Compact"/>
+              <w:jc w:val="left"/>
+            </w:pPr>
+            <w:r>
+              <w:t xml:space="preserve">Nome diferente = devolva</w:t>
+            </w:r>
+          </w:p>
+        </w:tc>
+      </w:tr>
+      <w:tr>
+        <w:tc>
+          <w:tcPr/>
+          <w:p>
+            <w:pPr>
+              <w:pStyle w:val="Compact"/>
+              <w:jc w:val="left"/>
+            </w:pPr>
+            <w:r>
+              <w:t xml:space="preserve">3</w:t>
+            </w:r>
+          </w:p>
+        </w:tc>
+        <w:tc>
+          <w:tcPr/>
+          <w:p>
+            <w:pPr>
+              <w:pStyle w:val="Compact"/>
+              <w:jc w:val="left"/>
+            </w:pPr>
+            <w:r>
+              <w:t xml:space="preserve">Suporte falso</w:t>
+            </w:r>
+          </w:p>
+        </w:tc>
+        <w:tc>
+          <w:tcPr/>
+          <w:p>
+            <w:pPr>
+              <w:pStyle w:val="Compact"/>
+              <w:jc w:val="left"/>
+            </w:pPr>
+            <w:r>
+              <w:t xml:space="preserve">Suporte não pede senha nem Pix</w:t>
+            </w:r>
+          </w:p>
+        </w:tc>
+      </w:tr>
+      <w:tr>
+        <w:tc>
+          <w:tcPr/>
+          <w:p>
+            <w:pPr>
+              <w:pStyle w:val="Compact"/>
+              <w:jc w:val="left"/>
+            </w:pPr>
+            <w:r>
+              <w:t xml:space="preserve">4</w:t>
+            </w:r>
+          </w:p>
+        </w:tc>
+        <w:tc>
+          <w:tcPr/>
+          <w:p>
+            <w:pPr>
+              <w:pStyle w:val="Compact"/>
+              <w:jc w:val="left"/>
+            </w:pPr>
+            <w:r>
+              <w:t xml:space="preserve">Phishing</w:t>
+            </w:r>
+          </w:p>
+        </w:tc>
+        <w:tc>
+          <w:tcPr/>
+          <w:p>
+            <w:pPr>
+              <w:pStyle w:val="Compact"/>
+              <w:jc w:val="left"/>
+            </w:pPr>
+            <w:r>
+              <w:t xml:space="preserve">Entre só pelo app ou favorito</w:t>
+            </w:r>
+          </w:p>
+        </w:tc>
+      </w:tr>
+      <w:tr>
+        <w:tc>
+          <w:tcPr/>
+          <w:p>
+            <w:pPr>
+              <w:pStyle w:val="Compact"/>
+              <w:jc w:val="left"/>
+            </w:pPr>
+            <w:r>
+              <w:t xml:space="preserve">5</w:t>
+            </w:r>
+          </w:p>
+        </w:tc>
+        <w:tc>
+          <w:tcPr/>
+          <w:p>
+            <w:pPr>
+              <w:pStyle w:val="Compact"/>
+              <w:jc w:val="left"/>
+            </w:pPr>
+            <w:r>
+              <w:t xml:space="preserve">Troca de endereço</w:t>
+            </w:r>
+          </w:p>
+        </w:tc>
+        <w:tc>
+          <w:tcPr/>
+          <w:p>
+            <w:pPr>
+              <w:pStyle w:val="Compact"/>
+              <w:jc w:val="left"/>
+            </w:pPr>
+            <w:r>
+              <w:t xml:space="preserve">Confira início, meio e fim</w:t>
+            </w:r>
+          </w:p>
+        </w:tc>
+      </w:tr>
+      <w:tr>
+        <w:tc>
+          <w:tcPr/>
+          <w:p>
+            <w:pPr>
+              <w:pStyle w:val="Compact"/>
+              <w:jc w:val="left"/>
+            </w:pPr>
+            <w:r>
+              <w:t xml:space="preserve">6</w:t>
+            </w:r>
+          </w:p>
+        </w:tc>
+        <w:tc>
+          <w:tcPr/>
+          <w:p>
+            <w:pPr>
+              <w:pStyle w:val="Compact"/>
+              <w:jc w:val="left"/>
+            </w:pPr>
+            <w:r>
+              <w:t xml:space="preserve">App falso</w:t>
+            </w:r>
+          </w:p>
+        </w:tc>
+        <w:tc>
+          <w:tcPr/>
+          <w:p>
+            <w:pPr>
+              <w:pStyle w:val="Compact"/>
+              <w:jc w:val="left"/>
+            </w:pPr>
+            <w:r>
+              <w:t xml:space="preserve">Loja oficial, link oficial</w:t>
+            </w:r>
+          </w:p>
+        </w:tc>
+      </w:tr>
+      <w:tr>
+        <w:tc>
+          <w:tcPr/>
+          <w:p>
+            <w:pPr>
+              <w:pStyle w:val="Compact"/>
+              <w:jc w:val="left"/>
+            </w:pPr>
+            <w:r>
+              <w:t xml:space="preserve">7</w:t>
+            </w:r>
+          </w:p>
+        </w:tc>
+        <w:tc>
+          <w:tcPr/>
+          <w:p>
+            <w:pPr>
+              <w:pStyle w:val="Compact"/>
+              <w:jc w:val="left"/>
+            </w:pPr>
+            <w:r>
+              <w:t xml:space="preserve">Câmbio por fora</w:t>
+            </w:r>
+          </w:p>
+        </w:tc>
+        <w:tc>
+          <w:tcPr/>
+          <w:p>
+            <w:pPr>
+              <w:pStyle w:val="Compact"/>
+              <w:jc w:val="left"/>
+            </w:pPr>
+            <w:r>
+              <w:t xml:space="preserve">Nunca fora da plataforma</w:t>
+            </w:r>
+          </w:p>
+        </w:tc>
+      </w:tr>
+      <w:tr>
+        <w:tc>
+          <w:tcPr/>
+          <w:p>
+            <w:pPr>
+              <w:pStyle w:val="Compact"/>
+              <w:jc w:val="left"/>
+            </w:pPr>
+            <w:r>
+              <w:t xml:space="preserve">8</w:t>
+            </w:r>
+          </w:p>
+        </w:tc>
+        <w:tc>
+          <w:tcPr/>
+          <w:p>
+            <w:pPr>
+              <w:pStyle w:val="Compact"/>
+              <w:jc w:val="left"/>
+            </w:pPr>
+            <w:r>
+              <w:t xml:space="preserve">Romance</w:t>
+            </w:r>
+          </w:p>
+        </w:tc>
+        <w:tc>
+          <w:tcPr/>
+          <w:p>
+            <w:pPr>
+              <w:pStyle w:val="Compact"/>
+              <w:jc w:val="left"/>
+            </w:pPr>
+            <w:r>
+              <w:t xml:space="preserve">Desconhecido não opina</w:t>
+            </w:r>
+          </w:p>
+        </w:tc>
+      </w:tr>
+      <w:tr>
+        <w:tc>
+          <w:tcPr/>
+          <w:p>
+            <w:pPr>
+              <w:pStyle w:val="Compact"/>
+              <w:jc w:val="left"/>
+            </w:pPr>
+            <w:r>
+              <w:t xml:space="preserve">9</w:t>
+            </w:r>
+          </w:p>
+        </w:tc>
+        <w:tc>
+          <w:tcPr/>
+          <w:p>
+            <w:pPr>
+              <w:pStyle w:val="Compact"/>
+              <w:jc w:val="left"/>
+            </w:pPr>
+            <w:r>
+              <w:t xml:space="preserve">Investimento milagroso</w:t>
+            </w:r>
+          </w:p>
+        </w:tc>
+        <w:tc>
+          <w:tcPr/>
+          <w:p>
+            <w:pPr>
+              <w:pStyle w:val="Compact"/>
+              <w:jc w:val="left"/>
+            </w:pPr>
+            <w:r>
+              <w:t xml:space="preserve">Rendimento garantido não existe</w:t>
+            </w:r>
+          </w:p>
+        </w:tc>
+      </w:tr>
+      <w:tr>
+        <w:tc>
+          <w:tcPr/>
+          <w:p>
+            <w:pPr>
+              <w:pStyle w:val="Compact"/>
+              <w:jc w:val="left"/>
+            </w:pPr>
+            <w:r>
+              <w:t xml:space="preserve">10</w:t>
+            </w:r>
+          </w:p>
+        </w:tc>
+        <w:tc>
+          <w:tcPr/>
+          <w:p>
+            <w:pPr>
+              <w:pStyle w:val="Compact"/>
+              <w:jc w:val="left"/>
+            </w:pPr>
+            <w:r>
+              <w:t xml:space="preserve">SIM swap</w:t>
+            </w:r>
+          </w:p>
+        </w:tc>
+        <w:tc>
+          <w:tcPr/>
+          <w:p>
+            <w:pPr>
+              <w:pStyle w:val="Compact"/>
+              <w:jc w:val="left"/>
+            </w:pPr>
+            <w:r>
+              <w:t xml:space="preserve">2FA por app e PIN no chip</w:t>
+            </w:r>
+          </w:p>
+        </w:tc>
+      </w:tr>
+      <w:tr>
+        <w:tc>
+          <w:tcPr/>
+          <w:p>
+            <w:pPr>
+              <w:pStyle w:val="Compact"/>
+              <w:jc w:val="left"/>
+            </w:pPr>
+            <w:r>
+              <w:t xml:space="preserve">11</w:t>
+            </w:r>
+          </w:p>
+        </w:tc>
+        <w:tc>
+          <w:tcPr/>
+          <w:p>
+            <w:pPr>
+              <w:pStyle w:val="Compact"/>
+              <w:jc w:val="left"/>
+            </w:pPr>
+            <w:r>
+              <w:t xml:space="preserve">Estorno</w:t>
+            </w:r>
+          </w:p>
+        </w:tc>
+        <w:tc>
+          <w:tcPr/>
+          <w:p>
+            <w:pPr>
+              <w:pStyle w:val="Compact"/>
+              <w:jc w:val="left"/>
+            </w:pPr>
+            <w:r>
+              <w:t xml:space="preserve">Histórico, nome igual, chat oficial</w:t>
+            </w:r>
+          </w:p>
+        </w:tc>
+      </w:tr>
+      <w:tr>
+        <w:tc>
+          <w:tcPr/>
+          <w:p>
+            <w:pPr>
+              <w:pStyle w:val="Compact"/>
+              <w:jc w:val="left"/>
+            </w:pPr>
+            <w:r>
+              <w:t xml:space="preserve">12</w:t>
+            </w:r>
+          </w:p>
+        </w:tc>
+        <w:tc>
+          <w:tcPr/>
+          <w:p>
+            <w:pPr>
+              <w:pStyle w:val="Compact"/>
+              <w:jc w:val="left"/>
+            </w:pPr>
+            <w:r>
+              <w:t xml:space="preserve">Taxa de liberação</w:t>
+            </w:r>
+          </w:p>
+        </w:tc>
+        <w:tc>
+          <w:tcPr/>
+          <w:p>
+            <w:pPr>
+              <w:pStyle w:val="Compact"/>
+              <w:jc w:val="left"/>
+            </w:pPr>
+            <w:r>
+              <w:t xml:space="preserve">Pediu taxa para liberar = golpe</w:t>
+            </w:r>
+          </w:p>
+        </w:tc>
+      </w:tr>
+    </w:tbl>
+    <w:bookmarkEnd w:id="224"/>
+    <w:p>
+      <w:r>
+        <w:pict>
+          <v:rect style="width:0;height:1.5pt" o:hralign="center" o:hrstd="t" o:hr="t"/>
+        </w:pict>
+      </w:r>
+    </w:p>
+    <w:p>
+      <w:pPr>
+        <w:pStyle w:val="FirstParagraph"/>
+      </w:pPr>
+      <w:r>
+        <w:t xml:space="preserve">Segurança da conta</w:t>
+      </w:r>
+    </w:p>
+    <w:bookmarkStart w:id="225" w:name="trancas-na-sua-conta"/>
+    <w:p>
+      <w:pPr>
+        <w:pStyle w:val="Heading1"/>
+      </w:pPr>
+      <w:r>
+        <w:t xml:space="preserve">5 trancas na sua conta</w:t>
+      </w:r>
+    </w:p>
     <w:p>
       <w:pPr>
         <w:numPr>
@@ -28634,6 +28938,3541 @@
           <w:bCs/>
           <w:b/>
         </w:rPr>
+        <w:t xml:space="preserve">2FA por app autenticador</w:t>
+      </w:r>
+      <w:r>
+        <w:t xml:space="preserve">, não por SMS</w:t>
+      </w:r>
+    </w:p>
+    <w:p>
+      <w:pPr>
+        <w:numPr>
+          <w:ilvl w:val="0"/>
+          <w:numId w:val="1072"/>
+        </w:numPr>
+        <w:pStyle w:val="Compact"/>
+      </w:pPr>
+      <w:r>
+        <w:rPr>
+          <w:bCs/>
+          <w:b/>
+        </w:rPr>
+        <w:t xml:space="preserve">E-mail exclusivo</w:t>
+      </w:r>
+      <w:r>
+        <w:t xml:space="preserve"> </w:t>
+      </w:r>
+      <w:r>
+        <w:t xml:space="preserve">só para cripto, com 2FA também</w:t>
+      </w:r>
+    </w:p>
+    <w:p>
+      <w:pPr>
+        <w:numPr>
+          <w:ilvl w:val="0"/>
+          <w:numId w:val="1072"/>
+        </w:numPr>
+        <w:pStyle w:val="Compact"/>
+      </w:pPr>
+      <w:r>
+        <w:rPr>
+          <w:bCs/>
+          <w:b/>
+        </w:rPr>
+        <w:t xml:space="preserve">Senha única e longa</w:t>
+      </w:r>
+      <w:r>
+        <w:t xml:space="preserve"> </w:t>
+      </w:r>
+      <w:r>
+        <w:t xml:space="preserve">(frase com 16+ caracteres), guardada num gerenciador</w:t>
+      </w:r>
+    </w:p>
+    <w:p>
+      <w:pPr>
+        <w:numPr>
+          <w:ilvl w:val="0"/>
+          <w:numId w:val="1072"/>
+        </w:numPr>
+        <w:pStyle w:val="Compact"/>
+      </w:pPr>
+      <w:r>
+        <w:rPr>
+          <w:bCs/>
+          <w:b/>
+        </w:rPr>
+        <w:t xml:space="preserve">Código anti-phishing</w:t>
+      </w:r>
+      <w:r>
+        <w:t xml:space="preserve">: uma palavra sua que aparece nos e-mails verdadeiros da exchange</w:t>
+      </w:r>
+    </w:p>
+    <w:p>
+      <w:pPr>
+        <w:numPr>
+          <w:ilvl w:val="0"/>
+          <w:numId w:val="1072"/>
+        </w:numPr>
+        <w:pStyle w:val="Compact"/>
+      </w:pPr>
+      <w:r>
+        <w:rPr>
+          <w:bCs/>
+          <w:b/>
+        </w:rPr>
+        <w:t xml:space="preserve">Whitelist</w:t>
+      </w:r>
+      <w:r>
+        <w:t xml:space="preserve"> </w:t>
+      </w:r>
+      <w:r>
+        <w:t xml:space="preserve">de endereços de saque, com carência para novos endereços</w:t>
+      </w:r>
+    </w:p>
+    <w:p>
+      <w:pPr>
+        <w:pStyle w:val="FirstParagraph"/>
+      </w:pPr>
+      <w:r>
+        <w:t xml:space="preserve">Cada tranca fecha uma porta diferente. Juntas, elas transformam a sua conta num cofre.</w:t>
+      </w:r>
+    </w:p>
+    <w:p>
+      <w:pPr>
+        <w:pStyle w:val="BodyText"/>
+      </w:pPr>
+      <w:r>
+        <w:t xml:space="preserve">Patriota protege a família. E a senha da família também.</w:t>
+      </w:r>
+    </w:p>
+    <w:bookmarkEnd w:id="225"/>
+    <w:p>
+      <w:r>
+        <w:pict>
+          <v:rect style="width:0;height:1.5pt" o:hralign="center" o:hrstd="t" o:hr="t"/>
+        </w:pict>
+      </w:r>
+    </w:p>
+    <w:bookmarkStart w:id="226" w:name="configure-em-15-minutos"/>
+    <w:p>
+      <w:pPr>
+        <w:pStyle w:val="Heading2"/>
+      </w:pPr>
+      <w:r>
+        <w:t xml:space="preserve">Configure em 15 minutos</w:t>
+      </w:r>
+    </w:p>
+    <w:tbl>
+      <w:tblPr>
+        <w:tblStyle w:val="Table"/>
+        <w:tblW w:type="auto" w:w="0"/>
+        <w:tblLook w:firstRow="0" w:lastRow="0" w:firstColumn="0" w:lastColumn="0" w:noHBand="0" w:noVBand="0" w:val="0000"/>
+        <w:jc w:val="start"/>
+      </w:tblPr>
+      <w:tblGrid>
+        <w:gridCol w:w="2640"/>
+        <w:gridCol w:w="2640"/>
+        <w:gridCol w:w="2640"/>
+      </w:tblGrid>
+      <w:tr>
+        <w:tc>
+          <w:tcPr/>
+          <w:p>
+            <w:pPr>
+              <w:pStyle w:val="Compact"/>
+              <w:jc w:val="left"/>
+            </w:pPr>
+            <w:r>
+              <w:t xml:space="preserve">Onde</w:t>
+            </w:r>
+          </w:p>
+        </w:tc>
+        <w:tc>
+          <w:tcPr/>
+          <w:p>
+            <w:pPr>
+              <w:pStyle w:val="Compact"/>
+              <w:jc w:val="left"/>
+            </w:pPr>
+            <w:r>
+              <w:t xml:space="preserve">O que ativar</w:t>
+            </w:r>
+          </w:p>
+        </w:tc>
+        <w:tc>
+          <w:tcPr/>
+          <w:p>
+            <w:pPr>
+              <w:pStyle w:val="Compact"/>
+              <w:jc w:val="left"/>
+            </w:pPr>
+            <w:r>
+              <w:t xml:space="preserve">Feito</w:t>
+            </w:r>
+          </w:p>
+        </w:tc>
+      </w:tr>
+      <w:tr>
+        <w:tc>
+          <w:tcPr/>
+          <w:p>
+            <w:pPr>
+              <w:pStyle w:val="Compact"/>
+              <w:jc w:val="left"/>
+            </w:pPr>
+            <w:r>
+              <w:t xml:space="preserve">Exchange BR</w:t>
+            </w:r>
+          </w:p>
+        </w:tc>
+        <w:tc>
+          <w:tcPr/>
+          <w:p>
+            <w:pPr>
+              <w:pStyle w:val="Compact"/>
+              <w:jc w:val="left"/>
+            </w:pPr>
+            <w:r>
+              <w:t xml:space="preserve">2FA por app, anti-phishing, whitelist</w:t>
+            </w:r>
+          </w:p>
+        </w:tc>
+        <w:tc>
+          <w:tcPr/>
+          <w:p>
+            <w:pPr>
+              <w:pStyle w:val="Compact"/>
+              <w:jc w:val="left"/>
+            </w:pPr>
+            <w:r>
+              <w:t xml:space="preserve">☐</w:t>
+            </w:r>
+          </w:p>
+        </w:tc>
+      </w:tr>
+      <w:tr>
+        <w:tc>
+          <w:tcPr/>
+          <w:p>
+            <w:pPr>
+              <w:pStyle w:val="Compact"/>
+              <w:jc w:val="left"/>
+            </w:pPr>
+            <w:r>
+              <w:t xml:space="preserve">Plataforma P2P</w:t>
+            </w:r>
+          </w:p>
+        </w:tc>
+        <w:tc>
+          <w:tcPr/>
+          <w:p>
+            <w:pPr>
+              <w:pStyle w:val="Compact"/>
+              <w:jc w:val="left"/>
+            </w:pPr>
+            <w:r>
+              <w:t xml:space="preserve">2FA por app, verificação, chat só oficial</w:t>
+            </w:r>
+          </w:p>
+        </w:tc>
+        <w:tc>
+          <w:tcPr/>
+          <w:p>
+            <w:pPr>
+              <w:pStyle w:val="Compact"/>
+              <w:jc w:val="left"/>
+            </w:pPr>
+            <w:r>
+              <w:t xml:space="preserve">☐</w:t>
+            </w:r>
+          </w:p>
+        </w:tc>
+      </w:tr>
+      <w:tr>
+        <w:tc>
+          <w:tcPr/>
+          <w:p>
+            <w:pPr>
+              <w:pStyle w:val="Compact"/>
+              <w:jc w:val="left"/>
+            </w:pPr>
+            <w:r>
+              <w:t xml:space="preserve">E-mail exclusivo</w:t>
+            </w:r>
+          </w:p>
+        </w:tc>
+        <w:tc>
+          <w:tcPr/>
+          <w:p>
+            <w:pPr>
+              <w:pStyle w:val="Compact"/>
+              <w:jc w:val="left"/>
+            </w:pPr>
+            <w:r>
+              <w:t xml:space="preserve">2FA por app, recuperação por e-mail secundário</w:t>
+            </w:r>
+          </w:p>
+        </w:tc>
+        <w:tc>
+          <w:tcPr/>
+          <w:p>
+            <w:pPr>
+              <w:pStyle w:val="Compact"/>
+              <w:jc w:val="left"/>
+            </w:pPr>
+            <w:r>
+              <w:t xml:space="preserve">☐</w:t>
+            </w:r>
+          </w:p>
+        </w:tc>
+      </w:tr>
+      <w:tr>
+        <w:tc>
+          <w:tcPr/>
+          <w:p>
+            <w:pPr>
+              <w:pStyle w:val="Compact"/>
+              <w:jc w:val="left"/>
+            </w:pPr>
+            <w:r>
+              <w:t xml:space="preserve">Banco (Brasil)</w:t>
+            </w:r>
+          </w:p>
+        </w:tc>
+        <w:tc>
+          <w:tcPr/>
+          <w:p>
+            <w:pPr>
+              <w:pStyle w:val="Compact"/>
+              <w:jc w:val="left"/>
+            </w:pPr>
+            <w:r>
+              <w:t xml:space="preserve">Limite Pix noturno no mínimo que você usa</w:t>
+            </w:r>
+          </w:p>
+        </w:tc>
+        <w:tc>
+          <w:tcPr/>
+          <w:p>
+            <w:pPr>
+              <w:pStyle w:val="Compact"/>
+              <w:jc w:val="left"/>
+            </w:pPr>
+            <w:r>
+              <w:t xml:space="preserve">☐</w:t>
+            </w:r>
+          </w:p>
+        </w:tc>
+      </w:tr>
+      <w:tr>
+        <w:tc>
+          <w:tcPr/>
+          <w:p>
+            <w:pPr>
+              <w:pStyle w:val="Compact"/>
+              <w:jc w:val="left"/>
+            </w:pPr>
+            <w:r>
+              <w:t xml:space="preserve">Banco (Bolívia)</w:t>
+            </w:r>
+          </w:p>
+        </w:tc>
+        <w:tc>
+          <w:tcPr/>
+          <w:p>
+            <w:pPr>
+              <w:pStyle w:val="Compact"/>
+              <w:jc w:val="left"/>
+            </w:pPr>
+            <w:r>
+              <w:t xml:space="preserve">Notificação de cada crédito no celular</w:t>
+            </w:r>
+          </w:p>
+        </w:tc>
+        <w:tc>
+          <w:tcPr/>
+          <w:p>
+            <w:pPr>
+              <w:pStyle w:val="Compact"/>
+              <w:jc w:val="left"/>
+            </w:pPr>
+            <w:r>
+              <w:t xml:space="preserve">☐</w:t>
+            </w:r>
+          </w:p>
+        </w:tc>
+      </w:tr>
+    </w:tbl>
+    <w:p>
+      <w:pPr>
+        <w:pStyle w:val="BodyText"/>
+      </w:pPr>
+      <w:r>
+        <w:rPr>
+          <w:bCs/>
+          <w:b/>
+        </w:rPr>
+        <w:t xml:space="preserve">Notificação de crédito</w:t>
+      </w:r>
+      <w:r>
+        <w:t xml:space="preserve"> </w:t>
+      </w:r>
+      <w:r>
+        <w:t xml:space="preserve">no banco boliviano é a sua melhor amiga no P2P: o celular avisa quando o dinheiro entrou de verdade.</w:t>
+      </w:r>
+    </w:p>
+    <w:p>
+      <w:pPr>
+        <w:pStyle w:val="BodyText"/>
+      </w:pPr>
+      <w:r>
+        <w:t xml:space="preserve">Pegue o celular agora e ative o 2FA por app na sua exchange. Antes de virar a página.</w:t>
+      </w:r>
+    </w:p>
+    <w:bookmarkEnd w:id="226"/>
+    <w:p>
+      <w:r>
+        <w:pict>
+          <v:rect style="width:0;height:1.5pt" o:hralign="center" o:hrstd="t" o:hr="t"/>
+        </w:pict>
+      </w:r>
+    </w:p>
+    <w:p>
+      <w:pPr>
+        <w:pStyle w:val="FirstParagraph"/>
+      </w:pPr>
+      <w:r>
+        <w:t xml:space="preserve">Segurança do celular</w:t>
+      </w:r>
+    </w:p>
+    <w:bookmarkStart w:id="227" w:name="X2e3eb5a4feeb306d71141ad238fd301baa00c0a"/>
+    <w:p>
+      <w:pPr>
+        <w:pStyle w:val="Heading1"/>
+      </w:pPr>
+      <w:r>
+        <w:t xml:space="preserve">Seu celular é o seu cofre. Trate como tal.</w:t>
+      </w:r>
+    </w:p>
+    <w:p>
+      <w:pPr>
+        <w:numPr>
+          <w:ilvl w:val="0"/>
+          <w:numId w:val="1073"/>
+        </w:numPr>
+        <w:pStyle w:val="Compact"/>
+      </w:pPr>
+      <w:r>
+        <w:rPr>
+          <w:bCs/>
+          <w:b/>
+        </w:rPr>
+        <w:t xml:space="preserve">Bloqueio de tela</w:t>
+      </w:r>
+      <w:r>
+        <w:t xml:space="preserve"> </w:t>
+      </w:r>
+      <w:r>
+        <w:t xml:space="preserve">com senha (não só padrão de desenho)</w:t>
+      </w:r>
+    </w:p>
+    <w:p>
+      <w:pPr>
+        <w:numPr>
+          <w:ilvl w:val="0"/>
+          <w:numId w:val="1073"/>
+        </w:numPr>
+        <w:pStyle w:val="Compact"/>
+      </w:pPr>
+      <w:r>
+        <w:rPr>
+          <w:bCs/>
+          <w:b/>
+        </w:rPr>
+        <w:t xml:space="preserve">PIN no chip</w:t>
+      </w:r>
+      <w:r>
+        <w:t xml:space="preserve"> </w:t>
+      </w:r>
+      <w:r>
+        <w:t xml:space="preserve">(a operadora informa como ativar)</w:t>
+      </w:r>
+    </w:p>
+    <w:p>
+      <w:pPr>
+        <w:numPr>
+          <w:ilvl w:val="0"/>
+          <w:numId w:val="1073"/>
+        </w:numPr>
+        <w:pStyle w:val="Compact"/>
+      </w:pPr>
+      <w:r>
+        <w:rPr>
+          <w:bCs/>
+          <w:b/>
+        </w:rPr>
+        <w:t xml:space="preserve">Sistema e apps atualizados</w:t>
+      </w:r>
+    </w:p>
+    <w:p>
+      <w:pPr>
+        <w:numPr>
+          <w:ilvl w:val="0"/>
+          <w:numId w:val="1073"/>
+        </w:numPr>
+        <w:pStyle w:val="Compact"/>
+      </w:pPr>
+      <w:r>
+        <w:t xml:space="preserve">Apps de cripto e banco</w:t>
+      </w:r>
+      <w:r>
+        <w:t xml:space="preserve"> </w:t>
+      </w:r>
+      <w:r>
+        <w:rPr>
+          <w:bCs/>
+          <w:b/>
+        </w:rPr>
+        <w:t xml:space="preserve">com senha própria</w:t>
+      </w:r>
+      <w:r>
+        <w:t xml:space="preserve"> </w:t>
+      </w:r>
+      <w:r>
+        <w:t xml:space="preserve">ou biometria</w:t>
+      </w:r>
+    </w:p>
+    <w:p>
+      <w:pPr>
+        <w:numPr>
+          <w:ilvl w:val="0"/>
+          <w:numId w:val="1073"/>
+        </w:numPr>
+        <w:pStyle w:val="Compact"/>
+      </w:pPr>
+      <w:r>
+        <w:rPr>
+          <w:bCs/>
+          <w:b/>
+        </w:rPr>
+        <w:t xml:space="preserve">Backup</w:t>
+      </w:r>
+      <w:r>
+        <w:t xml:space="preserve"> </w:t>
+      </w:r>
+      <w:r>
+        <w:t xml:space="preserve">ativo e localizar celular ligado</w:t>
+      </w:r>
+    </w:p>
+    <w:p>
+      <w:pPr>
+        <w:numPr>
+          <w:ilvl w:val="0"/>
+          <w:numId w:val="1073"/>
+        </w:numPr>
+        <w:pStyle w:val="Compact"/>
+      </w:pPr>
+      <w:r>
+        <w:t xml:space="preserve">Nada de seed, senha ou print de código na galeria</w:t>
+      </w:r>
+    </w:p>
+    <w:p>
+      <w:pPr>
+        <w:pStyle w:val="FirstParagraph"/>
+      </w:pPr>
+      <w:r>
+        <w:rPr>
+          <w:bCs/>
+          <w:b/>
+        </w:rPr>
+        <w:t xml:space="preserve">Dica de ouro:</w:t>
+      </w:r>
+      <w:r>
+        <w:t xml:space="preserve"> </w:t>
+      </w:r>
+      <w:r>
+        <w:t xml:space="preserve">se puder, use um celular só para dinheiro (banco e cripto), que não sai de casa.</w:t>
+      </w:r>
+    </w:p>
+    <w:bookmarkEnd w:id="227"/>
+    <w:p>
+      <w:r>
+        <w:pict>
+          <v:rect style="width:0;height:1.5pt" o:hralign="center" o:hrstd="t" o:hr="t"/>
+        </w:pict>
+      </w:r>
+    </w:p>
+    <w:bookmarkStart w:id="228" w:name="X51c2b82fdfaa8c686f009b34927de5a8972b818"/>
+    <w:p>
+      <w:pPr>
+        <w:pStyle w:val="Heading2"/>
+      </w:pPr>
+      <w:r>
+        <w:t xml:space="preserve">Roubaram o celular: os primeiros 30 minutos</w:t>
+      </w:r>
+    </w:p>
+    <w:p>
+      <w:pPr>
+        <w:numPr>
+          <w:ilvl w:val="0"/>
+          <w:numId w:val="1074"/>
+        </w:numPr>
+        <w:pStyle w:val="Compact"/>
+      </w:pPr>
+      <w:r>
+        <w:rPr>
+          <w:bCs/>
+          <w:b/>
+        </w:rPr>
+        <w:t xml:space="preserve">Ligue para a operadora</w:t>
+      </w:r>
+      <w:r>
+        <w:t xml:space="preserve"> </w:t>
+      </w:r>
+      <w:r>
+        <w:t xml:space="preserve">e bloqueie o chip</w:t>
+      </w:r>
+    </w:p>
+    <w:p>
+      <w:pPr>
+        <w:numPr>
+          <w:ilvl w:val="0"/>
+          <w:numId w:val="1074"/>
+        </w:numPr>
+        <w:pStyle w:val="Compact"/>
+      </w:pPr>
+      <w:r>
+        <w:rPr>
+          <w:bCs/>
+          <w:b/>
+        </w:rPr>
+        <w:t xml:space="preserve">Ligue para o banco</w:t>
+      </w:r>
+      <w:r>
+        <w:t xml:space="preserve"> </w:t>
+      </w:r>
+      <w:r>
+        <w:t xml:space="preserve">(Brasil e Bolívia) e bloqueie o app</w:t>
+      </w:r>
+    </w:p>
+    <w:p>
+      <w:pPr>
+        <w:numPr>
+          <w:ilvl w:val="0"/>
+          <w:numId w:val="1074"/>
+        </w:numPr>
+        <w:pStyle w:val="Compact"/>
+      </w:pPr>
+      <w:r>
+        <w:t xml:space="preserve">De outro aparelho,</w:t>
+      </w:r>
+      <w:r>
+        <w:t xml:space="preserve"> </w:t>
+      </w:r>
+      <w:r>
+        <w:rPr>
+          <w:bCs/>
+          <w:b/>
+        </w:rPr>
+        <w:t xml:space="preserve">troque a senha</w:t>
+      </w:r>
+      <w:r>
+        <w:t xml:space="preserve"> </w:t>
+      </w:r>
+      <w:r>
+        <w:t xml:space="preserve">da exchange e do e-mail</w:t>
+      </w:r>
+    </w:p>
+    <w:p>
+      <w:pPr>
+        <w:numPr>
+          <w:ilvl w:val="0"/>
+          <w:numId w:val="1074"/>
+        </w:numPr>
+        <w:pStyle w:val="Compact"/>
+      </w:pPr>
+      <w:r>
+        <w:t xml:space="preserve">Use o</w:t>
+      </w:r>
+      <w:r>
+        <w:t xml:space="preserve"> </w:t>
+      </w:r>
+      <w:r>
+        <w:rPr>
+          <w:bCs/>
+          <w:b/>
+        </w:rPr>
+        <w:t xml:space="preserve">“localizar celular”</w:t>
+      </w:r>
+      <w:r>
+        <w:t xml:space="preserve"> </w:t>
+      </w:r>
+      <w:r>
+        <w:t xml:space="preserve">para apagar o aparelho à distância</w:t>
+      </w:r>
+    </w:p>
+    <w:p>
+      <w:pPr>
+        <w:numPr>
+          <w:ilvl w:val="0"/>
+          <w:numId w:val="1074"/>
+        </w:numPr>
+        <w:pStyle w:val="Compact"/>
+      </w:pPr>
+      <w:r>
+        <w:t xml:space="preserve">Registre o</w:t>
+      </w:r>
+      <w:r>
+        <w:t xml:space="preserve"> </w:t>
+      </w:r>
+      <w:r>
+        <w:rPr>
+          <w:bCs/>
+          <w:b/>
+        </w:rPr>
+        <w:t xml:space="preserve">boletim de ocorrência</w:t>
+      </w:r>
+      <w:r>
+        <w:t xml:space="preserve"> </w:t>
+      </w:r>
+      <w:r>
+        <w:t xml:space="preserve">(5.5)</w:t>
+      </w:r>
+    </w:p>
+    <w:p>
+      <w:pPr>
+        <w:pStyle w:val="FirstParagraph"/>
+      </w:pPr>
+      <w:r>
+        <w:t xml:space="preserve">Quem tem o plano pronto age em minutos. Quem não tem, chora por meses.</w:t>
+      </w:r>
+    </w:p>
+    <w:bookmarkEnd w:id="228"/>
+    <w:p>
+      <w:r>
+        <w:pict>
+          <v:rect style="width:0;height:1.5pt" o:hralign="center" o:hrstd="t" o:hr="t"/>
+        </w:pict>
+      </w:r>
+    </w:p>
+    <w:p>
+      <w:pPr>
+        <w:pStyle w:val="FirstParagraph"/>
+      </w:pPr>
+      <w:r>
+        <w:t xml:space="preserve">Segurança física</w:t>
+      </w:r>
+    </w:p>
+    <w:bookmarkStart w:id="229" w:name="discrição-vale-mais-que-alarme"/>
+    <w:p>
+      <w:pPr>
+        <w:pStyle w:val="Heading1"/>
+      </w:pPr>
+      <w:r>
+        <w:t xml:space="preserve">Discrição vale mais que alarme</w:t>
+      </w:r>
+    </w:p>
+    <w:p>
+      <w:pPr>
+        <w:numPr>
+          <w:ilvl w:val="0"/>
+          <w:numId w:val="1075"/>
+        </w:numPr>
+        <w:pStyle w:val="Compact"/>
+      </w:pPr>
+      <w:r>
+        <w:t xml:space="preserve">Não conte quanto você tem, nem para conhecido</w:t>
+      </w:r>
+    </w:p>
+    <w:p>
+      <w:pPr>
+        <w:numPr>
+          <w:ilvl w:val="0"/>
+          <w:numId w:val="1075"/>
+        </w:numPr>
+        <w:pStyle w:val="Compact"/>
+      </w:pPr>
+      <w:r>
+        <w:t xml:space="preserve">Não poste print de saldo, carro novo e apê no mesmo perfil</w:t>
+      </w:r>
+    </w:p>
+    <w:p>
+      <w:pPr>
+        <w:numPr>
+          <w:ilvl w:val="0"/>
+          <w:numId w:val="1075"/>
+        </w:numPr>
+        <w:pStyle w:val="Compact"/>
+      </w:pPr>
+      <w:r>
+        <w:t xml:space="preserve">Não marque encontro presencial para “trocar” USDT por dinheiro vivo</w:t>
+      </w:r>
+    </w:p>
+    <w:p>
+      <w:pPr>
+        <w:numPr>
+          <w:ilvl w:val="0"/>
+          <w:numId w:val="1075"/>
+        </w:numPr>
+        <w:pStyle w:val="Compact"/>
+      </w:pPr>
+      <w:r>
+        <w:t xml:space="preserve">Não fale de valores em grupo aberto</w:t>
+      </w:r>
+    </w:p>
+    <w:p>
+      <w:pPr>
+        <w:pStyle w:val="FirstParagraph"/>
+      </w:pPr>
+      <w:r>
+        <w:rPr>
+          <w:bCs/>
+          <w:b/>
+        </w:rPr>
+        <w:t xml:space="preserve">Encontro presencial com dinheiro na mão é o golpe mais perigoso de todos:</w:t>
+      </w:r>
+      <w:r>
+        <w:t xml:space="preserve"> </w:t>
+      </w:r>
+      <w:r>
+        <w:t xml:space="preserve">além de perder o dinheiro, você arrisca a vida. O método foi desenhado para você</w:t>
+      </w:r>
+      <w:r>
+        <w:t xml:space="preserve"> </w:t>
+      </w:r>
+      <w:r>
+        <w:rPr>
+          <w:bCs/>
+          <w:b/>
+        </w:rPr>
+        <w:t xml:space="preserve">nunca</w:t>
+      </w:r>
+      <w:r>
+        <w:t xml:space="preserve"> </w:t>
+      </w:r>
+      <w:r>
+        <w:t xml:space="preserve">precisar disso.</w:t>
+      </w:r>
+    </w:p>
+    <w:p>
+      <w:pPr>
+        <w:pStyle w:val="BodyText"/>
+      </w:pPr>
+      <w:r>
+        <w:t xml:space="preserve">O melhor patrimônio é o que ninguém sabe que você tem.</w:t>
+      </w:r>
+    </w:p>
+    <w:bookmarkEnd w:id="229"/>
+    <w:p>
+      <w:r>
+        <w:pict>
+          <v:rect style="width:0;height:1.5pt" o:hralign="center" o:hrstd="t" o:hr="t"/>
+        </w:pict>
+      </w:r>
+    </w:p>
+    <w:bookmarkStart w:id="230" w:name="X5b314f772c787fa104b6dac6aac0f021666613d"/>
+    <w:p>
+      <w:pPr>
+        <w:pStyle w:val="Heading2"/>
+      </w:pPr>
+      <w:r>
+        <w:t xml:space="preserve">Na Bolívia, o golpe também chega pelo celular</w:t>
+      </w:r>
+    </w:p>
+    <w:p>
+      <w:pPr>
+        <w:pStyle w:val="FirstParagraph"/>
+      </w:pPr>
+      <w:r>
+        <w:t xml:space="preserve">16.821</w:t>
+      </w:r>
+      <w:r>
+        <w:t xml:space="preserve">denúncias de golpe digital na Bolívia em 2026 (até 17/07)</w:t>
+      </w:r>
+    </w:p>
+    <w:p>
+      <w:pPr>
+        <w:pStyle w:val="BodyText"/>
+      </w:pPr>
+      <w:r>
+        <w:t xml:space="preserve">800 10 6000</w:t>
+      </w:r>
+      <w:r>
+        <w:t xml:space="preserve">linha gratuita “Bloquea la Estafa” (ATT)</w:t>
+      </w:r>
+    </w:p>
+    <w:p>
+      <w:pPr>
+        <w:pStyle w:val="BodyText"/>
+      </w:pPr>
+      <w:r>
+        <w:t xml:space="preserve">Multa falsa</w:t>
+      </w:r>
+      <w:r>
+        <w:t xml:space="preserve">golpe por WhatsApp alertado em Cochabamba</w:t>
+      </w:r>
+    </w:p>
+    <w:p>
+      <w:pPr>
+        <w:pStyle w:val="BodyText"/>
+      </w:pPr>
+      <w:r>
+        <w:t xml:space="preserve">Entre os golpes mais denunciados lá estão as vendas falsas de</w:t>
+      </w:r>
+      <w:r>
+        <w:t xml:space="preserve"> </w:t>
+      </w:r>
+      <w:r>
+        <w:rPr>
+          <w:bCs/>
+          <w:b/>
+        </w:rPr>
+        <w:t xml:space="preserve">dólares</w:t>
+      </w:r>
+      <w:r>
+        <w:t xml:space="preserve"> </w:t>
+      </w:r>
+      <w:r>
+        <w:t xml:space="preserve">e os</w:t>
+      </w:r>
+      <w:r>
+        <w:t xml:space="preserve"> </w:t>
+      </w:r>
+      <w:r>
+        <w:rPr>
+          <w:bCs/>
+          <w:b/>
+        </w:rPr>
+        <w:t xml:space="preserve">anticréticos</w:t>
+      </w:r>
+      <w:r>
+        <w:t xml:space="preserve"> </w:t>
+      </w:r>
+      <w:r>
+        <w:t xml:space="preserve">falsos.</w:t>
+      </w:r>
+    </w:p>
+    <w:p>
+      <w:pPr>
+        <w:pStyle w:val="BodyText"/>
+      </w:pPr>
+      <w:r>
+        <w:t xml:space="preserve">O cuidado é o mesmo dos dois lados da fronteira:</w:t>
+      </w:r>
+      <w:r>
+        <w:t xml:space="preserve"> </w:t>
+      </w:r>
+      <w:r>
+        <w:rPr>
+          <w:bCs/>
+          <w:b/>
+        </w:rPr>
+        <w:t xml:space="preserve">plataforma oficial, nome confere, dinheiro na conta, contrato registrado.</w:t>
+      </w:r>
+    </w:p>
+    <w:bookmarkEnd w:id="230"/>
+    <w:p>
+      <w:r>
+        <w:pict>
+          <v:rect style="width:0;height:1.5pt" o:hralign="center" o:hrstd="t" o:hr="t"/>
+        </w:pict>
+      </w:r>
+    </w:p>
+    <w:p>
+      <w:pPr>
+        <w:pStyle w:val="FirstParagraph"/>
+      </w:pPr>
+      <w:r>
+        <w:t xml:space="preserve">Deu errado</w:t>
+      </w:r>
+    </w:p>
+    <w:bookmarkStart w:id="231" w:name="caí-num-golpe.-e-agora"/>
+    <w:p>
+      <w:pPr>
+        <w:pStyle w:val="Heading1"/>
+      </w:pPr>
+      <w:r>
+        <w:t xml:space="preserve">Caí num golpe. E agora?</w:t>
+      </w:r>
+    </w:p>
+    <w:p>
+      <w:pPr>
+        <w:numPr>
+          <w:ilvl w:val="0"/>
+          <w:numId w:val="1076"/>
+        </w:numPr>
+        <w:pStyle w:val="Compact"/>
+      </w:pPr>
+      <w:r>
+        <w:rPr>
+          <w:bCs/>
+          <w:b/>
+        </w:rPr>
+        <w:t xml:space="preserve">Pare tudo.</w:t>
+      </w:r>
+      <w:r>
+        <w:t xml:space="preserve"> </w:t>
+      </w:r>
+      <w:r>
+        <w:t xml:space="preserve">Não mande mais nenhum valor “para resolver”</w:t>
+      </w:r>
+    </w:p>
+    <w:p>
+      <w:pPr>
+        <w:numPr>
+          <w:ilvl w:val="0"/>
+          <w:numId w:val="1076"/>
+        </w:numPr>
+        <w:pStyle w:val="Compact"/>
+      </w:pPr>
+      <w:r>
+        <w:rPr>
+          <w:bCs/>
+          <w:b/>
+        </w:rPr>
+        <w:t xml:space="preserve">Bloqueie</w:t>
+      </w:r>
+      <w:r>
+        <w:t xml:space="preserve"> </w:t>
+      </w:r>
+      <w:r>
+        <w:t xml:space="preserve">a conta na exchange e troque senhas</w:t>
+      </w:r>
+    </w:p>
+    <w:p>
+      <w:pPr>
+        <w:numPr>
+          <w:ilvl w:val="0"/>
+          <w:numId w:val="1076"/>
+        </w:numPr>
+        <w:pStyle w:val="Compact"/>
+      </w:pPr>
+      <w:r>
+        <w:rPr>
+          <w:bCs/>
+          <w:b/>
+        </w:rPr>
+        <w:t xml:space="preserve">Abra disputa</w:t>
+      </w:r>
+      <w:r>
+        <w:t xml:space="preserve"> </w:t>
+      </w:r>
+      <w:r>
+        <w:t xml:space="preserve">na plataforma, se foi no P2P</w:t>
+      </w:r>
+    </w:p>
+    <w:p>
+      <w:pPr>
+        <w:numPr>
+          <w:ilvl w:val="0"/>
+          <w:numId w:val="1076"/>
+        </w:numPr>
+        <w:pStyle w:val="Compact"/>
+      </w:pPr>
+      <w:r>
+        <w:rPr>
+          <w:bCs/>
+          <w:b/>
+        </w:rPr>
+        <w:t xml:space="preserve">Pix?</w:t>
+      </w:r>
+      <w:r>
+        <w:t xml:space="preserve"> </w:t>
+      </w:r>
+      <w:r>
+        <w:t xml:space="preserve">Peça o</w:t>
+      </w:r>
+      <w:r>
+        <w:t xml:space="preserve"> </w:t>
+      </w:r>
+      <w:r>
+        <w:rPr>
+          <w:bCs/>
+          <w:b/>
+        </w:rPr>
+        <w:t xml:space="preserve">MED</w:t>
+      </w:r>
+      <w:r>
+        <w:t xml:space="preserve"> </w:t>
+      </w:r>
+      <w:r>
+        <w:t xml:space="preserve">no seu banco (próxima página)</w:t>
+      </w:r>
+    </w:p>
+    <w:p>
+      <w:pPr>
+        <w:numPr>
+          <w:ilvl w:val="0"/>
+          <w:numId w:val="1076"/>
+        </w:numPr>
+        <w:pStyle w:val="Compact"/>
+      </w:pPr>
+      <w:r>
+        <w:rPr>
+          <w:bCs/>
+          <w:b/>
+        </w:rPr>
+        <w:t xml:space="preserve">Junte provas:</w:t>
+      </w:r>
+      <w:r>
+        <w:t xml:space="preserve"> </w:t>
+      </w:r>
+      <w:r>
+        <w:t xml:space="preserve">prints, hashes, extratos, conversas</w:t>
+      </w:r>
+    </w:p>
+    <w:p>
+      <w:pPr>
+        <w:numPr>
+          <w:ilvl w:val="0"/>
+          <w:numId w:val="1076"/>
+        </w:numPr>
+        <w:pStyle w:val="Compact"/>
+      </w:pPr>
+      <w:r>
+        <w:rPr>
+          <w:bCs/>
+          <w:b/>
+        </w:rPr>
+        <w:t xml:space="preserve">Registre ocorrência</w:t>
+      </w:r>
+      <w:r>
+        <w:t xml:space="preserve"> </w:t>
+      </w:r>
+      <w:r>
+        <w:t xml:space="preserve">no Brasil e/ou na Bolívia</w:t>
+      </w:r>
+    </w:p>
+    <w:p>
+      <w:pPr>
+        <w:pStyle w:val="FirstParagraph"/>
+      </w:pPr>
+      <w:r>
+        <w:rPr>
+          <w:bCs/>
+          <w:b/>
+        </w:rPr>
+        <w:t xml:space="preserve">Cuidado com o “golpe do resgate”:</w:t>
+      </w:r>
+      <w:r>
+        <w:t xml:space="preserve"> </w:t>
+      </w:r>
+      <w:r>
+        <w:t xml:space="preserve">depois de um golpe, aparece alguém prometendo recuperar o seu dinheiro mediante pagamento. É o segundo golpe.</w:t>
+      </w:r>
+    </w:p>
+    <w:bookmarkEnd w:id="231"/>
+    <w:p>
+      <w:r>
+        <w:pict>
+          <v:rect style="width:0;height:1.5pt" o:hralign="center" o:hrstd="t" o:hr="t"/>
+        </w:pict>
+      </w:r>
+    </w:p>
+    <w:bookmarkStart w:id="232" w:name="pix-o-med-pode-devolver-o-seu-dinheiro"/>
+    <w:p>
+      <w:pPr>
+        <w:pStyle w:val="Heading2"/>
+      </w:pPr>
+      <w:r>
+        <w:t xml:space="preserve">Pix: o MED pode devolver o seu dinheiro</w:t>
+      </w:r>
+    </w:p>
+    <w:p>
+      <w:pPr>
+        <w:pStyle w:val="FirstParagraph"/>
+      </w:pPr>
+      <w:r>
+        <w:t xml:space="preserve">O</w:t>
+      </w:r>
+      <w:r>
+        <w:t xml:space="preserve"> </w:t>
+      </w:r>
+      <w:r>
+        <w:rPr>
+          <w:bCs/>
+          <w:b/>
+        </w:rPr>
+        <w:t xml:space="preserve">Mecanismo Especial de Devolução (MED)</w:t>
+      </w:r>
+      <w:r>
+        <w:t xml:space="preserve"> </w:t>
+      </w:r>
+      <w:r>
+        <w:t xml:space="preserve">do Banco Central serve para fraude e golpe no Pix.</w:t>
+      </w:r>
+    </w:p>
+    <w:tbl>
+      <w:tblPr>
+        <w:tblStyle w:val="Table"/>
+        <w:tblW w:type="auto" w:w="0"/>
+        <w:tblLook w:firstRow="0" w:lastRow="0" w:firstColumn="0" w:lastColumn="0" w:noHBand="0" w:noVBand="0" w:val="0000"/>
+        <w:jc w:val="start"/>
+      </w:tblPr>
+      <w:tblGrid>
+        <w:gridCol w:w="3960"/>
+        <w:gridCol w:w="3960"/>
+      </w:tblGrid>
+      <w:tr>
+        <w:tc>
+          <w:tcPr/>
+          <w:p>
+            <w:pPr>
+              <w:pStyle w:val="Compact"/>
+              <w:jc w:val="left"/>
+            </w:pPr>
+            <w:r>
+              <w:t xml:space="preserve">Ponto</w:t>
+            </w:r>
+          </w:p>
+        </w:tc>
+        <w:tc>
+          <w:tcPr/>
+          <w:p>
+            <w:pPr>
+              <w:pStyle w:val="Compact"/>
+              <w:jc w:val="left"/>
+            </w:pPr>
+            <w:r>
+              <w:t xml:space="preserve">Regra</w:t>
+            </w:r>
+          </w:p>
+        </w:tc>
+      </w:tr>
+      <w:tr>
+        <w:tc>
+          <w:tcPr/>
+          <w:p>
+            <w:pPr>
+              <w:pStyle w:val="Compact"/>
+              <w:jc w:val="left"/>
+            </w:pPr>
+            <w:r>
+              <w:t xml:space="preserve">Prazo para pedir</w:t>
+            </w:r>
+          </w:p>
+        </w:tc>
+        <w:tc>
+          <w:tcPr/>
+          <w:p>
+            <w:pPr>
+              <w:pStyle w:val="Compact"/>
+              <w:jc w:val="left"/>
+            </w:pPr>
+            <w:r>
+              <w:t xml:space="preserve">Até</w:t>
+            </w:r>
+            <w:r>
+              <w:t xml:space="preserve"> </w:t>
+            </w:r>
+            <w:r>
+              <w:rPr>
+                <w:bCs/>
+                <w:b/>
+              </w:rPr>
+              <w:t xml:space="preserve">80 dias</w:t>
+            </w:r>
+            <w:r>
+              <w:t xml:space="preserve"> </w:t>
+            </w:r>
+            <w:r>
+              <w:t xml:space="preserve">após o Pix</w:t>
+            </w:r>
+          </w:p>
+        </w:tc>
+      </w:tr>
+      <w:tr>
+        <w:tc>
+          <w:tcPr/>
+          <w:p>
+            <w:pPr>
+              <w:pStyle w:val="Compact"/>
+              <w:jc w:val="left"/>
+            </w:pPr>
+            <w:r>
+              <w:t xml:space="preserve">Onde pedir</w:t>
+            </w:r>
+          </w:p>
+        </w:tc>
+        <w:tc>
+          <w:tcPr/>
+          <w:p>
+            <w:pPr>
+              <w:pStyle w:val="Compact"/>
+              <w:jc w:val="left"/>
+            </w:pPr>
+            <w:r>
+              <w:t xml:space="preserve">No</w:t>
+            </w:r>
+            <w:r>
+              <w:t xml:space="preserve"> </w:t>
+            </w:r>
+            <w:r>
+              <w:rPr>
+                <w:bCs/>
+                <w:b/>
+              </w:rPr>
+              <w:t xml:space="preserve">seu banco</w:t>
+            </w:r>
+            <w:r>
+              <w:t xml:space="preserve">, pelo app, SAC ou ouvidoria</w:t>
+            </w:r>
+          </w:p>
+        </w:tc>
+      </w:tr>
+      <w:tr>
+        <w:tc>
+          <w:tcPr/>
+          <w:p>
+            <w:pPr>
+              <w:pStyle w:val="Compact"/>
+              <w:jc w:val="left"/>
+            </w:pPr>
+            <w:r>
+              <w:t xml:space="preserve">Devolução (MED 2.0)</w:t>
+            </w:r>
+          </w:p>
+        </w:tc>
+        <w:tc>
+          <w:tcPr/>
+          <w:p>
+            <w:pPr>
+              <w:pStyle w:val="Compact"/>
+              <w:jc w:val="left"/>
+            </w:pPr>
+            <w:r>
+              <w:t xml:space="preserve">Em até 11 dias após a contestação, se ainda houver saldo</w:t>
+            </w:r>
+          </w:p>
+        </w:tc>
+      </w:tr>
+      <w:tr>
+        <w:tc>
+          <w:tcPr/>
+          <w:p>
+            <w:pPr>
+              <w:pStyle w:val="Compact"/>
+              <w:jc w:val="left"/>
+            </w:pPr>
+            <w:r>
+              <w:t xml:space="preserve">Não vale para</w:t>
+            </w:r>
+          </w:p>
+        </w:tc>
+        <w:tc>
+          <w:tcPr/>
+          <w:p>
+            <w:pPr>
+              <w:pStyle w:val="Compact"/>
+              <w:jc w:val="left"/>
+            </w:pPr>
+            <w:r>
+              <w:t xml:space="preserve">Erro de digitação, arrependimento ou briga comercial</w:t>
+            </w:r>
+          </w:p>
+        </w:tc>
+      </w:tr>
+    </w:tbl>
+    <w:p>
+      <w:pPr>
+        <w:pStyle w:val="BodyText"/>
+      </w:pPr>
+      <w:r>
+        <w:rPr>
+          <w:bCs/>
+          <w:b/>
+        </w:rPr>
+        <w:t xml:space="preserve">Rapidez é tudo.</w:t>
+      </w:r>
+      <w:r>
+        <w:t xml:space="preserve"> </w:t>
+      </w:r>
+      <w:r>
+        <w:t xml:space="preserve">Quanto antes você pede, maior a chance de o dinheiro ainda estar na conta do golpista.</w:t>
+      </w:r>
+    </w:p>
+    <w:p>
+      <w:pPr>
+        <w:pStyle w:val="BodyText"/>
+      </w:pPr>
+      <w:r>
+        <w:rPr>
+          <w:bCs/>
+          <w:b/>
+        </w:rPr>
+        <w:t xml:space="preserve">Na blockchain não existe MED.</w:t>
+      </w:r>
+      <w:r>
+        <w:t xml:space="preserve"> </w:t>
+      </w:r>
+      <w:r>
+        <w:t xml:space="preserve">Por isso o teste de R$ 50 e a conferência do endereço são obrigatórios.</w:t>
+      </w:r>
+    </w:p>
+    <w:bookmarkEnd w:id="232"/>
+    <w:p>
+      <w:r>
+        <w:pict>
+          <v:rect style="width:0;height:1.5pt" o:hralign="center" o:hrstd="t" o:hr="t"/>
+        </w:pict>
+      </w:r>
+    </w:p>
+    <w:bookmarkStart w:id="235" w:name="onde-registrar-a-ocorrência"/>
+    <w:p>
+      <w:pPr>
+        <w:pStyle w:val="Heading2"/>
+      </w:pPr>
+      <w:r>
+        <w:t xml:space="preserve">Onde registrar a ocorrência</w:t>
+      </w:r>
+    </w:p>
+    <w:bookmarkStart w:id="233" w:name="no-brasil"/>
+    <w:p>
+      <w:pPr>
+        <w:pStyle w:val="Heading3"/>
+      </w:pPr>
+      <w:r>
+        <w:t xml:space="preserve">No Brasil</w:t>
+      </w:r>
+    </w:p>
+    <w:p>
+      <w:pPr>
+        <w:numPr>
+          <w:ilvl w:val="0"/>
+          <w:numId w:val="1077"/>
+        </w:numPr>
+        <w:pStyle w:val="Compact"/>
+      </w:pPr>
+      <w:r>
+        <w:t xml:space="preserve">Delegacia eletrônica do seu estado</w:t>
+      </w:r>
+    </w:p>
+    <w:p>
+      <w:pPr>
+        <w:numPr>
+          <w:ilvl w:val="0"/>
+          <w:numId w:val="1077"/>
+        </w:numPr>
+        <w:pStyle w:val="Compact"/>
+      </w:pPr>
+      <w:r>
+        <w:t xml:space="preserve">Ou delegacia presencial</w:t>
+      </w:r>
+    </w:p>
+    <w:p>
+      <w:pPr>
+        <w:numPr>
+          <w:ilvl w:val="0"/>
+          <w:numId w:val="1077"/>
+        </w:numPr>
+        <w:pStyle w:val="Compact"/>
+      </w:pPr>
+      <w:r>
+        <w:t xml:space="preserve">Leve prints, extratos e hashes</w:t>
+      </w:r>
+    </w:p>
+    <w:bookmarkEnd w:id="233"/>
+    <w:bookmarkStart w:id="234" w:name="na-bolívia-1"/>
+    <w:p>
+      <w:pPr>
+        <w:pStyle w:val="Heading3"/>
+      </w:pPr>
+      <w:r>
+        <w:t xml:space="preserve">Na Bolívia</w:t>
+      </w:r>
+    </w:p>
+    <w:p>
+      <w:pPr>
+        <w:numPr>
+          <w:ilvl w:val="0"/>
+          <w:numId w:val="1078"/>
+        </w:numPr>
+        <w:pStyle w:val="Compact"/>
+      </w:pPr>
+      <w:r>
+        <w:t xml:space="preserve">FELCC (Força Especial de Luta Contra o Crime), unidade de cibercrime</w:t>
+      </w:r>
+    </w:p>
+    <w:p>
+      <w:pPr>
+        <w:numPr>
+          <w:ilvl w:val="0"/>
+          <w:numId w:val="1078"/>
+        </w:numPr>
+        <w:pStyle w:val="Compact"/>
+      </w:pPr>
+      <w:r>
+        <w:t xml:space="preserve">Plataforma “Bloquea la Estafa” da ATT</w:t>
+      </w:r>
+    </w:p>
+    <w:p>
+      <w:pPr>
+        <w:numPr>
+          <w:ilvl w:val="0"/>
+          <w:numId w:val="1078"/>
+        </w:numPr>
+        <w:pStyle w:val="Compact"/>
+      </w:pPr>
+      <w:r>
+        <w:t xml:space="preserve">Linha gratuita 800 10 6000</w:t>
+      </w:r>
+    </w:p>
+    <w:bookmarkEnd w:id="234"/>
+    <w:p>
+      <w:pPr>
+        <w:pStyle w:val="FirstParagraph"/>
+      </w:pPr>
+      <w:r>
+        <w:rPr>
+          <w:bCs/>
+          <w:b/>
+        </w:rPr>
+        <w:t xml:space="preserve">Contate também a exchange</w:t>
+      </w:r>
+      <w:r>
+        <w:t xml:space="preserve"> </w:t>
+      </w:r>
+      <w:r>
+        <w:t xml:space="preserve">pelo suporte oficial com o hash da transação. Ela pode congelar valores que caírem em contas dela.</w:t>
+      </w:r>
+    </w:p>
+    <w:p>
+      <w:pPr>
+        <w:pStyle w:val="BodyText"/>
+      </w:pPr>
+      <w:r>
+        <w:t xml:space="preserve">Boletim registrado é o primeiro passo para ter o dinheiro de volta.</w:t>
+      </w:r>
+    </w:p>
+    <w:bookmarkEnd w:id="235"/>
+    <w:p>
+      <w:r>
+        <w:pict>
+          <v:rect style="width:0;height:1.5pt" o:hralign="center" o:hrstd="t" o:hr="t"/>
+        </w:pict>
+      </w:r>
+    </w:p>
+    <w:p>
+      <w:pPr>
+        <w:pStyle w:val="FirstParagraph"/>
+      </w:pPr>
+      <w:r>
+        <w:t xml:space="preserve">Modelo</w:t>
+      </w:r>
+    </w:p>
+    <w:bookmarkStart w:id="236" w:name="kit-de-provas-o-que-guardar"/>
+    <w:p>
+      <w:pPr>
+        <w:pStyle w:val="Heading2"/>
+      </w:pPr>
+      <w:r>
+        <w:t xml:space="preserve">Kit de provas: o que guardar</w:t>
+      </w:r>
+    </w:p>
+    <w:tbl>
+      <w:tblPr>
+        <w:tblStyle w:val="Table"/>
+        <w:tblW w:type="auto" w:w="0"/>
+        <w:tblLook w:firstRow="0" w:lastRow="0" w:firstColumn="0" w:lastColumn="0" w:noHBand="0" w:noVBand="0" w:val="0000"/>
+        <w:jc w:val="start"/>
+      </w:tblPr>
+      <w:tblGrid>
+        <w:gridCol w:w="3960"/>
+        <w:gridCol w:w="3960"/>
+      </w:tblGrid>
+      <w:tr>
+        <w:tc>
+          <w:tcPr/>
+          <w:p>
+            <w:pPr>
+              <w:pStyle w:val="Compact"/>
+              <w:jc w:val="left"/>
+            </w:pPr>
+            <w:r>
+              <w:t xml:space="preserve">Prova</w:t>
+            </w:r>
+          </w:p>
+        </w:tc>
+        <w:tc>
+          <w:tcPr/>
+          <w:p>
+            <w:pPr>
+              <w:pStyle w:val="Compact"/>
+              <w:jc w:val="left"/>
+            </w:pPr>
+            <w:r>
+              <w:t xml:space="preserve">Onde achar</w:t>
+            </w:r>
+          </w:p>
+        </w:tc>
+      </w:tr>
+      <w:tr>
+        <w:tc>
+          <w:tcPr/>
+          <w:p>
+            <w:pPr>
+              <w:pStyle w:val="Compact"/>
+              <w:jc w:val="left"/>
+            </w:pPr>
+            <w:r>
+              <w:t xml:space="preserve">Hash (TxID) da transação</w:t>
+            </w:r>
+          </w:p>
+        </w:tc>
+        <w:tc>
+          <w:tcPr/>
+          <w:p>
+            <w:pPr>
+              <w:pStyle w:val="Compact"/>
+              <w:jc w:val="left"/>
+            </w:pPr>
+            <w:r>
+              <w:t xml:space="preserve">Histórico de saques da exchange</w:t>
+            </w:r>
+          </w:p>
+        </w:tc>
+      </w:tr>
+      <w:tr>
+        <w:tc>
+          <w:tcPr/>
+          <w:p>
+            <w:pPr>
+              <w:pStyle w:val="Compact"/>
+              <w:jc w:val="left"/>
+            </w:pPr>
+            <w:r>
+              <w:t xml:space="preserve">Endereço de destino</w:t>
+            </w:r>
+          </w:p>
+        </w:tc>
+        <w:tc>
+          <w:tcPr/>
+          <w:p>
+            <w:pPr>
+              <w:pStyle w:val="Compact"/>
+              <w:jc w:val="left"/>
+            </w:pPr>
+            <w:r>
+              <w:t xml:space="preserve">Mesma tela do hash</w:t>
+            </w:r>
+          </w:p>
+        </w:tc>
+      </w:tr>
+      <w:tr>
+        <w:tc>
+          <w:tcPr/>
+          <w:p>
+            <w:pPr>
+              <w:pStyle w:val="Compact"/>
+              <w:jc w:val="left"/>
+            </w:pPr>
+            <w:r>
+              <w:t xml:space="preserve">Número da ordem P2P</w:t>
+            </w:r>
+          </w:p>
+        </w:tc>
+        <w:tc>
+          <w:tcPr/>
+          <w:p>
+            <w:pPr>
+              <w:pStyle w:val="Compact"/>
+              <w:jc w:val="left"/>
+            </w:pPr>
+            <w:r>
+              <w:t xml:space="preserve">Detalhe da ordem</w:t>
+            </w:r>
+          </w:p>
+        </w:tc>
+      </w:tr>
+      <w:tr>
+        <w:tc>
+          <w:tcPr/>
+          <w:p>
+            <w:pPr>
+              <w:pStyle w:val="Compact"/>
+              <w:jc w:val="left"/>
+            </w:pPr>
+            <w:r>
+              <w:t xml:space="preserve">Conversa com o comprador</w:t>
+            </w:r>
+          </w:p>
+        </w:tc>
+        <w:tc>
+          <w:tcPr/>
+          <w:p>
+            <w:pPr>
+              <w:pStyle w:val="Compact"/>
+              <w:jc w:val="left"/>
+            </w:pPr>
+            <w:r>
+              <w:t xml:space="preserve">Chat da plataforma (print com data)</w:t>
+            </w:r>
+          </w:p>
+        </w:tc>
+      </w:tr>
+      <w:tr>
+        <w:tc>
+          <w:tcPr/>
+          <w:p>
+            <w:pPr>
+              <w:pStyle w:val="Compact"/>
+              <w:jc w:val="left"/>
+            </w:pPr>
+            <w:r>
+              <w:t xml:space="preserve">Extratos dos dois bancos</w:t>
+            </w:r>
+          </w:p>
+        </w:tc>
+        <w:tc>
+          <w:tcPr/>
+          <w:p>
+            <w:pPr>
+              <w:pStyle w:val="Compact"/>
+              <w:jc w:val="left"/>
+            </w:pPr>
+            <w:r>
+              <w:t xml:space="preserve">Apps dos bancos</w:t>
+            </w:r>
+          </w:p>
+        </w:tc>
+      </w:tr>
+      <w:tr>
+        <w:tc>
+          <w:tcPr/>
+          <w:p>
+            <w:pPr>
+              <w:pStyle w:val="Compact"/>
+              <w:jc w:val="left"/>
+            </w:pPr>
+            <w:r>
+              <w:t xml:space="preserve">Contato do golpista</w:t>
+            </w:r>
+          </w:p>
+        </w:tc>
+        <w:tc>
+          <w:tcPr/>
+          <w:p>
+            <w:pPr>
+              <w:pStyle w:val="Compact"/>
+              <w:jc w:val="left"/>
+            </w:pPr>
+            <w:r>
+              <w:t xml:space="preserve">Número, perfil, site (print)</w:t>
+            </w:r>
+          </w:p>
+        </w:tc>
+      </w:tr>
+    </w:tbl>
+    <w:p>
+      <w:pPr>
+        <w:pStyle w:val="BodyText"/>
+      </w:pPr>
+      <w:r>
+        <w:t xml:space="preserve">Crie hoje uma pasta “Provas” no seu e-mail exclusivo. Toda operação deixa um rastro lá.</w:t>
+      </w:r>
+    </w:p>
+    <w:bookmarkEnd w:id="236"/>
+    <w:p>
+      <w:r>
+        <w:pict>
+          <v:rect style="width:0;height:1.5pt" o:hralign="center" o:hrstd="t" o:hr="t"/>
+        </w:pict>
+      </w:r>
+    </w:p>
+    <w:p>
+      <w:pPr>
+        <w:pStyle w:val="FirstParagraph"/>
+      </w:pPr>
+      <w:r>
+        <w:t xml:space="preserve">Checklist</w:t>
+      </w:r>
+    </w:p>
+    <w:bookmarkStart w:id="237" w:name="itens-de-blindagem"/>
+    <w:p>
+      <w:pPr>
+        <w:pStyle w:val="Heading1"/>
+      </w:pPr>
+      <w:r>
+        <w:t xml:space="preserve">20 itens de blindagem</w:t>
+      </w:r>
+    </w:p>
+    <w:p>
+      <w:pPr>
+        <w:numPr>
+          <w:ilvl w:val="0"/>
+          <w:numId w:val="1079"/>
+        </w:numPr>
+        <w:pStyle w:val="Compact"/>
+      </w:pPr>
+      <w:r>
+        <w:t xml:space="preserve">2FA por app na exchange</w:t>
+      </w:r>
+    </w:p>
+    <w:p>
+      <w:pPr>
+        <w:numPr>
+          <w:ilvl w:val="0"/>
+          <w:numId w:val="1079"/>
+        </w:numPr>
+        <w:pStyle w:val="Compact"/>
+      </w:pPr>
+      <w:r>
+        <w:t xml:space="preserve">2FA por app no P2P</w:t>
+      </w:r>
+    </w:p>
+    <w:p>
+      <w:pPr>
+        <w:numPr>
+          <w:ilvl w:val="0"/>
+          <w:numId w:val="1079"/>
+        </w:numPr>
+        <w:pStyle w:val="Compact"/>
+      </w:pPr>
+      <w:r>
+        <w:t xml:space="preserve">2FA no e-mail</w:t>
+      </w:r>
+    </w:p>
+    <w:p>
+      <w:pPr>
+        <w:numPr>
+          <w:ilvl w:val="0"/>
+          <w:numId w:val="1079"/>
+        </w:numPr>
+        <w:pStyle w:val="Compact"/>
+      </w:pPr>
+      <w:r>
+        <w:t xml:space="preserve">E-mail exclusivo</w:t>
+      </w:r>
+    </w:p>
+    <w:p>
+      <w:pPr>
+        <w:numPr>
+          <w:ilvl w:val="0"/>
+          <w:numId w:val="1079"/>
+        </w:numPr>
+        <w:pStyle w:val="Compact"/>
+      </w:pPr>
+      <w:r>
+        <w:t xml:space="preserve">Senha única e longa</w:t>
+      </w:r>
+    </w:p>
+    <w:p>
+      <w:pPr>
+        <w:numPr>
+          <w:ilvl w:val="0"/>
+          <w:numId w:val="1079"/>
+        </w:numPr>
+        <w:pStyle w:val="Compact"/>
+      </w:pPr>
+      <w:r>
+        <w:t xml:space="preserve">Gerenciador de senhas</w:t>
+      </w:r>
+    </w:p>
+    <w:p>
+      <w:pPr>
+        <w:numPr>
+          <w:ilvl w:val="0"/>
+          <w:numId w:val="1079"/>
+        </w:numPr>
+        <w:pStyle w:val="Compact"/>
+      </w:pPr>
+      <w:r>
+        <w:t xml:space="preserve">Código anti-phishing</w:t>
+      </w:r>
+    </w:p>
+    <w:p>
+      <w:pPr>
+        <w:numPr>
+          <w:ilvl w:val="0"/>
+          <w:numId w:val="1079"/>
+        </w:numPr>
+        <w:pStyle w:val="Compact"/>
+      </w:pPr>
+      <w:r>
+        <w:t xml:space="preserve">Whitelist ativa</w:t>
+      </w:r>
+    </w:p>
+    <w:p>
+      <w:pPr>
+        <w:numPr>
+          <w:ilvl w:val="0"/>
+          <w:numId w:val="1079"/>
+        </w:numPr>
+        <w:pStyle w:val="Compact"/>
+      </w:pPr>
+      <w:r>
+        <w:t xml:space="preserve">PIN no chip</w:t>
+      </w:r>
+    </w:p>
+    <w:p>
+      <w:pPr>
+        <w:numPr>
+          <w:ilvl w:val="0"/>
+          <w:numId w:val="1079"/>
+        </w:numPr>
+        <w:pStyle w:val="Compact"/>
+      </w:pPr>
+      <w:r>
+        <w:t xml:space="preserve">Bloqueio de tela forte</w:t>
+      </w:r>
+    </w:p>
+    <w:p>
+      <w:pPr>
+        <w:numPr>
+          <w:ilvl w:val="0"/>
+          <w:numId w:val="1080"/>
+        </w:numPr>
+        <w:pStyle w:val="Compact"/>
+      </w:pPr>
+      <w:r>
+        <w:t xml:space="preserve">Apps só da loja oficial</w:t>
+      </w:r>
+    </w:p>
+    <w:p>
+      <w:pPr>
+        <w:numPr>
+          <w:ilvl w:val="0"/>
+          <w:numId w:val="1080"/>
+        </w:numPr>
+        <w:pStyle w:val="Compact"/>
+      </w:pPr>
+      <w:r>
+        <w:t xml:space="preserve">Seed no papel, em 2 lugares</w:t>
+      </w:r>
+    </w:p>
+    <w:p>
+      <w:pPr>
+        <w:numPr>
+          <w:ilvl w:val="0"/>
+          <w:numId w:val="1080"/>
+        </w:numPr>
+        <w:pStyle w:val="Compact"/>
+      </w:pPr>
+      <w:r>
+        <w:t xml:space="preserve">Nada na galeria</w:t>
+      </w:r>
+    </w:p>
+    <w:p>
+      <w:pPr>
+        <w:numPr>
+          <w:ilvl w:val="0"/>
+          <w:numId w:val="1080"/>
+        </w:numPr>
+        <w:pStyle w:val="Compact"/>
+      </w:pPr>
+      <w:r>
+        <w:t xml:space="preserve">Teste de R$ 50 sempre</w:t>
+      </w:r>
+    </w:p>
+    <w:p>
+      <w:pPr>
+        <w:numPr>
+          <w:ilvl w:val="0"/>
+          <w:numId w:val="1080"/>
+        </w:numPr>
+        <w:pStyle w:val="Compact"/>
+      </w:pPr>
+      <w:r>
+        <w:t xml:space="preserve">Conferir início, meio e fim</w:t>
+      </w:r>
+    </w:p>
+    <w:p>
+      <w:pPr>
+        <w:numPr>
+          <w:ilvl w:val="0"/>
+          <w:numId w:val="1080"/>
+        </w:numPr>
+        <w:pStyle w:val="Compact"/>
+      </w:pPr>
+      <w:r>
+        <w:t xml:space="preserve">Só liberar com dinheiro na conta</w:t>
+      </w:r>
+    </w:p>
+    <w:p>
+      <w:pPr>
+        <w:numPr>
+          <w:ilvl w:val="0"/>
+          <w:numId w:val="1080"/>
+        </w:numPr>
+        <w:pStyle w:val="Compact"/>
+      </w:pPr>
+      <w:r>
+        <w:t xml:space="preserve">Nome do pagador confere</w:t>
+      </w:r>
+    </w:p>
+    <w:p>
+      <w:pPr>
+        <w:numPr>
+          <w:ilvl w:val="0"/>
+          <w:numId w:val="1080"/>
+        </w:numPr>
+        <w:pStyle w:val="Compact"/>
+      </w:pPr>
+      <w:r>
+        <w:t xml:space="preserve">Nunca negociar por fora</w:t>
+      </w:r>
+    </w:p>
+    <w:p>
+      <w:pPr>
+        <w:numPr>
+          <w:ilvl w:val="0"/>
+          <w:numId w:val="1080"/>
+        </w:numPr>
+        <w:pStyle w:val="Compact"/>
+      </w:pPr>
+      <w:r>
+        <w:t xml:space="preserve">Nada de encontro presencial</w:t>
+      </w:r>
+    </w:p>
+    <w:p>
+      <w:pPr>
+        <w:numPr>
+          <w:ilvl w:val="0"/>
+          <w:numId w:val="1080"/>
+        </w:numPr>
+        <w:pStyle w:val="Compact"/>
+      </w:pPr>
+      <w:r>
+        <w:t xml:space="preserve">Pasta de provas criada</w:t>
+      </w:r>
+    </w:p>
+    <w:p>
+      <w:pPr>
+        <w:pStyle w:val="FirstParagraph"/>
+      </w:pPr>
+      <w:r>
+        <w:t xml:space="preserve">PRÓXIMO</w:t>
+      </w:r>
+      <w:r>
+        <w:t xml:space="preserve">Parte 6:</w:t>
+      </w:r>
+      <w:r>
+        <w:t xml:space="preserve"> </w:t>
+      </w:r>
+      <w:r>
+        <w:rPr>
+          <w:highlight w:val="yellow"/>
+        </w:rPr>
+        <w:t xml:space="preserve">tudo dentro da lei</w:t>
+      </w:r>
+      <w:r>
+        <w:t xml:space="preserve">. Impostos e declarações</w:t>
+      </w:r>
+    </w:p>
+    <w:bookmarkEnd w:id="237"/>
+    <w:p>
+      <w:r>
+        <w:pict>
+          <v:rect style="width:0;height:1.5pt" o:hralign="center" o:hrstd="t" o:hr="t"/>
+        </w:pict>
+      </w:r>
+    </w:p>
+    <w:p>
+      <w:pPr>
+        <w:pStyle w:val="FirstParagraph"/>
+      </w:pPr>
+      <w:r>
+        <w:t xml:space="preserve">Anexo</w:t>
+      </w:r>
+    </w:p>
+    <w:bookmarkStart w:id="238" w:name="fontes-de-todos-os-números"/>
+    <w:p>
+      <w:pPr>
+        <w:pStyle w:val="Heading2"/>
+      </w:pPr>
+      <w:r>
+        <w:t xml:space="preserve">Fontes de todos os números</w:t>
+      </w:r>
+    </w:p>
+    <w:p>
+      <w:pPr>
+        <w:pStyle w:val="FirstParagraph"/>
+      </w:pPr>
+      <w:r>
+        <w:t xml:space="preserve">Cada número do curso tem origem. Aqui estão, página por página.</w:t>
+      </w:r>
+    </w:p>
+    <w:p>
+      <w:pPr>
+        <w:numPr>
+          <w:ilvl w:val="0"/>
+          <w:numId w:val="1081"/>
+        </w:numPr>
+        <w:pStyle w:val="Compact"/>
+      </w:pPr>
+      <w:r>
+        <w:rPr>
+          <w:bCs/>
+          <w:b/>
+        </w:rPr>
+        <w:t xml:space="preserve">p. 2</w:t>
+      </w:r>
+      <w:r>
+        <w:t xml:space="preserve">TSE, resultado do 2º turno de 2022 (58.206.354 votos, 49,1% dos válidos).</w:t>
+      </w:r>
+    </w:p>
+    <w:p>
+      <w:pPr>
+        <w:numPr>
+          <w:ilvl w:val="0"/>
+          <w:numId w:val="1081"/>
+        </w:numPr>
+        <w:pStyle w:val="Compact"/>
+      </w:pPr>
+      <w:r>
+        <w:rPr>
+          <w:bCs/>
+          <w:b/>
+        </w:rPr>
+        <w:t xml:space="preserve">p. 3</w:t>
+      </w:r>
+      <w:r>
+        <w:t xml:space="preserve">Tribunal Supremo Electoral da Bolívia via Agência Brasil (19/10/2025); MercoPress (10/11/2025).</w:t>
+      </w:r>
+    </w:p>
+    <w:p>
+      <w:pPr>
+        <w:numPr>
+          <w:ilvl w:val="0"/>
+          <w:numId w:val="1081"/>
+        </w:numPr>
+        <w:pStyle w:val="Compact"/>
+      </w:pPr>
+      <w:r>
+        <w:rPr>
+          <w:bCs/>
+          <w:b/>
+        </w:rPr>
+        <w:t xml:space="preserve">p. 11</w:t>
+      </w:r>
+      <w:r>
+        <w:t xml:space="preserve">Gazeta do Povo, 2026 (arrecadação de R$ 2,887 tri; carga de 32,4% do PIB) e mar/2026 (43 medidas); Banco Central via Forbes, 27/10/2026 (dívida, ago/2026); reações de lideranças, Gazeta do Povo, 25/10/2026.</w:t>
+      </w:r>
+    </w:p>
+    <w:p>
+      <w:pPr>
+        <w:numPr>
+          <w:ilvl w:val="0"/>
+          <w:numId w:val="1081"/>
+        </w:numPr>
+        <w:pStyle w:val="Compact"/>
+      </w:pPr>
+      <w:r>
+        <w:rPr>
+          <w:bCs/>
+          <w:b/>
+        </w:rPr>
+        <w:t xml:space="preserve">p. 12</w:t>
+      </w:r>
+      <w:r>
+        <w:t xml:space="preserve">TSE (2º turno 2018: 57.797.847 votos; 2022: 58.206.354); Monitor do Debate Político/USP via CartaCapital e O Povo (2024); SSP-SP via SBT News (25/02/2024).</w:t>
+      </w:r>
+    </w:p>
+    <w:p>
+      <w:pPr>
+        <w:numPr>
+          <w:ilvl w:val="0"/>
+          <w:numId w:val="1081"/>
+        </w:numPr>
+        <w:pStyle w:val="Compact"/>
+      </w:pPr>
+      <w:r>
+        <w:rPr>
+          <w:bCs/>
+          <w:b/>
+        </w:rPr>
+        <w:t xml:space="preserve">p. 13</w:t>
+      </w:r>
+      <w:r>
+        <w:t xml:space="preserve">Banco Central de Venezuela via Poder360/DW (29/05/2019); R4V via Bloomberg Línea (2025: 6,70 mi na América Latina + 1,19 mi no resto do mundo); France 24 (08/11/2025); Infobae; The Rio Times.</w:t>
+      </w:r>
+    </w:p>
+    <w:p>
+      <w:pPr>
+        <w:numPr>
+          <w:ilvl w:val="0"/>
+          <w:numId w:val="1081"/>
+        </w:numPr>
+        <w:pStyle w:val="Compact"/>
+      </w:pPr>
+      <w:r>
+        <w:rPr>
+          <w:bCs/>
+          <w:b/>
+        </w:rPr>
+        <w:t xml:space="preserve">p. 14</w:t>
+      </w:r>
+      <w:r>
+        <w:t xml:space="preserve">INDEC Argentina (IPC 2023, 2024 e 2025); MercoPress (10/11/2025); posses oficiais.</w:t>
+      </w:r>
+    </w:p>
+    <w:p>
+      <w:pPr>
+        <w:numPr>
+          <w:ilvl w:val="0"/>
+          <w:numId w:val="1081"/>
+        </w:numPr>
+        <w:pStyle w:val="Compact"/>
+      </w:pPr>
+      <w:r>
+        <w:rPr>
+          <w:bCs/>
+          <w:b/>
+        </w:rPr>
+        <w:t xml:space="preserve">p. 15</w:t>
+      </w:r>
+      <w:r>
+        <w:t xml:space="preserve">IFI via Forbes, 27/10/2026 (ajuste fiscal); Decretos 12.466 e 12.499/2025 (IOF).</w:t>
+      </w:r>
+    </w:p>
+    <w:p>
+      <w:pPr>
+        <w:numPr>
+          <w:ilvl w:val="0"/>
+          <w:numId w:val="1081"/>
+        </w:numPr>
+        <w:pStyle w:val="Compact"/>
+      </w:pPr>
+      <w:r>
+        <w:rPr>
+          <w:bCs/>
+          <w:b/>
+        </w:rPr>
+        <w:t xml:space="preserve">p. 16</w:t>
+      </w:r>
+      <w:r>
+        <w:t xml:space="preserve">Zumper via WLRN (set/2026, Miami US$ 2.500); Zumper via WFLA (Orlando US$ 1.690, data a confirmar); Numbeo mai/2026 via Cidadania e Visto (Lisboa €1.280); FipeZAP Locação set/2026; InfoCasas out/2026. Câmbio: US$ 1 = R$ 5,35 (Investidor10, 28/10/2026); €1 = R$ 5,62 (Meelion, 09/10/2026); R$ 1 = Bs 2,30 (autor).</w:t>
+      </w:r>
+    </w:p>
+    <w:p>
+      <w:pPr>
+        <w:numPr>
+          <w:ilvl w:val="0"/>
+          <w:numId w:val="1081"/>
+        </w:numPr>
+        <w:pStyle w:val="Compact"/>
+      </w:pPr>
+      <w:r>
+        <w:rPr>
+          <w:bCs/>
+          <w:b/>
+        </w:rPr>
+        <w:t xml:space="preserve">p. 17</w:t>
+      </w:r>
+      <w:r>
+        <w:t xml:space="preserve">Mochileiros (entrada com RG/CIN, 90 dias); The Rio Times (residência Mercosul); FlightConnections, abr/2026 (voo direto GRU–VVI, média 3h05); aluguéis: mesmas fontes da página anterior.</w:t>
+      </w:r>
+    </w:p>
+    <w:p>
+      <w:pPr>
+        <w:numPr>
+          <w:ilvl w:val="0"/>
+          <w:numId w:val="1081"/>
+        </w:numPr>
+        <w:pStyle w:val="Compact"/>
+      </w:pPr>
+      <w:r>
+        <w:rPr>
+          <w:bCs/>
+          <w:b/>
+        </w:rPr>
+        <w:t xml:space="preserve">p. 18</w:t>
+      </w:r>
+      <w:r>
+        <w:t xml:space="preserve">Mesmas fontes e câmbios da página anterior. Cálculo do autor do curso.</w:t>
+      </w:r>
+    </w:p>
+    <w:p>
+      <w:pPr>
+        <w:numPr>
+          <w:ilvl w:val="0"/>
+          <w:numId w:val="1081"/>
+        </w:numPr>
+        <w:pStyle w:val="Compact"/>
+      </w:pPr>
+      <w:r>
+        <w:rPr>
+          <w:bCs/>
+          <w:b/>
+        </w:rPr>
+        <w:t xml:space="preserve">p. 19</w:t>
+      </w:r>
+      <w:r>
+        <w:t xml:space="preserve">Mochileiros (entrada); The Rio Times (residência Mercosul, taxa ~450 UFV); FlightConnections, abr/2026 (voo direto São Paulo–Santa Cruz, média 3h05); autor, 28/10/2026 (câmbio de referência).</w:t>
+      </w:r>
+    </w:p>
+    <w:p>
+      <w:pPr>
+        <w:numPr>
+          <w:ilvl w:val="0"/>
+          <w:numId w:val="1081"/>
+        </w:numPr>
+        <w:pStyle w:val="Compact"/>
+      </w:pPr>
+      <w:r>
+        <w:rPr>
+          <w:bCs/>
+          <w:b/>
+        </w:rPr>
+        <w:t xml:space="preserve">p. 20</w:t>
+      </w:r>
+      <w:r>
+        <w:t xml:space="preserve">Agência Brasil e Poder360 (19/10/2025); MercoPress (10/11/2025); France 24 via Acento (08/11/2025); usdthoy.com (flutuação desde 29/06/2026).</w:t>
+      </w:r>
+    </w:p>
+    <w:bookmarkEnd w:id="238"/>
+    <w:p>
+      <w:r>
+        <w:pict>
+          <v:rect style="width:0;height:1.5pt" o:hralign="center" o:hrstd="t" o:hr="t"/>
+        </w:pict>
+      </w:r>
+    </w:p>
+    <w:p>
+      <w:pPr>
+        <w:numPr>
+          <w:ilvl w:val="0"/>
+          <w:numId w:val="1082"/>
+        </w:numPr>
+        <w:pStyle w:val="Compact"/>
+      </w:pPr>
+      <w:r>
+        <w:rPr>
+          <w:bCs/>
+          <w:b/>
+        </w:rPr>
+        <w:t xml:space="preserve">p. 21</w:t>
+      </w:r>
+      <w:r>
+        <w:t xml:space="preserve">Infobae; The Rio Times (Bs 6,96); BCB via usdtbol.com, 28/10/2026 (Bs 12,02); Facebook Marketplace, levantado pelo autor, out/2026 (preço pedido).</w:t>
+      </w:r>
+    </w:p>
+    <w:p>
+      <w:pPr>
+        <w:numPr>
+          <w:ilvl w:val="0"/>
+          <w:numId w:val="1082"/>
+        </w:numPr>
+        <w:pStyle w:val="Compact"/>
+      </w:pPr>
+      <w:r>
+        <w:rPr>
+          <w:bCs/>
+          <w:b/>
+        </w:rPr>
+        <w:t xml:space="preserve">p. 22</w:t>
+      </w:r>
+      <w:r>
+        <w:t xml:space="preserve">FipeZAP set/2026 via MySide; InfoCasas out/2026; Facebook Marketplace (autor, out/2026); Correo del Sur ago/2026; ANP set/2026. Câmbios: US$ 1 = R$ 5,35; R$ 1 = Bs 2,30.</w:t>
+      </w:r>
+    </w:p>
+    <w:p>
+      <w:pPr>
+        <w:numPr>
+          <w:ilvl w:val="0"/>
+          <w:numId w:val="1082"/>
+        </w:numPr>
+        <w:pStyle w:val="Compact"/>
+      </w:pPr>
+      <w:r>
+        <w:rPr>
+          <w:bCs/>
+          <w:b/>
+        </w:rPr>
+        <w:t xml:space="preserve">p. 23</w:t>
+      </w:r>
+      <w:r>
+        <w:t xml:space="preserve">Decretos 12.466 e 12.499/2025 (IOF 3,5%); dolarparalelobolivia.net, 28/10/2026 (P2P Bs 12,13).</w:t>
+      </w:r>
+    </w:p>
+    <w:p>
+      <w:pPr>
+        <w:numPr>
+          <w:ilvl w:val="0"/>
+          <w:numId w:val="1082"/>
+        </w:numPr>
+        <w:pStyle w:val="Compact"/>
+      </w:pPr>
+      <w:r>
+        <w:rPr>
+          <w:bCs/>
+          <w:b/>
+        </w:rPr>
+        <w:t xml:space="preserve">p. 24</w:t>
+      </w:r>
+      <w:r>
+        <w:t xml:space="preserve">CoinMarketCap e Investidor10, 28/10/2026; dolarparalelobolivia.net, 28/10/2026; BCB via usdtbol.com, 28/10/2026. Cálculo do curso.</w:t>
+      </w:r>
+    </w:p>
+    <w:p>
+      <w:pPr>
+        <w:numPr>
+          <w:ilvl w:val="0"/>
+          <w:numId w:val="1082"/>
+        </w:numPr>
+        <w:pStyle w:val="Compact"/>
+      </w:pPr>
+      <w:r>
+        <w:rPr>
+          <w:bCs/>
+          <w:b/>
+        </w:rPr>
+        <w:t xml:space="preserve">p. 29</w:t>
+      </w:r>
+      <w:r>
+        <w:t xml:space="preserve">Infobae; The Rio Times (Bs 6,96 até jun/2026; queda de ~45%, set/2026); usdthoy.com (flutuação desde 29/06/2026); BCB via usdtbol.com, 28/10/2026 (Bs 12,02).</w:t>
+      </w:r>
+    </w:p>
+    <w:p>
+      <w:pPr>
+        <w:numPr>
+          <w:ilvl w:val="0"/>
+          <w:numId w:val="1082"/>
+        </w:numPr>
+        <w:pStyle w:val="Compact"/>
+      </w:pPr>
+      <w:r>
+        <w:rPr>
+          <w:bCs/>
+          <w:b/>
+        </w:rPr>
+        <w:t xml:space="preserve">p. 30</w:t>
+      </w:r>
+      <w:r>
+        <w:t xml:space="preserve">Infobae; The Rio Times; France 24 via Acento (08/11/2025); Agência Brasil (19/10/2025); usdthoy.com; BCB via usdtbol.com e dolarparalelobolivia.net, 28/10/2026.</w:t>
+      </w:r>
+    </w:p>
+    <w:p>
+      <w:pPr>
+        <w:numPr>
+          <w:ilvl w:val="0"/>
+          <w:numId w:val="1082"/>
+        </w:numPr>
+        <w:pStyle w:val="Compact"/>
+      </w:pPr>
+      <w:r>
+        <w:rPr>
+          <w:bCs/>
+          <w:b/>
+        </w:rPr>
+        <w:t xml:space="preserve">p. 31</w:t>
+      </w:r>
+      <w:r>
+        <w:t xml:space="preserve">Seção 2.1 do escopo (exemplo-padrão); almoço local US$ 1,50–3 (Food Travel Explore, 2026); aluguel InfoCasas out/2026; Mustang: Facebook Marketplace, autor, out/2026.</w:t>
+      </w:r>
+    </w:p>
+    <w:p>
+      <w:pPr>
+        <w:numPr>
+          <w:ilvl w:val="0"/>
+          <w:numId w:val="1082"/>
+        </w:numPr>
+        <w:pStyle w:val="Compact"/>
+      </w:pPr>
+      <w:r>
+        <w:rPr>
+          <w:bCs/>
+          <w:b/>
+        </w:rPr>
+        <w:t xml:space="preserve">p. 32</w:t>
+      </w:r>
+      <w:r>
+        <w:t xml:space="preserve">FipeZAP set/2026 via MySide (Leblon); autor e InfoCasas out/2026 (Cochabamba, faixa US$ 70–170 mil). US$ 1 = R$ 5,35 (Investidor10, 28/10/2026). Preço de anúncio é preço pedido.</w:t>
+      </w:r>
+    </w:p>
+    <w:p>
+      <w:pPr>
+        <w:numPr>
+          <w:ilvl w:val="0"/>
+          <w:numId w:val="1082"/>
+        </w:numPr>
+        <w:pStyle w:val="Compact"/>
+      </w:pPr>
+      <w:r>
+        <w:rPr>
+          <w:bCs/>
+          <w:b/>
+        </w:rPr>
+        <w:t xml:space="preserve">p. 33</w:t>
+      </w:r>
+      <w:r>
+        <w:t xml:space="preserve">FipeZAP set/2026 via MySide e Daniel Carvalho Imobiliário; Equipetrol: anúncios Century 21, out/2026 (US$ 1.310–1.950/m²); Cochabamba: InfoCasas out/2026 (média ~US$ 940/m²); Calacoto: anúncios Century 21 (~US$ 620–670/m²).</w:t>
+      </w:r>
+    </w:p>
+    <w:p>
+      <w:pPr>
+        <w:numPr>
+          <w:ilvl w:val="0"/>
+          <w:numId w:val="1082"/>
+        </w:numPr>
+        <w:pStyle w:val="Compact"/>
+      </w:pPr>
+      <w:r>
+        <w:rPr>
+          <w:bCs/>
+          <w:b/>
+        </w:rPr>
+        <w:t xml:space="preserve">p. 34</w:t>
+      </w:r>
+      <w:r>
+        <w:t xml:space="preserve">FipeZAP set/2026 (m² por bairro) × 110 m²; Cochabamba: autor e InfoCasas out/2026. Cálculo do curso.</w:t>
+      </w:r>
+    </w:p>
+    <w:p>
+      <w:pPr>
+        <w:numPr>
+          <w:ilvl w:val="0"/>
+          <w:numId w:val="1082"/>
+        </w:numPr>
+        <w:pStyle w:val="Compact"/>
+      </w:pPr>
+      <w:r>
+        <w:rPr>
+          <w:bCs/>
+          <w:b/>
+        </w:rPr>
+        <w:t xml:space="preserve">p. 35</w:t>
+      </w:r>
+      <w:r>
+        <w:t xml:space="preserve">Century 21 (anúncios em Equipetrol e Urubó, consultados em out/2026; preço pedido); eju.tv (lotes Urubó Golf, US$ 110–170/m²). Pinheiros: FipeZAP set/2026, R$ 18.260/m² × 140 m² ≈ R$ 2,56 mi ≈ US$ 480 mil.</w:t>
+      </w:r>
+    </w:p>
+    <w:p>
+      <w:r>
+        <w:pict>
+          <v:rect style="width:0;height:1.5pt" o:hralign="center" o:hrstd="t" o:hr="t"/>
+        </w:pict>
+      </w:r>
+    </w:p>
+    <w:p>
+      <w:pPr>
+        <w:numPr>
+          <w:ilvl w:val="0"/>
+          <w:numId w:val="1083"/>
+        </w:numPr>
+        <w:pStyle w:val="Compact"/>
+      </w:pPr>
+      <w:r>
+        <w:rPr>
+          <w:bCs/>
+          <w:b/>
+        </w:rPr>
+        <w:t xml:space="preserve">p. 36</w:t>
+      </w:r>
+      <w:r>
+        <w:t xml:space="preserve">Century 21 (anúncios Alto Calacoto e Urb. Cordes, preço pedido, out/2026). Guinness World Records (altitude de La Paz).</w:t>
+      </w:r>
+    </w:p>
+    <w:p>
+      <w:pPr>
+        <w:numPr>
+          <w:ilvl w:val="0"/>
+          <w:numId w:val="1083"/>
+        </w:numPr>
+        <w:pStyle w:val="Compact"/>
+      </w:pPr>
+      <w:r>
+        <w:rPr>
+          <w:bCs/>
+          <w:b/>
+        </w:rPr>
+        <w:t xml:space="preserve">p. 37</w:t>
+      </w:r>
+      <w:r>
+        <w:t xml:space="preserve">Century 21 (anúncio com 60% em dólar e 40% em Bs, out/2026); boliviaimpuestos.com (folio real e Derechos Reales).</w:t>
+      </w:r>
+    </w:p>
+    <w:p>
+      <w:pPr>
+        <w:numPr>
+          <w:ilvl w:val="0"/>
+          <w:numId w:val="1083"/>
+        </w:numPr>
+        <w:pStyle w:val="Compact"/>
+      </w:pPr>
+      <w:r>
+        <w:rPr>
+          <w:bCs/>
+          <w:b/>
+        </w:rPr>
+        <w:t xml:space="preserve">p. 38</w:t>
+      </w:r>
+      <w:r>
+        <w:t xml:space="preserve">FipeZAP Locação set/2026 (TNH1); InfoCasas out/2026; The Rio Times, set/2026 (Equipetrol e diferença de 1,5–2×). Câmbios: US$ 1 = R$ 5,35; R$ 1 = Bs 2,30.</w:t>
+      </w:r>
+    </w:p>
+    <w:p>
+      <w:pPr>
+        <w:numPr>
+          <w:ilvl w:val="0"/>
+          <w:numId w:val="1083"/>
+        </w:numPr>
+        <w:pStyle w:val="Compact"/>
+      </w:pPr>
+      <w:r>
+        <w:rPr>
+          <w:bCs/>
+          <w:b/>
+        </w:rPr>
+        <w:t xml:space="preserve">p. 39</w:t>
+      </w:r>
+      <w:r>
+        <w:t xml:space="preserve">InfoNegocios (como funciona); boliviaimpuestos.com (gravame ~0,5%, RC-IVA 10% a.a., Formulário 610; confirmar no SIN). Valores do exemplo: ilustrativos.</w:t>
+      </w:r>
+    </w:p>
+    <w:p>
+      <w:pPr>
+        <w:numPr>
+          <w:ilvl w:val="0"/>
+          <w:numId w:val="1083"/>
+        </w:numPr>
+        <w:pStyle w:val="Compact"/>
+      </w:pPr>
+      <w:r>
+        <w:rPr>
+          <w:bCs/>
+          <w:b/>
+        </w:rPr>
+        <w:t xml:space="preserve">p. 40</w:t>
+      </w:r>
+      <w:r>
+        <w:t xml:space="preserve">boliviaimpuestos.com; Red Uno via Bolivian Thoughts (19/11/2025, moeda da devolução); eju.tv (alta de anticréticos e aluguéis; data a confirmar).</w:t>
+      </w:r>
+    </w:p>
+    <w:p>
+      <w:pPr>
+        <w:numPr>
+          <w:ilvl w:val="0"/>
+          <w:numId w:val="1083"/>
+        </w:numPr>
+        <w:pStyle w:val="Compact"/>
+      </w:pPr>
+      <w:r>
+        <w:rPr>
+          <w:bCs/>
+          <w:b/>
+        </w:rPr>
+        <w:t xml:space="preserve">p. 42</w:t>
+      </w:r>
+      <w:r>
+        <w:t xml:space="preserve">Facebook Marketplace, levantado pelo autor, out/2026 (preço pedido; anúncios sem dados de terceiros). R$ 1 = Bs 2,30 (autor, 28/10/2026).</w:t>
+      </w:r>
+    </w:p>
+    <w:p>
+      <w:pPr>
+        <w:numPr>
+          <w:ilvl w:val="0"/>
+          <w:numId w:val="1083"/>
+        </w:numPr>
+        <w:pStyle w:val="Compact"/>
+      </w:pPr>
+      <w:r>
+        <w:rPr>
+          <w:bCs/>
+          <w:b/>
+        </w:rPr>
+        <w:t xml:space="preserve">p. 43</w:t>
+      </w:r>
+      <w:r>
+        <w:t xml:space="preserve">Câmbio de referência do autor (28/10/2026).</w:t>
+      </w:r>
+    </w:p>
+    <w:p>
+      <w:pPr>
+        <w:numPr>
+          <w:ilvl w:val="0"/>
+          <w:numId w:val="1083"/>
+        </w:numPr>
+        <w:pStyle w:val="Compact"/>
+      </w:pPr>
+      <w:r>
+        <w:rPr>
+          <w:bCs/>
+          <w:b/>
+        </w:rPr>
+        <w:t xml:space="preserve">p. 45</w:t>
+      </w:r>
+      <w:r>
+        <w:t xml:space="preserve">ANP set/2026; Correo del Sur ago/2026; France 24 via Acento (crise de combustíveis, 08/11/2025). R$ 1 = Bs 2,30.</w:t>
+      </w:r>
+    </w:p>
+    <w:p>
+      <w:pPr>
+        <w:numPr>
+          <w:ilvl w:val="0"/>
+          <w:numId w:val="1083"/>
+        </w:numPr>
+        <w:pStyle w:val="Compact"/>
+      </w:pPr>
+      <w:r>
+        <w:rPr>
+          <w:bCs/>
+          <w:b/>
+        </w:rPr>
+        <w:t xml:space="preserve">p. 46</w:t>
+      </w:r>
+      <w:r>
+        <w:t xml:space="preserve">FAC-SP, Índice Prato Feito, jun/2026 (via SBT News); Food Travel Explore (2026); Living Cost Index 2026; The Rio Times, set/2026 (casal em Santa Cruz). US$ 1 = R$ 5,35.</w:t>
+      </w:r>
+    </w:p>
+    <w:p>
+      <w:pPr>
+        <w:numPr>
+          <w:ilvl w:val="0"/>
+          <w:numId w:val="1083"/>
+        </w:numPr>
+        <w:pStyle w:val="Compact"/>
+      </w:pPr>
+      <w:r>
+        <w:rPr>
+          <w:bCs/>
+          <w:b/>
+        </w:rPr>
+        <w:t xml:space="preserve">p. 47</w:t>
+      </w:r>
+      <w:r>
+        <w:t xml:space="preserve">Referências das páginas anteriores.</w:t>
+      </w:r>
+    </w:p>
+    <w:p>
+      <w:pPr>
+        <w:numPr>
+          <w:ilvl w:val="0"/>
+          <w:numId w:val="1083"/>
+        </w:numPr>
+        <w:pStyle w:val="Compact"/>
+      </w:pPr>
+      <w:r>
+        <w:rPr>
+          <w:bCs/>
+          <w:b/>
+        </w:rPr>
+        <w:t xml:space="preserve">p. 48</w:t>
+      </w:r>
+      <w:r>
+        <w:t xml:space="preserve">Living Cost Index 2026 (solteiro); The Rio Times, set/2026 (casal); FipeZAP Locação set/2026 (SP). US$ 1 = R$ 5,35.</w:t>
+      </w:r>
+    </w:p>
+    <w:p>
+      <w:pPr>
+        <w:numPr>
+          <w:ilvl w:val="0"/>
+          <w:numId w:val="1083"/>
+        </w:numPr>
+        <w:pStyle w:val="Compact"/>
+      </w:pPr>
+      <w:r>
+        <w:rPr>
+          <w:bCs/>
+          <w:b/>
+        </w:rPr>
+        <w:t xml:space="preserve">p. 49</w:t>
+      </w:r>
+      <w:r>
+        <w:t xml:space="preserve">Autor, out/2026 (aluguel e despesas reais). R$ 1 = Bs 2,30 (autor, 28/10/2026). SP: FipeZAP Locação set/2026.</w:t>
+      </w:r>
+    </w:p>
+    <w:p>
+      <w:pPr>
+        <w:numPr>
+          <w:ilvl w:val="0"/>
+          <w:numId w:val="1083"/>
+        </w:numPr>
+        <w:pStyle w:val="Compact"/>
+      </w:pPr>
+      <w:r>
+        <w:rPr>
+          <w:bCs/>
+          <w:b/>
+        </w:rPr>
+        <w:t xml:space="preserve">p. 50</w:t>
+      </w:r>
+      <w:r>
+        <w:t xml:space="preserve">Autor, out/2026 (fotos e valores reais). Brasil: FAC-SP, Índice Prato Feito, jun/2026. R$ 1 = Bs 2,30 (autor). Resultado do autor, não é promessa.</w:t>
+      </w:r>
+    </w:p>
+    <w:p>
+      <w:pPr>
+        <w:numPr>
+          <w:ilvl w:val="0"/>
+          <w:numId w:val="1083"/>
+        </w:numPr>
+        <w:pStyle w:val="Compact"/>
+      </w:pPr>
+      <w:r>
+        <w:rPr>
+          <w:bCs/>
+          <w:b/>
+        </w:rPr>
+        <w:t xml:space="preserve">p. 51</w:t>
+      </w:r>
+      <w:r>
+        <w:t xml:space="preserve">Autor, out/2026 (fotos, cardápio e conta). Placas visíveis na foto do restaurante. SP: ABBT, 2024 (prato, bebida, sobremesa e café). R$ 1 = Bs 2,30.</w:t>
+      </w:r>
+    </w:p>
+    <w:p>
+      <w:r>
+        <w:pict>
+          <v:rect style="width:0;height:1.5pt" o:hralign="center" o:hrstd="t" o:hr="t"/>
+        </w:pict>
+      </w:r>
+    </w:p>
+    <w:p>
+      <w:pPr>
+        <w:numPr>
+          <w:ilvl w:val="0"/>
+          <w:numId w:val="1084"/>
+        </w:numPr>
+        <w:pStyle w:val="Compact"/>
+      </w:pPr>
+      <w:r>
+        <w:rPr>
+          <w:bCs/>
+          <w:b/>
+        </w:rPr>
+        <w:t xml:space="preserve">p. 52</w:t>
+      </w:r>
+      <w:r>
+        <w:t xml:space="preserve">The Rio Times, set/2026 (aluguel em dólar; câmbio); expat.com (filas em escolas internacionais); France 24 (combustível, 2025).</w:t>
+      </w:r>
+    </w:p>
+    <w:p>
+      <w:pPr>
+        <w:numPr>
+          <w:ilvl w:val="0"/>
+          <w:numId w:val="1084"/>
+        </w:numPr>
+        <w:pStyle w:val="Compact"/>
+      </w:pPr>
+      <w:r>
+        <w:rPr>
+          <w:bCs/>
+          <w:b/>
+        </w:rPr>
+        <w:t xml:space="preserve">p. 53</w:t>
+      </w:r>
+      <w:r>
+        <w:t xml:space="preserve">Orçamentos da página anterior (teto de cada faixa). Cálculo do curso; não considera inflação nem rendimento.</w:t>
+      </w:r>
+    </w:p>
+    <w:p>
+      <w:pPr>
+        <w:numPr>
+          <w:ilvl w:val="0"/>
+          <w:numId w:val="1084"/>
+        </w:numPr>
+        <w:pStyle w:val="Compact"/>
+      </w:pPr>
+      <w:r>
+        <w:rPr>
+          <w:bCs/>
+          <w:b/>
+        </w:rPr>
+        <w:t xml:space="preserve">p. 54</w:t>
+      </w:r>
+      <w:r>
+        <w:t xml:space="preserve">The Rio Times (Healthcare in Bolivia 2026); GOV.UK (lista de clínicas na Bolívia); Holafly (saúde pública para estrangeiros).</w:t>
+      </w:r>
+    </w:p>
+    <w:p>
+      <w:pPr>
+        <w:numPr>
+          <w:ilvl w:val="0"/>
+          <w:numId w:val="1084"/>
+        </w:numPr>
+        <w:pStyle w:val="Compact"/>
+      </w:pPr>
+      <w:r>
+        <w:rPr>
+          <w:bCs/>
+          <w:b/>
+        </w:rPr>
+        <w:t xml:space="preserve">p. 55</w:t>
+      </w:r>
+      <w:r>
+        <w:t xml:space="preserve">Mochileiros (CIVP febre amarela para entrada).</w:t>
+      </w:r>
+    </w:p>
+    <w:p>
+      <w:pPr>
+        <w:numPr>
+          <w:ilvl w:val="0"/>
+          <w:numId w:val="1084"/>
+        </w:numPr>
+        <w:pStyle w:val="Compact"/>
+      </w:pPr>
+      <w:r>
+        <w:rPr>
+          <w:bCs/>
+          <w:b/>
+        </w:rPr>
+        <w:t xml:space="preserve">p. 56</w:t>
+      </w:r>
+      <w:r>
+        <w:t xml:space="preserve">International Medical Relief (pacote Clínica Alemana). US$ 1 = R$ 5,35.</w:t>
+      </w:r>
+    </w:p>
+    <w:p>
+      <w:pPr>
+        <w:numPr>
+          <w:ilvl w:val="0"/>
+          <w:numId w:val="1084"/>
+        </w:numPr>
+        <w:pStyle w:val="Compact"/>
+      </w:pPr>
+      <w:r>
+        <w:rPr>
+          <w:bCs/>
+          <w:b/>
+        </w:rPr>
+        <w:t xml:space="preserve">p. 57</w:t>
+      </w:r>
+      <w:r>
+        <w:t xml:space="preserve">Gran Faculdade (média nacional ~R$ 9.500, 2026); Sanarmed (Bolívia R$ 700–1.200); Universidade do Intercâmbio (média ~R$ 750 em Cochabamba e Santa Cruz). Valores variam; confirmar com cada instituição.</w:t>
+      </w:r>
+    </w:p>
+    <w:p>
+      <w:pPr>
+        <w:numPr>
+          <w:ilvl w:val="0"/>
+          <w:numId w:val="1084"/>
+        </w:numPr>
+        <w:pStyle w:val="Compact"/>
+      </w:pPr>
+      <w:r>
+        <w:rPr>
+          <w:bCs/>
+          <w:b/>
+        </w:rPr>
+        <w:t xml:space="preserve">p. 58</w:t>
+      </w:r>
+      <w:r>
+        <w:t xml:space="preserve">Universidade do Intercâmbio; Estratégia Vestibulares; Correio do Estado; Querobolsa (lista de universidades). Exemplos, não indicação paga.</w:t>
+      </w:r>
+    </w:p>
+    <w:p>
+      <w:pPr>
+        <w:numPr>
+          <w:ilvl w:val="0"/>
+          <w:numId w:val="1084"/>
+        </w:numPr>
+        <w:pStyle w:val="Compact"/>
+      </w:pPr>
+      <w:r>
+        <w:rPr>
+          <w:bCs/>
+          <w:b/>
+        </w:rPr>
+        <w:t xml:space="preserve">p. 59</w:t>
+      </w:r>
+      <w:r>
+        <w:t xml:space="preserve">expat.com (guia de Santa Cruz); IBO (Colegio Alemán); CBDE, monitoramento de imprensa, jan/2026 (congelamento e denúncias).</w:t>
+      </w:r>
+    </w:p>
+    <w:p>
+      <w:pPr>
+        <w:numPr>
+          <w:ilvl w:val="0"/>
+          <w:numId w:val="1084"/>
+        </w:numPr>
+        <w:pStyle w:val="Compact"/>
+      </w:pPr>
+      <w:r>
+        <w:rPr>
+          <w:bCs/>
+          <w:b/>
+        </w:rPr>
+        <w:t xml:space="preserve">p. 60</w:t>
+      </w:r>
+      <w:r>
+        <w:t xml:space="preserve">expat.com (perfil das escolas internacionais e fila de espera).</w:t>
+      </w:r>
+    </w:p>
+    <w:p>
+      <w:pPr>
+        <w:numPr>
+          <w:ilvl w:val="0"/>
+          <w:numId w:val="1084"/>
+        </w:numPr>
+        <w:pStyle w:val="Compact"/>
+      </w:pPr>
+      <w:r>
+        <w:rPr>
+          <w:bCs/>
+          <w:b/>
+        </w:rPr>
+        <w:t xml:space="preserve">p. 61</w:t>
+      </w:r>
+      <w:r>
+        <w:t xml:space="preserve">Guias de viagem 2026 (US$ 140–200); Nomades (US$ 229 até 31/12/2026; semiprivado US$ 710/pessoa para 2). Extras: guia de viagem. Preços de agência, variam por temporada.</w:t>
+      </w:r>
+    </w:p>
+    <w:p>
+      <w:pPr>
+        <w:numPr>
+          <w:ilvl w:val="0"/>
+          <w:numId w:val="1084"/>
+        </w:numPr>
+        <w:pStyle w:val="Compact"/>
+      </w:pPr>
+      <w:r>
+        <w:rPr>
+          <w:bCs/>
+          <w:b/>
+        </w:rPr>
+        <w:t xml:space="preserve">p. 62</w:t>
+      </w:r>
+      <w:r>
+        <w:t xml:space="preserve">Autor, out/2026. R$ 1 = Bs 2,30.</w:t>
+      </w:r>
+    </w:p>
+    <w:p>
+      <w:pPr>
+        <w:numPr>
+          <w:ilvl w:val="0"/>
+          <w:numId w:val="1084"/>
+        </w:numPr>
+        <w:pStyle w:val="Compact"/>
+      </w:pPr>
+      <w:r>
+        <w:rPr>
+          <w:bCs/>
+          <w:b/>
+        </w:rPr>
+        <w:t xml:space="preserve">p. 64</w:t>
+      </w:r>
+      <w:r>
+        <w:t xml:space="preserve">Living Cost Index 2026; The Rio Times, set/2026. US$ 1 = R$ 5,35. Cálculo do curso; sem inflação nem rendimento.</w:t>
+      </w:r>
+    </w:p>
+    <w:p>
+      <w:pPr>
+        <w:numPr>
+          <w:ilvl w:val="0"/>
+          <w:numId w:val="1084"/>
+        </w:numPr>
+        <w:pStyle w:val="Compact"/>
+      </w:pPr>
+      <w:r>
+        <w:rPr>
+          <w:bCs/>
+          <w:b/>
+        </w:rPr>
+        <w:t xml:space="preserve">p. 65</w:t>
+      </w:r>
+      <w:r>
+        <w:t xml:space="preserve">Orçamento: The Rio Times, set/2026 (teto da faixa do casal). Aluguel SP: FipeZAP Locação set/2026.</w:t>
+      </w:r>
+    </w:p>
+    <w:p>
+      <w:pPr>
+        <w:numPr>
+          <w:ilvl w:val="0"/>
+          <w:numId w:val="1084"/>
+        </w:numPr>
+        <w:pStyle w:val="Compact"/>
+      </w:pPr>
+      <w:r>
+        <w:rPr>
+          <w:bCs/>
+          <w:b/>
+        </w:rPr>
+        <w:t xml:space="preserve">p. 69</w:t>
+      </w:r>
+      <w:r>
+        <w:t xml:space="preserve">Decretos 12.466 e 12.499/2025 (IOF 3,5%); eco.com, guias de 2026 (taxas de rede e tempo de envio; envio errado em geral não tem volta).</w:t>
+      </w:r>
+    </w:p>
+    <w:p>
+      <w:r>
+        <w:pict>
+          <v:rect style="width:0;height:1.5pt" o:hralign="center" o:hrstd="t" o:hr="t"/>
+        </w:pict>
+      </w:r>
+    </w:p>
+    <w:p>
+      <w:pPr>
+        <w:numPr>
+          <w:ilvl w:val="0"/>
+          <w:numId w:val="1085"/>
+        </w:numPr>
+        <w:pStyle w:val="Compact"/>
+      </w:pPr>
+      <w:r>
+        <w:rPr>
+          <w:bCs/>
+          <w:b/>
+        </w:rPr>
+        <w:t xml:space="preserve">p. 70</w:t>
+      </w:r>
+      <w:r>
+        <w:t xml:space="preserve">Chainalysis via Investalk/BB (jul/2024–jun/2025: US$ 319 bi; 90% em stablecoins); diretor do BC Renato Dias Gomes, mai/2025 (~90%); Receita Federal via COAD (R$ 1,13 tri declarados em stablecoins, ago/2019–dez/2025, ~80% do volume declarado); InfoMoney e Fizen (Res. BCB 519–521).</w:t>
+      </w:r>
+    </w:p>
+    <w:p>
+      <w:pPr>
+        <w:numPr>
+          <w:ilvl w:val="0"/>
+          <w:numId w:val="1085"/>
+        </w:numPr>
+        <w:pStyle w:val="Compact"/>
+      </w:pPr>
+      <w:r>
+        <w:rPr>
+          <w:bCs/>
+          <w:b/>
+        </w:rPr>
+        <w:t xml:space="preserve">p. 71</w:t>
+      </w:r>
+      <w:r>
+        <w:t xml:space="preserve">usdthoy.com (flutuação do boliviano desde 29/06/2026).</w:t>
+      </w:r>
+    </w:p>
+    <w:p>
+      <w:pPr>
+        <w:numPr>
+          <w:ilvl w:val="0"/>
+          <w:numId w:val="1085"/>
+        </w:numPr>
+        <w:pStyle w:val="Compact"/>
+      </w:pPr>
+      <w:r>
+        <w:rPr>
+          <w:bCs/>
+          <w:b/>
+        </w:rPr>
+        <w:t xml:space="preserve">p. 72</w:t>
+      </w:r>
+      <w:r>
+        <w:t xml:space="preserve">CoinMarketCap e DefiLlama via Admiral Markets (~12/10/2026: US$ 184 bi; ~60% de US$ 306 bi); atestação BDO do 2º tri/2026 (31/07/2026), via Stablecoin Insider; Crowdfund Insider via Admiral Markets (auditoria em andamento, ago/2026).</w:t>
+      </w:r>
+    </w:p>
+    <w:p>
+      <w:pPr>
+        <w:numPr>
+          <w:ilvl w:val="0"/>
+          <w:numId w:val="1085"/>
+        </w:numPr>
+        <w:pStyle w:val="Compact"/>
+      </w:pPr>
+      <w:r>
+        <w:rPr>
+          <w:bCs/>
+          <w:b/>
+        </w:rPr>
+        <w:t xml:space="preserve">p. 73</w:t>
+      </w:r>
+      <w:r>
+        <w:t xml:space="preserve">DefiLlama via Admiral Markets (~12/10/2026); dolarparalelobolivia.net, 28/10/2026 (P2P Bs 12,13); CriptoNoticias, Criptoinforme e usdthoy (bancos bolivianos).</w:t>
+      </w:r>
+    </w:p>
+    <w:p>
+      <w:pPr>
+        <w:numPr>
+          <w:ilvl w:val="0"/>
+          <w:numId w:val="1085"/>
+        </w:numPr>
+        <w:pStyle w:val="Compact"/>
+      </w:pPr>
+      <w:r>
+        <w:rPr>
+          <w:bCs/>
+          <w:b/>
+        </w:rPr>
+        <w:t xml:space="preserve">p. 74</w:t>
+      </w:r>
+      <w:r>
+        <w:t xml:space="preserve">Atestação BDO do 2º tri/2026; Res. BCB 519–521 (operações com stablecoin).</w:t>
+      </w:r>
+    </w:p>
+    <w:p>
+      <w:pPr>
+        <w:numPr>
+          <w:ilvl w:val="0"/>
+          <w:numId w:val="1085"/>
+        </w:numPr>
+        <w:pStyle w:val="Compact"/>
+      </w:pPr>
+      <w:r>
+        <w:rPr>
+          <w:bCs/>
+          <w:b/>
+        </w:rPr>
+        <w:t xml:space="preserve">p. 75</w:t>
+      </w:r>
+      <w:r>
+        <w:t xml:space="preserve">Capital Aberto, mar/2026 (topo de US$ 126 mil em out/2025; retração de 52,4%); AUVP (queda de 13% em 06/02/2026).</w:t>
+      </w:r>
+    </w:p>
+    <w:p>
+      <w:pPr>
+        <w:numPr>
+          <w:ilvl w:val="0"/>
+          <w:numId w:val="1085"/>
+        </w:numPr>
+        <w:pStyle w:val="Compact"/>
+      </w:pPr>
+      <w:r>
+        <w:rPr>
+          <w:bCs/>
+          <w:b/>
+        </w:rPr>
+        <w:t xml:space="preserve">p. 76</w:t>
+      </w:r>
+      <w:r>
+        <w:t xml:space="preserve">AUVP (queda de 13% em um dia, 06/02/2026).</w:t>
+      </w:r>
+    </w:p>
+    <w:p>
+      <w:pPr>
+        <w:numPr>
+          <w:ilvl w:val="0"/>
+          <w:numId w:val="1085"/>
+        </w:numPr>
+        <w:pStyle w:val="Compact"/>
+      </w:pPr>
+      <w:r>
+        <w:rPr>
+          <w:bCs/>
+          <w:b/>
+        </w:rPr>
+        <w:t xml:space="preserve">p. 78</w:t>
+      </w:r>
+      <w:r>
+        <w:t xml:space="preserve">InfoMoney e Fizen (Res. BCB 519–521: identificação de carteira autocustodiada, vigência 02/02/2026).</w:t>
+      </w:r>
+    </w:p>
+    <w:p>
+      <w:pPr>
+        <w:numPr>
+          <w:ilvl w:val="0"/>
+          <w:numId w:val="1085"/>
+        </w:numPr>
+        <w:pStyle w:val="Compact"/>
+      </w:pPr>
+      <w:r>
+        <w:rPr>
+          <w:bCs/>
+          <w:b/>
+        </w:rPr>
+        <w:t xml:space="preserve">p. 82</w:t>
+      </w:r>
+      <w:r>
+        <w:t xml:space="preserve">eco.com, guias de 2026 (redes do USDT; envio para rede errada em geral não é recuperável).</w:t>
+      </w:r>
+    </w:p>
+    <w:p>
+      <w:pPr>
+        <w:numPr>
+          <w:ilvl w:val="0"/>
+          <w:numId w:val="1085"/>
+        </w:numPr>
+        <w:pStyle w:val="Compact"/>
+      </w:pPr>
+      <w:r>
+        <w:rPr>
+          <w:bCs/>
+          <w:b/>
+        </w:rPr>
+        <w:t xml:space="preserve">p. 83</w:t>
+      </w:r>
+      <w:r>
+        <w:t xml:space="preserve">eco.com, comparativo de taxas de rede, mai/2026 (Binance: TRC20 1, BEP20 0,29, ERC20 1,6, SOL 1 USDT; velocidade TRC20/BEP20 ~1 min, ERC20 ~2 min); comparativo de 2026 (Polygon ~1 USDT). Escopo do curso, Seção 2.1 (taxa de 1 USDT no exemplo-padrão).</w:t>
+      </w:r>
+    </w:p>
+    <w:p>
+      <w:pPr>
+        <w:numPr>
+          <w:ilvl w:val="0"/>
+          <w:numId w:val="1085"/>
+        </w:numPr>
+        <w:pStyle w:val="Compact"/>
+      </w:pPr>
+      <w:r>
+        <w:rPr>
+          <w:bCs/>
+          <w:b/>
+        </w:rPr>
+        <w:t xml:space="preserve">p. 85</w:t>
+      </w:r>
+      <w:r>
+        <w:t xml:space="preserve">Endereços de exemplo, fictícios e encurtados.</w:t>
+      </w:r>
+    </w:p>
+    <w:p>
+      <w:pPr>
+        <w:numPr>
+          <w:ilvl w:val="0"/>
+          <w:numId w:val="1085"/>
+        </w:numPr>
+        <w:pStyle w:val="Compact"/>
+      </w:pPr>
+      <w:r>
+        <w:rPr>
+          <w:bCs/>
+          <w:b/>
+        </w:rPr>
+        <w:t xml:space="preserve">p. 86</w:t>
+      </w:r>
+      <w:r>
+        <w:t xml:space="preserve">eco.com, guias de 2026 (memo não necessário em TRC20, BEP20 e ERC20, salvo quando o lado que recebe informa um).</w:t>
+      </w:r>
+    </w:p>
+    <w:p>
+      <w:pPr>
+        <w:numPr>
+          <w:ilvl w:val="0"/>
+          <w:numId w:val="1085"/>
+        </w:numPr>
+        <w:pStyle w:val="Compact"/>
+      </w:pPr>
+      <w:r>
+        <w:rPr>
+          <w:bCs/>
+          <w:b/>
+        </w:rPr>
+        <w:t xml:space="preserve">p. 96</w:t>
+      </w:r>
+      <w:r>
+        <w:t xml:space="preserve">Escopo do curso, Seção 2.1 (exemplo-padrão: USDT a R$ 5,38, rede de 1 USDT, P2P a Bs 12,13; remessa e espécie com percentuais ilustrativos).</w:t>
+      </w:r>
+    </w:p>
+    <w:p>
+      <w:r>
+        <w:pict>
+          <v:rect style="width:0;height:1.5pt" o:hralign="center" o:hrstd="t" o:hr="t"/>
+        </w:pict>
+      </w:r>
+    </w:p>
+    <w:p>
+      <w:pPr>
+        <w:numPr>
+          <w:ilvl w:val="0"/>
+          <w:numId w:val="1086"/>
+        </w:numPr>
+        <w:pStyle w:val="Compact"/>
+      </w:pPr>
+      <w:r>
+        <w:rPr>
+          <w:bCs/>
+          <w:b/>
+        </w:rPr>
+        <w:t xml:space="preserve">p. 98</w:t>
+      </w:r>
+      <w:r>
+        <w:t xml:space="preserve">Escopo do curso, Seção 2.1 (câmbio efetivo; spreads de remessa e espécie são exemplos); Decretos 12.466 e 12.499/2025 (IOF 3,5%).</w:t>
+      </w:r>
+    </w:p>
+    <w:p>
+      <w:pPr>
+        <w:numPr>
+          <w:ilvl w:val="0"/>
+          <w:numId w:val="1086"/>
+        </w:numPr>
+        <w:pStyle w:val="Compact"/>
+      </w:pPr>
+      <w:r>
+        <w:rPr>
+          <w:bCs/>
+          <w:b/>
+        </w:rPr>
+        <w:t xml:space="preserve">p. 99</w:t>
+      </w:r>
+      <w:r>
+        <w:t xml:space="preserve">Escopo do curso, Seção 2.1; InfoMoney (nov/2025) e Blue Consult (25/07/2026): IOF não cobrado automaticamente na compra de stablecoin.</w:t>
+      </w:r>
+    </w:p>
+    <w:p>
+      <w:pPr>
+        <w:numPr>
+          <w:ilvl w:val="0"/>
+          <w:numId w:val="1086"/>
+        </w:numPr>
+        <w:pStyle w:val="Compact"/>
+      </w:pPr>
+      <w:r>
+        <w:rPr>
+          <w:bCs/>
+          <w:b/>
+        </w:rPr>
+        <w:t xml:space="preserve">p. 100</w:t>
+      </w:r>
+      <w:r>
+        <w:t xml:space="preserve">Escopo do curso, Seção 2.1; Investidor10 e CoinMarketCap, 28/10/2026 (R$ 5,35); dolarparalelobolivia.net, 28/10/2026 (P2P Bs 12,13).</w:t>
+      </w:r>
+    </w:p>
+    <w:p>
+      <w:pPr>
+        <w:numPr>
+          <w:ilvl w:val="0"/>
+          <w:numId w:val="1086"/>
+        </w:numPr>
+        <w:pStyle w:val="Compact"/>
+      </w:pPr>
+      <w:r>
+        <w:rPr>
+          <w:bCs/>
+          <w:b/>
+        </w:rPr>
+        <w:t xml:space="preserve">p. 101</w:t>
+      </w:r>
+      <w:r>
+        <w:t xml:space="preserve">Lei 14.478/2022; Poder360 (textos das Res. BCB 519, 520 e 521, 10/11/2025); InfoMoney (vigência 02/02/2026); BlockEden (Res. 561); Let's Money (prazo de autorização até 30/10/2026; reporte adiado para 03/11/2026 pela Res. 574); Blocktrends e Judit (Res. 584).</w:t>
+      </w:r>
+    </w:p>
+    <w:p>
+      <w:pPr>
+        <w:numPr>
+          <w:ilvl w:val="0"/>
+          <w:numId w:val="1086"/>
+        </w:numPr>
+        <w:pStyle w:val="Compact"/>
+      </w:pPr>
+      <w:r>
+        <w:rPr>
+          <w:bCs/>
+          <w:b/>
+        </w:rPr>
+        <w:t xml:space="preserve">p. 102</w:t>
+      </w:r>
+      <w:r>
+        <w:t xml:space="preserve">Poder360 (íntegra das Res. BCB 519, 520 e 521); InfoMoney (“BC define regras para o mercado de criptomoedas”). Conferir os textos oficiais em bcb.gov.br.</w:t>
+      </w:r>
+    </w:p>
+    <w:p>
+      <w:pPr>
+        <w:numPr>
+          <w:ilvl w:val="0"/>
+          <w:numId w:val="1086"/>
+        </w:numPr>
+        <w:pStyle w:val="Compact"/>
+      </w:pPr>
+      <w:r>
+        <w:rPr>
+          <w:bCs/>
+          <w:b/>
+        </w:rPr>
+        <w:t xml:space="preserve">p. 103</w:t>
+      </w:r>
+      <w:r>
+        <w:t xml:space="preserve">Blocktrends e SpaceMoney (Res. BCB 584, publicada em 07/08/2026, vigência 01/01/2027); Judit (liberação antecipada); Investalk/BB; Judit (PDL 926/2026, 10/08/2026).</w:t>
+      </w:r>
+    </w:p>
+    <w:p>
+      <w:pPr>
+        <w:numPr>
+          <w:ilvl w:val="0"/>
+          <w:numId w:val="1086"/>
+        </w:numPr>
+        <w:pStyle w:val="Compact"/>
+      </w:pPr>
+      <w:r>
+        <w:rPr>
+          <w:bCs/>
+          <w:b/>
+        </w:rPr>
+        <w:t xml:space="preserve">p. 104</w:t>
+      </w:r>
+      <w:r>
+        <w:t xml:space="preserve">Gazeta do Povo e Revista Oeste (minuta da Receita, fev/2026: 3,5% com isenção até R$ 10 mil/mês para PF); InfoMoney (“Secretário de Haddad confirma plano de taxar criptomoedas”); Blocknews, out/2026 (consulta adiada; incerteza após a reeleição).</w:t>
+      </w:r>
+    </w:p>
+    <w:p>
+      <w:pPr>
+        <w:numPr>
+          <w:ilvl w:val="0"/>
+          <w:numId w:val="1086"/>
+        </w:numPr>
+        <w:pStyle w:val="Compact"/>
+      </w:pPr>
+      <w:r>
+        <w:rPr>
+          <w:bCs/>
+          <w:b/>
+        </w:rPr>
+        <w:t xml:space="preserve">p. 105</w:t>
+      </w:r>
+      <w:r>
+        <w:t xml:space="preserve">Lei 7.492/1986; Lei 14.478/2022 (escopo do curso, Seção 3.2).</w:t>
+      </w:r>
+    </w:p>
+    <w:p>
+      <w:pPr>
+        <w:numPr>
+          <w:ilvl w:val="0"/>
+          <w:numId w:val="1086"/>
+        </w:numPr>
+        <w:pStyle w:val="Compact"/>
+      </w:pPr>
+      <w:r>
+        <w:rPr>
+          <w:bCs/>
+          <w:b/>
+        </w:rPr>
+        <w:t xml:space="preserve">p. 106</w:t>
+      </w:r>
+      <w:r>
+        <w:t xml:space="preserve">CriptoNoticias (bancos bolivianos com USDT; FIE Cuenta Cripto desde 09/04/2026; Unión/Yasta abr/2026; BISA); KuCoin News (fim da proibição em jun/2024); Cointelegraph e CriptoNoticias (declaração do ministro José Gabriel Espinoza).</w:t>
+      </w:r>
+    </w:p>
+    <w:p>
+      <w:pPr>
+        <w:numPr>
+          <w:ilvl w:val="0"/>
+          <w:numId w:val="1086"/>
+        </w:numPr>
+        <w:pStyle w:val="Compact"/>
+      </w:pPr>
+      <w:r>
+        <w:rPr>
+          <w:bCs/>
+          <w:b/>
+        </w:rPr>
+        <w:t xml:space="preserve">p. 107</w:t>
+      </w:r>
+      <w:r>
+        <w:t xml:space="preserve">CriptoNoticias (FIE: cidadãos bolivianos maiores de 18 residentes; Unión/Yasta; BISA).</w:t>
+      </w:r>
+    </w:p>
+    <w:p>
+      <w:pPr>
+        <w:numPr>
+          <w:ilvl w:val="0"/>
+          <w:numId w:val="1086"/>
+        </w:numPr>
+        <w:pStyle w:val="Compact"/>
+      </w:pPr>
+      <w:r>
+        <w:rPr>
+          <w:bCs/>
+          <w:b/>
+        </w:rPr>
+        <w:t xml:space="preserve">p. 109</w:t>
+      </w:r>
+      <w:r>
+        <w:t xml:space="preserve">InfoMoney (vigência das Res. 519–521); Let's Money (prazo de 270 dias, até 30/10/2026); IstoÉ Dinheiro (prazo de 2 e 3 anos para o BC decidir, 19/02/2026).</w:t>
+      </w:r>
+    </w:p>
+    <w:p>
+      <w:r>
+        <w:pict>
+          <v:rect style="width:0;height:1.5pt" o:hralign="center" o:hrstd="t" o:hr="t"/>
+        </w:pict>
+      </w:r>
+    </w:p>
+    <w:p>
+      <w:pPr>
+        <w:numPr>
+          <w:ilvl w:val="0"/>
+          <w:numId w:val="1087"/>
+        </w:numPr>
+        <w:pStyle w:val="Compact"/>
+      </w:pPr>
+      <w:r>
+        <w:rPr>
+          <w:bCs/>
+          <w:b/>
+        </w:rPr>
         <w:t xml:space="preserve">p. 112</w:t>
       </w:r>
       <w:r>
@@ -28644,7 +32483,7 @@
       <w:pPr>
         <w:numPr>
           <w:ilvl w:val="0"/>
-          <w:numId w:val="1072"/>
+          <w:numId w:val="1087"/>
         </w:numPr>
         <w:pStyle w:val="Compact"/>
       </w:pPr>
@@ -28663,7 +32502,7 @@
       <w:pPr>
         <w:numPr>
           <w:ilvl w:val="0"/>
-          <w:numId w:val="1072"/>
+          <w:numId w:val="1087"/>
         </w:numPr>
         <w:pStyle w:val="Compact"/>
       </w:pPr>
@@ -28682,7 +32521,7 @@
       <w:pPr>
         <w:numPr>
           <w:ilvl w:val="0"/>
-          <w:numId w:val="1072"/>
+          <w:numId w:val="1087"/>
         </w:numPr>
         <w:pStyle w:val="Compact"/>
       </w:pPr>
@@ -28701,7 +32540,7 @@
       <w:pPr>
         <w:numPr>
           <w:ilvl w:val="0"/>
-          <w:numId w:val="1072"/>
+          <w:numId w:val="1087"/>
         </w:numPr>
         <w:pStyle w:val="Compact"/>
       </w:pPr>
@@ -28720,7 +32559,7 @@
       <w:pPr>
         <w:numPr>
           <w:ilvl w:val="0"/>
-          <w:numId w:val="1072"/>
+          <w:numId w:val="1087"/>
         </w:numPr>
         <w:pStyle w:val="Compact"/>
       </w:pPr>
@@ -28739,7 +32578,7 @@
       <w:pPr>
         <w:numPr>
           <w:ilvl w:val="0"/>
-          <w:numId w:val="1072"/>
+          <w:numId w:val="1087"/>
         </w:numPr>
         <w:pStyle w:val="Compact"/>
       </w:pPr>
@@ -28758,7 +32597,7 @@
       <w:pPr>
         <w:numPr>
           <w:ilvl w:val="0"/>
-          <w:numId w:val="1072"/>
+          <w:numId w:val="1087"/>
         </w:numPr>
         <w:pStyle w:val="Compact"/>
       </w:pPr>
@@ -28777,7 +32616,7 @@
       <w:pPr>
         <w:numPr>
           <w:ilvl w:val="0"/>
-          <w:numId w:val="1072"/>
+          <w:numId w:val="1087"/>
         </w:numPr>
         <w:pStyle w:val="Compact"/>
       </w:pPr>
@@ -28796,7 +32635,7 @@
       <w:pPr>
         <w:numPr>
           <w:ilvl w:val="0"/>
-          <w:numId w:val="1072"/>
+          <w:numId w:val="1087"/>
         </w:numPr>
         <w:pStyle w:val="Compact"/>
       </w:pPr>
@@ -28815,7 +32654,7 @@
       <w:pPr>
         <w:numPr>
           <w:ilvl w:val="0"/>
-          <w:numId w:val="1072"/>
+          <w:numId w:val="1087"/>
         </w:numPr>
         <w:pStyle w:val="Compact"/>
       </w:pPr>
@@ -28834,7 +32673,7 @@
       <w:pPr>
         <w:numPr>
           <w:ilvl w:val="0"/>
-          <w:numId w:val="1072"/>
+          <w:numId w:val="1087"/>
         </w:numPr>
         <w:pStyle w:val="Compact"/>
       </w:pPr>
@@ -28847,6 +32686,127 @@
       </w:r>
       <w:r>
         <w:t xml:space="preserve">Escopo do curso, Seção 3.5; Lei 14.478/2022; Res. BCB 519 e 520.</w:t>
+      </w:r>
+    </w:p>
+    <w:p>
+      <w:pPr>
+        <w:numPr>
+          <w:ilvl w:val="0"/>
+          <w:numId w:val="1087"/>
+        </w:numPr>
+        <w:pStyle w:val="Compact"/>
+      </w:pPr>
+      <w:r>
+        <w:rPr>
+          <w:bCs/>
+          <w:b/>
+        </w:rPr>
+        <w:t xml:space="preserve">p. 138</w:t>
+      </w:r>
+      <w:r>
+        <w:t xml:space="preserve">Exame, via Global Anti-Scam Alliance (mar/2025–fev/2026: R$ 21,2 bi, 16,5 mi de vítimas); Poder360 e Exame, via Banco Central (2024: 4,7 mi de fraudes no Pix, R$ 6,5 bi, R$ 459 mi devolvidos); InfoMoney (golpes com cripto: ~R$ 40 bi e quase 4 mi de vítimas em 5 anos).</w:t>
+      </w:r>
+    </w:p>
+    <w:p>
+      <w:pPr>
+        <w:numPr>
+          <w:ilvl w:val="0"/>
+          <w:numId w:val="1087"/>
+        </w:numPr>
+        <w:pStyle w:val="Compact"/>
+      </w:pPr>
+      <w:r>
+        <w:rPr>
+          <w:bCs/>
+          <w:b/>
+        </w:rPr>
+        <w:t xml:space="preserve">p. 142</w:t>
+      </w:r>
+      <w:r>
+        <w:t xml:space="preserve">Revista Oeste e InfoMoney (Operação Criptoabate, Polícia Civil do RS: perda de R$ 37 mi e cobrança de “taxas” para liberar saque); InfoMoney (Operação Profeta, PF: promessa de até 9% ao mês, ~R$ 260 mi).</w:t>
+      </w:r>
+    </w:p>
+    <w:p>
+      <w:r>
+        <w:pict>
+          <v:rect style="width:0;height:1.5pt" o:hralign="center" o:hrstd="t" o:hr="t"/>
+        </w:pict>
+      </w:r>
+    </w:p>
+    <w:p>
+      <w:pPr>
+        <w:numPr>
+          <w:ilvl w:val="0"/>
+          <w:numId w:val="1088"/>
+        </w:numPr>
+        <w:pStyle w:val="Compact"/>
+      </w:pPr>
+      <w:r>
+        <w:rPr>
+          <w:bCs/>
+          <w:b/>
+        </w:rPr>
+        <w:t xml:space="preserve">p. 143</w:t>
+      </w:r>
+      <w:r>
+        <w:t xml:space="preserve">Exame (pirâmide EBDOX: cobrança de “caução” de 5% para liberar valores).</w:t>
+      </w:r>
+    </w:p>
+    <w:p>
+      <w:pPr>
+        <w:numPr>
+          <w:ilvl w:val="0"/>
+          <w:numId w:val="1088"/>
+        </w:numPr>
+        <w:pStyle w:val="Compact"/>
+      </w:pPr>
+      <w:r>
+        <w:rPr>
+          <w:bCs/>
+          <w:b/>
+        </w:rPr>
+        <w:t xml:space="preserve">p. 150</w:t>
+      </w:r>
+      <w:r>
+        <w:t xml:space="preserve">DPL News (ATT: 16.821 denúncias de 01/01 a 17/07/2026; plataforma e linha 800 10 6000); eju.tv (golpe de multas falsas de trânsito por WhatsApp em Cochabamba; vendas de dólares e anticréticos entre as fraudes mais denunciadas).</w:t>
+      </w:r>
+    </w:p>
+    <w:p>
+      <w:pPr>
+        <w:numPr>
+          <w:ilvl w:val="0"/>
+          <w:numId w:val="1088"/>
+        </w:numPr>
+        <w:pStyle w:val="Compact"/>
+      </w:pPr>
+      <w:r>
+        <w:rPr>
+          <w:bCs/>
+          <w:b/>
+        </w:rPr>
+        <w:t xml:space="preserve">p. 152</w:t>
+      </w:r>
+      <w:r>
+        <w:t xml:space="preserve">Convergência Digital, DGABC e Mercado &amp; Consumo (set/2026: MED, prazo de 80 dias, pedido no próprio banco, devolução em até 11 dias no MED 2.0, hipóteses excluídas).</w:t>
+      </w:r>
+    </w:p>
+    <w:p>
+      <w:pPr>
+        <w:numPr>
+          <w:ilvl w:val="0"/>
+          <w:numId w:val="1088"/>
+        </w:numPr>
+        <w:pStyle w:val="Compact"/>
+      </w:pPr>
+      <w:r>
+        <w:rPr>
+          <w:bCs/>
+          <w:b/>
+        </w:rPr>
+        <w:t xml:space="preserve">p. 153</w:t>
+      </w:r>
+      <w:r>
+        <w:t xml:space="preserve">DPL News (ATT, plataforma “Bloquea la Estafa” e linha 800 10 6000); Correo del Sur (denúncia de golpe digital na FELCC, unidade de cibercrime).</w:t>
       </w:r>
     </w:p>
     <w:sectPr/>
@@ -29792,6 +33752,135 @@
     <w:abstractNumId w:val="991"/>
   </w:num>
   <w:num w:numId="1072">
+    <w:abstractNumId w:val="99201"/>
+    <w:lvlOverride w:ilvl="0">
+      <w:startOverride w:val="1"/>
+    </w:lvlOverride>
+    <w:lvlOverride w:ilvl="1">
+      <w:startOverride w:val="1"/>
+    </w:lvlOverride>
+    <w:lvlOverride w:ilvl="2">
+      <w:startOverride w:val="1"/>
+    </w:lvlOverride>
+    <w:lvlOverride w:ilvl="3">
+      <w:startOverride w:val="1"/>
+    </w:lvlOverride>
+    <w:lvlOverride w:ilvl="4">
+      <w:startOverride w:val="1"/>
+    </w:lvlOverride>
+    <w:lvlOverride w:ilvl="5">
+      <w:startOverride w:val="1"/>
+    </w:lvlOverride>
+    <w:lvlOverride w:ilvl="6">
+      <w:startOverride w:val="1"/>
+    </w:lvlOverride>
+    <w:lvlOverride w:ilvl="7">
+      <w:startOverride w:val="1"/>
+    </w:lvlOverride>
+    <w:lvlOverride w:ilvl="8">
+      <w:startOverride w:val="1"/>
+    </w:lvlOverride>
+  </w:num>
+  <w:num w:numId="1073">
+    <w:abstractNumId w:val="991"/>
+  </w:num>
+  <w:num w:numId="1074">
+    <w:abstractNumId w:val="99201"/>
+    <w:lvlOverride w:ilvl="0">
+      <w:startOverride w:val="1"/>
+    </w:lvlOverride>
+    <w:lvlOverride w:ilvl="1">
+      <w:startOverride w:val="1"/>
+    </w:lvlOverride>
+    <w:lvlOverride w:ilvl="2">
+      <w:startOverride w:val="1"/>
+    </w:lvlOverride>
+    <w:lvlOverride w:ilvl="3">
+      <w:startOverride w:val="1"/>
+    </w:lvlOverride>
+    <w:lvlOverride w:ilvl="4">
+      <w:startOverride w:val="1"/>
+    </w:lvlOverride>
+    <w:lvlOverride w:ilvl="5">
+      <w:startOverride w:val="1"/>
+    </w:lvlOverride>
+    <w:lvlOverride w:ilvl="6">
+      <w:startOverride w:val="1"/>
+    </w:lvlOverride>
+    <w:lvlOverride w:ilvl="7">
+      <w:startOverride w:val="1"/>
+    </w:lvlOverride>
+    <w:lvlOverride w:ilvl="8">
+      <w:startOverride w:val="1"/>
+    </w:lvlOverride>
+  </w:num>
+  <w:num w:numId="1075">
+    <w:abstractNumId w:val="991"/>
+  </w:num>
+  <w:num w:numId="1076">
+    <w:abstractNumId w:val="99201"/>
+    <w:lvlOverride w:ilvl="0">
+      <w:startOverride w:val="1"/>
+    </w:lvlOverride>
+    <w:lvlOverride w:ilvl="1">
+      <w:startOverride w:val="1"/>
+    </w:lvlOverride>
+    <w:lvlOverride w:ilvl="2">
+      <w:startOverride w:val="1"/>
+    </w:lvlOverride>
+    <w:lvlOverride w:ilvl="3">
+      <w:startOverride w:val="1"/>
+    </w:lvlOverride>
+    <w:lvlOverride w:ilvl="4">
+      <w:startOverride w:val="1"/>
+    </w:lvlOverride>
+    <w:lvlOverride w:ilvl="5">
+      <w:startOverride w:val="1"/>
+    </w:lvlOverride>
+    <w:lvlOverride w:ilvl="6">
+      <w:startOverride w:val="1"/>
+    </w:lvlOverride>
+    <w:lvlOverride w:ilvl="7">
+      <w:startOverride w:val="1"/>
+    </w:lvlOverride>
+    <w:lvlOverride w:ilvl="8">
+      <w:startOverride w:val="1"/>
+    </w:lvlOverride>
+  </w:num>
+  <w:num w:numId="1077">
+    <w:abstractNumId w:val="991"/>
+  </w:num>
+  <w:num w:numId="1078">
+    <w:abstractNumId w:val="991"/>
+  </w:num>
+  <w:num w:numId="1079">
+    <w:abstractNumId w:val="991"/>
+  </w:num>
+  <w:num w:numId="1080">
+    <w:abstractNumId w:val="991"/>
+  </w:num>
+  <w:num w:numId="1081">
+    <w:abstractNumId w:val="991"/>
+  </w:num>
+  <w:num w:numId="1082">
+    <w:abstractNumId w:val="991"/>
+  </w:num>
+  <w:num w:numId="1083">
+    <w:abstractNumId w:val="991"/>
+  </w:num>
+  <w:num w:numId="1084">
+    <w:abstractNumId w:val="991"/>
+  </w:num>
+  <w:num w:numId="1085">
+    <w:abstractNumId w:val="991"/>
+  </w:num>
+  <w:num w:numId="1086">
+    <w:abstractNumId w:val="991"/>
+  </w:num>
+  <w:num w:numId="1087">
+    <w:abstractNumId w:val="991"/>
+  </w:num>
+  <w:num w:numId="1088">
     <w:abstractNumId w:val="991"/>
   </w:num>
 </w:numbering>

--- a/curso/dist/LULA-GANHOU-Curso-Completo.docx
+++ b/curso/dist/LULA-GANHOU-Curso-Completo.docx
@@ -1851,10 +1851,40 @@
         <w:pStyle w:val="Compact"/>
       </w:pPr>
       <w:r>
+        <w:t xml:space="preserve">Bônus B7 · Dossiê: mais 4 anos em manchetes</w:t>
+      </w:r>
+      <w:r>
+        <w:t xml:space="preserve">156</w:t>
+      </w:r>
+    </w:p>
+    <w:p>
+      <w:pPr>
+        <w:numPr>
+          <w:ilvl w:val="0"/>
+          <w:numId w:val="1005"/>
+        </w:numPr>
+        <w:pStyle w:val="Compact"/>
+      </w:pPr>
+      <w:r>
+        <w:t xml:space="preserve">B7 · Versão de 1 página para WhatsApp</w:t>
+      </w:r>
+      <w:r>
+        <w:t xml:space="preserve">165</w:t>
+      </w:r>
+    </w:p>
+    <w:p>
+      <w:pPr>
+        <w:numPr>
+          <w:ilvl w:val="0"/>
+          <w:numId w:val="1005"/>
+        </w:numPr>
+        <w:pStyle w:val="Compact"/>
+      </w:pPr>
+      <w:r>
         <w:t xml:space="preserve">Anexo · Fontes de todos os números</w:t>
       </w:r>
       <w:r>
-        <w:t xml:space="preserve">156</w:t>
+        <w:t xml:space="preserve">166</w:t>
       </w:r>
     </w:p>
     <w:p>
@@ -30972,255 +31002,25 @@
         <w:pStyle w:val="FirstParagraph"/>
       </w:pPr>
       <w:r>
-        <w:t xml:space="preserve">Anexo</w:t>
-      </w:r>
-    </w:p>
-    <w:bookmarkStart w:id="238" w:name="fontes-de-todos-os-números"/>
-    <w:p>
-      <w:pPr>
-        <w:pStyle w:val="Heading2"/>
-      </w:pPr>
-      <w:r>
-        <w:t xml:space="preserve">Fontes de todos os números</w:t>
-      </w:r>
-    </w:p>
-    <w:p>
-      <w:pPr>
-        <w:pStyle w:val="FirstParagraph"/>
-      </w:pPr>
-      <w:r>
-        <w:t xml:space="preserve">Cada número do curso tem origem. Aqui estão, página por página.</w:t>
-      </w:r>
-    </w:p>
-    <w:p>
-      <w:pPr>
-        <w:numPr>
-          <w:ilvl w:val="0"/>
-          <w:numId w:val="1081"/>
-        </w:numPr>
-        <w:pStyle w:val="Compact"/>
-      </w:pPr>
-      <w:r>
-        <w:rPr>
-          <w:bCs/>
-          <w:b/>
-        </w:rPr>
-        <w:t xml:space="preserve">p. 2</w:t>
-      </w:r>
-      <w:r>
-        <w:t xml:space="preserve">TSE, resultado do 2º turno de 2022 (58.206.354 votos, 49,1% dos válidos).</w:t>
-      </w:r>
-    </w:p>
-    <w:p>
-      <w:pPr>
-        <w:numPr>
-          <w:ilvl w:val="0"/>
-          <w:numId w:val="1081"/>
-        </w:numPr>
-        <w:pStyle w:val="Compact"/>
-      </w:pPr>
-      <w:r>
-        <w:rPr>
-          <w:bCs/>
-          <w:b/>
-        </w:rPr>
-        <w:t xml:space="preserve">p. 3</w:t>
-      </w:r>
-      <w:r>
-        <w:t xml:space="preserve">Tribunal Supremo Electoral da Bolívia via Agência Brasil (19/10/2025); MercoPress (10/11/2025).</w:t>
-      </w:r>
-    </w:p>
-    <w:p>
-      <w:pPr>
-        <w:numPr>
-          <w:ilvl w:val="0"/>
-          <w:numId w:val="1081"/>
-        </w:numPr>
-        <w:pStyle w:val="Compact"/>
-      </w:pPr>
-      <w:r>
-        <w:rPr>
-          <w:bCs/>
-          <w:b/>
-        </w:rPr>
-        <w:t xml:space="preserve">p. 11</w:t>
-      </w:r>
-      <w:r>
-        <w:t xml:space="preserve">Gazeta do Povo, 2026 (arrecadação de R$ 2,887 tri; carga de 32,4% do PIB) e mar/2026 (43 medidas); Banco Central via Forbes, 27/10/2026 (dívida, ago/2026); reações de lideranças, Gazeta do Povo, 25/10/2026.</w:t>
-      </w:r>
-    </w:p>
-    <w:p>
-      <w:pPr>
-        <w:numPr>
-          <w:ilvl w:val="0"/>
-          <w:numId w:val="1081"/>
-        </w:numPr>
-        <w:pStyle w:val="Compact"/>
-      </w:pPr>
-      <w:r>
-        <w:rPr>
-          <w:bCs/>
-          <w:b/>
-        </w:rPr>
-        <w:t xml:space="preserve">p. 12</w:t>
-      </w:r>
-      <w:r>
-        <w:t xml:space="preserve">TSE (2º turno 2018: 57.797.847 votos; 2022: 58.206.354); Monitor do Debate Político/USP via CartaCapital e O Povo (2024); SSP-SP via SBT News (25/02/2024).</w:t>
-      </w:r>
-    </w:p>
-    <w:p>
-      <w:pPr>
-        <w:numPr>
-          <w:ilvl w:val="0"/>
-          <w:numId w:val="1081"/>
-        </w:numPr>
-        <w:pStyle w:val="Compact"/>
-      </w:pPr>
-      <w:r>
-        <w:rPr>
-          <w:bCs/>
-          <w:b/>
-        </w:rPr>
-        <w:t xml:space="preserve">p. 13</w:t>
-      </w:r>
-      <w:r>
-        <w:t xml:space="preserve">Banco Central de Venezuela via Poder360/DW (29/05/2019); R4V via Bloomberg Línea (2025: 6,70 mi na América Latina + 1,19 mi no resto do mundo); France 24 (08/11/2025); Infobae; The Rio Times.</w:t>
-      </w:r>
-    </w:p>
-    <w:p>
-      <w:pPr>
-        <w:numPr>
-          <w:ilvl w:val="0"/>
-          <w:numId w:val="1081"/>
-        </w:numPr>
-        <w:pStyle w:val="Compact"/>
-      </w:pPr>
-      <w:r>
-        <w:rPr>
-          <w:bCs/>
-          <w:b/>
-        </w:rPr>
-        <w:t xml:space="preserve">p. 14</w:t>
-      </w:r>
-      <w:r>
-        <w:t xml:space="preserve">INDEC Argentina (IPC 2023, 2024 e 2025); MercoPress (10/11/2025); posses oficiais.</w:t>
-      </w:r>
-    </w:p>
-    <w:p>
-      <w:pPr>
-        <w:numPr>
-          <w:ilvl w:val="0"/>
-          <w:numId w:val="1081"/>
-        </w:numPr>
-        <w:pStyle w:val="Compact"/>
-      </w:pPr>
-      <w:r>
-        <w:rPr>
-          <w:bCs/>
-          <w:b/>
-        </w:rPr>
-        <w:t xml:space="preserve">p. 15</w:t>
-      </w:r>
-      <w:r>
-        <w:t xml:space="preserve">IFI via Forbes, 27/10/2026 (ajuste fiscal); Decretos 12.466 e 12.499/2025 (IOF).</w:t>
-      </w:r>
-    </w:p>
-    <w:p>
-      <w:pPr>
-        <w:numPr>
-          <w:ilvl w:val="0"/>
-          <w:numId w:val="1081"/>
-        </w:numPr>
-        <w:pStyle w:val="Compact"/>
-      </w:pPr>
-      <w:r>
-        <w:rPr>
-          <w:bCs/>
-          <w:b/>
-        </w:rPr>
-        <w:t xml:space="preserve">p. 16</w:t>
-      </w:r>
-      <w:r>
-        <w:t xml:space="preserve">Zumper via WLRN (set/2026, Miami US$ 2.500); Zumper via WFLA (Orlando US$ 1.690, data a confirmar); Numbeo mai/2026 via Cidadania e Visto (Lisboa €1.280); FipeZAP Locação set/2026; InfoCasas out/2026. Câmbio: US$ 1 = R$ 5,35 (Investidor10, 28/10/2026); €1 = R$ 5,62 (Meelion, 09/10/2026); R$ 1 = Bs 2,30 (autor).</w:t>
-      </w:r>
-    </w:p>
-    <w:p>
-      <w:pPr>
-        <w:numPr>
-          <w:ilvl w:val="0"/>
-          <w:numId w:val="1081"/>
-        </w:numPr>
-        <w:pStyle w:val="Compact"/>
-      </w:pPr>
-      <w:r>
-        <w:rPr>
-          <w:bCs/>
-          <w:b/>
-        </w:rPr>
-        <w:t xml:space="preserve">p. 17</w:t>
-      </w:r>
-      <w:r>
-        <w:t xml:space="preserve">Mochileiros (entrada com RG/CIN, 90 dias); The Rio Times (residência Mercosul); FlightConnections, abr/2026 (voo direto GRU–VVI, média 3h05); aluguéis: mesmas fontes da página anterior.</w:t>
-      </w:r>
-    </w:p>
-    <w:p>
-      <w:pPr>
-        <w:numPr>
-          <w:ilvl w:val="0"/>
-          <w:numId w:val="1081"/>
-        </w:numPr>
-        <w:pStyle w:val="Compact"/>
-      </w:pPr>
-      <w:r>
-        <w:rPr>
-          <w:bCs/>
-          <w:b/>
-        </w:rPr>
-        <w:t xml:space="preserve">p. 18</w:t>
-      </w:r>
-      <w:r>
-        <w:t xml:space="preserve">Mesmas fontes e câmbios da página anterior. Cálculo do autor do curso.</w:t>
-      </w:r>
-    </w:p>
-    <w:p>
-      <w:pPr>
-        <w:numPr>
-          <w:ilvl w:val="0"/>
-          <w:numId w:val="1081"/>
-        </w:numPr>
-        <w:pStyle w:val="Compact"/>
-      </w:pPr>
-      <w:r>
-        <w:rPr>
-          <w:bCs/>
-          <w:b/>
-        </w:rPr>
-        <w:t xml:space="preserve">p. 19</w:t>
-      </w:r>
-      <w:r>
-        <w:t xml:space="preserve">Mochileiros (entrada); The Rio Times (residência Mercosul, taxa ~450 UFV); FlightConnections, abr/2026 (voo direto São Paulo–Santa Cruz, média 3h05); autor, 28/10/2026 (câmbio de referência).</w:t>
-      </w:r>
-    </w:p>
-    <w:p>
-      <w:pPr>
-        <w:numPr>
-          <w:ilvl w:val="0"/>
-          <w:numId w:val="1081"/>
-        </w:numPr>
-        <w:pStyle w:val="Compact"/>
-      </w:pPr>
-      <w:r>
-        <w:rPr>
-          <w:bCs/>
-          <w:b/>
-        </w:rPr>
-        <w:t xml:space="preserve">p. 20</w:t>
-      </w:r>
-      <w:r>
-        <w:t xml:space="preserve">Agência Brasil e Poder360 (19/10/2025); MercoPress (10/11/2025); France 24 via Acento (08/11/2025); usdthoy.com (flutuação desde 29/06/2026).</w:t>
-      </w:r>
-    </w:p>
-    <w:bookmarkEnd w:id="238"/>
+        <w:t xml:space="preserve">B7</w:t>
+      </w:r>
+    </w:p>
+    <w:p>
+      <w:pPr>
+        <w:pStyle w:val="BodyText"/>
+      </w:pPr>
+      <w:r>
+        <w:t xml:space="preserve">Dossiê: mais 4 anos em manchetes</w:t>
+      </w:r>
+    </w:p>
+    <w:p>
+      <w:pPr>
+        <w:pStyle w:val="BodyText"/>
+      </w:pPr>
+      <w:r>
+        <w:t xml:space="preserve">Links para mandar ao seu conhecido de esquerda. Não é opinião: é manchete, com veículo e QR code para ele mesmo conferir.</w:t>
+      </w:r>
+    </w:p>
     <w:p>
       <w:r>
         <w:pict>
@@ -31230,213 +31030,148 @@
     </w:p>
     <w:p>
       <w:pPr>
-        <w:numPr>
-          <w:ilvl w:val="0"/>
-          <w:numId w:val="1082"/>
-        </w:numPr>
-        <w:pStyle w:val="Compact"/>
-      </w:pPr>
-      <w:r>
-        <w:rPr>
-          <w:bCs/>
-          <w:b/>
-        </w:rPr>
-        <w:t xml:space="preserve">p. 21</w:t>
-      </w:r>
-      <w:r>
-        <w:t xml:space="preserve">Infobae; The Rio Times (Bs 6,96); BCB via usdtbol.com, 28/10/2026 (Bs 12,02); Facebook Marketplace, levantado pelo autor, out/2026 (preço pedido).</w:t>
-      </w:r>
-    </w:p>
-    <w:p>
-      <w:pPr>
-        <w:numPr>
-          <w:ilvl w:val="0"/>
-          <w:numId w:val="1082"/>
-        </w:numPr>
-        <w:pStyle w:val="Compact"/>
-      </w:pPr>
-      <w:r>
-        <w:rPr>
-          <w:bCs/>
-          <w:b/>
-        </w:rPr>
-        <w:t xml:space="preserve">p. 22</w:t>
-      </w:r>
-      <w:r>
-        <w:t xml:space="preserve">FipeZAP set/2026 via MySide; InfoCasas out/2026; Facebook Marketplace (autor, out/2026); Correo del Sur ago/2026; ANP set/2026. Câmbios: US$ 1 = R$ 5,35; R$ 1 = Bs 2,30.</w:t>
-      </w:r>
-    </w:p>
-    <w:p>
-      <w:pPr>
-        <w:numPr>
-          <w:ilvl w:val="0"/>
-          <w:numId w:val="1082"/>
-        </w:numPr>
-        <w:pStyle w:val="Compact"/>
-      </w:pPr>
-      <w:r>
-        <w:rPr>
-          <w:bCs/>
-          <w:b/>
-        </w:rPr>
-        <w:t xml:space="preserve">p. 23</w:t>
-      </w:r>
-      <w:r>
-        <w:t xml:space="preserve">Decretos 12.466 e 12.499/2025 (IOF 3,5%); dolarparalelobolivia.net, 28/10/2026 (P2P Bs 12,13).</w:t>
-      </w:r>
-    </w:p>
-    <w:p>
-      <w:pPr>
-        <w:numPr>
-          <w:ilvl w:val="0"/>
-          <w:numId w:val="1082"/>
-        </w:numPr>
-        <w:pStyle w:val="Compact"/>
-      </w:pPr>
-      <w:r>
-        <w:rPr>
-          <w:bCs/>
-          <w:b/>
-        </w:rPr>
-        <w:t xml:space="preserve">p. 24</w:t>
-      </w:r>
-      <w:r>
-        <w:t xml:space="preserve">CoinMarketCap e Investidor10, 28/10/2026; dolarparalelobolivia.net, 28/10/2026; BCB via usdtbol.com, 28/10/2026. Cálculo do curso.</w:t>
-      </w:r>
-    </w:p>
-    <w:p>
-      <w:pPr>
-        <w:numPr>
-          <w:ilvl w:val="0"/>
-          <w:numId w:val="1082"/>
-        </w:numPr>
-        <w:pStyle w:val="Compact"/>
-      </w:pPr>
-      <w:r>
-        <w:rPr>
-          <w:bCs/>
-          <w:b/>
-        </w:rPr>
-        <w:t xml:space="preserve">p. 29</w:t>
-      </w:r>
-      <w:r>
-        <w:t xml:space="preserve">Infobae; The Rio Times (Bs 6,96 até jun/2026; queda de ~45%, set/2026); usdthoy.com (flutuação desde 29/06/2026); BCB via usdtbol.com, 28/10/2026 (Bs 12,02).</w:t>
-      </w:r>
-    </w:p>
-    <w:p>
-      <w:pPr>
-        <w:numPr>
-          <w:ilvl w:val="0"/>
-          <w:numId w:val="1082"/>
-        </w:numPr>
-        <w:pStyle w:val="Compact"/>
-      </w:pPr>
-      <w:r>
-        <w:rPr>
-          <w:bCs/>
-          <w:b/>
-        </w:rPr>
-        <w:t xml:space="preserve">p. 30</w:t>
-      </w:r>
-      <w:r>
-        <w:t xml:space="preserve">Infobae; The Rio Times; France 24 via Acento (08/11/2025); Agência Brasil (19/10/2025); usdthoy.com; BCB via usdtbol.com e dolarparalelobolivia.net, 28/10/2026.</w:t>
-      </w:r>
-    </w:p>
-    <w:p>
-      <w:pPr>
-        <w:numPr>
-          <w:ilvl w:val="0"/>
-          <w:numId w:val="1082"/>
-        </w:numPr>
-        <w:pStyle w:val="Compact"/>
-      </w:pPr>
-      <w:r>
-        <w:rPr>
-          <w:bCs/>
-          <w:b/>
-        </w:rPr>
-        <w:t xml:space="preserve">p. 31</w:t>
-      </w:r>
-      <w:r>
-        <w:t xml:space="preserve">Seção 2.1 do escopo (exemplo-padrão); almoço local US$ 1,50–3 (Food Travel Explore, 2026); aluguel InfoCasas out/2026; Mustang: Facebook Marketplace, autor, out/2026.</w:t>
-      </w:r>
-    </w:p>
-    <w:p>
-      <w:pPr>
-        <w:numPr>
-          <w:ilvl w:val="0"/>
-          <w:numId w:val="1082"/>
-        </w:numPr>
-        <w:pStyle w:val="Compact"/>
-      </w:pPr>
-      <w:r>
-        <w:rPr>
-          <w:bCs/>
-          <w:b/>
-        </w:rPr>
-        <w:t xml:space="preserve">p. 32</w:t>
-      </w:r>
-      <w:r>
-        <w:t xml:space="preserve">FipeZAP set/2026 via MySide (Leblon); autor e InfoCasas out/2026 (Cochabamba, faixa US$ 70–170 mil). US$ 1 = R$ 5,35 (Investidor10, 28/10/2026). Preço de anúncio é preço pedido.</w:t>
-      </w:r>
-    </w:p>
-    <w:p>
-      <w:pPr>
-        <w:numPr>
-          <w:ilvl w:val="0"/>
-          <w:numId w:val="1082"/>
-        </w:numPr>
-        <w:pStyle w:val="Compact"/>
-      </w:pPr>
-      <w:r>
-        <w:rPr>
-          <w:bCs/>
-          <w:b/>
-        </w:rPr>
-        <w:t xml:space="preserve">p. 33</w:t>
-      </w:r>
-      <w:r>
-        <w:t xml:space="preserve">FipeZAP set/2026 via MySide e Daniel Carvalho Imobiliário; Equipetrol: anúncios Century 21, out/2026 (US$ 1.310–1.950/m²); Cochabamba: InfoCasas out/2026 (média ~US$ 940/m²); Calacoto: anúncios Century 21 (~US$ 620–670/m²).</w:t>
-      </w:r>
-    </w:p>
-    <w:p>
-      <w:pPr>
-        <w:numPr>
-          <w:ilvl w:val="0"/>
-          <w:numId w:val="1082"/>
-        </w:numPr>
-        <w:pStyle w:val="Compact"/>
-      </w:pPr>
-      <w:r>
-        <w:rPr>
-          <w:bCs/>
-          <w:b/>
-        </w:rPr>
-        <w:t xml:space="preserve">p. 34</w:t>
-      </w:r>
-      <w:r>
-        <w:t xml:space="preserve">FipeZAP set/2026 (m² por bairro) × 110 m²; Cochabamba: autor e InfoCasas out/2026. Cálculo do curso.</w:t>
-      </w:r>
-    </w:p>
-    <w:p>
-      <w:pPr>
-        <w:numPr>
-          <w:ilvl w:val="0"/>
-          <w:numId w:val="1082"/>
-        </w:numPr>
-        <w:pStyle w:val="Compact"/>
-      </w:pPr>
-      <w:r>
-        <w:rPr>
-          <w:bCs/>
-          <w:b/>
-        </w:rPr>
-        <w:t xml:space="preserve">p. 35</w:t>
-      </w:r>
-      <w:r>
-        <w:t xml:space="preserve">Century 21 (anúncios em Equipetrol e Urubó, consultados em out/2026; preço pedido); eju.tv (lotes Urubó Golf, US$ 110–170/m²). Pinheiros: FipeZAP set/2026, R$ 18.260/m² × 140 m² ≈ R$ 2,56 mi ≈ US$ 480 mil.</w:t>
-      </w:r>
-    </w:p>
+        <w:pStyle w:val="FirstParagraph"/>
+      </w:pPr>
+      <w:r>
+        <w:t xml:space="preserve">Como usar o dossiê</w:t>
+      </w:r>
+    </w:p>
+    <w:bookmarkStart w:id="240" w:name="não-discuta.-mande-o-link."/>
+    <w:p>
+      <w:pPr>
+        <w:pStyle w:val="Heading1"/>
+      </w:pPr>
+      <w:r>
+        <w:t xml:space="preserve">Não discuta. Mande o link.</w:t>
+      </w:r>
+    </w:p>
+    <w:p>
+      <w:pPr>
+        <w:pStyle w:val="FirstParagraph"/>
+      </w:pPr>
+      <w:r>
+        <w:t xml:space="preserve">Discussão de grupo de família não convence ninguém.</w:t>
+      </w:r>
+      <w:r>
+        <w:t xml:space="preserve"> </w:t>
+      </w:r>
+      <w:r>
+        <w:rPr>
+          <w:bCs/>
+          <w:b/>
+        </w:rPr>
+        <w:t xml:space="preserve">Manchete com data e veículo</w:t>
+      </w:r>
+      <w:r>
+        <w:t xml:space="preserve"> </w:t>
+      </w:r>
+      <w:r>
+        <w:t xml:space="preserve">convence mais. Este dossiê é para isso.</w:t>
+      </w:r>
+    </w:p>
+    <w:p>
+      <w:pPr>
+        <w:numPr>
+          <w:ilvl w:val="0"/>
+          <w:numId w:val="1081"/>
+        </w:numPr>
+        <w:pStyle w:val="Compact"/>
+      </w:pPr>
+      <w:r>
+        <w:t xml:space="preserve">Escolha 1 ou 2 manchetes sobre o assunto da conversa</w:t>
+      </w:r>
+    </w:p>
+    <w:p>
+      <w:pPr>
+        <w:numPr>
+          <w:ilvl w:val="0"/>
+          <w:numId w:val="1081"/>
+        </w:numPr>
+        <w:pStyle w:val="Compact"/>
+      </w:pPr>
+      <w:r>
+        <w:t xml:space="preserve">Aponte a câmera do celular para o QR code e copie o link</w:t>
+      </w:r>
+    </w:p>
+    <w:p>
+      <w:pPr>
+        <w:numPr>
+          <w:ilvl w:val="0"/>
+          <w:numId w:val="1081"/>
+        </w:numPr>
+        <w:pStyle w:val="Compact"/>
+      </w:pPr>
+      <w:r>
+        <w:t xml:space="preserve">Mande o link, sem textão. Deixe a notícia falar</w:t>
+      </w:r>
+    </w:p>
+    <w:p>
+      <w:pPr>
+        <w:numPr>
+          <w:ilvl w:val="0"/>
+          <w:numId w:val="1081"/>
+        </w:numPr>
+        <w:pStyle w:val="Compact"/>
+      </w:pPr>
+      <w:r>
+        <w:t xml:space="preserve">Se ele disser “site de direita”, mande o dado oficial que está na mesma linha (Banco Central, Senado, Receita)</w:t>
+      </w:r>
+    </w:p>
+    <w:bookmarkStart w:id="238" w:name="já-aconteceu"/>
+    <w:p>
+      <w:pPr>
+        <w:pStyle w:val="Heading3"/>
+      </w:pPr>
+      <w:r>
+        <w:t xml:space="preserve">Já aconteceu</w:t>
+      </w:r>
+    </w:p>
+    <w:p>
+      <w:pPr>
+        <w:pStyle w:val="FirstParagraph"/>
+      </w:pPr>
+      <w:r>
+        <w:t xml:space="preserve">Fatos publicados: impostos, IOF, dívida, juros, déficit, golpes.</w:t>
+      </w:r>
+    </w:p>
+    <w:bookmarkEnd w:id="238"/>
+    <w:bookmarkStart w:id="239" w:name="o-que-vem-por-aí"/>
+    <w:p>
+      <w:pPr>
+        <w:pStyle w:val="Heading3"/>
+      </w:pPr>
+      <w:r>
+        <w:t xml:space="preserve">O que vem por aí</w:t>
+      </w:r>
+    </w:p>
+    <w:p>
+      <w:pPr>
+        <w:pStyle w:val="FirstParagraph"/>
+      </w:pPr>
+      <w:r>
+        <w:t xml:space="preserve">Projeções de instituições e propostas do governo, marcadas como projeção.</w:t>
+      </w:r>
+    </w:p>
+    <w:bookmarkEnd w:id="239"/>
+    <w:p>
+      <w:pPr>
+        <w:pStyle w:val="BodyText"/>
+      </w:pPr>
+      <w:r>
+        <w:rPr>
+          <w:bCs/>
+          <w:b/>
+        </w:rPr>
+        <w:t xml:space="preserve">Links mudam.</w:t>
+      </w:r>
+      <w:r>
+        <w:t xml:space="preserve"> </w:t>
+      </w:r>
+      <w:r>
+        <w:t xml:space="preserve">Todos foram consultados em 28/10/2026. Se algum sair do ar, busque o título entre aspas.</w:t>
+      </w:r>
+    </w:p>
+    <w:bookmarkEnd w:id="240"/>
     <w:p>
       <w:r>
         <w:pict>
@@ -31446,270 +31181,157 @@
     </w:p>
     <w:p>
       <w:pPr>
-        <w:numPr>
-          <w:ilvl w:val="0"/>
-          <w:numId w:val="1083"/>
-        </w:numPr>
-        <w:pStyle w:val="Compact"/>
-      </w:pPr>
-      <w:r>
-        <w:rPr>
-          <w:bCs/>
-          <w:b/>
-        </w:rPr>
-        <w:t xml:space="preserve">p. 36</w:t>
-      </w:r>
-      <w:r>
-        <w:t xml:space="preserve">Century 21 (anúncios Alto Calacoto e Urb. Cordes, preço pedido, out/2026). Guinness World Records (altitude de La Paz).</w:t>
-      </w:r>
-    </w:p>
-    <w:p>
-      <w:pPr>
-        <w:numPr>
-          <w:ilvl w:val="0"/>
-          <w:numId w:val="1083"/>
-        </w:numPr>
-        <w:pStyle w:val="Compact"/>
-      </w:pPr>
-      <w:r>
-        <w:rPr>
-          <w:bCs/>
-          <w:b/>
-        </w:rPr>
-        <w:t xml:space="preserve">p. 37</w:t>
-      </w:r>
-      <w:r>
-        <w:t xml:space="preserve">Century 21 (anúncio com 60% em dólar e 40% em Bs, out/2026); boliviaimpuestos.com (folio real e Derechos Reales).</w:t>
-      </w:r>
-    </w:p>
-    <w:p>
-      <w:pPr>
-        <w:numPr>
-          <w:ilvl w:val="0"/>
-          <w:numId w:val="1083"/>
-        </w:numPr>
-        <w:pStyle w:val="Compact"/>
-      </w:pPr>
-      <w:r>
-        <w:rPr>
-          <w:bCs/>
-          <w:b/>
-        </w:rPr>
-        <w:t xml:space="preserve">p. 38</w:t>
-      </w:r>
-      <w:r>
-        <w:t xml:space="preserve">FipeZAP Locação set/2026 (TNH1); InfoCasas out/2026; The Rio Times, set/2026 (Equipetrol e diferença de 1,5–2×). Câmbios: US$ 1 = R$ 5,35; R$ 1 = Bs 2,30.</w:t>
-      </w:r>
-    </w:p>
-    <w:p>
-      <w:pPr>
-        <w:numPr>
-          <w:ilvl w:val="0"/>
-          <w:numId w:val="1083"/>
-        </w:numPr>
-        <w:pStyle w:val="Compact"/>
-      </w:pPr>
-      <w:r>
-        <w:rPr>
-          <w:bCs/>
-          <w:b/>
-        </w:rPr>
-        <w:t xml:space="preserve">p. 39</w:t>
-      </w:r>
-      <w:r>
-        <w:t xml:space="preserve">InfoNegocios (como funciona); boliviaimpuestos.com (gravame ~0,5%, RC-IVA 10% a.a., Formulário 610; confirmar no SIN). Valores do exemplo: ilustrativos.</w:t>
-      </w:r>
-    </w:p>
-    <w:p>
-      <w:pPr>
-        <w:numPr>
-          <w:ilvl w:val="0"/>
-          <w:numId w:val="1083"/>
-        </w:numPr>
-        <w:pStyle w:val="Compact"/>
-      </w:pPr>
-      <w:r>
-        <w:rPr>
-          <w:bCs/>
-          <w:b/>
-        </w:rPr>
-        <w:t xml:space="preserve">p. 40</w:t>
-      </w:r>
-      <w:r>
-        <w:t xml:space="preserve">boliviaimpuestos.com; Red Uno via Bolivian Thoughts (19/11/2025, moeda da devolução); eju.tv (alta de anticréticos e aluguéis; data a confirmar).</w:t>
-      </w:r>
-    </w:p>
-    <w:p>
-      <w:pPr>
-        <w:numPr>
-          <w:ilvl w:val="0"/>
-          <w:numId w:val="1083"/>
-        </w:numPr>
-        <w:pStyle w:val="Compact"/>
-      </w:pPr>
-      <w:r>
-        <w:rPr>
-          <w:bCs/>
-          <w:b/>
-        </w:rPr>
-        <w:t xml:space="preserve">p. 42</w:t>
-      </w:r>
-      <w:r>
-        <w:t xml:space="preserve">Facebook Marketplace, levantado pelo autor, out/2026 (preço pedido; anúncios sem dados de terceiros). R$ 1 = Bs 2,30 (autor, 28/10/2026).</w:t>
-      </w:r>
-    </w:p>
-    <w:p>
-      <w:pPr>
-        <w:numPr>
-          <w:ilvl w:val="0"/>
-          <w:numId w:val="1083"/>
-        </w:numPr>
-        <w:pStyle w:val="Compact"/>
-      </w:pPr>
-      <w:r>
-        <w:rPr>
-          <w:bCs/>
-          <w:b/>
-        </w:rPr>
-        <w:t xml:space="preserve">p. 43</w:t>
-      </w:r>
-      <w:r>
-        <w:t xml:space="preserve">Câmbio de referência do autor (28/10/2026).</w:t>
-      </w:r>
-    </w:p>
-    <w:p>
-      <w:pPr>
-        <w:numPr>
-          <w:ilvl w:val="0"/>
-          <w:numId w:val="1083"/>
-        </w:numPr>
-        <w:pStyle w:val="Compact"/>
-      </w:pPr>
-      <w:r>
-        <w:rPr>
-          <w:bCs/>
-          <w:b/>
-        </w:rPr>
-        <w:t xml:space="preserve">p. 45</w:t>
-      </w:r>
-      <w:r>
-        <w:t xml:space="preserve">ANP set/2026; Correo del Sur ago/2026; France 24 via Acento (crise de combustíveis, 08/11/2025). R$ 1 = Bs 2,30.</w:t>
-      </w:r>
-    </w:p>
-    <w:p>
-      <w:pPr>
-        <w:numPr>
-          <w:ilvl w:val="0"/>
-          <w:numId w:val="1083"/>
-        </w:numPr>
-        <w:pStyle w:val="Compact"/>
-      </w:pPr>
-      <w:r>
-        <w:rPr>
-          <w:bCs/>
-          <w:b/>
-        </w:rPr>
-        <w:t xml:space="preserve">p. 46</w:t>
-      </w:r>
-      <w:r>
-        <w:t xml:space="preserve">FAC-SP, Índice Prato Feito, jun/2026 (via SBT News); Food Travel Explore (2026); Living Cost Index 2026; The Rio Times, set/2026 (casal em Santa Cruz). US$ 1 = R$ 5,35.</w:t>
-      </w:r>
-    </w:p>
-    <w:p>
-      <w:pPr>
-        <w:numPr>
-          <w:ilvl w:val="0"/>
-          <w:numId w:val="1083"/>
-        </w:numPr>
-        <w:pStyle w:val="Compact"/>
-      </w:pPr>
-      <w:r>
-        <w:rPr>
-          <w:bCs/>
-          <w:b/>
-        </w:rPr>
-        <w:t xml:space="preserve">p. 47</w:t>
-      </w:r>
-      <w:r>
-        <w:t xml:space="preserve">Referências das páginas anteriores.</w:t>
-      </w:r>
-    </w:p>
-    <w:p>
-      <w:pPr>
-        <w:numPr>
-          <w:ilvl w:val="0"/>
-          <w:numId w:val="1083"/>
-        </w:numPr>
-        <w:pStyle w:val="Compact"/>
-      </w:pPr>
-      <w:r>
-        <w:rPr>
-          <w:bCs/>
-          <w:b/>
-        </w:rPr>
-        <w:t xml:space="preserve">p. 48</w:t>
-      </w:r>
-      <w:r>
-        <w:t xml:space="preserve">Living Cost Index 2026 (solteiro); The Rio Times, set/2026 (casal); FipeZAP Locação set/2026 (SP). US$ 1 = R$ 5,35.</w:t>
-      </w:r>
-    </w:p>
-    <w:p>
-      <w:pPr>
-        <w:numPr>
-          <w:ilvl w:val="0"/>
-          <w:numId w:val="1083"/>
-        </w:numPr>
-        <w:pStyle w:val="Compact"/>
-      </w:pPr>
-      <w:r>
-        <w:rPr>
-          <w:bCs/>
-          <w:b/>
-        </w:rPr>
-        <w:t xml:space="preserve">p. 49</w:t>
-      </w:r>
-      <w:r>
-        <w:t xml:space="preserve">Autor, out/2026 (aluguel e despesas reais). R$ 1 = Bs 2,30 (autor, 28/10/2026). SP: FipeZAP Locação set/2026.</w:t>
-      </w:r>
-    </w:p>
-    <w:p>
-      <w:pPr>
-        <w:numPr>
-          <w:ilvl w:val="0"/>
-          <w:numId w:val="1083"/>
-        </w:numPr>
-        <w:pStyle w:val="Compact"/>
-      </w:pPr>
-      <w:r>
-        <w:rPr>
-          <w:bCs/>
-          <w:b/>
-        </w:rPr>
-        <w:t xml:space="preserve">p. 50</w:t>
-      </w:r>
-      <w:r>
-        <w:t xml:space="preserve">Autor, out/2026 (fotos e valores reais). Brasil: FAC-SP, Índice Prato Feito, jun/2026. R$ 1 = Bs 2,30 (autor). Resultado do autor, não é promessa.</w:t>
-      </w:r>
-    </w:p>
-    <w:p>
-      <w:pPr>
-        <w:numPr>
-          <w:ilvl w:val="0"/>
-          <w:numId w:val="1083"/>
-        </w:numPr>
-        <w:pStyle w:val="Compact"/>
-      </w:pPr>
-      <w:r>
-        <w:rPr>
-          <w:bCs/>
-          <w:b/>
-        </w:rPr>
-        <w:t xml:space="preserve">p. 51</w:t>
-      </w:r>
-      <w:r>
-        <w:t xml:space="preserve">Autor, out/2026 (fotos, cardápio e conta). Placas visíveis na foto do restaurante. SP: ABBT, 2024 (prato, bebida, sobremesa e café). R$ 1 = Bs 2,30.</w:t>
-      </w:r>
-    </w:p>
+        <w:pStyle w:val="FirstParagraph"/>
+      </w:pPr>
+      <w:r>
+        <w:t xml:space="preserve">Fatos publicados</w:t>
+      </w:r>
+    </w:p>
+    <w:bookmarkStart w:id="241" w:name="já-aconteceu-1"/>
+    <w:p>
+      <w:pPr>
+        <w:pStyle w:val="Heading2"/>
+      </w:pPr>
+      <w:r>
+        <w:t xml:space="preserve">Já aconteceu</w:t>
+      </w:r>
+    </w:p>
+    <w:p>
+      <w:pPr>
+        <w:pStyle w:val="FirstParagraph"/>
+      </w:pPr>
+      <w:r>
+        <w:t xml:space="preserve">IMPOSTOS</w:t>
+      </w:r>
+      <w:r>
+        <w:t xml:space="preserve">R$ 2,89 tri</w:t>
+      </w:r>
+    </w:p>
+    <w:p>
+      <w:pPr>
+        <w:pStyle w:val="BodyText"/>
+      </w:pPr>
+      <w:r>
+        <w:t xml:space="preserve">“Arrecadação de impostos bate recorde em 2025 e atinge R$ 2,89 trilhões”</w:t>
+      </w:r>
+    </w:p>
+    <w:p>
+      <w:pPr>
+        <w:pStyle w:val="BodyText"/>
+      </w:pPr>
+      <w:r>
+        <w:t xml:space="preserve">Maior arrecadação da história, com alta real de 3,75% sobre 2024.</w:t>
+      </w:r>
+    </w:p>
+    <w:p>
+      <w:pPr>
+        <w:pStyle w:val="BodyText"/>
+      </w:pPr>
+      <w:r>
+        <w:rPr>
+          <w:bCs/>
+          <w:b/>
+        </w:rPr>
+        <w:t xml:space="preserve">Gazeta do Povo</w:t>
+      </w:r>
+      <w:r>
+        <w:t xml:space="preserve"> </w:t>
+      </w:r>
+      <w:r>
+        <w:t xml:space="preserve">· link consultado em 28/10/2026</w:t>
+      </w:r>
+    </w:p>
+    <w:p>
+      <w:pPr>
+        <w:pStyle w:val="BodyText"/>
+      </w:pPr>
+      <w:r>
+        <w:t xml:space="preserve">IMPOSTOS</w:t>
+      </w:r>
+      <w:r>
+        <w:t xml:space="preserve">1 a cada 27 dias</w:t>
+      </w:r>
+    </w:p>
+    <w:p>
+      <w:pPr>
+        <w:pStyle w:val="BodyText"/>
+      </w:pPr>
+      <w:r>
+        <w:t xml:space="preserve">“Governo Lula: novo imposto a cada 27 dias e carga recorde”</w:t>
+      </w:r>
+    </w:p>
+    <w:p>
+      <w:pPr>
+        <w:pStyle w:val="BodyText"/>
+      </w:pPr>
+      <w:r>
+        <w:t xml:space="preserve">43 medidas para elevar impostos em pouco mais de 3 anos.</w:t>
+      </w:r>
+    </w:p>
+    <w:p>
+      <w:pPr>
+        <w:pStyle w:val="BodyText"/>
+      </w:pPr>
+      <w:r>
+        <w:rPr>
+          <w:bCs/>
+          <w:b/>
+        </w:rPr>
+        <w:t xml:space="preserve">Gazeta do Povo</w:t>
+      </w:r>
+      <w:r>
+        <w:t xml:space="preserve"> </w:t>
+      </w:r>
+      <w:r>
+        <w:t xml:space="preserve">· link consultado em 28/10/2026</w:t>
+      </w:r>
+    </w:p>
+    <w:p>
+      <w:pPr>
+        <w:pStyle w:val="BodyText"/>
+      </w:pPr>
+      <w:r>
+        <w:t xml:space="preserve">IMPOSTOS</w:t>
+      </w:r>
+      <w:r>
+        <w:t xml:space="preserve">27 aumentos</w:t>
+      </w:r>
+    </w:p>
+    <w:p>
+      <w:pPr>
+        <w:pStyle w:val="BodyText"/>
+      </w:pPr>
+      <w:r>
+        <w:t xml:space="preserve">“Lula aumentou impostos 27 vezes em 3 anos no Planalto”</w:t>
+      </w:r>
+    </w:p>
+    <w:p>
+      <w:pPr>
+        <w:pStyle w:val="BodyText"/>
+      </w:pPr>
+      <w:r>
+        <w:t xml:space="preserve">Contagem do Poder360: ao menos 27 aumentos desde 2023.</w:t>
+      </w:r>
+    </w:p>
+    <w:p>
+      <w:pPr>
+        <w:pStyle w:val="BodyText"/>
+      </w:pPr>
+      <w:r>
+        <w:rPr>
+          <w:bCs/>
+          <w:b/>
+        </w:rPr>
+        <w:t xml:space="preserve">Poder360</w:t>
+      </w:r>
+      <w:r>
+        <w:t xml:space="preserve"> </w:t>
+      </w:r>
+      <w:r>
+        <w:t xml:space="preserve">· link consultado em 28/10/2026</w:t>
+      </w:r>
+    </w:p>
+    <w:bookmarkEnd w:id="241"/>
     <w:p>
       <w:r>
         <w:pict>
@@ -31717,272 +31339,151 @@
         </w:pict>
       </w:r>
     </w:p>
-    <w:p>
-      <w:pPr>
-        <w:numPr>
-          <w:ilvl w:val="0"/>
-          <w:numId w:val="1084"/>
-        </w:numPr>
-        <w:pStyle w:val="Compact"/>
-      </w:pPr>
-      <w:r>
-        <w:rPr>
-          <w:bCs/>
-          <w:b/>
-        </w:rPr>
-        <w:t xml:space="preserve">p. 52</w:t>
-      </w:r>
-      <w:r>
-        <w:t xml:space="preserve">The Rio Times, set/2026 (aluguel em dólar; câmbio); expat.com (filas em escolas internacionais); France 24 (combustível, 2025).</w:t>
-      </w:r>
-    </w:p>
-    <w:p>
-      <w:pPr>
-        <w:numPr>
-          <w:ilvl w:val="0"/>
-          <w:numId w:val="1084"/>
-        </w:numPr>
-        <w:pStyle w:val="Compact"/>
-      </w:pPr>
-      <w:r>
-        <w:rPr>
-          <w:bCs/>
-          <w:b/>
-        </w:rPr>
-        <w:t xml:space="preserve">p. 53</w:t>
-      </w:r>
-      <w:r>
-        <w:t xml:space="preserve">Orçamentos da página anterior (teto de cada faixa). Cálculo do curso; não considera inflação nem rendimento.</w:t>
-      </w:r>
-    </w:p>
-    <w:p>
-      <w:pPr>
-        <w:numPr>
-          <w:ilvl w:val="0"/>
-          <w:numId w:val="1084"/>
-        </w:numPr>
-        <w:pStyle w:val="Compact"/>
-      </w:pPr>
-      <w:r>
-        <w:rPr>
-          <w:bCs/>
-          <w:b/>
-        </w:rPr>
-        <w:t xml:space="preserve">p. 54</w:t>
-      </w:r>
-      <w:r>
-        <w:t xml:space="preserve">The Rio Times (Healthcare in Bolivia 2026); GOV.UK (lista de clínicas na Bolívia); Holafly (saúde pública para estrangeiros).</w:t>
-      </w:r>
-    </w:p>
-    <w:p>
-      <w:pPr>
-        <w:numPr>
-          <w:ilvl w:val="0"/>
-          <w:numId w:val="1084"/>
-        </w:numPr>
-        <w:pStyle w:val="Compact"/>
-      </w:pPr>
-      <w:r>
-        <w:rPr>
-          <w:bCs/>
-          <w:b/>
-        </w:rPr>
-        <w:t xml:space="preserve">p. 55</w:t>
-      </w:r>
-      <w:r>
-        <w:t xml:space="preserve">Mochileiros (CIVP febre amarela para entrada).</w:t>
-      </w:r>
-    </w:p>
-    <w:p>
-      <w:pPr>
-        <w:numPr>
-          <w:ilvl w:val="0"/>
-          <w:numId w:val="1084"/>
-        </w:numPr>
-        <w:pStyle w:val="Compact"/>
-      </w:pPr>
-      <w:r>
-        <w:rPr>
-          <w:bCs/>
-          <w:b/>
-        </w:rPr>
-        <w:t xml:space="preserve">p. 56</w:t>
-      </w:r>
-      <w:r>
-        <w:t xml:space="preserve">International Medical Relief (pacote Clínica Alemana). US$ 1 = R$ 5,35.</w:t>
-      </w:r>
-    </w:p>
-    <w:p>
-      <w:pPr>
-        <w:numPr>
-          <w:ilvl w:val="0"/>
-          <w:numId w:val="1084"/>
-        </w:numPr>
-        <w:pStyle w:val="Compact"/>
-      </w:pPr>
-      <w:r>
-        <w:rPr>
-          <w:bCs/>
-          <w:b/>
-        </w:rPr>
-        <w:t xml:space="preserve">p. 57</w:t>
-      </w:r>
-      <w:r>
-        <w:t xml:space="preserve">Gran Faculdade (média nacional ~R$ 9.500, 2026); Sanarmed (Bolívia R$ 700–1.200); Universidade do Intercâmbio (média ~R$ 750 em Cochabamba e Santa Cruz). Valores variam; confirmar com cada instituição.</w:t>
-      </w:r>
-    </w:p>
-    <w:p>
-      <w:pPr>
-        <w:numPr>
-          <w:ilvl w:val="0"/>
-          <w:numId w:val="1084"/>
-        </w:numPr>
-        <w:pStyle w:val="Compact"/>
-      </w:pPr>
-      <w:r>
-        <w:rPr>
-          <w:bCs/>
-          <w:b/>
-        </w:rPr>
-        <w:t xml:space="preserve">p. 58</w:t>
-      </w:r>
-      <w:r>
-        <w:t xml:space="preserve">Universidade do Intercâmbio; Estratégia Vestibulares; Correio do Estado; Querobolsa (lista de universidades). Exemplos, não indicação paga.</w:t>
-      </w:r>
-    </w:p>
-    <w:p>
-      <w:pPr>
-        <w:numPr>
-          <w:ilvl w:val="0"/>
-          <w:numId w:val="1084"/>
-        </w:numPr>
-        <w:pStyle w:val="Compact"/>
-      </w:pPr>
-      <w:r>
-        <w:rPr>
-          <w:bCs/>
-          <w:b/>
-        </w:rPr>
-        <w:t xml:space="preserve">p. 59</w:t>
-      </w:r>
-      <w:r>
-        <w:t xml:space="preserve">expat.com (guia de Santa Cruz); IBO (Colegio Alemán); CBDE, monitoramento de imprensa, jan/2026 (congelamento e denúncias).</w:t>
-      </w:r>
-    </w:p>
-    <w:p>
-      <w:pPr>
-        <w:numPr>
-          <w:ilvl w:val="0"/>
-          <w:numId w:val="1084"/>
-        </w:numPr>
-        <w:pStyle w:val="Compact"/>
-      </w:pPr>
-      <w:r>
-        <w:rPr>
-          <w:bCs/>
-          <w:b/>
-        </w:rPr>
-        <w:t xml:space="preserve">p. 60</w:t>
-      </w:r>
-      <w:r>
-        <w:t xml:space="preserve">expat.com (perfil das escolas internacionais e fila de espera).</w:t>
-      </w:r>
-    </w:p>
-    <w:p>
-      <w:pPr>
-        <w:numPr>
-          <w:ilvl w:val="0"/>
-          <w:numId w:val="1084"/>
-        </w:numPr>
-        <w:pStyle w:val="Compact"/>
-      </w:pPr>
-      <w:r>
-        <w:rPr>
-          <w:bCs/>
-          <w:b/>
-        </w:rPr>
-        <w:t xml:space="preserve">p. 61</w:t>
-      </w:r>
-      <w:r>
-        <w:t xml:space="preserve">Guias de viagem 2026 (US$ 140–200); Nomades (US$ 229 até 31/12/2026; semiprivado US$ 710/pessoa para 2). Extras: guia de viagem. Preços de agência, variam por temporada.</w:t>
-      </w:r>
-    </w:p>
-    <w:p>
-      <w:pPr>
-        <w:numPr>
-          <w:ilvl w:val="0"/>
-          <w:numId w:val="1084"/>
-        </w:numPr>
-        <w:pStyle w:val="Compact"/>
-      </w:pPr>
-      <w:r>
-        <w:rPr>
-          <w:bCs/>
-          <w:b/>
-        </w:rPr>
-        <w:t xml:space="preserve">p. 62</w:t>
-      </w:r>
-      <w:r>
-        <w:t xml:space="preserve">Autor, out/2026. R$ 1 = Bs 2,30.</w:t>
-      </w:r>
-    </w:p>
-    <w:p>
-      <w:pPr>
-        <w:numPr>
-          <w:ilvl w:val="0"/>
-          <w:numId w:val="1084"/>
-        </w:numPr>
-        <w:pStyle w:val="Compact"/>
-      </w:pPr>
-      <w:r>
-        <w:rPr>
-          <w:bCs/>
-          <w:b/>
-        </w:rPr>
-        <w:t xml:space="preserve">p. 64</w:t>
-      </w:r>
-      <w:r>
-        <w:t xml:space="preserve">Living Cost Index 2026; The Rio Times, set/2026. US$ 1 = R$ 5,35. Cálculo do curso; sem inflação nem rendimento.</w:t>
-      </w:r>
-    </w:p>
-    <w:p>
-      <w:pPr>
-        <w:numPr>
-          <w:ilvl w:val="0"/>
-          <w:numId w:val="1084"/>
-        </w:numPr>
-        <w:pStyle w:val="Compact"/>
-      </w:pPr>
-      <w:r>
-        <w:rPr>
-          <w:bCs/>
-          <w:b/>
-        </w:rPr>
-        <w:t xml:space="preserve">p. 65</w:t>
-      </w:r>
-      <w:r>
-        <w:t xml:space="preserve">Orçamento: The Rio Times, set/2026 (teto da faixa do casal). Aluguel SP: FipeZAP Locação set/2026.</w:t>
-      </w:r>
-    </w:p>
-    <w:p>
-      <w:pPr>
-        <w:numPr>
-          <w:ilvl w:val="0"/>
-          <w:numId w:val="1084"/>
-        </w:numPr>
-        <w:pStyle w:val="Compact"/>
-      </w:pPr>
-      <w:r>
-        <w:rPr>
-          <w:bCs/>
-          <w:b/>
-        </w:rPr>
-        <w:t xml:space="preserve">p. 69</w:t>
-      </w:r>
-      <w:r>
-        <w:t xml:space="preserve">Decretos 12.466 e 12.499/2025 (IOF 3,5%); eco.com, guias de 2026 (taxas de rede e tempo de envio; envio errado em geral não tem volta).</w:t>
-      </w:r>
-    </w:p>
+    <w:bookmarkStart w:id="242" w:name="já-aconteceu-cont."/>
+    <w:p>
+      <w:pPr>
+        <w:pStyle w:val="Heading2"/>
+      </w:pPr>
+      <w:r>
+        <w:t xml:space="preserve">Já aconteceu (cont.)</w:t>
+      </w:r>
+    </w:p>
+    <w:p>
+      <w:pPr>
+        <w:pStyle w:val="FirstParagraph"/>
+      </w:pPr>
+      <w:r>
+        <w:t xml:space="preserve">IMPOSTOS</w:t>
+      </w:r>
+      <w:r>
+        <w:t xml:space="preserve">A lista</w:t>
+      </w:r>
+    </w:p>
+    <w:p>
+      <w:pPr>
+        <w:pStyle w:val="BodyText"/>
+      </w:pPr>
+      <w:r>
+        <w:t xml:space="preserve">“Lista dos impostos que o governo Lula criou ou elevou”</w:t>
+      </w:r>
+    </w:p>
+    <w:p>
+      <w:pPr>
+        <w:pStyle w:val="BodyText"/>
+      </w:pPr>
+      <w:r>
+        <w:t xml:space="preserve">Taxa das blusinhas, IOF, fundos exclusivos, bets, combustíveis e mais.</w:t>
+      </w:r>
+    </w:p>
+    <w:p>
+      <w:pPr>
+        <w:pStyle w:val="BodyText"/>
+      </w:pPr>
+      <w:r>
+        <w:rPr>
+          <w:bCs/>
+          <w:b/>
+        </w:rPr>
+        <w:t xml:space="preserve">Gazeta do Povo</w:t>
+      </w:r>
+      <w:r>
+        <w:t xml:space="preserve"> </w:t>
+      </w:r>
+      <w:r>
+        <w:t xml:space="preserve">· link consultado em 28/10/2026</w:t>
+      </w:r>
+    </w:p>
+    <w:p>
+      <w:pPr>
+        <w:pStyle w:val="BodyText"/>
+      </w:pPr>
+      <w:r>
+        <w:t xml:space="preserve">CÂMBIO</w:t>
+      </w:r>
+      <w:r>
+        <w:t xml:space="preserve">IOF 3,5%</w:t>
+      </w:r>
+    </w:p>
+    <w:p>
+      <w:pPr>
+        <w:pStyle w:val="BodyText"/>
+      </w:pPr>
+      <w:r>
+        <w:t xml:space="preserve">“Haddad desiste de zerar IOF do cartão internacional e sobe para 3,5%”</w:t>
+      </w:r>
+    </w:p>
+    <w:p>
+      <w:pPr>
+        <w:pStyle w:val="BodyText"/>
+      </w:pPr>
+      <w:r>
+        <w:t xml:space="preserve">Cartão, dinheiro em espécie e remessa para conta própria: 3,5%.</w:t>
+      </w:r>
+    </w:p>
+    <w:p>
+      <w:pPr>
+        <w:pStyle w:val="BodyText"/>
+      </w:pPr>
+      <w:r>
+        <w:rPr>
+          <w:bCs/>
+          <w:b/>
+        </w:rPr>
+        <w:t xml:space="preserve">Poder360</w:t>
+      </w:r>
+      <w:r>
+        <w:t xml:space="preserve"> </w:t>
+      </w:r>
+      <w:r>
+        <w:t xml:space="preserve">· link consultado em 28/10/2026</w:t>
+      </w:r>
+    </w:p>
+    <w:p>
+      <w:pPr>
+        <w:pStyle w:val="BodyText"/>
+      </w:pPr>
+      <w:r>
+        <w:t xml:space="preserve">CÂMBIO</w:t>
+      </w:r>
+      <w:r>
+        <w:t xml:space="preserve">Congresso × STF</w:t>
+      </w:r>
+    </w:p>
+    <w:p>
+      <w:pPr>
+        <w:pStyle w:val="BodyText"/>
+      </w:pPr>
+      <w:r>
+        <w:t xml:space="preserve">“Saiba como fica o IOF após decisão de Moraes”</w:t>
+      </w:r>
+    </w:p>
+    <w:p>
+      <w:pPr>
+        <w:pStyle w:val="BodyText"/>
+      </w:pPr>
+      <w:r>
+        <w:t xml:space="preserve">O Congresso derrubou o aumento do IOF. Uma decisão de Moraes restabeleceu as taxas.</w:t>
+      </w:r>
+    </w:p>
+    <w:p>
+      <w:pPr>
+        <w:pStyle w:val="BodyText"/>
+      </w:pPr>
+      <w:r>
+        <w:rPr>
+          <w:bCs/>
+          <w:b/>
+        </w:rPr>
+        <w:t xml:space="preserve">Jovem Pan</w:t>
+      </w:r>
+      <w:r>
+        <w:t xml:space="preserve"> </w:t>
+      </w:r>
+      <w:r>
+        <w:t xml:space="preserve">· link consultado em 28/10/2026</w:t>
+      </w:r>
+    </w:p>
+    <w:bookmarkEnd w:id="242"/>
     <w:p>
       <w:r>
         <w:pict>
@@ -31990,253 +31491,151 @@
         </w:pict>
       </w:r>
     </w:p>
-    <w:p>
-      <w:pPr>
-        <w:numPr>
-          <w:ilvl w:val="0"/>
-          <w:numId w:val="1085"/>
-        </w:numPr>
-        <w:pStyle w:val="Compact"/>
-      </w:pPr>
-      <w:r>
-        <w:rPr>
-          <w:bCs/>
-          <w:b/>
-        </w:rPr>
-        <w:t xml:space="preserve">p. 70</w:t>
-      </w:r>
-      <w:r>
-        <w:t xml:space="preserve">Chainalysis via Investalk/BB (jul/2024–jun/2025: US$ 319 bi; 90% em stablecoins); diretor do BC Renato Dias Gomes, mai/2025 (~90%); Receita Federal via COAD (R$ 1,13 tri declarados em stablecoins, ago/2019–dez/2025, ~80% do volume declarado); InfoMoney e Fizen (Res. BCB 519–521).</w:t>
-      </w:r>
-    </w:p>
-    <w:p>
-      <w:pPr>
-        <w:numPr>
-          <w:ilvl w:val="0"/>
-          <w:numId w:val="1085"/>
-        </w:numPr>
-        <w:pStyle w:val="Compact"/>
-      </w:pPr>
-      <w:r>
-        <w:rPr>
-          <w:bCs/>
-          <w:b/>
-        </w:rPr>
-        <w:t xml:space="preserve">p. 71</w:t>
-      </w:r>
-      <w:r>
-        <w:t xml:space="preserve">usdthoy.com (flutuação do boliviano desde 29/06/2026).</w:t>
-      </w:r>
-    </w:p>
-    <w:p>
-      <w:pPr>
-        <w:numPr>
-          <w:ilvl w:val="0"/>
-          <w:numId w:val="1085"/>
-        </w:numPr>
-        <w:pStyle w:val="Compact"/>
-      </w:pPr>
-      <w:r>
-        <w:rPr>
-          <w:bCs/>
-          <w:b/>
-        </w:rPr>
-        <w:t xml:space="preserve">p. 72</w:t>
-      </w:r>
-      <w:r>
-        <w:t xml:space="preserve">CoinMarketCap e DefiLlama via Admiral Markets (~12/10/2026: US$ 184 bi; ~60% de US$ 306 bi); atestação BDO do 2º tri/2026 (31/07/2026), via Stablecoin Insider; Crowdfund Insider via Admiral Markets (auditoria em andamento, ago/2026).</w:t>
-      </w:r>
-    </w:p>
-    <w:p>
-      <w:pPr>
-        <w:numPr>
-          <w:ilvl w:val="0"/>
-          <w:numId w:val="1085"/>
-        </w:numPr>
-        <w:pStyle w:val="Compact"/>
-      </w:pPr>
-      <w:r>
-        <w:rPr>
-          <w:bCs/>
-          <w:b/>
-        </w:rPr>
-        <w:t xml:space="preserve">p. 73</w:t>
-      </w:r>
-      <w:r>
-        <w:t xml:space="preserve">DefiLlama via Admiral Markets (~12/10/2026); dolarparalelobolivia.net, 28/10/2026 (P2P Bs 12,13); CriptoNoticias, Criptoinforme e usdthoy (bancos bolivianos).</w:t>
-      </w:r>
-    </w:p>
-    <w:p>
-      <w:pPr>
-        <w:numPr>
-          <w:ilvl w:val="0"/>
-          <w:numId w:val="1085"/>
-        </w:numPr>
-        <w:pStyle w:val="Compact"/>
-      </w:pPr>
-      <w:r>
-        <w:rPr>
-          <w:bCs/>
-          <w:b/>
-        </w:rPr>
-        <w:t xml:space="preserve">p. 74</w:t>
-      </w:r>
-      <w:r>
-        <w:t xml:space="preserve">Atestação BDO do 2º tri/2026; Res. BCB 519–521 (operações com stablecoin).</w:t>
-      </w:r>
-    </w:p>
-    <w:p>
-      <w:pPr>
-        <w:numPr>
-          <w:ilvl w:val="0"/>
-          <w:numId w:val="1085"/>
-        </w:numPr>
-        <w:pStyle w:val="Compact"/>
-      </w:pPr>
-      <w:r>
-        <w:rPr>
-          <w:bCs/>
-          <w:b/>
-        </w:rPr>
-        <w:t xml:space="preserve">p. 75</w:t>
-      </w:r>
-      <w:r>
-        <w:t xml:space="preserve">Capital Aberto, mar/2026 (topo de US$ 126 mil em out/2025; retração de 52,4%); AUVP (queda de 13% em 06/02/2026).</w:t>
-      </w:r>
-    </w:p>
-    <w:p>
-      <w:pPr>
-        <w:numPr>
-          <w:ilvl w:val="0"/>
-          <w:numId w:val="1085"/>
-        </w:numPr>
-        <w:pStyle w:val="Compact"/>
-      </w:pPr>
-      <w:r>
-        <w:rPr>
-          <w:bCs/>
-          <w:b/>
-        </w:rPr>
-        <w:t xml:space="preserve">p. 76</w:t>
-      </w:r>
-      <w:r>
-        <w:t xml:space="preserve">AUVP (queda de 13% em um dia, 06/02/2026).</w:t>
-      </w:r>
-    </w:p>
-    <w:p>
-      <w:pPr>
-        <w:numPr>
-          <w:ilvl w:val="0"/>
-          <w:numId w:val="1085"/>
-        </w:numPr>
-        <w:pStyle w:val="Compact"/>
-      </w:pPr>
-      <w:r>
-        <w:rPr>
-          <w:bCs/>
-          <w:b/>
-        </w:rPr>
-        <w:t xml:space="preserve">p. 78</w:t>
-      </w:r>
-      <w:r>
-        <w:t xml:space="preserve">InfoMoney e Fizen (Res. BCB 519–521: identificação de carteira autocustodiada, vigência 02/02/2026).</w:t>
-      </w:r>
-    </w:p>
-    <w:p>
-      <w:pPr>
-        <w:numPr>
-          <w:ilvl w:val="0"/>
-          <w:numId w:val="1085"/>
-        </w:numPr>
-        <w:pStyle w:val="Compact"/>
-      </w:pPr>
-      <w:r>
-        <w:rPr>
-          <w:bCs/>
-          <w:b/>
-        </w:rPr>
-        <w:t xml:space="preserve">p. 82</w:t>
-      </w:r>
-      <w:r>
-        <w:t xml:space="preserve">eco.com, guias de 2026 (redes do USDT; envio para rede errada em geral não é recuperável).</w:t>
-      </w:r>
-    </w:p>
-    <w:p>
-      <w:pPr>
-        <w:numPr>
-          <w:ilvl w:val="0"/>
-          <w:numId w:val="1085"/>
-        </w:numPr>
-        <w:pStyle w:val="Compact"/>
-      </w:pPr>
-      <w:r>
-        <w:rPr>
-          <w:bCs/>
-          <w:b/>
-        </w:rPr>
-        <w:t xml:space="preserve">p. 83</w:t>
-      </w:r>
-      <w:r>
-        <w:t xml:space="preserve">eco.com, comparativo de taxas de rede, mai/2026 (Binance: TRC20 1, BEP20 0,29, ERC20 1,6, SOL 1 USDT; velocidade TRC20/BEP20 ~1 min, ERC20 ~2 min); comparativo de 2026 (Polygon ~1 USDT). Escopo do curso, Seção 2.1 (taxa de 1 USDT no exemplo-padrão).</w:t>
-      </w:r>
-    </w:p>
-    <w:p>
-      <w:pPr>
-        <w:numPr>
-          <w:ilvl w:val="0"/>
-          <w:numId w:val="1085"/>
-        </w:numPr>
-        <w:pStyle w:val="Compact"/>
-      </w:pPr>
-      <w:r>
-        <w:rPr>
-          <w:bCs/>
-          <w:b/>
-        </w:rPr>
-        <w:t xml:space="preserve">p. 85</w:t>
-      </w:r>
-      <w:r>
-        <w:t xml:space="preserve">Endereços de exemplo, fictícios e encurtados.</w:t>
-      </w:r>
-    </w:p>
-    <w:p>
-      <w:pPr>
-        <w:numPr>
-          <w:ilvl w:val="0"/>
-          <w:numId w:val="1085"/>
-        </w:numPr>
-        <w:pStyle w:val="Compact"/>
-      </w:pPr>
-      <w:r>
-        <w:rPr>
-          <w:bCs/>
-          <w:b/>
-        </w:rPr>
-        <w:t xml:space="preserve">p. 86</w:t>
-      </w:r>
-      <w:r>
-        <w:t xml:space="preserve">eco.com, guias de 2026 (memo não necessário em TRC20, BEP20 e ERC20, salvo quando o lado que recebe informa um).</w:t>
-      </w:r>
-    </w:p>
-    <w:p>
-      <w:pPr>
-        <w:numPr>
-          <w:ilvl w:val="0"/>
-          <w:numId w:val="1085"/>
-        </w:numPr>
-        <w:pStyle w:val="Compact"/>
-      </w:pPr>
-      <w:r>
-        <w:rPr>
-          <w:bCs/>
-          <w:b/>
-        </w:rPr>
-        <w:t xml:space="preserve">p. 96</w:t>
-      </w:r>
-      <w:r>
-        <w:t xml:space="preserve">Escopo do curso, Seção 2.1 (exemplo-padrão: USDT a R$ 5,38, rede de 1 USDT, P2P a Bs 12,13; remessa e espécie com percentuais ilustrativos).</w:t>
-      </w:r>
-    </w:p>
+    <w:bookmarkStart w:id="243" w:name="já-aconteceu-cont.-1"/>
+    <w:p>
+      <w:pPr>
+        <w:pStyle w:val="Heading2"/>
+      </w:pPr>
+      <w:r>
+        <w:t xml:space="preserve">Já aconteceu (cont.)</w:t>
+      </w:r>
+    </w:p>
+    <w:p>
+      <w:pPr>
+        <w:pStyle w:val="FirstParagraph"/>
+      </w:pPr>
+      <w:r>
+        <w:t xml:space="preserve">DÍVIDA</w:t>
+      </w:r>
+      <w:r>
+        <w:t xml:space="preserve">R$ 11,1 tri</w:t>
+      </w:r>
+    </w:p>
+    <w:p>
+      <w:pPr>
+        <w:pStyle w:val="BodyText"/>
+      </w:pPr>
+      <w:r>
+        <w:t xml:space="preserve">“Dívida pública avança a 82,9% do PIB e bate R$ 11 trilhões sob Lula”</w:t>
+      </w:r>
+    </w:p>
+    <w:p>
+      <w:pPr>
+        <w:pStyle w:val="BodyText"/>
+      </w:pPr>
+      <w:r>
+        <w:t xml:space="preserve">Confirmado pelo Banco Central (Poder360): maior nível desde 2020.</w:t>
+      </w:r>
+    </w:p>
+    <w:p>
+      <w:pPr>
+        <w:pStyle w:val="BodyText"/>
+      </w:pPr>
+      <w:r>
+        <w:rPr>
+          <w:bCs/>
+          <w:b/>
+        </w:rPr>
+        <w:t xml:space="preserve">Revista Oeste</w:t>
+      </w:r>
+      <w:r>
+        <w:t xml:space="preserve"> </w:t>
+      </w:r>
+      <w:r>
+        <w:t xml:space="preserve">· link consultado em 28/10/2026</w:t>
+      </w:r>
+    </w:p>
+    <w:p>
+      <w:pPr>
+        <w:pStyle w:val="BodyText"/>
+      </w:pPr>
+      <w:r>
+        <w:t xml:space="preserve">DÍVIDA</w:t>
+      </w:r>
+      <w:r>
+        <w:t xml:space="preserve">R$ 1,18 tri</w:t>
+      </w:r>
+    </w:p>
+    <w:p>
+      <w:pPr>
+        <w:pStyle w:val="BodyText"/>
+      </w:pPr>
+      <w:r>
+        <w:t xml:space="preserve">“Dívida pública brasileira alcança R$ 11 trilhões e chega a 82,9% do PIB”</w:t>
+      </w:r>
+    </w:p>
+    <w:p>
+      <w:pPr>
+        <w:pStyle w:val="BodyText"/>
+      </w:pPr>
+      <w:r>
+        <w:t xml:space="preserve">Só de juros: R$ 1,18 trilhão em 12 meses (até ago/2026).</w:t>
+      </w:r>
+    </w:p>
+    <w:p>
+      <w:pPr>
+        <w:pStyle w:val="BodyText"/>
+      </w:pPr>
+      <w:r>
+        <w:rPr>
+          <w:bCs/>
+          <w:b/>
+        </w:rPr>
+        <w:t xml:space="preserve">Gazeta do Povo</w:t>
+      </w:r>
+      <w:r>
+        <w:t xml:space="preserve"> </w:t>
+      </w:r>
+      <w:r>
+        <w:t xml:space="preserve">· link consultado em 28/10/2026</w:t>
+      </w:r>
+    </w:p>
+    <w:p>
+      <w:pPr>
+        <w:pStyle w:val="BodyText"/>
+      </w:pPr>
+      <w:r>
+        <w:t xml:space="preserve">DÉFICIT</w:t>
+      </w:r>
+      <w:r>
+        <w:t xml:space="preserve">+ R$ 1 tri</w:t>
+      </w:r>
+    </w:p>
+    <w:p>
+      <w:pPr>
+        <w:pStyle w:val="BodyText"/>
+      </w:pPr>
+      <w:r>
+        <w:t xml:space="preserve">“Sob Lula, arrecadação bate recorde, mas déficit permanece acima de R$ 1 tri pelo 3º ano seguido”</w:t>
+      </w:r>
+    </w:p>
+    <w:p>
+      <w:pPr>
+        <w:pStyle w:val="BodyText"/>
+      </w:pPr>
+      <w:r>
+        <w:t xml:space="preserve">Arrecada mais do que nunca e ainda fecha no vermelho.</w:t>
+      </w:r>
+    </w:p>
+    <w:p>
+      <w:pPr>
+        <w:pStyle w:val="BodyText"/>
+      </w:pPr>
+      <w:r>
+        <w:rPr>
+          <w:bCs/>
+          <w:b/>
+        </w:rPr>
+        <w:t xml:space="preserve">Revista Oeste</w:t>
+      </w:r>
+      <w:r>
+        <w:t xml:space="preserve"> </w:t>
+      </w:r>
+      <w:r>
+        <w:t xml:space="preserve">· link consultado em 28/10/2026</w:t>
+      </w:r>
+    </w:p>
+    <w:bookmarkEnd w:id="243"/>
     <w:p>
       <w:r>
         <w:pict>
@@ -32244,215 +31643,151 @@
         </w:pict>
       </w:r>
     </w:p>
-    <w:p>
-      <w:pPr>
-        <w:numPr>
-          <w:ilvl w:val="0"/>
-          <w:numId w:val="1086"/>
-        </w:numPr>
-        <w:pStyle w:val="Compact"/>
-      </w:pPr>
-      <w:r>
-        <w:rPr>
-          <w:bCs/>
-          <w:b/>
-        </w:rPr>
-        <w:t xml:space="preserve">p. 98</w:t>
-      </w:r>
-      <w:r>
-        <w:t xml:space="preserve">Escopo do curso, Seção 2.1 (câmbio efetivo; spreads de remessa e espécie são exemplos); Decretos 12.466 e 12.499/2025 (IOF 3,5%).</w:t>
-      </w:r>
-    </w:p>
-    <w:p>
-      <w:pPr>
-        <w:numPr>
-          <w:ilvl w:val="0"/>
-          <w:numId w:val="1086"/>
-        </w:numPr>
-        <w:pStyle w:val="Compact"/>
-      </w:pPr>
-      <w:r>
-        <w:rPr>
-          <w:bCs/>
-          <w:b/>
-        </w:rPr>
-        <w:t xml:space="preserve">p. 99</w:t>
-      </w:r>
-      <w:r>
-        <w:t xml:space="preserve">Escopo do curso, Seção 2.1; InfoMoney (nov/2025) e Blue Consult (25/07/2026): IOF não cobrado automaticamente na compra de stablecoin.</w:t>
-      </w:r>
-    </w:p>
-    <w:p>
-      <w:pPr>
-        <w:numPr>
-          <w:ilvl w:val="0"/>
-          <w:numId w:val="1086"/>
-        </w:numPr>
-        <w:pStyle w:val="Compact"/>
-      </w:pPr>
-      <w:r>
-        <w:rPr>
-          <w:bCs/>
-          <w:b/>
-        </w:rPr>
-        <w:t xml:space="preserve">p. 100</w:t>
-      </w:r>
-      <w:r>
-        <w:t xml:space="preserve">Escopo do curso, Seção 2.1; Investidor10 e CoinMarketCap, 28/10/2026 (R$ 5,35); dolarparalelobolivia.net, 28/10/2026 (P2P Bs 12,13).</w:t>
-      </w:r>
-    </w:p>
-    <w:p>
-      <w:pPr>
-        <w:numPr>
-          <w:ilvl w:val="0"/>
-          <w:numId w:val="1086"/>
-        </w:numPr>
-        <w:pStyle w:val="Compact"/>
-      </w:pPr>
-      <w:r>
-        <w:rPr>
-          <w:bCs/>
-          <w:b/>
-        </w:rPr>
-        <w:t xml:space="preserve">p. 101</w:t>
-      </w:r>
-      <w:r>
-        <w:t xml:space="preserve">Lei 14.478/2022; Poder360 (textos das Res. BCB 519, 520 e 521, 10/11/2025); InfoMoney (vigência 02/02/2026); BlockEden (Res. 561); Let's Money (prazo de autorização até 30/10/2026; reporte adiado para 03/11/2026 pela Res. 574); Blocktrends e Judit (Res. 584).</w:t>
-      </w:r>
-    </w:p>
-    <w:p>
-      <w:pPr>
-        <w:numPr>
-          <w:ilvl w:val="0"/>
-          <w:numId w:val="1086"/>
-        </w:numPr>
-        <w:pStyle w:val="Compact"/>
-      </w:pPr>
-      <w:r>
-        <w:rPr>
-          <w:bCs/>
-          <w:b/>
-        </w:rPr>
-        <w:t xml:space="preserve">p. 102</w:t>
-      </w:r>
-      <w:r>
-        <w:t xml:space="preserve">Poder360 (íntegra das Res. BCB 519, 520 e 521); InfoMoney (“BC define regras para o mercado de criptomoedas”). Conferir os textos oficiais em bcb.gov.br.</w:t>
-      </w:r>
-    </w:p>
-    <w:p>
-      <w:pPr>
-        <w:numPr>
-          <w:ilvl w:val="0"/>
-          <w:numId w:val="1086"/>
-        </w:numPr>
-        <w:pStyle w:val="Compact"/>
-      </w:pPr>
-      <w:r>
-        <w:rPr>
-          <w:bCs/>
-          <w:b/>
-        </w:rPr>
-        <w:t xml:space="preserve">p. 103</w:t>
-      </w:r>
-      <w:r>
-        <w:t xml:space="preserve">Blocktrends e SpaceMoney (Res. BCB 584, publicada em 07/08/2026, vigência 01/01/2027); Judit (liberação antecipada); Investalk/BB; Judit (PDL 926/2026, 10/08/2026).</w:t>
-      </w:r>
-    </w:p>
-    <w:p>
-      <w:pPr>
-        <w:numPr>
-          <w:ilvl w:val="0"/>
-          <w:numId w:val="1086"/>
-        </w:numPr>
-        <w:pStyle w:val="Compact"/>
-      </w:pPr>
-      <w:r>
-        <w:rPr>
-          <w:bCs/>
-          <w:b/>
-        </w:rPr>
-        <w:t xml:space="preserve">p. 104</w:t>
-      </w:r>
-      <w:r>
-        <w:t xml:space="preserve">Gazeta do Povo e Revista Oeste (minuta da Receita, fev/2026: 3,5% com isenção até R$ 10 mil/mês para PF); InfoMoney (“Secretário de Haddad confirma plano de taxar criptomoedas”); Blocknews, out/2026 (consulta adiada; incerteza após a reeleição).</w:t>
-      </w:r>
-    </w:p>
-    <w:p>
-      <w:pPr>
-        <w:numPr>
-          <w:ilvl w:val="0"/>
-          <w:numId w:val="1086"/>
-        </w:numPr>
-        <w:pStyle w:val="Compact"/>
-      </w:pPr>
-      <w:r>
-        <w:rPr>
-          <w:bCs/>
-          <w:b/>
-        </w:rPr>
-        <w:t xml:space="preserve">p. 105</w:t>
-      </w:r>
-      <w:r>
-        <w:t xml:space="preserve">Lei 7.492/1986; Lei 14.478/2022 (escopo do curso, Seção 3.2).</w:t>
-      </w:r>
-    </w:p>
-    <w:p>
-      <w:pPr>
-        <w:numPr>
-          <w:ilvl w:val="0"/>
-          <w:numId w:val="1086"/>
-        </w:numPr>
-        <w:pStyle w:val="Compact"/>
-      </w:pPr>
-      <w:r>
-        <w:rPr>
-          <w:bCs/>
-          <w:b/>
-        </w:rPr>
-        <w:t xml:space="preserve">p. 106</w:t>
-      </w:r>
-      <w:r>
-        <w:t xml:space="preserve">CriptoNoticias (bancos bolivianos com USDT; FIE Cuenta Cripto desde 09/04/2026; Unión/Yasta abr/2026; BISA); KuCoin News (fim da proibição em jun/2024); Cointelegraph e CriptoNoticias (declaração do ministro José Gabriel Espinoza).</w:t>
-      </w:r>
-    </w:p>
-    <w:p>
-      <w:pPr>
-        <w:numPr>
-          <w:ilvl w:val="0"/>
-          <w:numId w:val="1086"/>
-        </w:numPr>
-        <w:pStyle w:val="Compact"/>
-      </w:pPr>
-      <w:r>
-        <w:rPr>
-          <w:bCs/>
-          <w:b/>
-        </w:rPr>
-        <w:t xml:space="preserve">p. 107</w:t>
-      </w:r>
-      <w:r>
-        <w:t xml:space="preserve">CriptoNoticias (FIE: cidadãos bolivianos maiores de 18 residentes; Unión/Yasta; BISA).</w:t>
-      </w:r>
-    </w:p>
-    <w:p>
-      <w:pPr>
-        <w:numPr>
-          <w:ilvl w:val="0"/>
-          <w:numId w:val="1086"/>
-        </w:numPr>
-        <w:pStyle w:val="Compact"/>
-      </w:pPr>
-      <w:r>
-        <w:rPr>
-          <w:bCs/>
-          <w:b/>
-        </w:rPr>
-        <w:t xml:space="preserve">p. 109</w:t>
-      </w:r>
-      <w:r>
-        <w:t xml:space="preserve">InfoMoney (vigência das Res. 519–521); Let's Money (prazo de 270 dias, até 30/10/2026); IstoÉ Dinheiro (prazo de 2 e 3 anos para o BC decidir, 19/02/2026).</w:t>
-      </w:r>
-    </w:p>
+    <w:bookmarkStart w:id="244" w:name="já-aconteceu-cont.-2"/>
+    <w:p>
+      <w:pPr>
+        <w:pStyle w:val="Heading2"/>
+      </w:pPr>
+      <w:r>
+        <w:t xml:space="preserve">Já aconteceu (cont.)</w:t>
+      </w:r>
+    </w:p>
+    <w:p>
+      <w:pPr>
+        <w:pStyle w:val="FirstParagraph"/>
+      </w:pPr>
+      <w:r>
+        <w:t xml:space="preserve">GOLPES</w:t>
+      </w:r>
+      <w:r>
+        <w:t xml:space="preserve">R$ 6,5 bi</w:t>
+      </w:r>
+    </w:p>
+    <w:p>
+      <w:pPr>
+        <w:pStyle w:val="BodyText"/>
+      </w:pPr>
+      <w:r>
+        <w:t xml:space="preserve">“Pix: Golpes crescem 80% e somam R$ 6,5 bi em 2024”</w:t>
+      </w:r>
+    </w:p>
+    <w:p>
+      <w:pPr>
+        <w:pStyle w:val="BodyText"/>
+      </w:pPr>
+      <w:r>
+        <w:t xml:space="preserve">4,7 milhões de fraudes. Só cerca de 7% voltou às vítimas.</w:t>
+      </w:r>
+    </w:p>
+    <w:p>
+      <w:pPr>
+        <w:pStyle w:val="BodyText"/>
+      </w:pPr>
+      <w:r>
+        <w:rPr>
+          <w:bCs/>
+          <w:b/>
+        </w:rPr>
+        <w:t xml:space="preserve">Poder360</w:t>
+      </w:r>
+      <w:r>
+        <w:t xml:space="preserve"> </w:t>
+      </w:r>
+      <w:r>
+        <w:t xml:space="preserve">· link consultado em 28/10/2026</w:t>
+      </w:r>
+    </w:p>
+    <w:p>
+      <w:pPr>
+        <w:pStyle w:val="BodyText"/>
+      </w:pPr>
+      <w:r>
+        <w:t xml:space="preserve">IMPOSTOS</w:t>
+      </w:r>
+      <w:r>
+        <w:t xml:space="preserve">+ R$ 14 bi</w:t>
+      </w:r>
+    </w:p>
+    <w:p>
+      <w:pPr>
+        <w:pStyle w:val="BodyText"/>
+      </w:pPr>
+      <w:r>
+        <w:t xml:space="preserve">“Governo Lula eleva Imposto de Importação e trava investimentos”</w:t>
+      </w:r>
+    </w:p>
+    <w:p>
+      <w:pPr>
+        <w:pStyle w:val="BodyText"/>
+      </w:pPr>
+      <w:r>
+        <w:t xml:space="preserve">Alta sobre bens de capital e informática: pelo menos R$ 14 bilhões.</w:t>
+      </w:r>
+    </w:p>
+    <w:p>
+      <w:pPr>
+        <w:pStyle w:val="BodyText"/>
+      </w:pPr>
+      <w:r>
+        <w:rPr>
+          <w:bCs/>
+          <w:b/>
+        </w:rPr>
+        <w:t xml:space="preserve">Gazeta do Povo</w:t>
+      </w:r>
+      <w:r>
+        <w:t xml:space="preserve"> </w:t>
+      </w:r>
+      <w:r>
+        <w:t xml:space="preserve">· link consultado em 28/10/2026</w:t>
+      </w:r>
+    </w:p>
+    <w:p>
+      <w:pPr>
+        <w:pStyle w:val="BodyText"/>
+      </w:pPr>
+      <w:r>
+        <w:t xml:space="preserve">CRIPTO</w:t>
+      </w:r>
+      <w:r>
+        <w:t xml:space="preserve">IOF 3,5%</w:t>
+      </w:r>
+    </w:p>
+    <w:p>
+      <w:pPr>
+        <w:pStyle w:val="BodyText"/>
+      </w:pPr>
+      <w:r>
+        <w:t xml:space="preserve">“Governo pretende cobrar IOF sobre operações com criptomoedas”</w:t>
+      </w:r>
+    </w:p>
+    <w:p>
+      <w:pPr>
+        <w:pStyle w:val="BodyText"/>
+      </w:pPr>
+      <w:r>
+        <w:t xml:space="preserve">Minuta: 3,5% sobre compras de cripto acima de R$ 10 mil por mês.</w:t>
+      </w:r>
+    </w:p>
+    <w:p>
+      <w:pPr>
+        <w:pStyle w:val="BodyText"/>
+      </w:pPr>
+      <w:r>
+        <w:rPr>
+          <w:bCs/>
+          <w:b/>
+        </w:rPr>
+        <w:t xml:space="preserve">Gazeta do Povo</w:t>
+      </w:r>
+      <w:r>
+        <w:t xml:space="preserve"> </w:t>
+      </w:r>
+      <w:r>
+        <w:t xml:space="preserve">· link consultado em 28/10/2026</w:t>
+      </w:r>
+    </w:p>
+    <w:bookmarkEnd w:id="244"/>
     <w:p>
       <w:r>
         <w:pict>
@@ -32462,270 +31797,157 @@
     </w:p>
     <w:p>
       <w:pPr>
-        <w:numPr>
-          <w:ilvl w:val="0"/>
-          <w:numId w:val="1087"/>
-        </w:numPr>
-        <w:pStyle w:val="Compact"/>
-      </w:pPr>
-      <w:r>
-        <w:rPr>
-          <w:bCs/>
-          <w:b/>
-        </w:rPr>
-        <w:t xml:space="preserve">p. 112</w:t>
-      </w:r>
-      <w:r>
-        <w:t xml:space="preserve">Jovem Pan e Revista Oeste (regras do Pix: limite noturno de R$ 1.000 entre pessoas físicas, 20h–6h); Tecnoblog (aumento em 24 a 48 h); Diário do Comércio, jun/2026 (limite mantido em 2026).</w:t>
-      </w:r>
-    </w:p>
-    <w:p>
-      <w:pPr>
-        <w:numPr>
-          <w:ilvl w:val="0"/>
-          <w:numId w:val="1087"/>
-        </w:numPr>
-        <w:pStyle w:val="Compact"/>
-      </w:pPr>
-      <w:r>
-        <w:rPr>
-          <w:bCs/>
-          <w:b/>
-        </w:rPr>
-        <w:t xml:space="preserve">p. 116</w:t>
-      </w:r>
-      <w:r>
-        <w:t xml:space="preserve">Investidor10 e CoinMarketCap, 28/10/2026.</w:t>
-      </w:r>
-    </w:p>
-    <w:p>
-      <w:pPr>
-        <w:numPr>
-          <w:ilvl w:val="0"/>
-          <w:numId w:val="1087"/>
-        </w:numPr>
-        <w:pStyle w:val="Compact"/>
-      </w:pPr>
-      <w:r>
-        <w:rPr>
-          <w:bCs/>
-          <w:b/>
-        </w:rPr>
-        <w:t xml:space="preserve">p. 117</w:t>
-      </w:r>
-      <w:r>
-        <w:t xml:space="preserve">eco.com, comparativo de taxas de rede, mai/2026.</w:t>
-      </w:r>
-    </w:p>
-    <w:p>
-      <w:pPr>
-        <w:numPr>
-          <w:ilvl w:val="0"/>
-          <w:numId w:val="1087"/>
-        </w:numPr>
-        <w:pStyle w:val="Compact"/>
-      </w:pPr>
-      <w:r>
-        <w:rPr>
-          <w:bCs/>
-          <w:b/>
-        </w:rPr>
-        <w:t xml:space="preserve">p. 120</w:t>
-      </w:r>
-      <w:r>
-        <w:t xml:space="preserve">Poder360 (texto da Res. BCB 521: identificação de carteira autocustodiada); Blocktrends (Res. 584).</w:t>
-      </w:r>
-    </w:p>
-    <w:p>
-      <w:pPr>
-        <w:numPr>
-          <w:ilvl w:val="0"/>
-          <w:numId w:val="1087"/>
-        </w:numPr>
-        <w:pStyle w:val="Compact"/>
-      </w:pPr>
-      <w:r>
-        <w:rPr>
-          <w:bCs/>
-          <w:b/>
-        </w:rPr>
-        <w:t xml:space="preserve">p. 121</w:t>
-      </w:r>
-      <w:r>
-        <w:t xml:space="preserve">dolarparalelobolivia.net, 28/10/2026 (P2P Binance: compra Bs 12,17, venda Bs 12,13); BCB via usdtbol.com, 28/10/2026 (Bs 12,02).</w:t>
-      </w:r>
-    </w:p>
-    <w:p>
-      <w:pPr>
-        <w:numPr>
-          <w:ilvl w:val="0"/>
-          <w:numId w:val="1087"/>
-        </w:numPr>
-        <w:pStyle w:val="Compact"/>
-      </w:pPr>
-      <w:r>
-        <w:rPr>
-          <w:bCs/>
-          <w:b/>
-        </w:rPr>
-        <w:t xml:space="preserve">p. 126</w:t>
-      </w:r>
-      <w:r>
-        <w:t xml:space="preserve">CriptoNoticias; Criptoinforme; usdthoy (escopo do curso, Seção 2: limites de BISA, FIE e Unión/Yasta); CriptoNoticias (FIE para cidadãos bolivianos residentes; Unión/EFY com respaldo da ASFI).</w:t>
-      </w:r>
-    </w:p>
-    <w:p>
-      <w:pPr>
-        <w:numPr>
-          <w:ilvl w:val="0"/>
-          <w:numId w:val="1087"/>
-        </w:numPr>
-        <w:pStyle w:val="Compact"/>
-      </w:pPr>
-      <w:r>
-        <w:rPr>
-          <w:bCs/>
-          <w:b/>
-        </w:rPr>
-        <w:t xml:space="preserve">p. 127</w:t>
-      </w:r>
-      <w:r>
-        <w:t xml:space="preserve">CriptoNoticias, CoinMarketCap Academy e Bitcoin.com News (Toyosa: Toyota, BYD e Yamaha aceitam USDT; anúncio de Paolo Ardoino em 21/09/2025).</w:t>
-      </w:r>
-    </w:p>
-    <w:p>
-      <w:pPr>
-        <w:numPr>
-          <w:ilvl w:val="0"/>
-          <w:numId w:val="1087"/>
-        </w:numPr>
-        <w:pStyle w:val="Compact"/>
-      </w:pPr>
-      <w:r>
-        <w:rPr>
-          <w:bCs/>
-          <w:b/>
-        </w:rPr>
-        <w:t xml:space="preserve">p. 129</w:t>
-      </w:r>
-      <w:r>
-        <w:t xml:space="preserve">Escopo do curso, Seção 2.1 (exemplo-padrão).</w:t>
-      </w:r>
-    </w:p>
-    <w:p>
-      <w:pPr>
-        <w:numPr>
-          <w:ilvl w:val="0"/>
-          <w:numId w:val="1087"/>
-        </w:numPr>
-        <w:pStyle w:val="Compact"/>
-      </w:pPr>
-      <w:r>
-        <w:rPr>
-          <w:bCs/>
-          <w:b/>
-        </w:rPr>
-        <w:t xml:space="preserve">p. 131</w:t>
-      </w:r>
-      <w:r>
-        <w:t xml:space="preserve">Escopo do curso, Seção 3.2 (proibição de fracionar para escapar de limites); Blocktrends e Judit (Res. 584).</w:t>
-      </w:r>
-    </w:p>
-    <w:p>
-      <w:pPr>
-        <w:numPr>
-          <w:ilvl w:val="0"/>
-          <w:numId w:val="1087"/>
-        </w:numPr>
-        <w:pStyle w:val="Compact"/>
-      </w:pPr>
-      <w:r>
-        <w:rPr>
-          <w:bCs/>
-          <w:b/>
-        </w:rPr>
-        <w:t xml:space="preserve">p. 132</w:t>
-      </w:r>
-      <w:r>
-        <w:t xml:space="preserve">Poder360 (Res. BCB 521: limite de US$ 100 mil); Blocktrends (Res. 584).</w:t>
-      </w:r>
-    </w:p>
-    <w:p>
-      <w:pPr>
-        <w:numPr>
-          <w:ilvl w:val="0"/>
-          <w:numId w:val="1087"/>
-        </w:numPr>
-        <w:pStyle w:val="Compact"/>
-      </w:pPr>
-      <w:r>
-        <w:rPr>
-          <w:bCs/>
-          <w:b/>
-        </w:rPr>
-        <w:t xml:space="preserve">p. 133</w:t>
-      </w:r>
-      <w:r>
-        <w:t xml:space="preserve">Receita Federal (e-DBV); Aduana Nacional da Bolívia, RD 01-013-24 (Formulário 250, ASFI e retenção de 30%).</w:t>
-      </w:r>
-    </w:p>
-    <w:p>
-      <w:pPr>
-        <w:numPr>
-          <w:ilvl w:val="0"/>
-          <w:numId w:val="1087"/>
-        </w:numPr>
-        <w:pStyle w:val="Compact"/>
-      </w:pPr>
-      <w:r>
-        <w:rPr>
-          <w:bCs/>
-          <w:b/>
-        </w:rPr>
-        <w:t xml:space="preserve">p. 136</w:t>
-      </w:r>
-      <w:r>
-        <w:t xml:space="preserve">Escopo do curso, Seção 3.5; Lei 14.478/2022; Res. BCB 519 e 520.</w:t>
-      </w:r>
-    </w:p>
-    <w:p>
-      <w:pPr>
-        <w:numPr>
-          <w:ilvl w:val="0"/>
-          <w:numId w:val="1087"/>
-        </w:numPr>
-        <w:pStyle w:val="Compact"/>
-      </w:pPr>
-      <w:r>
-        <w:rPr>
-          <w:bCs/>
-          <w:b/>
-        </w:rPr>
-        <w:t xml:space="preserve">p. 138</w:t>
-      </w:r>
-      <w:r>
-        <w:t xml:space="preserve">Exame, via Global Anti-Scam Alliance (mar/2025–fev/2026: R$ 21,2 bi, 16,5 mi de vítimas); Poder360 e Exame, via Banco Central (2024: 4,7 mi de fraudes no Pix, R$ 6,5 bi, R$ 459 mi devolvidos); InfoMoney (golpes com cripto: ~R$ 40 bi e quase 4 mi de vítimas em 5 anos).</w:t>
-      </w:r>
-    </w:p>
-    <w:p>
-      <w:pPr>
-        <w:numPr>
-          <w:ilvl w:val="0"/>
-          <w:numId w:val="1087"/>
-        </w:numPr>
-        <w:pStyle w:val="Compact"/>
-      </w:pPr>
-      <w:r>
-        <w:rPr>
-          <w:bCs/>
-          <w:b/>
-        </w:rPr>
-        <w:t xml:space="preserve">p. 142</w:t>
-      </w:r>
-      <w:r>
-        <w:t xml:space="preserve">Revista Oeste e InfoMoney (Operação Criptoabate, Polícia Civil do RS: perda de R$ 37 mi e cobrança de “taxas” para liberar saque); InfoMoney (Operação Profeta, PF: promessa de até 9% ao mês, ~R$ 260 mi).</w:t>
-      </w:r>
-    </w:p>
+        <w:pStyle w:val="FirstParagraph"/>
+      </w:pPr>
+      <w:r>
+        <w:t xml:space="preserve">Projeções e propostas</w:t>
+      </w:r>
+    </w:p>
+    <w:bookmarkStart w:id="245" w:name="o-que-vem-por-aí-1"/>
+    <w:p>
+      <w:pPr>
+        <w:pStyle w:val="Heading2"/>
+      </w:pPr>
+      <w:r>
+        <w:t xml:space="preserve">O que vem por aí</w:t>
+      </w:r>
+    </w:p>
+    <w:p>
+      <w:pPr>
+        <w:pStyle w:val="FirstParagraph"/>
+      </w:pPr>
+      <w:r>
+        <w:t xml:space="preserve">DÍVIDA</w:t>
+      </w:r>
+      <w:r>
+        <w:t xml:space="preserve">90% do PIB</w:t>
+      </w:r>
+    </w:p>
+    <w:p>
+      <w:pPr>
+        <w:pStyle w:val="BodyText"/>
+      </w:pPr>
+      <w:r>
+        <w:t xml:space="preserve">“Governo admite deixar “herança” de dívida pública em 90% do PIB”</w:t>
+      </w:r>
+    </w:p>
+    <w:p>
+      <w:pPr>
+        <w:pStyle w:val="BodyText"/>
+      </w:pPr>
+      <w:r>
+        <w:t xml:space="preserve">Projeção: o boletim Focus também aponta 90% do PIB já em 2027.</w:t>
+      </w:r>
+    </w:p>
+    <w:p>
+      <w:pPr>
+        <w:pStyle w:val="BodyText"/>
+      </w:pPr>
+      <w:r>
+        <w:rPr>
+          <w:bCs/>
+          <w:b/>
+        </w:rPr>
+        <w:t xml:space="preserve">Gazeta do Povo</w:t>
+      </w:r>
+      <w:r>
+        <w:t xml:space="preserve"> </w:t>
+      </w:r>
+      <w:r>
+        <w:t xml:space="preserve">· link consultado em 28/10/2026</w:t>
+      </w:r>
+    </w:p>
+    <w:p>
+      <w:pPr>
+        <w:pStyle w:val="BodyText"/>
+      </w:pPr>
+      <w:r>
+        <w:t xml:space="preserve">DÍVIDA</w:t>
+      </w:r>
+      <w:r>
+        <w:t xml:space="preserve">Rumo a 100%</w:t>
+      </w:r>
+    </w:p>
+    <w:p>
+      <w:pPr>
+        <w:pStyle w:val="BodyText"/>
+      </w:pPr>
+      <w:r>
+        <w:t xml:space="preserve">“Brasil crescerá 2,4% em 2026 e dívida se aproxima de 100% do PIB”</w:t>
+      </w:r>
+    </w:p>
+    <w:p>
+      <w:pPr>
+        <w:pStyle w:val="BodyText"/>
+      </w:pPr>
+      <w:r>
+        <w:t xml:space="preserve">Projeção publicada pelo Poder360.</w:t>
+      </w:r>
+    </w:p>
+    <w:p>
+      <w:pPr>
+        <w:pStyle w:val="BodyText"/>
+      </w:pPr>
+      <w:r>
+        <w:rPr>
+          <w:bCs/>
+          <w:b/>
+        </w:rPr>
+        <w:t xml:space="preserve">Poder360</w:t>
+      </w:r>
+      <w:r>
+        <w:t xml:space="preserve"> </w:t>
+      </w:r>
+      <w:r>
+        <w:t xml:space="preserve">· link consultado em 28/10/2026</w:t>
+      </w:r>
+    </w:p>
+    <w:p>
+      <w:pPr>
+        <w:pStyle w:val="BodyText"/>
+      </w:pPr>
+      <w:r>
+        <w:t xml:space="preserve">AJUSTE</w:t>
+      </w:r>
+      <w:r>
+        <w:t xml:space="preserve">Inevitável</w:t>
+      </w:r>
+    </w:p>
+    <w:p>
+      <w:pPr>
+        <w:pStyle w:val="BodyText"/>
+      </w:pPr>
+      <w:r>
+        <w:t xml:space="preserve">“Instituição do Senado diz que ajuste fiscal será inevitável”</w:t>
+      </w:r>
+    </w:p>
+    <w:p>
+      <w:pPr>
+        <w:pStyle w:val="BodyText"/>
+      </w:pPr>
+      <w:r>
+        <w:t xml:space="preserve">A IFI projeta déficit de R$ 86,1 bi em 2027; o governo promete superávit de R$ 18,6 bi.</w:t>
+      </w:r>
+    </w:p>
+    <w:p>
+      <w:pPr>
+        <w:pStyle w:val="BodyText"/>
+      </w:pPr>
+      <w:r>
+        <w:rPr>
+          <w:bCs/>
+          <w:b/>
+        </w:rPr>
+        <w:t xml:space="preserve">Poder360</w:t>
+      </w:r>
+      <w:r>
+        <w:t xml:space="preserve"> </w:t>
+      </w:r>
+      <w:r>
+        <w:t xml:space="preserve">· link consultado em 28/10/2026</w:t>
+      </w:r>
+    </w:p>
+    <w:bookmarkEnd w:id="245"/>
     <w:p>
       <w:r>
         <w:pict>
@@ -32733,6 +31955,1830 @@
         </w:pict>
       </w:r>
     </w:p>
+    <w:bookmarkStart w:id="246" w:name="o-que-vem-por-aí-cont."/>
+    <w:p>
+      <w:pPr>
+        <w:pStyle w:val="Heading2"/>
+      </w:pPr>
+      <w:r>
+        <w:t xml:space="preserve">O que vem por aí (cont.)</w:t>
+      </w:r>
+    </w:p>
+    <w:p>
+      <w:pPr>
+        <w:pStyle w:val="FirstParagraph"/>
+      </w:pPr>
+      <w:r>
+        <w:t xml:space="preserve">INVESTIMENTOS</w:t>
+      </w:r>
+      <w:r>
+        <w:t xml:space="preserve">LCI e LCA</w:t>
+      </w:r>
+    </w:p>
+    <w:p>
+      <w:pPr>
+        <w:pStyle w:val="BodyText"/>
+      </w:pPr>
+      <w:r>
+        <w:t xml:space="preserve">“Governo Lula prepara cobrança do IOF sobre investimentos isentos sem passar pelo Congresso”</w:t>
+      </w:r>
+    </w:p>
+    <w:p>
+      <w:pPr>
+        <w:pStyle w:val="BodyText"/>
+      </w:pPr>
+      <w:r>
+        <w:t xml:space="preserve">Proposta em estudo: IOF sobre LCI e LCA, hoje isentas (~R$ 2,6 bi).</w:t>
+      </w:r>
+    </w:p>
+    <w:p>
+      <w:pPr>
+        <w:pStyle w:val="BodyText"/>
+      </w:pPr>
+      <w:r>
+        <w:rPr>
+          <w:bCs/>
+          <w:b/>
+        </w:rPr>
+        <w:t xml:space="preserve">Revista Oeste</w:t>
+      </w:r>
+      <w:r>
+        <w:t xml:space="preserve"> </w:t>
+      </w:r>
+      <w:r>
+        <w:t xml:space="preserve">· link consultado em 28/10/2026</w:t>
+      </w:r>
+    </w:p>
+    <w:p>
+      <w:pPr>
+        <w:pStyle w:val="BodyText"/>
+      </w:pPr>
+      <w:r>
+        <w:t xml:space="preserve">IMPOSTOS</w:t>
+      </w:r>
+      <w:r>
+        <w:t xml:space="preserve">Mais em 2026</w:t>
+      </w:r>
+    </w:p>
+    <w:p>
+      <w:pPr>
+        <w:pStyle w:val="BodyText"/>
+      </w:pPr>
+      <w:r>
+        <w:t xml:space="preserve">“O Leão insaciável: arrecadação é recorde em 2025, mas governo quer mais impostos em 2026”</w:t>
+      </w:r>
+    </w:p>
+    <w:p>
+      <w:pPr>
+        <w:pStyle w:val="BodyText"/>
+      </w:pPr>
+      <w:r>
+        <w:t xml:space="preserve">Recorde de arrecadação e ainda mais impostos na fila.</w:t>
+      </w:r>
+    </w:p>
+    <w:p>
+      <w:pPr>
+        <w:pStyle w:val="BodyText"/>
+      </w:pPr>
+      <w:r>
+        <w:rPr>
+          <w:bCs/>
+          <w:b/>
+        </w:rPr>
+        <w:t xml:space="preserve">Revista Oeste</w:t>
+      </w:r>
+      <w:r>
+        <w:t xml:space="preserve"> </w:t>
+      </w:r>
+      <w:r>
+        <w:t xml:space="preserve">· link consultado em 28/10/2026</w:t>
+      </w:r>
+    </w:p>
+    <w:p>
+      <w:pPr>
+        <w:pStyle w:val="BodyText"/>
+      </w:pPr>
+      <w:r>
+        <w:t xml:space="preserve">GOLPES</w:t>
+      </w:r>
+      <w:r>
+        <w:t xml:space="preserve">R$ 11 bi/ano</w:t>
+      </w:r>
+    </w:p>
+    <w:p>
+      <w:pPr>
+        <w:pStyle w:val="BodyText"/>
+      </w:pPr>
+      <w:r>
+        <w:t xml:space="preserve">“Golpes via Pix podem custar R$ 11 bi a brasileiros até 2028”</w:t>
+      </w:r>
+    </w:p>
+    <w:p>
+      <w:pPr>
+        <w:pStyle w:val="BodyText"/>
+      </w:pPr>
+      <w:r>
+        <w:t xml:space="preserve">Projeção de estudo citado pelo Poder360.</w:t>
+      </w:r>
+    </w:p>
+    <w:p>
+      <w:pPr>
+        <w:pStyle w:val="BodyText"/>
+      </w:pPr>
+      <w:r>
+        <w:rPr>
+          <w:bCs/>
+          <w:b/>
+        </w:rPr>
+        <w:t xml:space="preserve">Poder360</w:t>
+      </w:r>
+      <w:r>
+        <w:t xml:space="preserve"> </w:t>
+      </w:r>
+      <w:r>
+        <w:t xml:space="preserve">· link consultado em 28/10/2026</w:t>
+      </w:r>
+    </w:p>
+    <w:bookmarkEnd w:id="246"/>
+    <w:p>
+      <w:r>
+        <w:pict>
+          <v:rect style="width:0;height:1.5pt" o:hralign="center" o:hrstd="t" o:hr="t"/>
+        </w:pict>
+      </w:r>
+    </w:p>
+    <w:bookmarkStart w:id="247" w:name="o-que-vem-por-aí-cont.-1"/>
+    <w:p>
+      <w:pPr>
+        <w:pStyle w:val="Heading2"/>
+      </w:pPr>
+      <w:r>
+        <w:t xml:space="preserve">O que vem por aí (cont.)</w:t>
+      </w:r>
+    </w:p>
+    <w:p>
+      <w:pPr>
+        <w:pStyle w:val="FirstParagraph"/>
+      </w:pPr>
+      <w:r>
+        <w:t xml:space="preserve">CRIPTO</w:t>
+      </w:r>
+      <w:r>
+        <w:t xml:space="preserve">Trava de 24 h</w:t>
+      </w:r>
+    </w:p>
+    <w:p>
+      <w:pPr>
+        <w:pStyle w:val="BodyText"/>
+      </w:pPr>
+      <w:r>
+        <w:t xml:space="preserve">“BC exige retenção de até 24 horas em envios de cripto ao exterior a partir de 2027”</w:t>
+      </w:r>
+    </w:p>
+    <w:p>
+      <w:pPr>
+        <w:pStyle w:val="BodyText"/>
+      </w:pPr>
+      <w:r>
+        <w:t xml:space="preserve">Res. BCB 584: vale a partir de 01/01/2027, acima de US$ 10 mil.</w:t>
+      </w:r>
+    </w:p>
+    <w:p>
+      <w:pPr>
+        <w:pStyle w:val="BodyText"/>
+      </w:pPr>
+      <w:r>
+        <w:rPr>
+          <w:bCs/>
+          <w:b/>
+        </w:rPr>
+        <w:t xml:space="preserve">Blocktrends</w:t>
+      </w:r>
+      <w:r>
+        <w:t xml:space="preserve"> </w:t>
+      </w:r>
+      <w:r>
+        <w:t xml:space="preserve">· link consultado em 28/10/2026</w:t>
+      </w:r>
+    </w:p>
+    <w:bookmarkEnd w:id="247"/>
+    <w:p>
+      <w:r>
+        <w:pict>
+          <v:rect style="width:0;height:1.5pt" o:hralign="center" o:hrstd="t" o:hr="t"/>
+        </w:pict>
+      </w:r>
+    </w:p>
+    <w:p>
+      <w:pPr>
+        <w:pStyle w:val="FirstParagraph"/>
+      </w:pPr>
+      <w:r>
+        <w:t xml:space="preserve">Para o WhatsApp</w:t>
+      </w:r>
+    </w:p>
+    <w:bookmarkStart w:id="248" w:name="mais-4-anos-em-6-números"/>
+    <w:p>
+      <w:pPr>
+        <w:pStyle w:val="Heading1"/>
+      </w:pPr>
+      <w:r>
+        <w:t xml:space="preserve">Mais 4 anos em 6 números</w:t>
+      </w:r>
+    </w:p>
+    <w:p>
+      <w:pPr>
+        <w:pStyle w:val="FirstParagraph"/>
+      </w:pPr>
+      <w:r>
+        <w:t xml:space="preserve">R$ 2,89 tri</w:t>
+      </w:r>
+      <w:r>
+        <w:t xml:space="preserve">arrecadação recorde em 2025</w:t>
+      </w:r>
+    </w:p>
+    <w:p>
+      <w:pPr>
+        <w:pStyle w:val="BodyText"/>
+      </w:pPr>
+      <w:r>
+        <w:t xml:space="preserve">1 a cada 27 dias</w:t>
+      </w:r>
+      <w:r>
+        <w:t xml:space="preserve">um imposto novo ou maior</w:t>
+      </w:r>
+    </w:p>
+    <w:p>
+      <w:pPr>
+        <w:pStyle w:val="BodyText"/>
+      </w:pPr>
+      <w:r>
+        <w:t xml:space="preserve">3,5%</w:t>
+      </w:r>
+      <w:r>
+        <w:t xml:space="preserve">de IOF no cartão, na remessa e no dólar em espécie</w:t>
+      </w:r>
+    </w:p>
+    <w:p>
+      <w:pPr>
+        <w:pStyle w:val="BodyText"/>
+      </w:pPr>
+      <w:r>
+        <w:t xml:space="preserve">R$ 11,1 tri</w:t>
+      </w:r>
+      <w:r>
+        <w:t xml:space="preserve">de dívida pública (82,9% do PIB)</w:t>
+      </w:r>
+    </w:p>
+    <w:p>
+      <w:pPr>
+        <w:pStyle w:val="BodyText"/>
+      </w:pPr>
+      <w:r>
+        <w:t xml:space="preserve">R$ 1,18 tri</w:t>
+      </w:r>
+      <w:r>
+        <w:t xml:space="preserve">só de juros em 12 meses</w:t>
+      </w:r>
+    </w:p>
+    <w:p>
+      <w:pPr>
+        <w:pStyle w:val="BodyText"/>
+      </w:pPr>
+      <w:r>
+        <w:t xml:space="preserve">90%</w:t>
+      </w:r>
+      <w:r>
+        <w:t xml:space="preserve">do PIB: a dívida projetada para 2027</w:t>
+      </w:r>
+    </w:p>
+    <w:p>
+      <w:pPr>
+        <w:pStyle w:val="BodyText"/>
+      </w:pPr>
+      <w:r>
+        <w:rPr>
+          <w:bCs/>
+          <w:b/>
+        </w:rPr>
+        <w:t xml:space="preserve">Eles não mudaram a direção. Mude você.</w:t>
+      </w:r>
+      <w:r>
+        <w:t xml:space="preserve"> </w:t>
+      </w:r>
+      <w:r>
+        <w:t xml:space="preserve">Conheça o método para levar seu dinheiro, dentro da lei, para um país com governo de direita.</w:t>
+      </w:r>
+    </w:p>
+    <w:p>
+      <w:pPr>
+        <w:pStyle w:val="BodyText"/>
+      </w:pPr>
+      <w:r>
+        <w:t xml:space="preserve">[LINK DO CURSO]</w:t>
+      </w:r>
+    </w:p>
+    <w:bookmarkEnd w:id="248"/>
+    <w:p>
+      <w:r>
+        <w:pict>
+          <v:rect style="width:0;height:1.5pt" o:hralign="center" o:hrstd="t" o:hr="t"/>
+        </w:pict>
+      </w:r>
+    </w:p>
+    <w:p>
+      <w:pPr>
+        <w:pStyle w:val="FirstParagraph"/>
+      </w:pPr>
+      <w:r>
+        <w:t xml:space="preserve">Anexo</w:t>
+      </w:r>
+    </w:p>
+    <w:bookmarkStart w:id="249" w:name="fontes-de-todos-os-números"/>
+    <w:p>
+      <w:pPr>
+        <w:pStyle w:val="Heading2"/>
+      </w:pPr>
+      <w:r>
+        <w:t xml:space="preserve">Fontes de todos os números</w:t>
+      </w:r>
+    </w:p>
+    <w:p>
+      <w:pPr>
+        <w:pStyle w:val="FirstParagraph"/>
+      </w:pPr>
+      <w:r>
+        <w:t xml:space="preserve">Cada número do curso tem origem. Aqui estão, página por página.</w:t>
+      </w:r>
+    </w:p>
+    <w:p>
+      <w:pPr>
+        <w:numPr>
+          <w:ilvl w:val="0"/>
+          <w:numId w:val="1082"/>
+        </w:numPr>
+        <w:pStyle w:val="Compact"/>
+      </w:pPr>
+      <w:r>
+        <w:rPr>
+          <w:bCs/>
+          <w:b/>
+        </w:rPr>
+        <w:t xml:space="preserve">p. 2</w:t>
+      </w:r>
+      <w:r>
+        <w:t xml:space="preserve">TSE, resultado do 2º turno de 2022 (58.206.354 votos, 49,1% dos válidos).</w:t>
+      </w:r>
+    </w:p>
+    <w:p>
+      <w:pPr>
+        <w:numPr>
+          <w:ilvl w:val="0"/>
+          <w:numId w:val="1082"/>
+        </w:numPr>
+        <w:pStyle w:val="Compact"/>
+      </w:pPr>
+      <w:r>
+        <w:rPr>
+          <w:bCs/>
+          <w:b/>
+        </w:rPr>
+        <w:t xml:space="preserve">p. 3</w:t>
+      </w:r>
+      <w:r>
+        <w:t xml:space="preserve">Tribunal Supremo Electoral da Bolívia via Agência Brasil (19/10/2025); MercoPress (10/11/2025).</w:t>
+      </w:r>
+    </w:p>
+    <w:p>
+      <w:pPr>
+        <w:numPr>
+          <w:ilvl w:val="0"/>
+          <w:numId w:val="1082"/>
+        </w:numPr>
+        <w:pStyle w:val="Compact"/>
+      </w:pPr>
+      <w:r>
+        <w:rPr>
+          <w:bCs/>
+          <w:b/>
+        </w:rPr>
+        <w:t xml:space="preserve">p. 11</w:t>
+      </w:r>
+      <w:r>
+        <w:t xml:space="preserve">Gazeta do Povo, 2026 (arrecadação de R$ 2,887 tri; carga de 32,4% do PIB) e mar/2026 (43 medidas); Banco Central via Forbes, 27/10/2026 (dívida, ago/2026); reações de lideranças, Gazeta do Povo, 25/10/2026.</w:t>
+      </w:r>
+    </w:p>
+    <w:p>
+      <w:pPr>
+        <w:numPr>
+          <w:ilvl w:val="0"/>
+          <w:numId w:val="1082"/>
+        </w:numPr>
+        <w:pStyle w:val="Compact"/>
+      </w:pPr>
+      <w:r>
+        <w:rPr>
+          <w:bCs/>
+          <w:b/>
+        </w:rPr>
+        <w:t xml:space="preserve">p. 12</w:t>
+      </w:r>
+      <w:r>
+        <w:t xml:space="preserve">TSE (2º turno 2018: 57.797.847 votos; 2022: 58.206.354); Monitor do Debate Político/USP via CartaCapital e O Povo (2024); SSP-SP via SBT News (25/02/2024).</w:t>
+      </w:r>
+    </w:p>
+    <w:p>
+      <w:pPr>
+        <w:numPr>
+          <w:ilvl w:val="0"/>
+          <w:numId w:val="1082"/>
+        </w:numPr>
+        <w:pStyle w:val="Compact"/>
+      </w:pPr>
+      <w:r>
+        <w:rPr>
+          <w:bCs/>
+          <w:b/>
+        </w:rPr>
+        <w:t xml:space="preserve">p. 13</w:t>
+      </w:r>
+      <w:r>
+        <w:t xml:space="preserve">Banco Central de Venezuela via Poder360/DW (29/05/2019); R4V via Bloomberg Línea (2025: 6,70 mi na América Latina + 1,19 mi no resto do mundo); France 24 (08/11/2025); Infobae; The Rio Times.</w:t>
+      </w:r>
+    </w:p>
+    <w:p>
+      <w:pPr>
+        <w:numPr>
+          <w:ilvl w:val="0"/>
+          <w:numId w:val="1082"/>
+        </w:numPr>
+        <w:pStyle w:val="Compact"/>
+      </w:pPr>
+      <w:r>
+        <w:rPr>
+          <w:bCs/>
+          <w:b/>
+        </w:rPr>
+        <w:t xml:space="preserve">p. 14</w:t>
+      </w:r>
+      <w:r>
+        <w:t xml:space="preserve">INDEC Argentina (IPC 2023, 2024 e 2025); MercoPress (10/11/2025); posses oficiais.</w:t>
+      </w:r>
+    </w:p>
+    <w:p>
+      <w:pPr>
+        <w:numPr>
+          <w:ilvl w:val="0"/>
+          <w:numId w:val="1082"/>
+        </w:numPr>
+        <w:pStyle w:val="Compact"/>
+      </w:pPr>
+      <w:r>
+        <w:rPr>
+          <w:bCs/>
+          <w:b/>
+        </w:rPr>
+        <w:t xml:space="preserve">p. 15</w:t>
+      </w:r>
+      <w:r>
+        <w:t xml:space="preserve">IFI via Forbes, 27/10/2026 (ajuste fiscal); Decretos 12.466 e 12.499/2025 (IOF).</w:t>
+      </w:r>
+    </w:p>
+    <w:p>
+      <w:pPr>
+        <w:numPr>
+          <w:ilvl w:val="0"/>
+          <w:numId w:val="1082"/>
+        </w:numPr>
+        <w:pStyle w:val="Compact"/>
+      </w:pPr>
+      <w:r>
+        <w:rPr>
+          <w:bCs/>
+          <w:b/>
+        </w:rPr>
+        <w:t xml:space="preserve">p. 16</w:t>
+      </w:r>
+      <w:r>
+        <w:t xml:space="preserve">Zumper via WLRN (set/2026, Miami US$ 2.500); Zumper via WFLA (Orlando US$ 1.690, data a confirmar); Numbeo mai/2026 via Cidadania e Visto (Lisboa €1.280); FipeZAP Locação set/2026; InfoCasas out/2026. Câmbio: US$ 1 = R$ 5,35 (Investidor10, 28/10/2026); €1 = R$ 5,62 (Meelion, 09/10/2026); R$ 1 = Bs 2,30 (autor).</w:t>
+      </w:r>
+    </w:p>
+    <w:p>
+      <w:pPr>
+        <w:numPr>
+          <w:ilvl w:val="0"/>
+          <w:numId w:val="1082"/>
+        </w:numPr>
+        <w:pStyle w:val="Compact"/>
+      </w:pPr>
+      <w:r>
+        <w:rPr>
+          <w:bCs/>
+          <w:b/>
+        </w:rPr>
+        <w:t xml:space="preserve">p. 17</w:t>
+      </w:r>
+      <w:r>
+        <w:t xml:space="preserve">Mochileiros (entrada com RG/CIN, 90 dias); The Rio Times (residência Mercosul); FlightConnections, abr/2026 (voo direto GRU–VVI, média 3h05); aluguéis: mesmas fontes da página anterior.</w:t>
+      </w:r>
+    </w:p>
+    <w:p>
+      <w:pPr>
+        <w:numPr>
+          <w:ilvl w:val="0"/>
+          <w:numId w:val="1082"/>
+        </w:numPr>
+        <w:pStyle w:val="Compact"/>
+      </w:pPr>
+      <w:r>
+        <w:rPr>
+          <w:bCs/>
+          <w:b/>
+        </w:rPr>
+        <w:t xml:space="preserve">p. 18</w:t>
+      </w:r>
+      <w:r>
+        <w:t xml:space="preserve">Mesmas fontes e câmbios da página anterior. Cálculo do autor do curso.</w:t>
+      </w:r>
+    </w:p>
+    <w:p>
+      <w:pPr>
+        <w:numPr>
+          <w:ilvl w:val="0"/>
+          <w:numId w:val="1082"/>
+        </w:numPr>
+        <w:pStyle w:val="Compact"/>
+      </w:pPr>
+      <w:r>
+        <w:rPr>
+          <w:bCs/>
+          <w:b/>
+        </w:rPr>
+        <w:t xml:space="preserve">p. 19</w:t>
+      </w:r>
+      <w:r>
+        <w:t xml:space="preserve">Mochileiros (entrada); The Rio Times (residência Mercosul, taxa ~450 UFV); FlightConnections, abr/2026 (voo direto São Paulo–Santa Cruz, média 3h05); autor, 28/10/2026 (câmbio de referência).</w:t>
+      </w:r>
+    </w:p>
+    <w:p>
+      <w:pPr>
+        <w:numPr>
+          <w:ilvl w:val="0"/>
+          <w:numId w:val="1082"/>
+        </w:numPr>
+        <w:pStyle w:val="Compact"/>
+      </w:pPr>
+      <w:r>
+        <w:rPr>
+          <w:bCs/>
+          <w:b/>
+        </w:rPr>
+        <w:t xml:space="preserve">p. 20</w:t>
+      </w:r>
+      <w:r>
+        <w:t xml:space="preserve">Agência Brasil e Poder360 (19/10/2025); MercoPress (10/11/2025); France 24 via Acento (08/11/2025); usdthoy.com (flutuação desde 29/06/2026).</w:t>
+      </w:r>
+    </w:p>
+    <w:bookmarkEnd w:id="249"/>
+    <w:p>
+      <w:r>
+        <w:pict>
+          <v:rect style="width:0;height:1.5pt" o:hralign="center" o:hrstd="t" o:hr="t"/>
+        </w:pict>
+      </w:r>
+    </w:p>
+    <w:p>
+      <w:pPr>
+        <w:numPr>
+          <w:ilvl w:val="0"/>
+          <w:numId w:val="1083"/>
+        </w:numPr>
+        <w:pStyle w:val="Compact"/>
+      </w:pPr>
+      <w:r>
+        <w:rPr>
+          <w:bCs/>
+          <w:b/>
+        </w:rPr>
+        <w:t xml:space="preserve">p. 21</w:t>
+      </w:r>
+      <w:r>
+        <w:t xml:space="preserve">Infobae; The Rio Times (Bs 6,96); BCB via usdtbol.com, 28/10/2026 (Bs 12,02); Facebook Marketplace, levantado pelo autor, out/2026 (preço pedido).</w:t>
+      </w:r>
+    </w:p>
+    <w:p>
+      <w:pPr>
+        <w:numPr>
+          <w:ilvl w:val="0"/>
+          <w:numId w:val="1083"/>
+        </w:numPr>
+        <w:pStyle w:val="Compact"/>
+      </w:pPr>
+      <w:r>
+        <w:rPr>
+          <w:bCs/>
+          <w:b/>
+        </w:rPr>
+        <w:t xml:space="preserve">p. 22</w:t>
+      </w:r>
+      <w:r>
+        <w:t xml:space="preserve">FipeZAP set/2026 via MySide; InfoCasas out/2026; Facebook Marketplace (autor, out/2026); Correo del Sur ago/2026; ANP set/2026. Câmbios: US$ 1 = R$ 5,35; R$ 1 = Bs 2,30.</w:t>
+      </w:r>
+    </w:p>
+    <w:p>
+      <w:pPr>
+        <w:numPr>
+          <w:ilvl w:val="0"/>
+          <w:numId w:val="1083"/>
+        </w:numPr>
+        <w:pStyle w:val="Compact"/>
+      </w:pPr>
+      <w:r>
+        <w:rPr>
+          <w:bCs/>
+          <w:b/>
+        </w:rPr>
+        <w:t xml:space="preserve">p. 23</w:t>
+      </w:r>
+      <w:r>
+        <w:t xml:space="preserve">Decretos 12.466 e 12.499/2025 (IOF 3,5%); dolarparalelobolivia.net, 28/10/2026 (P2P Bs 12,13).</w:t>
+      </w:r>
+    </w:p>
+    <w:p>
+      <w:pPr>
+        <w:numPr>
+          <w:ilvl w:val="0"/>
+          <w:numId w:val="1083"/>
+        </w:numPr>
+        <w:pStyle w:val="Compact"/>
+      </w:pPr>
+      <w:r>
+        <w:rPr>
+          <w:bCs/>
+          <w:b/>
+        </w:rPr>
+        <w:t xml:space="preserve">p. 24</w:t>
+      </w:r>
+      <w:r>
+        <w:t xml:space="preserve">CoinMarketCap e Investidor10, 28/10/2026; dolarparalelobolivia.net, 28/10/2026; BCB via usdtbol.com, 28/10/2026. Cálculo do curso.</w:t>
+      </w:r>
+    </w:p>
+    <w:p>
+      <w:pPr>
+        <w:numPr>
+          <w:ilvl w:val="0"/>
+          <w:numId w:val="1083"/>
+        </w:numPr>
+        <w:pStyle w:val="Compact"/>
+      </w:pPr>
+      <w:r>
+        <w:rPr>
+          <w:bCs/>
+          <w:b/>
+        </w:rPr>
+        <w:t xml:space="preserve">p. 29</w:t>
+      </w:r>
+      <w:r>
+        <w:t xml:space="preserve">Infobae; The Rio Times (Bs 6,96 até jun/2026; queda de ~45%, set/2026); usdthoy.com (flutuação desde 29/06/2026); BCB via usdtbol.com, 28/10/2026 (Bs 12,02).</w:t>
+      </w:r>
+    </w:p>
+    <w:p>
+      <w:pPr>
+        <w:numPr>
+          <w:ilvl w:val="0"/>
+          <w:numId w:val="1083"/>
+        </w:numPr>
+        <w:pStyle w:val="Compact"/>
+      </w:pPr>
+      <w:r>
+        <w:rPr>
+          <w:bCs/>
+          <w:b/>
+        </w:rPr>
+        <w:t xml:space="preserve">p. 30</w:t>
+      </w:r>
+      <w:r>
+        <w:t xml:space="preserve">Infobae; The Rio Times; France 24 via Acento (08/11/2025); Agência Brasil (19/10/2025); usdthoy.com; BCB via usdtbol.com e dolarparalelobolivia.net, 28/10/2026.</w:t>
+      </w:r>
+    </w:p>
+    <w:p>
+      <w:pPr>
+        <w:numPr>
+          <w:ilvl w:val="0"/>
+          <w:numId w:val="1083"/>
+        </w:numPr>
+        <w:pStyle w:val="Compact"/>
+      </w:pPr>
+      <w:r>
+        <w:rPr>
+          <w:bCs/>
+          <w:b/>
+        </w:rPr>
+        <w:t xml:space="preserve">p. 31</w:t>
+      </w:r>
+      <w:r>
+        <w:t xml:space="preserve">Seção 2.1 do escopo (exemplo-padrão); almoço local US$ 1,50–3 (Food Travel Explore, 2026); aluguel InfoCasas out/2026; Mustang: Facebook Marketplace, autor, out/2026.</w:t>
+      </w:r>
+    </w:p>
+    <w:p>
+      <w:pPr>
+        <w:numPr>
+          <w:ilvl w:val="0"/>
+          <w:numId w:val="1083"/>
+        </w:numPr>
+        <w:pStyle w:val="Compact"/>
+      </w:pPr>
+      <w:r>
+        <w:rPr>
+          <w:bCs/>
+          <w:b/>
+        </w:rPr>
+        <w:t xml:space="preserve">p. 32</w:t>
+      </w:r>
+      <w:r>
+        <w:t xml:space="preserve">FipeZAP set/2026 via MySide (Leblon); autor e InfoCasas out/2026 (Cochabamba, faixa US$ 70–170 mil). US$ 1 = R$ 5,35 (Investidor10, 28/10/2026). Preço de anúncio é preço pedido.</w:t>
+      </w:r>
+    </w:p>
+    <w:p>
+      <w:pPr>
+        <w:numPr>
+          <w:ilvl w:val="0"/>
+          <w:numId w:val="1083"/>
+        </w:numPr>
+        <w:pStyle w:val="Compact"/>
+      </w:pPr>
+      <w:r>
+        <w:rPr>
+          <w:bCs/>
+          <w:b/>
+        </w:rPr>
+        <w:t xml:space="preserve">p. 33</w:t>
+      </w:r>
+      <w:r>
+        <w:t xml:space="preserve">FipeZAP set/2026 via MySide e Daniel Carvalho Imobiliário; Equipetrol: anúncios Century 21, out/2026 (US$ 1.310–1.950/m²); Cochabamba: InfoCasas out/2026 (média ~US$ 940/m²); Calacoto: anúncios Century 21 (~US$ 620–670/m²).</w:t>
+      </w:r>
+    </w:p>
+    <w:p>
+      <w:pPr>
+        <w:numPr>
+          <w:ilvl w:val="0"/>
+          <w:numId w:val="1083"/>
+        </w:numPr>
+        <w:pStyle w:val="Compact"/>
+      </w:pPr>
+      <w:r>
+        <w:rPr>
+          <w:bCs/>
+          <w:b/>
+        </w:rPr>
+        <w:t xml:space="preserve">p. 34</w:t>
+      </w:r>
+      <w:r>
+        <w:t xml:space="preserve">FipeZAP set/2026 (m² por bairro) × 110 m²; Cochabamba: autor e InfoCasas out/2026. Cálculo do curso.</w:t>
+      </w:r>
+    </w:p>
+    <w:p>
+      <w:pPr>
+        <w:numPr>
+          <w:ilvl w:val="0"/>
+          <w:numId w:val="1083"/>
+        </w:numPr>
+        <w:pStyle w:val="Compact"/>
+      </w:pPr>
+      <w:r>
+        <w:rPr>
+          <w:bCs/>
+          <w:b/>
+        </w:rPr>
+        <w:t xml:space="preserve">p. 35</w:t>
+      </w:r>
+      <w:r>
+        <w:t xml:space="preserve">Century 21 (anúncios em Equipetrol e Urubó, consultados em out/2026; preço pedido); eju.tv (lotes Urubó Golf, US$ 110–170/m²). Pinheiros: FipeZAP set/2026, R$ 18.260/m² × 140 m² ≈ R$ 2,56 mi ≈ US$ 480 mil.</w:t>
+      </w:r>
+    </w:p>
+    <w:p>
+      <w:r>
+        <w:pict>
+          <v:rect style="width:0;height:1.5pt" o:hralign="center" o:hrstd="t" o:hr="t"/>
+        </w:pict>
+      </w:r>
+    </w:p>
+    <w:p>
+      <w:pPr>
+        <w:numPr>
+          <w:ilvl w:val="0"/>
+          <w:numId w:val="1084"/>
+        </w:numPr>
+        <w:pStyle w:val="Compact"/>
+      </w:pPr>
+      <w:r>
+        <w:rPr>
+          <w:bCs/>
+          <w:b/>
+        </w:rPr>
+        <w:t xml:space="preserve">p. 36</w:t>
+      </w:r>
+      <w:r>
+        <w:t xml:space="preserve">Century 21 (anúncios Alto Calacoto e Urb. Cordes, preço pedido, out/2026). Guinness World Records (altitude de La Paz).</w:t>
+      </w:r>
+    </w:p>
+    <w:p>
+      <w:pPr>
+        <w:numPr>
+          <w:ilvl w:val="0"/>
+          <w:numId w:val="1084"/>
+        </w:numPr>
+        <w:pStyle w:val="Compact"/>
+      </w:pPr>
+      <w:r>
+        <w:rPr>
+          <w:bCs/>
+          <w:b/>
+        </w:rPr>
+        <w:t xml:space="preserve">p. 37</w:t>
+      </w:r>
+      <w:r>
+        <w:t xml:space="preserve">Century 21 (anúncio com 60% em dólar e 40% em Bs, out/2026); boliviaimpuestos.com (folio real e Derechos Reales).</w:t>
+      </w:r>
+    </w:p>
+    <w:p>
+      <w:pPr>
+        <w:numPr>
+          <w:ilvl w:val="0"/>
+          <w:numId w:val="1084"/>
+        </w:numPr>
+        <w:pStyle w:val="Compact"/>
+      </w:pPr>
+      <w:r>
+        <w:rPr>
+          <w:bCs/>
+          <w:b/>
+        </w:rPr>
+        <w:t xml:space="preserve">p. 38</w:t>
+      </w:r>
+      <w:r>
+        <w:t xml:space="preserve">FipeZAP Locação set/2026 (TNH1); InfoCasas out/2026; The Rio Times, set/2026 (Equipetrol e diferença de 1,5–2×). Câmbios: US$ 1 = R$ 5,35; R$ 1 = Bs 2,30.</w:t>
+      </w:r>
+    </w:p>
+    <w:p>
+      <w:pPr>
+        <w:numPr>
+          <w:ilvl w:val="0"/>
+          <w:numId w:val="1084"/>
+        </w:numPr>
+        <w:pStyle w:val="Compact"/>
+      </w:pPr>
+      <w:r>
+        <w:rPr>
+          <w:bCs/>
+          <w:b/>
+        </w:rPr>
+        <w:t xml:space="preserve">p. 39</w:t>
+      </w:r>
+      <w:r>
+        <w:t xml:space="preserve">InfoNegocios (como funciona); boliviaimpuestos.com (gravame ~0,5%, RC-IVA 10% a.a., Formulário 610; confirmar no SIN). Valores do exemplo: ilustrativos.</w:t>
+      </w:r>
+    </w:p>
+    <w:p>
+      <w:pPr>
+        <w:numPr>
+          <w:ilvl w:val="0"/>
+          <w:numId w:val="1084"/>
+        </w:numPr>
+        <w:pStyle w:val="Compact"/>
+      </w:pPr>
+      <w:r>
+        <w:rPr>
+          <w:bCs/>
+          <w:b/>
+        </w:rPr>
+        <w:t xml:space="preserve">p. 40</w:t>
+      </w:r>
+      <w:r>
+        <w:t xml:space="preserve">boliviaimpuestos.com; Red Uno via Bolivian Thoughts (19/11/2025, moeda da devolução); eju.tv (alta de anticréticos e aluguéis; data a confirmar).</w:t>
+      </w:r>
+    </w:p>
+    <w:p>
+      <w:pPr>
+        <w:numPr>
+          <w:ilvl w:val="0"/>
+          <w:numId w:val="1084"/>
+        </w:numPr>
+        <w:pStyle w:val="Compact"/>
+      </w:pPr>
+      <w:r>
+        <w:rPr>
+          <w:bCs/>
+          <w:b/>
+        </w:rPr>
+        <w:t xml:space="preserve">p. 42</w:t>
+      </w:r>
+      <w:r>
+        <w:t xml:space="preserve">Facebook Marketplace, levantado pelo autor, out/2026 (preço pedido; anúncios sem dados de terceiros). R$ 1 = Bs 2,30 (autor, 28/10/2026).</w:t>
+      </w:r>
+    </w:p>
+    <w:p>
+      <w:pPr>
+        <w:numPr>
+          <w:ilvl w:val="0"/>
+          <w:numId w:val="1084"/>
+        </w:numPr>
+        <w:pStyle w:val="Compact"/>
+      </w:pPr>
+      <w:r>
+        <w:rPr>
+          <w:bCs/>
+          <w:b/>
+        </w:rPr>
+        <w:t xml:space="preserve">p. 43</w:t>
+      </w:r>
+      <w:r>
+        <w:t xml:space="preserve">Câmbio de referência do autor (28/10/2026).</w:t>
+      </w:r>
+    </w:p>
+    <w:p>
+      <w:pPr>
+        <w:numPr>
+          <w:ilvl w:val="0"/>
+          <w:numId w:val="1084"/>
+        </w:numPr>
+        <w:pStyle w:val="Compact"/>
+      </w:pPr>
+      <w:r>
+        <w:rPr>
+          <w:bCs/>
+          <w:b/>
+        </w:rPr>
+        <w:t xml:space="preserve">p. 45</w:t>
+      </w:r>
+      <w:r>
+        <w:t xml:space="preserve">ANP set/2026; Correo del Sur ago/2026; France 24 via Acento (crise de combustíveis, 08/11/2025). R$ 1 = Bs 2,30.</w:t>
+      </w:r>
+    </w:p>
+    <w:p>
+      <w:pPr>
+        <w:numPr>
+          <w:ilvl w:val="0"/>
+          <w:numId w:val="1084"/>
+        </w:numPr>
+        <w:pStyle w:val="Compact"/>
+      </w:pPr>
+      <w:r>
+        <w:rPr>
+          <w:bCs/>
+          <w:b/>
+        </w:rPr>
+        <w:t xml:space="preserve">p. 46</w:t>
+      </w:r>
+      <w:r>
+        <w:t xml:space="preserve">FAC-SP, Índice Prato Feito, jun/2026 (via SBT News); Food Travel Explore (2026); Living Cost Index 2026; The Rio Times, set/2026 (casal em Santa Cruz). US$ 1 = R$ 5,35.</w:t>
+      </w:r>
+    </w:p>
+    <w:p>
+      <w:pPr>
+        <w:numPr>
+          <w:ilvl w:val="0"/>
+          <w:numId w:val="1084"/>
+        </w:numPr>
+        <w:pStyle w:val="Compact"/>
+      </w:pPr>
+      <w:r>
+        <w:rPr>
+          <w:bCs/>
+          <w:b/>
+        </w:rPr>
+        <w:t xml:space="preserve">p. 47</w:t>
+      </w:r>
+      <w:r>
+        <w:t xml:space="preserve">Referências das páginas anteriores.</w:t>
+      </w:r>
+    </w:p>
+    <w:p>
+      <w:pPr>
+        <w:numPr>
+          <w:ilvl w:val="0"/>
+          <w:numId w:val="1084"/>
+        </w:numPr>
+        <w:pStyle w:val="Compact"/>
+      </w:pPr>
+      <w:r>
+        <w:rPr>
+          <w:bCs/>
+          <w:b/>
+        </w:rPr>
+        <w:t xml:space="preserve">p. 48</w:t>
+      </w:r>
+      <w:r>
+        <w:t xml:space="preserve">Living Cost Index 2026 (solteiro); The Rio Times, set/2026 (casal); FipeZAP Locação set/2026 (SP). US$ 1 = R$ 5,35.</w:t>
+      </w:r>
+    </w:p>
+    <w:p>
+      <w:pPr>
+        <w:numPr>
+          <w:ilvl w:val="0"/>
+          <w:numId w:val="1084"/>
+        </w:numPr>
+        <w:pStyle w:val="Compact"/>
+      </w:pPr>
+      <w:r>
+        <w:rPr>
+          <w:bCs/>
+          <w:b/>
+        </w:rPr>
+        <w:t xml:space="preserve">p. 49</w:t>
+      </w:r>
+      <w:r>
+        <w:t xml:space="preserve">Autor, out/2026 (aluguel e despesas reais). R$ 1 = Bs 2,30 (autor, 28/10/2026). SP: FipeZAP Locação set/2026.</w:t>
+      </w:r>
+    </w:p>
+    <w:p>
+      <w:pPr>
+        <w:numPr>
+          <w:ilvl w:val="0"/>
+          <w:numId w:val="1084"/>
+        </w:numPr>
+        <w:pStyle w:val="Compact"/>
+      </w:pPr>
+      <w:r>
+        <w:rPr>
+          <w:bCs/>
+          <w:b/>
+        </w:rPr>
+        <w:t xml:space="preserve">p. 50</w:t>
+      </w:r>
+      <w:r>
+        <w:t xml:space="preserve">Autor, out/2026 (fotos e valores reais). Brasil: FAC-SP, Índice Prato Feito, jun/2026. R$ 1 = Bs 2,30 (autor). Resultado do autor, não é promessa.</w:t>
+      </w:r>
+    </w:p>
+    <w:p>
+      <w:pPr>
+        <w:numPr>
+          <w:ilvl w:val="0"/>
+          <w:numId w:val="1084"/>
+        </w:numPr>
+        <w:pStyle w:val="Compact"/>
+      </w:pPr>
+      <w:r>
+        <w:rPr>
+          <w:bCs/>
+          <w:b/>
+        </w:rPr>
+        <w:t xml:space="preserve">p. 51</w:t>
+      </w:r>
+      <w:r>
+        <w:t xml:space="preserve">Autor, out/2026 (fotos, cardápio e conta). Placas visíveis na foto do restaurante. SP: ABBT, 2024 (prato, bebida, sobremesa e café). R$ 1 = Bs 2,30.</w:t>
+      </w:r>
+    </w:p>
+    <w:p>
+      <w:r>
+        <w:pict>
+          <v:rect style="width:0;height:1.5pt" o:hralign="center" o:hrstd="t" o:hr="t"/>
+        </w:pict>
+      </w:r>
+    </w:p>
+    <w:p>
+      <w:pPr>
+        <w:numPr>
+          <w:ilvl w:val="0"/>
+          <w:numId w:val="1085"/>
+        </w:numPr>
+        <w:pStyle w:val="Compact"/>
+      </w:pPr>
+      <w:r>
+        <w:rPr>
+          <w:bCs/>
+          <w:b/>
+        </w:rPr>
+        <w:t xml:space="preserve">p. 52</w:t>
+      </w:r>
+      <w:r>
+        <w:t xml:space="preserve">The Rio Times, set/2026 (aluguel em dólar; câmbio); expat.com (filas em escolas internacionais); France 24 (combustível, 2025).</w:t>
+      </w:r>
+    </w:p>
+    <w:p>
+      <w:pPr>
+        <w:numPr>
+          <w:ilvl w:val="0"/>
+          <w:numId w:val="1085"/>
+        </w:numPr>
+        <w:pStyle w:val="Compact"/>
+      </w:pPr>
+      <w:r>
+        <w:rPr>
+          <w:bCs/>
+          <w:b/>
+        </w:rPr>
+        <w:t xml:space="preserve">p. 53</w:t>
+      </w:r>
+      <w:r>
+        <w:t xml:space="preserve">Orçamentos da página anterior (teto de cada faixa). Cálculo do curso; não considera inflação nem rendimento.</w:t>
+      </w:r>
+    </w:p>
+    <w:p>
+      <w:pPr>
+        <w:numPr>
+          <w:ilvl w:val="0"/>
+          <w:numId w:val="1085"/>
+        </w:numPr>
+        <w:pStyle w:val="Compact"/>
+      </w:pPr>
+      <w:r>
+        <w:rPr>
+          <w:bCs/>
+          <w:b/>
+        </w:rPr>
+        <w:t xml:space="preserve">p. 54</w:t>
+      </w:r>
+      <w:r>
+        <w:t xml:space="preserve">The Rio Times (Healthcare in Bolivia 2026); GOV.UK (lista de clínicas na Bolívia); Holafly (saúde pública para estrangeiros).</w:t>
+      </w:r>
+    </w:p>
+    <w:p>
+      <w:pPr>
+        <w:numPr>
+          <w:ilvl w:val="0"/>
+          <w:numId w:val="1085"/>
+        </w:numPr>
+        <w:pStyle w:val="Compact"/>
+      </w:pPr>
+      <w:r>
+        <w:rPr>
+          <w:bCs/>
+          <w:b/>
+        </w:rPr>
+        <w:t xml:space="preserve">p. 55</w:t>
+      </w:r>
+      <w:r>
+        <w:t xml:space="preserve">Mochileiros (CIVP febre amarela para entrada).</w:t>
+      </w:r>
+    </w:p>
+    <w:p>
+      <w:pPr>
+        <w:numPr>
+          <w:ilvl w:val="0"/>
+          <w:numId w:val="1085"/>
+        </w:numPr>
+        <w:pStyle w:val="Compact"/>
+      </w:pPr>
+      <w:r>
+        <w:rPr>
+          <w:bCs/>
+          <w:b/>
+        </w:rPr>
+        <w:t xml:space="preserve">p. 56</w:t>
+      </w:r>
+      <w:r>
+        <w:t xml:space="preserve">International Medical Relief (pacote Clínica Alemana). US$ 1 = R$ 5,35.</w:t>
+      </w:r>
+    </w:p>
+    <w:p>
+      <w:pPr>
+        <w:numPr>
+          <w:ilvl w:val="0"/>
+          <w:numId w:val="1085"/>
+        </w:numPr>
+        <w:pStyle w:val="Compact"/>
+      </w:pPr>
+      <w:r>
+        <w:rPr>
+          <w:bCs/>
+          <w:b/>
+        </w:rPr>
+        <w:t xml:space="preserve">p. 57</w:t>
+      </w:r>
+      <w:r>
+        <w:t xml:space="preserve">Gran Faculdade (média nacional ~R$ 9.500, 2026); Sanarmed (Bolívia R$ 700–1.200); Universidade do Intercâmbio (média ~R$ 750 em Cochabamba e Santa Cruz). Valores variam; confirmar com cada instituição.</w:t>
+      </w:r>
+    </w:p>
+    <w:p>
+      <w:pPr>
+        <w:numPr>
+          <w:ilvl w:val="0"/>
+          <w:numId w:val="1085"/>
+        </w:numPr>
+        <w:pStyle w:val="Compact"/>
+      </w:pPr>
+      <w:r>
+        <w:rPr>
+          <w:bCs/>
+          <w:b/>
+        </w:rPr>
+        <w:t xml:space="preserve">p. 58</w:t>
+      </w:r>
+      <w:r>
+        <w:t xml:space="preserve">Universidade do Intercâmbio; Estratégia Vestibulares; Correio do Estado; Querobolsa (lista de universidades). Exemplos, não indicação paga.</w:t>
+      </w:r>
+    </w:p>
+    <w:p>
+      <w:pPr>
+        <w:numPr>
+          <w:ilvl w:val="0"/>
+          <w:numId w:val="1085"/>
+        </w:numPr>
+        <w:pStyle w:val="Compact"/>
+      </w:pPr>
+      <w:r>
+        <w:rPr>
+          <w:bCs/>
+          <w:b/>
+        </w:rPr>
+        <w:t xml:space="preserve">p. 59</w:t>
+      </w:r>
+      <w:r>
+        <w:t xml:space="preserve">expat.com (guia de Santa Cruz); IBO (Colegio Alemán); CBDE, monitoramento de imprensa, jan/2026 (congelamento e denúncias).</w:t>
+      </w:r>
+    </w:p>
+    <w:p>
+      <w:pPr>
+        <w:numPr>
+          <w:ilvl w:val="0"/>
+          <w:numId w:val="1085"/>
+        </w:numPr>
+        <w:pStyle w:val="Compact"/>
+      </w:pPr>
+      <w:r>
+        <w:rPr>
+          <w:bCs/>
+          <w:b/>
+        </w:rPr>
+        <w:t xml:space="preserve">p. 60</w:t>
+      </w:r>
+      <w:r>
+        <w:t xml:space="preserve">expat.com (perfil das escolas internacionais e fila de espera).</w:t>
+      </w:r>
+    </w:p>
+    <w:p>
+      <w:pPr>
+        <w:numPr>
+          <w:ilvl w:val="0"/>
+          <w:numId w:val="1085"/>
+        </w:numPr>
+        <w:pStyle w:val="Compact"/>
+      </w:pPr>
+      <w:r>
+        <w:rPr>
+          <w:bCs/>
+          <w:b/>
+        </w:rPr>
+        <w:t xml:space="preserve">p. 61</w:t>
+      </w:r>
+      <w:r>
+        <w:t xml:space="preserve">Guias de viagem 2026 (US$ 140–200); Nomades (US$ 229 até 31/12/2026; semiprivado US$ 710/pessoa para 2). Extras: guia de viagem. Preços de agência, variam por temporada.</w:t>
+      </w:r>
+    </w:p>
+    <w:p>
+      <w:pPr>
+        <w:numPr>
+          <w:ilvl w:val="0"/>
+          <w:numId w:val="1085"/>
+        </w:numPr>
+        <w:pStyle w:val="Compact"/>
+      </w:pPr>
+      <w:r>
+        <w:rPr>
+          <w:bCs/>
+          <w:b/>
+        </w:rPr>
+        <w:t xml:space="preserve">p. 62</w:t>
+      </w:r>
+      <w:r>
+        <w:t xml:space="preserve">Autor, out/2026. R$ 1 = Bs 2,30.</w:t>
+      </w:r>
+    </w:p>
+    <w:p>
+      <w:pPr>
+        <w:numPr>
+          <w:ilvl w:val="0"/>
+          <w:numId w:val="1085"/>
+        </w:numPr>
+        <w:pStyle w:val="Compact"/>
+      </w:pPr>
+      <w:r>
+        <w:rPr>
+          <w:bCs/>
+          <w:b/>
+        </w:rPr>
+        <w:t xml:space="preserve">p. 64</w:t>
+      </w:r>
+      <w:r>
+        <w:t xml:space="preserve">Living Cost Index 2026; The Rio Times, set/2026. US$ 1 = R$ 5,35. Cálculo do curso; sem inflação nem rendimento.</w:t>
+      </w:r>
+    </w:p>
+    <w:p>
+      <w:pPr>
+        <w:numPr>
+          <w:ilvl w:val="0"/>
+          <w:numId w:val="1085"/>
+        </w:numPr>
+        <w:pStyle w:val="Compact"/>
+      </w:pPr>
+      <w:r>
+        <w:rPr>
+          <w:bCs/>
+          <w:b/>
+        </w:rPr>
+        <w:t xml:space="preserve">p. 65</w:t>
+      </w:r>
+      <w:r>
+        <w:t xml:space="preserve">Orçamento: The Rio Times, set/2026 (teto da faixa do casal). Aluguel SP: FipeZAP Locação set/2026.</w:t>
+      </w:r>
+    </w:p>
+    <w:p>
+      <w:pPr>
+        <w:numPr>
+          <w:ilvl w:val="0"/>
+          <w:numId w:val="1085"/>
+        </w:numPr>
+        <w:pStyle w:val="Compact"/>
+      </w:pPr>
+      <w:r>
+        <w:rPr>
+          <w:bCs/>
+          <w:b/>
+        </w:rPr>
+        <w:t xml:space="preserve">p. 69</w:t>
+      </w:r>
+      <w:r>
+        <w:t xml:space="preserve">Decretos 12.466 e 12.499/2025 (IOF 3,5%); eco.com, guias de 2026 (taxas de rede e tempo de envio; envio errado em geral não tem volta).</w:t>
+      </w:r>
+    </w:p>
+    <w:p>
+      <w:r>
+        <w:pict>
+          <v:rect style="width:0;height:1.5pt" o:hralign="center" o:hrstd="t" o:hr="t"/>
+        </w:pict>
+      </w:r>
+    </w:p>
+    <w:p>
+      <w:pPr>
+        <w:numPr>
+          <w:ilvl w:val="0"/>
+          <w:numId w:val="1086"/>
+        </w:numPr>
+        <w:pStyle w:val="Compact"/>
+      </w:pPr>
+      <w:r>
+        <w:rPr>
+          <w:bCs/>
+          <w:b/>
+        </w:rPr>
+        <w:t xml:space="preserve">p. 70</w:t>
+      </w:r>
+      <w:r>
+        <w:t xml:space="preserve">Chainalysis via Investalk/BB (jul/2024–jun/2025: US$ 319 bi; 90% em stablecoins); diretor do BC Renato Dias Gomes, mai/2025 (~90%); Receita Federal via COAD (R$ 1,13 tri declarados em stablecoins, ago/2019–dez/2025, ~80% do volume declarado); InfoMoney e Fizen (Res. BCB 519–521).</w:t>
+      </w:r>
+    </w:p>
+    <w:p>
+      <w:pPr>
+        <w:numPr>
+          <w:ilvl w:val="0"/>
+          <w:numId w:val="1086"/>
+        </w:numPr>
+        <w:pStyle w:val="Compact"/>
+      </w:pPr>
+      <w:r>
+        <w:rPr>
+          <w:bCs/>
+          <w:b/>
+        </w:rPr>
+        <w:t xml:space="preserve">p. 71</w:t>
+      </w:r>
+      <w:r>
+        <w:t xml:space="preserve">usdthoy.com (flutuação do boliviano desde 29/06/2026).</w:t>
+      </w:r>
+    </w:p>
+    <w:p>
+      <w:pPr>
+        <w:numPr>
+          <w:ilvl w:val="0"/>
+          <w:numId w:val="1086"/>
+        </w:numPr>
+        <w:pStyle w:val="Compact"/>
+      </w:pPr>
+      <w:r>
+        <w:rPr>
+          <w:bCs/>
+          <w:b/>
+        </w:rPr>
+        <w:t xml:space="preserve">p. 72</w:t>
+      </w:r>
+      <w:r>
+        <w:t xml:space="preserve">CoinMarketCap e DefiLlama via Admiral Markets (~12/10/2026: US$ 184 bi; ~60% de US$ 306 bi); atestação BDO do 2º tri/2026 (31/07/2026), via Stablecoin Insider; Crowdfund Insider via Admiral Markets (auditoria em andamento, ago/2026).</w:t>
+      </w:r>
+    </w:p>
+    <w:p>
+      <w:pPr>
+        <w:numPr>
+          <w:ilvl w:val="0"/>
+          <w:numId w:val="1086"/>
+        </w:numPr>
+        <w:pStyle w:val="Compact"/>
+      </w:pPr>
+      <w:r>
+        <w:rPr>
+          <w:bCs/>
+          <w:b/>
+        </w:rPr>
+        <w:t xml:space="preserve">p. 73</w:t>
+      </w:r>
+      <w:r>
+        <w:t xml:space="preserve">DefiLlama via Admiral Markets (~12/10/2026); dolarparalelobolivia.net, 28/10/2026 (P2P Bs 12,13); CriptoNoticias, Criptoinforme e usdthoy (bancos bolivianos).</w:t>
+      </w:r>
+    </w:p>
+    <w:p>
+      <w:pPr>
+        <w:numPr>
+          <w:ilvl w:val="0"/>
+          <w:numId w:val="1086"/>
+        </w:numPr>
+        <w:pStyle w:val="Compact"/>
+      </w:pPr>
+      <w:r>
+        <w:rPr>
+          <w:bCs/>
+          <w:b/>
+        </w:rPr>
+        <w:t xml:space="preserve">p. 74</w:t>
+      </w:r>
+      <w:r>
+        <w:t xml:space="preserve">Atestação BDO do 2º tri/2026; Res. BCB 519–521 (operações com stablecoin).</w:t>
+      </w:r>
+    </w:p>
+    <w:p>
+      <w:pPr>
+        <w:numPr>
+          <w:ilvl w:val="0"/>
+          <w:numId w:val="1086"/>
+        </w:numPr>
+        <w:pStyle w:val="Compact"/>
+      </w:pPr>
+      <w:r>
+        <w:rPr>
+          <w:bCs/>
+          <w:b/>
+        </w:rPr>
+        <w:t xml:space="preserve">p. 75</w:t>
+      </w:r>
+      <w:r>
+        <w:t xml:space="preserve">Capital Aberto, mar/2026 (topo de US$ 126 mil em out/2025; retração de 52,4%); AUVP (queda de 13% em 06/02/2026).</w:t>
+      </w:r>
+    </w:p>
+    <w:p>
+      <w:pPr>
+        <w:numPr>
+          <w:ilvl w:val="0"/>
+          <w:numId w:val="1086"/>
+        </w:numPr>
+        <w:pStyle w:val="Compact"/>
+      </w:pPr>
+      <w:r>
+        <w:rPr>
+          <w:bCs/>
+          <w:b/>
+        </w:rPr>
+        <w:t xml:space="preserve">p. 76</w:t>
+      </w:r>
+      <w:r>
+        <w:t xml:space="preserve">AUVP (queda de 13% em um dia, 06/02/2026).</w:t>
+      </w:r>
+    </w:p>
+    <w:p>
+      <w:pPr>
+        <w:numPr>
+          <w:ilvl w:val="0"/>
+          <w:numId w:val="1086"/>
+        </w:numPr>
+        <w:pStyle w:val="Compact"/>
+      </w:pPr>
+      <w:r>
+        <w:rPr>
+          <w:bCs/>
+          <w:b/>
+        </w:rPr>
+        <w:t xml:space="preserve">p. 78</w:t>
+      </w:r>
+      <w:r>
+        <w:t xml:space="preserve">InfoMoney e Fizen (Res. BCB 519–521: identificação de carteira autocustodiada, vigência 02/02/2026).</w:t>
+      </w:r>
+    </w:p>
+    <w:p>
+      <w:pPr>
+        <w:numPr>
+          <w:ilvl w:val="0"/>
+          <w:numId w:val="1086"/>
+        </w:numPr>
+        <w:pStyle w:val="Compact"/>
+      </w:pPr>
+      <w:r>
+        <w:rPr>
+          <w:bCs/>
+          <w:b/>
+        </w:rPr>
+        <w:t xml:space="preserve">p. 82</w:t>
+      </w:r>
+      <w:r>
+        <w:t xml:space="preserve">eco.com, guias de 2026 (redes do USDT; envio para rede errada em geral não é recuperável).</w:t>
+      </w:r>
+    </w:p>
+    <w:p>
+      <w:pPr>
+        <w:numPr>
+          <w:ilvl w:val="0"/>
+          <w:numId w:val="1086"/>
+        </w:numPr>
+        <w:pStyle w:val="Compact"/>
+      </w:pPr>
+      <w:r>
+        <w:rPr>
+          <w:bCs/>
+          <w:b/>
+        </w:rPr>
+        <w:t xml:space="preserve">p. 83</w:t>
+      </w:r>
+      <w:r>
+        <w:t xml:space="preserve">eco.com, comparativo de taxas de rede, mai/2026 (Binance: TRC20 1, BEP20 0,29, ERC20 1,6, SOL 1 USDT; velocidade TRC20/BEP20 ~1 min, ERC20 ~2 min); comparativo de 2026 (Polygon ~1 USDT). Escopo do curso, Seção 2.1 (taxa de 1 USDT no exemplo-padrão).</w:t>
+      </w:r>
+    </w:p>
+    <w:p>
+      <w:pPr>
+        <w:numPr>
+          <w:ilvl w:val="0"/>
+          <w:numId w:val="1086"/>
+        </w:numPr>
+        <w:pStyle w:val="Compact"/>
+      </w:pPr>
+      <w:r>
+        <w:rPr>
+          <w:bCs/>
+          <w:b/>
+        </w:rPr>
+        <w:t xml:space="preserve">p. 85</w:t>
+      </w:r>
+      <w:r>
+        <w:t xml:space="preserve">Endereços de exemplo, fictícios e encurtados.</w:t>
+      </w:r>
+    </w:p>
+    <w:p>
+      <w:pPr>
+        <w:numPr>
+          <w:ilvl w:val="0"/>
+          <w:numId w:val="1086"/>
+        </w:numPr>
+        <w:pStyle w:val="Compact"/>
+      </w:pPr>
+      <w:r>
+        <w:rPr>
+          <w:bCs/>
+          <w:b/>
+        </w:rPr>
+        <w:t xml:space="preserve">p. 86</w:t>
+      </w:r>
+      <w:r>
+        <w:t xml:space="preserve">eco.com, guias de 2026 (memo não necessário em TRC20, BEP20 e ERC20, salvo quando o lado que recebe informa um).</w:t>
+      </w:r>
+    </w:p>
+    <w:p>
+      <w:pPr>
+        <w:numPr>
+          <w:ilvl w:val="0"/>
+          <w:numId w:val="1086"/>
+        </w:numPr>
+        <w:pStyle w:val="Compact"/>
+      </w:pPr>
+      <w:r>
+        <w:rPr>
+          <w:bCs/>
+          <w:b/>
+        </w:rPr>
+        <w:t xml:space="preserve">p. 96</w:t>
+      </w:r>
+      <w:r>
+        <w:t xml:space="preserve">Escopo do curso, Seção 2.1 (exemplo-padrão: USDT a R$ 5,38, rede de 1 USDT, P2P a Bs 12,13; remessa e espécie com percentuais ilustrativos).</w:t>
+      </w:r>
+    </w:p>
+    <w:p>
+      <w:r>
+        <w:pict>
+          <v:rect style="width:0;height:1.5pt" o:hralign="center" o:hrstd="t" o:hr="t"/>
+        </w:pict>
+      </w:r>
+    </w:p>
+    <w:p>
+      <w:pPr>
+        <w:numPr>
+          <w:ilvl w:val="0"/>
+          <w:numId w:val="1087"/>
+        </w:numPr>
+        <w:pStyle w:val="Compact"/>
+      </w:pPr>
+      <w:r>
+        <w:rPr>
+          <w:bCs/>
+          <w:b/>
+        </w:rPr>
+        <w:t xml:space="preserve">p. 98</w:t>
+      </w:r>
+      <w:r>
+        <w:t xml:space="preserve">Escopo do curso, Seção 2.1 (câmbio efetivo; spreads de remessa e espécie são exemplos); Decretos 12.466 e 12.499/2025 (IOF 3,5%).</w:t>
+      </w:r>
+    </w:p>
+    <w:p>
+      <w:pPr>
+        <w:numPr>
+          <w:ilvl w:val="0"/>
+          <w:numId w:val="1087"/>
+        </w:numPr>
+        <w:pStyle w:val="Compact"/>
+      </w:pPr>
+      <w:r>
+        <w:rPr>
+          <w:bCs/>
+          <w:b/>
+        </w:rPr>
+        <w:t xml:space="preserve">p. 99</w:t>
+      </w:r>
+      <w:r>
+        <w:t xml:space="preserve">Escopo do curso, Seção 2.1; InfoMoney (nov/2025) e Blue Consult (25/07/2026): IOF não cobrado automaticamente na compra de stablecoin.</w:t>
+      </w:r>
+    </w:p>
+    <w:p>
+      <w:pPr>
+        <w:numPr>
+          <w:ilvl w:val="0"/>
+          <w:numId w:val="1087"/>
+        </w:numPr>
+        <w:pStyle w:val="Compact"/>
+      </w:pPr>
+      <w:r>
+        <w:rPr>
+          <w:bCs/>
+          <w:b/>
+        </w:rPr>
+        <w:t xml:space="preserve">p. 100</w:t>
+      </w:r>
+      <w:r>
+        <w:t xml:space="preserve">Escopo do curso, Seção 2.1; Investidor10 e CoinMarketCap, 28/10/2026 (R$ 5,35); dolarparalelobolivia.net, 28/10/2026 (P2P Bs 12,13).</w:t>
+      </w:r>
+    </w:p>
+    <w:p>
+      <w:pPr>
+        <w:numPr>
+          <w:ilvl w:val="0"/>
+          <w:numId w:val="1087"/>
+        </w:numPr>
+        <w:pStyle w:val="Compact"/>
+      </w:pPr>
+      <w:r>
+        <w:rPr>
+          <w:bCs/>
+          <w:b/>
+        </w:rPr>
+        <w:t xml:space="preserve">p. 101</w:t>
+      </w:r>
+      <w:r>
+        <w:t xml:space="preserve">Lei 14.478/2022; Poder360 (textos das Res. BCB 519, 520 e 521, 10/11/2025); InfoMoney (vigência 02/02/2026); BlockEden (Res. 561); Let's Money (prazo de autorização até 30/10/2026; reporte adiado para 03/11/2026 pela Res. 574); Blocktrends e Judit (Res. 584).</w:t>
+      </w:r>
+    </w:p>
+    <w:p>
+      <w:pPr>
+        <w:numPr>
+          <w:ilvl w:val="0"/>
+          <w:numId w:val="1087"/>
+        </w:numPr>
+        <w:pStyle w:val="Compact"/>
+      </w:pPr>
+      <w:r>
+        <w:rPr>
+          <w:bCs/>
+          <w:b/>
+        </w:rPr>
+        <w:t xml:space="preserve">p. 102</w:t>
+      </w:r>
+      <w:r>
+        <w:t xml:space="preserve">Poder360 (íntegra das Res. BCB 519, 520 e 521); InfoMoney (“BC define regras para o mercado de criptomoedas”). Conferir os textos oficiais em bcb.gov.br.</w:t>
+      </w:r>
+    </w:p>
+    <w:p>
+      <w:pPr>
+        <w:numPr>
+          <w:ilvl w:val="0"/>
+          <w:numId w:val="1087"/>
+        </w:numPr>
+        <w:pStyle w:val="Compact"/>
+      </w:pPr>
+      <w:r>
+        <w:rPr>
+          <w:bCs/>
+          <w:b/>
+        </w:rPr>
+        <w:t xml:space="preserve">p. 103</w:t>
+      </w:r>
+      <w:r>
+        <w:t xml:space="preserve">Blocktrends e SpaceMoney (Res. BCB 584, publicada em 07/08/2026, vigência 01/01/2027); Judit (liberação antecipada); Investalk/BB; Judit (PDL 926/2026, 10/08/2026).</w:t>
+      </w:r>
+    </w:p>
+    <w:p>
+      <w:pPr>
+        <w:numPr>
+          <w:ilvl w:val="0"/>
+          <w:numId w:val="1087"/>
+        </w:numPr>
+        <w:pStyle w:val="Compact"/>
+      </w:pPr>
+      <w:r>
+        <w:rPr>
+          <w:bCs/>
+          <w:b/>
+        </w:rPr>
+        <w:t xml:space="preserve">p. 104</w:t>
+      </w:r>
+      <w:r>
+        <w:t xml:space="preserve">Gazeta do Povo e Revista Oeste (minuta da Receita, fev/2026: 3,5% com isenção até R$ 10 mil/mês para PF); InfoMoney (“Secretário de Haddad confirma plano de taxar criptomoedas”); Blocknews, out/2026 (consulta adiada; incerteza após a reeleição).</w:t>
+      </w:r>
+    </w:p>
+    <w:p>
+      <w:pPr>
+        <w:numPr>
+          <w:ilvl w:val="0"/>
+          <w:numId w:val="1087"/>
+        </w:numPr>
+        <w:pStyle w:val="Compact"/>
+      </w:pPr>
+      <w:r>
+        <w:rPr>
+          <w:bCs/>
+          <w:b/>
+        </w:rPr>
+        <w:t xml:space="preserve">p. 105</w:t>
+      </w:r>
+      <w:r>
+        <w:t xml:space="preserve">Lei 7.492/1986; Lei 14.478/2022 (escopo do curso, Seção 3.2).</w:t>
+      </w:r>
+    </w:p>
+    <w:p>
+      <w:pPr>
+        <w:numPr>
+          <w:ilvl w:val="0"/>
+          <w:numId w:val="1087"/>
+        </w:numPr>
+        <w:pStyle w:val="Compact"/>
+      </w:pPr>
+      <w:r>
+        <w:rPr>
+          <w:bCs/>
+          <w:b/>
+        </w:rPr>
+        <w:t xml:space="preserve">p. 106</w:t>
+      </w:r>
+      <w:r>
+        <w:t xml:space="preserve">CriptoNoticias (bancos bolivianos com USDT; FIE Cuenta Cripto desde 09/04/2026; Unión/Yasta abr/2026; BISA); KuCoin News (fim da proibição em jun/2024); Cointelegraph e CriptoNoticias (declaração do ministro José Gabriel Espinoza).</w:t>
+      </w:r>
+    </w:p>
+    <w:p>
+      <w:pPr>
+        <w:numPr>
+          <w:ilvl w:val="0"/>
+          <w:numId w:val="1087"/>
+        </w:numPr>
+        <w:pStyle w:val="Compact"/>
+      </w:pPr>
+      <w:r>
+        <w:rPr>
+          <w:bCs/>
+          <w:b/>
+        </w:rPr>
+        <w:t xml:space="preserve">p. 107</w:t>
+      </w:r>
+      <w:r>
+        <w:t xml:space="preserve">CriptoNoticias (FIE: cidadãos bolivianos maiores de 18 residentes; Unión/Yasta; BISA).</w:t>
+      </w:r>
+    </w:p>
+    <w:p>
+      <w:pPr>
+        <w:numPr>
+          <w:ilvl w:val="0"/>
+          <w:numId w:val="1087"/>
+        </w:numPr>
+        <w:pStyle w:val="Compact"/>
+      </w:pPr>
+      <w:r>
+        <w:rPr>
+          <w:bCs/>
+          <w:b/>
+        </w:rPr>
+        <w:t xml:space="preserve">p. 109</w:t>
+      </w:r>
+      <w:r>
+        <w:t xml:space="preserve">InfoMoney (vigência das Res. 519–521); Let's Money (prazo de 270 dias, até 30/10/2026); IstoÉ Dinheiro (prazo de 2 e 3 anos para o BC decidir, 19/02/2026).</w:t>
+      </w:r>
+    </w:p>
+    <w:p>
+      <w:r>
+        <w:pict>
+          <v:rect style="width:0;height:1.5pt" o:hralign="center" o:hrstd="t" o:hr="t"/>
+        </w:pict>
+      </w:r>
+    </w:p>
     <w:p>
       <w:pPr>
         <w:numPr>
@@ -32746,6 +33792,279 @@
           <w:bCs/>
           <w:b/>
         </w:rPr>
+        <w:t xml:space="preserve">p. 112</w:t>
+      </w:r>
+      <w:r>
+        <w:t xml:space="preserve">Jovem Pan e Revista Oeste (regras do Pix: limite noturno de R$ 1.000 entre pessoas físicas, 20h–6h); Tecnoblog (aumento em 24 a 48 h); Diário do Comércio, jun/2026 (limite mantido em 2026).</w:t>
+      </w:r>
+    </w:p>
+    <w:p>
+      <w:pPr>
+        <w:numPr>
+          <w:ilvl w:val="0"/>
+          <w:numId w:val="1088"/>
+        </w:numPr>
+        <w:pStyle w:val="Compact"/>
+      </w:pPr>
+      <w:r>
+        <w:rPr>
+          <w:bCs/>
+          <w:b/>
+        </w:rPr>
+        <w:t xml:space="preserve">p. 116</w:t>
+      </w:r>
+      <w:r>
+        <w:t xml:space="preserve">Investidor10 e CoinMarketCap, 28/10/2026.</w:t>
+      </w:r>
+    </w:p>
+    <w:p>
+      <w:pPr>
+        <w:numPr>
+          <w:ilvl w:val="0"/>
+          <w:numId w:val="1088"/>
+        </w:numPr>
+        <w:pStyle w:val="Compact"/>
+      </w:pPr>
+      <w:r>
+        <w:rPr>
+          <w:bCs/>
+          <w:b/>
+        </w:rPr>
+        <w:t xml:space="preserve">p. 117</w:t>
+      </w:r>
+      <w:r>
+        <w:t xml:space="preserve">eco.com, comparativo de taxas de rede, mai/2026.</w:t>
+      </w:r>
+    </w:p>
+    <w:p>
+      <w:pPr>
+        <w:numPr>
+          <w:ilvl w:val="0"/>
+          <w:numId w:val="1088"/>
+        </w:numPr>
+        <w:pStyle w:val="Compact"/>
+      </w:pPr>
+      <w:r>
+        <w:rPr>
+          <w:bCs/>
+          <w:b/>
+        </w:rPr>
+        <w:t xml:space="preserve">p. 120</w:t>
+      </w:r>
+      <w:r>
+        <w:t xml:space="preserve">Poder360 (texto da Res. BCB 521: identificação de carteira autocustodiada); Blocktrends (Res. 584).</w:t>
+      </w:r>
+    </w:p>
+    <w:p>
+      <w:pPr>
+        <w:numPr>
+          <w:ilvl w:val="0"/>
+          <w:numId w:val="1088"/>
+        </w:numPr>
+        <w:pStyle w:val="Compact"/>
+      </w:pPr>
+      <w:r>
+        <w:rPr>
+          <w:bCs/>
+          <w:b/>
+        </w:rPr>
+        <w:t xml:space="preserve">p. 121</w:t>
+      </w:r>
+      <w:r>
+        <w:t xml:space="preserve">dolarparalelobolivia.net, 28/10/2026 (P2P Binance: compra Bs 12,17, venda Bs 12,13); BCB via usdtbol.com, 28/10/2026 (Bs 12,02).</w:t>
+      </w:r>
+    </w:p>
+    <w:p>
+      <w:pPr>
+        <w:numPr>
+          <w:ilvl w:val="0"/>
+          <w:numId w:val="1088"/>
+        </w:numPr>
+        <w:pStyle w:val="Compact"/>
+      </w:pPr>
+      <w:r>
+        <w:rPr>
+          <w:bCs/>
+          <w:b/>
+        </w:rPr>
+        <w:t xml:space="preserve">p. 126</w:t>
+      </w:r>
+      <w:r>
+        <w:t xml:space="preserve">CriptoNoticias; Criptoinforme; usdthoy (escopo do curso, Seção 2: limites de BISA, FIE e Unión/Yasta); CriptoNoticias (FIE para cidadãos bolivianos residentes; Unión/EFY com respaldo da ASFI).</w:t>
+      </w:r>
+    </w:p>
+    <w:p>
+      <w:pPr>
+        <w:numPr>
+          <w:ilvl w:val="0"/>
+          <w:numId w:val="1088"/>
+        </w:numPr>
+        <w:pStyle w:val="Compact"/>
+      </w:pPr>
+      <w:r>
+        <w:rPr>
+          <w:bCs/>
+          <w:b/>
+        </w:rPr>
+        <w:t xml:space="preserve">p. 127</w:t>
+      </w:r>
+      <w:r>
+        <w:t xml:space="preserve">CriptoNoticias, CoinMarketCap Academy e Bitcoin.com News (Toyosa: Toyota, BYD e Yamaha aceitam USDT; anúncio de Paolo Ardoino em 21/09/2025).</w:t>
+      </w:r>
+    </w:p>
+    <w:p>
+      <w:pPr>
+        <w:numPr>
+          <w:ilvl w:val="0"/>
+          <w:numId w:val="1088"/>
+        </w:numPr>
+        <w:pStyle w:val="Compact"/>
+      </w:pPr>
+      <w:r>
+        <w:rPr>
+          <w:bCs/>
+          <w:b/>
+        </w:rPr>
+        <w:t xml:space="preserve">p. 129</w:t>
+      </w:r>
+      <w:r>
+        <w:t xml:space="preserve">Escopo do curso, Seção 2.1 (exemplo-padrão).</w:t>
+      </w:r>
+    </w:p>
+    <w:p>
+      <w:pPr>
+        <w:numPr>
+          <w:ilvl w:val="0"/>
+          <w:numId w:val="1088"/>
+        </w:numPr>
+        <w:pStyle w:val="Compact"/>
+      </w:pPr>
+      <w:r>
+        <w:rPr>
+          <w:bCs/>
+          <w:b/>
+        </w:rPr>
+        <w:t xml:space="preserve">p. 131</w:t>
+      </w:r>
+      <w:r>
+        <w:t xml:space="preserve">Escopo do curso, Seção 3.2 (proibição de fracionar para escapar de limites); Blocktrends e Judit (Res. 584).</w:t>
+      </w:r>
+    </w:p>
+    <w:p>
+      <w:pPr>
+        <w:numPr>
+          <w:ilvl w:val="0"/>
+          <w:numId w:val="1088"/>
+        </w:numPr>
+        <w:pStyle w:val="Compact"/>
+      </w:pPr>
+      <w:r>
+        <w:rPr>
+          <w:bCs/>
+          <w:b/>
+        </w:rPr>
+        <w:t xml:space="preserve">p. 132</w:t>
+      </w:r>
+      <w:r>
+        <w:t xml:space="preserve">Poder360 (Res. BCB 521: limite de US$ 100 mil); Blocktrends (Res. 584).</w:t>
+      </w:r>
+    </w:p>
+    <w:p>
+      <w:pPr>
+        <w:numPr>
+          <w:ilvl w:val="0"/>
+          <w:numId w:val="1088"/>
+        </w:numPr>
+        <w:pStyle w:val="Compact"/>
+      </w:pPr>
+      <w:r>
+        <w:rPr>
+          <w:bCs/>
+          <w:b/>
+        </w:rPr>
+        <w:t xml:space="preserve">p. 133</w:t>
+      </w:r>
+      <w:r>
+        <w:t xml:space="preserve">Receita Federal (e-DBV); Aduana Nacional da Bolívia, RD 01-013-24 (Formulário 250, ASFI e retenção de 30%).</w:t>
+      </w:r>
+    </w:p>
+    <w:p>
+      <w:pPr>
+        <w:numPr>
+          <w:ilvl w:val="0"/>
+          <w:numId w:val="1088"/>
+        </w:numPr>
+        <w:pStyle w:val="Compact"/>
+      </w:pPr>
+      <w:r>
+        <w:rPr>
+          <w:bCs/>
+          <w:b/>
+        </w:rPr>
+        <w:t xml:space="preserve">p. 136</w:t>
+      </w:r>
+      <w:r>
+        <w:t xml:space="preserve">Escopo do curso, Seção 3.5; Lei 14.478/2022; Res. BCB 519 e 520.</w:t>
+      </w:r>
+    </w:p>
+    <w:p>
+      <w:pPr>
+        <w:numPr>
+          <w:ilvl w:val="0"/>
+          <w:numId w:val="1088"/>
+        </w:numPr>
+        <w:pStyle w:val="Compact"/>
+      </w:pPr>
+      <w:r>
+        <w:rPr>
+          <w:bCs/>
+          <w:b/>
+        </w:rPr>
+        <w:t xml:space="preserve">p. 138</w:t>
+      </w:r>
+      <w:r>
+        <w:t xml:space="preserve">Exame, via Global Anti-Scam Alliance (mar/2025–fev/2026: R$ 21,2 bi, 16,5 mi de vítimas); Poder360 e Exame, via Banco Central (2024: 4,7 mi de fraudes no Pix, R$ 6,5 bi, R$ 459 mi devolvidos); InfoMoney (golpes com cripto: ~R$ 40 bi e quase 4 mi de vítimas em 5 anos).</w:t>
+      </w:r>
+    </w:p>
+    <w:p>
+      <w:pPr>
+        <w:numPr>
+          <w:ilvl w:val="0"/>
+          <w:numId w:val="1088"/>
+        </w:numPr>
+        <w:pStyle w:val="Compact"/>
+      </w:pPr>
+      <w:r>
+        <w:rPr>
+          <w:bCs/>
+          <w:b/>
+        </w:rPr>
+        <w:t xml:space="preserve">p. 142</w:t>
+      </w:r>
+      <w:r>
+        <w:t xml:space="preserve">Revista Oeste e InfoMoney (Operação Criptoabate, Polícia Civil do RS: perda de R$ 37 mi e cobrança de “taxas” para liberar saque); InfoMoney (Operação Profeta, PF: promessa de até 9% ao mês, ~R$ 260 mi).</w:t>
+      </w:r>
+    </w:p>
+    <w:p>
+      <w:r>
+        <w:pict>
+          <v:rect style="width:0;height:1.5pt" o:hralign="center" o:hrstd="t" o:hr="t"/>
+        </w:pict>
+      </w:r>
+    </w:p>
+    <w:p>
+      <w:pPr>
+        <w:numPr>
+          <w:ilvl w:val="0"/>
+          <w:numId w:val="1089"/>
+        </w:numPr>
+        <w:pStyle w:val="Compact"/>
+      </w:pPr>
+      <w:r>
+        <w:rPr>
+          <w:bCs/>
+          <w:b/>
+        </w:rPr>
         <w:t xml:space="preserve">p. 143</w:t>
       </w:r>
       <w:r>
@@ -32756,7 +34075,7 @@
       <w:pPr>
         <w:numPr>
           <w:ilvl w:val="0"/>
-          <w:numId w:val="1088"/>
+          <w:numId w:val="1089"/>
         </w:numPr>
         <w:pStyle w:val="Compact"/>
       </w:pPr>
@@ -32775,7 +34094,7 @@
       <w:pPr>
         <w:numPr>
           <w:ilvl w:val="0"/>
-          <w:numId w:val="1088"/>
+          <w:numId w:val="1089"/>
         </w:numPr>
         <w:pStyle w:val="Compact"/>
       </w:pPr>
@@ -32794,7 +34113,7 @@
       <w:pPr>
         <w:numPr>
           <w:ilvl w:val="0"/>
-          <w:numId w:val="1088"/>
+          <w:numId w:val="1089"/>
         </w:numPr>
         <w:pStyle w:val="Compact"/>
       </w:pPr>
@@ -32807,6 +34126,25 @@
       </w:r>
       <w:r>
         <w:t xml:space="preserve">DPL News (ATT, plataforma “Bloquea la Estafa” e linha 800 10 6000); Correo del Sur (denúncia de golpe digital na FELCC, unidade de cibercrime).</w:t>
+      </w:r>
+    </w:p>
+    <w:p>
+      <w:pPr>
+        <w:numPr>
+          <w:ilvl w:val="0"/>
+          <w:numId w:val="1089"/>
+        </w:numPr>
+        <w:pStyle w:val="Compact"/>
+      </w:pPr>
+      <w:r>
+        <w:rPr>
+          <w:bCs/>
+          <w:b/>
+        </w:rPr>
+        <w:t xml:space="preserve">p. 165</w:t>
+      </w:r>
+      <w:r>
+        <w:t xml:space="preserve">Gazeta do Povo (arrecadação 2025; 1 imposto a cada 27 dias; dívida e juros, ago/2026; herança de 90% do PIB); Poder360 (IOF 3,5%; dívida 82,9% do PIB segundo o BC).</w:t>
       </w:r>
     </w:p>
     <w:sectPr/>
@@ -33860,7 +35198,34 @@
     <w:abstractNumId w:val="991"/>
   </w:num>
   <w:num w:numId="1081">
-    <w:abstractNumId w:val="991"/>
+    <w:abstractNumId w:val="99201"/>
+    <w:lvlOverride w:ilvl="0">
+      <w:startOverride w:val="1"/>
+    </w:lvlOverride>
+    <w:lvlOverride w:ilvl="1">
+      <w:startOverride w:val="1"/>
+    </w:lvlOverride>
+    <w:lvlOverride w:ilvl="2">
+      <w:startOverride w:val="1"/>
+    </w:lvlOverride>
+    <w:lvlOverride w:ilvl="3">
+      <w:startOverride w:val="1"/>
+    </w:lvlOverride>
+    <w:lvlOverride w:ilvl="4">
+      <w:startOverride w:val="1"/>
+    </w:lvlOverride>
+    <w:lvlOverride w:ilvl="5">
+      <w:startOverride w:val="1"/>
+    </w:lvlOverride>
+    <w:lvlOverride w:ilvl="6">
+      <w:startOverride w:val="1"/>
+    </w:lvlOverride>
+    <w:lvlOverride w:ilvl="7">
+      <w:startOverride w:val="1"/>
+    </w:lvlOverride>
+    <w:lvlOverride w:ilvl="8">
+      <w:startOverride w:val="1"/>
+    </w:lvlOverride>
   </w:num>
   <w:num w:numId="1082">
     <w:abstractNumId w:val="991"/>
@@ -33881,6 +35246,9 @@
     <w:abstractNumId w:val="991"/>
   </w:num>
   <w:num w:numId="1088">
+    <w:abstractNumId w:val="991"/>
+  </w:num>
+  <w:num w:numId="1089">
     <w:abstractNumId w:val="991"/>
   </w:num>
 </w:numbering>

--- a/curso/dist/LULA-GANHOU-Curso-Completo.docx
+++ b/curso/dist/LULA-GANHOU-Curso-Completo.docx
@@ -31187,7 +31187,7 @@
         <w:t xml:space="preserve">Fatos publicados</w:t>
       </w:r>
     </w:p>
-    <w:bookmarkStart w:id="241" w:name="já-aconteceu-1"/>
+    <w:bookmarkStart w:id="244" w:name="já-aconteceu-1"/>
     <w:p>
       <w:pPr>
         <w:pStyle w:val="Heading2"/>
@@ -31211,9 +31211,14 @@
       <w:pPr>
         <w:pStyle w:val="BodyText"/>
       </w:pPr>
-      <w:r>
-        <w:t xml:space="preserve">“Arrecadação de impostos bate recorde em 2025 e atinge R$ 2,89 trilhões”</w:t>
-      </w:r>
+      <w:hyperlink r:id="rId241">
+        <w:r>
+          <w:rPr>
+            <w:rStyle w:val="Hyperlink"/>
+          </w:rPr>
+          <w:t xml:space="preserve">“Arrecadação de impostos bate recorde em 2025 e atinge R$ 2,89 trilhões”</w:t>
+        </w:r>
+      </w:hyperlink>
     </w:p>
     <w:p>
       <w:pPr>
@@ -31256,9 +31261,14 @@
       <w:pPr>
         <w:pStyle w:val="BodyText"/>
       </w:pPr>
-      <w:r>
-        <w:t xml:space="preserve">“Governo Lula: novo imposto a cada 27 dias e carga recorde”</w:t>
-      </w:r>
+      <w:hyperlink r:id="rId242">
+        <w:r>
+          <w:rPr>
+            <w:rStyle w:val="Hyperlink"/>
+          </w:rPr>
+          <w:t xml:space="preserve">“Governo Lula: novo imposto a cada 27 dias e carga recorde”</w:t>
+        </w:r>
+      </w:hyperlink>
     </w:p>
     <w:p>
       <w:pPr>
@@ -31301,9 +31311,14 @@
       <w:pPr>
         <w:pStyle w:val="BodyText"/>
       </w:pPr>
-      <w:r>
-        <w:t xml:space="preserve">“Lula aumentou impostos 27 vezes em 3 anos no Planalto”</w:t>
-      </w:r>
+      <w:hyperlink r:id="rId243">
+        <w:r>
+          <w:rPr>
+            <w:rStyle w:val="Hyperlink"/>
+          </w:rPr>
+          <w:t xml:space="preserve">“Lula aumentou impostos 27 vezes em 3 anos no Planalto”</w:t>
+        </w:r>
+      </w:hyperlink>
     </w:p>
     <w:p>
       <w:pPr>
@@ -31331,7 +31346,7 @@
         <w:t xml:space="preserve">· link consultado em 28/10/2026</w:t>
       </w:r>
     </w:p>
-    <w:bookmarkEnd w:id="241"/>
+    <w:bookmarkEnd w:id="244"/>
     <w:p>
       <w:r>
         <w:pict>
@@ -31339,7 +31354,7 @@
         </w:pict>
       </w:r>
     </w:p>
-    <w:bookmarkStart w:id="242" w:name="já-aconteceu-cont."/>
+    <w:bookmarkStart w:id="248" w:name="já-aconteceu-cont."/>
     <w:p>
       <w:pPr>
         <w:pStyle w:val="Heading2"/>
@@ -31363,9 +31378,14 @@
       <w:pPr>
         <w:pStyle w:val="BodyText"/>
       </w:pPr>
-      <w:r>
-        <w:t xml:space="preserve">“Lista dos impostos que o governo Lula criou ou elevou”</w:t>
-      </w:r>
+      <w:hyperlink r:id="rId245">
+        <w:r>
+          <w:rPr>
+            <w:rStyle w:val="Hyperlink"/>
+          </w:rPr>
+          <w:t xml:space="preserve">“Lista dos impostos que o governo Lula criou ou elevou”</w:t>
+        </w:r>
+      </w:hyperlink>
     </w:p>
     <w:p>
       <w:pPr>
@@ -31408,9 +31428,14 @@
       <w:pPr>
         <w:pStyle w:val="BodyText"/>
       </w:pPr>
-      <w:r>
-        <w:t xml:space="preserve">“Haddad desiste de zerar IOF do cartão internacional e sobe para 3,5%”</w:t>
-      </w:r>
+      <w:hyperlink r:id="rId246">
+        <w:r>
+          <w:rPr>
+            <w:rStyle w:val="Hyperlink"/>
+          </w:rPr>
+          <w:t xml:space="preserve">“Haddad desiste de zerar IOF do cartão internacional e sobe para 3,5%”</w:t>
+        </w:r>
+      </w:hyperlink>
     </w:p>
     <w:p>
       <w:pPr>
@@ -31453,9 +31478,14 @@
       <w:pPr>
         <w:pStyle w:val="BodyText"/>
       </w:pPr>
-      <w:r>
-        <w:t xml:space="preserve">“Saiba como fica o IOF após decisão de Moraes”</w:t>
-      </w:r>
+      <w:hyperlink r:id="rId247">
+        <w:r>
+          <w:rPr>
+            <w:rStyle w:val="Hyperlink"/>
+          </w:rPr>
+          <w:t xml:space="preserve">“Saiba como fica o IOF após decisão de Moraes”</w:t>
+        </w:r>
+      </w:hyperlink>
     </w:p>
     <w:p>
       <w:pPr>
@@ -31483,7 +31513,7 @@
         <w:t xml:space="preserve">· link consultado em 28/10/2026</w:t>
       </w:r>
     </w:p>
-    <w:bookmarkEnd w:id="242"/>
+    <w:bookmarkEnd w:id="248"/>
     <w:p>
       <w:r>
         <w:pict>
@@ -31491,7 +31521,7 @@
         </w:pict>
       </w:r>
     </w:p>
-    <w:bookmarkStart w:id="243" w:name="já-aconteceu-cont.-1"/>
+    <w:bookmarkStart w:id="252" w:name="já-aconteceu-cont.-1"/>
     <w:p>
       <w:pPr>
         <w:pStyle w:val="Heading2"/>
@@ -31515,9 +31545,14 @@
       <w:pPr>
         <w:pStyle w:val="BodyText"/>
       </w:pPr>
-      <w:r>
-        <w:t xml:space="preserve">“Dívida pública avança a 82,9% do PIB e bate R$ 11 trilhões sob Lula”</w:t>
-      </w:r>
+      <w:hyperlink r:id="rId249">
+        <w:r>
+          <w:rPr>
+            <w:rStyle w:val="Hyperlink"/>
+          </w:rPr>
+          <w:t xml:space="preserve">“Dívida pública avança a 82,9% do PIB e bate R$ 11 trilhões sob Lula”</w:t>
+        </w:r>
+      </w:hyperlink>
     </w:p>
     <w:p>
       <w:pPr>
@@ -31560,9 +31595,14 @@
       <w:pPr>
         <w:pStyle w:val="BodyText"/>
       </w:pPr>
-      <w:r>
-        <w:t xml:space="preserve">“Dívida pública brasileira alcança R$ 11 trilhões e chega a 82,9% do PIB”</w:t>
-      </w:r>
+      <w:hyperlink r:id="rId250">
+        <w:r>
+          <w:rPr>
+            <w:rStyle w:val="Hyperlink"/>
+          </w:rPr>
+          <w:t xml:space="preserve">“Dívida pública brasileira alcança R$ 11 trilhões e chega a 82,9% do PIB”</w:t>
+        </w:r>
+      </w:hyperlink>
     </w:p>
     <w:p>
       <w:pPr>
@@ -31605,9 +31645,14 @@
       <w:pPr>
         <w:pStyle w:val="BodyText"/>
       </w:pPr>
-      <w:r>
-        <w:t xml:space="preserve">“Sob Lula, arrecadação bate recorde, mas déficit permanece acima de R$ 1 tri pelo 3º ano seguido”</w:t>
-      </w:r>
+      <w:hyperlink r:id="rId251">
+        <w:r>
+          <w:rPr>
+            <w:rStyle w:val="Hyperlink"/>
+          </w:rPr>
+          <w:t xml:space="preserve">“Sob Lula, arrecadação bate recorde, mas déficit permanece acima de R$ 1 tri pelo 3º ano seguido”</w:t>
+        </w:r>
+      </w:hyperlink>
     </w:p>
     <w:p>
       <w:pPr>
@@ -31635,7 +31680,7 @@
         <w:t xml:space="preserve">· link consultado em 28/10/2026</w:t>
       </w:r>
     </w:p>
-    <w:bookmarkEnd w:id="243"/>
+    <w:bookmarkEnd w:id="252"/>
     <w:p>
       <w:r>
         <w:pict>
@@ -31643,7 +31688,7 @@
         </w:pict>
       </w:r>
     </w:p>
-    <w:bookmarkStart w:id="244" w:name="já-aconteceu-cont.-2"/>
+    <w:bookmarkStart w:id="256" w:name="já-aconteceu-cont.-2"/>
     <w:p>
       <w:pPr>
         <w:pStyle w:val="Heading2"/>
@@ -31667,9 +31712,14 @@
       <w:pPr>
         <w:pStyle w:val="BodyText"/>
       </w:pPr>
-      <w:r>
-        <w:t xml:space="preserve">“Pix: Golpes crescem 80% e somam R$ 6,5 bi em 2024”</w:t>
-      </w:r>
+      <w:hyperlink r:id="rId253">
+        <w:r>
+          <w:rPr>
+            <w:rStyle w:val="Hyperlink"/>
+          </w:rPr>
+          <w:t xml:space="preserve">“Pix: Golpes crescem 80% e somam R$ 6,5 bi em 2024”</w:t>
+        </w:r>
+      </w:hyperlink>
     </w:p>
     <w:p>
       <w:pPr>
@@ -31712,9 +31762,14 @@
       <w:pPr>
         <w:pStyle w:val="BodyText"/>
       </w:pPr>
-      <w:r>
-        <w:t xml:space="preserve">“Governo Lula eleva Imposto de Importação e trava investimentos”</w:t>
-      </w:r>
+      <w:hyperlink r:id="rId254">
+        <w:r>
+          <w:rPr>
+            <w:rStyle w:val="Hyperlink"/>
+          </w:rPr>
+          <w:t xml:space="preserve">“Governo Lula eleva Imposto de Importação e trava investimentos”</w:t>
+        </w:r>
+      </w:hyperlink>
     </w:p>
     <w:p>
       <w:pPr>
@@ -31757,9 +31812,14 @@
       <w:pPr>
         <w:pStyle w:val="BodyText"/>
       </w:pPr>
-      <w:r>
-        <w:t xml:space="preserve">“Governo pretende cobrar IOF sobre operações com criptomoedas”</w:t>
-      </w:r>
+      <w:hyperlink r:id="rId255">
+        <w:r>
+          <w:rPr>
+            <w:rStyle w:val="Hyperlink"/>
+          </w:rPr>
+          <w:t xml:space="preserve">“Governo pretende cobrar IOF sobre operações com criptomoedas”</w:t>
+        </w:r>
+      </w:hyperlink>
     </w:p>
     <w:p>
       <w:pPr>
@@ -31787,7 +31847,7 @@
         <w:t xml:space="preserve">· link consultado em 28/10/2026</w:t>
       </w:r>
     </w:p>
-    <w:bookmarkEnd w:id="244"/>
+    <w:bookmarkEnd w:id="256"/>
     <w:p>
       <w:r>
         <w:pict>
@@ -31803,7 +31863,7 @@
         <w:t xml:space="preserve">Projeções e propostas</w:t>
       </w:r>
     </w:p>
-    <w:bookmarkStart w:id="245" w:name="o-que-vem-por-aí-1"/>
+    <w:bookmarkStart w:id="260" w:name="o-que-vem-por-aí-1"/>
     <w:p>
       <w:pPr>
         <w:pStyle w:val="Heading2"/>
@@ -31827,9 +31887,14 @@
       <w:pPr>
         <w:pStyle w:val="BodyText"/>
       </w:pPr>
-      <w:r>
-        <w:t xml:space="preserve">“Governo admite deixar “herança” de dívida pública em 90% do PIB”</w:t>
-      </w:r>
+      <w:hyperlink r:id="rId257">
+        <w:r>
+          <w:rPr>
+            <w:rStyle w:val="Hyperlink"/>
+          </w:rPr>
+          <w:t xml:space="preserve">“Governo admite deixar “herança” de dívida pública em 90% do PIB”</w:t>
+        </w:r>
+      </w:hyperlink>
     </w:p>
     <w:p>
       <w:pPr>
@@ -31872,9 +31937,14 @@
       <w:pPr>
         <w:pStyle w:val="BodyText"/>
       </w:pPr>
-      <w:r>
-        <w:t xml:space="preserve">“Brasil crescerá 2,4% em 2026 e dívida se aproxima de 100% do PIB”</w:t>
-      </w:r>
+      <w:hyperlink r:id="rId258">
+        <w:r>
+          <w:rPr>
+            <w:rStyle w:val="Hyperlink"/>
+          </w:rPr>
+          <w:t xml:space="preserve">“Brasil crescerá 2,4% em 2026 e dívida se aproxima de 100% do PIB”</w:t>
+        </w:r>
+      </w:hyperlink>
     </w:p>
     <w:p>
       <w:pPr>
@@ -31917,9 +31987,14 @@
       <w:pPr>
         <w:pStyle w:val="BodyText"/>
       </w:pPr>
-      <w:r>
-        <w:t xml:space="preserve">“Instituição do Senado diz que ajuste fiscal será inevitável”</w:t>
-      </w:r>
+      <w:hyperlink r:id="rId259">
+        <w:r>
+          <w:rPr>
+            <w:rStyle w:val="Hyperlink"/>
+          </w:rPr>
+          <w:t xml:space="preserve">“Instituição do Senado diz que ajuste fiscal será inevitável”</w:t>
+        </w:r>
+      </w:hyperlink>
     </w:p>
     <w:p>
       <w:pPr>
@@ -31947,7 +32022,7 @@
         <w:t xml:space="preserve">· link consultado em 28/10/2026</w:t>
       </w:r>
     </w:p>
-    <w:bookmarkEnd w:id="245"/>
+    <w:bookmarkEnd w:id="260"/>
     <w:p>
       <w:r>
         <w:pict>
@@ -31955,7 +32030,7 @@
         </w:pict>
       </w:r>
     </w:p>
-    <w:bookmarkStart w:id="246" w:name="o-que-vem-por-aí-cont."/>
+    <w:bookmarkStart w:id="264" w:name="o-que-vem-por-aí-cont."/>
     <w:p>
       <w:pPr>
         <w:pStyle w:val="Heading2"/>
@@ -31979,9 +32054,14 @@
       <w:pPr>
         <w:pStyle w:val="BodyText"/>
       </w:pPr>
-      <w:r>
-        <w:t xml:space="preserve">“Governo Lula prepara cobrança do IOF sobre investimentos isentos sem passar pelo Congresso”</w:t>
-      </w:r>
+      <w:hyperlink r:id="rId261">
+        <w:r>
+          <w:rPr>
+            <w:rStyle w:val="Hyperlink"/>
+          </w:rPr>
+          <w:t xml:space="preserve">“Governo Lula prepara cobrança do IOF sobre investimentos isentos sem passar pelo Congresso”</w:t>
+        </w:r>
+      </w:hyperlink>
     </w:p>
     <w:p>
       <w:pPr>
@@ -32024,9 +32104,14 @@
       <w:pPr>
         <w:pStyle w:val="BodyText"/>
       </w:pPr>
-      <w:r>
-        <w:t xml:space="preserve">“O Leão insaciável: arrecadação é recorde em 2025, mas governo quer mais impostos em 2026”</w:t>
-      </w:r>
+      <w:hyperlink r:id="rId262">
+        <w:r>
+          <w:rPr>
+            <w:rStyle w:val="Hyperlink"/>
+          </w:rPr>
+          <w:t xml:space="preserve">“O Leão insaciável: arrecadação é recorde em 2025, mas governo quer mais impostos em 2026”</w:t>
+        </w:r>
+      </w:hyperlink>
     </w:p>
     <w:p>
       <w:pPr>
@@ -32069,9 +32154,14 @@
       <w:pPr>
         <w:pStyle w:val="BodyText"/>
       </w:pPr>
-      <w:r>
-        <w:t xml:space="preserve">“Golpes via Pix podem custar R$ 11 bi a brasileiros até 2028”</w:t>
-      </w:r>
+      <w:hyperlink r:id="rId263">
+        <w:r>
+          <w:rPr>
+            <w:rStyle w:val="Hyperlink"/>
+          </w:rPr>
+          <w:t xml:space="preserve">“Golpes via Pix podem custar R$ 11 bi a brasileiros até 2028”</w:t>
+        </w:r>
+      </w:hyperlink>
     </w:p>
     <w:p>
       <w:pPr>
@@ -32099,7 +32189,7 @@
         <w:t xml:space="preserve">· link consultado em 28/10/2026</w:t>
       </w:r>
     </w:p>
-    <w:bookmarkEnd w:id="246"/>
+    <w:bookmarkEnd w:id="264"/>
     <w:p>
       <w:r>
         <w:pict>
@@ -32107,7 +32197,7 @@
         </w:pict>
       </w:r>
     </w:p>
-    <w:bookmarkStart w:id="247" w:name="o-que-vem-por-aí-cont.-1"/>
+    <w:bookmarkStart w:id="266" w:name="o-que-vem-por-aí-cont.-1"/>
     <w:p>
       <w:pPr>
         <w:pStyle w:val="Heading2"/>
@@ -32131,9 +32221,14 @@
       <w:pPr>
         <w:pStyle w:val="BodyText"/>
       </w:pPr>
-      <w:r>
-        <w:t xml:space="preserve">“BC exige retenção de até 24 horas em envios de cripto ao exterior a partir de 2027”</w:t>
-      </w:r>
+      <w:hyperlink r:id="rId265">
+        <w:r>
+          <w:rPr>
+            <w:rStyle w:val="Hyperlink"/>
+          </w:rPr>
+          <w:t xml:space="preserve">“BC exige retenção de até 24 horas em envios de cripto ao exterior a partir de 2027”</w:t>
+        </w:r>
+      </w:hyperlink>
     </w:p>
     <w:p>
       <w:pPr>
@@ -32161,7 +32256,7 @@
         <w:t xml:space="preserve">· link consultado em 28/10/2026</w:t>
       </w:r>
     </w:p>
-    <w:bookmarkEnd w:id="247"/>
+    <w:bookmarkEnd w:id="266"/>
     <w:p>
       <w:r>
         <w:pict>
@@ -32177,7 +32272,7 @@
         <w:t xml:space="preserve">Para o WhatsApp</w:t>
       </w:r>
     </w:p>
-    <w:bookmarkStart w:id="248" w:name="mais-4-anos-em-6-números"/>
+    <w:bookmarkStart w:id="267" w:name="mais-4-anos-em-6-números"/>
     <w:p>
       <w:pPr>
         <w:pStyle w:val="Heading1"/>
@@ -32278,7 +32373,7 @@
         <w:t xml:space="preserve">[LINK DO CURSO]</w:t>
       </w:r>
     </w:p>
-    <w:bookmarkEnd w:id="248"/>
+    <w:bookmarkEnd w:id="267"/>
     <w:p>
       <w:r>
         <w:pict>
@@ -32294,7 +32389,7 @@
         <w:t xml:space="preserve">Anexo</w:t>
       </w:r>
     </w:p>
-    <w:bookmarkStart w:id="249" w:name="fontes-de-todos-os-números"/>
+    <w:bookmarkStart w:id="268" w:name="fontes-de-todos-os-números"/>
     <w:p>
       <w:pPr>
         <w:pStyle w:val="Heading2"/>
@@ -32539,7 +32634,7 @@
         <w:t xml:space="preserve">Agência Brasil e Poder360 (19/10/2025); MercoPress (10/11/2025); France 24 via Acento (08/11/2025); usdthoy.com (flutuação desde 29/06/2026).</w:t>
       </w:r>
     </w:p>
-    <w:bookmarkEnd w:id="249"/>
+    <w:bookmarkEnd w:id="268"/>
     <w:p>
       <w:r>
         <w:pict>

--- a/curso/dist/LULA-GANHOU-Curso-Completo.docx
+++ b/curso/dist/LULA-GANHOU-Curso-Completo.docx
@@ -1851,10 +1851,130 @@
         <w:pStyle w:val="Compact"/>
       </w:pPr>
       <w:r>
+        <w:t xml:space="preserve">Parte 6 · Tudo dentro da lei: impostos e declarações</w:t>
+      </w:r>
+      <w:r>
+        <w:t xml:space="preserve">156</w:t>
+      </w:r>
+    </w:p>
+    <w:p>
+      <w:pPr>
+        <w:numPr>
+          <w:ilvl w:val="0"/>
+          <w:numId w:val="1005"/>
+        </w:numPr>
+        <w:pStyle w:val="Compact"/>
+      </w:pPr>
+      <w:r>
+        <w:t xml:space="preserve">6.1 A linha vermelha</w:t>
+      </w:r>
+      <w:r>
+        <w:t xml:space="preserve">157</w:t>
+      </w:r>
+    </w:p>
+    <w:p>
+      <w:pPr>
+        <w:numPr>
+          <w:ilvl w:val="0"/>
+          <w:numId w:val="1005"/>
+        </w:numPr>
+        <w:pStyle w:val="Compact"/>
+      </w:pPr>
+      <w:r>
+        <w:t xml:space="preserve">6.2 Imposto de renda de cripto</w:t>
+      </w:r>
+      <w:r>
+        <w:t xml:space="preserve">160</w:t>
+      </w:r>
+    </w:p>
+    <w:p>
+      <w:pPr>
+        <w:numPr>
+          <w:ilvl w:val="0"/>
+          <w:numId w:val="1005"/>
+        </w:numPr>
+        <w:pStyle w:val="Compact"/>
+      </w:pPr>
+      <w:r>
+        <w:t xml:space="preserve">6.3 IOF e stablecoin</w:t>
+      </w:r>
+      <w:r>
+        <w:t xml:space="preserve">165</w:t>
+      </w:r>
+    </w:p>
+    <w:p>
+      <w:pPr>
+        <w:numPr>
+          <w:ilvl w:val="0"/>
+          <w:numId w:val="1005"/>
+        </w:numPr>
+        <w:pStyle w:val="Compact"/>
+      </w:pPr>
+      <w:r>
+        <w:t xml:space="preserve">6.4 Saída Definitiva</w:t>
+      </w:r>
+      <w:r>
+        <w:t xml:space="preserve">166</w:t>
+      </w:r>
+    </w:p>
+    <w:p>
+      <w:pPr>
+        <w:numPr>
+          <w:ilvl w:val="0"/>
+          <w:numId w:val="1005"/>
+        </w:numPr>
+        <w:pStyle w:val="Compact"/>
+      </w:pPr>
+      <w:r>
+        <w:t xml:space="preserve">6.5 CBE e grandes patrimônios</w:t>
+      </w:r>
+      <w:r>
+        <w:t xml:space="preserve">168</w:t>
+      </w:r>
+    </w:p>
+    <w:p>
+      <w:pPr>
+        <w:numPr>
+          <w:ilvl w:val="0"/>
+          <w:numId w:val="1005"/>
+        </w:numPr>
+        <w:pStyle w:val="Compact"/>
+      </w:pPr>
+      <w:r>
+        <w:t xml:space="preserve">6.6 Do lado boliviano</w:t>
+      </w:r>
+      <w:r>
+        <w:t xml:space="preserve">169</w:t>
+      </w:r>
+    </w:p>
+    <w:p>
+      <w:pPr>
+        <w:numPr>
+          <w:ilvl w:val="0"/>
+          <w:numId w:val="1005"/>
+        </w:numPr>
+        <w:pStyle w:val="Compact"/>
+      </w:pPr>
+      <w:r>
+        <w:t xml:space="preserve">6.7 Pasta fiscal</w:t>
+      </w:r>
+      <w:r>
+        <w:t xml:space="preserve">170</w:t>
+      </w:r>
+    </w:p>
+    <w:p>
+      <w:pPr>
+        <w:numPr>
+          <w:ilvl w:val="0"/>
+          <w:numId w:val="1005"/>
+        </w:numPr>
+        <w:pStyle w:val="Compact"/>
+      </w:pPr>
+      <w:r>
         <w:t xml:space="preserve">Bônus B7 · Dossiê: mais 4 anos em manchetes</w:t>
       </w:r>
       <w:r>
-        <w:t xml:space="preserve">156</w:t>
+        <w:t xml:space="preserve">172</w:t>
       </w:r>
     </w:p>
     <w:p>
@@ -1869,7 +1989,7 @@
         <w:t xml:space="preserve">B7 · Versão de 1 página para WhatsApp</w:t>
       </w:r>
       <w:r>
-        <w:t xml:space="preserve">165</w:t>
+        <w:t xml:space="preserve">181</w:t>
       </w:r>
     </w:p>
     <w:p>
@@ -1884,7 +2004,7 @@
         <w:t xml:space="preserve">Anexo · Fontes de todos os números</w:t>
       </w:r>
       <w:r>
-        <w:t xml:space="preserve">166</w:t>
+        <w:t xml:space="preserve">182</w:t>
       </w:r>
     </w:p>
     <w:p>
@@ -31002,7 +31122,7 @@
         <w:pStyle w:val="FirstParagraph"/>
       </w:pPr>
       <w:r>
-        <w:t xml:space="preserve">B7</w:t>
+        <w:t xml:space="preserve">06</w:t>
       </w:r>
     </w:p>
     <w:p>
@@ -31010,7 +31130,7 @@
         <w:pStyle w:val="BodyText"/>
       </w:pPr>
       <w:r>
-        <w:t xml:space="preserve">Dossiê: mais 4 anos em manchetes</w:t>
+        <w:t xml:space="preserve">Tudo dentro da lei</w:t>
       </w:r>
     </w:p>
     <w:p>
@@ -31018,7 +31138,7 @@
         <w:pStyle w:val="BodyText"/>
       </w:pPr>
       <w:r>
-        <w:t xml:space="preserve">Links para mandar ao seu conhecido de esquerda. Não é opinião: é manchete, com veículo e QR code para ele mesmo conferir.</w:t>
+        <w:t xml:space="preserve">Patriota não deve nada a ninguém. Nem ao Leão. Aqui você aprende a declarar tudo e a dormir tranquilo.</w:t>
       </w:r>
     </w:p>
     <w:p>
@@ -31033,16 +31153,16 @@
         <w:pStyle w:val="FirstParagraph"/>
       </w:pPr>
       <w:r>
-        <w:t xml:space="preserve">Como usar o dossiê</w:t>
-      </w:r>
-    </w:p>
-    <w:bookmarkStart w:id="240" w:name="não-discuta.-mande-o-link."/>
+        <w:t xml:space="preserve">A linha vermelha</w:t>
+      </w:r>
+    </w:p>
+    <w:bookmarkStart w:id="238" w:name="o-que-dá-cadeia-2-a-6-anos-de-reclusão"/>
     <w:p>
       <w:pPr>
         <w:pStyle w:val="Heading1"/>
       </w:pPr>
       <w:r>
-        <w:t xml:space="preserve">Não discuta. Mande o link.</w:t>
+        <w:t xml:space="preserve">O que dá cadeia: 2 a 6 anos de reclusão</w:t>
       </w:r>
     </w:p>
     <w:p>
@@ -31050,23 +31170,23 @@
         <w:pStyle w:val="FirstParagraph"/>
       </w:pPr>
       <w:r>
-        <w:t xml:space="preserve">Discussão de grupo de família não convence ninguém.</w:t>
-      </w:r>
-      <w:r>
-        <w:t xml:space="preserve"> </w:t>
-      </w:r>
-      <w:r>
-        <w:rPr>
-          <w:bCs/>
-          <w:b/>
-        </w:rPr>
-        <w:t xml:space="preserve">Manchete com data e veículo</w:t>
-      </w:r>
-      <w:r>
-        <w:t xml:space="preserve"> </w:t>
-      </w:r>
-      <w:r>
-        <w:t xml:space="preserve">convence mais. Este dossiê é para isso.</w:t>
+        <w:t xml:space="preserve">A Lei 7.492/1986 (crimes contra o sistema financeiro), no artigo 22, pune com</w:t>
+      </w:r>
+      <w:r>
+        <w:t xml:space="preserve"> </w:t>
+      </w:r>
+      <w:r>
+        <w:rPr>
+          <w:bCs/>
+          <w:b/>
+        </w:rPr>
+        <w:t xml:space="preserve">reclusão de 2 a 6 anos e multa</w:t>
+      </w:r>
+      <w:r>
+        <w:t xml:space="preserve"> </w:t>
+      </w:r>
+      <w:r>
+        <w:t xml:space="preserve">quem:</w:t>
       </w:r>
     </w:p>
     <w:p>
@@ -31078,7 +31198,23 @@
         <w:pStyle w:val="Compact"/>
       </w:pPr>
       <w:r>
-        <w:t xml:space="preserve">Escolha 1 ou 2 manchetes sobre o assunto da conversa</w:t>
+        <w:t xml:space="preserve">Faz</w:t>
+      </w:r>
+      <w:r>
+        <w:t xml:space="preserve"> </w:t>
+      </w:r>
+      <w:r>
+        <w:rPr>
+          <w:bCs/>
+          <w:b/>
+        </w:rPr>
+        <w:t xml:space="preserve">operação de câmbio não autorizada</w:t>
+      </w:r>
+      <w:r>
+        <w:t xml:space="preserve"> </w:t>
+      </w:r>
+      <w:r>
+        <w:t xml:space="preserve">para tirar dinheiro do país</w:t>
       </w:r>
     </w:p>
     <w:p>
@@ -31090,7 +31226,23 @@
         <w:pStyle w:val="Compact"/>
       </w:pPr>
       <w:r>
-        <w:t xml:space="preserve">Aponte a câmera do celular para o QR code e copie o link</w:t>
+        <w:t xml:space="preserve">Promove a</w:t>
+      </w:r>
+      <w:r>
+        <w:t xml:space="preserve"> </w:t>
+      </w:r>
+      <w:r>
+        <w:rPr>
+          <w:bCs/>
+          <w:b/>
+        </w:rPr>
+        <w:t xml:space="preserve">saída de moeda ou divisas</w:t>
+      </w:r>
+      <w:r>
+        <w:t xml:space="preserve"> </w:t>
+      </w:r>
+      <w:r>
+        <w:t xml:space="preserve">sem autorização legal</w:t>
       </w:r>
     </w:p>
     <w:p>
@@ -31102,28 +31254,17 @@
         <w:pStyle w:val="Compact"/>
       </w:pPr>
       <w:r>
-        <w:t xml:space="preserve">Mande o link, sem textão. Deixe a notícia falar</w:t>
-      </w:r>
-    </w:p>
-    <w:p>
-      <w:pPr>
-        <w:numPr>
-          <w:ilvl w:val="0"/>
-          <w:numId w:val="1081"/>
-        </w:numPr>
-        <w:pStyle w:val="Compact"/>
-      </w:pPr>
-      <w:r>
-        <w:t xml:space="preserve">Se ele disser “site de direita”, mande o dado oficial que está na mesma linha (Banco Central, Senado, Receita)</w:t>
-      </w:r>
-    </w:p>
-    <w:bookmarkStart w:id="238" w:name="já-aconteceu"/>
-    <w:p>
-      <w:pPr>
-        <w:pStyle w:val="Heading3"/>
-      </w:pPr>
-      <w:r>
-        <w:t xml:space="preserve">Já aconteceu</w:t>
+        <w:t xml:space="preserve">Mantém</w:t>
+      </w:r>
+      <w:r>
+        <w:t xml:space="preserve"> </w:t>
+      </w:r>
+      <w:r>
+        <w:rPr>
+          <w:bCs/>
+          <w:b/>
+        </w:rPr>
+        <w:t xml:space="preserve">depósitos no exterior não declarados</w:t>
       </w:r>
     </w:p>
     <w:p>
@@ -31131,47 +31272,25 @@
         <w:pStyle w:val="FirstParagraph"/>
       </w:pPr>
       <w:r>
-        <w:t xml:space="preserve">Fatos publicados: impostos, IOF, dívida, juros, déficit, golpes.</w:t>
+        <w:rPr>
+          <w:bCs/>
+          <w:b/>
+        </w:rPr>
+        <w:t xml:space="preserve">Nesse crime, basta a operação de câmbio irregular</w:t>
+      </w:r>
+      <w:r>
+        <w:t xml:space="preserve">, com a intenção de evadir divisas. O dinheiro nem precisa chegar a sair.</w:t>
+      </w:r>
+    </w:p>
+    <w:p>
+      <w:pPr>
+        <w:pStyle w:val="BodyText"/>
+      </w:pPr>
+      <w:r>
+        <w:t xml:space="preserve">Quem anda na linha não tem medo de fiscal.</w:t>
       </w:r>
     </w:p>
     <w:bookmarkEnd w:id="238"/>
-    <w:bookmarkStart w:id="239" w:name="o-que-vem-por-aí"/>
-    <w:p>
-      <w:pPr>
-        <w:pStyle w:val="Heading3"/>
-      </w:pPr>
-      <w:r>
-        <w:t xml:space="preserve">O que vem por aí</w:t>
-      </w:r>
-    </w:p>
-    <w:p>
-      <w:pPr>
-        <w:pStyle w:val="FirstParagraph"/>
-      </w:pPr>
-      <w:r>
-        <w:t xml:space="preserve">Projeções de instituições e propostas do governo, marcadas como projeção.</w:t>
-      </w:r>
-    </w:p>
-    <w:bookmarkEnd w:id="239"/>
-    <w:p>
-      <w:pPr>
-        <w:pStyle w:val="BodyText"/>
-      </w:pPr>
-      <w:r>
-        <w:rPr>
-          <w:bCs/>
-          <w:b/>
-        </w:rPr>
-        <w:t xml:space="preserve">Links mudam.</w:t>
-      </w:r>
-      <w:r>
-        <w:t xml:space="preserve"> </w:t>
-      </w:r>
-      <w:r>
-        <w:t xml:space="preserve">Todos foram consultados em 28/10/2026. Se algum sair do ar, busque o título entre aspas.</w:t>
-      </w:r>
-    </w:p>
-    <w:bookmarkEnd w:id="240"/>
     <w:p>
       <w:r>
         <w:pict>
@@ -31179,15 +31298,3224 @@
         </w:pict>
       </w:r>
     </w:p>
+    <w:bookmarkStart w:id="239" w:name="os-4-caminhos-proibidos"/>
+    <w:p>
+      <w:pPr>
+        <w:pStyle w:val="Heading2"/>
+      </w:pPr>
+      <w:r>
+        <w:t xml:space="preserve">Os 4 caminhos proibidos</w:t>
+      </w:r>
+    </w:p>
+    <w:tbl>
+      <w:tblPr>
+        <w:tblStyle w:val="Table"/>
+        <w:tblW w:type="auto" w:w="0"/>
+        <w:tblLook w:firstRow="0" w:lastRow="0" w:firstColumn="0" w:lastColumn="0" w:noHBand="0" w:noVBand="0" w:val="0000"/>
+        <w:jc w:val="start"/>
+      </w:tblPr>
+      <w:tblGrid>
+        <w:gridCol w:w="2640"/>
+        <w:gridCol w:w="2640"/>
+        <w:gridCol w:w="2640"/>
+      </w:tblGrid>
+      <w:tr>
+        <w:tc>
+          <w:tcPr/>
+          <w:p>
+            <w:pPr>
+              <w:pStyle w:val="Compact"/>
+              <w:jc w:val="left"/>
+            </w:pPr>
+            <w:r>
+              <w:t xml:space="preserve">Prática</w:t>
+            </w:r>
+          </w:p>
+        </w:tc>
+        <w:tc>
+          <w:tcPr/>
+          <w:p>
+            <w:pPr>
+              <w:pStyle w:val="Compact"/>
+              <w:jc w:val="left"/>
+            </w:pPr>
+            <w:r>
+              <w:t xml:space="preserve">O que é</w:t>
+            </w:r>
+          </w:p>
+        </w:tc>
+        <w:tc>
+          <w:tcPr/>
+          <w:p>
+            <w:pPr>
+              <w:pStyle w:val="Compact"/>
+              <w:jc w:val="left"/>
+            </w:pPr>
+            <w:r>
+              <w:t xml:space="preserve">Por que é crime</w:t>
+            </w:r>
+          </w:p>
+        </w:tc>
+      </w:tr>
+      <w:tr>
+        <w:tc>
+          <w:tcPr/>
+          <w:p>
+            <w:pPr>
+              <w:pStyle w:val="Compact"/>
+              <w:jc w:val="left"/>
+            </w:pPr>
+            <w:r>
+              <w:rPr>
+                <w:bCs/>
+                <w:b/>
+              </w:rPr>
+              <w:t xml:space="preserve">Dólar-cabo</w:t>
+            </w:r>
+          </w:p>
+        </w:tc>
+        <w:tc>
+          <w:tcPr/>
+          <w:p>
+            <w:pPr>
+              <w:pStyle w:val="Compact"/>
+              <w:jc w:val="left"/>
+            </w:pPr>
+            <w:r>
+              <w:t xml:space="preserve">Você paga em reais a alguém aqui e outro entrega dólar lá fora, sem registro</w:t>
+            </w:r>
+          </w:p>
+        </w:tc>
+        <w:tc>
+          <w:tcPr/>
+          <w:p>
+            <w:pPr>
+              <w:pStyle w:val="Compact"/>
+              <w:jc w:val="left"/>
+            </w:pPr>
+            <w:r>
+              <w:t xml:space="preserve">Câmbio fora do sistema autorizado</w:t>
+            </w:r>
+          </w:p>
+        </w:tc>
+      </w:tr>
+      <w:tr>
+        <w:tc>
+          <w:tcPr/>
+          <w:p>
+            <w:pPr>
+              <w:pStyle w:val="Compact"/>
+              <w:jc w:val="left"/>
+            </w:pPr>
+            <w:r>
+              <w:rPr>
+                <w:bCs/>
+                <w:b/>
+              </w:rPr>
+              <w:t xml:space="preserve">Laranja</w:t>
+            </w:r>
+          </w:p>
+        </w:tc>
+        <w:tc>
+          <w:tcPr/>
+          <w:p>
+            <w:pPr>
+              <w:pStyle w:val="Compact"/>
+              <w:jc w:val="left"/>
+            </w:pPr>
+            <w:r>
+              <w:t xml:space="preserve">Usar conta ou CPF de outra pessoa</w:t>
+            </w:r>
+          </w:p>
+        </w:tc>
+        <w:tc>
+          <w:tcPr/>
+          <w:p>
+            <w:pPr>
+              <w:pStyle w:val="Compact"/>
+              <w:jc w:val="left"/>
+            </w:pPr>
+            <w:r>
+              <w:t xml:space="preserve">Esconde quem é o dono do dinheiro</w:t>
+            </w:r>
+          </w:p>
+        </w:tc>
+      </w:tr>
+      <w:tr>
+        <w:tc>
+          <w:tcPr/>
+          <w:p>
+            <w:pPr>
+              <w:pStyle w:val="Compact"/>
+              <w:jc w:val="left"/>
+            </w:pPr>
+            <w:r>
+              <w:rPr>
+                <w:bCs/>
+                <w:b/>
+              </w:rPr>
+              <w:t xml:space="preserve">Estruturação</w:t>
+            </w:r>
+          </w:p>
+        </w:tc>
+        <w:tc>
+          <w:tcPr/>
+          <w:p>
+            <w:pPr>
+              <w:pStyle w:val="Compact"/>
+              <w:jc w:val="left"/>
+            </w:pPr>
+            <w:r>
+              <w:t xml:space="preserve">Dividir envios para fugir de limite ou de controle</w:t>
+            </w:r>
+          </w:p>
+        </w:tc>
+        <w:tc>
+          <w:tcPr/>
+          <w:p>
+            <w:pPr>
+              <w:pStyle w:val="Compact"/>
+              <w:jc w:val="left"/>
+            </w:pPr>
+            <w:r>
+              <w:t xml:space="preserve">Fraude ao controle, ligada à lavagem</w:t>
+            </w:r>
+          </w:p>
+        </w:tc>
+      </w:tr>
+      <w:tr>
+        <w:tc>
+          <w:tcPr/>
+          <w:p>
+            <w:pPr>
+              <w:pStyle w:val="Compact"/>
+              <w:jc w:val="left"/>
+            </w:pPr>
+            <w:r>
+              <w:rPr>
+                <w:bCs/>
+                <w:b/>
+              </w:rPr>
+              <w:t xml:space="preserve">Origem escondida</w:t>
+            </w:r>
+          </w:p>
+        </w:tc>
+        <w:tc>
+          <w:tcPr/>
+          <w:p>
+            <w:pPr>
+              <w:pStyle w:val="Compact"/>
+              <w:jc w:val="left"/>
+            </w:pPr>
+            <w:r>
+              <w:t xml:space="preserve">Usar P2P para “esquentar” dinheiro sem origem</w:t>
+            </w:r>
+          </w:p>
+        </w:tc>
+        <w:tc>
+          <w:tcPr/>
+          <w:p>
+            <w:pPr>
+              <w:pStyle w:val="Compact"/>
+              <w:jc w:val="left"/>
+            </w:pPr>
+            <w:r>
+              <w:t xml:space="preserve">Lavagem de dinheiro</w:t>
+            </w:r>
+          </w:p>
+        </w:tc>
+      </w:tr>
+    </w:tbl>
+    <w:p>
+      <w:pPr>
+        <w:pStyle w:val="BodyText"/>
+      </w:pPr>
+      <w:r>
+        <w:rPr>
+          <w:bCs/>
+          <w:b/>
+        </w:rPr>
+        <w:t xml:space="preserve">Por que o Método USDT é legal:</w:t>
+      </w:r>
+      <w:r>
+        <w:t xml:space="preserve"> </w:t>
+      </w:r>
+      <w:r>
+        <w:t xml:space="preserve">tudo no seu CPF, pela exchange autorizada, com origem comprovada, informado ao BC pela própria exchange (Res. 521) e declarado no IR.</w:t>
+      </w:r>
+    </w:p>
+    <w:bookmarkEnd w:id="239"/>
+    <w:p>
+      <w:r>
+        <w:pict>
+          <v:rect style="width:0;height:1.5pt" o:hralign="center" o:hrstd="t" o:hr="t"/>
+        </w:pict>
+      </w:r>
+    </w:p>
     <w:p>
       <w:pPr>
         <w:pStyle w:val="FirstParagraph"/>
       </w:pPr>
       <w:r>
+        <w:t xml:space="preserve">Teste rápido</w:t>
+      </w:r>
+    </w:p>
+    <w:bookmarkStart w:id="240" w:name="estou-dentro-da-lei"/>
+    <w:p>
+      <w:pPr>
+        <w:pStyle w:val="Heading2"/>
+      </w:pPr>
+      <w:r>
+        <w:t xml:space="preserve">Estou dentro da lei?</w:t>
+      </w:r>
+    </w:p>
+    <w:p>
+      <w:pPr>
+        <w:numPr>
+          <w:ilvl w:val="0"/>
+          <w:numId w:val="1082"/>
+        </w:numPr>
+        <w:pStyle w:val="Compact"/>
+      </w:pPr>
+      <w:r>
+        <w:t xml:space="preserve">O dinheiro tem origem que eu consigo provar (IR, venda, salário, herança)</w:t>
+      </w:r>
+    </w:p>
+    <w:p>
+      <w:pPr>
+        <w:numPr>
+          <w:ilvl w:val="0"/>
+          <w:numId w:val="1082"/>
+        </w:numPr>
+        <w:pStyle w:val="Compact"/>
+      </w:pPr>
+      <w:r>
+        <w:t xml:space="preserve">Todas as contas e cadastros estão no</w:t>
+      </w:r>
+      <w:r>
+        <w:t xml:space="preserve"> </w:t>
+      </w:r>
+      <w:r>
+        <w:rPr>
+          <w:bCs/>
+          <w:b/>
+        </w:rPr>
+        <w:t xml:space="preserve">meu</w:t>
+      </w:r>
+      <w:r>
+        <w:t xml:space="preserve"> </w:t>
+      </w:r>
+      <w:r>
+        <w:t xml:space="preserve">nome</w:t>
+      </w:r>
+    </w:p>
+    <w:p>
+      <w:pPr>
+        <w:numPr>
+          <w:ilvl w:val="0"/>
+          <w:numId w:val="1082"/>
+        </w:numPr>
+        <w:pStyle w:val="Compact"/>
+      </w:pPr>
+      <w:r>
+        <w:t xml:space="preserve">Uso exchange que pediu ou tem autorização do BC</w:t>
+      </w:r>
+    </w:p>
+    <w:p>
+      <w:pPr>
+        <w:numPr>
+          <w:ilvl w:val="0"/>
+          <w:numId w:val="1082"/>
+        </w:numPr>
+        <w:pStyle w:val="Compact"/>
+      </w:pPr>
+      <w:r>
+        <w:t xml:space="preserve">Não divido envios para fugir de limite</w:t>
+      </w:r>
+    </w:p>
+    <w:p>
+      <w:pPr>
+        <w:numPr>
+          <w:ilvl w:val="0"/>
+          <w:numId w:val="1082"/>
+        </w:numPr>
+        <w:pStyle w:val="Compact"/>
+      </w:pPr>
+      <w:r>
+        <w:t xml:space="preserve">Declaro o que tenho na ficha de bens e direitos</w:t>
+      </w:r>
+    </w:p>
+    <w:p>
+      <w:pPr>
+        <w:numPr>
+          <w:ilvl w:val="0"/>
+          <w:numId w:val="1082"/>
+        </w:numPr>
+        <w:pStyle w:val="Compact"/>
+      </w:pPr>
+      <w:r>
+        <w:t xml:space="preserve">Pago DARF quando há ganho tributável</w:t>
+      </w:r>
+    </w:p>
+    <w:p>
+      <w:pPr>
+        <w:pStyle w:val="FirstParagraph"/>
+      </w:pPr>
+      <w:r>
+        <w:rPr>
+          <w:bCs/>
+          <w:b/>
+        </w:rPr>
+        <w:t xml:space="preserve">Marcou tudo? Você está do lado certo da lei.</w:t>
+      </w:r>
+      <w:r>
+        <w:t xml:space="preserve"> </w:t>
+      </w:r>
+      <w:r>
+        <w:t xml:space="preserve">Faltou algum? Resolva antes de fazer a primeira operação.</w:t>
+      </w:r>
+    </w:p>
+    <w:p>
+      <w:pPr>
+        <w:pStyle w:val="BodyText"/>
+      </w:pPr>
+      <w:r>
+        <w:t xml:space="preserve">Liberdade de verdade é não dever nada a ninguém.</w:t>
+      </w:r>
+    </w:p>
+    <w:bookmarkEnd w:id="240"/>
+    <w:p>
+      <w:r>
+        <w:pict>
+          <v:rect style="width:0;height:1.5pt" o:hralign="center" o:hrstd="t" o:hr="t"/>
+        </w:pict>
+      </w:r>
+    </w:p>
+    <w:p>
+      <w:pPr>
+        <w:pStyle w:val="FirstParagraph"/>
+      </w:pPr>
+      <w:r>
+        <w:t xml:space="preserve">Imposto de renda</w:t>
+      </w:r>
+    </w:p>
+    <w:bookmarkStart w:id="241" w:name="vendeu-até-r-35-mil-no-mês-isento."/>
+    <w:p>
+      <w:pPr>
+        <w:pStyle w:val="Heading1"/>
+      </w:pPr>
+      <w:r>
+        <w:t xml:space="preserve">Vendeu até R$ 35 mil no mês? Isento.</w:t>
+      </w:r>
+    </w:p>
+    <w:p>
+      <w:pPr>
+        <w:pStyle w:val="FirstParagraph"/>
+      </w:pPr>
+      <w:r>
+        <w:t xml:space="preserve">Para cripto em</w:t>
+      </w:r>
+      <w:r>
+        <w:t xml:space="preserve"> </w:t>
+      </w:r>
+      <w:r>
+        <w:rPr>
+          <w:bCs/>
+          <w:b/>
+        </w:rPr>
+        <w:t xml:space="preserve">exchange brasileira</w:t>
+      </w:r>
+      <w:r>
+        <w:t xml:space="preserve">, o ganho é isento quando o</w:t>
+      </w:r>
+      <w:r>
+        <w:t xml:space="preserve"> </w:t>
+      </w:r>
+      <w:r>
+        <w:rPr>
+          <w:bCs/>
+          <w:b/>
+        </w:rPr>
+        <w:t xml:space="preserve">total vendido no mês</w:t>
+      </w:r>
+      <w:r>
+        <w:t xml:space="preserve"> </w:t>
+      </w:r>
+      <w:r>
+        <w:t xml:space="preserve">fica em até</w:t>
+      </w:r>
+      <w:r>
+        <w:t xml:space="preserve"> </w:t>
+      </w:r>
+      <w:r>
+        <w:rPr>
+          <w:bCs/>
+          <w:b/>
+        </w:rPr>
+        <w:t xml:space="preserve">R$ 35 mil</w:t>
+      </w:r>
+      <w:r>
+        <w:t xml:space="preserve">. Atenção: o limite é sobre o valor vendido, não sobre o lucro.</w:t>
+      </w:r>
+    </w:p>
+    <w:tbl>
+      <w:tblPr>
+        <w:tblStyle w:val="Table"/>
+        <w:tblW w:type="auto" w:w="0"/>
+        <w:tblLook w:firstRow="0" w:lastRow="0" w:firstColumn="0" w:lastColumn="0" w:noHBand="0" w:noVBand="0" w:val="0000"/>
+        <w:jc w:val="start"/>
+      </w:tblPr>
+      <w:tblGrid>
+        <w:gridCol w:w="3960"/>
+        <w:gridCol w:w="3960"/>
+      </w:tblGrid>
+      <w:tr>
+        <w:tc>
+          <w:tcPr/>
+          <w:p>
+            <w:pPr>
+              <w:pStyle w:val="Compact"/>
+              <w:jc w:val="left"/>
+            </w:pPr>
+            <w:r>
+              <w:t xml:space="preserve">Ganho de capital acima da isenção</w:t>
+            </w:r>
+          </w:p>
+        </w:tc>
+        <w:tc>
+          <w:tcPr/>
+          <w:p>
+            <w:pPr>
+              <w:pStyle w:val="Compact"/>
+              <w:jc w:val="left"/>
+            </w:pPr>
+            <w:r>
+              <w:t xml:space="preserve">Alíquota</w:t>
+            </w:r>
+          </w:p>
+        </w:tc>
+      </w:tr>
+      <w:tr>
+        <w:tc>
+          <w:tcPr/>
+          <w:p>
+            <w:pPr>
+              <w:pStyle w:val="Compact"/>
+              <w:jc w:val="left"/>
+            </w:pPr>
+            <w:r>
+              <w:t xml:space="preserve">Até R$ 5 milhões</w:t>
+            </w:r>
+          </w:p>
+        </w:tc>
+        <w:tc>
+          <w:tcPr/>
+          <w:p>
+            <w:pPr>
+              <w:pStyle w:val="Compact"/>
+              <w:jc w:val="left"/>
+            </w:pPr>
+            <w:r>
+              <w:t xml:space="preserve">15%</w:t>
+            </w:r>
+          </w:p>
+        </w:tc>
+      </w:tr>
+      <w:tr>
+        <w:tc>
+          <w:tcPr/>
+          <w:p>
+            <w:pPr>
+              <w:pStyle w:val="Compact"/>
+              <w:jc w:val="left"/>
+            </w:pPr>
+            <w:r>
+              <w:t xml:space="preserve">De R$ 5 a 10 milhões</w:t>
+            </w:r>
+          </w:p>
+        </w:tc>
+        <w:tc>
+          <w:tcPr/>
+          <w:p>
+            <w:pPr>
+              <w:pStyle w:val="Compact"/>
+              <w:jc w:val="left"/>
+            </w:pPr>
+            <w:r>
+              <w:t xml:space="preserve">17,5%</w:t>
+            </w:r>
+          </w:p>
+        </w:tc>
+      </w:tr>
+      <w:tr>
+        <w:tc>
+          <w:tcPr/>
+          <w:p>
+            <w:pPr>
+              <w:pStyle w:val="Compact"/>
+              <w:jc w:val="left"/>
+            </w:pPr>
+            <w:r>
+              <w:t xml:space="preserve">De R$ 10 a 30 milhões</w:t>
+            </w:r>
+          </w:p>
+        </w:tc>
+        <w:tc>
+          <w:tcPr/>
+          <w:p>
+            <w:pPr>
+              <w:pStyle w:val="Compact"/>
+              <w:jc w:val="left"/>
+            </w:pPr>
+            <w:r>
+              <w:t xml:space="preserve">20%</w:t>
+            </w:r>
+          </w:p>
+        </w:tc>
+      </w:tr>
+      <w:tr>
+        <w:tc>
+          <w:tcPr/>
+          <w:p>
+            <w:pPr>
+              <w:pStyle w:val="Compact"/>
+              <w:jc w:val="left"/>
+            </w:pPr>
+            <w:r>
+              <w:t xml:space="preserve">Acima de R$ 30 milhões</w:t>
+            </w:r>
+          </w:p>
+        </w:tc>
+        <w:tc>
+          <w:tcPr/>
+          <w:p>
+            <w:pPr>
+              <w:pStyle w:val="Compact"/>
+              <w:jc w:val="left"/>
+            </w:pPr>
+            <w:r>
+              <w:t xml:space="preserve">22,5%</w:t>
+            </w:r>
+          </w:p>
+        </w:tc>
+      </w:tr>
+    </w:tbl>
+    <w:p>
+      <w:pPr>
+        <w:pStyle w:val="BodyText"/>
+      </w:pPr>
+      <w:r>
+        <w:rPr>
+          <w:bCs/>
+          <w:b/>
+        </w:rPr>
+        <w:t xml:space="preserve">Como pagar:</w:t>
+      </w:r>
+      <w:r>
+        <w:t xml:space="preserve"> </w:t>
+      </w:r>
+      <w:r>
+        <w:t xml:space="preserve">DARF gerado no programa</w:t>
+      </w:r>
+      <w:r>
+        <w:t xml:space="preserve"> </w:t>
+      </w:r>
+      <w:r>
+        <w:rPr>
+          <w:bCs/>
+          <w:b/>
+        </w:rPr>
+        <w:t xml:space="preserve">GCAP</w:t>
+      </w:r>
+      <w:r>
+        <w:t xml:space="preserve"> </w:t>
+      </w:r>
+      <w:r>
+        <w:t xml:space="preserve">(Ganhos de Capital), até o</w:t>
+      </w:r>
+      <w:r>
+        <w:t xml:space="preserve"> </w:t>
+      </w:r>
+      <w:r>
+        <w:rPr>
+          <w:bCs/>
+          <w:b/>
+        </w:rPr>
+        <w:t xml:space="preserve">último dia útil do mês seguinte</w:t>
+      </w:r>
+      <w:r>
+        <w:t xml:space="preserve"> </w:t>
+      </w:r>
+      <w:r>
+        <w:t xml:space="preserve">à venda.</w:t>
+      </w:r>
+    </w:p>
+    <w:bookmarkEnd w:id="241"/>
+    <w:p>
+      <w:r>
+        <w:pict>
+          <v:rect style="width:0;height:1.5pt" o:hralign="center" o:hrstd="t" o:hr="t"/>
+        </w:pict>
+      </w:r>
+    </w:p>
+    <w:p>
+      <w:pPr>
+        <w:pStyle w:val="FirstParagraph"/>
+      </w:pPr>
+      <w:r>
+        <w:t xml:space="preserve">O governo tentou</w:t>
+      </w:r>
+    </w:p>
+    <w:bookmarkStart w:id="242" w:name="X6c9489fd9db0a5c650b262764ea629b2586e765"/>
+    <w:p>
+      <w:pPr>
+        <w:pStyle w:val="Heading2"/>
+      </w:pPr>
+      <w:r>
+        <w:t xml:space="preserve">A MP que queria acabar com a sua isenção caducou</w:t>
+      </w:r>
+    </w:p>
+    <w:p>
+      <w:pPr>
+        <w:pStyle w:val="FirstParagraph"/>
+      </w:pPr>
+      <w:r>
+        <w:t xml:space="preserve">A</w:t>
+      </w:r>
+      <w:r>
+        <w:t xml:space="preserve"> </w:t>
+      </w:r>
+      <w:r>
+        <w:rPr>
+          <w:bCs/>
+          <w:b/>
+        </w:rPr>
+        <w:t xml:space="preserve">MP 1.303/2025</w:t>
+      </w:r>
+      <w:r>
+        <w:t xml:space="preserve"> </w:t>
+      </w:r>
+      <w:r>
+        <w:t xml:space="preserve">propunha acabar com a isenção de R$ 35 mil e cobrar</w:t>
+      </w:r>
+      <w:r>
+        <w:t xml:space="preserve"> </w:t>
+      </w:r>
+      <w:r>
+        <w:rPr>
+          <w:bCs/>
+          <w:b/>
+        </w:rPr>
+        <w:t xml:space="preserve">17,5%</w:t>
+      </w:r>
+      <w:r>
+        <w:t xml:space="preserve"> </w:t>
+      </w:r>
+      <w:r>
+        <w:t xml:space="preserve">sobre todo ganho com cripto. Na comissão, o relator chegou a propor</w:t>
+      </w:r>
+      <w:r>
+        <w:t xml:space="preserve"> </w:t>
+      </w:r>
+      <w:r>
+        <w:rPr>
+          <w:bCs/>
+          <w:b/>
+        </w:rPr>
+        <w:t xml:space="preserve">18%</w:t>
+      </w:r>
+      <w:r>
+        <w:t xml:space="preserve">.</w:t>
+      </w:r>
+    </w:p>
+    <w:p>
+      <w:pPr>
+        <w:pStyle w:val="BodyText"/>
+      </w:pPr>
+      <w:r>
+        <w:rPr>
+          <w:bCs/>
+          <w:b/>
+        </w:rPr>
+        <w:t xml:space="preserve">O Congresso não votou a tempo e a MP caducou.</w:t>
+      </w:r>
+      <w:r>
+        <w:t xml:space="preserve"> </w:t>
+      </w:r>
+      <w:r>
+        <w:t xml:space="preserve">As regras antigas continuam valendo, com isenção de até R$ 35 mil por mês.</w:t>
+      </w:r>
+    </w:p>
+    <w:p>
+      <w:pPr>
+        <w:pStyle w:val="BodyText"/>
+      </w:pPr>
+      <w:r>
+        <w:rPr>
+          <w:bCs/>
+          <w:b/>
+        </w:rPr>
+        <w:t xml:space="preserve">Mas a fila de impostos não acabou.</w:t>
+      </w:r>
+      <w:r>
+        <w:t xml:space="preserve"> </w:t>
+      </w:r>
+      <w:r>
+        <w:t xml:space="preserve">Mais 4 anos significam mais tentativas. Acompanhe no grupo VIP: avisamos no dia em que algo mudar.</w:t>
+      </w:r>
+    </w:p>
+    <w:p>
+      <w:pPr>
+        <w:pStyle w:val="BodyText"/>
+      </w:pPr>
+      <w:r>
+        <w:t xml:space="preserve">Hoje o Congresso segurou. Amanhã, quem sabe?</w:t>
+      </w:r>
+    </w:p>
+    <w:bookmarkEnd w:id="242"/>
+    <w:p>
+      <w:r>
+        <w:pict>
+          <v:rect style="width:0;height:1.5pt" o:hralign="center" o:hrstd="t" o:hr="t"/>
+        </w:pict>
+      </w:r>
+    </w:p>
+    <w:p>
+      <w:pPr>
+        <w:pStyle w:val="FirstParagraph"/>
+      </w:pPr>
+      <w:r>
+        <w:t xml:space="preserve">Declaração anual</w:t>
+      </w:r>
+    </w:p>
+    <w:bookmarkStart w:id="243" w:name="onde-o-usdt-entra-na-sua-declaração"/>
+    <w:p>
+      <w:pPr>
+        <w:pStyle w:val="Heading2"/>
+      </w:pPr>
+      <w:r>
+        <w:t xml:space="preserve">Onde o USDT entra na sua declaração</w:t>
+      </w:r>
+    </w:p>
+    <w:tbl>
+      <w:tblPr>
+        <w:tblStyle w:val="Table"/>
+        <w:tblW w:type="auto" w:w="0"/>
+        <w:tblLook w:firstRow="0" w:lastRow="0" w:firstColumn="0" w:lastColumn="0" w:noHBand="0" w:noVBand="0" w:val="0000"/>
+        <w:jc w:val="start"/>
+      </w:tblPr>
+      <w:tblGrid>
+        <w:gridCol w:w="3960"/>
+        <w:gridCol w:w="3960"/>
+      </w:tblGrid>
+      <w:tr>
+        <w:tc>
+          <w:tcPr/>
+          <w:p>
+            <w:pPr>
+              <w:pStyle w:val="Compact"/>
+              <w:jc w:val="left"/>
+            </w:pPr>
+            <w:r>
+              <w:t xml:space="preserve">Ficha</w:t>
+            </w:r>
+          </w:p>
+        </w:tc>
+        <w:tc>
+          <w:tcPr/>
+          <w:p>
+            <w:pPr>
+              <w:pStyle w:val="Compact"/>
+              <w:jc w:val="left"/>
+            </w:pPr>
+            <w:r>
+              <w:t xml:space="preserve">O que lançar</w:t>
+            </w:r>
+          </w:p>
+        </w:tc>
+      </w:tr>
+      <w:tr>
+        <w:tc>
+          <w:tcPr/>
+          <w:p>
+            <w:pPr>
+              <w:pStyle w:val="Compact"/>
+              <w:jc w:val="left"/>
+            </w:pPr>
+            <w:r>
+              <w:rPr>
+                <w:bCs/>
+                <w:b/>
+              </w:rPr>
+              <w:t xml:space="preserve">Bens e Direitos</w:t>
+            </w:r>
+          </w:p>
+        </w:tc>
+        <w:tc>
+          <w:tcPr/>
+          <w:p>
+            <w:pPr>
+              <w:pStyle w:val="Compact"/>
+              <w:jc w:val="left"/>
+            </w:pPr>
+            <w:r>
+              <w:t xml:space="preserve">Grupo 08 · Criptoativos</w:t>
+            </w:r>
+          </w:p>
+        </w:tc>
+      </w:tr>
+      <w:tr>
+        <w:tc>
+          <w:tcPr/>
+          <w:p>
+            <w:pPr>
+              <w:pStyle w:val="Compact"/>
+              <w:jc w:val="left"/>
+            </w:pPr>
+            <w:r>
+              <w:rPr>
+                <w:bCs/>
+                <w:b/>
+              </w:rPr>
+              <w:t xml:space="preserve">Código</w:t>
+            </w:r>
+          </w:p>
+        </w:tc>
+        <w:tc>
+          <w:tcPr/>
+          <w:p>
+            <w:pPr>
+              <w:pStyle w:val="Compact"/>
+              <w:jc w:val="left"/>
+            </w:pPr>
+            <w:r>
+              <w:t xml:space="preserve">Stablecoins (USDT, USDC) têm código próprio: a maioria dos guias indica o</w:t>
+            </w:r>
+            <w:r>
+              <w:t xml:space="preserve"> </w:t>
+            </w:r>
+            <w:r>
+              <w:rPr>
+                <w:bCs/>
+                <w:b/>
+              </w:rPr>
+              <w:t xml:space="preserve">03</w:t>
+            </w:r>
+          </w:p>
+        </w:tc>
+      </w:tr>
+      <w:tr>
+        <w:tc>
+          <w:tcPr/>
+          <w:p>
+            <w:pPr>
+              <w:pStyle w:val="Compact"/>
+              <w:jc w:val="left"/>
+            </w:pPr>
+            <w:r>
+              <w:rPr>
+                <w:bCs/>
+                <w:b/>
+              </w:rPr>
+              <w:t xml:space="preserve">Obrigatório quando</w:t>
+            </w:r>
+          </w:p>
+        </w:tc>
+        <w:tc>
+          <w:tcPr/>
+          <w:p>
+            <w:pPr>
+              <w:pStyle w:val="Compact"/>
+              <w:jc w:val="left"/>
+            </w:pPr>
+            <w:r>
+              <w:t xml:space="preserve">O custo de aquisição do criptoativo for de</w:t>
+            </w:r>
+            <w:r>
+              <w:t xml:space="preserve"> </w:t>
+            </w:r>
+            <w:r>
+              <w:rPr>
+                <w:bCs/>
+                <w:b/>
+              </w:rPr>
+              <w:t xml:space="preserve">R$ 5 mil ou mais</w:t>
+            </w:r>
+          </w:p>
+        </w:tc>
+      </w:tr>
+      <w:tr>
+        <w:tc>
+          <w:tcPr/>
+          <w:p>
+            <w:pPr>
+              <w:pStyle w:val="Compact"/>
+              <w:jc w:val="left"/>
+            </w:pPr>
+            <w:r>
+              <w:rPr>
+                <w:bCs/>
+                <w:b/>
+              </w:rPr>
+              <w:t xml:space="preserve">Valor</w:t>
+            </w:r>
+          </w:p>
+        </w:tc>
+        <w:tc>
+          <w:tcPr/>
+          <w:p>
+            <w:pPr>
+              <w:pStyle w:val="Compact"/>
+              <w:jc w:val="left"/>
+            </w:pPr>
+            <w:r>
+              <w:t xml:space="preserve">O</w:t>
+            </w:r>
+            <w:r>
+              <w:t xml:space="preserve"> </w:t>
+            </w:r>
+            <w:r>
+              <w:rPr>
+                <w:bCs/>
+                <w:b/>
+              </w:rPr>
+              <w:t xml:space="preserve">custo de aquisição</w:t>
+            </w:r>
+            <w:r>
+              <w:t xml:space="preserve">, não o valor de mercado</w:t>
+            </w:r>
+          </w:p>
+        </w:tc>
+      </w:tr>
+    </w:tbl>
+    <w:p>
+      <w:pPr>
+        <w:pStyle w:val="BodyText"/>
+      </w:pPr>
+      <w:r>
+        <w:rPr>
+          <w:bCs/>
+          <w:b/>
+        </w:rPr>
+        <w:t xml:space="preserve">Atenção:</w:t>
+      </w:r>
+      <w:r>
+        <w:t xml:space="preserve"> </w:t>
+      </w:r>
+      <w:r>
+        <w:t xml:space="preserve">alguns guias apontam outro código para stablecoin. Confira no programa do IRPF do ano antes de enviar. Stablecoin</w:t>
+      </w:r>
+      <w:r>
+        <w:t xml:space="preserve"> </w:t>
+      </w:r>
+      <w:r>
+        <w:rPr>
+          <w:bCs/>
+          <w:b/>
+        </w:rPr>
+        <w:t xml:space="preserve">não</w:t>
+      </w:r>
+      <w:r>
+        <w:t xml:space="preserve"> </w:t>
+      </w:r>
+      <w:r>
+        <w:t xml:space="preserve">é lançada como moeda estrangeira.</w:t>
+      </w:r>
+    </w:p>
+    <w:p>
+      <w:pPr>
+        <w:pStyle w:val="BodyText"/>
+      </w:pPr>
+      <w:r>
+        <w:t xml:space="preserve">Abra o programa do IRPF e localize o grupo 08. Só para conhecer a tela.</w:t>
+      </w:r>
+    </w:p>
+    <w:bookmarkEnd w:id="243"/>
+    <w:p>
+      <w:r>
+        <w:pict>
+          <v:rect style="width:0;height:1.5pt" o:hralign="center" o:hrstd="t" o:hr="t"/>
+        </w:pict>
+      </w:r>
+    </w:p>
+    <w:bookmarkStart w:id="247" w:name="exchange-estrangeira-e-decripto"/>
+    <w:p>
+      <w:pPr>
+        <w:pStyle w:val="Heading2"/>
+      </w:pPr>
+      <w:r>
+        <w:t xml:space="preserve">Exchange estrangeira e DeCripto</w:t>
+      </w:r>
+    </w:p>
+    <w:bookmarkStart w:id="244" w:name="exchange-no-exterior"/>
+    <w:p>
+      <w:pPr>
+        <w:pStyle w:val="Heading3"/>
+      </w:pPr>
+      <w:r>
+        <w:t xml:space="preserve">Exchange no exterior</w:t>
+      </w:r>
+    </w:p>
+    <w:p>
+      <w:pPr>
+        <w:pStyle w:val="FirstParagraph"/>
+      </w:pPr>
+      <w:r>
+        <w:t xml:space="preserve">As regras são diferentes das da exchange brasileira, e as fontes divergem sobre a isenção mensal.</w:t>
+      </w:r>
+      <w:r>
+        <w:t xml:space="preserve"> </w:t>
+      </w:r>
+      <w:r>
+        <w:rPr>
+          <w:bCs/>
+          <w:b/>
+        </w:rPr>
+        <w:t xml:space="preserve">Não presuma isenção.</w:t>
+      </w:r>
+      <w:r>
+        <w:t xml:space="preserve"> </w:t>
+      </w:r>
+      <w:r>
+        <w:t xml:space="preserve">Fale com um contador antes de vender valores altos fora do Brasil.</w:t>
+      </w:r>
+    </w:p>
+    <w:bookmarkEnd w:id="244"/>
+    <w:bookmarkStart w:id="245" w:name="decripto"/>
+    <w:p>
+      <w:pPr>
+        <w:pStyle w:val="Heading3"/>
+      </w:pPr>
+      <w:r>
+        <w:t xml:space="preserve">DeCripto</w:t>
+      </w:r>
+    </w:p>
+    <w:p>
+      <w:pPr>
+        <w:pStyle w:val="FirstParagraph"/>
+      </w:pPr>
+      <w:r>
+        <w:t xml:space="preserve">A</w:t>
+      </w:r>
+      <w:r>
+        <w:t xml:space="preserve"> </w:t>
+      </w:r>
+      <w:r>
+        <w:rPr>
+          <w:bCs/>
+          <w:b/>
+        </w:rPr>
+        <w:t xml:space="preserve">IN RFB 2.291/2025</w:t>
+      </w:r>
+      <w:r>
+        <w:t xml:space="preserve"> </w:t>
+      </w:r>
+      <w:r>
+        <w:t xml:space="preserve">criou a</w:t>
+      </w:r>
+      <w:r>
+        <w:t xml:space="preserve"> </w:t>
+      </w:r>
+      <w:r>
+        <w:rPr>
+          <w:bCs/>
+          <w:b/>
+        </w:rPr>
+        <w:t xml:space="preserve">Declaração de Criptoativos (DeCripto)</w:t>
+      </w:r>
+      <w:r>
+        <w:t xml:space="preserve">, que substitui a antiga IN 1.888/2019. As exchanges brasileiras informam suas operações à Receita. Quem opera por fora pode ter de declarar por conta própria.</w:t>
+      </w:r>
+    </w:p>
+    <w:bookmarkEnd w:id="245"/>
+    <w:bookmarkStart w:id="246" w:name="lei-14.7542023"/>
+    <w:p>
+      <w:pPr>
+        <w:pStyle w:val="Heading3"/>
+      </w:pPr>
+      <w:r>
+        <w:t xml:space="preserve">Lei 14.754/2023</w:t>
+      </w:r>
+    </w:p>
+    <w:p>
+      <w:pPr>
+        <w:pStyle w:val="FirstParagraph"/>
+      </w:pPr>
+      <w:r>
+        <w:t xml:space="preserve">Rendimentos de</w:t>
+      </w:r>
+      <w:r>
+        <w:t xml:space="preserve"> </w:t>
+      </w:r>
+      <w:r>
+        <w:rPr>
+          <w:bCs/>
+          <w:b/>
+        </w:rPr>
+        <w:t xml:space="preserve">aplicações financeiras no exterior</w:t>
+      </w:r>
+      <w:r>
+        <w:t xml:space="preserve"> </w:t>
+      </w:r>
+      <w:r>
+        <w:t xml:space="preserve">de pessoa física pagam</w:t>
+      </w:r>
+      <w:r>
+        <w:t xml:space="preserve"> </w:t>
+      </w:r>
+      <w:r>
+        <w:rPr>
+          <w:bCs/>
+          <w:b/>
+        </w:rPr>
+        <w:t xml:space="preserve">15% ao ano</w:t>
+      </w:r>
+      <w:r>
+        <w:t xml:space="preserve">. Se você deixar dinheiro rendendo fora, isso pode se aplicar.</w:t>
+      </w:r>
+    </w:p>
+    <w:bookmarkEnd w:id="246"/>
+    <w:bookmarkEnd w:id="247"/>
+    <w:p>
+      <w:r>
+        <w:pict>
+          <v:rect style="width:0;height:1.5pt" o:hralign="center" o:hrstd="t" o:hr="t"/>
+        </w:pict>
+      </w:r>
+    </w:p>
+    <w:p>
+      <w:pPr>
+        <w:pStyle w:val="FirstParagraph"/>
+      </w:pPr>
+      <w:r>
+        <w:t xml:space="preserve">Exemplo</w:t>
+      </w:r>
+    </w:p>
+    <w:bookmarkStart w:id="248" w:name="o-método-gera-imposto"/>
+    <w:p>
+      <w:pPr>
+        <w:pStyle w:val="Heading2"/>
+      </w:pPr>
+      <w:r>
+        <w:t xml:space="preserve">O método gera imposto?</w:t>
+      </w:r>
+    </w:p>
+    <w:p>
+      <w:pPr>
+        <w:pStyle w:val="FirstParagraph"/>
+      </w:pPr>
+      <w:r>
+        <w:t xml:space="preserve">No Método USDT você</w:t>
+      </w:r>
+      <w:r>
+        <w:t xml:space="preserve"> </w:t>
+      </w:r>
+      <w:r>
+        <w:rPr>
+          <w:bCs/>
+          <w:b/>
+        </w:rPr>
+        <w:t xml:space="preserve">compra</w:t>
+      </w:r>
+      <w:r>
+        <w:t xml:space="preserve"> </w:t>
+      </w:r>
+      <w:r>
+        <w:t xml:space="preserve">USDT e depois</w:t>
+      </w:r>
+      <w:r>
+        <w:t xml:space="preserve"> </w:t>
+      </w:r>
+      <w:r>
+        <w:rPr>
+          <w:bCs/>
+          <w:b/>
+        </w:rPr>
+        <w:t xml:space="preserve">vende</w:t>
+      </w:r>
+      <w:r>
+        <w:t xml:space="preserve">. Se vender pelo mesmo valor em dólar, o ganho em reais costuma ser pequeno. Mesmo assim, a venda acontece e precisa ser registrada.</w:t>
+      </w:r>
+    </w:p>
+    <w:tbl>
+      <w:tblPr>
+        <w:tblStyle w:val="Table"/>
+        <w:tblW w:type="auto" w:w="0"/>
+        <w:tblLook w:firstRow="0" w:lastRow="0" w:firstColumn="0" w:lastColumn="0" w:noHBand="0" w:noVBand="0" w:val="0000"/>
+        <w:jc w:val="start"/>
+      </w:tblPr>
+      <w:tblGrid>
+        <w:gridCol w:w="3960"/>
+        <w:gridCol w:w="3960"/>
+      </w:tblGrid>
+      <w:tr>
+        <w:tc>
+          <w:tcPr/>
+          <w:p>
+            <w:pPr>
+              <w:pStyle w:val="Compact"/>
+              <w:jc w:val="left"/>
+            </w:pPr>
+            <w:r>
+              <w:t xml:space="preserve">Situação</w:t>
+            </w:r>
+          </w:p>
+        </w:tc>
+        <w:tc>
+          <w:tcPr/>
+          <w:p>
+            <w:pPr>
+              <w:pStyle w:val="Compact"/>
+              <w:jc w:val="left"/>
+            </w:pPr>
+            <w:r>
+              <w:t xml:space="preserve">O que fazer</w:t>
+            </w:r>
+          </w:p>
+        </w:tc>
+      </w:tr>
+      <w:tr>
+        <w:tc>
+          <w:tcPr/>
+          <w:p>
+            <w:pPr>
+              <w:pStyle w:val="Compact"/>
+              <w:jc w:val="left"/>
+            </w:pPr>
+            <w:r>
+              <w:t xml:space="preserve">Vendas em exchange brasileira até R$ 35 mil no mês</w:t>
+            </w:r>
+          </w:p>
+        </w:tc>
+        <w:tc>
+          <w:tcPr/>
+          <w:p>
+            <w:pPr>
+              <w:pStyle w:val="Compact"/>
+              <w:jc w:val="left"/>
+            </w:pPr>
+            <w:r>
+              <w:t xml:space="preserve">Ganho isento. Registre na pasta fiscal</w:t>
+            </w:r>
+          </w:p>
+        </w:tc>
+      </w:tr>
+      <w:tr>
+        <w:tc>
+          <w:tcPr/>
+          <w:p>
+            <w:pPr>
+              <w:pStyle w:val="Compact"/>
+              <w:jc w:val="left"/>
+            </w:pPr>
+            <w:r>
+              <w:t xml:space="preserve">Vendas acima de R$ 35 mil no mês, com ganho</w:t>
+            </w:r>
+          </w:p>
+        </w:tc>
+        <w:tc>
+          <w:tcPr/>
+          <w:p>
+            <w:pPr>
+              <w:pStyle w:val="Compact"/>
+              <w:jc w:val="left"/>
+            </w:pPr>
+            <w:r>
+              <w:t xml:space="preserve">Calcule no GCAP e pague o DARF</w:t>
+            </w:r>
+          </w:p>
+        </w:tc>
+      </w:tr>
+      <w:tr>
+        <w:tc>
+          <w:tcPr/>
+          <w:p>
+            <w:pPr>
+              <w:pStyle w:val="Compact"/>
+              <w:jc w:val="left"/>
+            </w:pPr>
+            <w:r>
+              <w:t xml:space="preserve">Venda no exterior (P2P na Bolívia)</w:t>
+            </w:r>
+          </w:p>
+        </w:tc>
+        <w:tc>
+          <w:tcPr/>
+          <w:p>
+            <w:pPr>
+              <w:pStyle w:val="Compact"/>
+              <w:jc w:val="left"/>
+            </w:pPr>
+            <w:r>
+              <w:t xml:space="preserve">Regra própria: confirme com contador</w:t>
+            </w:r>
+          </w:p>
+        </w:tc>
+      </w:tr>
+      <w:tr>
+        <w:tc>
+          <w:tcPr/>
+          <w:p>
+            <w:pPr>
+              <w:pStyle w:val="Compact"/>
+              <w:jc w:val="left"/>
+            </w:pPr>
+            <w:r>
+              <w:t xml:space="preserve">Saldo de USDT em 31/12 com custo ≥ R$ 5 mil</w:t>
+            </w:r>
+          </w:p>
+        </w:tc>
+        <w:tc>
+          <w:tcPr/>
+          <w:p>
+            <w:pPr>
+              <w:pStyle w:val="Compact"/>
+              <w:jc w:val="left"/>
+            </w:pPr>
+            <w:r>
+              <w:t xml:space="preserve">Declare em Bens e Direitos</w:t>
+            </w:r>
+          </w:p>
+        </w:tc>
+      </w:tr>
+    </w:tbl>
+    <w:p>
+      <w:pPr>
+        <w:pStyle w:val="BodyText"/>
+      </w:pPr>
+      <w:r>
+        <w:rPr>
+          <w:bCs/>
+          <w:b/>
+        </w:rPr>
+        <w:t xml:space="preserve">Este curso não substitui um contador.</w:t>
+      </w:r>
+      <w:r>
+        <w:t xml:space="preserve"> </w:t>
+      </w:r>
+      <w:r>
+        <w:t xml:space="preserve">Para valores altos, pague 1 hora de consultoria. Sai muito mais barato que uma multa.</w:t>
+      </w:r>
+    </w:p>
+    <w:bookmarkEnd w:id="248"/>
+    <w:p>
+      <w:r>
+        <w:pict>
+          <v:rect style="width:0;height:1.5pt" o:hralign="center" o:hrstd="t" o:hr="t"/>
+        </w:pict>
+      </w:r>
+    </w:p>
+    <w:p>
+      <w:pPr>
+        <w:pStyle w:val="FirstParagraph"/>
+      </w:pPr>
+      <w:r>
+        <w:t xml:space="preserve">IOF e stablecoin</w:t>
+      </w:r>
+    </w:p>
+    <w:bookmarkStart w:id="250" w:name="hoje-sem-iof.-amanhã-quem-sabe."/>
+    <w:p>
+      <w:pPr>
+        <w:pStyle w:val="Heading1"/>
+      </w:pPr>
+      <w:r>
+        <w:t xml:space="preserve">Hoje sem IOF. Amanhã, quem sabe.</w:t>
+      </w:r>
+    </w:p>
+    <w:tbl>
+      <w:tblPr>
+        <w:tblStyle w:val="Table"/>
+        <w:tblW w:type="auto" w:w="0"/>
+        <w:tblLook w:firstRow="0" w:lastRow="0" w:firstColumn="0" w:lastColumn="0" w:noHBand="0" w:noVBand="0" w:val="0000"/>
+        <w:jc w:val="start"/>
+      </w:tblPr>
+      <w:tblGrid>
+        <w:gridCol w:w="3960"/>
+        <w:gridCol w:w="3960"/>
+      </w:tblGrid>
+      <w:tr>
+        <w:tc>
+          <w:tcPr/>
+          <w:p>
+            <w:pPr>
+              <w:pStyle w:val="Compact"/>
+              <w:jc w:val="left"/>
+            </w:pPr>
+            <w:r>
+              <w:t xml:space="preserve">Ponto</w:t>
+            </w:r>
+          </w:p>
+        </w:tc>
+        <w:tc>
+          <w:tcPr/>
+          <w:p>
+            <w:pPr>
+              <w:pStyle w:val="Compact"/>
+              <w:jc w:val="left"/>
+            </w:pPr>
+            <w:r>
+              <w:t xml:space="preserve">Situação (out/2026)</w:t>
+            </w:r>
+          </w:p>
+        </w:tc>
+      </w:tr>
+      <w:tr>
+        <w:tc>
+          <w:tcPr/>
+          <w:p>
+            <w:pPr>
+              <w:pStyle w:val="Compact"/>
+              <w:jc w:val="left"/>
+            </w:pPr>
+            <w:r>
+              <w:t xml:space="preserve">IOF na compra de USDT</w:t>
+            </w:r>
+          </w:p>
+        </w:tc>
+        <w:tc>
+          <w:tcPr/>
+          <w:p>
+            <w:pPr>
+              <w:pStyle w:val="Compact"/>
+              <w:jc w:val="left"/>
+            </w:pPr>
+            <w:r>
+              <w:t xml:space="preserve">Não cobrado automaticamente</w:t>
+            </w:r>
+          </w:p>
+        </w:tc>
+      </w:tr>
+      <w:tr>
+        <w:tc>
+          <w:tcPr/>
+          <w:p>
+            <w:pPr>
+              <w:pStyle w:val="Compact"/>
+              <w:jc w:val="left"/>
+            </w:pPr>
+            <w:r>
+              <w:t xml:space="preserve">Classificação do BC</w:t>
+            </w:r>
+          </w:p>
+        </w:tc>
+        <w:tc>
+          <w:tcPr/>
+          <w:p>
+            <w:pPr>
+              <w:pStyle w:val="Compact"/>
+              <w:jc w:val="left"/>
+            </w:pPr>
+            <w:r>
+              <w:t xml:space="preserve">Stablecoin internacional = operação de câmbio (Res. 521)</w:t>
+            </w:r>
+          </w:p>
+        </w:tc>
+      </w:tr>
+      <w:tr>
+        <w:tc>
+          <w:tcPr/>
+          <w:p>
+            <w:pPr>
+              <w:pStyle w:val="Compact"/>
+              <w:jc w:val="left"/>
+            </w:pPr>
+            <w:r>
+              <w:t xml:space="preserve">Proposta da Receita</w:t>
+            </w:r>
+          </w:p>
+        </w:tc>
+        <w:tc>
+          <w:tcPr/>
+          <w:p>
+            <w:pPr>
+              <w:pStyle w:val="Compact"/>
+              <w:jc w:val="left"/>
+            </w:pPr>
+            <w:r>
+              <w:t xml:space="preserve">3,5% acima de R$ 10 mil/mês para pessoa física (minuta)</w:t>
+            </w:r>
+          </w:p>
+        </w:tc>
+      </w:tr>
+      <w:tr>
+        <w:tc>
+          <w:tcPr/>
+          <w:p>
+            <w:pPr>
+              <w:pStyle w:val="Compact"/>
+              <w:jc w:val="left"/>
+            </w:pPr>
+            <w:r>
+              <w:t xml:space="preserve">Decreto</w:t>
+            </w:r>
+          </w:p>
+        </w:tc>
+        <w:tc>
+          <w:tcPr/>
+          <w:p>
+            <w:pPr>
+              <w:pStyle w:val="Compact"/>
+              <w:jc w:val="left"/>
+            </w:pPr>
+            <w:r>
+              <w:t xml:space="preserve">Não publicado até out/2026; consulta pública adiada</w:t>
+            </w:r>
+          </w:p>
+        </w:tc>
+      </w:tr>
+    </w:tbl>
+    <w:bookmarkStart w:id="249" w:name="como-acompanhar"/>
+    <w:p>
+      <w:pPr>
+        <w:pStyle w:val="Heading3"/>
+      </w:pPr>
+      <w:r>
+        <w:t xml:space="preserve">Como acompanhar</w:t>
+      </w:r>
+    </w:p>
+    <w:p>
+      <w:pPr>
+        <w:numPr>
+          <w:ilvl w:val="0"/>
+          <w:numId w:val="1083"/>
+        </w:numPr>
+        <w:pStyle w:val="Compact"/>
+      </w:pPr>
+      <w:r>
+        <w:t xml:space="preserve">Grupo VIP: avisamos no dia</w:t>
+      </w:r>
+    </w:p>
+    <w:p>
+      <w:pPr>
+        <w:numPr>
+          <w:ilvl w:val="0"/>
+          <w:numId w:val="1083"/>
+        </w:numPr>
+        <w:pStyle w:val="Compact"/>
+      </w:pPr>
+      <w:r>
+        <w:t xml:space="preserve">Notícias em Gazeta do Povo, Poder360 e Revista Oeste</w:t>
+      </w:r>
+    </w:p>
+    <w:p>
+      <w:pPr>
+        <w:numPr>
+          <w:ilvl w:val="0"/>
+          <w:numId w:val="1083"/>
+        </w:numPr>
+        <w:pStyle w:val="Compact"/>
+      </w:pPr>
+      <w:r>
+        <w:t xml:space="preserve">Diário Oficial da União (decretos de IOF)</w:t>
+      </w:r>
+    </w:p>
+    <w:bookmarkEnd w:id="249"/>
+    <w:bookmarkEnd w:id="250"/>
+    <w:p>
+      <w:r>
+        <w:pict>
+          <v:rect style="width:0;height:1.5pt" o:hralign="center" o:hrstd="t" o:hr="t"/>
+        </w:pict>
+      </w:r>
+    </w:p>
+    <w:p>
+      <w:pPr>
+        <w:pStyle w:val="FirstParagraph"/>
+      </w:pPr>
+      <w:r>
+        <w:t xml:space="preserve">Saída Definitiva</w:t>
+      </w:r>
+    </w:p>
+    <w:bookmarkStart w:id="251" w:name="mudou-de-vez-avise-a-receita."/>
+    <w:p>
+      <w:pPr>
+        <w:pStyle w:val="Heading1"/>
+      </w:pPr>
+      <w:r>
+        <w:t xml:space="preserve">Mudou de vez? Avise a Receita.</w:t>
+      </w:r>
+    </w:p>
+    <w:p>
+      <w:pPr>
+        <w:pStyle w:val="FirstParagraph"/>
+      </w:pPr>
+      <w:r>
+        <w:t xml:space="preserve">Quem passa a morar fora do Brasil precisa fazer</w:t>
+      </w:r>
+      <w:r>
+        <w:t xml:space="preserve"> </w:t>
+      </w:r>
+      <w:r>
+        <w:rPr>
+          <w:bCs/>
+          <w:b/>
+        </w:rPr>
+        <w:t xml:space="preserve">duas coisas diferentes</w:t>
+      </w:r>
+      <w:r>
+        <w:t xml:space="preserve">:</w:t>
+      </w:r>
+    </w:p>
+    <w:tbl>
+      <w:tblPr>
+        <w:tblStyle w:val="Table"/>
+        <w:tblW w:type="auto" w:w="0"/>
+        <w:tblLook w:firstRow="0" w:lastRow="0" w:firstColumn="0" w:lastColumn="0" w:noHBand="0" w:noVBand="0" w:val="0000"/>
+        <w:jc w:val="start"/>
+      </w:tblPr>
+      <w:tblGrid>
+        <w:gridCol w:w="2640"/>
+        <w:gridCol w:w="2640"/>
+        <w:gridCol w:w="2640"/>
+      </w:tblGrid>
+      <w:tr>
+        <w:tc>
+          <w:tcPr/>
+          <w:p>
+            <w:pPr>
+              <w:pStyle w:val="Compact"/>
+              <w:jc w:val="left"/>
+            </w:pPr>
+            <w:r>
+              <w:t xml:space="preserve">Obrigação</w:t>
+            </w:r>
+          </w:p>
+        </w:tc>
+        <w:tc>
+          <w:tcPr/>
+          <w:p>
+            <w:pPr>
+              <w:pStyle w:val="Compact"/>
+              <w:jc w:val="left"/>
+            </w:pPr>
+            <w:r>
+              <w:t xml:space="preserve">Prazo</w:t>
+            </w:r>
+          </w:p>
+        </w:tc>
+        <w:tc>
+          <w:tcPr/>
+          <w:p>
+            <w:pPr>
+              <w:pStyle w:val="Compact"/>
+              <w:jc w:val="left"/>
+            </w:pPr>
+            <w:r>
+              <w:t xml:space="preserve">Onde</w:t>
+            </w:r>
+          </w:p>
+        </w:tc>
+      </w:tr>
+      <w:tr>
+        <w:tc>
+          <w:tcPr/>
+          <w:p>
+            <w:pPr>
+              <w:pStyle w:val="Compact"/>
+              <w:jc w:val="left"/>
+            </w:pPr>
+            <w:r>
+              <w:rPr>
+                <w:bCs/>
+                <w:b/>
+              </w:rPr>
+              <w:t xml:space="preserve">Comunicação</w:t>
+            </w:r>
+            <w:r>
+              <w:t xml:space="preserve"> </w:t>
+            </w:r>
+            <w:r>
+              <w:t xml:space="preserve">de Saída Definitiva</w:t>
+            </w:r>
+          </w:p>
+        </w:tc>
+        <w:tc>
+          <w:tcPr/>
+          <w:p>
+            <w:pPr>
+              <w:pStyle w:val="Compact"/>
+              <w:jc w:val="left"/>
+            </w:pPr>
+            <w:r>
+              <w:t xml:space="preserve">Até o último dia útil de</w:t>
+            </w:r>
+            <w:r>
+              <w:t xml:space="preserve"> </w:t>
+            </w:r>
+            <w:r>
+              <w:rPr>
+                <w:bCs/>
+                <w:b/>
+              </w:rPr>
+              <w:t xml:space="preserve">fevereiro</w:t>
+            </w:r>
+            <w:r>
+              <w:t xml:space="preserve"> </w:t>
+            </w:r>
+            <w:r>
+              <w:t xml:space="preserve">do ano seguinte à saída</w:t>
+            </w:r>
+          </w:p>
+        </w:tc>
+        <w:tc>
+          <w:tcPr/>
+          <w:p>
+            <w:pPr>
+              <w:pStyle w:val="Compact"/>
+              <w:jc w:val="left"/>
+            </w:pPr>
+            <w:r>
+              <w:t xml:space="preserve">e-CAC</w:t>
+            </w:r>
+          </w:p>
+        </w:tc>
+      </w:tr>
+      <w:tr>
+        <w:tc>
+          <w:tcPr/>
+          <w:p>
+            <w:pPr>
+              <w:pStyle w:val="Compact"/>
+              <w:jc w:val="left"/>
+            </w:pPr>
+            <w:r>
+              <w:rPr>
+                <w:bCs/>
+                <w:b/>
+              </w:rPr>
+              <w:t xml:space="preserve">Declaração</w:t>
+            </w:r>
+            <w:r>
+              <w:t xml:space="preserve"> </w:t>
+            </w:r>
+            <w:r>
+              <w:t xml:space="preserve">de Saída Definitiva</w:t>
+            </w:r>
+          </w:p>
+        </w:tc>
+        <w:tc>
+          <w:tcPr/>
+          <w:p>
+            <w:pPr>
+              <w:pStyle w:val="Compact"/>
+              <w:jc w:val="left"/>
+            </w:pPr>
+            <w:r>
+              <w:t xml:space="preserve">No prazo da declaração anual do IR</w:t>
+            </w:r>
+          </w:p>
+        </w:tc>
+        <w:tc>
+          <w:tcPr/>
+          <w:p>
+            <w:pPr>
+              <w:pStyle w:val="Compact"/>
+              <w:jc w:val="left"/>
+            </w:pPr>
+            <w:r>
+              <w:t xml:space="preserve">Programa do IRPF</w:t>
+            </w:r>
+          </w:p>
+        </w:tc>
+      </w:tr>
+    </w:tbl>
+    <w:p>
+      <w:pPr>
+        <w:pStyle w:val="BodyText"/>
+      </w:pPr>
+      <w:r>
+        <w:rPr>
+          <w:bCs/>
+          <w:b/>
+        </w:rPr>
+        <w:t xml:space="preserve">Perdeu o prazo?</w:t>
+      </w:r>
+      <w:r>
+        <w:t xml:space="preserve"> </w:t>
+      </w:r>
+      <w:r>
+        <w:t xml:space="preserve">A regularização pode ser feita depois, de forma retroativa. Não deixe para lá.</w:t>
+      </w:r>
+    </w:p>
+    <w:p>
+      <w:pPr>
+        <w:pStyle w:val="BodyText"/>
+      </w:pPr>
+      <w:r>
+        <w:rPr>
+          <w:bCs/>
+          <w:b/>
+        </w:rPr>
+        <w:t xml:space="preserve">Quando comunicar:</w:t>
+      </w:r>
+      <w:r>
+        <w:t xml:space="preserve"> </w:t>
+      </w:r>
+      <w:r>
+        <w:t xml:space="preserve">virar “não residente” muda a sua vida fiscal no Brasil. Decida com um contador e só depois de ter a residência no novo país (capítulo 7.3).</w:t>
+      </w:r>
+    </w:p>
+    <w:bookmarkEnd w:id="251"/>
+    <w:p>
+      <w:r>
+        <w:pict>
+          <v:rect style="width:0;height:1.5pt" o:hralign="center" o:hrstd="t" o:hr="t"/>
+        </w:pict>
+      </w:r>
+    </w:p>
+    <w:bookmarkStart w:id="252" w:name="passo-a-passo-da-comunicação"/>
+    <w:p>
+      <w:pPr>
+        <w:pStyle w:val="Heading2"/>
+      </w:pPr>
+      <w:r>
+        <w:t xml:space="preserve">Passo a passo da Comunicação</w:t>
+      </w:r>
+    </w:p>
+    <w:p>
+      <w:pPr>
+        <w:numPr>
+          <w:ilvl w:val="0"/>
+          <w:numId w:val="1084"/>
+        </w:numPr>
+        <w:pStyle w:val="Compact"/>
+      </w:pPr>
+      <w:r>
+        <w:t xml:space="preserve">Entre no</w:t>
+      </w:r>
+      <w:r>
+        <w:t xml:space="preserve"> </w:t>
+      </w:r>
+      <w:r>
+        <w:rPr>
+          <w:bCs/>
+          <w:b/>
+        </w:rPr>
+        <w:t xml:space="preserve">e-CAC</w:t>
+      </w:r>
+      <w:r>
+        <w:t xml:space="preserve"> </w:t>
+      </w:r>
+      <w:r>
+        <w:t xml:space="preserve">com sua conta gov.br</w:t>
+      </w:r>
+    </w:p>
+    <w:p>
+      <w:pPr>
+        <w:numPr>
+          <w:ilvl w:val="0"/>
+          <w:numId w:val="1084"/>
+        </w:numPr>
+        <w:pStyle w:val="Compact"/>
+      </w:pPr>
+      <w:r>
+        <w:t xml:space="preserve">Procure o serviço</w:t>
+      </w:r>
+      <w:r>
+        <w:t xml:space="preserve"> </w:t>
+      </w:r>
+      <w:r>
+        <w:rPr>
+          <w:bCs/>
+          <w:b/>
+        </w:rPr>
+        <w:t xml:space="preserve">“Comunicação de Saída Definitiva do País”</w:t>
+      </w:r>
+    </w:p>
+    <w:p>
+      <w:pPr>
+        <w:numPr>
+          <w:ilvl w:val="0"/>
+          <w:numId w:val="1084"/>
+        </w:numPr>
+        <w:pStyle w:val="Compact"/>
+      </w:pPr>
+      <w:r>
+        <w:t xml:space="preserve">Preencha a data de saída e os dados pedidos</w:t>
+      </w:r>
+    </w:p>
+    <w:p>
+      <w:pPr>
+        <w:numPr>
+          <w:ilvl w:val="0"/>
+          <w:numId w:val="1084"/>
+        </w:numPr>
+        <w:pStyle w:val="Compact"/>
+      </w:pPr>
+      <w:r>
+        <w:t xml:space="preserve">Assine o</w:t>
+      </w:r>
+      <w:r>
+        <w:t xml:space="preserve"> </w:t>
+      </w:r>
+      <w:r>
+        <w:rPr>
+          <w:bCs/>
+          <w:b/>
+        </w:rPr>
+        <w:t xml:space="preserve">Termo de Responsabilidade</w:t>
+      </w:r>
+    </w:p>
+    <w:p>
+      <w:pPr>
+        <w:numPr>
+          <w:ilvl w:val="0"/>
+          <w:numId w:val="1084"/>
+        </w:numPr>
+        <w:pStyle w:val="Compact"/>
+      </w:pPr>
+      <w:r>
+        <w:t xml:space="preserve">Guarde o recibo na pasta fiscal</w:t>
+      </w:r>
+    </w:p>
+    <w:p>
+      <w:pPr>
+        <w:pStyle w:val="FirstParagraph"/>
+      </w:pPr>
+      <w:r>
+        <w:rPr>
+          <w:bCs/>
+          <w:b/>
+        </w:rPr>
+        <w:t xml:space="preserve">Depois:</w:t>
+      </w:r>
+      <w:r>
+        <w:t xml:space="preserve"> </w:t>
+      </w:r>
+      <w:r>
+        <w:t xml:space="preserve">entregue a</w:t>
+      </w:r>
+      <w:r>
+        <w:t xml:space="preserve"> </w:t>
+      </w:r>
+      <w:r>
+        <w:rPr>
+          <w:bCs/>
+          <w:b/>
+        </w:rPr>
+        <w:t xml:space="preserve">Declaração de Saída Definitiva</w:t>
+      </w:r>
+      <w:r>
+        <w:t xml:space="preserve"> </w:t>
+      </w:r>
+      <w:r>
+        <w:t xml:space="preserve">no prazo do IR do ano seguinte, pelo programa do IRPF.</w:t>
+      </w:r>
+    </w:p>
+    <w:p>
+      <w:pPr>
+        <w:pStyle w:val="BodyText"/>
+      </w:pPr>
+      <w:r>
+        <w:t xml:space="preserve">Sair do país pela porta da frente. Sem pendência para trás.</w:t>
+      </w:r>
+    </w:p>
+    <w:bookmarkEnd w:id="252"/>
+    <w:p>
+      <w:r>
+        <w:pict>
+          <v:rect style="width:0;height:1.5pt" o:hralign="center" o:hrstd="t" o:hr="t"/>
+        </w:pict>
+      </w:r>
+    </w:p>
+    <w:p>
+      <w:pPr>
+        <w:pStyle w:val="FirstParagraph"/>
+      </w:pPr>
+      <w:r>
+        <w:t xml:space="preserve">Grandes patrimônios</w:t>
+      </w:r>
+    </w:p>
+    <w:bookmarkStart w:id="253" w:name="us-1-milhão-lá-fora-declare-ao-bc."/>
+    <w:p>
+      <w:pPr>
+        <w:pStyle w:val="Heading1"/>
+      </w:pPr>
+      <w:r>
+        <w:t xml:space="preserve">US$ 1 milhão lá fora? Declare ao BC.</w:t>
+      </w:r>
+    </w:p>
+    <w:p>
+      <w:pPr>
+        <w:pStyle w:val="FirstParagraph"/>
+      </w:pPr>
+      <w:r>
+        <w:t xml:space="preserve">Residente no Brasil com</w:t>
+      </w:r>
+      <w:r>
+        <w:t xml:space="preserve"> </w:t>
+      </w:r>
+      <w:r>
+        <w:rPr>
+          <w:bCs/>
+          <w:b/>
+        </w:rPr>
+        <w:t xml:space="preserve">US$ 1 milhão ou mais</w:t>
+      </w:r>
+      <w:r>
+        <w:t xml:space="preserve"> </w:t>
+      </w:r>
+      <w:r>
+        <w:t xml:space="preserve">em ativos no exterior em</w:t>
+      </w:r>
+      <w:r>
+        <w:t xml:space="preserve"> </w:t>
+      </w:r>
+      <w:r>
+        <w:rPr>
+          <w:bCs/>
+          <w:b/>
+        </w:rPr>
+        <w:t xml:space="preserve">31 de dezembro</w:t>
+      </w:r>
+      <w:r>
+        <w:t xml:space="preserve"> </w:t>
+      </w:r>
+      <w:r>
+        <w:t xml:space="preserve">precisa entregar ao Banco Central a declaração de</w:t>
+      </w:r>
+      <w:r>
+        <w:t xml:space="preserve"> </w:t>
+      </w:r>
+      <w:r>
+        <w:rPr>
+          <w:bCs/>
+          <w:b/>
+        </w:rPr>
+        <w:t xml:space="preserve">Capitais Brasileiros no Exterior (CBE)</w:t>
+      </w:r>
+      <w:r>
+        <w:t xml:space="preserve">.</w:t>
+      </w:r>
+    </w:p>
+    <w:p>
+      <w:pPr>
+        <w:pStyle w:val="BodyText"/>
+      </w:pPr>
+      <w:r>
+        <w:t xml:space="preserve">US$ 1 mi</w:t>
+      </w:r>
+      <w:r>
+        <w:t xml:space="preserve">em 31/12: obriga a CBE anual</w:t>
+      </w:r>
+    </w:p>
+    <w:p>
+      <w:pPr>
+        <w:pStyle w:val="BodyText"/>
+      </w:pPr>
+      <w:r>
+        <w:t xml:space="preserve">15/fev a 5/abr</w:t>
+      </w:r>
+      <w:r>
+        <w:t xml:space="preserve">janela de entrega em 2026</w:t>
+      </w:r>
+    </w:p>
+    <w:p>
+      <w:pPr>
+        <w:pStyle w:val="BodyText"/>
+      </w:pPr>
+      <w:r>
+        <w:t xml:space="preserve">R$ 250 mil</w:t>
+      </w:r>
+      <w:r>
+        <w:t xml:space="preserve">multa máxima por não entregar ou errar</w:t>
+      </w:r>
+    </w:p>
+    <w:p>
+      <w:pPr>
+        <w:pStyle w:val="BodyText"/>
+      </w:pPr>
+      <w:r>
+        <w:t xml:space="preserve">Quem já fez a Saída Definitiva e deixou de ser residente não entra nessa regra. Confirme com seu contador.</w:t>
+      </w:r>
+    </w:p>
+    <w:bookmarkEnd w:id="253"/>
+    <w:p>
+      <w:r>
+        <w:pict>
+          <v:rect style="width:0;height:1.5pt" o:hralign="center" o:hrstd="t" o:hr="t"/>
+        </w:pict>
+      </w:r>
+    </w:p>
+    <w:p>
+      <w:pPr>
+        <w:pStyle w:val="FirstParagraph"/>
+      </w:pPr>
+      <w:r>
+        <w:t xml:space="preserve">Do lado boliviano</w:t>
+      </w:r>
+    </w:p>
+    <w:bookmarkStart w:id="254" w:name="X73f3d80235042a3ad7ede9e61c55d688fcccc4b"/>
+    <w:p>
+      <w:pPr>
+        <w:pStyle w:val="Heading1"/>
+      </w:pPr>
+      <w:r>
+        <w:t xml:space="preserve">Bolívia: regra de cripto ainda em construção</w:t>
+      </w:r>
+    </w:p>
+    <w:p>
+      <w:pPr>
+        <w:numPr>
+          <w:ilvl w:val="0"/>
+          <w:numId w:val="1085"/>
+        </w:numPr>
+        <w:pStyle w:val="Compact"/>
+      </w:pPr>
+      <w:r>
+        <w:t xml:space="preserve">Cripto é</w:t>
+      </w:r>
+      <w:r>
+        <w:t xml:space="preserve"> </w:t>
+      </w:r>
+      <w:r>
+        <w:rPr>
+          <w:bCs/>
+          <w:b/>
+        </w:rPr>
+        <w:t xml:space="preserve">legal</w:t>
+      </w:r>
+      <w:r>
+        <w:t xml:space="preserve"> </w:t>
+      </w:r>
+      <w:r>
+        <w:t xml:space="preserve">desde junho de 2024</w:t>
+      </w:r>
+    </w:p>
+    <w:p>
+      <w:pPr>
+        <w:numPr>
+          <w:ilvl w:val="0"/>
+          <w:numId w:val="1085"/>
+        </w:numPr>
+        <w:pStyle w:val="Compact"/>
+      </w:pPr>
+      <w:r>
+        <w:t xml:space="preserve">O Ministério da Economia juntou a supervisão de ativos virtuais ao controle dos mercados monetário e cambial e prepara um</w:t>
+      </w:r>
+      <w:r>
+        <w:t xml:space="preserve"> </w:t>
+      </w:r>
+      <w:r>
+        <w:rPr>
+          <w:bCs/>
+          <w:b/>
+        </w:rPr>
+        <w:t xml:space="preserve">marco regulatório</w:t>
+      </w:r>
+    </w:p>
+    <w:p>
+      <w:pPr>
+        <w:numPr>
+          <w:ilvl w:val="0"/>
+          <w:numId w:val="1085"/>
+        </w:numPr>
+        <w:pStyle w:val="Compact"/>
+      </w:pPr>
+      <w:r>
+        <w:t xml:space="preserve">Até out/2026, não localizamos regra específica do SIN (a Receita boliviana) sobre ganho de pessoa física com USDT</w:t>
+      </w:r>
+    </w:p>
+    <w:p>
+      <w:pPr>
+        <w:pStyle w:val="FirstParagraph"/>
+      </w:pPr>
+      <w:r>
+        <w:rPr>
+          <w:bCs/>
+          <w:b/>
+        </w:rPr>
+        <w:t xml:space="preserve">Na prática:</w:t>
+      </w:r>
+      <w:r>
+        <w:t xml:space="preserve"> </w:t>
+      </w:r>
+      <w:r>
+        <w:t xml:space="preserve">guarde todos os comprovantes de venda e de origem. Quando a regra sair, quem tem papel em ordem se adapta em 1 dia.</w:t>
+      </w:r>
+    </w:p>
+    <w:p>
+      <w:pPr>
+        <w:pStyle w:val="BodyText"/>
+      </w:pPr>
+      <w:r>
+        <w:t xml:space="preserve">Para morar, trabalhar ou abrir empresa, você vai precisar de documentos bolivianos (cédula de estrangeiro, NIT). Está tudo na</w:t>
+      </w:r>
+      <w:r>
+        <w:t xml:space="preserve"> </w:t>
+      </w:r>
+      <w:r>
+        <w:rPr>
+          <w:bCs/>
+          <w:b/>
+        </w:rPr>
+        <w:t xml:space="preserve">Parte 7</w:t>
+      </w:r>
+      <w:r>
+        <w:t xml:space="preserve">.</w:t>
+      </w:r>
+    </w:p>
+    <w:bookmarkEnd w:id="254"/>
+    <w:p>
+      <w:r>
+        <w:pict>
+          <v:rect style="width:0;height:1.5pt" o:hralign="center" o:hrstd="t" o:hr="t"/>
+        </w:pict>
+      </w:r>
+    </w:p>
+    <w:p>
+      <w:pPr>
+        <w:pStyle w:val="FirstParagraph"/>
+      </w:pPr>
+      <w:r>
+        <w:t xml:space="preserve">Pasta fiscal</w:t>
+      </w:r>
+    </w:p>
+    <w:bookmarkStart w:id="256" w:name="a-planilha-que-blinda-você"/>
+    <w:p>
+      <w:pPr>
+        <w:pStyle w:val="Heading1"/>
+      </w:pPr>
+      <w:r>
+        <w:t xml:space="preserve">A planilha que blinda você</w:t>
+      </w:r>
+    </w:p>
+    <w:tbl>
+      <w:tblPr>
+        <w:tblStyle w:val="Table"/>
+        <w:tblW w:type="auto" w:w="0"/>
+        <w:tblLook w:firstRow="0" w:lastRow="0" w:firstColumn="0" w:lastColumn="0" w:noHBand="0" w:noVBand="0" w:val="0000"/>
+        <w:jc w:val="start"/>
+      </w:tblPr>
+      <w:tblGrid>
+        <w:gridCol w:w="1131"/>
+        <w:gridCol w:w="1131"/>
+        <w:gridCol w:w="1131"/>
+        <w:gridCol w:w="1131"/>
+        <w:gridCol w:w="1131"/>
+        <w:gridCol w:w="1131"/>
+        <w:gridCol w:w="1131"/>
+      </w:tblGrid>
+      <w:tr>
+        <w:tc>
+          <w:tcPr/>
+          <w:p>
+            <w:pPr>
+              <w:pStyle w:val="Compact"/>
+              <w:jc w:val="left"/>
+            </w:pPr>
+            <w:r>
+              <w:t xml:space="preserve">Data</w:t>
+            </w:r>
+          </w:p>
+        </w:tc>
+        <w:tc>
+          <w:tcPr/>
+          <w:p>
+            <w:pPr>
+              <w:pStyle w:val="Compact"/>
+              <w:jc w:val="left"/>
+            </w:pPr>
+            <w:r>
+              <w:t xml:space="preserve">Operação</w:t>
+            </w:r>
+          </w:p>
+        </w:tc>
+        <w:tc>
+          <w:tcPr/>
+          <w:p>
+            <w:pPr>
+              <w:pStyle w:val="Compact"/>
+              <w:jc w:val="left"/>
+            </w:pPr>
+            <w:r>
+              <w:t xml:space="preserve">Valor</w:t>
+            </w:r>
+          </w:p>
+        </w:tc>
+        <w:tc>
+          <w:tcPr/>
+          <w:p>
+            <w:pPr>
+              <w:pStyle w:val="Compact"/>
+              <w:jc w:val="left"/>
+            </w:pPr>
+            <w:r>
+              <w:t xml:space="preserve">Rede</w:t>
+            </w:r>
+          </w:p>
+        </w:tc>
+        <w:tc>
+          <w:tcPr/>
+          <w:p>
+            <w:pPr>
+              <w:pStyle w:val="Compact"/>
+              <w:jc w:val="left"/>
+            </w:pPr>
+            <w:r>
+              <w:t xml:space="preserve">Endereço / hash</w:t>
+            </w:r>
+          </w:p>
+        </w:tc>
+        <w:tc>
+          <w:tcPr/>
+          <w:p>
+            <w:pPr>
+              <w:pStyle w:val="Compact"/>
+              <w:jc w:val="left"/>
+            </w:pPr>
+            <w:r>
+              <w:t xml:space="preserve">Cotação</w:t>
+            </w:r>
+          </w:p>
+        </w:tc>
+        <w:tc>
+          <w:tcPr/>
+          <w:p>
+            <w:pPr>
+              <w:pStyle w:val="Compact"/>
+              <w:jc w:val="left"/>
+            </w:pPr>
+            <w:r>
+              <w:t xml:space="preserve">Comprov.</w:t>
+            </w:r>
+          </w:p>
+        </w:tc>
+      </w:tr>
+      <w:tr>
+        <w:tc>
+          <w:tcPr/>
+          <w:p>
+            <w:pPr>
+              <w:pStyle w:val="Compact"/>
+              <w:jc w:val="left"/>
+            </w:pPr>
+            <w:r>
+              <w:t xml:space="preserve">__/__</w:t>
+            </w:r>
+          </w:p>
+        </w:tc>
+        <w:tc>
+          <w:tcPr/>
+          <w:p>
+            <w:pPr>
+              <w:pStyle w:val="Compact"/>
+              <w:jc w:val="left"/>
+            </w:pPr>
+            <w:r>
+              <w:t xml:space="preserve">Compra</w:t>
+            </w:r>
+          </w:p>
+        </w:tc>
+        <w:tc>
+          <w:tcPr/>
+          <w:p>
+            <w:pPr>
+              <w:pStyle w:val="Compact"/>
+              <w:jc w:val="left"/>
+            </w:pPr>
+            <w:r>
+              <w:t xml:space="preserve">R$</w:t>
+            </w:r>
+          </w:p>
+        </w:tc>
+        <w:tc>
+          <w:tcPr/>
+          <w:p>
+            <w:pPr>
+              <w:pStyle w:val="Compact"/>
+              <w:jc w:val="left"/>
+            </w:pPr>
+            <w:r>
+              <w:t xml:space="preserve">—</w:t>
+            </w:r>
+          </w:p>
+        </w:tc>
+        <w:tc>
+          <w:tcPr/>
+          <w:p>
+            <w:pPr>
+              <w:pStyle w:val="Compact"/>
+              <w:jc w:val="left"/>
+            </w:pPr>
+            <w:r>
+              <w:t xml:space="preserve">—</w:t>
+            </w:r>
+          </w:p>
+        </w:tc>
+        <w:tc>
+          <w:tcPr/>
+          <w:p>
+            <w:pPr>
+              <w:pStyle w:val="Compact"/>
+              <w:jc w:val="left"/>
+            </w:pPr>
+            <w:r>
+              <w:t xml:space="preserve">R$/USDT</w:t>
+            </w:r>
+          </w:p>
+        </w:tc>
+        <w:tc>
+          <w:tcPr/>
+          <w:p>
+            <w:pPr>
+              <w:pStyle w:val="Compact"/>
+              <w:jc w:val="left"/>
+            </w:pPr>
+            <w:r>
+              <w:t xml:space="preserve">☐</w:t>
+            </w:r>
+          </w:p>
+        </w:tc>
+      </w:tr>
+      <w:tr>
+        <w:tc>
+          <w:tcPr/>
+          <w:p>
+            <w:pPr>
+              <w:pStyle w:val="Compact"/>
+              <w:jc w:val="left"/>
+            </w:pPr>
+            <w:r>
+              <w:t xml:space="preserve">__/__</w:t>
+            </w:r>
+          </w:p>
+        </w:tc>
+        <w:tc>
+          <w:tcPr/>
+          <w:p>
+            <w:pPr>
+              <w:pStyle w:val="Compact"/>
+              <w:jc w:val="left"/>
+            </w:pPr>
+            <w:r>
+              <w:t xml:space="preserve">Envio</w:t>
+            </w:r>
+          </w:p>
+        </w:tc>
+        <w:tc>
+          <w:tcPr/>
+          <w:p>
+            <w:pPr>
+              <w:pStyle w:val="Compact"/>
+              <w:jc w:val="left"/>
+            </w:pPr>
+            <w:r>
+              <w:t xml:space="preserve">USDT</w:t>
+            </w:r>
+          </w:p>
+        </w:tc>
+        <w:tc>
+          <w:tcPr/>
+          <w:p>
+            <w:pPr>
+              <w:pStyle w:val="Compact"/>
+              <w:jc w:val="left"/>
+            </w:pPr>
+            <w:r>
+              <w:t xml:space="preserve">TRC20…</w:t>
+            </w:r>
+          </w:p>
+        </w:tc>
+        <w:tc>
+          <w:tcPr/>
+          <w:p>
+            <w:pPr>
+              <w:pStyle w:val="Compact"/>
+              <w:jc w:val="left"/>
+            </w:pPr>
+            <w:r>
+              <w:t xml:space="preserve">hash</w:t>
+            </w:r>
+          </w:p>
+        </w:tc>
+        <w:tc>
+          <w:tcPr/>
+          <w:p>
+            <w:pPr>
+              <w:pStyle w:val="Compact"/>
+              <w:jc w:val="left"/>
+            </w:pPr>
+            <w:r>
+              <w:t xml:space="preserve">—</w:t>
+            </w:r>
+          </w:p>
+        </w:tc>
+        <w:tc>
+          <w:tcPr/>
+          <w:p>
+            <w:pPr>
+              <w:pStyle w:val="Compact"/>
+              <w:jc w:val="left"/>
+            </w:pPr>
+            <w:r>
+              <w:t xml:space="preserve">☐</w:t>
+            </w:r>
+          </w:p>
+        </w:tc>
+      </w:tr>
+      <w:tr>
+        <w:tc>
+          <w:tcPr/>
+          <w:p>
+            <w:pPr>
+              <w:pStyle w:val="Compact"/>
+              <w:jc w:val="left"/>
+            </w:pPr>
+            <w:r>
+              <w:t xml:space="preserve">__/__</w:t>
+            </w:r>
+          </w:p>
+        </w:tc>
+        <w:tc>
+          <w:tcPr/>
+          <w:p>
+            <w:pPr>
+              <w:pStyle w:val="Compact"/>
+              <w:jc w:val="left"/>
+            </w:pPr>
+            <w:r>
+              <w:t xml:space="preserve">Venda P2P</w:t>
+            </w:r>
+          </w:p>
+        </w:tc>
+        <w:tc>
+          <w:tcPr/>
+          <w:p>
+            <w:pPr>
+              <w:pStyle w:val="Compact"/>
+              <w:jc w:val="left"/>
+            </w:pPr>
+            <w:r>
+              <w:t xml:space="preserve">USDT</w:t>
+            </w:r>
+          </w:p>
+        </w:tc>
+        <w:tc>
+          <w:tcPr/>
+          <w:p>
+            <w:pPr>
+              <w:pStyle w:val="Compact"/>
+              <w:jc w:val="left"/>
+            </w:pPr>
+            <w:r>
+              <w:t xml:space="preserve">—</w:t>
+            </w:r>
+          </w:p>
+        </w:tc>
+        <w:tc>
+          <w:tcPr/>
+          <w:p>
+            <w:pPr>
+              <w:pStyle w:val="Compact"/>
+              <w:jc w:val="left"/>
+            </w:pPr>
+            <w:r>
+              <w:t xml:space="preserve">nº da ordem</w:t>
+            </w:r>
+          </w:p>
+        </w:tc>
+        <w:tc>
+          <w:tcPr/>
+          <w:p>
+            <w:pPr>
+              <w:pStyle w:val="Compact"/>
+              <w:jc w:val="left"/>
+            </w:pPr>
+            <w:r>
+              <w:t xml:space="preserve">Bs/USDT</w:t>
+            </w:r>
+          </w:p>
+        </w:tc>
+        <w:tc>
+          <w:tcPr/>
+          <w:p>
+            <w:pPr>
+              <w:pStyle w:val="Compact"/>
+              <w:jc w:val="left"/>
+            </w:pPr>
+            <w:r>
+              <w:t xml:space="preserve">☐</w:t>
+            </w:r>
+          </w:p>
+        </w:tc>
+      </w:tr>
+      <w:tr>
+        <w:tc>
+          <w:tcPr/>
+          <w:p>
+            <w:pPr>
+              <w:pStyle w:val="Compact"/>
+              <w:jc w:val="left"/>
+            </w:pPr>
+            <w:r>
+              <w:t xml:space="preserve">__/__</w:t>
+            </w:r>
+          </w:p>
+        </w:tc>
+        <w:tc>
+          <w:tcPr/>
+          <w:p>
+            <w:pPr>
+              <w:pStyle w:val="Compact"/>
+              <w:jc w:val="left"/>
+            </w:pPr>
+            <w:r>
+              <w:t xml:space="preserve">__________</w:t>
+            </w:r>
+          </w:p>
+        </w:tc>
+        <w:tc>
+          <w:tcPr/>
+          <w:p>
+            <w:pPr>
+              <w:pStyle w:val="Compact"/>
+              <w:jc w:val="left"/>
+            </w:pPr>
+            <w:r>
+              <w:t xml:space="preserve">_____</w:t>
+            </w:r>
+          </w:p>
+        </w:tc>
+        <w:tc>
+          <w:tcPr/>
+          <w:p>
+            <w:pPr>
+              <w:pStyle w:val="Compact"/>
+              <w:jc w:val="left"/>
+            </w:pPr>
+            <w:r>
+              <w:t xml:space="preserve">_____</w:t>
+            </w:r>
+          </w:p>
+        </w:tc>
+        <w:tc>
+          <w:tcPr/>
+          <w:p>
+            <w:pPr>
+              <w:pStyle w:val="Compact"/>
+              <w:jc w:val="left"/>
+            </w:pPr>
+            <w:r>
+              <w:t xml:space="preserve">__________</w:t>
+            </w:r>
+          </w:p>
+        </w:tc>
+        <w:tc>
+          <w:tcPr/>
+          <w:p>
+            <w:pPr>
+              <w:pStyle w:val="Compact"/>
+              <w:jc w:val="left"/>
+            </w:pPr>
+            <w:r>
+              <w:t xml:space="preserve">_____</w:t>
+            </w:r>
+          </w:p>
+        </w:tc>
+        <w:tc>
+          <w:tcPr/>
+          <w:p>
+            <w:pPr>
+              <w:pStyle w:val="Compact"/>
+              <w:jc w:val="left"/>
+            </w:pPr>
+            <w:r>
+              <w:t xml:space="preserve">☐</w:t>
+            </w:r>
+          </w:p>
+        </w:tc>
+      </w:tr>
+      <w:tr>
+        <w:tc>
+          <w:tcPr/>
+          <w:p>
+            <w:pPr>
+              <w:pStyle w:val="Compact"/>
+              <w:jc w:val="left"/>
+            </w:pPr>
+            <w:r>
+              <w:t xml:space="preserve">__/__</w:t>
+            </w:r>
+          </w:p>
+        </w:tc>
+        <w:tc>
+          <w:tcPr/>
+          <w:p>
+            <w:pPr>
+              <w:pStyle w:val="Compact"/>
+              <w:jc w:val="left"/>
+            </w:pPr>
+            <w:r>
+              <w:t xml:space="preserve">__________</w:t>
+            </w:r>
+          </w:p>
+        </w:tc>
+        <w:tc>
+          <w:tcPr/>
+          <w:p>
+            <w:pPr>
+              <w:pStyle w:val="Compact"/>
+              <w:jc w:val="left"/>
+            </w:pPr>
+            <w:r>
+              <w:t xml:space="preserve">_____</w:t>
+            </w:r>
+          </w:p>
+        </w:tc>
+        <w:tc>
+          <w:tcPr/>
+          <w:p>
+            <w:pPr>
+              <w:pStyle w:val="Compact"/>
+              <w:jc w:val="left"/>
+            </w:pPr>
+            <w:r>
+              <w:t xml:space="preserve">_____</w:t>
+            </w:r>
+          </w:p>
+        </w:tc>
+        <w:tc>
+          <w:tcPr/>
+          <w:p>
+            <w:pPr>
+              <w:pStyle w:val="Compact"/>
+              <w:jc w:val="left"/>
+            </w:pPr>
+            <w:r>
+              <w:t xml:space="preserve">__________</w:t>
+            </w:r>
+          </w:p>
+        </w:tc>
+        <w:tc>
+          <w:tcPr/>
+          <w:p>
+            <w:pPr>
+              <w:pStyle w:val="Compact"/>
+              <w:jc w:val="left"/>
+            </w:pPr>
+            <w:r>
+              <w:t xml:space="preserve">_____</w:t>
+            </w:r>
+          </w:p>
+        </w:tc>
+        <w:tc>
+          <w:tcPr/>
+          <w:p>
+            <w:pPr>
+              <w:pStyle w:val="Compact"/>
+              <w:jc w:val="left"/>
+            </w:pPr>
+            <w:r>
+              <w:t xml:space="preserve">☐</w:t>
+            </w:r>
+          </w:p>
+        </w:tc>
+      </w:tr>
+    </w:tbl>
+    <w:bookmarkStart w:id="255" w:name="guarde-junto"/>
+    <w:p>
+      <w:pPr>
+        <w:pStyle w:val="Heading3"/>
+      </w:pPr>
+      <w:r>
+        <w:t xml:space="preserve">Guarde junto</w:t>
+      </w:r>
+    </w:p>
+    <w:p>
+      <w:pPr>
+        <w:numPr>
+          <w:ilvl w:val="0"/>
+          <w:numId w:val="1086"/>
+        </w:numPr>
+        <w:pStyle w:val="Compact"/>
+      </w:pPr>
+      <w:r>
+        <w:t xml:space="preserve">Extratos dos bancos (Brasil e Bolívia)</w:t>
+      </w:r>
+    </w:p>
+    <w:p>
+      <w:pPr>
+        <w:numPr>
+          <w:ilvl w:val="0"/>
+          <w:numId w:val="1086"/>
+        </w:numPr>
+        <w:pStyle w:val="Compact"/>
+      </w:pPr>
+      <w:r>
+        <w:t xml:space="preserve">Relatórios da exchange (compra, venda, saques)</w:t>
+      </w:r>
+    </w:p>
+    <w:p>
+      <w:pPr>
+        <w:numPr>
+          <w:ilvl w:val="0"/>
+          <w:numId w:val="1086"/>
+        </w:numPr>
+        <w:pStyle w:val="Compact"/>
+      </w:pPr>
+      <w:r>
+        <w:t xml:space="preserve">Recibos de DARF e da Saída Definitiva</w:t>
+      </w:r>
+    </w:p>
+    <w:p>
+      <w:pPr>
+        <w:numPr>
+          <w:ilvl w:val="0"/>
+          <w:numId w:val="1086"/>
+        </w:numPr>
+        <w:pStyle w:val="Compact"/>
+      </w:pPr>
+      <w:r>
+        <w:t xml:space="preserve">Contratos de aluguel, carro e imóvel</w:t>
+      </w:r>
+    </w:p>
+    <w:p>
+      <w:pPr>
+        <w:pStyle w:val="FirstParagraph"/>
+      </w:pPr>
+      <w:r>
+        <w:t xml:space="preserve">Crie a planilha hoje e preencha com a sua operação de teste. A versão para imprimir está no Bônus B3.</w:t>
+      </w:r>
+    </w:p>
+    <w:bookmarkEnd w:id="255"/>
+    <w:bookmarkEnd w:id="256"/>
+    <w:p>
+      <w:r>
+        <w:pict>
+          <v:rect style="width:0;height:1.5pt" o:hralign="center" o:hrstd="t" o:hr="t"/>
+        </w:pict>
+      </w:r>
+    </w:p>
+    <w:p>
+      <w:pPr>
+        <w:pStyle w:val="FirstParagraph"/>
+      </w:pPr>
+      <w:r>
+        <w:t xml:space="preserve">Fim da Parte 6</w:t>
+      </w:r>
+    </w:p>
+    <w:bookmarkStart w:id="257" w:name="tudo-declarado.-consciência-limpa."/>
+    <w:p>
+      <w:pPr>
+        <w:pStyle w:val="Heading1"/>
+      </w:pPr>
+      <w:r>
+        <w:t xml:space="preserve">Tudo declarado.</w:t>
+      </w:r>
+      <w:r>
+        <w:t xml:space="preserve"> </w:t>
+      </w:r>
+      <w:r>
+        <w:t xml:space="preserve">Consciência limpa.</w:t>
+      </w:r>
+    </w:p>
+    <w:p>
+      <w:pPr>
+        <w:numPr>
+          <w:ilvl w:val="0"/>
+          <w:numId w:val="1087"/>
+        </w:numPr>
+        <w:pStyle w:val="Compact"/>
+      </w:pPr>
+      <w:r>
+        <w:t xml:space="preserve">Você sabe o que é crime e fica longe</w:t>
+      </w:r>
+    </w:p>
+    <w:p>
+      <w:pPr>
+        <w:numPr>
+          <w:ilvl w:val="0"/>
+          <w:numId w:val="1087"/>
+        </w:numPr>
+        <w:pStyle w:val="Compact"/>
+      </w:pPr>
+      <w:r>
+        <w:t xml:space="preserve">Isenção de R$ 35 mil/mês em vendas na exchange brasileira</w:t>
+      </w:r>
+    </w:p>
+    <w:p>
+      <w:pPr>
+        <w:numPr>
+          <w:ilvl w:val="0"/>
+          <w:numId w:val="1087"/>
+        </w:numPr>
+        <w:pStyle w:val="Compact"/>
+      </w:pPr>
+      <w:r>
+        <w:t xml:space="preserve">USDT em Bens e Direitos, grupo 08</w:t>
+      </w:r>
+    </w:p>
+    <w:p>
+      <w:pPr>
+        <w:numPr>
+          <w:ilvl w:val="0"/>
+          <w:numId w:val="1087"/>
+        </w:numPr>
+        <w:pStyle w:val="Compact"/>
+      </w:pPr>
+      <w:r>
+        <w:t xml:space="preserve">IOF de cripto: hoje não, mas de olho</w:t>
+      </w:r>
+    </w:p>
+    <w:p>
+      <w:pPr>
+        <w:numPr>
+          <w:ilvl w:val="0"/>
+          <w:numId w:val="1087"/>
+        </w:numPr>
+        <w:pStyle w:val="Compact"/>
+      </w:pPr>
+      <w:r>
+        <w:t xml:space="preserve">Saída Definitiva: comunicação até fevereiro</w:t>
+      </w:r>
+    </w:p>
+    <w:p>
+      <w:pPr>
+        <w:numPr>
+          <w:ilvl w:val="0"/>
+          <w:numId w:val="1087"/>
+        </w:numPr>
+        <w:pStyle w:val="Compact"/>
+      </w:pPr>
+      <w:r>
+        <w:t xml:space="preserve">CBE se passar de US$ 1 milhão</w:t>
+      </w:r>
+    </w:p>
+    <w:p>
+      <w:pPr>
+        <w:numPr>
+          <w:ilvl w:val="0"/>
+          <w:numId w:val="1087"/>
+        </w:numPr>
+        <w:pStyle w:val="Compact"/>
+      </w:pPr>
+      <w:r>
+        <w:t xml:space="preserve">Pasta fiscal montada</w:t>
+      </w:r>
+    </w:p>
+    <w:p>
+      <w:pPr>
+        <w:pStyle w:val="FirstParagraph"/>
+      </w:pPr>
+      <w:r>
+        <w:t xml:space="preserve">PRÓXIMO</w:t>
+      </w:r>
+      <w:r>
+        <w:t xml:space="preserve">Parte 7:</w:t>
+      </w:r>
+      <w:r>
+        <w:t xml:space="preserve"> </w:t>
+      </w:r>
+      <w:r>
+        <w:rPr>
+          <w:highlight w:val="yellow"/>
+        </w:rPr>
+        <w:t xml:space="preserve">a nova vida na Bolívia</w:t>
+      </w:r>
+      <w:r>
+        <w:t xml:space="preserve">. Documentos, residência, casa, carro e escola</w:t>
+      </w:r>
+    </w:p>
+    <w:bookmarkEnd w:id="257"/>
+    <w:p>
+      <w:r>
+        <w:pict>
+          <v:rect style="width:0;height:1.5pt" o:hralign="center" o:hrstd="t" o:hr="t"/>
+        </w:pict>
+      </w:r>
+    </w:p>
+    <w:p>
+      <w:pPr>
+        <w:pStyle w:val="FirstParagraph"/>
+      </w:pPr>
+      <w:r>
+        <w:t xml:space="preserve">B7</w:t>
+      </w:r>
+    </w:p>
+    <w:p>
+      <w:pPr>
+        <w:pStyle w:val="BodyText"/>
+      </w:pPr>
+      <w:r>
+        <w:t xml:space="preserve">Dossiê: mais 4 anos em manchetes</w:t>
+      </w:r>
+    </w:p>
+    <w:p>
+      <w:pPr>
+        <w:pStyle w:val="BodyText"/>
+      </w:pPr>
+      <w:r>
+        <w:t xml:space="preserve">Links para mandar ao seu conhecido de esquerda. Não é opinião: é manchete, com veículo e QR code para ele mesmo conferir.</w:t>
+      </w:r>
+    </w:p>
+    <w:p>
+      <w:r>
+        <w:pict>
+          <v:rect style="width:0;height:1.5pt" o:hralign="center" o:hrstd="t" o:hr="t"/>
+        </w:pict>
+      </w:r>
+    </w:p>
+    <w:p>
+      <w:pPr>
+        <w:pStyle w:val="FirstParagraph"/>
+      </w:pPr>
+      <w:r>
+        <w:t xml:space="preserve">Como usar o dossiê</w:t>
+      </w:r>
+    </w:p>
+    <w:bookmarkStart w:id="260" w:name="não-discuta.-mande-o-link."/>
+    <w:p>
+      <w:pPr>
+        <w:pStyle w:val="Heading1"/>
+      </w:pPr>
+      <w:r>
+        <w:t xml:space="preserve">Não discuta. Mande o link.</w:t>
+      </w:r>
+    </w:p>
+    <w:p>
+      <w:pPr>
+        <w:pStyle w:val="FirstParagraph"/>
+      </w:pPr>
+      <w:r>
+        <w:t xml:space="preserve">Discussão de grupo de família não convence ninguém.</w:t>
+      </w:r>
+      <w:r>
+        <w:t xml:space="preserve"> </w:t>
+      </w:r>
+      <w:r>
+        <w:rPr>
+          <w:bCs/>
+          <w:b/>
+        </w:rPr>
+        <w:t xml:space="preserve">Manchete com data e veículo</w:t>
+      </w:r>
+      <w:r>
+        <w:t xml:space="preserve"> </w:t>
+      </w:r>
+      <w:r>
+        <w:t xml:space="preserve">convence mais. Este dossiê é para isso.</w:t>
+      </w:r>
+    </w:p>
+    <w:p>
+      <w:pPr>
+        <w:numPr>
+          <w:ilvl w:val="0"/>
+          <w:numId w:val="1088"/>
+        </w:numPr>
+        <w:pStyle w:val="Compact"/>
+      </w:pPr>
+      <w:r>
+        <w:t xml:space="preserve">Escolha 1 ou 2 manchetes sobre o assunto da conversa</w:t>
+      </w:r>
+    </w:p>
+    <w:p>
+      <w:pPr>
+        <w:numPr>
+          <w:ilvl w:val="0"/>
+          <w:numId w:val="1088"/>
+        </w:numPr>
+        <w:pStyle w:val="Compact"/>
+      </w:pPr>
+      <w:r>
+        <w:t xml:space="preserve">Aponte a câmera do celular para o QR code e copie o link</w:t>
+      </w:r>
+    </w:p>
+    <w:p>
+      <w:pPr>
+        <w:numPr>
+          <w:ilvl w:val="0"/>
+          <w:numId w:val="1088"/>
+        </w:numPr>
+        <w:pStyle w:val="Compact"/>
+      </w:pPr>
+      <w:r>
+        <w:t xml:space="preserve">Mande o link, sem textão. Deixe a notícia falar</w:t>
+      </w:r>
+    </w:p>
+    <w:p>
+      <w:pPr>
+        <w:numPr>
+          <w:ilvl w:val="0"/>
+          <w:numId w:val="1088"/>
+        </w:numPr>
+        <w:pStyle w:val="Compact"/>
+      </w:pPr>
+      <w:r>
+        <w:t xml:space="preserve">Se ele disser “site de direita”, mande o dado oficial que está na mesma linha (Banco Central, Senado, Receita)</w:t>
+      </w:r>
+    </w:p>
+    <w:bookmarkStart w:id="258" w:name="já-aconteceu"/>
+    <w:p>
+      <w:pPr>
+        <w:pStyle w:val="Heading3"/>
+      </w:pPr>
+      <w:r>
+        <w:t xml:space="preserve">Já aconteceu</w:t>
+      </w:r>
+    </w:p>
+    <w:p>
+      <w:pPr>
+        <w:pStyle w:val="FirstParagraph"/>
+      </w:pPr>
+      <w:r>
+        <w:t xml:space="preserve">Fatos publicados: impostos, IOF, dívida, juros, déficit, golpes.</w:t>
+      </w:r>
+    </w:p>
+    <w:bookmarkEnd w:id="258"/>
+    <w:bookmarkStart w:id="259" w:name="o-que-vem-por-aí"/>
+    <w:p>
+      <w:pPr>
+        <w:pStyle w:val="Heading3"/>
+      </w:pPr>
+      <w:r>
+        <w:t xml:space="preserve">O que vem por aí</w:t>
+      </w:r>
+    </w:p>
+    <w:p>
+      <w:pPr>
+        <w:pStyle w:val="FirstParagraph"/>
+      </w:pPr>
+      <w:r>
+        <w:t xml:space="preserve">Projeções de instituições e propostas do governo, marcadas como projeção.</w:t>
+      </w:r>
+    </w:p>
+    <w:bookmarkEnd w:id="259"/>
+    <w:p>
+      <w:pPr>
+        <w:pStyle w:val="BodyText"/>
+      </w:pPr>
+      <w:r>
+        <w:rPr>
+          <w:bCs/>
+          <w:b/>
+        </w:rPr>
+        <w:t xml:space="preserve">Links mudam.</w:t>
+      </w:r>
+      <w:r>
+        <w:t xml:space="preserve"> </w:t>
+      </w:r>
+      <w:r>
+        <w:t xml:space="preserve">Todos foram consultados em 28/10/2026. Se algum sair do ar, busque o título entre aspas.</w:t>
+      </w:r>
+    </w:p>
+    <w:bookmarkEnd w:id="260"/>
+    <w:p>
+      <w:r>
+        <w:pict>
+          <v:rect style="width:0;height:1.5pt" o:hralign="center" o:hrstd="t" o:hr="t"/>
+        </w:pict>
+      </w:r>
+    </w:p>
+    <w:p>
+      <w:pPr>
+        <w:pStyle w:val="FirstParagraph"/>
+      </w:pPr>
+      <w:r>
         <w:t xml:space="preserve">Fatos publicados</w:t>
       </w:r>
     </w:p>
-    <w:bookmarkStart w:id="244" w:name="já-aconteceu-1"/>
+    <w:bookmarkStart w:id="264" w:name="já-aconteceu-1"/>
     <w:p>
       <w:pPr>
         <w:pStyle w:val="Heading2"/>
@@ -31211,7 +34539,7 @@
       <w:pPr>
         <w:pStyle w:val="BodyText"/>
       </w:pPr>
-      <w:hyperlink r:id="rId241">
+      <w:hyperlink r:id="rId261">
         <w:r>
           <w:rPr>
             <w:rStyle w:val="Hyperlink"/>
@@ -31261,7 +34589,7 @@
       <w:pPr>
         <w:pStyle w:val="BodyText"/>
       </w:pPr>
-      <w:hyperlink r:id="rId242">
+      <w:hyperlink r:id="rId262">
         <w:r>
           <w:rPr>
             <w:rStyle w:val="Hyperlink"/>
@@ -31311,7 +34639,7 @@
       <w:pPr>
         <w:pStyle w:val="BodyText"/>
       </w:pPr>
-      <w:hyperlink r:id="rId243">
+      <w:hyperlink r:id="rId263">
         <w:r>
           <w:rPr>
             <w:rStyle w:val="Hyperlink"/>
@@ -31346,7 +34674,7 @@
         <w:t xml:space="preserve">· link consultado em 28/10/2026</w:t>
       </w:r>
     </w:p>
-    <w:bookmarkEnd w:id="244"/>
+    <w:bookmarkEnd w:id="264"/>
     <w:p>
       <w:r>
         <w:pict>
@@ -31354,7 +34682,7 @@
         </w:pict>
       </w:r>
     </w:p>
-    <w:bookmarkStart w:id="248" w:name="já-aconteceu-cont."/>
+    <w:bookmarkStart w:id="268" w:name="já-aconteceu-cont."/>
     <w:p>
       <w:pPr>
         <w:pStyle w:val="Heading2"/>
@@ -31378,7 +34706,7 @@
       <w:pPr>
         <w:pStyle w:val="BodyText"/>
       </w:pPr>
-      <w:hyperlink r:id="rId245">
+      <w:hyperlink r:id="rId265">
         <w:r>
           <w:rPr>
             <w:rStyle w:val="Hyperlink"/>
@@ -31428,7 +34756,7 @@
       <w:pPr>
         <w:pStyle w:val="BodyText"/>
       </w:pPr>
-      <w:hyperlink r:id="rId246">
+      <w:hyperlink r:id="rId266">
         <w:r>
           <w:rPr>
             <w:rStyle w:val="Hyperlink"/>
@@ -31478,7 +34806,7 @@
       <w:pPr>
         <w:pStyle w:val="BodyText"/>
       </w:pPr>
-      <w:hyperlink r:id="rId247">
+      <w:hyperlink r:id="rId267">
         <w:r>
           <w:rPr>
             <w:rStyle w:val="Hyperlink"/>
@@ -31513,7 +34841,7 @@
         <w:t xml:space="preserve">· link consultado em 28/10/2026</w:t>
       </w:r>
     </w:p>
-    <w:bookmarkEnd w:id="248"/>
+    <w:bookmarkEnd w:id="268"/>
     <w:p>
       <w:r>
         <w:pict>
@@ -31521,7 +34849,7 @@
         </w:pict>
       </w:r>
     </w:p>
-    <w:bookmarkStart w:id="252" w:name="já-aconteceu-cont.-1"/>
+    <w:bookmarkStart w:id="272" w:name="já-aconteceu-cont.-1"/>
     <w:p>
       <w:pPr>
         <w:pStyle w:val="Heading2"/>
@@ -31545,7 +34873,7 @@
       <w:pPr>
         <w:pStyle w:val="BodyText"/>
       </w:pPr>
-      <w:hyperlink r:id="rId249">
+      <w:hyperlink r:id="rId269">
         <w:r>
           <w:rPr>
             <w:rStyle w:val="Hyperlink"/>
@@ -31595,7 +34923,7 @@
       <w:pPr>
         <w:pStyle w:val="BodyText"/>
       </w:pPr>
-      <w:hyperlink r:id="rId250">
+      <w:hyperlink r:id="rId270">
         <w:r>
           <w:rPr>
             <w:rStyle w:val="Hyperlink"/>
@@ -31645,7 +34973,7 @@
       <w:pPr>
         <w:pStyle w:val="BodyText"/>
       </w:pPr>
-      <w:hyperlink r:id="rId251">
+      <w:hyperlink r:id="rId271">
         <w:r>
           <w:rPr>
             <w:rStyle w:val="Hyperlink"/>
@@ -31680,7 +35008,7 @@
         <w:t xml:space="preserve">· link consultado em 28/10/2026</w:t>
       </w:r>
     </w:p>
-    <w:bookmarkEnd w:id="252"/>
+    <w:bookmarkEnd w:id="272"/>
     <w:p>
       <w:r>
         <w:pict>
@@ -31688,7 +35016,7 @@
         </w:pict>
       </w:r>
     </w:p>
-    <w:bookmarkStart w:id="256" w:name="já-aconteceu-cont.-2"/>
+    <w:bookmarkStart w:id="276" w:name="já-aconteceu-cont.-2"/>
     <w:p>
       <w:pPr>
         <w:pStyle w:val="Heading2"/>
@@ -31712,7 +35040,7 @@
       <w:pPr>
         <w:pStyle w:val="BodyText"/>
       </w:pPr>
-      <w:hyperlink r:id="rId253">
+      <w:hyperlink r:id="rId273">
         <w:r>
           <w:rPr>
             <w:rStyle w:val="Hyperlink"/>
@@ -31762,7 +35090,7 @@
       <w:pPr>
         <w:pStyle w:val="BodyText"/>
       </w:pPr>
-      <w:hyperlink r:id="rId254">
+      <w:hyperlink r:id="rId274">
         <w:r>
           <w:rPr>
             <w:rStyle w:val="Hyperlink"/>
@@ -31812,7 +35140,7 @@
       <w:pPr>
         <w:pStyle w:val="BodyText"/>
       </w:pPr>
-      <w:hyperlink r:id="rId255">
+      <w:hyperlink r:id="rId275">
         <w:r>
           <w:rPr>
             <w:rStyle w:val="Hyperlink"/>
@@ -31847,7 +35175,7 @@
         <w:t xml:space="preserve">· link consultado em 28/10/2026</w:t>
       </w:r>
     </w:p>
-    <w:bookmarkEnd w:id="256"/>
+    <w:bookmarkEnd w:id="276"/>
     <w:p>
       <w:r>
         <w:pict>
@@ -31863,7 +35191,7 @@
         <w:t xml:space="preserve">Projeções e propostas</w:t>
       </w:r>
     </w:p>
-    <w:bookmarkStart w:id="260" w:name="o-que-vem-por-aí-1"/>
+    <w:bookmarkStart w:id="280" w:name="o-que-vem-por-aí-1"/>
     <w:p>
       <w:pPr>
         <w:pStyle w:val="Heading2"/>
@@ -31887,7 +35215,7 @@
       <w:pPr>
         <w:pStyle w:val="BodyText"/>
       </w:pPr>
-      <w:hyperlink r:id="rId257">
+      <w:hyperlink r:id="rId277">
         <w:r>
           <w:rPr>
             <w:rStyle w:val="Hyperlink"/>
@@ -31937,7 +35265,7 @@
       <w:pPr>
         <w:pStyle w:val="BodyText"/>
       </w:pPr>
-      <w:hyperlink r:id="rId258">
+      <w:hyperlink r:id="rId278">
         <w:r>
           <w:rPr>
             <w:rStyle w:val="Hyperlink"/>
@@ -31987,7 +35315,7 @@
       <w:pPr>
         <w:pStyle w:val="BodyText"/>
       </w:pPr>
-      <w:hyperlink r:id="rId259">
+      <w:hyperlink r:id="rId279">
         <w:r>
           <w:rPr>
             <w:rStyle w:val="Hyperlink"/>
@@ -32022,7 +35350,7 @@
         <w:t xml:space="preserve">· link consultado em 28/10/2026</w:t>
       </w:r>
     </w:p>
-    <w:bookmarkEnd w:id="260"/>
+    <w:bookmarkEnd w:id="280"/>
     <w:p>
       <w:r>
         <w:pict>
@@ -32030,7 +35358,7 @@
         </w:pict>
       </w:r>
     </w:p>
-    <w:bookmarkStart w:id="264" w:name="o-que-vem-por-aí-cont."/>
+    <w:bookmarkStart w:id="284" w:name="o-que-vem-por-aí-cont."/>
     <w:p>
       <w:pPr>
         <w:pStyle w:val="Heading2"/>
@@ -32054,7 +35382,7 @@
       <w:pPr>
         <w:pStyle w:val="BodyText"/>
       </w:pPr>
-      <w:hyperlink r:id="rId261">
+      <w:hyperlink r:id="rId281">
         <w:r>
           <w:rPr>
             <w:rStyle w:val="Hyperlink"/>
@@ -32104,7 +35432,7 @@
       <w:pPr>
         <w:pStyle w:val="BodyText"/>
       </w:pPr>
-      <w:hyperlink r:id="rId262">
+      <w:hyperlink r:id="rId282">
         <w:r>
           <w:rPr>
             <w:rStyle w:val="Hyperlink"/>
@@ -32154,7 +35482,7 @@
       <w:pPr>
         <w:pStyle w:val="BodyText"/>
       </w:pPr>
-      <w:hyperlink r:id="rId263">
+      <w:hyperlink r:id="rId283">
         <w:r>
           <w:rPr>
             <w:rStyle w:val="Hyperlink"/>
@@ -32189,7 +35517,7 @@
         <w:t xml:space="preserve">· link consultado em 28/10/2026</w:t>
       </w:r>
     </w:p>
-    <w:bookmarkEnd w:id="264"/>
+    <w:bookmarkEnd w:id="284"/>
     <w:p>
       <w:r>
         <w:pict>
@@ -32197,7 +35525,7 @@
         </w:pict>
       </w:r>
     </w:p>
-    <w:bookmarkStart w:id="266" w:name="o-que-vem-por-aí-cont.-1"/>
+    <w:bookmarkStart w:id="286" w:name="o-que-vem-por-aí-cont.-1"/>
     <w:p>
       <w:pPr>
         <w:pStyle w:val="Heading2"/>
@@ -32221,7 +35549,7 @@
       <w:pPr>
         <w:pStyle w:val="BodyText"/>
       </w:pPr>
-      <w:hyperlink r:id="rId265">
+      <w:hyperlink r:id="rId285">
         <w:r>
           <w:rPr>
             <w:rStyle w:val="Hyperlink"/>
@@ -32256,7 +35584,7 @@
         <w:t xml:space="preserve">· link consultado em 28/10/2026</w:t>
       </w:r>
     </w:p>
-    <w:bookmarkEnd w:id="266"/>
+    <w:bookmarkEnd w:id="286"/>
     <w:p>
       <w:r>
         <w:pict>
@@ -32272,7 +35600,7 @@
         <w:t xml:space="preserve">Para o WhatsApp</w:t>
       </w:r>
     </w:p>
-    <w:bookmarkStart w:id="267" w:name="mais-4-anos-em-6-números"/>
+    <w:bookmarkStart w:id="287" w:name="mais-4-anos-em-6-números"/>
     <w:p>
       <w:pPr>
         <w:pStyle w:val="Heading1"/>
@@ -32373,7 +35701,7 @@
         <w:t xml:space="preserve">[LINK DO CURSO]</w:t>
       </w:r>
     </w:p>
-    <w:bookmarkEnd w:id="267"/>
+    <w:bookmarkEnd w:id="287"/>
     <w:p>
       <w:r>
         <w:pict>
@@ -32389,7 +35717,7 @@
         <w:t xml:space="preserve">Anexo</w:t>
       </w:r>
     </w:p>
-    <w:bookmarkStart w:id="268" w:name="fontes-de-todos-os-números"/>
+    <w:bookmarkStart w:id="288" w:name="fontes-de-todos-os-números"/>
     <w:p>
       <w:pPr>
         <w:pStyle w:val="Heading2"/>
@@ -32410,7 +35738,7 @@
       <w:pPr>
         <w:numPr>
           <w:ilvl w:val="0"/>
-          <w:numId w:val="1082"/>
+          <w:numId w:val="1089"/>
         </w:numPr>
         <w:pStyle w:val="Compact"/>
       </w:pPr>
@@ -32429,7 +35757,7 @@
       <w:pPr>
         <w:numPr>
           <w:ilvl w:val="0"/>
-          <w:numId w:val="1082"/>
+          <w:numId w:val="1089"/>
         </w:numPr>
         <w:pStyle w:val="Compact"/>
       </w:pPr>
@@ -32448,7 +35776,7 @@
       <w:pPr>
         <w:numPr>
           <w:ilvl w:val="0"/>
-          <w:numId w:val="1082"/>
+          <w:numId w:val="1089"/>
         </w:numPr>
         <w:pStyle w:val="Compact"/>
       </w:pPr>
@@ -32467,7 +35795,7 @@
       <w:pPr>
         <w:numPr>
           <w:ilvl w:val="0"/>
-          <w:numId w:val="1082"/>
+          <w:numId w:val="1089"/>
         </w:numPr>
         <w:pStyle w:val="Compact"/>
       </w:pPr>
@@ -32486,7 +35814,7 @@
       <w:pPr>
         <w:numPr>
           <w:ilvl w:val="0"/>
-          <w:numId w:val="1082"/>
+          <w:numId w:val="1089"/>
         </w:numPr>
         <w:pStyle w:val="Compact"/>
       </w:pPr>
@@ -32505,7 +35833,7 @@
       <w:pPr>
         <w:numPr>
           <w:ilvl w:val="0"/>
-          <w:numId w:val="1082"/>
+          <w:numId w:val="1089"/>
         </w:numPr>
         <w:pStyle w:val="Compact"/>
       </w:pPr>
@@ -32524,7 +35852,7 @@
       <w:pPr>
         <w:numPr>
           <w:ilvl w:val="0"/>
-          <w:numId w:val="1082"/>
+          <w:numId w:val="1089"/>
         </w:numPr>
         <w:pStyle w:val="Compact"/>
       </w:pPr>
@@ -32543,7 +35871,7 @@
       <w:pPr>
         <w:numPr>
           <w:ilvl w:val="0"/>
-          <w:numId w:val="1082"/>
+          <w:numId w:val="1089"/>
         </w:numPr>
         <w:pStyle w:val="Compact"/>
       </w:pPr>
@@ -32562,7 +35890,7 @@
       <w:pPr>
         <w:numPr>
           <w:ilvl w:val="0"/>
-          <w:numId w:val="1082"/>
+          <w:numId w:val="1089"/>
         </w:numPr>
         <w:pStyle w:val="Compact"/>
       </w:pPr>
@@ -32581,7 +35909,7 @@
       <w:pPr>
         <w:numPr>
           <w:ilvl w:val="0"/>
-          <w:numId w:val="1082"/>
+          <w:numId w:val="1089"/>
         </w:numPr>
         <w:pStyle w:val="Compact"/>
       </w:pPr>
@@ -32600,7 +35928,7 @@
       <w:pPr>
         <w:numPr>
           <w:ilvl w:val="0"/>
-          <w:numId w:val="1082"/>
+          <w:numId w:val="1089"/>
         </w:numPr>
         <w:pStyle w:val="Compact"/>
       </w:pPr>
@@ -32619,7 +35947,7 @@
       <w:pPr>
         <w:numPr>
           <w:ilvl w:val="0"/>
-          <w:numId w:val="1082"/>
+          <w:numId w:val="1089"/>
         </w:numPr>
         <w:pStyle w:val="Compact"/>
       </w:pPr>
@@ -32634,7 +35962,7 @@
         <w:t xml:space="preserve">Agência Brasil e Poder360 (19/10/2025); MercoPress (10/11/2025); France 24 via Acento (08/11/2025); usdthoy.com (flutuação desde 29/06/2026).</w:t>
       </w:r>
     </w:p>
-    <w:bookmarkEnd w:id="268"/>
+    <w:bookmarkEnd w:id="288"/>
     <w:p>
       <w:r>
         <w:pict>
@@ -32646,7 +35974,7 @@
       <w:pPr>
         <w:numPr>
           <w:ilvl w:val="0"/>
-          <w:numId w:val="1083"/>
+          <w:numId w:val="1090"/>
         </w:numPr>
         <w:pStyle w:val="Compact"/>
       </w:pPr>
@@ -32665,7 +35993,7 @@
       <w:pPr>
         <w:numPr>
           <w:ilvl w:val="0"/>
-          <w:numId w:val="1083"/>
+          <w:numId w:val="1090"/>
         </w:numPr>
         <w:pStyle w:val="Compact"/>
       </w:pPr>
@@ -32684,7 +36012,7 @@
       <w:pPr>
         <w:numPr>
           <w:ilvl w:val="0"/>
-          <w:numId w:val="1083"/>
+          <w:numId w:val="1090"/>
         </w:numPr>
         <w:pStyle w:val="Compact"/>
       </w:pPr>
@@ -32703,7 +36031,7 @@
       <w:pPr>
         <w:numPr>
           <w:ilvl w:val="0"/>
-          <w:numId w:val="1083"/>
+          <w:numId w:val="1090"/>
         </w:numPr>
         <w:pStyle w:val="Compact"/>
       </w:pPr>
@@ -32722,7 +36050,7 @@
       <w:pPr>
         <w:numPr>
           <w:ilvl w:val="0"/>
-          <w:numId w:val="1083"/>
+          <w:numId w:val="1090"/>
         </w:numPr>
         <w:pStyle w:val="Compact"/>
       </w:pPr>
@@ -32741,7 +36069,7 @@
       <w:pPr>
         <w:numPr>
           <w:ilvl w:val="0"/>
-          <w:numId w:val="1083"/>
+          <w:numId w:val="1090"/>
         </w:numPr>
         <w:pStyle w:val="Compact"/>
       </w:pPr>
@@ -32760,7 +36088,7 @@
       <w:pPr>
         <w:numPr>
           <w:ilvl w:val="0"/>
-          <w:numId w:val="1083"/>
+          <w:numId w:val="1090"/>
         </w:numPr>
         <w:pStyle w:val="Compact"/>
       </w:pPr>
@@ -32779,7 +36107,7 @@
       <w:pPr>
         <w:numPr>
           <w:ilvl w:val="0"/>
-          <w:numId w:val="1083"/>
+          <w:numId w:val="1090"/>
         </w:numPr>
         <w:pStyle w:val="Compact"/>
       </w:pPr>
@@ -32798,7 +36126,7 @@
       <w:pPr>
         <w:numPr>
           <w:ilvl w:val="0"/>
-          <w:numId w:val="1083"/>
+          <w:numId w:val="1090"/>
         </w:numPr>
         <w:pStyle w:val="Compact"/>
       </w:pPr>
@@ -32817,7 +36145,7 @@
       <w:pPr>
         <w:numPr>
           <w:ilvl w:val="0"/>
-          <w:numId w:val="1083"/>
+          <w:numId w:val="1090"/>
         </w:numPr>
         <w:pStyle w:val="Compact"/>
       </w:pPr>
@@ -32836,7 +36164,7 @@
       <w:pPr>
         <w:numPr>
           <w:ilvl w:val="0"/>
-          <w:numId w:val="1083"/>
+          <w:numId w:val="1090"/>
         </w:numPr>
         <w:pStyle w:val="Compact"/>
       </w:pPr>
@@ -32862,7 +36190,7 @@
       <w:pPr>
         <w:numPr>
           <w:ilvl w:val="0"/>
-          <w:numId w:val="1084"/>
+          <w:numId w:val="1091"/>
         </w:numPr>
         <w:pStyle w:val="Compact"/>
       </w:pPr>
@@ -32881,7 +36209,7 @@
       <w:pPr>
         <w:numPr>
           <w:ilvl w:val="0"/>
-          <w:numId w:val="1084"/>
+          <w:numId w:val="1091"/>
         </w:numPr>
         <w:pStyle w:val="Compact"/>
       </w:pPr>
@@ -32900,7 +36228,7 @@
       <w:pPr>
         <w:numPr>
           <w:ilvl w:val="0"/>
-          <w:numId w:val="1084"/>
+          <w:numId w:val="1091"/>
         </w:numPr>
         <w:pStyle w:val="Compact"/>
       </w:pPr>
@@ -32919,7 +36247,7 @@
       <w:pPr>
         <w:numPr>
           <w:ilvl w:val="0"/>
-          <w:numId w:val="1084"/>
+          <w:numId w:val="1091"/>
         </w:numPr>
         <w:pStyle w:val="Compact"/>
       </w:pPr>
@@ -32938,7 +36266,7 @@
       <w:pPr>
         <w:numPr>
           <w:ilvl w:val="0"/>
-          <w:numId w:val="1084"/>
+          <w:numId w:val="1091"/>
         </w:numPr>
         <w:pStyle w:val="Compact"/>
       </w:pPr>
@@ -32957,7 +36285,7 @@
       <w:pPr>
         <w:numPr>
           <w:ilvl w:val="0"/>
-          <w:numId w:val="1084"/>
+          <w:numId w:val="1091"/>
         </w:numPr>
         <w:pStyle w:val="Compact"/>
       </w:pPr>
@@ -32976,7 +36304,7 @@
       <w:pPr>
         <w:numPr>
           <w:ilvl w:val="0"/>
-          <w:numId w:val="1084"/>
+          <w:numId w:val="1091"/>
         </w:numPr>
         <w:pStyle w:val="Compact"/>
       </w:pPr>
@@ -32995,7 +36323,7 @@
       <w:pPr>
         <w:numPr>
           <w:ilvl w:val="0"/>
-          <w:numId w:val="1084"/>
+          <w:numId w:val="1091"/>
         </w:numPr>
         <w:pStyle w:val="Compact"/>
       </w:pPr>
@@ -33014,7 +36342,7 @@
       <w:pPr>
         <w:numPr>
           <w:ilvl w:val="0"/>
-          <w:numId w:val="1084"/>
+          <w:numId w:val="1091"/>
         </w:numPr>
         <w:pStyle w:val="Compact"/>
       </w:pPr>
@@ -33033,7 +36361,7 @@
       <w:pPr>
         <w:numPr>
           <w:ilvl w:val="0"/>
-          <w:numId w:val="1084"/>
+          <w:numId w:val="1091"/>
         </w:numPr>
         <w:pStyle w:val="Compact"/>
       </w:pPr>
@@ -33052,7 +36380,7 @@
       <w:pPr>
         <w:numPr>
           <w:ilvl w:val="0"/>
-          <w:numId w:val="1084"/>
+          <w:numId w:val="1091"/>
         </w:numPr>
         <w:pStyle w:val="Compact"/>
       </w:pPr>
@@ -33071,7 +36399,7 @@
       <w:pPr>
         <w:numPr>
           <w:ilvl w:val="0"/>
-          <w:numId w:val="1084"/>
+          <w:numId w:val="1091"/>
         </w:numPr>
         <w:pStyle w:val="Compact"/>
       </w:pPr>
@@ -33090,7 +36418,7 @@
       <w:pPr>
         <w:numPr>
           <w:ilvl w:val="0"/>
-          <w:numId w:val="1084"/>
+          <w:numId w:val="1091"/>
         </w:numPr>
         <w:pStyle w:val="Compact"/>
       </w:pPr>
@@ -33109,7 +36437,7 @@
       <w:pPr>
         <w:numPr>
           <w:ilvl w:val="0"/>
-          <w:numId w:val="1084"/>
+          <w:numId w:val="1091"/>
         </w:numPr>
         <w:pStyle w:val="Compact"/>
       </w:pPr>
@@ -33135,7 +36463,7 @@
       <w:pPr>
         <w:numPr>
           <w:ilvl w:val="0"/>
-          <w:numId w:val="1085"/>
+          <w:numId w:val="1092"/>
         </w:numPr>
         <w:pStyle w:val="Compact"/>
       </w:pPr>
@@ -33154,7 +36482,7 @@
       <w:pPr>
         <w:numPr>
           <w:ilvl w:val="0"/>
-          <w:numId w:val="1085"/>
+          <w:numId w:val="1092"/>
         </w:numPr>
         <w:pStyle w:val="Compact"/>
       </w:pPr>
@@ -33173,7 +36501,7 @@
       <w:pPr>
         <w:numPr>
           <w:ilvl w:val="0"/>
-          <w:numId w:val="1085"/>
+          <w:numId w:val="1092"/>
         </w:numPr>
         <w:pStyle w:val="Compact"/>
       </w:pPr>
@@ -33192,7 +36520,7 @@
       <w:pPr>
         <w:numPr>
           <w:ilvl w:val="0"/>
-          <w:numId w:val="1085"/>
+          <w:numId w:val="1092"/>
         </w:numPr>
         <w:pStyle w:val="Compact"/>
       </w:pPr>
@@ -33211,7 +36539,7 @@
       <w:pPr>
         <w:numPr>
           <w:ilvl w:val="0"/>
-          <w:numId w:val="1085"/>
+          <w:numId w:val="1092"/>
         </w:numPr>
         <w:pStyle w:val="Compact"/>
       </w:pPr>
@@ -33230,7 +36558,7 @@
       <w:pPr>
         <w:numPr>
           <w:ilvl w:val="0"/>
-          <w:numId w:val="1085"/>
+          <w:numId w:val="1092"/>
         </w:numPr>
         <w:pStyle w:val="Compact"/>
       </w:pPr>
@@ -33249,7 +36577,7 @@
       <w:pPr>
         <w:numPr>
           <w:ilvl w:val="0"/>
-          <w:numId w:val="1085"/>
+          <w:numId w:val="1092"/>
         </w:numPr>
         <w:pStyle w:val="Compact"/>
       </w:pPr>
@@ -33268,7 +36596,7 @@
       <w:pPr>
         <w:numPr>
           <w:ilvl w:val="0"/>
-          <w:numId w:val="1085"/>
+          <w:numId w:val="1092"/>
         </w:numPr>
         <w:pStyle w:val="Compact"/>
       </w:pPr>
@@ -33287,7 +36615,7 @@
       <w:pPr>
         <w:numPr>
           <w:ilvl w:val="0"/>
-          <w:numId w:val="1085"/>
+          <w:numId w:val="1092"/>
         </w:numPr>
         <w:pStyle w:val="Compact"/>
       </w:pPr>
@@ -33306,7 +36634,7 @@
       <w:pPr>
         <w:numPr>
           <w:ilvl w:val="0"/>
-          <w:numId w:val="1085"/>
+          <w:numId w:val="1092"/>
         </w:numPr>
         <w:pStyle w:val="Compact"/>
       </w:pPr>
@@ -33325,7 +36653,7 @@
       <w:pPr>
         <w:numPr>
           <w:ilvl w:val="0"/>
-          <w:numId w:val="1085"/>
+          <w:numId w:val="1092"/>
         </w:numPr>
         <w:pStyle w:val="Compact"/>
       </w:pPr>
@@ -33344,7 +36672,7 @@
       <w:pPr>
         <w:numPr>
           <w:ilvl w:val="0"/>
-          <w:numId w:val="1085"/>
+          <w:numId w:val="1092"/>
         </w:numPr>
         <w:pStyle w:val="Compact"/>
       </w:pPr>
@@ -33363,7 +36691,7 @@
       <w:pPr>
         <w:numPr>
           <w:ilvl w:val="0"/>
-          <w:numId w:val="1085"/>
+          <w:numId w:val="1092"/>
         </w:numPr>
         <w:pStyle w:val="Compact"/>
       </w:pPr>
@@ -33382,7 +36710,7 @@
       <w:pPr>
         <w:numPr>
           <w:ilvl w:val="0"/>
-          <w:numId w:val="1085"/>
+          <w:numId w:val="1092"/>
         </w:numPr>
         <w:pStyle w:val="Compact"/>
       </w:pPr>
@@ -33408,7 +36736,7 @@
       <w:pPr>
         <w:numPr>
           <w:ilvl w:val="0"/>
-          <w:numId w:val="1086"/>
+          <w:numId w:val="1093"/>
         </w:numPr>
         <w:pStyle w:val="Compact"/>
       </w:pPr>
@@ -33427,7 +36755,7 @@
       <w:pPr>
         <w:numPr>
           <w:ilvl w:val="0"/>
-          <w:numId w:val="1086"/>
+          <w:numId w:val="1093"/>
         </w:numPr>
         <w:pStyle w:val="Compact"/>
       </w:pPr>
@@ -33446,7 +36774,7 @@
       <w:pPr>
         <w:numPr>
           <w:ilvl w:val="0"/>
-          <w:numId w:val="1086"/>
+          <w:numId w:val="1093"/>
         </w:numPr>
         <w:pStyle w:val="Compact"/>
       </w:pPr>
@@ -33465,7 +36793,7 @@
       <w:pPr>
         <w:numPr>
           <w:ilvl w:val="0"/>
-          <w:numId w:val="1086"/>
+          <w:numId w:val="1093"/>
         </w:numPr>
         <w:pStyle w:val="Compact"/>
       </w:pPr>
@@ -33484,7 +36812,7 @@
       <w:pPr>
         <w:numPr>
           <w:ilvl w:val="0"/>
-          <w:numId w:val="1086"/>
+          <w:numId w:val="1093"/>
         </w:numPr>
         <w:pStyle w:val="Compact"/>
       </w:pPr>
@@ -33503,7 +36831,7 @@
       <w:pPr>
         <w:numPr>
           <w:ilvl w:val="0"/>
-          <w:numId w:val="1086"/>
+          <w:numId w:val="1093"/>
         </w:numPr>
         <w:pStyle w:val="Compact"/>
       </w:pPr>
@@ -33522,7 +36850,7 @@
       <w:pPr>
         <w:numPr>
           <w:ilvl w:val="0"/>
-          <w:numId w:val="1086"/>
+          <w:numId w:val="1093"/>
         </w:numPr>
         <w:pStyle w:val="Compact"/>
       </w:pPr>
@@ -33541,7 +36869,7 @@
       <w:pPr>
         <w:numPr>
           <w:ilvl w:val="0"/>
-          <w:numId w:val="1086"/>
+          <w:numId w:val="1093"/>
         </w:numPr>
         <w:pStyle w:val="Compact"/>
       </w:pPr>
@@ -33560,7 +36888,7 @@
       <w:pPr>
         <w:numPr>
           <w:ilvl w:val="0"/>
-          <w:numId w:val="1086"/>
+          <w:numId w:val="1093"/>
         </w:numPr>
         <w:pStyle w:val="Compact"/>
       </w:pPr>
@@ -33579,7 +36907,7 @@
       <w:pPr>
         <w:numPr>
           <w:ilvl w:val="0"/>
-          <w:numId w:val="1086"/>
+          <w:numId w:val="1093"/>
         </w:numPr>
         <w:pStyle w:val="Compact"/>
       </w:pPr>
@@ -33598,7 +36926,7 @@
       <w:pPr>
         <w:numPr>
           <w:ilvl w:val="0"/>
-          <w:numId w:val="1086"/>
+          <w:numId w:val="1093"/>
         </w:numPr>
         <w:pStyle w:val="Compact"/>
       </w:pPr>
@@ -33617,7 +36945,7 @@
       <w:pPr>
         <w:numPr>
           <w:ilvl w:val="0"/>
-          <w:numId w:val="1086"/>
+          <w:numId w:val="1093"/>
         </w:numPr>
         <w:pStyle w:val="Compact"/>
       </w:pPr>
@@ -33636,7 +36964,7 @@
       <w:pPr>
         <w:numPr>
           <w:ilvl w:val="0"/>
-          <w:numId w:val="1086"/>
+          <w:numId w:val="1093"/>
         </w:numPr>
         <w:pStyle w:val="Compact"/>
       </w:pPr>
@@ -33662,7 +36990,7 @@
       <w:pPr>
         <w:numPr>
           <w:ilvl w:val="0"/>
-          <w:numId w:val="1087"/>
+          <w:numId w:val="1094"/>
         </w:numPr>
         <w:pStyle w:val="Compact"/>
       </w:pPr>
@@ -33681,7 +37009,7 @@
       <w:pPr>
         <w:numPr>
           <w:ilvl w:val="0"/>
-          <w:numId w:val="1087"/>
+          <w:numId w:val="1094"/>
         </w:numPr>
         <w:pStyle w:val="Compact"/>
       </w:pPr>
@@ -33700,7 +37028,7 @@
       <w:pPr>
         <w:numPr>
           <w:ilvl w:val="0"/>
-          <w:numId w:val="1087"/>
+          <w:numId w:val="1094"/>
         </w:numPr>
         <w:pStyle w:val="Compact"/>
       </w:pPr>
@@ -33719,7 +37047,7 @@
       <w:pPr>
         <w:numPr>
           <w:ilvl w:val="0"/>
-          <w:numId w:val="1087"/>
+          <w:numId w:val="1094"/>
         </w:numPr>
         <w:pStyle w:val="Compact"/>
       </w:pPr>
@@ -33738,7 +37066,7 @@
       <w:pPr>
         <w:numPr>
           <w:ilvl w:val="0"/>
-          <w:numId w:val="1087"/>
+          <w:numId w:val="1094"/>
         </w:numPr>
         <w:pStyle w:val="Compact"/>
       </w:pPr>
@@ -33757,7 +37085,7 @@
       <w:pPr>
         <w:numPr>
           <w:ilvl w:val="0"/>
-          <w:numId w:val="1087"/>
+          <w:numId w:val="1094"/>
         </w:numPr>
         <w:pStyle w:val="Compact"/>
       </w:pPr>
@@ -33776,7 +37104,7 @@
       <w:pPr>
         <w:numPr>
           <w:ilvl w:val="0"/>
-          <w:numId w:val="1087"/>
+          <w:numId w:val="1094"/>
         </w:numPr>
         <w:pStyle w:val="Compact"/>
       </w:pPr>
@@ -33795,7 +37123,7 @@
       <w:pPr>
         <w:numPr>
           <w:ilvl w:val="0"/>
-          <w:numId w:val="1087"/>
+          <w:numId w:val="1094"/>
         </w:numPr>
         <w:pStyle w:val="Compact"/>
       </w:pPr>
@@ -33814,7 +37142,7 @@
       <w:pPr>
         <w:numPr>
           <w:ilvl w:val="0"/>
-          <w:numId w:val="1087"/>
+          <w:numId w:val="1094"/>
         </w:numPr>
         <w:pStyle w:val="Compact"/>
       </w:pPr>
@@ -33833,7 +37161,7 @@
       <w:pPr>
         <w:numPr>
           <w:ilvl w:val="0"/>
-          <w:numId w:val="1087"/>
+          <w:numId w:val="1094"/>
         </w:numPr>
         <w:pStyle w:val="Compact"/>
       </w:pPr>
@@ -33852,7 +37180,7 @@
       <w:pPr>
         <w:numPr>
           <w:ilvl w:val="0"/>
-          <w:numId w:val="1087"/>
+          <w:numId w:val="1094"/>
         </w:numPr>
         <w:pStyle w:val="Compact"/>
       </w:pPr>
@@ -33878,7 +37206,7 @@
       <w:pPr>
         <w:numPr>
           <w:ilvl w:val="0"/>
-          <w:numId w:val="1088"/>
+          <w:numId w:val="1095"/>
         </w:numPr>
         <w:pStyle w:val="Compact"/>
       </w:pPr>
@@ -33897,7 +37225,7 @@
       <w:pPr>
         <w:numPr>
           <w:ilvl w:val="0"/>
-          <w:numId w:val="1088"/>
+          <w:numId w:val="1095"/>
         </w:numPr>
         <w:pStyle w:val="Compact"/>
       </w:pPr>
@@ -33916,7 +37244,7 @@
       <w:pPr>
         <w:numPr>
           <w:ilvl w:val="0"/>
-          <w:numId w:val="1088"/>
+          <w:numId w:val="1095"/>
         </w:numPr>
         <w:pStyle w:val="Compact"/>
       </w:pPr>
@@ -33935,7 +37263,7 @@
       <w:pPr>
         <w:numPr>
           <w:ilvl w:val="0"/>
-          <w:numId w:val="1088"/>
+          <w:numId w:val="1095"/>
         </w:numPr>
         <w:pStyle w:val="Compact"/>
       </w:pPr>
@@ -33954,7 +37282,7 @@
       <w:pPr>
         <w:numPr>
           <w:ilvl w:val="0"/>
-          <w:numId w:val="1088"/>
+          <w:numId w:val="1095"/>
         </w:numPr>
         <w:pStyle w:val="Compact"/>
       </w:pPr>
@@ -33973,7 +37301,7 @@
       <w:pPr>
         <w:numPr>
           <w:ilvl w:val="0"/>
-          <w:numId w:val="1088"/>
+          <w:numId w:val="1095"/>
         </w:numPr>
         <w:pStyle w:val="Compact"/>
       </w:pPr>
@@ -33992,7 +37320,7 @@
       <w:pPr>
         <w:numPr>
           <w:ilvl w:val="0"/>
-          <w:numId w:val="1088"/>
+          <w:numId w:val="1095"/>
         </w:numPr>
         <w:pStyle w:val="Compact"/>
       </w:pPr>
@@ -34011,7 +37339,7 @@
       <w:pPr>
         <w:numPr>
           <w:ilvl w:val="0"/>
-          <w:numId w:val="1088"/>
+          <w:numId w:val="1095"/>
         </w:numPr>
         <w:pStyle w:val="Compact"/>
       </w:pPr>
@@ -34030,7 +37358,7 @@
       <w:pPr>
         <w:numPr>
           <w:ilvl w:val="0"/>
-          <w:numId w:val="1088"/>
+          <w:numId w:val="1095"/>
         </w:numPr>
         <w:pStyle w:val="Compact"/>
       </w:pPr>
@@ -34049,7 +37377,7 @@
       <w:pPr>
         <w:numPr>
           <w:ilvl w:val="0"/>
-          <w:numId w:val="1088"/>
+          <w:numId w:val="1095"/>
         </w:numPr>
         <w:pStyle w:val="Compact"/>
       </w:pPr>
@@ -34068,7 +37396,7 @@
       <w:pPr>
         <w:numPr>
           <w:ilvl w:val="0"/>
-          <w:numId w:val="1088"/>
+          <w:numId w:val="1095"/>
         </w:numPr>
         <w:pStyle w:val="Compact"/>
       </w:pPr>
@@ -34087,7 +37415,7 @@
       <w:pPr>
         <w:numPr>
           <w:ilvl w:val="0"/>
-          <w:numId w:val="1088"/>
+          <w:numId w:val="1095"/>
         </w:numPr>
         <w:pStyle w:val="Compact"/>
       </w:pPr>
@@ -34106,7 +37434,7 @@
       <w:pPr>
         <w:numPr>
           <w:ilvl w:val="0"/>
-          <w:numId w:val="1088"/>
+          <w:numId w:val="1095"/>
         </w:numPr>
         <w:pStyle w:val="Compact"/>
       </w:pPr>
@@ -34125,7 +37453,7 @@
       <w:pPr>
         <w:numPr>
           <w:ilvl w:val="0"/>
-          <w:numId w:val="1088"/>
+          <w:numId w:val="1095"/>
         </w:numPr>
         <w:pStyle w:val="Compact"/>
       </w:pPr>
@@ -34151,7 +37479,7 @@
       <w:pPr>
         <w:numPr>
           <w:ilvl w:val="0"/>
-          <w:numId w:val="1089"/>
+          <w:numId w:val="1096"/>
         </w:numPr>
         <w:pStyle w:val="Compact"/>
       </w:pPr>
@@ -34170,7 +37498,7 @@
       <w:pPr>
         <w:numPr>
           <w:ilvl w:val="0"/>
-          <w:numId w:val="1089"/>
+          <w:numId w:val="1096"/>
         </w:numPr>
         <w:pStyle w:val="Compact"/>
       </w:pPr>
@@ -34189,7 +37517,7 @@
       <w:pPr>
         <w:numPr>
           <w:ilvl w:val="0"/>
-          <w:numId w:val="1089"/>
+          <w:numId w:val="1096"/>
         </w:numPr>
         <w:pStyle w:val="Compact"/>
       </w:pPr>
@@ -34208,7 +37536,7 @@
       <w:pPr>
         <w:numPr>
           <w:ilvl w:val="0"/>
-          <w:numId w:val="1089"/>
+          <w:numId w:val="1096"/>
         </w:numPr>
         <w:pStyle w:val="Compact"/>
       </w:pPr>
@@ -34227,7 +37555,147 @@
       <w:pPr>
         <w:numPr>
           <w:ilvl w:val="0"/>
-          <w:numId w:val="1089"/>
+          <w:numId w:val="1096"/>
+        </w:numPr>
+        <w:pStyle w:val="Compact"/>
+      </w:pPr>
+      <w:r>
+        <w:rPr>
+          <w:bCs/>
+          <w:b/>
+        </w:rPr>
+        <w:t xml:space="preserve">p. 157</w:t>
+      </w:r>
+      <w:r>
+        <w:t xml:space="preserve">Lei 7.492/1986, art. 22 (pena de 2 a 6 anos e multa; consumação com a operação), via TRF1 e Jornal Contábil; redação do parágrafo único alterada pela Lei 14.286/2021 (Revista Jurídica Cesumar).</w:t>
+      </w:r>
+    </w:p>
+    <w:p>
+      <w:pPr>
+        <w:numPr>
+          <w:ilvl w:val="0"/>
+          <w:numId w:val="1096"/>
+        </w:numPr>
+        <w:pStyle w:val="Compact"/>
+      </w:pPr>
+      <w:r>
+        <w:rPr>
+          <w:bCs/>
+          <w:b/>
+        </w:rPr>
+        <w:t xml:space="preserve">p. 158</w:t>
+      </w:r>
+      <w:r>
+        <w:t xml:space="preserve">Escopo do curso, Seção 3.2 (Lei 7.492/86, lavagem); Poder360 (Res. BCB 521).</w:t>
+      </w:r>
+    </w:p>
+    <w:p>
+      <w:pPr>
+        <w:numPr>
+          <w:ilvl w:val="0"/>
+          <w:numId w:val="1096"/>
+        </w:numPr>
+        <w:pStyle w:val="Compact"/>
+      </w:pPr>
+      <w:r>
+        <w:rPr>
+          <w:bCs/>
+          <w:b/>
+        </w:rPr>
+        <w:t xml:space="preserve">p. 160</w:t>
+      </w:r>
+      <w:r>
+        <w:t xml:space="preserve">Exame (MP 1.303 caducou; regras atuais: isenção até R$ 35 mil/mês em vendas, alíquotas progressivas, DARF via GCAP até o último dia útil do mês seguinte).</w:t>
+      </w:r>
+    </w:p>
+    <w:p>
+      <w:pPr>
+        <w:numPr>
+          <w:ilvl w:val="0"/>
+          <w:numId w:val="1096"/>
+        </w:numPr>
+        <w:pStyle w:val="Compact"/>
+      </w:pPr>
+      <w:r>
+        <w:rPr>
+          <w:bCs/>
+          <w:b/>
+        </w:rPr>
+        <w:t xml:space="preserve">p. 161</w:t>
+      </w:r>
+      <w:r>
+        <w:t xml:space="preserve">Exame (“MP 1.303: com rejeição na Câmara, tributação de criptos não vai subir em 2026”; “Comissão aumenta tributação de criptomoedas com MP 1303 para 18%”); InfoMoney (relator: 17,5%).</w:t>
+      </w:r>
+    </w:p>
+    <w:p>
+      <w:pPr>
+        <w:numPr>
+          <w:ilvl w:val="0"/>
+          <w:numId w:val="1096"/>
+        </w:numPr>
+        <w:pStyle w:val="Compact"/>
+      </w:pPr>
+      <w:r>
+        <w:rPr>
+          <w:bCs/>
+          <w:b/>
+        </w:rPr>
+        <w:t xml:space="preserve">p. 162</w:t>
+      </w:r>
+      <w:r>
+        <w:t xml:space="preserve">Contadores CNT (obrigatoriedade a partir de R$ 5 mil de custo; valor de aquisição); TNH1 e guias de 2026 (grupo 08, código 03 para stablecoins); Blocktrends (aponta código diferente).</w:t>
+      </w:r>
+    </w:p>
+    <w:p>
+      <w:pPr>
+        <w:numPr>
+          <w:ilvl w:val="0"/>
+          <w:numId w:val="1096"/>
+        </w:numPr>
+        <w:pStyle w:val="Compact"/>
+      </w:pPr>
+      <w:r>
+        <w:rPr>
+          <w:bCs/>
+          <w:b/>
+        </w:rPr>
+        <w:t xml:space="preserve">p. 163</w:t>
+      </w:r>
+      <w:r>
+        <w:t xml:space="preserve">Exame e Money Times (IN RFB 2.291/2025, DeCripto, com vigência a partir de jul/2026); Exame e Jovem Pan (divergência sobre exchanges estrangeiras); Itaú Private Bank e EY (Lei 14.754/2023: 15% anual).</w:t>
+      </w:r>
+    </w:p>
+    <w:p>
+      <w:pPr>
+        <w:numPr>
+          <w:ilvl w:val="0"/>
+          <w:numId w:val="1096"/>
+        </w:numPr>
+        <w:pStyle w:val="Compact"/>
+      </w:pPr>
+      <w:r>
+        <w:rPr>
+          <w:bCs/>
+          <w:b/>
+        </w:rPr>
+        <w:t xml:space="preserve">p. 164</w:t>
+      </w:r>
+      <w:r>
+        <w:t xml:space="preserve">Exame (regras de isenção e GCAP); Contadores CNT (declaração a partir de R$ 5 mil).</w:t>
+      </w:r>
+    </w:p>
+    <w:p>
+      <w:r>
+        <w:pict>
+          <v:rect style="width:0;height:1.5pt" o:hralign="center" o:hrstd="t" o:hr="t"/>
+        </w:pict>
+      </w:r>
+    </w:p>
+    <w:p>
+      <w:pPr>
+        <w:numPr>
+          <w:ilvl w:val="0"/>
+          <w:numId w:val="1097"/>
         </w:numPr>
         <w:pStyle w:val="Compact"/>
       </w:pPr>
@@ -34237,6 +37705,101 @@
           <w:b/>
         </w:rPr>
         <w:t xml:space="preserve">p. 165</w:t>
+      </w:r>
+      <w:r>
+        <w:t xml:space="preserve">InfoMoney (IOF não automático; BC enquadra stablecoins como câmbio); Gazeta do Povo e Revista Oeste (minuta de 3,5% com isenção até R$ 10 mil/mês); Blocknews (consulta adiada, out/2026).</w:t>
+      </w:r>
+    </w:p>
+    <w:p>
+      <w:pPr>
+        <w:numPr>
+          <w:ilvl w:val="0"/>
+          <w:numId w:val="1097"/>
+        </w:numPr>
+        <w:pStyle w:val="Compact"/>
+      </w:pPr>
+      <w:r>
+        <w:rPr>
+          <w:bCs/>
+          <w:b/>
+        </w:rPr>
+        <w:t xml:space="preserve">p. 166</w:t>
+      </w:r>
+      <w:r>
+        <w:t xml:space="preserve">Garrastazu Advogados (comunicação até o último dia útil de fevereiro, via e-CAC; declaração no prazo do IR; regularização retroativa); InfoMoney (prazo da declaração de saída).</w:t>
+      </w:r>
+    </w:p>
+    <w:p>
+      <w:pPr>
+        <w:numPr>
+          <w:ilvl w:val="0"/>
+          <w:numId w:val="1097"/>
+        </w:numPr>
+        <w:pStyle w:val="Compact"/>
+      </w:pPr>
+      <w:r>
+        <w:rPr>
+          <w:bCs/>
+          <w:b/>
+        </w:rPr>
+        <w:t xml:space="preserve">p. 167</w:t>
+      </w:r>
+      <w:r>
+        <w:t xml:space="preserve">Garrastazu Advogados (passo a passo no e-CAC e Termo de Responsabilidade).</w:t>
+      </w:r>
+    </w:p>
+    <w:p>
+      <w:pPr>
+        <w:numPr>
+          <w:ilvl w:val="0"/>
+          <w:numId w:val="1097"/>
+        </w:numPr>
+        <w:pStyle w:val="Compact"/>
+      </w:pPr>
+      <w:r>
+        <w:rPr>
+          <w:bCs/>
+          <w:b/>
+        </w:rPr>
+        <w:t xml:space="preserve">p. 168</w:t>
+      </w:r>
+      <w:r>
+        <w:t xml:space="preserve">Renova Invest, SMA e Cepeda Advogados (CBE: US$ 1 milhão em 31/12; janela de 15/02 a 05/04/2026; multa de até R$ 250 mil); escopo do curso (CBE).</w:t>
+      </w:r>
+    </w:p>
+    <w:p>
+      <w:pPr>
+        <w:numPr>
+          <w:ilvl w:val="0"/>
+          <w:numId w:val="1097"/>
+        </w:numPr>
+        <w:pStyle w:val="Compact"/>
+      </w:pPr>
+      <w:r>
+        <w:rPr>
+          <w:bCs/>
+          <w:b/>
+        </w:rPr>
+        <w:t xml:space="preserve">p. 169</w:t>
+      </w:r>
+      <w:r>
+        <w:t xml:space="preserve">KuCoin News (fim da proibição em jun/2024); CriptoNoticias (Ministério da Economia e marco regulatório em preparação).</w:t>
+      </w:r>
+    </w:p>
+    <w:p>
+      <w:pPr>
+        <w:numPr>
+          <w:ilvl w:val="0"/>
+          <w:numId w:val="1097"/>
+        </w:numPr>
+        <w:pStyle w:val="Compact"/>
+      </w:pPr>
+      <w:r>
+        <w:rPr>
+          <w:bCs/>
+          <w:b/>
+        </w:rPr>
+        <w:t xml:space="preserve">p. 181</w:t>
       </w:r>
       <w:r>
         <w:t xml:space="preserve">Gazeta do Povo (arrecadação 2025; 1 imposto a cada 27 dias; dívida e juros, ago/2026; herança de 90% do PIB); Poder360 (IOF 3,5%; dívida 82,9% do PIB segundo o BC).</w:t>
@@ -35293,6 +38856,15 @@
     <w:abstractNumId w:val="991"/>
   </w:num>
   <w:num w:numId="1081">
+    <w:abstractNumId w:val="991"/>
+  </w:num>
+  <w:num w:numId="1082">
+    <w:abstractNumId w:val="991"/>
+  </w:num>
+  <w:num w:numId="1083">
+    <w:abstractNumId w:val="991"/>
+  </w:num>
+  <w:num w:numId="1084">
     <w:abstractNumId w:val="99201"/>
     <w:lvlOverride w:ilvl="0">
       <w:startOverride w:val="1"/>
@@ -35322,15 +38894,6 @@
       <w:startOverride w:val="1"/>
     </w:lvlOverride>
   </w:num>
-  <w:num w:numId="1082">
-    <w:abstractNumId w:val="991"/>
-  </w:num>
-  <w:num w:numId="1083">
-    <w:abstractNumId w:val="991"/>
-  </w:num>
-  <w:num w:numId="1084">
-    <w:abstractNumId w:val="991"/>
-  </w:num>
   <w:num w:numId="1085">
     <w:abstractNumId w:val="991"/>
   </w:num>
@@ -35341,9 +38904,60 @@
     <w:abstractNumId w:val="991"/>
   </w:num>
   <w:num w:numId="1088">
+    <w:abstractNumId w:val="99201"/>
+    <w:lvlOverride w:ilvl="0">
+      <w:startOverride w:val="1"/>
+    </w:lvlOverride>
+    <w:lvlOverride w:ilvl="1">
+      <w:startOverride w:val="1"/>
+    </w:lvlOverride>
+    <w:lvlOverride w:ilvl="2">
+      <w:startOverride w:val="1"/>
+    </w:lvlOverride>
+    <w:lvlOverride w:ilvl="3">
+      <w:startOverride w:val="1"/>
+    </w:lvlOverride>
+    <w:lvlOverride w:ilvl="4">
+      <w:startOverride w:val="1"/>
+    </w:lvlOverride>
+    <w:lvlOverride w:ilvl="5">
+      <w:startOverride w:val="1"/>
+    </w:lvlOverride>
+    <w:lvlOverride w:ilvl="6">
+      <w:startOverride w:val="1"/>
+    </w:lvlOverride>
+    <w:lvlOverride w:ilvl="7">
+      <w:startOverride w:val="1"/>
+    </w:lvlOverride>
+    <w:lvlOverride w:ilvl="8">
+      <w:startOverride w:val="1"/>
+    </w:lvlOverride>
+  </w:num>
+  <w:num w:numId="1089">
     <w:abstractNumId w:val="991"/>
   </w:num>
-  <w:num w:numId="1089">
+  <w:num w:numId="1090">
+    <w:abstractNumId w:val="991"/>
+  </w:num>
+  <w:num w:numId="1091">
+    <w:abstractNumId w:val="991"/>
+  </w:num>
+  <w:num w:numId="1092">
+    <w:abstractNumId w:val="991"/>
+  </w:num>
+  <w:num w:numId="1093">
+    <w:abstractNumId w:val="991"/>
+  </w:num>
+  <w:num w:numId="1094">
+    <w:abstractNumId w:val="991"/>
+  </w:num>
+  <w:num w:numId="1095">
+    <w:abstractNumId w:val="991"/>
+  </w:num>
+  <w:num w:numId="1096">
+    <w:abstractNumId w:val="991"/>
+  </w:num>
+  <w:num w:numId="1097">
     <w:abstractNumId w:val="991"/>
   </w:num>
 </w:numbering>

--- a/curso/dist/LULA-GANHOU-Curso-Completo.docx
+++ b/curso/dist/LULA-GANHOU-Curso-Completo.docx
@@ -2188,10 +2188,100 @@
         <w:pStyle w:val="Compact"/>
       </w:pPr>
       <w:r>
+        <w:t xml:space="preserve">Parte 8 · O mesmo método para outros países</w:t>
+      </w:r>
+      <w:r>
+        <w:t xml:space="preserve">194</w:t>
+      </w:r>
+    </w:p>
+    <w:p>
+      <w:pPr>
+        <w:numPr>
+          <w:ilvl w:val="0"/>
+          <w:numId w:val="1006"/>
+        </w:numPr>
+        <w:pStyle w:val="Compact"/>
+      </w:pPr>
+      <w:r>
+        <w:t xml:space="preserve">8.1 Paraguai</w:t>
+      </w:r>
+      <w:r>
+        <w:t xml:space="preserve">196</w:t>
+      </w:r>
+    </w:p>
+    <w:p>
+      <w:pPr>
+        <w:numPr>
+          <w:ilvl w:val="0"/>
+          <w:numId w:val="1006"/>
+        </w:numPr>
+        <w:pStyle w:val="Compact"/>
+      </w:pPr>
+      <w:r>
+        <w:t xml:space="preserve">8.2 Argentina</w:t>
+      </w:r>
+      <w:r>
+        <w:t xml:space="preserve">198</w:t>
+      </w:r>
+    </w:p>
+    <w:p>
+      <w:pPr>
+        <w:numPr>
+          <w:ilvl w:val="0"/>
+          <w:numId w:val="1006"/>
+        </w:numPr>
+        <w:pStyle w:val="Compact"/>
+      </w:pPr>
+      <w:r>
+        <w:t xml:space="preserve">8.3 Uruguai</w:t>
+      </w:r>
+      <w:r>
+        <w:t xml:space="preserve">200</w:t>
+      </w:r>
+    </w:p>
+    <w:p>
+      <w:pPr>
+        <w:numPr>
+          <w:ilvl w:val="0"/>
+          <w:numId w:val="1006"/>
+        </w:numPr>
+        <w:pStyle w:val="Compact"/>
+      </w:pPr>
+      <w:r>
+        <w:t xml:space="preserve">8.4 Portugal</w:t>
+      </w:r>
+      <w:r>
+        <w:t xml:space="preserve">201</w:t>
+      </w:r>
+    </w:p>
+    <w:p>
+      <w:pPr>
+        <w:numPr>
+          <w:ilvl w:val="0"/>
+          <w:numId w:val="1006"/>
+        </w:numPr>
+        <w:pStyle w:val="Compact"/>
+      </w:pPr>
+      <w:r>
+        <w:t xml:space="preserve">8.5 Estados Unidos</w:t>
+      </w:r>
+      <w:r>
+        <w:t xml:space="preserve">202</w:t>
+      </w:r>
+    </w:p>
+    <w:p>
+      <w:pPr>
+        <w:numPr>
+          <w:ilvl w:val="0"/>
+          <w:numId w:val="1006"/>
+        </w:numPr>
+        <w:pStyle w:val="Compact"/>
+      </w:pPr>
+      <w:r>
         <w:t xml:space="preserve">Bônus B7 · Dossiê: mais 4 anos em manchetes</w:t>
       </w:r>
       <w:r>
-        <w:t xml:space="preserve">194</w:t>
+        <w:t xml:space="preserve">204</w:t>
       </w:r>
     </w:p>
     <w:p>
@@ -2206,7 +2296,7 @@
         <w:t xml:space="preserve">B7 · Versão de 1 página para WhatsApp</w:t>
       </w:r>
       <w:r>
-        <w:t xml:space="preserve">203</w:t>
+        <w:t xml:space="preserve">213</w:t>
       </w:r>
     </w:p>
     <w:p>
@@ -2221,7 +2311,7 @@
         <w:t xml:space="preserve">Anexo · Fontes de todos os números</w:t>
       </w:r>
       <w:r>
-        <w:t xml:space="preserve">204</w:t>
+        <w:t xml:space="preserve">214</w:t>
       </w:r>
     </w:p>
     <w:p>
@@ -38395,7 +38485,7 @@
         <w:pStyle w:val="FirstParagraph"/>
       </w:pPr>
       <w:r>
-        <w:t xml:space="preserve">B7</w:t>
+        <w:t xml:space="preserve">08</w:t>
       </w:r>
     </w:p>
     <w:p>
@@ -38403,7 +38493,7 @@
         <w:pStyle w:val="BodyText"/>
       </w:pPr>
       <w:r>
-        <w:t xml:space="preserve">Dossiê: mais 4 anos em manchetes</w:t>
+        <w:t xml:space="preserve">Outros países</w:t>
       </w:r>
     </w:p>
     <w:p>
@@ -38411,7 +38501,7 @@
         <w:pStyle w:val="BodyText"/>
       </w:pPr>
       <w:r>
-        <w:t xml:space="preserve">Links para mandar ao seu conhecido de esquerda. Não é opinião: é manchete, com veículo e QR code para ele mesmo conferir.</w:t>
+        <w:t xml:space="preserve">Bolívia não é a única saída. Paraguai, Argentina, Uruguai, Portugal e EUA: quem é de direita, quem abre a porta e quanto custa.</w:t>
       </w:r>
     </w:p>
     <w:p>
@@ -38426,145 +38516,438 @@
         <w:pStyle w:val="FirstParagraph"/>
       </w:pPr>
       <w:r>
-        <w:t xml:space="preserve">Como usar o dossiê</w:t>
-      </w:r>
-    </w:p>
-    <w:bookmarkStart w:id="285" w:name="não-discuta.-mande-o-link."/>
+        <w:t xml:space="preserve">Comparativo</w:t>
+      </w:r>
+    </w:p>
+    <w:bookmarkStart w:id="283" w:name="os-6-destinos-lado-a-lado"/>
     <w:p>
       <w:pPr>
         <w:pStyle w:val="Heading1"/>
       </w:pPr>
       <w:r>
-        <w:t xml:space="preserve">Não discuta. Mande o link.</w:t>
-      </w:r>
-    </w:p>
-    <w:p>
-      <w:pPr>
-        <w:pStyle w:val="FirstParagraph"/>
-      </w:pPr>
-      <w:r>
-        <w:t xml:space="preserve">Discussão de grupo de família não convence ninguém.</w:t>
-      </w:r>
-      <w:r>
-        <w:t xml:space="preserve"> </w:t>
-      </w:r>
-      <w:r>
-        <w:rPr>
-          <w:bCs/>
-          <w:b/>
-        </w:rPr>
-        <w:t xml:space="preserve">Manchete com data e veículo</w:t>
-      </w:r>
-      <w:r>
-        <w:t xml:space="preserve"> </w:t>
-      </w:r>
-      <w:r>
-        <w:t xml:space="preserve">convence mais. Este dossiê é para isso.</w:t>
-      </w:r>
-    </w:p>
-    <w:p>
-      <w:pPr>
-        <w:numPr>
-          <w:ilvl w:val="0"/>
-          <w:numId w:val="1101"/>
-        </w:numPr>
-        <w:pStyle w:val="Compact"/>
-      </w:pPr>
-      <w:r>
-        <w:t xml:space="preserve">Escolha 1 ou 2 manchetes sobre o assunto da conversa</w:t>
-      </w:r>
-    </w:p>
-    <w:p>
-      <w:pPr>
-        <w:numPr>
-          <w:ilvl w:val="0"/>
-          <w:numId w:val="1101"/>
-        </w:numPr>
-        <w:pStyle w:val="Compact"/>
-      </w:pPr>
-      <w:r>
-        <w:t xml:space="preserve">Aponte a câmera do celular para o QR code e copie o link</w:t>
-      </w:r>
-    </w:p>
-    <w:p>
-      <w:pPr>
-        <w:numPr>
-          <w:ilvl w:val="0"/>
-          <w:numId w:val="1101"/>
-        </w:numPr>
-        <w:pStyle w:val="Compact"/>
-      </w:pPr>
-      <w:r>
-        <w:t xml:space="preserve">Mande o link, sem textão. Deixe a notícia falar</w:t>
-      </w:r>
-    </w:p>
-    <w:p>
-      <w:pPr>
-        <w:numPr>
-          <w:ilvl w:val="0"/>
-          <w:numId w:val="1101"/>
-        </w:numPr>
-        <w:pStyle w:val="Compact"/>
-      </w:pPr>
-      <w:r>
-        <w:t xml:space="preserve">Se ele disser “site de direita”, mande o dado oficial que está na mesma linha (Banco Central, Senado, Receita)</w:t>
-      </w:r>
-    </w:p>
-    <w:bookmarkStart w:id="283" w:name="já-aconteceu"/>
-    <w:p>
-      <w:pPr>
-        <w:pStyle w:val="Heading3"/>
-      </w:pPr>
-      <w:r>
-        <w:t xml:space="preserve">Já aconteceu</w:t>
-      </w:r>
-    </w:p>
-    <w:p>
-      <w:pPr>
-        <w:pStyle w:val="FirstParagraph"/>
-      </w:pPr>
-      <w:r>
-        <w:t xml:space="preserve">Fatos publicados: impostos, IOF, dívida, juros, déficit, golpes.</w:t>
+        <w:t xml:space="preserve">Os 6 destinos lado a lado</w:t>
+      </w:r>
+    </w:p>
+    <w:tbl>
+      <w:tblPr>
+        <w:tblStyle w:val="Table"/>
+        <w:tblW w:type="auto" w:w="0"/>
+        <w:tblLook w:firstRow="0" w:lastRow="0" w:firstColumn="0" w:lastColumn="0" w:noHBand="0" w:noVBand="0" w:val="0000"/>
+        <w:jc w:val="start"/>
+      </w:tblPr>
+      <w:tblGrid>
+        <w:gridCol w:w="1980"/>
+        <w:gridCol w:w="1980"/>
+        <w:gridCol w:w="1980"/>
+        <w:gridCol w:w="1980"/>
+      </w:tblGrid>
+      <w:tr>
+        <w:tc>
+          <w:tcPr/>
+          <w:p>
+            <w:pPr>
+              <w:pStyle w:val="Compact"/>
+              <w:jc w:val="left"/>
+            </w:pPr>
+            <w:r>
+              <w:t xml:space="preserve">País</w:t>
+            </w:r>
+          </w:p>
+        </w:tc>
+        <w:tc>
+          <w:tcPr/>
+          <w:p>
+            <w:pPr>
+              <w:pStyle w:val="Compact"/>
+              <w:jc w:val="left"/>
+            </w:pPr>
+            <w:r>
+              <w:t xml:space="preserve">Governo</w:t>
+            </w:r>
+          </w:p>
+        </w:tc>
+        <w:tc>
+          <w:tcPr/>
+          <w:p>
+            <w:pPr>
+              <w:pStyle w:val="Compact"/>
+              <w:jc w:val="left"/>
+            </w:pPr>
+            <w:r>
+              <w:t xml:space="preserve">Entrada/residência</w:t>
+            </w:r>
+          </w:p>
+        </w:tc>
+        <w:tc>
+          <w:tcPr/>
+          <w:p>
+            <w:pPr>
+              <w:pStyle w:val="Compact"/>
+              <w:jc w:val="left"/>
+            </w:pPr>
+            <w:r>
+              <w:t xml:space="preserve">Custo para quem leva real</w:t>
+            </w:r>
+          </w:p>
+        </w:tc>
+      </w:tr>
+      <w:tr>
+        <w:tc>
+          <w:tcPr/>
+          <w:p>
+            <w:pPr>
+              <w:pStyle w:val="Compact"/>
+              <w:jc w:val="left"/>
+            </w:pPr>
+            <w:r>
+              <w:rPr>
+                <w:bCs/>
+                <w:b/>
+              </w:rPr>
+              <w:t xml:space="preserve">Bolívia</w:t>
+            </w:r>
+          </w:p>
+        </w:tc>
+        <w:tc>
+          <w:tcPr/>
+          <w:p>
+            <w:pPr>
+              <w:pStyle w:val="Compact"/>
+              <w:jc w:val="left"/>
+            </w:pPr>
+            <w:r>
+              <w:t xml:space="preserve">Centro-direita (Paz)</w:t>
+            </w:r>
+          </w:p>
+        </w:tc>
+        <w:tc>
+          <w:tcPr/>
+          <w:p>
+            <w:pPr>
+              <w:pStyle w:val="Compact"/>
+              <w:jc w:val="left"/>
+            </w:pPr>
+            <w:r>
+              <w:t xml:space="preserve">Mercosul, sem visto</w:t>
+            </w:r>
+          </w:p>
+        </w:tc>
+        <w:tc>
+          <w:tcPr/>
+          <w:p>
+            <w:pPr>
+              <w:pStyle w:val="Compact"/>
+              <w:jc w:val="left"/>
+            </w:pPr>
+            <w:r>
+              <w:t xml:space="preserve">Baixo: real vale mais</w:t>
+            </w:r>
+          </w:p>
+        </w:tc>
+      </w:tr>
+      <w:tr>
+        <w:tc>
+          <w:tcPr/>
+          <w:p>
+            <w:pPr>
+              <w:pStyle w:val="Compact"/>
+              <w:jc w:val="left"/>
+            </w:pPr>
+            <w:r>
+              <w:rPr>
+                <w:bCs/>
+                <w:b/>
+              </w:rPr>
+              <w:t xml:space="preserve">Paraguai</w:t>
+            </w:r>
+          </w:p>
+        </w:tc>
+        <w:tc>
+          <w:tcPr/>
+          <w:p>
+            <w:pPr>
+              <w:pStyle w:val="Compact"/>
+              <w:jc w:val="left"/>
+            </w:pPr>
+            <w:r>
+              <w:t xml:space="preserve">Direita (Peña, Colorado)</w:t>
+            </w:r>
+          </w:p>
+        </w:tc>
+        <w:tc>
+          <w:tcPr/>
+          <w:p>
+            <w:pPr>
+              <w:pStyle w:val="Compact"/>
+              <w:jc w:val="left"/>
+            </w:pPr>
+            <w:r>
+              <w:t xml:space="preserve">Mercosul, sem visto</w:t>
+            </w:r>
+          </w:p>
+        </w:tc>
+        <w:tc>
+          <w:tcPr/>
+          <w:p>
+            <w:pPr>
+              <w:pStyle w:val="Compact"/>
+              <w:jc w:val="left"/>
+            </w:pPr>
+            <w:r>
+              <w:t xml:space="preserve">A conferir por cidade</w:t>
+            </w:r>
+          </w:p>
+        </w:tc>
+      </w:tr>
+      <w:tr>
+        <w:tc>
+          <w:tcPr/>
+          <w:p>
+            <w:pPr>
+              <w:pStyle w:val="Compact"/>
+              <w:jc w:val="left"/>
+            </w:pPr>
+            <w:r>
+              <w:rPr>
+                <w:bCs/>
+                <w:b/>
+              </w:rPr>
+              <w:t xml:space="preserve">Argentina</w:t>
+            </w:r>
+          </w:p>
+        </w:tc>
+        <w:tc>
+          <w:tcPr/>
+          <w:p>
+            <w:pPr>
+              <w:pStyle w:val="Compact"/>
+              <w:jc w:val="left"/>
+            </w:pPr>
+            <w:r>
+              <w:t xml:space="preserve">Direita liberal (Milei)</w:t>
+            </w:r>
+          </w:p>
+        </w:tc>
+        <w:tc>
+          <w:tcPr/>
+          <w:p>
+            <w:pPr>
+              <w:pStyle w:val="Compact"/>
+              <w:jc w:val="left"/>
+            </w:pPr>
+            <w:r>
+              <w:t xml:space="preserve">Mercosul, sem visto</w:t>
+            </w:r>
+          </w:p>
+        </w:tc>
+        <w:tc>
+          <w:tcPr/>
+          <w:p>
+            <w:pPr>
+              <w:pStyle w:val="Compact"/>
+              <w:jc w:val="left"/>
+            </w:pPr>
+            <w:r>
+              <w:t xml:space="preserve">Inflação ainda alta</w:t>
+            </w:r>
+          </w:p>
+        </w:tc>
+      </w:tr>
+      <w:tr>
+        <w:tc>
+          <w:tcPr/>
+          <w:p>
+            <w:pPr>
+              <w:pStyle w:val="Compact"/>
+              <w:jc w:val="left"/>
+            </w:pPr>
+            <w:r>
+              <w:rPr>
+                <w:bCs/>
+                <w:b/>
+              </w:rPr>
+              <w:t xml:space="preserve">Uruguai</w:t>
+            </w:r>
+          </w:p>
+        </w:tc>
+        <w:tc>
+          <w:tcPr/>
+          <w:p>
+            <w:pPr>
+              <w:pStyle w:val="Compact"/>
+              <w:jc w:val="left"/>
+            </w:pPr>
+            <w:r>
+              <w:t xml:space="preserve">Esquerda (Orsi, Frente Ampla)</w:t>
+            </w:r>
+          </w:p>
+        </w:tc>
+        <w:tc>
+          <w:tcPr/>
+          <w:p>
+            <w:pPr>
+              <w:pStyle w:val="Compact"/>
+              <w:jc w:val="left"/>
+            </w:pPr>
+            <w:r>
+              <w:t xml:space="preserve">Mercosul, sem visto</w:t>
+            </w:r>
+          </w:p>
+        </w:tc>
+        <w:tc>
+          <w:tcPr/>
+          <w:p>
+            <w:pPr>
+              <w:pStyle w:val="Compact"/>
+              <w:jc w:val="left"/>
+            </w:pPr>
+            <w:r>
+              <w:t xml:space="preserve">Alto: mais caro da região</w:t>
+            </w:r>
+          </w:p>
+        </w:tc>
+      </w:tr>
+      <w:tr>
+        <w:tc>
+          <w:tcPr/>
+          <w:p>
+            <w:pPr>
+              <w:pStyle w:val="Compact"/>
+              <w:jc w:val="left"/>
+            </w:pPr>
+            <w:r>
+              <w:rPr>
+                <w:bCs/>
+                <w:b/>
+              </w:rPr>
+              <w:t xml:space="preserve">Portugal</w:t>
+            </w:r>
+          </w:p>
+        </w:tc>
+        <w:tc>
+          <w:tcPr/>
+          <w:p>
+            <w:pPr>
+              <w:pStyle w:val="Compact"/>
+              <w:jc w:val="left"/>
+            </w:pPr>
+            <w:r>
+              <w:t xml:space="preserve">—</w:t>
+            </w:r>
+          </w:p>
+        </w:tc>
+        <w:tc>
+          <w:tcPr/>
+          <w:p>
+            <w:pPr>
+              <w:pStyle w:val="Compact"/>
+              <w:jc w:val="left"/>
+            </w:pPr>
+            <w:r>
+              <w:t xml:space="preserve">Visto D7 (renda)</w:t>
+            </w:r>
+          </w:p>
+        </w:tc>
+        <w:tc>
+          <w:tcPr/>
+          <w:p>
+            <w:pPr>
+              <w:pStyle w:val="Compact"/>
+              <w:jc w:val="left"/>
+            </w:pPr>
+            <w:r>
+              <w:t xml:space="preserve">Alto: euro</w:t>
+            </w:r>
+          </w:p>
+        </w:tc>
+      </w:tr>
+      <w:tr>
+        <w:tc>
+          <w:tcPr/>
+          <w:p>
+            <w:pPr>
+              <w:pStyle w:val="Compact"/>
+              <w:jc w:val="left"/>
+            </w:pPr>
+            <w:r>
+              <w:rPr>
+                <w:bCs/>
+                <w:b/>
+              </w:rPr>
+              <w:t xml:space="preserve">EUA</w:t>
+            </w:r>
+          </w:p>
+        </w:tc>
+        <w:tc>
+          <w:tcPr/>
+          <w:p>
+            <w:pPr>
+              <w:pStyle w:val="Compact"/>
+              <w:jc w:val="left"/>
+            </w:pPr>
+            <w:r>
+              <w:t xml:space="preserve">Direita (Trump)</w:t>
+            </w:r>
+          </w:p>
+        </w:tc>
+        <w:tc>
+          <w:tcPr/>
+          <w:p>
+            <w:pPr>
+              <w:pStyle w:val="Compact"/>
+              <w:jc w:val="left"/>
+            </w:pPr>
+            <w:r>
+              <w:t xml:space="preserve">Vistos de imigrante para brasileiros suspensos</w:t>
+            </w:r>
+          </w:p>
+        </w:tc>
+        <w:tc>
+          <w:tcPr/>
+          <w:p>
+            <w:pPr>
+              <w:pStyle w:val="Compact"/>
+              <w:jc w:val="left"/>
+            </w:pPr>
+            <w:r>
+              <w:t xml:space="preserve">Muito alto: dólar</w:t>
+            </w:r>
+          </w:p>
+        </w:tc>
+      </w:tr>
+    </w:tbl>
+    <w:p>
+      <w:pPr>
+        <w:pStyle w:val="BodyText"/>
+      </w:pPr>
+      <w:r>
+        <w:rPr>
+          <w:bCs/>
+          <w:b/>
+        </w:rPr>
+        <w:t xml:space="preserve">Veredito:</w:t>
+      </w:r>
+      <w:r>
+        <w:t xml:space="preserve"> </w:t>
+      </w:r>
+      <w:r>
+        <w:t xml:space="preserve">para quem quer</w:t>
+      </w:r>
+      <w:r>
+        <w:t xml:space="preserve"> </w:t>
+      </w:r>
+      <w:r>
+        <w:rPr>
+          <w:bCs/>
+          <w:b/>
+        </w:rPr>
+        <w:t xml:space="preserve">governo de direita + dinheiro rendendo mais + entrada fácil</w:t>
+      </w:r>
+      <w:r>
+        <w:t xml:space="preserve">, Bolívia e Paraguai lideram.</w:t>
       </w:r>
     </w:p>
     <w:bookmarkEnd w:id="283"/>
-    <w:bookmarkStart w:id="284" w:name="o-que-vem-por-aí"/>
-    <w:p>
-      <w:pPr>
-        <w:pStyle w:val="Heading3"/>
-      </w:pPr>
-      <w:r>
-        <w:t xml:space="preserve">O que vem por aí</w:t>
-      </w:r>
-    </w:p>
-    <w:p>
-      <w:pPr>
-        <w:pStyle w:val="FirstParagraph"/>
-      </w:pPr>
-      <w:r>
-        <w:t xml:space="preserve">Projeções de instituições e propostas do governo, marcadas como projeção.</w:t>
-      </w:r>
-    </w:p>
-    <w:bookmarkEnd w:id="284"/>
-    <w:p>
-      <w:pPr>
-        <w:pStyle w:val="BodyText"/>
-      </w:pPr>
-      <w:r>
-        <w:rPr>
-          <w:bCs/>
-          <w:b/>
-        </w:rPr>
-        <w:t xml:space="preserve">Links mudam.</w:t>
-      </w:r>
-      <w:r>
-        <w:t xml:space="preserve"> </w:t>
-      </w:r>
-      <w:r>
-        <w:t xml:space="preserve">Todos foram consultados em 28/10/2026. Se algum sair do ar, busque o título entre aspas.</w:t>
-      </w:r>
-    </w:p>
-    <w:bookmarkEnd w:id="285"/>
     <w:p>
       <w:r>
         <w:pict>
@@ -38577,10 +38960,1588 @@
         <w:pStyle w:val="FirstParagraph"/>
       </w:pPr>
       <w:r>
+        <w:t xml:space="preserve">Paraguai</w:t>
+      </w:r>
+    </w:p>
+    <w:bookmarkStart w:id="284" w:name="os-brasileiros-estão-correndo-para-lá"/>
+    <w:p>
+      <w:pPr>
+        <w:pStyle w:val="Heading1"/>
+      </w:pPr>
+      <w:r>
+        <w:t xml:space="preserve">Os brasileiros estão correndo para lá</w:t>
+      </w:r>
+    </w:p>
+    <w:p>
+      <w:pPr>
+        <w:pStyle w:val="FirstParagraph"/>
+      </w:pPr>
+      <w:r>
+        <w:t xml:space="preserve">22.628</w:t>
+      </w:r>
+      <w:r>
+        <w:t xml:space="preserve">brasileiros com residência no 1º semestre de 2026</w:t>
+      </w:r>
+    </w:p>
+    <w:p>
+      <w:pPr>
+        <w:pStyle w:val="BodyText"/>
+      </w:pPr>
+      <w:r>
+        <w:t xml:space="preserve">2×</w:t>
+      </w:r>
+      <w:r>
+        <w:t xml:space="preserve">o mesmo período de 2025 (11.723)</w:t>
+      </w:r>
+    </w:p>
+    <w:p>
+      <w:pPr>
+        <w:pStyle w:val="BodyText"/>
+      </w:pPr>
+      <w:r>
+        <w:t xml:space="preserve">Peña</w:t>
+      </w:r>
+      <w:r>
+        <w:t xml:space="preserve">Partido Colorado, desde 15/08/2023</w:t>
+      </w:r>
+    </w:p>
+    <w:tbl>
+      <w:tblPr>
+        <w:tblStyle w:val="Table"/>
+        <w:tblW w:type="auto" w:w="0"/>
+        <w:tblLook w:firstRow="0" w:lastRow="0" w:firstColumn="0" w:lastColumn="0" w:noHBand="0" w:noVBand="0" w:val="0000"/>
+        <w:jc w:val="start"/>
+      </w:tblPr>
+      <w:tblGrid>
+        <w:gridCol w:w="3960"/>
+        <w:gridCol w:w="3960"/>
+      </w:tblGrid>
+      <w:tr>
+        <w:tc>
+          <w:tcPr/>
+          <w:p>
+            <w:pPr>
+              <w:pStyle w:val="Compact"/>
+              <w:jc w:val="left"/>
+            </w:pPr>
+            <w:r>
+              <w:t xml:space="preserve">Ficha</w:t>
+            </w:r>
+          </w:p>
+        </w:tc>
+        <w:tc>
+          <w:tcPr/>
+          <w:p>
+            <w:pPr>
+              <w:pStyle w:val="Compact"/>
+              <w:jc w:val="left"/>
+            </w:pPr>
+            <w:r>
+              <w:t xml:space="preserve">Paraguai</w:t>
+            </w:r>
+          </w:p>
+        </w:tc>
+      </w:tr>
+      <w:tr>
+        <w:tc>
+          <w:tcPr/>
+          <w:p>
+            <w:pPr>
+              <w:pStyle w:val="Compact"/>
+              <w:jc w:val="left"/>
+            </w:pPr>
+            <w:r>
+              <w:t xml:space="preserve">Moeda</w:t>
+            </w:r>
+          </w:p>
+        </w:tc>
+        <w:tc>
+          <w:tcPr/>
+          <w:p>
+            <w:pPr>
+              <w:pStyle w:val="Compact"/>
+              <w:jc w:val="left"/>
+            </w:pPr>
+            <w:r>
+              <w:t xml:space="preserve">Guarani (PYG)</w:t>
+            </w:r>
+          </w:p>
+        </w:tc>
+      </w:tr>
+      <w:tr>
+        <w:tc>
+          <w:tcPr/>
+          <w:p>
+            <w:pPr>
+              <w:pStyle w:val="Compact"/>
+              <w:jc w:val="left"/>
+            </w:pPr>
+            <w:r>
+              <w:t xml:space="preserve">Residência</w:t>
+            </w:r>
+          </w:p>
+        </w:tc>
+        <w:tc>
+          <w:tcPr/>
+          <w:p>
+            <w:pPr>
+              <w:pStyle w:val="Compact"/>
+              <w:jc w:val="left"/>
+            </w:pPr>
+            <w:r>
+              <w:t xml:space="preserve">Mercosul: temporária de 2 anos e depois permanente. A cédula paraguaia vem com a permanente</w:t>
+            </w:r>
+          </w:p>
+        </w:tc>
+      </w:tr>
+      <w:tr>
+        <w:tc>
+          <w:tcPr/>
+          <w:p>
+            <w:pPr>
+              <w:pStyle w:val="Compact"/>
+              <w:jc w:val="left"/>
+            </w:pPr>
+            <w:r>
+              <w:t xml:space="preserve">Renda citada</w:t>
+            </w:r>
+          </w:p>
+        </w:tc>
+        <w:tc>
+          <w:tcPr/>
+          <w:p>
+            <w:pPr>
+              <w:pStyle w:val="Compact"/>
+              <w:jc w:val="left"/>
+            </w:pPr>
+            <w:r>
+              <w:t xml:space="preserve">Cerca de US$ 500/mês (guia de consultoria)</w:t>
+            </w:r>
+          </w:p>
+        </w:tc>
+      </w:tr>
+      <w:tr>
+        <w:tc>
+          <w:tcPr/>
+          <w:p>
+            <w:pPr>
+              <w:pStyle w:val="Compact"/>
+              <w:jc w:val="left"/>
+            </w:pPr>
+            <w:r>
+              <w:t xml:space="preserve">Imóveis</w:t>
+            </w:r>
+          </w:p>
+        </w:tc>
+        <w:tc>
+          <w:tcPr/>
+          <w:p>
+            <w:pPr>
+              <w:pStyle w:val="Compact"/>
+              <w:jc w:val="left"/>
+            </w:pPr>
+            <w:r>
+              <w:t xml:space="preserve">Brasileiros entrando no mercado de Assunção, inclusive em condomínios</w:t>
+            </w:r>
+          </w:p>
+        </w:tc>
+      </w:tr>
+    </w:tbl>
+    <w:bookmarkEnd w:id="284"/>
+    <w:p>
+      <w:r>
+        <w:pict>
+          <v:rect style="width:0;height:1.5pt" o:hralign="center" o:hrstd="t" o:hr="t"/>
+        </w:pict>
+      </w:r>
+    </w:p>
+    <w:bookmarkStart w:id="285" w:name="e-o-usdt-no-paraguai"/>
+    <w:p>
+      <w:pPr>
+        <w:pStyle w:val="Heading2"/>
+      </w:pPr>
+      <w:r>
+        <w:t xml:space="preserve">E o USDT no Paraguai?</w:t>
+      </w:r>
+    </w:p>
+    <w:p>
+      <w:pPr>
+        <w:numPr>
+          <w:ilvl w:val="0"/>
+          <w:numId w:val="1101"/>
+        </w:numPr>
+        <w:pStyle w:val="Compact"/>
+      </w:pPr>
+      <w:r>
+        <w:t xml:space="preserve">Plataformas P2P negociam USDT com guaranis por transferência em bancos locais</w:t>
+      </w:r>
+    </w:p>
+    <w:p>
+      <w:pPr>
+        <w:numPr>
+          <w:ilvl w:val="0"/>
+          <w:numId w:val="1101"/>
+        </w:numPr>
+        <w:pStyle w:val="Compact"/>
+      </w:pPr>
+      <w:r>
+        <w:t xml:space="preserve">O Banco Central do Paraguai diz que</w:t>
+      </w:r>
+      <w:r>
+        <w:t xml:space="preserve"> </w:t>
+      </w:r>
+      <w:r>
+        <w:rPr>
+          <w:bCs/>
+          <w:b/>
+        </w:rPr>
+        <w:t xml:space="preserve">não há regulação específica</w:t>
+      </w:r>
+      <w:r>
+        <w:t xml:space="preserve"> </w:t>
+      </w:r>
+      <w:r>
+        <w:t xml:space="preserve">e que cripto</w:t>
+      </w:r>
+      <w:r>
+        <w:t xml:space="preserve"> </w:t>
+      </w:r>
+      <w:r>
+        <w:rPr>
+          <w:bCs/>
+          <w:b/>
+        </w:rPr>
+        <w:t xml:space="preserve">não é moeda legal</w:t>
+      </w:r>
+    </w:p>
+    <w:p>
+      <w:pPr>
+        <w:numPr>
+          <w:ilvl w:val="0"/>
+          <w:numId w:val="1101"/>
+        </w:numPr>
+        <w:pStyle w:val="Compact"/>
+      </w:pPr>
+      <w:r>
+        <w:t xml:space="preserve">Há relato de norma da Receita paraguaia (DNIT) de mar/2026 exigindo que plataformas informem operações. Confirme antes de operar</w:t>
+      </w:r>
+    </w:p>
+    <w:p>
+      <w:pPr>
+        <w:pStyle w:val="FirstParagraph"/>
+      </w:pPr>
+      <w:r>
+        <w:rPr>
+          <w:bCs/>
+          <w:b/>
+        </w:rPr>
+        <w:t xml:space="preserve">O método é o mesmo:</w:t>
+      </w:r>
+      <w:r>
+        <w:t xml:space="preserve"> </w:t>
+      </w:r>
+      <w:r>
+        <w:t xml:space="preserve">compra no Brasil, envio na rede certa, venda no P2P em moeda local. Só muda a moeda de chegada.</w:t>
+      </w:r>
+    </w:p>
+    <w:p>
+      <w:pPr>
+        <w:pStyle w:val="BodyText"/>
+      </w:pPr>
+      <w:r>
+        <w:rPr>
+          <w:bCs/>
+          <w:b/>
+        </w:rPr>
+        <w:t xml:space="preserve">Falta no curso:</w:t>
+      </w:r>
+      <w:r>
+        <w:t xml:space="preserve"> </w:t>
+      </w:r>
+      <w:r>
+        <w:t xml:space="preserve">custo de vida e aluguel do Paraguai com fonte confiável. Pesquise antes de decidir.</w:t>
+      </w:r>
+    </w:p>
+    <w:p>
+      <w:pPr>
+        <w:pStyle w:val="BodyText"/>
+      </w:pPr>
+      <w:r>
+        <w:t xml:space="preserve">Vizinho, Mercosul e governo de direita: o Paraguai é o plano B do plano B.</w:t>
+      </w:r>
+    </w:p>
+    <w:bookmarkEnd w:id="285"/>
+    <w:p>
+      <w:r>
+        <w:pict>
+          <v:rect style="width:0;height:1.5pt" o:hralign="center" o:hrstd="t" o:hr="t"/>
+        </w:pict>
+      </w:r>
+    </w:p>
+    <w:p>
+      <w:pPr>
+        <w:pStyle w:val="FirstParagraph"/>
+      </w:pPr>
+      <w:r>
+        <w:t xml:space="preserve">Argentina</w:t>
+      </w:r>
+    </w:p>
+    <w:bookmarkStart w:id="286" w:name="o-laboratório-do-milei"/>
+    <w:p>
+      <w:pPr>
+        <w:pStyle w:val="Heading1"/>
+      </w:pPr>
+      <w:r>
+        <w:t xml:space="preserve">O laboratório do Milei</w:t>
+      </w:r>
+    </w:p>
+    <w:p>
+      <w:pPr>
+        <w:pStyle w:val="FirstParagraph"/>
+      </w:pPr>
+      <w:r>
+        <w:t xml:space="preserve">211,4%</w:t>
+      </w:r>
+      <w:r>
+        <w:t xml:space="preserve">inflação de 2023, último ano kirchnerista</w:t>
+      </w:r>
+    </w:p>
+    <w:p>
+      <w:pPr>
+        <w:pStyle w:val="BodyText"/>
+      </w:pPr>
+      <w:r>
+        <w:t xml:space="preserve">31,5%</w:t>
+      </w:r>
+      <w:r>
+        <w:t xml:space="preserve">inflação de 2025</w:t>
+      </w:r>
+    </w:p>
+    <w:p>
+      <w:pPr>
+        <w:pStyle w:val="BodyText"/>
+      </w:pPr>
+      <w:r>
+        <w:t xml:space="preserve">~1,7–1,9%</w:t>
+      </w:r>
+      <w:r>
+        <w:t xml:space="preserve">inflação mensal esperada em set–out/2026</w:t>
+      </w:r>
+    </w:p>
+    <w:tbl>
+      <w:tblPr>
+        <w:tblStyle w:val="Table"/>
+        <w:tblW w:type="auto" w:w="0"/>
+        <w:tblLook w:firstRow="0" w:lastRow="0" w:firstColumn="0" w:lastColumn="0" w:noHBand="0" w:noVBand="0" w:val="0000"/>
+        <w:jc w:val="start"/>
+      </w:tblPr>
+      <w:tblGrid>
+        <w:gridCol w:w="3960"/>
+        <w:gridCol w:w="3960"/>
+      </w:tblGrid>
+      <w:tr>
+        <w:tc>
+          <w:tcPr/>
+          <w:p>
+            <w:pPr>
+              <w:pStyle w:val="Compact"/>
+              <w:jc w:val="left"/>
+            </w:pPr>
+            <w:r>
+              <w:t xml:space="preserve">Ficha</w:t>
+            </w:r>
+          </w:p>
+        </w:tc>
+        <w:tc>
+          <w:tcPr/>
+          <w:p>
+            <w:pPr>
+              <w:pStyle w:val="Compact"/>
+              <w:jc w:val="left"/>
+            </w:pPr>
+            <w:r>
+              <w:t xml:space="preserve">Argentina</w:t>
+            </w:r>
+          </w:p>
+        </w:tc>
+      </w:tr>
+      <w:tr>
+        <w:tc>
+          <w:tcPr/>
+          <w:p>
+            <w:pPr>
+              <w:pStyle w:val="Compact"/>
+              <w:jc w:val="left"/>
+            </w:pPr>
+            <w:r>
+              <w:t xml:space="preserve">Moeda</w:t>
+            </w:r>
+          </w:p>
+        </w:tc>
+        <w:tc>
+          <w:tcPr/>
+          <w:p>
+            <w:pPr>
+              <w:pStyle w:val="Compact"/>
+              <w:jc w:val="left"/>
+            </w:pPr>
+            <w:r>
+              <w:t xml:space="preserve">Peso argentino. Dólar oficial ~ARS 1.545 (01/10/2026)</w:t>
+            </w:r>
+          </w:p>
+        </w:tc>
+      </w:tr>
+      <w:tr>
+        <w:tc>
+          <w:tcPr/>
+          <w:p>
+            <w:pPr>
+              <w:pStyle w:val="Compact"/>
+              <w:jc w:val="left"/>
+            </w:pPr>
+            <w:r>
+              <w:t xml:space="preserve">Residência</w:t>
+            </w:r>
+          </w:p>
+        </w:tc>
+        <w:tc>
+          <w:tcPr/>
+          <w:p>
+            <w:pPr>
+              <w:pStyle w:val="Compact"/>
+              <w:jc w:val="left"/>
+            </w:pPr>
+            <w:r>
+              <w:t xml:space="preserve">Mercosul: temporária de 2 anos, pedido online pelo sistema RADEX da Migração</w:t>
+            </w:r>
+          </w:p>
+        </w:tc>
+      </w:tr>
+      <w:tr>
+        <w:tc>
+          <w:tcPr/>
+          <w:p>
+            <w:pPr>
+              <w:pStyle w:val="Compact"/>
+              <w:jc w:val="left"/>
+            </w:pPr>
+            <w:r>
+              <w:t xml:space="preserve">Governo</w:t>
+            </w:r>
+          </w:p>
+        </w:tc>
+        <w:tc>
+          <w:tcPr/>
+          <w:p>
+            <w:pPr>
+              <w:pStyle w:val="Compact"/>
+              <w:jc w:val="left"/>
+            </w:pPr>
+            <w:r>
+              <w:t xml:space="preserve">Javier Milei, direita liberal, desde 10/12/2023</w:t>
+            </w:r>
+          </w:p>
+        </w:tc>
+      </w:tr>
+    </w:tbl>
+    <w:bookmarkEnd w:id="286"/>
+    <w:p>
+      <w:r>
+        <w:pict>
+          <v:rect style="width:0;height:1.5pt" o:hralign="center" o:hrstd="t" o:hr="t"/>
+        </w:pict>
+      </w:r>
+    </w:p>
+    <w:bookmarkStart w:id="289" w:name="vale-a-pena-ir-para-a-argentina"/>
+    <w:p>
+      <w:pPr>
+        <w:pStyle w:val="Heading2"/>
+      </w:pPr>
+      <w:r>
+        <w:t xml:space="preserve">Vale a pena ir para a Argentina?</w:t>
+      </w:r>
+    </w:p>
+    <w:bookmarkStart w:id="287" w:name="a-favor-1"/>
+    <w:p>
+      <w:pPr>
+        <w:pStyle w:val="Heading3"/>
+      </w:pPr>
+      <w:r>
+        <w:t xml:space="preserve">A favor</w:t>
+      </w:r>
+    </w:p>
+    <w:p>
+      <w:pPr>
+        <w:numPr>
+          <w:ilvl w:val="0"/>
+          <w:numId w:val="1102"/>
+        </w:numPr>
+        <w:pStyle w:val="Compact"/>
+      </w:pPr>
+      <w:r>
+        <w:t xml:space="preserve">Governo de direita liberal</w:t>
+      </w:r>
+    </w:p>
+    <w:p>
+      <w:pPr>
+        <w:numPr>
+          <w:ilvl w:val="0"/>
+          <w:numId w:val="1102"/>
+        </w:numPr>
+        <w:pStyle w:val="Compact"/>
+      </w:pPr>
+      <w:r>
+        <w:t xml:space="preserve">Inflação despencou desde 2023</w:t>
+      </w:r>
+    </w:p>
+    <w:p>
+      <w:pPr>
+        <w:numPr>
+          <w:ilvl w:val="0"/>
+          <w:numId w:val="1102"/>
+        </w:numPr>
+        <w:pStyle w:val="Compact"/>
+      </w:pPr>
+      <w:r>
+        <w:t xml:space="preserve">Entrada e residência fáceis pelo Mercosul</w:t>
+      </w:r>
+    </w:p>
+    <w:bookmarkEnd w:id="287"/>
+    <w:bookmarkStart w:id="288" w:name="atenção-1"/>
+    <w:p>
+      <w:pPr>
+        <w:pStyle w:val="Heading3"/>
+      </w:pPr>
+      <w:r>
+        <w:t xml:space="preserve">Atenção</w:t>
+      </w:r>
+    </w:p>
+    <w:p>
+      <w:pPr>
+        <w:numPr>
+          <w:ilvl w:val="0"/>
+          <w:numId w:val="1103"/>
+        </w:numPr>
+        <w:pStyle w:val="Compact"/>
+      </w:pPr>
+      <w:r>
+        <w:t xml:space="preserve">Inflação ainda perto de 30% ao ano em 2026</w:t>
+      </w:r>
+    </w:p>
+    <w:p>
+      <w:pPr>
+        <w:numPr>
+          <w:ilvl w:val="0"/>
+          <w:numId w:val="1103"/>
+        </w:numPr>
+        <w:pStyle w:val="Compact"/>
+      </w:pPr>
+      <w:r>
+        <w:t xml:space="preserve">Preços mudam rápido</w:t>
+      </w:r>
+    </w:p>
+    <w:p>
+      <w:pPr>
+        <w:numPr>
+          <w:ilvl w:val="0"/>
+          <w:numId w:val="1103"/>
+        </w:numPr>
+        <w:pStyle w:val="Compact"/>
+      </w:pPr>
+      <w:r>
+        <w:t xml:space="preserve">Regra de prorrogação da residência com fontes divergentes</w:t>
+      </w:r>
+    </w:p>
+    <w:bookmarkEnd w:id="288"/>
+    <w:p>
+      <w:pPr>
+        <w:pStyle w:val="FirstParagraph"/>
+      </w:pPr>
+      <w:r>
+        <w:rPr>
+          <w:bCs/>
+          <w:b/>
+        </w:rPr>
+        <w:t xml:space="preserve">Projeção do mercado:</w:t>
+      </w:r>
+      <w:r>
+        <w:t xml:space="preserve"> </w:t>
+      </w:r>
+      <w:r>
+        <w:t xml:space="preserve">inflação de cerca de 30% em 2026 e dólar oficial entre ARS 1.614 e 1.652 no fim do ano.</w:t>
+      </w:r>
+    </w:p>
+    <w:p>
+      <w:pPr>
+        <w:pStyle w:val="BodyText"/>
+      </w:pPr>
+      <w:r>
+        <w:t xml:space="preserve">A Argentina mostra que dá para sair do buraco. Mas a obra ainda não acabou.</w:t>
+      </w:r>
+    </w:p>
+    <w:bookmarkEnd w:id="289"/>
+    <w:p>
+      <w:r>
+        <w:pict>
+          <v:rect style="width:0;height:1.5pt" o:hralign="center" o:hrstd="t" o:hr="t"/>
+        </w:pict>
+      </w:r>
+    </w:p>
+    <w:p>
+      <w:pPr>
+        <w:pStyle w:val="FirstParagraph"/>
+      </w:pPr>
+      <w:r>
+        <w:t xml:space="preserve">Uruguai</w:t>
+      </w:r>
+    </w:p>
+    <w:bookmarkStart w:id="290" w:name="Xdc4e338a7123d05e9c2106c251b39fe5b2d930c"/>
+    <w:p>
+      <w:pPr>
+        <w:pStyle w:val="Heading1"/>
+      </w:pPr>
+      <w:r>
+        <w:t xml:space="preserve">O Uruguai virou à esquerda. E é o mais caro.</w:t>
+      </w:r>
+    </w:p>
+    <w:p>
+      <w:pPr>
+        <w:pStyle w:val="FirstParagraph"/>
+      </w:pPr>
+      <w:r>
+        <w:t xml:space="preserve">Orsi</w:t>
+      </w:r>
+      <w:r>
+        <w:t xml:space="preserve">Frente Ampla, esquerda, desde 01/03/2025</w:t>
+      </w:r>
+    </w:p>
+    <w:p>
+      <w:pPr>
+        <w:pStyle w:val="BodyText"/>
+      </w:pPr>
+      <w:r>
+        <w:t xml:space="preserve">nº 1</w:t>
+      </w:r>
+      <w:r>
+        <w:t xml:space="preserve">Montevidéu: cidade mais cara da América Latina</w:t>
+      </w:r>
+    </w:p>
+    <w:p>
+      <w:pPr>
+        <w:pStyle w:val="BodyText"/>
+      </w:pPr>
+      <w:r>
+        <w:t xml:space="preserve">R$ 15–20 mil</w:t>
+      </w:r>
+      <w:r>
+        <w:t xml:space="preserve">por mês: família com escola e saúde privadas</w:t>
+      </w:r>
+    </w:p>
+    <w:tbl>
+      <w:tblPr>
+        <w:tblStyle w:val="Table"/>
+        <w:tblW w:type="auto" w:w="0"/>
+        <w:tblLook w:firstRow="0" w:lastRow="0" w:firstColumn="0" w:lastColumn="0" w:noHBand="0" w:noVBand="0" w:val="0000"/>
+        <w:jc w:val="start"/>
+      </w:tblPr>
+      <w:tblGrid>
+        <w:gridCol w:w="3960"/>
+        <w:gridCol w:w="3960"/>
+      </w:tblGrid>
+      <w:tr>
+        <w:tc>
+          <w:tcPr/>
+          <w:p>
+            <w:pPr>
+              <w:pStyle w:val="Compact"/>
+              <w:jc w:val="left"/>
+            </w:pPr>
+            <w:r>
+              <w:t xml:space="preserve">Ficha</w:t>
+            </w:r>
+          </w:p>
+        </w:tc>
+        <w:tc>
+          <w:tcPr/>
+          <w:p>
+            <w:pPr>
+              <w:pStyle w:val="Compact"/>
+              <w:jc w:val="left"/>
+            </w:pPr>
+            <w:r>
+              <w:t xml:space="preserve">Uruguai</w:t>
+            </w:r>
+          </w:p>
+        </w:tc>
+      </w:tr>
+      <w:tr>
+        <w:tc>
+          <w:tcPr/>
+          <w:p>
+            <w:pPr>
+              <w:pStyle w:val="Compact"/>
+              <w:jc w:val="left"/>
+            </w:pPr>
+            <w:r>
+              <w:t xml:space="preserve">Moeda</w:t>
+            </w:r>
+          </w:p>
+        </w:tc>
+        <w:tc>
+          <w:tcPr/>
+          <w:p>
+            <w:pPr>
+              <w:pStyle w:val="Compact"/>
+              <w:jc w:val="left"/>
+            </w:pPr>
+            <w:r>
+              <w:t xml:space="preserve">Peso uruguaio</w:t>
+            </w:r>
+          </w:p>
+        </w:tc>
+      </w:tr>
+      <w:tr>
+        <w:tc>
+          <w:tcPr/>
+          <w:p>
+            <w:pPr>
+              <w:pStyle w:val="Compact"/>
+              <w:jc w:val="left"/>
+            </w:pPr>
+            <w:r>
+              <w:t xml:space="preserve">Residência</w:t>
+            </w:r>
+          </w:p>
+        </w:tc>
+        <w:tc>
+          <w:tcPr/>
+          <w:p>
+            <w:pPr>
+              <w:pStyle w:val="Compact"/>
+              <w:jc w:val="left"/>
+            </w:pPr>
+            <w:r>
+              <w:t xml:space="preserve">Mercosul, pela Direção Nacional de Migração. Exigência de renda com fontes divergentes (até ~US$ 650/mês)</w:t>
+            </w:r>
+          </w:p>
+        </w:tc>
+      </w:tr>
+      <w:tr>
+        <w:tc>
+          <w:tcPr/>
+          <w:p>
+            <w:pPr>
+              <w:pStyle w:val="Compact"/>
+              <w:jc w:val="left"/>
+            </w:pPr>
+            <w:r>
+              <w:t xml:space="preserve">Governo</w:t>
+            </w:r>
+          </w:p>
+        </w:tc>
+        <w:tc>
+          <w:tcPr/>
+          <w:p>
+            <w:pPr>
+              <w:pStyle w:val="Compact"/>
+              <w:jc w:val="left"/>
+            </w:pPr>
+            <w:r>
+              <w:t xml:space="preserve">Yamandú Orsi, pupilo de José “Pepe” Mujica</w:t>
+            </w:r>
+          </w:p>
+        </w:tc>
+      </w:tr>
+    </w:tbl>
+    <w:p>
+      <w:pPr>
+        <w:pStyle w:val="BodyText"/>
+      </w:pPr>
+      <w:r>
+        <w:rPr>
+          <w:bCs/>
+          <w:b/>
+        </w:rPr>
+        <w:t xml:space="preserve">Saiu da direita de Lacalle Pou para a esquerda de Mujica.</w:t>
+      </w:r>
+      <w:r>
+        <w:t xml:space="preserve"> </w:t>
+      </w:r>
+      <w:r>
+        <w:t xml:space="preserve">Caro e governado pela esquerda: não é o perfil deste curso.</w:t>
+      </w:r>
+    </w:p>
+    <w:bookmarkEnd w:id="290"/>
+    <w:p>
+      <w:r>
+        <w:pict>
+          <v:rect style="width:0;height:1.5pt" o:hralign="center" o:hrstd="t" o:hr="t"/>
+        </w:pict>
+      </w:r>
+    </w:p>
+    <w:p>
+      <w:pPr>
+        <w:pStyle w:val="FirstParagraph"/>
+      </w:pPr>
+      <w:r>
+        <w:t xml:space="preserve">Portugal</w:t>
+      </w:r>
+    </w:p>
+    <w:bookmarkStart w:id="293" w:name="portugal-o-sonho-com-fila-de-400-mil"/>
+    <w:p>
+      <w:pPr>
+        <w:pStyle w:val="Heading1"/>
+      </w:pPr>
+      <w:r>
+        <w:t xml:space="preserve">Portugal: o sonho com fila de 400 mil</w:t>
+      </w:r>
+    </w:p>
+    <w:tbl>
+      <w:tblPr>
+        <w:tblStyle w:val="Table"/>
+        <w:tblW w:type="auto" w:w="0"/>
+        <w:tblLook w:firstRow="0" w:lastRow="0" w:firstColumn="0" w:lastColumn="0" w:noHBand="0" w:noVBand="0" w:val="0000"/>
+        <w:jc w:val="start"/>
+      </w:tblPr>
+      <w:tblGrid>
+        <w:gridCol w:w="3960"/>
+        <w:gridCol w:w="3960"/>
+      </w:tblGrid>
+      <w:tr>
+        <w:tc>
+          <w:tcPr/>
+          <w:p>
+            <w:pPr>
+              <w:pStyle w:val="Compact"/>
+              <w:jc w:val="left"/>
+            </w:pPr>
+            <w:r>
+              <w:t xml:space="preserve">Ficha</w:t>
+            </w:r>
+          </w:p>
+        </w:tc>
+        <w:tc>
+          <w:tcPr/>
+          <w:p>
+            <w:pPr>
+              <w:pStyle w:val="Compact"/>
+              <w:jc w:val="left"/>
+            </w:pPr>
+            <w:r>
+              <w:t xml:space="preserve">Portugal</w:t>
+            </w:r>
+          </w:p>
+        </w:tc>
+      </w:tr>
+      <w:tr>
+        <w:tc>
+          <w:tcPr/>
+          <w:p>
+            <w:pPr>
+              <w:pStyle w:val="Compact"/>
+              <w:jc w:val="left"/>
+            </w:pPr>
+            <w:r>
+              <w:t xml:space="preserve">Moeda</w:t>
+            </w:r>
+          </w:p>
+        </w:tc>
+        <w:tc>
+          <w:tcPr/>
+          <w:p>
+            <w:pPr>
+              <w:pStyle w:val="Compact"/>
+              <w:jc w:val="left"/>
+            </w:pPr>
+            <w:r>
+              <w:t xml:space="preserve">Euro (€1 ≈ R$ 5,62)</w:t>
+            </w:r>
+          </w:p>
+        </w:tc>
+      </w:tr>
+      <w:tr>
+        <w:tc>
+          <w:tcPr/>
+          <w:p>
+            <w:pPr>
+              <w:pStyle w:val="Compact"/>
+              <w:jc w:val="left"/>
+            </w:pPr>
+            <w:r>
+              <w:t xml:space="preserve">Visto de renda (D7)</w:t>
+            </w:r>
+          </w:p>
+        </w:tc>
+        <w:tc>
+          <w:tcPr/>
+          <w:p>
+            <w:pPr>
+              <w:pStyle w:val="Compact"/>
+              <w:jc w:val="left"/>
+            </w:pPr>
+            <w:r>
+              <w:t xml:space="preserve">Renda passiva de cerca de</w:t>
+            </w:r>
+            <w:r>
+              <w:t xml:space="preserve"> </w:t>
+            </w:r>
+            <w:r>
+              <w:rPr>
+                <w:bCs/>
+                <w:b/>
+              </w:rPr>
+              <w:t xml:space="preserve">€ 920/mês</w:t>
+            </w:r>
+            <w:r>
+              <w:t xml:space="preserve"> </w:t>
+            </w:r>
+            <w:r>
+              <w:t xml:space="preserve">para o titular (2026)</w:t>
+            </w:r>
+          </w:p>
+        </w:tc>
+      </w:tr>
+      <w:tr>
+        <w:tc>
+          <w:tcPr/>
+          <w:p>
+            <w:pPr>
+              <w:pStyle w:val="Compact"/>
+              <w:jc w:val="left"/>
+            </w:pPr>
+            <w:r>
+              <w:t xml:space="preserve">Processo</w:t>
+            </w:r>
+          </w:p>
+        </w:tc>
+        <w:tc>
+          <w:tcPr/>
+          <w:p>
+            <w:pPr>
+              <w:pStyle w:val="Compact"/>
+              <w:jc w:val="left"/>
+            </w:pPr>
+            <w:r>
+              <w:t xml:space="preserve">Visto no consulado + autorização de residência na AIMA, já em Portugal</w:t>
+            </w:r>
+          </w:p>
+        </w:tc>
+      </w:tr>
+      <w:tr>
+        <w:tc>
+          <w:tcPr/>
+          <w:p>
+            <w:pPr>
+              <w:pStyle w:val="Compact"/>
+              <w:jc w:val="left"/>
+            </w:pPr>
+            <w:r>
+              <w:t xml:space="preserve">Fila</w:t>
+            </w:r>
+          </w:p>
+        </w:tc>
+        <w:tc>
+          <w:tcPr/>
+          <w:p>
+            <w:pPr>
+              <w:pStyle w:val="Compact"/>
+              <w:jc w:val="left"/>
+            </w:pPr>
+            <w:r>
+              <w:t xml:space="preserve">AIMA com acúmulo que já passou de</w:t>
+            </w:r>
+            <w:r>
+              <w:t xml:space="preserve"> </w:t>
+            </w:r>
+            <w:r>
+              <w:rPr>
+                <w:bCs/>
+                <w:b/>
+              </w:rPr>
+              <w:t xml:space="preserve">400 mil processos</w:t>
+            </w:r>
+          </w:p>
+        </w:tc>
+      </w:tr>
+      <w:tr>
+        <w:tc>
+          <w:tcPr/>
+          <w:p>
+            <w:pPr>
+              <w:pStyle w:val="Compact"/>
+              <w:jc w:val="left"/>
+            </w:pPr>
+            <w:r>
+              <w:t xml:space="preserve">Aluguel</w:t>
+            </w:r>
+          </w:p>
+        </w:tc>
+        <w:tc>
+          <w:tcPr/>
+          <w:p>
+            <w:pPr>
+              <w:pStyle w:val="Compact"/>
+              <w:jc w:val="left"/>
+            </w:pPr>
+            <w:r>
+              <w:t xml:space="preserve">T1 no centro de Lisboa: €1.280 (~R$ 7.194)</w:t>
+            </w:r>
+          </w:p>
+        </w:tc>
+      </w:tr>
+    </w:tbl>
+    <w:bookmarkStart w:id="291" w:name="a-favor-2"/>
+    <w:p>
+      <w:pPr>
+        <w:pStyle w:val="Heading3"/>
+      </w:pPr>
+      <w:r>
+        <w:t xml:space="preserve">A favor</w:t>
+      </w:r>
+    </w:p>
+    <w:p>
+      <w:pPr>
+        <w:numPr>
+          <w:ilvl w:val="0"/>
+          <w:numId w:val="1104"/>
+        </w:numPr>
+        <w:pStyle w:val="Compact"/>
+      </w:pPr>
+      <w:r>
+        <w:t xml:space="preserve">Língua portuguesa</w:t>
+      </w:r>
+    </w:p>
+    <w:p>
+      <w:pPr>
+        <w:numPr>
+          <w:ilvl w:val="0"/>
+          <w:numId w:val="1104"/>
+        </w:numPr>
+        <w:pStyle w:val="Compact"/>
+      </w:pPr>
+      <w:r>
+        <w:t xml:space="preserve">Europa</w:t>
+      </w:r>
+    </w:p>
+    <w:bookmarkEnd w:id="291"/>
+    <w:bookmarkStart w:id="292" w:name="contra"/>
+    <w:p>
+      <w:pPr>
+        <w:pStyle w:val="Heading3"/>
+      </w:pPr>
+      <w:r>
+        <w:t xml:space="preserve">Contra</w:t>
+      </w:r>
+    </w:p>
+    <w:p>
+      <w:pPr>
+        <w:numPr>
+          <w:ilvl w:val="0"/>
+          <w:numId w:val="1105"/>
+        </w:numPr>
+        <w:pStyle w:val="Compact"/>
+      </w:pPr>
+      <w:r>
+        <w:t xml:space="preserve">Euro: seu real encolhe</w:t>
+      </w:r>
+    </w:p>
+    <w:p>
+      <w:pPr>
+        <w:numPr>
+          <w:ilvl w:val="0"/>
+          <w:numId w:val="1105"/>
+        </w:numPr>
+        <w:pStyle w:val="Compact"/>
+      </w:pPr>
+      <w:r>
+        <w:t xml:space="preserve">Fila e espera de meses</w:t>
+      </w:r>
+    </w:p>
+    <w:p>
+      <w:pPr>
+        <w:numPr>
+          <w:ilvl w:val="0"/>
+          <w:numId w:val="1105"/>
+        </w:numPr>
+        <w:pStyle w:val="Compact"/>
+      </w:pPr>
+      <w:r>
+        <w:t xml:space="preserve">Aluguel caro</w:t>
+      </w:r>
+    </w:p>
+    <w:bookmarkEnd w:id="292"/>
+    <w:bookmarkEnd w:id="293"/>
+    <w:p>
+      <w:r>
+        <w:pict>
+          <v:rect style="width:0;height:1.5pt" o:hralign="center" o:hrstd="t" o:hr="t"/>
+        </w:pict>
+      </w:r>
+    </w:p>
+    <w:p>
+      <w:pPr>
+        <w:pStyle w:val="FirstParagraph"/>
+      </w:pPr>
+      <w:r>
+        <w:t xml:space="preserve">Estados Unidos</w:t>
+      </w:r>
+    </w:p>
+    <w:bookmarkStart w:id="294" w:name="eua-governo-de-direita-porta-fechada"/>
+    <w:p>
+      <w:pPr>
+        <w:pStyle w:val="Heading1"/>
+      </w:pPr>
+      <w:r>
+        <w:t xml:space="preserve">EUA: governo de direita, porta fechada</w:t>
+      </w:r>
+    </w:p>
+    <w:p>
+      <w:pPr>
+        <w:pStyle w:val="FirstParagraph"/>
+      </w:pPr>
+      <w:r>
+        <w:t xml:space="preserve">21/01/2026</w:t>
+      </w:r>
+      <w:r>
+        <w:t xml:space="preserve">EUA suspendem vistos de imigrante para brasileiros</w:t>
+      </w:r>
+    </w:p>
+    <w:p>
+      <w:pPr>
+        <w:pStyle w:val="BodyText"/>
+      </w:pPr>
+      <w:r>
+        <w:t xml:space="preserve">US$ 250</w:t>
+      </w:r>
+      <w:r>
+        <w:t xml:space="preserve">“taxa de integridade” sobre vistos de não imigrante</w:t>
+      </w:r>
+    </w:p>
+    <w:p>
+      <w:pPr>
+        <w:pStyle w:val="BodyText"/>
+      </w:pPr>
+      <w:r>
+        <w:t xml:space="preserve">R$ 13.375</w:t>
+      </w:r>
+      <w:r>
+        <w:t xml:space="preserve">1 quarto em Miami por mês</w:t>
+      </w:r>
+    </w:p>
+    <w:p>
+      <w:pPr>
+        <w:pStyle w:val="BodyText"/>
+      </w:pPr>
+      <w:r>
+        <w:t xml:space="preserve">O governo Trump é de direita, mas a política é de</w:t>
+      </w:r>
+      <w:r>
+        <w:t xml:space="preserve"> </w:t>
+      </w:r>
+      <w:r>
+        <w:rPr>
+          <w:bCs/>
+          <w:b/>
+        </w:rPr>
+        <w:t xml:space="preserve">porta fechada</w:t>
+      </w:r>
+      <w:r>
+        <w:t xml:space="preserve"> </w:t>
+      </w:r>
+      <w:r>
+        <w:t xml:space="preserve">para imigração. A suspensão de vistos de imigrante para brasileiros não tem prazo para acabar. O Brasil ficou fora da caução de até US$ 15 mil para vistos de turismo.</w:t>
+      </w:r>
+    </w:p>
+    <w:p>
+      <w:pPr>
+        <w:pStyle w:val="BodyText"/>
+      </w:pPr>
+      <w:r>
+        <w:rPr>
+          <w:bCs/>
+          <w:b/>
+        </w:rPr>
+        <w:t xml:space="preserve">Para morar, não é o caminho.</w:t>
+      </w:r>
+      <w:r>
+        <w:t xml:space="preserve"> </w:t>
+      </w:r>
+      <w:r>
+        <w:t xml:space="preserve">Para turismo e negócios, o visto comum continua, mais caro.</w:t>
+      </w:r>
+    </w:p>
+    <w:bookmarkEnd w:id="294"/>
+    <w:p>
+      <w:r>
+        <w:pict>
+          <v:rect style="width:0;height:1.5pt" o:hralign="center" o:hrstd="t" o:hr="t"/>
+        </w:pict>
+      </w:r>
+    </w:p>
+    <w:p>
+      <w:pPr>
+        <w:pStyle w:val="FirstParagraph"/>
+      </w:pPr>
+      <w:r>
+        <w:t xml:space="preserve">Fim da Parte 8</w:t>
+      </w:r>
+    </w:p>
+    <w:bookmarkStart w:id="295" w:name="Xe22f3731301bcaf48d078288930a6010db7de4f"/>
+    <w:p>
+      <w:pPr>
+        <w:pStyle w:val="Heading1"/>
+      </w:pPr>
+      <w:r>
+        <w:t xml:space="preserve">Por que a Bolívia continua sendo a número 1</w:t>
+      </w:r>
+    </w:p>
+    <w:p>
+      <w:pPr>
+        <w:numPr>
+          <w:ilvl w:val="0"/>
+          <w:numId w:val="1106"/>
+        </w:numPr>
+        <w:pStyle w:val="Compact"/>
+      </w:pPr>
+      <w:r>
+        <w:rPr>
+          <w:bCs/>
+          <w:b/>
+        </w:rPr>
+        <w:t xml:space="preserve">Governo:</w:t>
+      </w:r>
+      <w:r>
+        <w:t xml:space="preserve"> </w:t>
+      </w:r>
+      <w:r>
+        <w:t xml:space="preserve">centro-direita desde 2025, depois de 20 anos de socialismo</w:t>
+      </w:r>
+    </w:p>
+    <w:p>
+      <w:pPr>
+        <w:numPr>
+          <w:ilvl w:val="0"/>
+          <w:numId w:val="1106"/>
+        </w:numPr>
+        <w:pStyle w:val="Compact"/>
+      </w:pPr>
+      <w:r>
+        <w:rPr>
+          <w:bCs/>
+          <w:b/>
+        </w:rPr>
+        <w:t xml:space="preserve">Entrada:</w:t>
+      </w:r>
+      <w:r>
+        <w:t xml:space="preserve"> </w:t>
+      </w:r>
+      <w:r>
+        <w:t xml:space="preserve">RG, sem visto, residência Mercosul</w:t>
+      </w:r>
+    </w:p>
+    <w:p>
+      <w:pPr>
+        <w:numPr>
+          <w:ilvl w:val="0"/>
+          <w:numId w:val="1106"/>
+        </w:numPr>
+        <w:pStyle w:val="Compact"/>
+      </w:pPr>
+      <w:r>
+        <w:rPr>
+          <w:bCs/>
+          <w:b/>
+        </w:rPr>
+        <w:t xml:space="preserve">Câmbio:</w:t>
+      </w:r>
+      <w:r>
+        <w:t xml:space="preserve"> </w:t>
+      </w:r>
+      <w:r>
+        <w:t xml:space="preserve">o dólar dobrou e os preços em Bs ficaram para trás</w:t>
+      </w:r>
+    </w:p>
+    <w:p>
+      <w:pPr>
+        <w:numPr>
+          <w:ilvl w:val="0"/>
+          <w:numId w:val="1106"/>
+        </w:numPr>
+        <w:pStyle w:val="Compact"/>
+      </w:pPr>
+      <w:r>
+        <w:rPr>
+          <w:bCs/>
+          <w:b/>
+        </w:rPr>
+        <w:t xml:space="preserve">USDT:</w:t>
+      </w:r>
+      <w:r>
+        <w:t xml:space="preserve"> </w:t>
+      </w:r>
+      <w:r>
+        <w:t xml:space="preserve">legal, com bancos operando e P2P acima do dólar oficial</w:t>
+      </w:r>
+    </w:p>
+    <w:p>
+      <w:pPr>
+        <w:numPr>
+          <w:ilvl w:val="0"/>
+          <w:numId w:val="1106"/>
+        </w:numPr>
+        <w:pStyle w:val="Compact"/>
+      </w:pPr>
+      <w:r>
+        <w:rPr>
+          <w:bCs/>
+          <w:b/>
+        </w:rPr>
+        <w:t xml:space="preserve">Distância:</w:t>
+      </w:r>
+      <w:r>
+        <w:t xml:space="preserve"> </w:t>
+      </w:r>
+      <w:r>
+        <w:t xml:space="preserve">~3 horas de voo</w:t>
+      </w:r>
+    </w:p>
+    <w:p>
+      <w:pPr>
+        <w:pStyle w:val="FirstParagraph"/>
+      </w:pPr>
+      <w:r>
+        <w:rPr>
+          <w:bCs/>
+          <w:b/>
+        </w:rPr>
+        <w:t xml:space="preserve">O método serve para qualquer país.</w:t>
+      </w:r>
+      <w:r>
+        <w:t xml:space="preserve"> </w:t>
+      </w:r>
+      <w:r>
+        <w:t xml:space="preserve">A matemática é que escolhe o destino.</w:t>
+      </w:r>
+    </w:p>
+    <w:p>
+      <w:pPr>
+        <w:pStyle w:val="BodyText"/>
+      </w:pPr>
+      <w:r>
+        <w:t xml:space="preserve">PRÓXIMO</w:t>
+      </w:r>
+      <w:r>
+        <w:t xml:space="preserve">Bônus:</w:t>
+      </w:r>
+      <w:r>
+        <w:t xml:space="preserve"> </w:t>
+      </w:r>
+      <w:r>
+        <w:rPr>
+          <w:highlight w:val="yellow"/>
+        </w:rPr>
+        <w:t xml:space="preserve">dossiê, checklists e planilhas</w:t>
+      </w:r>
+    </w:p>
+    <w:bookmarkEnd w:id="295"/>
+    <w:p>
+      <w:r>
+        <w:pict>
+          <v:rect style="width:0;height:1.5pt" o:hralign="center" o:hrstd="t" o:hr="t"/>
+        </w:pict>
+      </w:r>
+    </w:p>
+    <w:p>
+      <w:pPr>
+        <w:pStyle w:val="FirstParagraph"/>
+      </w:pPr>
+      <w:r>
+        <w:t xml:space="preserve">B7</w:t>
+      </w:r>
+    </w:p>
+    <w:p>
+      <w:pPr>
+        <w:pStyle w:val="BodyText"/>
+      </w:pPr>
+      <w:r>
+        <w:t xml:space="preserve">Dossiê: mais 4 anos em manchetes</w:t>
+      </w:r>
+    </w:p>
+    <w:p>
+      <w:pPr>
+        <w:pStyle w:val="BodyText"/>
+      </w:pPr>
+      <w:r>
+        <w:t xml:space="preserve">Links para mandar ao seu conhecido de esquerda. Não é opinião: é manchete, com veículo e QR code para ele mesmo conferir.</w:t>
+      </w:r>
+    </w:p>
+    <w:p>
+      <w:r>
+        <w:pict>
+          <v:rect style="width:0;height:1.5pt" o:hralign="center" o:hrstd="t" o:hr="t"/>
+        </w:pict>
+      </w:r>
+    </w:p>
+    <w:p>
+      <w:pPr>
+        <w:pStyle w:val="FirstParagraph"/>
+      </w:pPr>
+      <w:r>
+        <w:t xml:space="preserve">Como usar o dossiê</w:t>
+      </w:r>
+    </w:p>
+    <w:bookmarkStart w:id="298" w:name="não-discuta.-mande-o-link."/>
+    <w:p>
+      <w:pPr>
+        <w:pStyle w:val="Heading1"/>
+      </w:pPr>
+      <w:r>
+        <w:t xml:space="preserve">Não discuta. Mande o link.</w:t>
+      </w:r>
+    </w:p>
+    <w:p>
+      <w:pPr>
+        <w:pStyle w:val="FirstParagraph"/>
+      </w:pPr>
+      <w:r>
+        <w:t xml:space="preserve">Discussão de grupo de família não convence ninguém.</w:t>
+      </w:r>
+      <w:r>
+        <w:t xml:space="preserve"> </w:t>
+      </w:r>
+      <w:r>
+        <w:rPr>
+          <w:bCs/>
+          <w:b/>
+        </w:rPr>
+        <w:t xml:space="preserve">Manchete com data e veículo</w:t>
+      </w:r>
+      <w:r>
+        <w:t xml:space="preserve"> </w:t>
+      </w:r>
+      <w:r>
+        <w:t xml:space="preserve">convence mais. Este dossiê é para isso.</w:t>
+      </w:r>
+    </w:p>
+    <w:p>
+      <w:pPr>
+        <w:numPr>
+          <w:ilvl w:val="0"/>
+          <w:numId w:val="1107"/>
+        </w:numPr>
+        <w:pStyle w:val="Compact"/>
+      </w:pPr>
+      <w:r>
+        <w:t xml:space="preserve">Escolha 1 ou 2 manchetes sobre o assunto da conversa</w:t>
+      </w:r>
+    </w:p>
+    <w:p>
+      <w:pPr>
+        <w:numPr>
+          <w:ilvl w:val="0"/>
+          <w:numId w:val="1107"/>
+        </w:numPr>
+        <w:pStyle w:val="Compact"/>
+      </w:pPr>
+      <w:r>
+        <w:t xml:space="preserve">Aponte a câmera do celular para o QR code e copie o link</w:t>
+      </w:r>
+    </w:p>
+    <w:p>
+      <w:pPr>
+        <w:numPr>
+          <w:ilvl w:val="0"/>
+          <w:numId w:val="1107"/>
+        </w:numPr>
+        <w:pStyle w:val="Compact"/>
+      </w:pPr>
+      <w:r>
+        <w:t xml:space="preserve">Mande o link, sem textão. Deixe a notícia falar</w:t>
+      </w:r>
+    </w:p>
+    <w:p>
+      <w:pPr>
+        <w:numPr>
+          <w:ilvl w:val="0"/>
+          <w:numId w:val="1107"/>
+        </w:numPr>
+        <w:pStyle w:val="Compact"/>
+      </w:pPr>
+      <w:r>
+        <w:t xml:space="preserve">Se ele disser “site de direita”, mande o dado oficial que está na mesma linha (Banco Central, Senado, Receita)</w:t>
+      </w:r>
+    </w:p>
+    <w:bookmarkStart w:id="296" w:name="já-aconteceu"/>
+    <w:p>
+      <w:pPr>
+        <w:pStyle w:val="Heading3"/>
+      </w:pPr>
+      <w:r>
+        <w:t xml:space="preserve">Já aconteceu</w:t>
+      </w:r>
+    </w:p>
+    <w:p>
+      <w:pPr>
+        <w:pStyle w:val="FirstParagraph"/>
+      </w:pPr>
+      <w:r>
+        <w:t xml:space="preserve">Fatos publicados: impostos, IOF, dívida, juros, déficit, golpes.</w:t>
+      </w:r>
+    </w:p>
+    <w:bookmarkEnd w:id="296"/>
+    <w:bookmarkStart w:id="297" w:name="o-que-vem-por-aí"/>
+    <w:p>
+      <w:pPr>
+        <w:pStyle w:val="Heading3"/>
+      </w:pPr>
+      <w:r>
+        <w:t xml:space="preserve">O que vem por aí</w:t>
+      </w:r>
+    </w:p>
+    <w:p>
+      <w:pPr>
+        <w:pStyle w:val="FirstParagraph"/>
+      </w:pPr>
+      <w:r>
+        <w:t xml:space="preserve">Projeções de instituições e propostas do governo, marcadas como projeção.</w:t>
+      </w:r>
+    </w:p>
+    <w:bookmarkEnd w:id="297"/>
+    <w:p>
+      <w:pPr>
+        <w:pStyle w:val="BodyText"/>
+      </w:pPr>
+      <w:r>
+        <w:rPr>
+          <w:bCs/>
+          <w:b/>
+        </w:rPr>
+        <w:t xml:space="preserve">Links mudam.</w:t>
+      </w:r>
+      <w:r>
+        <w:t xml:space="preserve"> </w:t>
+      </w:r>
+      <w:r>
+        <w:t xml:space="preserve">Todos foram consultados em 28/10/2026. Se algum sair do ar, busque o título entre aspas.</w:t>
+      </w:r>
+    </w:p>
+    <w:bookmarkEnd w:id="298"/>
+    <w:p>
+      <w:r>
+        <w:pict>
+          <v:rect style="width:0;height:1.5pt" o:hralign="center" o:hrstd="t" o:hr="t"/>
+        </w:pict>
+      </w:r>
+    </w:p>
+    <w:p>
+      <w:pPr>
+        <w:pStyle w:val="FirstParagraph"/>
+      </w:pPr>
+      <w:r>
         <w:t xml:space="preserve">Fatos publicados</w:t>
       </w:r>
     </w:p>
-    <w:bookmarkStart w:id="289" w:name="já-aconteceu-1"/>
+    <w:bookmarkStart w:id="302" w:name="já-aconteceu-1"/>
     <w:p>
       <w:pPr>
         <w:pStyle w:val="Heading2"/>
@@ -38604,7 +40565,7 @@
       <w:pPr>
         <w:pStyle w:val="BodyText"/>
       </w:pPr>
-      <w:hyperlink r:id="rId286">
+      <w:hyperlink r:id="rId299">
         <w:r>
           <w:rPr>
             <w:rStyle w:val="Hyperlink"/>
@@ -38654,7 +40615,7 @@
       <w:pPr>
         <w:pStyle w:val="BodyText"/>
       </w:pPr>
-      <w:hyperlink r:id="rId287">
+      <w:hyperlink r:id="rId300">
         <w:r>
           <w:rPr>
             <w:rStyle w:val="Hyperlink"/>
@@ -38704,7 +40665,7 @@
       <w:pPr>
         <w:pStyle w:val="BodyText"/>
       </w:pPr>
-      <w:hyperlink r:id="rId288">
+      <w:hyperlink r:id="rId301">
         <w:r>
           <w:rPr>
             <w:rStyle w:val="Hyperlink"/>
@@ -38739,7 +40700,7 @@
         <w:t xml:space="preserve">· link consultado em 28/10/2026</w:t>
       </w:r>
     </w:p>
-    <w:bookmarkEnd w:id="289"/>
+    <w:bookmarkEnd w:id="302"/>
     <w:p>
       <w:r>
         <w:pict>
@@ -38747,7 +40708,7 @@
         </w:pict>
       </w:r>
     </w:p>
-    <w:bookmarkStart w:id="293" w:name="já-aconteceu-cont."/>
+    <w:bookmarkStart w:id="306" w:name="já-aconteceu-cont."/>
     <w:p>
       <w:pPr>
         <w:pStyle w:val="Heading2"/>
@@ -38771,7 +40732,7 @@
       <w:pPr>
         <w:pStyle w:val="BodyText"/>
       </w:pPr>
-      <w:hyperlink r:id="rId290">
+      <w:hyperlink r:id="rId303">
         <w:r>
           <w:rPr>
             <w:rStyle w:val="Hyperlink"/>
@@ -38821,7 +40782,7 @@
       <w:pPr>
         <w:pStyle w:val="BodyText"/>
       </w:pPr>
-      <w:hyperlink r:id="rId291">
+      <w:hyperlink r:id="rId304">
         <w:r>
           <w:rPr>
             <w:rStyle w:val="Hyperlink"/>
@@ -38871,7 +40832,7 @@
       <w:pPr>
         <w:pStyle w:val="BodyText"/>
       </w:pPr>
-      <w:hyperlink r:id="rId292">
+      <w:hyperlink r:id="rId305">
         <w:r>
           <w:rPr>
             <w:rStyle w:val="Hyperlink"/>
@@ -38906,7 +40867,7 @@
         <w:t xml:space="preserve">· link consultado em 28/10/2026</w:t>
       </w:r>
     </w:p>
-    <w:bookmarkEnd w:id="293"/>
+    <w:bookmarkEnd w:id="306"/>
     <w:p>
       <w:r>
         <w:pict>
@@ -38914,7 +40875,7 @@
         </w:pict>
       </w:r>
     </w:p>
-    <w:bookmarkStart w:id="297" w:name="já-aconteceu-cont.-1"/>
+    <w:bookmarkStart w:id="310" w:name="já-aconteceu-cont.-1"/>
     <w:p>
       <w:pPr>
         <w:pStyle w:val="Heading2"/>
@@ -38938,7 +40899,7 @@
       <w:pPr>
         <w:pStyle w:val="BodyText"/>
       </w:pPr>
-      <w:hyperlink r:id="rId294">
+      <w:hyperlink r:id="rId307">
         <w:r>
           <w:rPr>
             <w:rStyle w:val="Hyperlink"/>
@@ -38988,7 +40949,7 @@
       <w:pPr>
         <w:pStyle w:val="BodyText"/>
       </w:pPr>
-      <w:hyperlink r:id="rId295">
+      <w:hyperlink r:id="rId308">
         <w:r>
           <w:rPr>
             <w:rStyle w:val="Hyperlink"/>
@@ -39038,7 +40999,7 @@
       <w:pPr>
         <w:pStyle w:val="BodyText"/>
       </w:pPr>
-      <w:hyperlink r:id="rId296">
+      <w:hyperlink r:id="rId309">
         <w:r>
           <w:rPr>
             <w:rStyle w:val="Hyperlink"/>
@@ -39073,7 +41034,7 @@
         <w:t xml:space="preserve">· link consultado em 28/10/2026</w:t>
       </w:r>
     </w:p>
-    <w:bookmarkEnd w:id="297"/>
+    <w:bookmarkEnd w:id="310"/>
     <w:p>
       <w:r>
         <w:pict>
@@ -39081,7 +41042,7 @@
         </w:pict>
       </w:r>
     </w:p>
-    <w:bookmarkStart w:id="301" w:name="já-aconteceu-cont.-2"/>
+    <w:bookmarkStart w:id="314" w:name="já-aconteceu-cont.-2"/>
     <w:p>
       <w:pPr>
         <w:pStyle w:val="Heading2"/>
@@ -39105,7 +41066,7 @@
       <w:pPr>
         <w:pStyle w:val="BodyText"/>
       </w:pPr>
-      <w:hyperlink r:id="rId298">
+      <w:hyperlink r:id="rId311">
         <w:r>
           <w:rPr>
             <w:rStyle w:val="Hyperlink"/>
@@ -39155,7 +41116,7 @@
       <w:pPr>
         <w:pStyle w:val="BodyText"/>
       </w:pPr>
-      <w:hyperlink r:id="rId299">
+      <w:hyperlink r:id="rId312">
         <w:r>
           <w:rPr>
             <w:rStyle w:val="Hyperlink"/>
@@ -39205,7 +41166,7 @@
       <w:pPr>
         <w:pStyle w:val="BodyText"/>
       </w:pPr>
-      <w:hyperlink r:id="rId300">
+      <w:hyperlink r:id="rId313">
         <w:r>
           <w:rPr>
             <w:rStyle w:val="Hyperlink"/>
@@ -39240,7 +41201,7 @@
         <w:t xml:space="preserve">· link consultado em 28/10/2026</w:t>
       </w:r>
     </w:p>
-    <w:bookmarkEnd w:id="301"/>
+    <w:bookmarkEnd w:id="314"/>
     <w:p>
       <w:r>
         <w:pict>
@@ -39256,7 +41217,7 @@
         <w:t xml:space="preserve">Projeções e propostas</w:t>
       </w:r>
     </w:p>
-    <w:bookmarkStart w:id="305" w:name="o-que-vem-por-aí-1"/>
+    <w:bookmarkStart w:id="318" w:name="o-que-vem-por-aí-1"/>
     <w:p>
       <w:pPr>
         <w:pStyle w:val="Heading2"/>
@@ -39280,7 +41241,7 @@
       <w:pPr>
         <w:pStyle w:val="BodyText"/>
       </w:pPr>
-      <w:hyperlink r:id="rId302">
+      <w:hyperlink r:id="rId315">
         <w:r>
           <w:rPr>
             <w:rStyle w:val="Hyperlink"/>
@@ -39330,7 +41291,7 @@
       <w:pPr>
         <w:pStyle w:val="BodyText"/>
       </w:pPr>
-      <w:hyperlink r:id="rId303">
+      <w:hyperlink r:id="rId316">
         <w:r>
           <w:rPr>
             <w:rStyle w:val="Hyperlink"/>
@@ -39380,7 +41341,7 @@
       <w:pPr>
         <w:pStyle w:val="BodyText"/>
       </w:pPr>
-      <w:hyperlink r:id="rId304">
+      <w:hyperlink r:id="rId317">
         <w:r>
           <w:rPr>
             <w:rStyle w:val="Hyperlink"/>
@@ -39415,7 +41376,7 @@
         <w:t xml:space="preserve">· link consultado em 28/10/2026</w:t>
       </w:r>
     </w:p>
-    <w:bookmarkEnd w:id="305"/>
+    <w:bookmarkEnd w:id="318"/>
     <w:p>
       <w:r>
         <w:pict>
@@ -39423,7 +41384,7 @@
         </w:pict>
       </w:r>
     </w:p>
-    <w:bookmarkStart w:id="309" w:name="o-que-vem-por-aí-cont."/>
+    <w:bookmarkStart w:id="322" w:name="o-que-vem-por-aí-cont."/>
     <w:p>
       <w:pPr>
         <w:pStyle w:val="Heading2"/>
@@ -39447,7 +41408,7 @@
       <w:pPr>
         <w:pStyle w:val="BodyText"/>
       </w:pPr>
-      <w:hyperlink r:id="rId306">
+      <w:hyperlink r:id="rId319">
         <w:r>
           <w:rPr>
             <w:rStyle w:val="Hyperlink"/>
@@ -39497,7 +41458,7 @@
       <w:pPr>
         <w:pStyle w:val="BodyText"/>
       </w:pPr>
-      <w:hyperlink r:id="rId307">
+      <w:hyperlink r:id="rId320">
         <w:r>
           <w:rPr>
             <w:rStyle w:val="Hyperlink"/>
@@ -39547,7 +41508,7 @@
       <w:pPr>
         <w:pStyle w:val="BodyText"/>
       </w:pPr>
-      <w:hyperlink r:id="rId308">
+      <w:hyperlink r:id="rId321">
         <w:r>
           <w:rPr>
             <w:rStyle w:val="Hyperlink"/>
@@ -39582,7 +41543,7 @@
         <w:t xml:space="preserve">· link consultado em 28/10/2026</w:t>
       </w:r>
     </w:p>
-    <w:bookmarkEnd w:id="309"/>
+    <w:bookmarkEnd w:id="322"/>
     <w:p>
       <w:r>
         <w:pict>
@@ -39590,7 +41551,7 @@
         </w:pict>
       </w:r>
     </w:p>
-    <w:bookmarkStart w:id="311" w:name="o-que-vem-por-aí-cont.-1"/>
+    <w:bookmarkStart w:id="324" w:name="o-que-vem-por-aí-cont.-1"/>
     <w:p>
       <w:pPr>
         <w:pStyle w:val="Heading2"/>
@@ -39614,7 +41575,7 @@
       <w:pPr>
         <w:pStyle w:val="BodyText"/>
       </w:pPr>
-      <w:hyperlink r:id="rId310">
+      <w:hyperlink r:id="rId323">
         <w:r>
           <w:rPr>
             <w:rStyle w:val="Hyperlink"/>
@@ -39649,7 +41610,7 @@
         <w:t xml:space="preserve">· link consultado em 28/10/2026</w:t>
       </w:r>
     </w:p>
-    <w:bookmarkEnd w:id="311"/>
+    <w:bookmarkEnd w:id="324"/>
     <w:p>
       <w:r>
         <w:pict>
@@ -39665,7 +41626,7 @@
         <w:t xml:space="preserve">Para o WhatsApp</w:t>
       </w:r>
     </w:p>
-    <w:bookmarkStart w:id="312" w:name="mais-4-anos-em-6-números"/>
+    <w:bookmarkStart w:id="325" w:name="mais-4-anos-em-6-números"/>
     <w:p>
       <w:pPr>
         <w:pStyle w:val="Heading1"/>
@@ -39766,7 +41727,7 @@
         <w:t xml:space="preserve">[LINK DO CURSO]</w:t>
       </w:r>
     </w:p>
-    <w:bookmarkEnd w:id="312"/>
+    <w:bookmarkEnd w:id="325"/>
     <w:p>
       <w:r>
         <w:pict>
@@ -39782,7 +41743,7 @@
         <w:t xml:space="preserve">Anexo</w:t>
       </w:r>
     </w:p>
-    <w:bookmarkStart w:id="313" w:name="fontes-de-todos-os-números"/>
+    <w:bookmarkStart w:id="326" w:name="fontes-de-todos-os-números"/>
     <w:p>
       <w:pPr>
         <w:pStyle w:val="Heading2"/>
@@ -39803,7 +41764,7 @@
       <w:pPr>
         <w:numPr>
           <w:ilvl w:val="0"/>
-          <w:numId w:val="1102"/>
+          <w:numId w:val="1108"/>
         </w:numPr>
         <w:pStyle w:val="Compact"/>
       </w:pPr>
@@ -39822,7 +41783,7 @@
       <w:pPr>
         <w:numPr>
           <w:ilvl w:val="0"/>
-          <w:numId w:val="1102"/>
+          <w:numId w:val="1108"/>
         </w:numPr>
         <w:pStyle w:val="Compact"/>
       </w:pPr>
@@ -39841,7 +41802,7 @@
       <w:pPr>
         <w:numPr>
           <w:ilvl w:val="0"/>
-          <w:numId w:val="1102"/>
+          <w:numId w:val="1108"/>
         </w:numPr>
         <w:pStyle w:val="Compact"/>
       </w:pPr>
@@ -39860,7 +41821,7 @@
       <w:pPr>
         <w:numPr>
           <w:ilvl w:val="0"/>
-          <w:numId w:val="1102"/>
+          <w:numId w:val="1108"/>
         </w:numPr>
         <w:pStyle w:val="Compact"/>
       </w:pPr>
@@ -39879,7 +41840,7 @@
       <w:pPr>
         <w:numPr>
           <w:ilvl w:val="0"/>
-          <w:numId w:val="1102"/>
+          <w:numId w:val="1108"/>
         </w:numPr>
         <w:pStyle w:val="Compact"/>
       </w:pPr>
@@ -39898,7 +41859,7 @@
       <w:pPr>
         <w:numPr>
           <w:ilvl w:val="0"/>
-          <w:numId w:val="1102"/>
+          <w:numId w:val="1108"/>
         </w:numPr>
         <w:pStyle w:val="Compact"/>
       </w:pPr>
@@ -39917,7 +41878,7 @@
       <w:pPr>
         <w:numPr>
           <w:ilvl w:val="0"/>
-          <w:numId w:val="1102"/>
+          <w:numId w:val="1108"/>
         </w:numPr>
         <w:pStyle w:val="Compact"/>
       </w:pPr>
@@ -39936,7 +41897,7 @@
       <w:pPr>
         <w:numPr>
           <w:ilvl w:val="0"/>
-          <w:numId w:val="1102"/>
+          <w:numId w:val="1108"/>
         </w:numPr>
         <w:pStyle w:val="Compact"/>
       </w:pPr>
@@ -39955,7 +41916,7 @@
       <w:pPr>
         <w:numPr>
           <w:ilvl w:val="0"/>
-          <w:numId w:val="1102"/>
+          <w:numId w:val="1108"/>
         </w:numPr>
         <w:pStyle w:val="Compact"/>
       </w:pPr>
@@ -39974,7 +41935,7 @@
       <w:pPr>
         <w:numPr>
           <w:ilvl w:val="0"/>
-          <w:numId w:val="1102"/>
+          <w:numId w:val="1108"/>
         </w:numPr>
         <w:pStyle w:val="Compact"/>
       </w:pPr>
@@ -39993,7 +41954,7 @@
       <w:pPr>
         <w:numPr>
           <w:ilvl w:val="0"/>
-          <w:numId w:val="1102"/>
+          <w:numId w:val="1108"/>
         </w:numPr>
         <w:pStyle w:val="Compact"/>
       </w:pPr>
@@ -40012,7 +41973,7 @@
       <w:pPr>
         <w:numPr>
           <w:ilvl w:val="0"/>
-          <w:numId w:val="1102"/>
+          <w:numId w:val="1108"/>
         </w:numPr>
         <w:pStyle w:val="Compact"/>
       </w:pPr>
@@ -40027,7 +41988,7 @@
         <w:t xml:space="preserve">Agência Brasil e Poder360 (19/10/2025); MercoPress (10/11/2025); France 24 via Acento (08/11/2025); usdthoy.com (flutuação desde 29/06/2026).</w:t>
       </w:r>
     </w:p>
-    <w:bookmarkEnd w:id="313"/>
+    <w:bookmarkEnd w:id="326"/>
     <w:p>
       <w:r>
         <w:pict>
@@ -40039,7 +42000,7 @@
       <w:pPr>
         <w:numPr>
           <w:ilvl w:val="0"/>
-          <w:numId w:val="1103"/>
+          <w:numId w:val="1109"/>
         </w:numPr>
         <w:pStyle w:val="Compact"/>
       </w:pPr>
@@ -40058,7 +42019,7 @@
       <w:pPr>
         <w:numPr>
           <w:ilvl w:val="0"/>
-          <w:numId w:val="1103"/>
+          <w:numId w:val="1109"/>
         </w:numPr>
         <w:pStyle w:val="Compact"/>
       </w:pPr>
@@ -40077,7 +42038,7 @@
       <w:pPr>
         <w:numPr>
           <w:ilvl w:val="0"/>
-          <w:numId w:val="1103"/>
+          <w:numId w:val="1109"/>
         </w:numPr>
         <w:pStyle w:val="Compact"/>
       </w:pPr>
@@ -40096,7 +42057,7 @@
       <w:pPr>
         <w:numPr>
           <w:ilvl w:val="0"/>
-          <w:numId w:val="1103"/>
+          <w:numId w:val="1109"/>
         </w:numPr>
         <w:pStyle w:val="Compact"/>
       </w:pPr>
@@ -40115,7 +42076,7 @@
       <w:pPr>
         <w:numPr>
           <w:ilvl w:val="0"/>
-          <w:numId w:val="1103"/>
+          <w:numId w:val="1109"/>
         </w:numPr>
         <w:pStyle w:val="Compact"/>
       </w:pPr>
@@ -40134,7 +42095,7 @@
       <w:pPr>
         <w:numPr>
           <w:ilvl w:val="0"/>
-          <w:numId w:val="1103"/>
+          <w:numId w:val="1109"/>
         </w:numPr>
         <w:pStyle w:val="Compact"/>
       </w:pPr>
@@ -40153,7 +42114,7 @@
       <w:pPr>
         <w:numPr>
           <w:ilvl w:val="0"/>
-          <w:numId w:val="1103"/>
+          <w:numId w:val="1109"/>
         </w:numPr>
         <w:pStyle w:val="Compact"/>
       </w:pPr>
@@ -40172,7 +42133,7 @@
       <w:pPr>
         <w:numPr>
           <w:ilvl w:val="0"/>
-          <w:numId w:val="1103"/>
+          <w:numId w:val="1109"/>
         </w:numPr>
         <w:pStyle w:val="Compact"/>
       </w:pPr>
@@ -40191,7 +42152,7 @@
       <w:pPr>
         <w:numPr>
           <w:ilvl w:val="0"/>
-          <w:numId w:val="1103"/>
+          <w:numId w:val="1109"/>
         </w:numPr>
         <w:pStyle w:val="Compact"/>
       </w:pPr>
@@ -40210,7 +42171,7 @@
       <w:pPr>
         <w:numPr>
           <w:ilvl w:val="0"/>
-          <w:numId w:val="1103"/>
+          <w:numId w:val="1109"/>
         </w:numPr>
         <w:pStyle w:val="Compact"/>
       </w:pPr>
@@ -40229,7 +42190,7 @@
       <w:pPr>
         <w:numPr>
           <w:ilvl w:val="0"/>
-          <w:numId w:val="1103"/>
+          <w:numId w:val="1109"/>
         </w:numPr>
         <w:pStyle w:val="Compact"/>
       </w:pPr>
@@ -40255,7 +42216,7 @@
       <w:pPr>
         <w:numPr>
           <w:ilvl w:val="0"/>
-          <w:numId w:val="1104"/>
+          <w:numId w:val="1110"/>
         </w:numPr>
         <w:pStyle w:val="Compact"/>
       </w:pPr>
@@ -40274,7 +42235,7 @@
       <w:pPr>
         <w:numPr>
           <w:ilvl w:val="0"/>
-          <w:numId w:val="1104"/>
+          <w:numId w:val="1110"/>
         </w:numPr>
         <w:pStyle w:val="Compact"/>
       </w:pPr>
@@ -40293,7 +42254,7 @@
       <w:pPr>
         <w:numPr>
           <w:ilvl w:val="0"/>
-          <w:numId w:val="1104"/>
+          <w:numId w:val="1110"/>
         </w:numPr>
         <w:pStyle w:val="Compact"/>
       </w:pPr>
@@ -40312,7 +42273,7 @@
       <w:pPr>
         <w:numPr>
           <w:ilvl w:val="0"/>
-          <w:numId w:val="1104"/>
+          <w:numId w:val="1110"/>
         </w:numPr>
         <w:pStyle w:val="Compact"/>
       </w:pPr>
@@ -40331,7 +42292,7 @@
       <w:pPr>
         <w:numPr>
           <w:ilvl w:val="0"/>
-          <w:numId w:val="1104"/>
+          <w:numId w:val="1110"/>
         </w:numPr>
         <w:pStyle w:val="Compact"/>
       </w:pPr>
@@ -40350,7 +42311,7 @@
       <w:pPr>
         <w:numPr>
           <w:ilvl w:val="0"/>
-          <w:numId w:val="1104"/>
+          <w:numId w:val="1110"/>
         </w:numPr>
         <w:pStyle w:val="Compact"/>
       </w:pPr>
@@ -40369,7 +42330,7 @@
       <w:pPr>
         <w:numPr>
           <w:ilvl w:val="0"/>
-          <w:numId w:val="1104"/>
+          <w:numId w:val="1110"/>
         </w:numPr>
         <w:pStyle w:val="Compact"/>
       </w:pPr>
@@ -40388,7 +42349,7 @@
       <w:pPr>
         <w:numPr>
           <w:ilvl w:val="0"/>
-          <w:numId w:val="1104"/>
+          <w:numId w:val="1110"/>
         </w:numPr>
         <w:pStyle w:val="Compact"/>
       </w:pPr>
@@ -40407,7 +42368,7 @@
       <w:pPr>
         <w:numPr>
           <w:ilvl w:val="0"/>
-          <w:numId w:val="1104"/>
+          <w:numId w:val="1110"/>
         </w:numPr>
         <w:pStyle w:val="Compact"/>
       </w:pPr>
@@ -40426,7 +42387,7 @@
       <w:pPr>
         <w:numPr>
           <w:ilvl w:val="0"/>
-          <w:numId w:val="1104"/>
+          <w:numId w:val="1110"/>
         </w:numPr>
         <w:pStyle w:val="Compact"/>
       </w:pPr>
@@ -40445,7 +42406,7 @@
       <w:pPr>
         <w:numPr>
           <w:ilvl w:val="0"/>
-          <w:numId w:val="1104"/>
+          <w:numId w:val="1110"/>
         </w:numPr>
         <w:pStyle w:val="Compact"/>
       </w:pPr>
@@ -40464,7 +42425,7 @@
       <w:pPr>
         <w:numPr>
           <w:ilvl w:val="0"/>
-          <w:numId w:val="1104"/>
+          <w:numId w:val="1110"/>
         </w:numPr>
         <w:pStyle w:val="Compact"/>
       </w:pPr>
@@ -40483,7 +42444,7 @@
       <w:pPr>
         <w:numPr>
           <w:ilvl w:val="0"/>
-          <w:numId w:val="1104"/>
+          <w:numId w:val="1110"/>
         </w:numPr>
         <w:pStyle w:val="Compact"/>
       </w:pPr>
@@ -40502,7 +42463,7 @@
       <w:pPr>
         <w:numPr>
           <w:ilvl w:val="0"/>
-          <w:numId w:val="1104"/>
+          <w:numId w:val="1110"/>
         </w:numPr>
         <w:pStyle w:val="Compact"/>
       </w:pPr>
@@ -40528,7 +42489,7 @@
       <w:pPr>
         <w:numPr>
           <w:ilvl w:val="0"/>
-          <w:numId w:val="1105"/>
+          <w:numId w:val="1111"/>
         </w:numPr>
         <w:pStyle w:val="Compact"/>
       </w:pPr>
@@ -40547,7 +42508,7 @@
       <w:pPr>
         <w:numPr>
           <w:ilvl w:val="0"/>
-          <w:numId w:val="1105"/>
+          <w:numId w:val="1111"/>
         </w:numPr>
         <w:pStyle w:val="Compact"/>
       </w:pPr>
@@ -40566,7 +42527,7 @@
       <w:pPr>
         <w:numPr>
           <w:ilvl w:val="0"/>
-          <w:numId w:val="1105"/>
+          <w:numId w:val="1111"/>
         </w:numPr>
         <w:pStyle w:val="Compact"/>
       </w:pPr>
@@ -40585,7 +42546,7 @@
       <w:pPr>
         <w:numPr>
           <w:ilvl w:val="0"/>
-          <w:numId w:val="1105"/>
+          <w:numId w:val="1111"/>
         </w:numPr>
         <w:pStyle w:val="Compact"/>
       </w:pPr>
@@ -40604,7 +42565,7 @@
       <w:pPr>
         <w:numPr>
           <w:ilvl w:val="0"/>
-          <w:numId w:val="1105"/>
+          <w:numId w:val="1111"/>
         </w:numPr>
         <w:pStyle w:val="Compact"/>
       </w:pPr>
@@ -40623,7 +42584,7 @@
       <w:pPr>
         <w:numPr>
           <w:ilvl w:val="0"/>
-          <w:numId w:val="1105"/>
+          <w:numId w:val="1111"/>
         </w:numPr>
         <w:pStyle w:val="Compact"/>
       </w:pPr>
@@ -40642,7 +42603,7 @@
       <w:pPr>
         <w:numPr>
           <w:ilvl w:val="0"/>
-          <w:numId w:val="1105"/>
+          <w:numId w:val="1111"/>
         </w:numPr>
         <w:pStyle w:val="Compact"/>
       </w:pPr>
@@ -40661,7 +42622,7 @@
       <w:pPr>
         <w:numPr>
           <w:ilvl w:val="0"/>
-          <w:numId w:val="1105"/>
+          <w:numId w:val="1111"/>
         </w:numPr>
         <w:pStyle w:val="Compact"/>
       </w:pPr>
@@ -40680,7 +42641,7 @@
       <w:pPr>
         <w:numPr>
           <w:ilvl w:val="0"/>
-          <w:numId w:val="1105"/>
+          <w:numId w:val="1111"/>
         </w:numPr>
         <w:pStyle w:val="Compact"/>
       </w:pPr>
@@ -40699,7 +42660,7 @@
       <w:pPr>
         <w:numPr>
           <w:ilvl w:val="0"/>
-          <w:numId w:val="1105"/>
+          <w:numId w:val="1111"/>
         </w:numPr>
         <w:pStyle w:val="Compact"/>
       </w:pPr>
@@ -40718,7 +42679,7 @@
       <w:pPr>
         <w:numPr>
           <w:ilvl w:val="0"/>
-          <w:numId w:val="1105"/>
+          <w:numId w:val="1111"/>
         </w:numPr>
         <w:pStyle w:val="Compact"/>
       </w:pPr>
@@ -40737,7 +42698,7 @@
       <w:pPr>
         <w:numPr>
           <w:ilvl w:val="0"/>
-          <w:numId w:val="1105"/>
+          <w:numId w:val="1111"/>
         </w:numPr>
         <w:pStyle w:val="Compact"/>
       </w:pPr>
@@ -40756,7 +42717,7 @@
       <w:pPr>
         <w:numPr>
           <w:ilvl w:val="0"/>
-          <w:numId w:val="1105"/>
+          <w:numId w:val="1111"/>
         </w:numPr>
         <w:pStyle w:val="Compact"/>
       </w:pPr>
@@ -40775,7 +42736,7 @@
       <w:pPr>
         <w:numPr>
           <w:ilvl w:val="0"/>
-          <w:numId w:val="1105"/>
+          <w:numId w:val="1111"/>
         </w:numPr>
         <w:pStyle w:val="Compact"/>
       </w:pPr>
@@ -40801,7 +42762,7 @@
       <w:pPr>
         <w:numPr>
           <w:ilvl w:val="0"/>
-          <w:numId w:val="1106"/>
+          <w:numId w:val="1112"/>
         </w:numPr>
         <w:pStyle w:val="Compact"/>
       </w:pPr>
@@ -40820,7 +42781,7 @@
       <w:pPr>
         <w:numPr>
           <w:ilvl w:val="0"/>
-          <w:numId w:val="1106"/>
+          <w:numId w:val="1112"/>
         </w:numPr>
         <w:pStyle w:val="Compact"/>
       </w:pPr>
@@ -40839,7 +42800,7 @@
       <w:pPr>
         <w:numPr>
           <w:ilvl w:val="0"/>
-          <w:numId w:val="1106"/>
+          <w:numId w:val="1112"/>
         </w:numPr>
         <w:pStyle w:val="Compact"/>
       </w:pPr>
@@ -40858,7 +42819,7 @@
       <w:pPr>
         <w:numPr>
           <w:ilvl w:val="0"/>
-          <w:numId w:val="1106"/>
+          <w:numId w:val="1112"/>
         </w:numPr>
         <w:pStyle w:val="Compact"/>
       </w:pPr>
@@ -40877,7 +42838,7 @@
       <w:pPr>
         <w:numPr>
           <w:ilvl w:val="0"/>
-          <w:numId w:val="1106"/>
+          <w:numId w:val="1112"/>
         </w:numPr>
         <w:pStyle w:val="Compact"/>
       </w:pPr>
@@ -40896,7 +42857,7 @@
       <w:pPr>
         <w:numPr>
           <w:ilvl w:val="0"/>
-          <w:numId w:val="1106"/>
+          <w:numId w:val="1112"/>
         </w:numPr>
         <w:pStyle w:val="Compact"/>
       </w:pPr>
@@ -40915,7 +42876,7 @@
       <w:pPr>
         <w:numPr>
           <w:ilvl w:val="0"/>
-          <w:numId w:val="1106"/>
+          <w:numId w:val="1112"/>
         </w:numPr>
         <w:pStyle w:val="Compact"/>
       </w:pPr>
@@ -40934,7 +42895,7 @@
       <w:pPr>
         <w:numPr>
           <w:ilvl w:val="0"/>
-          <w:numId w:val="1106"/>
+          <w:numId w:val="1112"/>
         </w:numPr>
         <w:pStyle w:val="Compact"/>
       </w:pPr>
@@ -40953,7 +42914,7 @@
       <w:pPr>
         <w:numPr>
           <w:ilvl w:val="0"/>
-          <w:numId w:val="1106"/>
+          <w:numId w:val="1112"/>
         </w:numPr>
         <w:pStyle w:val="Compact"/>
       </w:pPr>
@@ -40972,7 +42933,7 @@
       <w:pPr>
         <w:numPr>
           <w:ilvl w:val="0"/>
-          <w:numId w:val="1106"/>
+          <w:numId w:val="1112"/>
         </w:numPr>
         <w:pStyle w:val="Compact"/>
       </w:pPr>
@@ -40991,7 +42952,7 @@
       <w:pPr>
         <w:numPr>
           <w:ilvl w:val="0"/>
-          <w:numId w:val="1106"/>
+          <w:numId w:val="1112"/>
         </w:numPr>
         <w:pStyle w:val="Compact"/>
       </w:pPr>
@@ -41010,7 +42971,7 @@
       <w:pPr>
         <w:numPr>
           <w:ilvl w:val="0"/>
-          <w:numId w:val="1106"/>
+          <w:numId w:val="1112"/>
         </w:numPr>
         <w:pStyle w:val="Compact"/>
       </w:pPr>
@@ -41029,7 +42990,7 @@
       <w:pPr>
         <w:numPr>
           <w:ilvl w:val="0"/>
-          <w:numId w:val="1106"/>
+          <w:numId w:val="1112"/>
         </w:numPr>
         <w:pStyle w:val="Compact"/>
       </w:pPr>
@@ -41055,7 +43016,7 @@
       <w:pPr>
         <w:numPr>
           <w:ilvl w:val="0"/>
-          <w:numId w:val="1107"/>
+          <w:numId w:val="1113"/>
         </w:numPr>
         <w:pStyle w:val="Compact"/>
       </w:pPr>
@@ -41074,7 +43035,7 @@
       <w:pPr>
         <w:numPr>
           <w:ilvl w:val="0"/>
-          <w:numId w:val="1107"/>
+          <w:numId w:val="1113"/>
         </w:numPr>
         <w:pStyle w:val="Compact"/>
       </w:pPr>
@@ -41093,7 +43054,7 @@
       <w:pPr>
         <w:numPr>
           <w:ilvl w:val="0"/>
-          <w:numId w:val="1107"/>
+          <w:numId w:val="1113"/>
         </w:numPr>
         <w:pStyle w:val="Compact"/>
       </w:pPr>
@@ -41112,7 +43073,7 @@
       <w:pPr>
         <w:numPr>
           <w:ilvl w:val="0"/>
-          <w:numId w:val="1107"/>
+          <w:numId w:val="1113"/>
         </w:numPr>
         <w:pStyle w:val="Compact"/>
       </w:pPr>
@@ -41131,7 +43092,7 @@
       <w:pPr>
         <w:numPr>
           <w:ilvl w:val="0"/>
-          <w:numId w:val="1107"/>
+          <w:numId w:val="1113"/>
         </w:numPr>
         <w:pStyle w:val="Compact"/>
       </w:pPr>
@@ -41150,7 +43111,7 @@
       <w:pPr>
         <w:numPr>
           <w:ilvl w:val="0"/>
-          <w:numId w:val="1107"/>
+          <w:numId w:val="1113"/>
         </w:numPr>
         <w:pStyle w:val="Compact"/>
       </w:pPr>
@@ -41169,7 +43130,7 @@
       <w:pPr>
         <w:numPr>
           <w:ilvl w:val="0"/>
-          <w:numId w:val="1107"/>
+          <w:numId w:val="1113"/>
         </w:numPr>
         <w:pStyle w:val="Compact"/>
       </w:pPr>
@@ -41188,7 +43149,7 @@
       <w:pPr>
         <w:numPr>
           <w:ilvl w:val="0"/>
-          <w:numId w:val="1107"/>
+          <w:numId w:val="1113"/>
         </w:numPr>
         <w:pStyle w:val="Compact"/>
       </w:pPr>
@@ -41207,7 +43168,7 @@
       <w:pPr>
         <w:numPr>
           <w:ilvl w:val="0"/>
-          <w:numId w:val="1107"/>
+          <w:numId w:val="1113"/>
         </w:numPr>
         <w:pStyle w:val="Compact"/>
       </w:pPr>
@@ -41226,7 +43187,7 @@
       <w:pPr>
         <w:numPr>
           <w:ilvl w:val="0"/>
-          <w:numId w:val="1107"/>
+          <w:numId w:val="1113"/>
         </w:numPr>
         <w:pStyle w:val="Compact"/>
       </w:pPr>
@@ -41245,7 +43206,7 @@
       <w:pPr>
         <w:numPr>
           <w:ilvl w:val="0"/>
-          <w:numId w:val="1107"/>
+          <w:numId w:val="1113"/>
         </w:numPr>
         <w:pStyle w:val="Compact"/>
       </w:pPr>
@@ -41271,7 +43232,7 @@
       <w:pPr>
         <w:numPr>
           <w:ilvl w:val="0"/>
-          <w:numId w:val="1108"/>
+          <w:numId w:val="1114"/>
         </w:numPr>
         <w:pStyle w:val="Compact"/>
       </w:pPr>
@@ -41290,7 +43251,7 @@
       <w:pPr>
         <w:numPr>
           <w:ilvl w:val="0"/>
-          <w:numId w:val="1108"/>
+          <w:numId w:val="1114"/>
         </w:numPr>
         <w:pStyle w:val="Compact"/>
       </w:pPr>
@@ -41309,7 +43270,7 @@
       <w:pPr>
         <w:numPr>
           <w:ilvl w:val="0"/>
-          <w:numId w:val="1108"/>
+          <w:numId w:val="1114"/>
         </w:numPr>
         <w:pStyle w:val="Compact"/>
       </w:pPr>
@@ -41328,7 +43289,7 @@
       <w:pPr>
         <w:numPr>
           <w:ilvl w:val="0"/>
-          <w:numId w:val="1108"/>
+          <w:numId w:val="1114"/>
         </w:numPr>
         <w:pStyle w:val="Compact"/>
       </w:pPr>
@@ -41347,7 +43308,7 @@
       <w:pPr>
         <w:numPr>
           <w:ilvl w:val="0"/>
-          <w:numId w:val="1108"/>
+          <w:numId w:val="1114"/>
         </w:numPr>
         <w:pStyle w:val="Compact"/>
       </w:pPr>
@@ -41366,7 +43327,7 @@
       <w:pPr>
         <w:numPr>
           <w:ilvl w:val="0"/>
-          <w:numId w:val="1108"/>
+          <w:numId w:val="1114"/>
         </w:numPr>
         <w:pStyle w:val="Compact"/>
       </w:pPr>
@@ -41385,7 +43346,7 @@
       <w:pPr>
         <w:numPr>
           <w:ilvl w:val="0"/>
-          <w:numId w:val="1108"/>
+          <w:numId w:val="1114"/>
         </w:numPr>
         <w:pStyle w:val="Compact"/>
       </w:pPr>
@@ -41404,7 +43365,7 @@
       <w:pPr>
         <w:numPr>
           <w:ilvl w:val="0"/>
-          <w:numId w:val="1108"/>
+          <w:numId w:val="1114"/>
         </w:numPr>
         <w:pStyle w:val="Compact"/>
       </w:pPr>
@@ -41423,7 +43384,7 @@
       <w:pPr>
         <w:numPr>
           <w:ilvl w:val="0"/>
-          <w:numId w:val="1108"/>
+          <w:numId w:val="1114"/>
         </w:numPr>
         <w:pStyle w:val="Compact"/>
       </w:pPr>
@@ -41442,7 +43403,7 @@
       <w:pPr>
         <w:numPr>
           <w:ilvl w:val="0"/>
-          <w:numId w:val="1108"/>
+          <w:numId w:val="1114"/>
         </w:numPr>
         <w:pStyle w:val="Compact"/>
       </w:pPr>
@@ -41461,7 +43422,7 @@
       <w:pPr>
         <w:numPr>
           <w:ilvl w:val="0"/>
-          <w:numId w:val="1108"/>
+          <w:numId w:val="1114"/>
         </w:numPr>
         <w:pStyle w:val="Compact"/>
       </w:pPr>
@@ -41480,7 +43441,7 @@
       <w:pPr>
         <w:numPr>
           <w:ilvl w:val="0"/>
-          <w:numId w:val="1108"/>
+          <w:numId w:val="1114"/>
         </w:numPr>
         <w:pStyle w:val="Compact"/>
       </w:pPr>
@@ -41499,7 +43460,7 @@
       <w:pPr>
         <w:numPr>
           <w:ilvl w:val="0"/>
-          <w:numId w:val="1108"/>
+          <w:numId w:val="1114"/>
         </w:numPr>
         <w:pStyle w:val="Compact"/>
       </w:pPr>
@@ -41518,7 +43479,7 @@
       <w:pPr>
         <w:numPr>
           <w:ilvl w:val="0"/>
-          <w:numId w:val="1108"/>
+          <w:numId w:val="1114"/>
         </w:numPr>
         <w:pStyle w:val="Compact"/>
       </w:pPr>
@@ -41544,7 +43505,7 @@
       <w:pPr>
         <w:numPr>
           <w:ilvl w:val="0"/>
-          <w:numId w:val="1109"/>
+          <w:numId w:val="1115"/>
         </w:numPr>
         <w:pStyle w:val="Compact"/>
       </w:pPr>
@@ -41563,7 +43524,7 @@
       <w:pPr>
         <w:numPr>
           <w:ilvl w:val="0"/>
-          <w:numId w:val="1109"/>
+          <w:numId w:val="1115"/>
         </w:numPr>
         <w:pStyle w:val="Compact"/>
       </w:pPr>
@@ -41582,7 +43543,7 @@
       <w:pPr>
         <w:numPr>
           <w:ilvl w:val="0"/>
-          <w:numId w:val="1109"/>
+          <w:numId w:val="1115"/>
         </w:numPr>
         <w:pStyle w:val="Compact"/>
       </w:pPr>
@@ -41601,7 +43562,7 @@
       <w:pPr>
         <w:numPr>
           <w:ilvl w:val="0"/>
-          <w:numId w:val="1109"/>
+          <w:numId w:val="1115"/>
         </w:numPr>
         <w:pStyle w:val="Compact"/>
       </w:pPr>
@@ -41620,7 +43581,7 @@
       <w:pPr>
         <w:numPr>
           <w:ilvl w:val="0"/>
-          <w:numId w:val="1109"/>
+          <w:numId w:val="1115"/>
         </w:numPr>
         <w:pStyle w:val="Compact"/>
       </w:pPr>
@@ -41639,7 +43600,7 @@
       <w:pPr>
         <w:numPr>
           <w:ilvl w:val="0"/>
-          <w:numId w:val="1109"/>
+          <w:numId w:val="1115"/>
         </w:numPr>
         <w:pStyle w:val="Compact"/>
       </w:pPr>
@@ -41658,7 +43619,7 @@
       <w:pPr>
         <w:numPr>
           <w:ilvl w:val="0"/>
-          <w:numId w:val="1109"/>
+          <w:numId w:val="1115"/>
         </w:numPr>
         <w:pStyle w:val="Compact"/>
       </w:pPr>
@@ -41677,7 +43638,7 @@
       <w:pPr>
         <w:numPr>
           <w:ilvl w:val="0"/>
-          <w:numId w:val="1109"/>
+          <w:numId w:val="1115"/>
         </w:numPr>
         <w:pStyle w:val="Compact"/>
       </w:pPr>
@@ -41696,7 +43657,7 @@
       <w:pPr>
         <w:numPr>
           <w:ilvl w:val="0"/>
-          <w:numId w:val="1109"/>
+          <w:numId w:val="1115"/>
         </w:numPr>
         <w:pStyle w:val="Compact"/>
       </w:pPr>
@@ -41715,7 +43676,7 @@
       <w:pPr>
         <w:numPr>
           <w:ilvl w:val="0"/>
-          <w:numId w:val="1109"/>
+          <w:numId w:val="1115"/>
         </w:numPr>
         <w:pStyle w:val="Compact"/>
       </w:pPr>
@@ -41734,7 +43695,7 @@
       <w:pPr>
         <w:numPr>
           <w:ilvl w:val="0"/>
-          <w:numId w:val="1109"/>
+          <w:numId w:val="1115"/>
         </w:numPr>
         <w:pStyle w:val="Compact"/>
       </w:pPr>
@@ -41760,7 +43721,7 @@
       <w:pPr>
         <w:numPr>
           <w:ilvl w:val="0"/>
-          <w:numId w:val="1110"/>
+          <w:numId w:val="1116"/>
         </w:numPr>
         <w:pStyle w:val="Compact"/>
       </w:pPr>
@@ -41779,7 +43740,7 @@
       <w:pPr>
         <w:numPr>
           <w:ilvl w:val="0"/>
-          <w:numId w:val="1110"/>
+          <w:numId w:val="1116"/>
         </w:numPr>
         <w:pStyle w:val="Compact"/>
       </w:pPr>
@@ -41798,7 +43759,7 @@
       <w:pPr>
         <w:numPr>
           <w:ilvl w:val="0"/>
-          <w:numId w:val="1110"/>
+          <w:numId w:val="1116"/>
         </w:numPr>
         <w:pStyle w:val="Compact"/>
       </w:pPr>
@@ -41817,7 +43778,7 @@
       <w:pPr>
         <w:numPr>
           <w:ilvl w:val="0"/>
-          <w:numId w:val="1110"/>
+          <w:numId w:val="1116"/>
         </w:numPr>
         <w:pStyle w:val="Compact"/>
       </w:pPr>
@@ -41836,7 +43797,7 @@
       <w:pPr>
         <w:numPr>
           <w:ilvl w:val="0"/>
-          <w:numId w:val="1110"/>
+          <w:numId w:val="1116"/>
         </w:numPr>
         <w:pStyle w:val="Compact"/>
       </w:pPr>
@@ -41855,7 +43816,7 @@
       <w:pPr>
         <w:numPr>
           <w:ilvl w:val="0"/>
-          <w:numId w:val="1110"/>
+          <w:numId w:val="1116"/>
         </w:numPr>
         <w:pStyle w:val="Compact"/>
       </w:pPr>
@@ -41874,7 +43835,7 @@
       <w:pPr>
         <w:numPr>
           <w:ilvl w:val="0"/>
-          <w:numId w:val="1110"/>
+          <w:numId w:val="1116"/>
         </w:numPr>
         <w:pStyle w:val="Compact"/>
       </w:pPr>
@@ -41893,7 +43854,7 @@
       <w:pPr>
         <w:numPr>
           <w:ilvl w:val="0"/>
-          <w:numId w:val="1110"/>
+          <w:numId w:val="1116"/>
         </w:numPr>
         <w:pStyle w:val="Compact"/>
       </w:pPr>
@@ -41912,7 +43873,7 @@
       <w:pPr>
         <w:numPr>
           <w:ilvl w:val="0"/>
-          <w:numId w:val="1110"/>
+          <w:numId w:val="1116"/>
         </w:numPr>
         <w:pStyle w:val="Compact"/>
       </w:pPr>
@@ -41931,7 +43892,7 @@
       <w:pPr>
         <w:numPr>
           <w:ilvl w:val="0"/>
-          <w:numId w:val="1110"/>
+          <w:numId w:val="1116"/>
         </w:numPr>
         <w:pStyle w:val="Compact"/>
       </w:pPr>
@@ -41950,7 +43911,7 @@
       <w:pPr>
         <w:numPr>
           <w:ilvl w:val="0"/>
-          <w:numId w:val="1110"/>
+          <w:numId w:val="1116"/>
         </w:numPr>
         <w:pStyle w:val="Compact"/>
       </w:pPr>
@@ -41976,7 +43937,7 @@
       <w:pPr>
         <w:numPr>
           <w:ilvl w:val="0"/>
-          <w:numId w:val="1111"/>
+          <w:numId w:val="1117"/>
         </w:numPr>
         <w:pStyle w:val="Compact"/>
       </w:pPr>
@@ -41995,7 +43956,7 @@
       <w:pPr>
         <w:numPr>
           <w:ilvl w:val="0"/>
-          <w:numId w:val="1111"/>
+          <w:numId w:val="1117"/>
         </w:numPr>
         <w:pStyle w:val="Compact"/>
       </w:pPr>
@@ -42014,7 +43975,7 @@
       <w:pPr>
         <w:numPr>
           <w:ilvl w:val="0"/>
-          <w:numId w:val="1111"/>
+          <w:numId w:val="1117"/>
         </w:numPr>
         <w:pStyle w:val="Compact"/>
       </w:pPr>
@@ -42033,7 +43994,7 @@
       <w:pPr>
         <w:numPr>
           <w:ilvl w:val="0"/>
-          <w:numId w:val="1111"/>
+          <w:numId w:val="1117"/>
         </w:numPr>
         <w:pStyle w:val="Compact"/>
       </w:pPr>
@@ -42052,7 +44013,7 @@
       <w:pPr>
         <w:numPr>
           <w:ilvl w:val="0"/>
-          <w:numId w:val="1111"/>
+          <w:numId w:val="1117"/>
         </w:numPr>
         <w:pStyle w:val="Compact"/>
       </w:pPr>
@@ -42071,7 +44032,7 @@
       <w:pPr>
         <w:numPr>
           <w:ilvl w:val="0"/>
-          <w:numId w:val="1111"/>
+          <w:numId w:val="1117"/>
         </w:numPr>
         <w:pStyle w:val="Compact"/>
       </w:pPr>
@@ -42090,7 +44051,7 @@
       <w:pPr>
         <w:numPr>
           <w:ilvl w:val="0"/>
-          <w:numId w:val="1111"/>
+          <w:numId w:val="1117"/>
         </w:numPr>
         <w:pStyle w:val="Compact"/>
       </w:pPr>
@@ -42109,7 +44070,7 @@
       <w:pPr>
         <w:numPr>
           <w:ilvl w:val="0"/>
-          <w:numId w:val="1111"/>
+          <w:numId w:val="1117"/>
         </w:numPr>
         <w:pStyle w:val="Compact"/>
       </w:pPr>
@@ -42128,7 +44089,7 @@
       <w:pPr>
         <w:numPr>
           <w:ilvl w:val="0"/>
-          <w:numId w:val="1111"/>
+          <w:numId w:val="1117"/>
         </w:numPr>
         <w:pStyle w:val="Compact"/>
       </w:pPr>
@@ -42147,7 +44108,7 @@
       <w:pPr>
         <w:numPr>
           <w:ilvl w:val="0"/>
-          <w:numId w:val="1111"/>
+          <w:numId w:val="1117"/>
         </w:numPr>
         <w:pStyle w:val="Compact"/>
       </w:pPr>
@@ -42166,7 +44127,7 @@
       <w:pPr>
         <w:numPr>
           <w:ilvl w:val="0"/>
-          <w:numId w:val="1111"/>
+          <w:numId w:val="1117"/>
         </w:numPr>
         <w:pStyle w:val="Compact"/>
       </w:pPr>
@@ -42182,19 +44143,178 @@
       </w:r>
     </w:p>
     <w:p>
-      <w:pPr>
-        <w:numPr>
-          <w:ilvl w:val="0"/>
-          <w:numId w:val="1111"/>
-        </w:numPr>
-        <w:pStyle w:val="Compact"/>
-      </w:pPr>
-      <w:r>
-        <w:rPr>
-          <w:bCs/>
-          <w:b/>
-        </w:rPr>
-        <w:t xml:space="preserve">p. 203</w:t>
+      <w:r>
+        <w:pict>
+          <v:rect style="width:0;height:1.5pt" o:hralign="center" o:hrstd="t" o:hr="t"/>
+        </w:pict>
+      </w:r>
+    </w:p>
+    <w:p>
+      <w:pPr>
+        <w:numPr>
+          <w:ilvl w:val="0"/>
+          <w:numId w:val="1118"/>
+        </w:numPr>
+        <w:pStyle w:val="Compact"/>
+      </w:pPr>
+      <w:r>
+        <w:rPr>
+          <w:bCs/>
+          <w:b/>
+        </w:rPr>
+        <w:t xml:space="preserve">p. 195</w:t>
+      </w:r>
+      <w:r>
+        <w:t xml:space="preserve">MercoPress (posse de Paz, 2025; posse de Orsi, 01/03/2025); posses oficiais (Peña, 15/08/2023; Milei, 10/12/2023); Band (suspensão de vistos de imigrante para brasileiros desde 21/01/2026); Mercer via Band (Montevidéu, cidade mais cara da América Latina).</w:t>
+      </w:r>
+    </w:p>
+    <w:p>
+      <w:pPr>
+        <w:numPr>
+          <w:ilvl w:val="0"/>
+          <w:numId w:val="1118"/>
+        </w:numPr>
+        <w:pStyle w:val="Compact"/>
+      </w:pPr>
+      <w:r>
+        <w:rPr>
+          <w:bCs/>
+          <w:b/>
+        </w:rPr>
+        <w:t xml:space="preserve">p. 196</w:t>
+      </w:r>
+      <w:r>
+        <w:t xml:space="preserve">The Rio Times (22.628 residências para brasileiros no 1º sem./2026 vs. 11.723 em 2025); Expats Argentina, 06/10/2026 (temporária Mercosul de 2 anos, cédula após a permanente); Bleap (renda de ~US$ 500); Portas e Paraíba Business (brasileiros no mercado imobiliário, 2026).</w:t>
+      </w:r>
+    </w:p>
+    <w:p>
+      <w:pPr>
+        <w:numPr>
+          <w:ilvl w:val="0"/>
+          <w:numId w:val="1118"/>
+        </w:numPr>
+        <w:pStyle w:val="Compact"/>
+      </w:pPr>
+      <w:r>
+        <w:rPr>
+          <w:bCs/>
+          <w:b/>
+        </w:rPr>
+        <w:t xml:space="preserve">p. 197</w:t>
+      </w:r>
+      <w:r>
+        <w:t xml:space="preserve">El Dorado e guias P2P (USDT com guarani via bancos locais); CriptoNoticias (BCP: sem regulação específica, cripto sem curso legal); fonte secundária (Resolução Geral DNIT 47/2026).</w:t>
+      </w:r>
+    </w:p>
+    <w:p>
+      <w:pPr>
+        <w:numPr>
+          <w:ilvl w:val="0"/>
+          <w:numId w:val="1118"/>
+        </w:numPr>
+        <w:pStyle w:val="Compact"/>
+      </w:pPr>
+      <w:r>
+        <w:rPr>
+          <w:bCs/>
+          <w:b/>
+        </w:rPr>
+        <w:t xml:space="preserve">p. 198</w:t>
+      </w:r>
+      <w:r>
+        <w:t xml:space="preserve">INDEC (IPC 2023 e 2025); REM/BCRA via GBM e Bloomberg Línea (inflação mensal e dólar, out/2026); Hace Cuentas (dólar oficial em 01/10/2026); Papelea e Expats Argentina (residência Mercosul via RADEX; Disposição DNM 1637/2022).</w:t>
+      </w:r>
+    </w:p>
+    <w:p>
+      <w:pPr>
+        <w:numPr>
+          <w:ilvl w:val="0"/>
+          <w:numId w:val="1118"/>
+        </w:numPr>
+        <w:pStyle w:val="Compact"/>
+      </w:pPr>
+      <w:r>
+        <w:rPr>
+          <w:bCs/>
+          <w:b/>
+        </w:rPr>
+        <w:t xml:space="preserve">p. 199</w:t>
+      </w:r>
+      <w:r>
+        <w:t xml:space="preserve">REM/BCRA via Bloomberg Línea e Notícias NQN (inflação ~29,8–30% em 2026; dólar de ARS 1.614–1.652 em dez/2026); Papelea × Expats Argentina (divergência sobre prorrogação).</w:t>
+      </w:r>
+    </w:p>
+    <w:p>
+      <w:pPr>
+        <w:numPr>
+          <w:ilvl w:val="0"/>
+          <w:numId w:val="1118"/>
+        </w:numPr>
+        <w:pStyle w:val="Compact"/>
+      </w:pPr>
+      <w:r>
+        <w:rPr>
+          <w:bCs/>
+          <w:b/>
+        </w:rPr>
+        <w:t xml:space="preserve">p. 200</w:t>
+      </w:r>
+      <w:r>
+        <w:t xml:space="preserve">MercoPress e La República (posse de Orsi em 01/03/2025, sucedendo Lacalle Pou); CNN Brasil (perfil); Mercer via Band (Montevidéu, cidade mais cara da América Latina); Nomad (família de R$ 15–20 mil/mês); Bleap e Henley (residência Mercosul, renda divergente).</w:t>
+      </w:r>
+    </w:p>
+    <w:p>
+      <w:pPr>
+        <w:numPr>
+          <w:ilvl w:val="0"/>
+          <w:numId w:val="1118"/>
+        </w:numPr>
+        <w:pStyle w:val="Compact"/>
+      </w:pPr>
+      <w:r>
+        <w:rPr>
+          <w:bCs/>
+          <w:b/>
+        </w:rPr>
+        <w:t xml:space="preserve">p. 201</w:t>
+      </w:r>
+      <w:r>
+        <w:t xml:space="preserve">Guias D7 2026 (renda de referência de €920; duas etapas, consulado e AIMA; acúmulo de mais de 400 mil processos); Numbeo mai/2026 via Cidadania e Visto (Lisboa €1.280); Meelion, 09/10/2026 (€1 = R$ 5,62).</w:t>
+      </w:r>
+    </w:p>
+    <w:p>
+      <w:pPr>
+        <w:numPr>
+          <w:ilvl w:val="0"/>
+          <w:numId w:val="1118"/>
+        </w:numPr>
+        <w:pStyle w:val="Compact"/>
+      </w:pPr>
+      <w:r>
+        <w:rPr>
+          <w:bCs/>
+          <w:b/>
+        </w:rPr>
+        <w:t xml:space="preserve">p. 202</w:t>
+      </w:r>
+      <w:r>
+        <w:t xml:space="preserve">Band (suspensão de vistos de imigrante para brasileiros a partir de 21/01/2026); Jovem Pan e Investidor10 (taxa de US$ 250; Brasil fora da caução); Zumper via WLRN, set/2026 (Miami US$ 2.500 × R$ 5,35).</w:t>
+      </w:r>
+    </w:p>
+    <w:p>
+      <w:pPr>
+        <w:numPr>
+          <w:ilvl w:val="0"/>
+          <w:numId w:val="1118"/>
+        </w:numPr>
+        <w:pStyle w:val="Compact"/>
+      </w:pPr>
+      <w:r>
+        <w:rPr>
+          <w:bCs/>
+          <w:b/>
+        </w:rPr>
+        <w:t xml:space="preserve">p. 213</w:t>
       </w:r>
       <w:r>
         <w:t xml:space="preserve">Gazeta do Povo (arrecadação 2025; 1 imposto a cada 27 dias; dívida e juros, ago/2026; herança de 90% do PIB); Poder360 (IOF 3,5%; dívida 82,9% do PIB segundo o BC).</w:t>
@@ -43473,6 +45593,24 @@
     <w:abstractNumId w:val="991"/>
   </w:num>
   <w:num w:numId="1101">
+    <w:abstractNumId w:val="991"/>
+  </w:num>
+  <w:num w:numId="1102">
+    <w:abstractNumId w:val="991"/>
+  </w:num>
+  <w:num w:numId="1103">
+    <w:abstractNumId w:val="991"/>
+  </w:num>
+  <w:num w:numId="1104">
+    <w:abstractNumId w:val="991"/>
+  </w:num>
+  <w:num w:numId="1105">
+    <w:abstractNumId w:val="991"/>
+  </w:num>
+  <w:num w:numId="1106">
+    <w:abstractNumId w:val="991"/>
+  </w:num>
+  <w:num w:numId="1107">
     <w:abstractNumId w:val="99201"/>
     <w:lvlOverride w:ilvl="0">
       <w:startOverride w:val="1"/>
@@ -43502,24 +45640,6 @@
       <w:startOverride w:val="1"/>
     </w:lvlOverride>
   </w:num>
-  <w:num w:numId="1102">
-    <w:abstractNumId w:val="991"/>
-  </w:num>
-  <w:num w:numId="1103">
-    <w:abstractNumId w:val="991"/>
-  </w:num>
-  <w:num w:numId="1104">
-    <w:abstractNumId w:val="991"/>
-  </w:num>
-  <w:num w:numId="1105">
-    <w:abstractNumId w:val="991"/>
-  </w:num>
-  <w:num w:numId="1106">
-    <w:abstractNumId w:val="991"/>
-  </w:num>
-  <w:num w:numId="1107">
-    <w:abstractNumId w:val="991"/>
-  </w:num>
   <w:num w:numId="1108">
     <w:abstractNumId w:val="991"/>
   </w:num>
@@ -43530,6 +45650,27 @@
     <w:abstractNumId w:val="991"/>
   </w:num>
   <w:num w:numId="1111">
+    <w:abstractNumId w:val="991"/>
+  </w:num>
+  <w:num w:numId="1112">
+    <w:abstractNumId w:val="991"/>
+  </w:num>
+  <w:num w:numId="1113">
+    <w:abstractNumId w:val="991"/>
+  </w:num>
+  <w:num w:numId="1114">
+    <w:abstractNumId w:val="991"/>
+  </w:num>
+  <w:num w:numId="1115">
+    <w:abstractNumId w:val="991"/>
+  </w:num>
+  <w:num w:numId="1116">
+    <w:abstractNumId w:val="991"/>
+  </w:num>
+  <w:num w:numId="1117">
+    <w:abstractNumId w:val="991"/>
+  </w:num>
+  <w:num w:numId="1118">
     <w:abstractNumId w:val="991"/>
   </w:num>
 </w:numbering>

--- a/curso/dist/LULA-GANHOU-Curso-Completo.docx
+++ b/curso/dist/LULA-GANHOU-Curso-Completo.docx
@@ -586,7 +586,23 @@
         <w:pStyle w:val="BodyText"/>
       </w:pPr>
       <w:r>
-        <w:t xml:space="preserve">[PEDIR AO AUTOR: história pessoal — por que saiu, há quanto tempo mora, em qual cidade]</w:t>
+        <w:t xml:space="preserve">Eu tinha uma empresa no Brasil.</w:t>
+      </w:r>
+      <w:r>
+        <w:t xml:space="preserve"> </w:t>
+      </w:r>
+      <w:r>
+        <w:rPr>
+          <w:bCs/>
+          <w:b/>
+        </w:rPr>
+        <w:t xml:space="preserve">Fechei.</w:t>
+      </w:r>
+      <w:r>
+        <w:t xml:space="preserve"> </w:t>
+      </w:r>
+      <w:r>
+        <w:t xml:space="preserve">Vi o país ir de mal a pior com a esquerda no poder e as dificuldades que esse governo deixou para quem produz. Em vez de assistir parado, fui pesquisar onde o meu dinheiro renderia mais. Encontrei a Bolívia, fechei a empresa e vim. Hoje estudo medicina aqui e vivo bem.</w:t>
       </w:r>
     </w:p>
     <w:p>
@@ -38559,7 +38575,7 @@
         <w:t xml:space="preserve">Depoimento do autor</w:t>
       </w:r>
     </w:p>
-    <w:bookmarkStart w:id="282" w:name="como-é-viver-aqui-de-verdade"/>
+    <w:bookmarkStart w:id="285" w:name="como-é-viver-aqui-de-verdade"/>
     <w:p>
       <w:pPr>
         <w:pStyle w:val="Heading1"/>
@@ -38586,12 +38602,78 @@
         <w:t xml:space="preserve">moro no Queru Queru, num apê de 3 quartos de Bs 2.800 com condomínio. Almoço por Bs 27. Jantar com vinho em restaurante premiado por Bs 120. Gasto cerca de R$ 1.106 por mês dividindo o apê.</w:t>
       </w:r>
     </w:p>
+    <w:bookmarkStart w:id="282" w:name="por-que-eu-saí"/>
+    <w:p>
+      <w:pPr>
+        <w:pStyle w:val="Heading3"/>
+      </w:pPr>
+      <w:r>
+        <w:t xml:space="preserve">Por que eu saí</w:t>
+      </w:r>
+    </w:p>
+    <w:p>
+      <w:pPr>
+        <w:pStyle w:val="FirstParagraph"/>
+      </w:pPr>
+      <w:r>
+        <w:t xml:space="preserve">Eu tinha uma empresa no Brasil e fechei pela dificuldade que o governo de esquerda deixou no país. Vi o Brasil ir de mal a pior e entendi que não ia esperar a próxima conta chegar.</w:t>
+      </w:r>
+    </w:p>
+    <w:bookmarkEnd w:id="282"/>
+    <w:bookmarkStart w:id="283" w:name="o-que-eu-fiz"/>
+    <w:p>
+      <w:pPr>
+        <w:pStyle w:val="Heading3"/>
+      </w:pPr>
+      <w:r>
+        <w:t xml:space="preserve">O que eu fiz</w:t>
+      </w:r>
+    </w:p>
+    <w:p>
+      <w:pPr>
+        <w:pStyle w:val="FirstParagraph"/>
+      </w:pPr>
+      <w:r>
+        <w:t xml:space="preserve">Comecei a pesquisar países onde o meu dinheiro renderia mais. Cheguei na Bolívia. Fechei a empresa e vim para cá.</w:t>
+      </w:r>
+    </w:p>
+    <w:bookmarkEnd w:id="283"/>
+    <w:bookmarkStart w:id="284" w:name="como-estou-hoje"/>
+    <w:p>
+      <w:pPr>
+        <w:pStyle w:val="Heading3"/>
+      </w:pPr>
+      <w:r>
+        <w:t xml:space="preserve">Como estou hoje</w:t>
+      </w:r>
+    </w:p>
+    <w:p>
+      <w:pPr>
+        <w:pStyle w:val="FirstParagraph"/>
+      </w:pPr>
+      <w:r>
+        <w:t xml:space="preserve">Para não ficar parado, entrei na faculdade de</w:t>
+      </w:r>
+      <w:r>
+        <w:t xml:space="preserve"> </w:t>
+      </w:r>
+      <w:r>
+        <w:rPr>
+          <w:bCs/>
+          <w:b/>
+        </w:rPr>
+        <w:t xml:space="preserve">medicina</w:t>
+      </w:r>
+      <w:r>
+        <w:t xml:space="preserve">. Hoje estudo medicina e consigo viver bem, com as contas que você viu acima.</w:t>
+      </w:r>
+    </w:p>
     <w:p>
       <w:pPr>
         <w:pStyle w:val="BodyText"/>
       </w:pPr>
       <w:r>
-        <w:t xml:space="preserve">[PEDIR AO AUTOR: depoimento de 1 página — o que mais surpreendeu, o que foi difícil, o que você faria diferente]</w:t>
+        <w:t xml:space="preserve">Eu não fugi. Eu escolhi onde o meu trabalho vale mais.</w:t>
       </w:r>
     </w:p>
     <w:p>
@@ -38614,7 +38696,8 @@
         <w:t xml:space="preserve">o mesmo método em outros países</w:t>
       </w:r>
     </w:p>
-    <w:bookmarkEnd w:id="282"/>
+    <w:bookmarkEnd w:id="284"/>
+    <w:bookmarkEnd w:id="285"/>
     <w:p>
       <w:r>
         <w:pict>
@@ -38661,7 +38744,7 @@
         <w:t xml:space="preserve">Comparativo</w:t>
       </w:r>
     </w:p>
-    <w:bookmarkStart w:id="283" w:name="os-6-destinos-lado-a-lado"/>
+    <w:bookmarkStart w:id="286" w:name="os-6-destinos-lado-a-lado"/>
     <w:p>
       <w:pPr>
         <w:pStyle w:val="Heading1"/>
@@ -39089,7 +39172,7 @@
         <w:t xml:space="preserve">, Bolívia e Paraguai lideram.</w:t>
       </w:r>
     </w:p>
-    <w:bookmarkEnd w:id="283"/>
+    <w:bookmarkEnd w:id="286"/>
     <w:p>
       <w:r>
         <w:pict>
@@ -39105,7 +39188,7 @@
         <w:t xml:space="preserve">Paraguai</w:t>
       </w:r>
     </w:p>
-    <w:bookmarkStart w:id="284" w:name="os-brasileiros-estão-correndo-para-lá"/>
+    <w:bookmarkStart w:id="287" w:name="os-brasileiros-estão-correndo-para-lá"/>
     <w:p>
       <w:pPr>
         <w:pStyle w:val="Heading1"/>
@@ -39289,7 +39372,7 @@
         </w:tc>
       </w:tr>
     </w:tbl>
-    <w:bookmarkEnd w:id="284"/>
+    <w:bookmarkEnd w:id="287"/>
     <w:p>
       <w:r>
         <w:pict>
@@ -39297,7 +39380,7 @@
         </w:pict>
       </w:r>
     </w:p>
-    <w:bookmarkStart w:id="285" w:name="e-o-usdt-no-paraguai"/>
+    <w:bookmarkStart w:id="288" w:name="e-o-usdt-no-paraguai"/>
     <w:p>
       <w:pPr>
         <w:pStyle w:val="Heading2"/>
@@ -39412,7 +39495,7 @@
         <w:t xml:space="preserve">Vizinho, Mercosul e governo de direita: o Paraguai é o plano B do plano B.</w:t>
       </w:r>
     </w:p>
-    <w:bookmarkEnd w:id="285"/>
+    <w:bookmarkEnd w:id="288"/>
     <w:p>
       <w:r>
         <w:pict>
@@ -39428,7 +39511,7 @@
         <w:t xml:space="preserve">Argentina</w:t>
       </w:r>
     </w:p>
-    <w:bookmarkStart w:id="286" w:name="o-laboratório-do-milei"/>
+    <w:bookmarkStart w:id="289" w:name="o-laboratório-do-milei"/>
     <w:p>
       <w:pPr>
         <w:pStyle w:val="Heading1"/>
@@ -39586,7 +39669,7 @@
         </w:tc>
       </w:tr>
     </w:tbl>
-    <w:bookmarkEnd w:id="286"/>
+    <w:bookmarkEnd w:id="289"/>
     <w:p>
       <w:r>
         <w:pict>
@@ -39594,7 +39677,7 @@
         </w:pict>
       </w:r>
     </w:p>
-    <w:bookmarkStart w:id="289" w:name="vale-a-pena-ir-para-a-argentina"/>
+    <w:bookmarkStart w:id="292" w:name="vale-a-pena-ir-para-a-argentina"/>
     <w:p>
       <w:pPr>
         <w:pStyle w:val="Heading2"/>
@@ -39603,7 +39686,7 @@
         <w:t xml:space="preserve">Vale a pena ir para a Argentina?</w:t>
       </w:r>
     </w:p>
-    <w:bookmarkStart w:id="287" w:name="a-favor-1"/>
+    <w:bookmarkStart w:id="290" w:name="a-favor-1"/>
     <w:p>
       <w:pPr>
         <w:pStyle w:val="Heading3"/>
@@ -39648,8 +39731,8 @@
         <w:t xml:space="preserve">Entrada e residência fáceis pelo Mercosul</w:t>
       </w:r>
     </w:p>
-    <w:bookmarkEnd w:id="287"/>
-    <w:bookmarkStart w:id="288" w:name="atenção-1"/>
+    <w:bookmarkEnd w:id="290"/>
+    <w:bookmarkStart w:id="291" w:name="atenção-1"/>
     <w:p>
       <w:pPr>
         <w:pStyle w:val="Heading3"/>
@@ -39694,7 +39777,7 @@
         <w:t xml:space="preserve">Regra de prorrogação da residência com fontes divergentes</w:t>
       </w:r>
     </w:p>
-    <w:bookmarkEnd w:id="288"/>
+    <w:bookmarkEnd w:id="291"/>
     <w:p>
       <w:pPr>
         <w:pStyle w:val="FirstParagraph"/>
@@ -39721,7 +39804,7 @@
         <w:t xml:space="preserve">A Argentina mostra que dá para sair do buraco. Mas a obra ainda não acabou.</w:t>
       </w:r>
     </w:p>
-    <w:bookmarkEnd w:id="289"/>
+    <w:bookmarkEnd w:id="292"/>
     <w:p>
       <w:r>
         <w:pict>
@@ -39737,7 +39820,7 @@
         <w:t xml:space="preserve">Uruguai</w:t>
       </w:r>
     </w:p>
-    <w:bookmarkStart w:id="290" w:name="Xdc4e338a7123d05e9c2106c251b39fe5b2d930c"/>
+    <w:bookmarkStart w:id="293" w:name="Xdc4e338a7123d05e9c2106c251b39fe5b2d930c"/>
     <w:p>
       <w:pPr>
         <w:pStyle w:val="Heading1"/>
@@ -39913,7 +39996,7 @@
         <w:t xml:space="preserve">Caro e governado pela esquerda: não é o perfil deste curso.</w:t>
       </w:r>
     </w:p>
-    <w:bookmarkEnd w:id="290"/>
+    <w:bookmarkEnd w:id="293"/>
     <w:p>
       <w:r>
         <w:pict>
@@ -39929,7 +40012,7 @@
         <w:t xml:space="preserve">Portugal</w:t>
       </w:r>
     </w:p>
-    <w:bookmarkStart w:id="293" w:name="portugal-o-sonho-com-fila-de-400-mil"/>
+    <w:bookmarkStart w:id="296" w:name="portugal-o-sonho-com-fila-de-400-mil"/>
     <w:p>
       <w:pPr>
         <w:pStyle w:val="Heading1"/>
@@ -40132,7 +40215,7 @@
         </w:tc>
       </w:tr>
     </w:tbl>
-    <w:bookmarkStart w:id="291" w:name="a-favor-2"/>
+    <w:bookmarkStart w:id="294" w:name="a-favor-2"/>
     <w:p>
       <w:pPr>
         <w:pStyle w:val="Heading3"/>
@@ -40165,8 +40248,8 @@
         <w:t xml:space="preserve">Europa</w:t>
       </w:r>
     </w:p>
-    <w:bookmarkEnd w:id="291"/>
-    <w:bookmarkStart w:id="292" w:name="contra"/>
+    <w:bookmarkEnd w:id="294"/>
+    <w:bookmarkStart w:id="295" w:name="contra"/>
     <w:p>
       <w:pPr>
         <w:pStyle w:val="Heading3"/>
@@ -40211,8 +40294,8 @@
         <w:t xml:space="preserve">Aluguel caro</w:t>
       </w:r>
     </w:p>
-    <w:bookmarkEnd w:id="292"/>
-    <w:bookmarkEnd w:id="293"/>
+    <w:bookmarkEnd w:id="295"/>
+    <w:bookmarkEnd w:id="296"/>
     <w:p>
       <w:r>
         <w:pict>
@@ -40228,7 +40311,7 @@
         <w:t xml:space="preserve">Estados Unidos</w:t>
       </w:r>
     </w:p>
-    <w:bookmarkStart w:id="294" w:name="eua-governo-de-direita-porta-fechada"/>
+    <w:bookmarkStart w:id="297" w:name="eua-governo-de-direita-porta-fechada"/>
     <w:p>
       <w:pPr>
         <w:pStyle w:val="Heading1"/>
@@ -40312,7 +40395,7 @@
         <w:t xml:space="preserve">Para turismo e negócios, o visto comum continua, mais caro.</w:t>
       </w:r>
     </w:p>
-    <w:bookmarkEnd w:id="294"/>
+    <w:bookmarkEnd w:id="297"/>
     <w:p>
       <w:r>
         <w:pict>
@@ -40328,7 +40411,7 @@
         <w:t xml:space="preserve">Fim da Parte 8</w:t>
       </w:r>
     </w:p>
-    <w:bookmarkStart w:id="295" w:name="Xe22f3731301bcaf48d078288930a6010db7de4f"/>
+    <w:bookmarkStart w:id="298" w:name="Xe22f3731301bcaf48d078288930a6010db7de4f"/>
     <w:p>
       <w:pPr>
         <w:pStyle w:val="Heading1"/>
@@ -40485,7 +40568,7 @@
         <w:t xml:space="preserve">dossiê, checklists e planilhas</w:t>
       </w:r>
     </w:p>
-    <w:bookmarkEnd w:id="295"/>
+    <w:bookmarkEnd w:id="298"/>
     <w:p>
       <w:r>
         <w:pict>
@@ -40532,7 +40615,7 @@
         <w:t xml:space="preserve">B1 · Espanhol de sobrevivência</w:t>
       </w:r>
     </w:p>
-    <w:bookmarkStart w:id="297" w:name="as-frases-que-resolvem-o-dia-a-dia"/>
+    <w:bookmarkStart w:id="300" w:name="as-frases-que-resolvem-o-dia-a-dia"/>
     <w:p>
       <w:pPr>
         <w:pStyle w:val="Heading1"/>
@@ -40541,7 +40624,7 @@
         <w:t xml:space="preserve">As frases que resolvem o dia a dia</w:t>
       </w:r>
     </w:p>
-    <w:bookmarkStart w:id="296" w:name="no-p2p-e-no-banco"/>
+    <w:bookmarkStart w:id="299" w:name="no-p2p-e-no-banco"/>
     <w:p>
       <w:pPr>
         <w:pStyle w:val="Heading3"/>
@@ -40837,8 +40920,8 @@
         <w:t xml:space="preserve">“Solo libero el USDT cuando veo el dinero en mi cuenta.” (Só libero o USDT quando vejo o dinheiro na minha conta.)</w:t>
       </w:r>
     </w:p>
-    <w:bookmarkEnd w:id="296"/>
-    <w:bookmarkEnd w:id="297"/>
+    <w:bookmarkEnd w:id="299"/>
+    <w:bookmarkEnd w:id="300"/>
     <w:p>
       <w:r>
         <w:pict>
@@ -40846,7 +40929,7 @@
         </w:pict>
       </w:r>
     </w:p>
-    <w:bookmarkStart w:id="298" w:name="imobiliária-e-aluguel"/>
+    <w:bookmarkStart w:id="301" w:name="imobiliária-e-aluguel"/>
     <w:p>
       <w:pPr>
         <w:pStyle w:val="Heading3"/>
@@ -41023,8 +41106,8 @@
         </w:tc>
       </w:tr>
     </w:tbl>
-    <w:bookmarkEnd w:id="298"/>
-    <w:bookmarkStart w:id="299" w:name="migração-e-documentos"/>
+    <w:bookmarkEnd w:id="301"/>
+    <w:bookmarkStart w:id="302" w:name="migração-e-documentos"/>
     <w:p>
       <w:pPr>
         <w:pStyle w:val="Heading3"/>
@@ -41175,7 +41258,7 @@
         </w:tc>
       </w:tr>
     </w:tbl>
-    <w:bookmarkEnd w:id="299"/>
+    <w:bookmarkEnd w:id="302"/>
     <w:p>
       <w:r>
         <w:pict>
@@ -41183,7 +41266,7 @@
         </w:pict>
       </w:r>
     </w:p>
-    <w:bookmarkStart w:id="300" w:name="médico-e-farmácia"/>
+    <w:bookmarkStart w:id="303" w:name="médico-e-farmácia"/>
     <w:p>
       <w:pPr>
         <w:pStyle w:val="Heading3"/>
@@ -41360,8 +41443,8 @@
         </w:tc>
       </w:tr>
     </w:tbl>
-    <w:bookmarkEnd w:id="300"/>
-    <w:bookmarkStart w:id="301" w:name="táxi-mercado-e-restaurante"/>
+    <w:bookmarkEnd w:id="303"/>
+    <w:bookmarkStart w:id="304" w:name="táxi-mercado-e-restaurante"/>
     <w:p>
       <w:pPr>
         <w:pStyle w:val="Heading3"/>
@@ -41588,7 +41671,7 @@
         <w:t xml:space="preserve">= escritório.</w:t>
       </w:r>
     </w:p>
-    <w:bookmarkEnd w:id="301"/>
+    <w:bookmarkEnd w:id="304"/>
     <w:p>
       <w:r>
         <w:pict>
@@ -41604,7 +41687,7 @@
         <w:t xml:space="preserve">B2 · Roteiros de mensagem</w:t>
       </w:r>
     </w:p>
-    <w:bookmarkStart w:id="305" w:name="copie-cole-e-mande"/>
+    <w:bookmarkStart w:id="308" w:name="copie-cole-e-mande"/>
     <w:p>
       <w:pPr>
         <w:pStyle w:val="Heading1"/>
@@ -41613,7 +41696,7 @@
         <w:t xml:space="preserve">Copie, cole e mande</w:t>
       </w:r>
     </w:p>
-    <w:bookmarkStart w:id="302" w:name="para-o-comprador-no-p2p"/>
+    <w:bookmarkStart w:id="305" w:name="para-o-comprador-no-p2p"/>
     <w:p>
       <w:pPr>
         <w:pStyle w:val="Heading3"/>
@@ -41638,8 +41721,8 @@
         <w:t xml:space="preserve">El pago vino de una cuenta con otro nombre. Voy a devolver el monto a la misma cuenta y cancelar la orden.</w:t>
       </w:r>
     </w:p>
-    <w:bookmarkEnd w:id="302"/>
-    <w:bookmarkStart w:id="303" w:name="para-o-dono-do-imóvel"/>
+    <w:bookmarkEnd w:id="305"/>
+    <w:bookmarkStart w:id="306" w:name="para-o-dono-do-imóvel"/>
     <w:p>
       <w:pPr>
         <w:pStyle w:val="Heading3"/>
@@ -41656,8 +41739,8 @@
         <w:t xml:space="preserve">Hola, vi su anuncio del departamento en [barrio]. ¿Sigue disponible? ¿El precio en bolivianos incluye expensas? ¿Podemos agendar una visita esta semana?</w:t>
       </w:r>
     </w:p>
-    <w:bookmarkEnd w:id="303"/>
-    <w:bookmarkStart w:id="304" w:name="para-o-vendedor-do-carro"/>
+    <w:bookmarkEnd w:id="306"/>
+    <w:bookmarkStart w:id="307" w:name="para-o-vendedor-do-carro"/>
     <w:p>
       <w:pPr>
         <w:pStyle w:val="Heading3"/>
@@ -41674,8 +41757,8 @@
         <w:t xml:space="preserve">Hola, me interesa su [modelo y año]. ¿El precio es en bolivianos? ¿Tiene RUAT, SOAT e inspección técnica al día? ¿Podemos verlo con un mecánico?</w:t>
       </w:r>
     </w:p>
-    <w:bookmarkEnd w:id="304"/>
-    <w:bookmarkEnd w:id="305"/>
+    <w:bookmarkEnd w:id="307"/>
+    <w:bookmarkEnd w:id="308"/>
     <w:p>
       <w:r>
         <w:pict>
@@ -41683,7 +41766,7 @@
         </w:pict>
       </w:r>
     </w:p>
-    <w:bookmarkStart w:id="306" w:name="para-a-escola"/>
+    <w:bookmarkStart w:id="309" w:name="para-a-escola"/>
     <w:p>
       <w:pPr>
         <w:pStyle w:val="Heading3"/>
@@ -41700,8 +41783,8 @@
         <w:t xml:space="preserve">Buenos días, somos una familia brasileña y queremos matricular a nuestro hijo en [curso]. ¿Cuáles son los requisitos, las fechas y la pensión mensual? ¿Me lo puede enviar por escrito?</w:t>
       </w:r>
     </w:p>
-    <w:bookmarkEnd w:id="306"/>
-    <w:bookmarkStart w:id="307" w:name="para-o-banco"/>
+    <w:bookmarkEnd w:id="309"/>
+    <w:bookmarkStart w:id="310" w:name="para-o-banco"/>
     <w:p>
       <w:pPr>
         <w:pStyle w:val="Heading3"/>
@@ -41718,8 +41801,8 @@
         <w:t xml:space="preserve">Buenos días, soy brasileño y vivo en [ciudad]. Quiero abrir una cuenta en bolivianos. ¿Qué documentos necesito?</w:t>
       </w:r>
     </w:p>
-    <w:bookmarkEnd w:id="307"/>
-    <w:bookmarkStart w:id="308" w:name="para-negociar-preço"/>
+    <w:bookmarkEnd w:id="310"/>
+    <w:bookmarkStart w:id="311" w:name="para-negociar-preço"/>
     <w:p>
       <w:pPr>
         <w:pStyle w:val="Heading3"/>
@@ -41754,7 +41837,7 @@
         <w:t xml:space="preserve">tudo por escrito. Mensagem guardada é prova.</w:t>
       </w:r>
     </w:p>
-    <w:bookmarkEnd w:id="308"/>
+    <w:bookmarkEnd w:id="311"/>
     <w:p>
       <w:r>
         <w:pict>
@@ -41770,7 +41853,7 @@
         <w:t xml:space="preserve">B3 · Planilha 1</w:t>
       </w:r>
     </w:p>
-    <w:bookmarkStart w:id="309" w:name="câmbio-efetivo"/>
+    <w:bookmarkStart w:id="312" w:name="câmbio-efetivo"/>
     <w:p>
       <w:pPr>
         <w:pStyle w:val="Heading2"/>
@@ -42463,7 +42546,7 @@
         <w:t xml:space="preserve">câmbio efetivo = Bs recebidos ÷ R$ gastos · exemplo do curso: 2,25</w:t>
       </w:r>
     </w:p>
-    <w:bookmarkEnd w:id="309"/>
+    <w:bookmarkEnd w:id="312"/>
     <w:p>
       <w:r>
         <w:pict>
@@ -42479,7 +42562,7 @@
         <w:t xml:space="preserve">B3 · Planilha 2</w:t>
       </w:r>
     </w:p>
-    <w:bookmarkStart w:id="310" w:name="orçamento-mensal-na-bolívia"/>
+    <w:bookmarkStart w:id="313" w:name="orçamento-mensal-na-bolívia"/>
     <w:p>
       <w:pPr>
         <w:pStyle w:val="Heading2"/>
@@ -42861,7 +42944,7 @@
         <w:t xml:space="preserve">aluguel de Bs 933 por pessoa (apê dividido) + R$ 700 de comida e contas = ~R$ 1.106/mês.</w:t>
       </w:r>
     </w:p>
-    <w:bookmarkEnd w:id="310"/>
+    <w:bookmarkEnd w:id="313"/>
     <w:p>
       <w:r>
         <w:pict>
@@ -42877,7 +42960,7 @@
         <w:t xml:space="preserve">B3 · Planilha 3</w:t>
       </w:r>
     </w:p>
-    <w:bookmarkStart w:id="311" w:name="controle-de-envios"/>
+    <w:bookmarkStart w:id="314" w:name="controle-de-envios"/>
     <w:p>
       <w:pPr>
         <w:pStyle w:val="Heading2"/>
@@ -43332,7 +43415,7 @@
         <w:t xml:space="preserve">A partir de 01/01/2027, envios acima de US$ 10 mil para fora podem ficar retidos por até 24 h (Res. BCB 584). Anote a data com folga.</w:t>
       </w:r>
     </w:p>
-    <w:bookmarkEnd w:id="311"/>
+    <w:bookmarkEnd w:id="314"/>
     <w:p>
       <w:r>
         <w:pict>
@@ -43348,7 +43431,7 @@
         <w:t xml:space="preserve">B4 · Checklists mestres</w:t>
       </w:r>
     </w:p>
-    <w:bookmarkStart w:id="312" w:name="antes-de-sair-do-brasil"/>
+    <w:bookmarkStart w:id="315" w:name="antes-de-sair-do-brasil"/>
     <w:p>
       <w:pPr>
         <w:pStyle w:val="Heading2"/>
@@ -43453,8 +43536,8 @@
         <w:t xml:space="preserve">CVI do pet (se tiver)</w:t>
       </w:r>
     </w:p>
-    <w:bookmarkEnd w:id="312"/>
-    <w:bookmarkStart w:id="313" w:name="primeira-operação-usdt"/>
+    <w:bookmarkEnd w:id="315"/>
+    <w:bookmarkStart w:id="316" w:name="primeira-operação-usdt"/>
     <w:p>
       <w:pPr>
         <w:pStyle w:val="Heading2"/>
@@ -43535,7 +43618,7 @@
         <w:t xml:space="preserve">Hash e preço anotados na pasta fiscal</w:t>
       </w:r>
     </w:p>
-    <w:bookmarkEnd w:id="313"/>
+    <w:bookmarkEnd w:id="316"/>
     <w:p>
       <w:r>
         <w:pict>
@@ -43543,7 +43626,7 @@
         </w:pict>
       </w:r>
     </w:p>
-    <w:bookmarkStart w:id="314" w:name="na-chegada"/>
+    <w:bookmarkStart w:id="317" w:name="na-chegada"/>
     <w:p>
       <w:pPr>
         <w:pStyle w:val="Heading2"/>
@@ -43600,8 +43683,8 @@
         <w:t xml:space="preserve">Primeira venda P2P pequena</w:t>
       </w:r>
     </w:p>
-    <w:bookmarkEnd w:id="314"/>
-    <w:bookmarkStart w:id="315" w:name="residência"/>
+    <w:bookmarkEnd w:id="317"/>
+    <w:bookmarkStart w:id="318" w:name="residência"/>
     <w:p>
       <w:pPr>
         <w:pStyle w:val="Heading2"/>
@@ -43670,8 +43753,8 @@
         <w:t xml:space="preserve">Cédula de estrangeiro no SEGIP</w:t>
       </w:r>
     </w:p>
-    <w:bookmarkEnd w:id="315"/>
-    <w:bookmarkStart w:id="316" w:name="blindagem"/>
+    <w:bookmarkEnd w:id="318"/>
+    <w:bookmarkStart w:id="319" w:name="blindagem"/>
     <w:p>
       <w:pPr>
         <w:pStyle w:val="Heading2"/>
@@ -43740,7 +43823,7 @@
         <w:t xml:space="preserve">Nada de encontro presencial com dinheiro</w:t>
       </w:r>
     </w:p>
-    <w:bookmarkEnd w:id="316"/>
+    <w:bookmarkEnd w:id="319"/>
     <w:p>
       <w:r>
         <w:pict>
@@ -43756,7 +43839,7 @@
         <w:t xml:space="preserve">B5 · Glossário geral</w:t>
       </w:r>
     </w:p>
-    <w:bookmarkStart w:id="317" w:name="bolívia-e-espanhol"/>
+    <w:bookmarkStart w:id="320" w:name="bolívia-e-espanhol"/>
     <w:p>
       <w:pPr>
         <w:pStyle w:val="Heading2"/>
@@ -44304,7 +44387,7 @@
         <w:t xml:space="preserve">.</w:t>
       </w:r>
     </w:p>
-    <w:bookmarkEnd w:id="317"/>
+    <w:bookmarkEnd w:id="320"/>
     <w:p>
       <w:r>
         <w:pict>
@@ -44320,7 +44403,7 @@
         <w:t xml:space="preserve">B6 · Grupo VIP</w:t>
       </w:r>
     </w:p>
-    <w:bookmarkStart w:id="320" w:name="regras-do-grupo-e-atualizações"/>
+    <w:bookmarkStart w:id="323" w:name="regras-do-grupo-e-atualizações"/>
     <w:p>
       <w:pPr>
         <w:pStyle w:val="Heading1"/>
@@ -44329,7 +44412,7 @@
         <w:t xml:space="preserve">Regras do grupo e atualizações</w:t>
       </w:r>
     </w:p>
-    <w:bookmarkStart w:id="318" w:name="regras-fixadas"/>
+    <w:bookmarkStart w:id="321" w:name="regras-fixadas"/>
     <w:p>
       <w:pPr>
         <w:pStyle w:val="Heading3"/>
@@ -44386,8 +44469,8 @@
         <w:t xml:space="preserve">Nenhum admin manda mensagem privada pedindo dinheiro</w:t>
       </w:r>
     </w:p>
-    <w:bookmarkEnd w:id="318"/>
-    <w:bookmarkStart w:id="319" w:name="calendário"/>
+    <w:bookmarkEnd w:id="321"/>
+    <w:bookmarkStart w:id="322" w:name="calendário"/>
     <w:p>
       <w:pPr>
         <w:pStyle w:val="Heading3"/>
@@ -44562,8 +44645,8 @@
         <w:t xml:space="preserve">[LINK DO GRUPO]</w:t>
       </w:r>
     </w:p>
-    <w:bookmarkEnd w:id="319"/>
-    <w:bookmarkEnd w:id="320"/>
+    <w:bookmarkEnd w:id="322"/>
+    <w:bookmarkEnd w:id="323"/>
     <w:p>
       <w:r>
         <w:pict>
@@ -44610,7 +44693,7 @@
         <w:t xml:space="preserve">Como usar o dossiê</w:t>
       </w:r>
     </w:p>
-    <w:bookmarkStart w:id="323" w:name="não-discuta.-mande-o-link."/>
+    <w:bookmarkStart w:id="326" w:name="não-discuta.-mande-o-link."/>
     <w:p>
       <w:pPr>
         <w:pStyle w:val="Heading1"/>
@@ -44691,7 +44774,7 @@
         <w:t xml:space="preserve">Se ele disser “site de direita”, mande o dado oficial que está na mesma linha (Banco Central, Senado, Receita)</w:t>
       </w:r>
     </w:p>
-    <w:bookmarkStart w:id="321" w:name="já-aconteceu"/>
+    <w:bookmarkStart w:id="324" w:name="já-aconteceu"/>
     <w:p>
       <w:pPr>
         <w:pStyle w:val="Heading3"/>
@@ -44708,8 +44791,8 @@
         <w:t xml:space="preserve">Fatos publicados: impostos, IOF, dívida, juros, déficit, golpes.</w:t>
       </w:r>
     </w:p>
-    <w:bookmarkEnd w:id="321"/>
-    <w:bookmarkStart w:id="322" w:name="o-que-vem-por-aí"/>
+    <w:bookmarkEnd w:id="324"/>
+    <w:bookmarkStart w:id="325" w:name="o-que-vem-por-aí"/>
     <w:p>
       <w:pPr>
         <w:pStyle w:val="Heading3"/>
@@ -44726,7 +44809,7 @@
         <w:t xml:space="preserve">Projeções de instituições e propostas do governo, marcadas como projeção.</w:t>
       </w:r>
     </w:p>
-    <w:bookmarkEnd w:id="322"/>
+    <w:bookmarkEnd w:id="325"/>
     <w:p>
       <w:pPr>
         <w:pStyle w:val="BodyText"/>
@@ -44745,7 +44828,7 @@
         <w:t xml:space="preserve">Todos foram consultados em 28/10/2026. Se algum sair do ar, busque o título entre aspas.</w:t>
       </w:r>
     </w:p>
-    <w:bookmarkEnd w:id="323"/>
+    <w:bookmarkEnd w:id="326"/>
     <w:p>
       <w:r>
         <w:pict>
@@ -44761,7 +44844,7 @@
         <w:t xml:space="preserve">Fatos publicados</w:t>
       </w:r>
     </w:p>
-    <w:bookmarkStart w:id="327" w:name="já-aconteceu-1"/>
+    <w:bookmarkStart w:id="330" w:name="já-aconteceu-1"/>
     <w:p>
       <w:pPr>
         <w:pStyle w:val="Heading2"/>
@@ -44785,7 +44868,7 @@
       <w:pPr>
         <w:pStyle w:val="BodyText"/>
       </w:pPr>
-      <w:hyperlink r:id="rId324">
+      <w:hyperlink r:id="rId327">
         <w:r>
           <w:rPr>
             <w:rStyle w:val="Hyperlink"/>
@@ -44835,7 +44918,7 @@
       <w:pPr>
         <w:pStyle w:val="BodyText"/>
       </w:pPr>
-      <w:hyperlink r:id="rId325">
+      <w:hyperlink r:id="rId328">
         <w:r>
           <w:rPr>
             <w:rStyle w:val="Hyperlink"/>
@@ -44885,7 +44968,7 @@
       <w:pPr>
         <w:pStyle w:val="BodyText"/>
       </w:pPr>
-      <w:hyperlink r:id="rId326">
+      <w:hyperlink r:id="rId329">
         <w:r>
           <w:rPr>
             <w:rStyle w:val="Hyperlink"/>
@@ -44920,7 +45003,7 @@
         <w:t xml:space="preserve">· link consultado em 28/10/2026</w:t>
       </w:r>
     </w:p>
-    <w:bookmarkEnd w:id="327"/>
+    <w:bookmarkEnd w:id="330"/>
     <w:p>
       <w:r>
         <w:pict>
@@ -44928,7 +45011,7 @@
         </w:pict>
       </w:r>
     </w:p>
-    <w:bookmarkStart w:id="331" w:name="já-aconteceu-cont."/>
+    <w:bookmarkStart w:id="334" w:name="já-aconteceu-cont."/>
     <w:p>
       <w:pPr>
         <w:pStyle w:val="Heading2"/>
@@ -44952,7 +45035,7 @@
       <w:pPr>
         <w:pStyle w:val="BodyText"/>
       </w:pPr>
-      <w:hyperlink r:id="rId328">
+      <w:hyperlink r:id="rId331">
         <w:r>
           <w:rPr>
             <w:rStyle w:val="Hyperlink"/>
@@ -45002,7 +45085,7 @@
       <w:pPr>
         <w:pStyle w:val="BodyText"/>
       </w:pPr>
-      <w:hyperlink r:id="rId329">
+      <w:hyperlink r:id="rId332">
         <w:r>
           <w:rPr>
             <w:rStyle w:val="Hyperlink"/>
@@ -45052,7 +45135,7 @@
       <w:pPr>
         <w:pStyle w:val="BodyText"/>
       </w:pPr>
-      <w:hyperlink r:id="rId330">
+      <w:hyperlink r:id="rId333">
         <w:r>
           <w:rPr>
             <w:rStyle w:val="Hyperlink"/>
@@ -45087,7 +45170,7 @@
         <w:t xml:space="preserve">· link consultado em 28/10/2026</w:t>
       </w:r>
     </w:p>
-    <w:bookmarkEnd w:id="331"/>
+    <w:bookmarkEnd w:id="334"/>
     <w:p>
       <w:r>
         <w:pict>
@@ -45095,7 +45178,7 @@
         </w:pict>
       </w:r>
     </w:p>
-    <w:bookmarkStart w:id="335" w:name="já-aconteceu-cont.-1"/>
+    <w:bookmarkStart w:id="338" w:name="já-aconteceu-cont.-1"/>
     <w:p>
       <w:pPr>
         <w:pStyle w:val="Heading2"/>
@@ -45119,7 +45202,7 @@
       <w:pPr>
         <w:pStyle w:val="BodyText"/>
       </w:pPr>
-      <w:hyperlink r:id="rId332">
+      <w:hyperlink r:id="rId335">
         <w:r>
           <w:rPr>
             <w:rStyle w:val="Hyperlink"/>
@@ -45169,7 +45252,7 @@
       <w:pPr>
         <w:pStyle w:val="BodyText"/>
       </w:pPr>
-      <w:hyperlink r:id="rId333">
+      <w:hyperlink r:id="rId336">
         <w:r>
           <w:rPr>
             <w:rStyle w:val="Hyperlink"/>
@@ -45219,7 +45302,7 @@
       <w:pPr>
         <w:pStyle w:val="BodyText"/>
       </w:pPr>
-      <w:hyperlink r:id="rId334">
+      <w:hyperlink r:id="rId337">
         <w:r>
           <w:rPr>
             <w:rStyle w:val="Hyperlink"/>
@@ -45254,7 +45337,7 @@
         <w:t xml:space="preserve">· link consultado em 28/10/2026</w:t>
       </w:r>
     </w:p>
-    <w:bookmarkEnd w:id="335"/>
+    <w:bookmarkEnd w:id="338"/>
     <w:p>
       <w:r>
         <w:pict>
@@ -45262,7 +45345,7 @@
         </w:pict>
       </w:r>
     </w:p>
-    <w:bookmarkStart w:id="339" w:name="já-aconteceu-cont.-2"/>
+    <w:bookmarkStart w:id="342" w:name="já-aconteceu-cont.-2"/>
     <w:p>
       <w:pPr>
         <w:pStyle w:val="Heading2"/>
@@ -45286,7 +45369,7 @@
       <w:pPr>
         <w:pStyle w:val="BodyText"/>
       </w:pPr>
-      <w:hyperlink r:id="rId336">
+      <w:hyperlink r:id="rId339">
         <w:r>
           <w:rPr>
             <w:rStyle w:val="Hyperlink"/>
@@ -45336,7 +45419,7 @@
       <w:pPr>
         <w:pStyle w:val="BodyText"/>
       </w:pPr>
-      <w:hyperlink r:id="rId337">
+      <w:hyperlink r:id="rId340">
         <w:r>
           <w:rPr>
             <w:rStyle w:val="Hyperlink"/>
@@ -45386,7 +45469,7 @@
       <w:pPr>
         <w:pStyle w:val="BodyText"/>
       </w:pPr>
-      <w:hyperlink r:id="rId338">
+      <w:hyperlink r:id="rId341">
         <w:r>
           <w:rPr>
             <w:rStyle w:val="Hyperlink"/>
@@ -45421,7 +45504,7 @@
         <w:t xml:space="preserve">· link consultado em 28/10/2026</w:t>
       </w:r>
     </w:p>
-    <w:bookmarkEnd w:id="339"/>
+    <w:bookmarkEnd w:id="342"/>
     <w:p>
       <w:r>
         <w:pict>
@@ -45437,7 +45520,7 @@
         <w:t xml:space="preserve">Projeções e propostas</w:t>
       </w:r>
     </w:p>
-    <w:bookmarkStart w:id="343" w:name="o-que-vem-por-aí-1"/>
+    <w:bookmarkStart w:id="346" w:name="o-que-vem-por-aí-1"/>
     <w:p>
       <w:pPr>
         <w:pStyle w:val="Heading2"/>
@@ -45461,7 +45544,7 @@
       <w:pPr>
         <w:pStyle w:val="BodyText"/>
       </w:pPr>
-      <w:hyperlink r:id="rId340">
+      <w:hyperlink r:id="rId343">
         <w:r>
           <w:rPr>
             <w:rStyle w:val="Hyperlink"/>
@@ -45511,7 +45594,7 @@
       <w:pPr>
         <w:pStyle w:val="BodyText"/>
       </w:pPr>
-      <w:hyperlink r:id="rId341">
+      <w:hyperlink r:id="rId344">
         <w:r>
           <w:rPr>
             <w:rStyle w:val="Hyperlink"/>
@@ -45561,7 +45644,7 @@
       <w:pPr>
         <w:pStyle w:val="BodyText"/>
       </w:pPr>
-      <w:hyperlink r:id="rId342">
+      <w:hyperlink r:id="rId345">
         <w:r>
           <w:rPr>
             <w:rStyle w:val="Hyperlink"/>
@@ -45596,7 +45679,7 @@
         <w:t xml:space="preserve">· link consultado em 28/10/2026</w:t>
       </w:r>
     </w:p>
-    <w:bookmarkEnd w:id="343"/>
+    <w:bookmarkEnd w:id="346"/>
     <w:p>
       <w:r>
         <w:pict>
@@ -45604,7 +45687,7 @@
         </w:pict>
       </w:r>
     </w:p>
-    <w:bookmarkStart w:id="347" w:name="o-que-vem-por-aí-cont."/>
+    <w:bookmarkStart w:id="350" w:name="o-que-vem-por-aí-cont."/>
     <w:p>
       <w:pPr>
         <w:pStyle w:val="Heading2"/>
@@ -45628,7 +45711,7 @@
       <w:pPr>
         <w:pStyle w:val="BodyText"/>
       </w:pPr>
-      <w:hyperlink r:id="rId344">
+      <w:hyperlink r:id="rId347">
         <w:r>
           <w:rPr>
             <w:rStyle w:val="Hyperlink"/>
@@ -45678,7 +45761,7 @@
       <w:pPr>
         <w:pStyle w:val="BodyText"/>
       </w:pPr>
-      <w:hyperlink r:id="rId345">
+      <w:hyperlink r:id="rId348">
         <w:r>
           <w:rPr>
             <w:rStyle w:val="Hyperlink"/>
@@ -45728,7 +45811,7 @@
       <w:pPr>
         <w:pStyle w:val="BodyText"/>
       </w:pPr>
-      <w:hyperlink r:id="rId346">
+      <w:hyperlink r:id="rId349">
         <w:r>
           <w:rPr>
             <w:rStyle w:val="Hyperlink"/>
@@ -45763,7 +45846,7 @@
         <w:t xml:space="preserve">· link consultado em 28/10/2026</w:t>
       </w:r>
     </w:p>
-    <w:bookmarkEnd w:id="347"/>
+    <w:bookmarkEnd w:id="350"/>
     <w:p>
       <w:r>
         <w:pict>
@@ -45771,7 +45854,7 @@
         </w:pict>
       </w:r>
     </w:p>
-    <w:bookmarkStart w:id="349" w:name="o-que-vem-por-aí-cont.-1"/>
+    <w:bookmarkStart w:id="352" w:name="o-que-vem-por-aí-cont.-1"/>
     <w:p>
       <w:pPr>
         <w:pStyle w:val="Heading2"/>
@@ -45795,7 +45878,7 @@
       <w:pPr>
         <w:pStyle w:val="BodyText"/>
       </w:pPr>
-      <w:hyperlink r:id="rId348">
+      <w:hyperlink r:id="rId351">
         <w:r>
           <w:rPr>
             <w:rStyle w:val="Hyperlink"/>
@@ -45830,7 +45913,7 @@
         <w:t xml:space="preserve">· link consultado em 28/10/2026</w:t>
       </w:r>
     </w:p>
-    <w:bookmarkEnd w:id="349"/>
+    <w:bookmarkEnd w:id="352"/>
     <w:p>
       <w:r>
         <w:pict>
@@ -45846,7 +45929,7 @@
         <w:t xml:space="preserve">Para o WhatsApp</w:t>
       </w:r>
     </w:p>
-    <w:bookmarkStart w:id="350" w:name="mais-4-anos-em-6-números"/>
+    <w:bookmarkStart w:id="353" w:name="mais-4-anos-em-6-números"/>
     <w:p>
       <w:pPr>
         <w:pStyle w:val="Heading1"/>
@@ -45947,7 +46030,7 @@
         <w:t xml:space="preserve">[LINK DO CURSO]</w:t>
       </w:r>
     </w:p>
-    <w:bookmarkEnd w:id="350"/>
+    <w:bookmarkEnd w:id="353"/>
     <w:p>
       <w:r>
         <w:pict>
@@ -45963,7 +46046,7 @@
         <w:t xml:space="preserve">Aviso legal</w:t>
       </w:r>
     </w:p>
-    <w:bookmarkStart w:id="351" w:name="leia-antes-de-agir"/>
+    <w:bookmarkStart w:id="354" w:name="leia-antes-de-agir"/>
     <w:p>
       <w:pPr>
         <w:pStyle w:val="Heading1"/>
@@ -46215,7 +46298,7 @@
         <w:t xml:space="preserve">7 dias, conforme o Código de Defesa do Consumidor (art. 49).</w:t>
       </w:r>
     </w:p>
-    <w:bookmarkEnd w:id="351"/>
+    <w:bookmarkEnd w:id="354"/>
     <w:p>
       <w:r>
         <w:pict>
@@ -46231,7 +46314,7 @@
         <w:t xml:space="preserve">Créditos</w:t>
       </w:r>
     </w:p>
-    <w:bookmarkStart w:id="352" w:name="créditos"/>
+    <w:bookmarkStart w:id="355" w:name="créditos"/>
     <w:p>
       <w:pPr>
         <w:pStyle w:val="Heading2"/>
@@ -46328,8 +46411,8 @@
         <w:t xml:space="preserve">Anton, Archivo e JetBrains Mono (licença livre)</w:t>
       </w:r>
     </w:p>
-    <w:bookmarkEnd w:id="352"/>
-    <w:bookmarkStart w:id="353" w:name="últimas-atualizações"/>
+    <w:bookmarkEnd w:id="355"/>
+    <w:bookmarkStart w:id="356" w:name="últimas-atualizações"/>
     <w:p>
       <w:pPr>
         <w:pStyle w:val="Heading2"/>
@@ -46473,7 +46556,7 @@
         <w:t xml:space="preserve">Novas versões chegam por e-mail e no grupo VIP, gratuitamente, por 12 meses após a compra.</w:t>
       </w:r>
     </w:p>
-    <w:bookmarkEnd w:id="353"/>
+    <w:bookmarkEnd w:id="356"/>
     <w:p>
       <w:r>
         <w:pict>
@@ -46489,7 +46572,7 @@
         <w:t xml:space="preserve">Anexo</w:t>
       </w:r>
     </w:p>
-    <w:bookmarkStart w:id="354" w:name="fontes-de-todos-os-números"/>
+    <w:bookmarkStart w:id="357" w:name="fontes-de-todos-os-números"/>
     <w:p>
       <w:pPr>
         <w:pStyle w:val="Heading2"/>
@@ -46734,7 +46817,7 @@
         <w:t xml:space="preserve">Agência Brasil e Poder360 (19/10/2025); MercoPress (10/11/2025); France 24 via Acento (08/11/2025); usdthoy.com (flutuação desde 29/06/2026).</w:t>
       </w:r>
     </w:p>
-    <w:bookmarkEnd w:id="354"/>
+    <w:bookmarkEnd w:id="357"/>
     <w:p>
       <w:r>
         <w:pict>

--- a/curso/dist/LULA-GANHOU-Curso-Completo.docx
+++ b/curso/dist/LULA-GANHOU-Curso-Completo.docx
@@ -586,23 +586,23 @@
         <w:pStyle w:val="BodyText"/>
       </w:pPr>
       <w:r>
-        <w:t xml:space="preserve">Eu tinha uma empresa no Brasil.</w:t>
-      </w:r>
-      <w:r>
-        <w:t xml:space="preserve"> </w:t>
-      </w:r>
-      <w:r>
-        <w:rPr>
-          <w:bCs/>
-          <w:b/>
-        </w:rPr>
-        <w:t xml:space="preserve">Fechei.</w:t>
-      </w:r>
-      <w:r>
-        <w:t xml:space="preserve"> </w:t>
-      </w:r>
-      <w:r>
-        <w:t xml:space="preserve">Vi o país ir de mal a pior com a esquerda no poder e as dificuldades que esse governo deixou para quem produz. Em vez de assistir parado, fui pesquisar onde o meu dinheiro renderia mais. Encontrei a Bolívia, fechei a empresa e vim. Hoje estudo medicina aqui e vivo bem.</w:t>
+        <w:t xml:space="preserve">Eu tinha uma empresa no Brasil. Acordava cedo, pagava imposto, gerava emprego. E todo mês a conta ficava mais pesada. Um dia fiz a pergunta que muita gente evita:</w:t>
+      </w:r>
+      <w:r>
+        <w:t xml:space="preserve"> </w:t>
+      </w:r>
+      <w:r>
+        <w:rPr>
+          <w:bCs/>
+          <w:b/>
+        </w:rPr>
+        <w:t xml:space="preserve">até quando?</w:t>
+      </w:r>
+      <w:r>
+        <w:t xml:space="preserve"> </w:t>
+      </w:r>
+      <w:r>
+        <w:t xml:space="preserve">Baixei a porta pela última vez, peguei o que tinha construído e vim para a Bolívia. Hoje estudo medicina e vivo bem. Este livro é o caminho que eu fiz.</w:t>
       </w:r>
     </w:p>
     <w:p>
@@ -2207,7 +2207,7 @@
         <w:t xml:space="preserve">Parte 8 · O mesmo método para outros países</w:t>
       </w:r>
       <w:r>
-        <w:t xml:space="preserve">195</w:t>
+        <w:t xml:space="preserve">196</w:t>
       </w:r>
     </w:p>
     <w:p>
@@ -2222,7 +2222,7 @@
         <w:t xml:space="preserve">8.1 Paraguai</w:t>
       </w:r>
       <w:r>
-        <w:t xml:space="preserve">197</w:t>
+        <w:t xml:space="preserve">198</w:t>
       </w:r>
     </w:p>
     <w:p>
@@ -2237,7 +2237,7 @@
         <w:t xml:space="preserve">8.2 Argentina</w:t>
       </w:r>
       <w:r>
-        <w:t xml:space="preserve">199</w:t>
+        <w:t xml:space="preserve">200</w:t>
       </w:r>
     </w:p>
     <w:p>
@@ -2252,7 +2252,7 @@
         <w:t xml:space="preserve">8.3 Uruguai</w:t>
       </w:r>
       <w:r>
-        <w:t xml:space="preserve">201</w:t>
+        <w:t xml:space="preserve">202</w:t>
       </w:r>
     </w:p>
     <w:p>
@@ -2267,7 +2267,7 @@
         <w:t xml:space="preserve">8.4 Portugal</w:t>
       </w:r>
       <w:r>
-        <w:t xml:space="preserve">202</w:t>
+        <w:t xml:space="preserve">203</w:t>
       </w:r>
     </w:p>
     <w:p>
@@ -2282,7 +2282,7 @@
         <w:t xml:space="preserve">8.5 Estados Unidos</w:t>
       </w:r>
       <w:r>
-        <w:t xml:space="preserve">203</w:t>
+        <w:t xml:space="preserve">204</w:t>
       </w:r>
     </w:p>
     <w:p>
@@ -2297,7 +2297,7 @@
         <w:t xml:space="preserve">Bônus</w:t>
       </w:r>
       <w:r>
-        <w:t xml:space="preserve">205</w:t>
+        <w:t xml:space="preserve">206</w:t>
       </w:r>
     </w:p>
     <w:p>
@@ -2312,7 +2312,7 @@
         <w:t xml:space="preserve">B1 Espanhol de sobrevivência</w:t>
       </w:r>
       <w:r>
-        <w:t xml:space="preserve">206</w:t>
+        <w:t xml:space="preserve">207</w:t>
       </w:r>
     </w:p>
     <w:p>
@@ -2327,7 +2327,7 @@
         <w:t xml:space="preserve">B2 Roteiros de mensagem</w:t>
       </w:r>
       <w:r>
-        <w:t xml:space="preserve">209</w:t>
+        <w:t xml:space="preserve">210</w:t>
       </w:r>
     </w:p>
     <w:p>
@@ -2342,7 +2342,7 @@
         <w:t xml:space="preserve">B3 Planilhas para imprimir</w:t>
       </w:r>
       <w:r>
-        <w:t xml:space="preserve">211</w:t>
+        <w:t xml:space="preserve">212</w:t>
       </w:r>
     </w:p>
     <w:p>
@@ -2364,7 +2364,7 @@
         <w:t xml:space="preserve">B4 Checklists mestres</w:t>
       </w:r>
       <w:r>
-        <w:t xml:space="preserve">214</w:t>
+        <w:t xml:space="preserve">215</w:t>
       </w:r>
     </w:p>
     <w:p>
@@ -2379,7 +2379,7 @@
         <w:t xml:space="preserve">B5 Glossário geral</w:t>
       </w:r>
       <w:r>
-        <w:t xml:space="preserve">216</w:t>
+        <w:t xml:space="preserve">217</w:t>
       </w:r>
     </w:p>
     <w:p>
@@ -2394,7 +2394,7 @@
         <w:t xml:space="preserve">B6 Grupo VIP e atualizações</w:t>
       </w:r>
       <w:r>
-        <w:t xml:space="preserve">217</w:t>
+        <w:t xml:space="preserve">218</w:t>
       </w:r>
     </w:p>
     <w:p>
@@ -2409,7 +2409,7 @@
         <w:t xml:space="preserve">Bônus B7 · Dossiê: mais 4 anos em manchetes</w:t>
       </w:r>
       <w:r>
-        <w:t xml:space="preserve">218</w:t>
+        <w:t xml:space="preserve">219</w:t>
       </w:r>
     </w:p>
     <w:p>
@@ -2424,7 +2424,7 @@
         <w:t xml:space="preserve">B7 · Versão de 1 página para WhatsApp</w:t>
       </w:r>
       <w:r>
-        <w:t xml:space="preserve">227</w:t>
+        <w:t xml:space="preserve">228</w:t>
       </w:r>
     </w:p>
     <w:p>
@@ -2439,7 +2439,7 @@
         <w:t xml:space="preserve">Anexo · Aviso legal</w:t>
       </w:r>
       <w:r>
-        <w:t xml:space="preserve">228</w:t>
+        <w:t xml:space="preserve">229</w:t>
       </w:r>
     </w:p>
     <w:p>
@@ -2454,7 +2454,7 @@
         <w:t xml:space="preserve">Anexo · Créditos e atualizações</w:t>
       </w:r>
       <w:r>
-        <w:t xml:space="preserve">229</w:t>
+        <w:t xml:space="preserve">230</w:t>
       </w:r>
     </w:p>
     <w:p>
@@ -2469,7 +2469,7 @@
         <w:t xml:space="preserve">Anexo · Fontes de todos os números</w:t>
       </w:r>
       <w:r>
-        <w:t xml:space="preserve">230</w:t>
+        <w:t xml:space="preserve">231</w:t>
       </w:r>
     </w:p>
     <w:p>
@@ -38575,7 +38575,7 @@
         <w:t xml:space="preserve">Depoimento do autor</w:t>
       </w:r>
     </w:p>
-    <w:bookmarkStart w:id="285" w:name="como-é-viver-aqui-de-verdade"/>
+    <w:bookmarkStart w:id="283" w:name="como-é-viver-aqui-de-verdade"/>
     <w:p>
       <w:pPr>
         <w:pStyle w:val="Heading1"/>
@@ -38616,88 +38616,43 @@
         <w:pStyle w:val="FirstParagraph"/>
       </w:pPr>
       <w:r>
-        <w:t xml:space="preserve">Eu tinha uma empresa no Brasil e fechei pela dificuldade que o governo de esquerda deixou no país. Vi o Brasil ir de mal a pior e entendi que não ia esperar a próxima conta chegar.</w:t>
+        <w:t xml:space="preserve">Eu tinha uma empresa. Não era grande, mas era minha: construída com trabalho, noite em claro e muita conta feita na ponta do lápis. Com a esquerda no governo, cada mês trazia uma regra nova, um custo novo, uma guia nova. Eu trabalhava mais e sobrava menos.</w:t>
+      </w:r>
+    </w:p>
+    <w:p>
+      <w:pPr>
+        <w:pStyle w:val="BodyText"/>
+      </w:pPr>
+      <w:r>
+        <w:t xml:space="preserve">Chegou o dia em que eu olhei a planilha e entendi:</w:t>
+      </w:r>
+      <w:r>
+        <w:t xml:space="preserve"> </w:t>
+      </w:r>
+      <w:r>
+        <w:rPr>
+          <w:bCs/>
+          <w:b/>
+        </w:rPr>
+        <w:t xml:space="preserve">eu estava trabalhando para pagar o governo.</w:t>
+      </w:r>
+      <w:r>
+        <w:t xml:space="preserve"> </w:t>
+      </w:r>
+      <w:r>
+        <w:t xml:space="preserve">E o país só ia de mal a pior.</w:t>
+      </w:r>
+    </w:p>
+    <w:p>
+      <w:pPr>
+        <w:pStyle w:val="BodyText"/>
+      </w:pPr>
+      <w:r>
+        <w:t xml:space="preserve">Eu não fechei a empresa porque falhei. Fechei porque o governo deixou impossível continuar.</w:t>
       </w:r>
     </w:p>
     <w:bookmarkEnd w:id="282"/>
-    <w:bookmarkStart w:id="283" w:name="o-que-eu-fiz"/>
-    <w:p>
-      <w:pPr>
-        <w:pStyle w:val="Heading3"/>
-      </w:pPr>
-      <w:r>
-        <w:t xml:space="preserve">O que eu fiz</w:t>
-      </w:r>
-    </w:p>
-    <w:p>
-      <w:pPr>
-        <w:pStyle w:val="FirstParagraph"/>
-      </w:pPr>
-      <w:r>
-        <w:t xml:space="preserve">Comecei a pesquisar países onde o meu dinheiro renderia mais. Cheguei na Bolívia. Fechei a empresa e vim para cá.</w:t>
-      </w:r>
-    </w:p>
     <w:bookmarkEnd w:id="283"/>
-    <w:bookmarkStart w:id="284" w:name="como-estou-hoje"/>
-    <w:p>
-      <w:pPr>
-        <w:pStyle w:val="Heading3"/>
-      </w:pPr>
-      <w:r>
-        <w:t xml:space="preserve">Como estou hoje</w:t>
-      </w:r>
-    </w:p>
-    <w:p>
-      <w:pPr>
-        <w:pStyle w:val="FirstParagraph"/>
-      </w:pPr>
-      <w:r>
-        <w:t xml:space="preserve">Para não ficar parado, entrei na faculdade de</w:t>
-      </w:r>
-      <w:r>
-        <w:t xml:space="preserve"> </w:t>
-      </w:r>
-      <w:r>
-        <w:rPr>
-          <w:bCs/>
-          <w:b/>
-        </w:rPr>
-        <w:t xml:space="preserve">medicina</w:t>
-      </w:r>
-      <w:r>
-        <w:t xml:space="preserve">. Hoje estudo medicina e consigo viver bem, com as contas que você viu acima.</w:t>
-      </w:r>
-    </w:p>
-    <w:p>
-      <w:pPr>
-        <w:pStyle w:val="BodyText"/>
-      </w:pPr>
-      <w:r>
-        <w:t xml:space="preserve">Eu não fugi. Eu escolhi onde o meu trabalho vale mais.</w:t>
-      </w:r>
-    </w:p>
-    <w:p>
-      <w:pPr>
-        <w:pStyle w:val="BodyText"/>
-      </w:pPr>
-      <w:r>
-        <w:t xml:space="preserve">PRÓXIMO</w:t>
-      </w:r>
-      <w:r>
-        <w:t xml:space="preserve">Parte 8:</w:t>
-      </w:r>
-      <w:r>
-        <w:t xml:space="preserve"> </w:t>
-      </w:r>
-      <w:r>
-        <w:rPr>
-          <w:highlight w:val="yellow"/>
-        </w:rPr>
-        <w:t xml:space="preserve">o mesmo método em outros países</w:t>
-      </w:r>
-    </w:p>
-    <w:bookmarkEnd w:id="284"/>
-    <w:bookmarkEnd w:id="285"/>
     <w:p>
       <w:r>
         <w:pict>
@@ -38710,7 +38665,37 @@
         <w:pStyle w:val="FirstParagraph"/>
       </w:pPr>
       <w:r>
-        <w:t xml:space="preserve">08</w:t>
+        <w:t xml:space="preserve">Depoimento do autor · continuação</w:t>
+      </w:r>
+    </w:p>
+    <w:bookmarkStart w:id="284" w:name="a-virada"/>
+    <w:p>
+      <w:pPr>
+        <w:pStyle w:val="Heading3"/>
+      </w:pPr>
+      <w:r>
+        <w:t xml:space="preserve">A virada</w:t>
+      </w:r>
+    </w:p>
+    <w:p>
+      <w:pPr>
+        <w:pStyle w:val="FirstParagraph"/>
+      </w:pPr>
+      <w:r>
+        <w:t xml:space="preserve">Em vez de reclamar, eu fui pesquisar. Comparei países, moedas, custo de vida, governo. Fiz a mesma conta que está na Parte 2 deste livro. E toda vez a resposta era a mesma:</w:t>
+      </w:r>
+      <w:r>
+        <w:t xml:space="preserve"> </w:t>
+      </w:r>
+      <w:r>
+        <w:rPr>
+          <w:bCs/>
+          <w:b/>
+        </w:rPr>
+        <w:t xml:space="preserve">Bolívia</w:t>
+      </w:r>
+      <w:r>
+        <w:t xml:space="preserve">. Aqui do lado, a poucas horas de voo, com o meu dinheiro valendo muito mais.</w:t>
       </w:r>
     </w:p>
     <w:p>
@@ -38718,7 +38703,56 @@
         <w:pStyle w:val="BodyText"/>
       </w:pPr>
       <w:r>
-        <w:t xml:space="preserve">Outros países</w:t>
+        <w:t xml:space="preserve">Fechei a empresa. Baixei a porta pela última vez. Deixei o Brasil com um aperto no peito, mas com a cabeça no lugar.</w:t>
+      </w:r>
+    </w:p>
+    <w:bookmarkEnd w:id="284"/>
+    <w:bookmarkStart w:id="285" w:name="a-vida-nova"/>
+    <w:p>
+      <w:pPr>
+        <w:pStyle w:val="Heading3"/>
+      </w:pPr>
+      <w:r>
+        <w:t xml:space="preserve">A vida nova</w:t>
+      </w:r>
+    </w:p>
+    <w:p>
+      <w:pPr>
+        <w:pStyle w:val="FirstParagraph"/>
+      </w:pPr>
+      <w:r>
+        <w:t xml:space="preserve">Eu não vim para ficar parado. Entrei na faculdade de</w:t>
+      </w:r>
+      <w:r>
+        <w:t xml:space="preserve"> </w:t>
+      </w:r>
+      <w:r>
+        <w:rPr>
+          <w:bCs/>
+          <w:b/>
+        </w:rPr>
+        <w:t xml:space="preserve">medicina</w:t>
+      </w:r>
+      <w:r>
+        <w:t xml:space="preserve">, um sonho que no Brasil eu não conseguiria bancar. Hoje estudo, moro bem num bairro nobre de Cochabamba e fecho o mês com as contas que você viu na página anterior.</w:t>
+      </w:r>
+    </w:p>
+    <w:bookmarkEnd w:id="285"/>
+    <w:bookmarkStart w:id="286" w:name="o-que-eu-digo-para-você"/>
+    <w:p>
+      <w:pPr>
+        <w:pStyle w:val="Heading3"/>
+      </w:pPr>
+      <w:r>
+        <w:t xml:space="preserve">O que eu digo para você</w:t>
+      </w:r>
+    </w:p>
+    <w:p>
+      <w:pPr>
+        <w:pStyle w:val="FirstParagraph"/>
+      </w:pPr>
+      <w:r>
+        <w:t xml:space="preserve">Você não precisa esperar mais 4 anos para ver onde isso vai dar. Eu já vi. E escolhi outro caminho, dentro da lei, no meu nome, com o meu dinheiro.</w:t>
       </w:r>
     </w:p>
     <w:p>
@@ -38726,9 +38760,30 @@
         <w:pStyle w:val="BodyText"/>
       </w:pPr>
       <w:r>
-        <w:t xml:space="preserve">Bolívia não é a única saída. Paraguai, Argentina, Uruguai, Portugal e EUA: quem é de direita, quem abre a porta e quanto custa.</w:t>
-      </w:r>
-    </w:p>
+        <w:t xml:space="preserve">Eu não fugi. Eu escolhi onde o meu trabalho vale mais.</w:t>
+      </w:r>
+    </w:p>
+    <w:p>
+      <w:pPr>
+        <w:pStyle w:val="BodyText"/>
+      </w:pPr>
+      <w:r>
+        <w:t xml:space="preserve">PRÓXIMO</w:t>
+      </w:r>
+      <w:r>
+        <w:t xml:space="preserve">Parte 8:</w:t>
+      </w:r>
+      <w:r>
+        <w:t xml:space="preserve"> </w:t>
+      </w:r>
+      <w:r>
+        <w:rPr>
+          <w:highlight w:val="yellow"/>
+        </w:rPr>
+        <w:t xml:space="preserve">o mesmo método em outros países</w:t>
+      </w:r>
+    </w:p>
+    <w:bookmarkEnd w:id="286"/>
     <w:p>
       <w:r>
         <w:pict>
@@ -38741,10 +38796,41 @@
         <w:pStyle w:val="FirstParagraph"/>
       </w:pPr>
       <w:r>
+        <w:t xml:space="preserve">08</w:t>
+      </w:r>
+    </w:p>
+    <w:p>
+      <w:pPr>
+        <w:pStyle w:val="BodyText"/>
+      </w:pPr>
+      <w:r>
+        <w:t xml:space="preserve">Outros países</w:t>
+      </w:r>
+    </w:p>
+    <w:p>
+      <w:pPr>
+        <w:pStyle w:val="BodyText"/>
+      </w:pPr>
+      <w:r>
+        <w:t xml:space="preserve">Bolívia não é a única saída. Paraguai, Argentina, Uruguai, Portugal e EUA: quem é de direita, quem abre a porta e quanto custa.</w:t>
+      </w:r>
+    </w:p>
+    <w:p>
+      <w:r>
+        <w:pict>
+          <v:rect style="width:0;height:1.5pt" o:hralign="center" o:hrstd="t" o:hr="t"/>
+        </w:pict>
+      </w:r>
+    </w:p>
+    <w:p>
+      <w:pPr>
+        <w:pStyle w:val="FirstParagraph"/>
+      </w:pPr>
+      <w:r>
         <w:t xml:space="preserve">Comparativo</w:t>
       </w:r>
     </w:p>
-    <w:bookmarkStart w:id="286" w:name="os-6-destinos-lado-a-lado"/>
+    <w:bookmarkStart w:id="287" w:name="os-6-destinos-lado-a-lado"/>
     <w:p>
       <w:pPr>
         <w:pStyle w:val="Heading1"/>
@@ -39172,7 +39258,7 @@
         <w:t xml:space="preserve">, Bolívia e Paraguai lideram.</w:t>
       </w:r>
     </w:p>
-    <w:bookmarkEnd w:id="286"/>
+    <w:bookmarkEnd w:id="287"/>
     <w:p>
       <w:r>
         <w:pict>
@@ -39188,7 +39274,7 @@
         <w:t xml:space="preserve">Paraguai</w:t>
       </w:r>
     </w:p>
-    <w:bookmarkStart w:id="287" w:name="os-brasileiros-estão-correndo-para-lá"/>
+    <w:bookmarkStart w:id="288" w:name="os-brasileiros-estão-correndo-para-lá"/>
     <w:p>
       <w:pPr>
         <w:pStyle w:val="Heading1"/>
@@ -39372,7 +39458,7 @@
         </w:tc>
       </w:tr>
     </w:tbl>
-    <w:bookmarkEnd w:id="287"/>
+    <w:bookmarkEnd w:id="288"/>
     <w:p>
       <w:r>
         <w:pict>
@@ -39380,7 +39466,7 @@
         </w:pict>
       </w:r>
     </w:p>
-    <w:bookmarkStart w:id="288" w:name="e-o-usdt-no-paraguai"/>
+    <w:bookmarkStart w:id="289" w:name="e-o-usdt-no-paraguai"/>
     <w:p>
       <w:pPr>
         <w:pStyle w:val="Heading2"/>
@@ -39495,7 +39581,7 @@
         <w:t xml:space="preserve">Vizinho, Mercosul e governo de direita: o Paraguai é o plano B do plano B.</w:t>
       </w:r>
     </w:p>
-    <w:bookmarkEnd w:id="288"/>
+    <w:bookmarkEnd w:id="289"/>
     <w:p>
       <w:r>
         <w:pict>
@@ -39511,7 +39597,7 @@
         <w:t xml:space="preserve">Argentina</w:t>
       </w:r>
     </w:p>
-    <w:bookmarkStart w:id="289" w:name="o-laboratório-do-milei"/>
+    <w:bookmarkStart w:id="290" w:name="o-laboratório-do-milei"/>
     <w:p>
       <w:pPr>
         <w:pStyle w:val="Heading1"/>
@@ -39669,7 +39755,7 @@
         </w:tc>
       </w:tr>
     </w:tbl>
-    <w:bookmarkEnd w:id="289"/>
+    <w:bookmarkEnd w:id="290"/>
     <w:p>
       <w:r>
         <w:pict>
@@ -39677,7 +39763,7 @@
         </w:pict>
       </w:r>
     </w:p>
-    <w:bookmarkStart w:id="292" w:name="vale-a-pena-ir-para-a-argentina"/>
+    <w:bookmarkStart w:id="293" w:name="vale-a-pena-ir-para-a-argentina"/>
     <w:p>
       <w:pPr>
         <w:pStyle w:val="Heading2"/>
@@ -39686,7 +39772,7 @@
         <w:t xml:space="preserve">Vale a pena ir para a Argentina?</w:t>
       </w:r>
     </w:p>
-    <w:bookmarkStart w:id="290" w:name="a-favor-1"/>
+    <w:bookmarkStart w:id="291" w:name="a-favor-1"/>
     <w:p>
       <w:pPr>
         <w:pStyle w:val="Heading3"/>
@@ -39731,8 +39817,8 @@
         <w:t xml:space="preserve">Entrada e residência fáceis pelo Mercosul</w:t>
       </w:r>
     </w:p>
-    <w:bookmarkEnd w:id="290"/>
-    <w:bookmarkStart w:id="291" w:name="atenção-1"/>
+    <w:bookmarkEnd w:id="291"/>
+    <w:bookmarkStart w:id="292" w:name="atenção-1"/>
     <w:p>
       <w:pPr>
         <w:pStyle w:val="Heading3"/>
@@ -39777,7 +39863,7 @@
         <w:t xml:space="preserve">Regra de prorrogação da residência com fontes divergentes</w:t>
       </w:r>
     </w:p>
-    <w:bookmarkEnd w:id="291"/>
+    <w:bookmarkEnd w:id="292"/>
     <w:p>
       <w:pPr>
         <w:pStyle w:val="FirstParagraph"/>
@@ -39804,7 +39890,7 @@
         <w:t xml:space="preserve">A Argentina mostra que dá para sair do buraco. Mas a obra ainda não acabou.</w:t>
       </w:r>
     </w:p>
-    <w:bookmarkEnd w:id="292"/>
+    <w:bookmarkEnd w:id="293"/>
     <w:p>
       <w:r>
         <w:pict>
@@ -39820,7 +39906,7 @@
         <w:t xml:space="preserve">Uruguai</w:t>
       </w:r>
     </w:p>
-    <w:bookmarkStart w:id="293" w:name="Xdc4e338a7123d05e9c2106c251b39fe5b2d930c"/>
+    <w:bookmarkStart w:id="294" w:name="Xdc4e338a7123d05e9c2106c251b39fe5b2d930c"/>
     <w:p>
       <w:pPr>
         <w:pStyle w:val="Heading1"/>
@@ -39996,7 +40082,7 @@
         <w:t xml:space="preserve">Caro e governado pela esquerda: não é o perfil deste curso.</w:t>
       </w:r>
     </w:p>
-    <w:bookmarkEnd w:id="293"/>
+    <w:bookmarkEnd w:id="294"/>
     <w:p>
       <w:r>
         <w:pict>
@@ -40012,7 +40098,7 @@
         <w:t xml:space="preserve">Portugal</w:t>
       </w:r>
     </w:p>
-    <w:bookmarkStart w:id="296" w:name="portugal-o-sonho-com-fila-de-400-mil"/>
+    <w:bookmarkStart w:id="297" w:name="portugal-o-sonho-com-fila-de-400-mil"/>
     <w:p>
       <w:pPr>
         <w:pStyle w:val="Heading1"/>
@@ -40215,7 +40301,7 @@
         </w:tc>
       </w:tr>
     </w:tbl>
-    <w:bookmarkStart w:id="294" w:name="a-favor-2"/>
+    <w:bookmarkStart w:id="295" w:name="a-favor-2"/>
     <w:p>
       <w:pPr>
         <w:pStyle w:val="Heading3"/>
@@ -40248,8 +40334,8 @@
         <w:t xml:space="preserve">Europa</w:t>
       </w:r>
     </w:p>
-    <w:bookmarkEnd w:id="294"/>
-    <w:bookmarkStart w:id="295" w:name="contra"/>
+    <w:bookmarkEnd w:id="295"/>
+    <w:bookmarkStart w:id="296" w:name="contra"/>
     <w:p>
       <w:pPr>
         <w:pStyle w:val="Heading3"/>
@@ -40294,8 +40380,8 @@
         <w:t xml:space="preserve">Aluguel caro</w:t>
       </w:r>
     </w:p>
-    <w:bookmarkEnd w:id="295"/>
     <w:bookmarkEnd w:id="296"/>
+    <w:bookmarkEnd w:id="297"/>
     <w:p>
       <w:r>
         <w:pict>
@@ -40311,7 +40397,7 @@
         <w:t xml:space="preserve">Estados Unidos</w:t>
       </w:r>
     </w:p>
-    <w:bookmarkStart w:id="297" w:name="eua-governo-de-direita-porta-fechada"/>
+    <w:bookmarkStart w:id="298" w:name="eua-governo-de-direita-porta-fechada"/>
     <w:p>
       <w:pPr>
         <w:pStyle w:val="Heading1"/>
@@ -40395,7 +40481,7 @@
         <w:t xml:space="preserve">Para turismo e negócios, o visto comum continua, mais caro.</w:t>
       </w:r>
     </w:p>
-    <w:bookmarkEnd w:id="297"/>
+    <w:bookmarkEnd w:id="298"/>
     <w:p>
       <w:r>
         <w:pict>
@@ -40411,7 +40497,7 @@
         <w:t xml:space="preserve">Fim da Parte 8</w:t>
       </w:r>
     </w:p>
-    <w:bookmarkStart w:id="298" w:name="Xe22f3731301bcaf48d078288930a6010db7de4f"/>
+    <w:bookmarkStart w:id="299" w:name="Xe22f3731301bcaf48d078288930a6010db7de4f"/>
     <w:p>
       <w:pPr>
         <w:pStyle w:val="Heading1"/>
@@ -40568,7 +40654,7 @@
         <w:t xml:space="preserve">dossiê, checklists e planilhas</w:t>
       </w:r>
     </w:p>
-    <w:bookmarkEnd w:id="298"/>
+    <w:bookmarkEnd w:id="299"/>
     <w:p>
       <w:r>
         <w:pict>
@@ -40615,7 +40701,7 @@
         <w:t xml:space="preserve">B1 · Espanhol de sobrevivência</w:t>
       </w:r>
     </w:p>
-    <w:bookmarkStart w:id="300" w:name="as-frases-que-resolvem-o-dia-a-dia"/>
+    <w:bookmarkStart w:id="301" w:name="as-frases-que-resolvem-o-dia-a-dia"/>
     <w:p>
       <w:pPr>
         <w:pStyle w:val="Heading1"/>
@@ -40624,7 +40710,7 @@
         <w:t xml:space="preserve">As frases que resolvem o dia a dia</w:t>
       </w:r>
     </w:p>
-    <w:bookmarkStart w:id="299" w:name="no-p2p-e-no-banco"/>
+    <w:bookmarkStart w:id="300" w:name="no-p2p-e-no-banco"/>
     <w:p>
       <w:pPr>
         <w:pStyle w:val="Heading3"/>
@@ -40920,8 +41006,8 @@
         <w:t xml:space="preserve">“Solo libero el USDT cuando veo el dinero en mi cuenta.” (Só libero o USDT quando vejo o dinheiro na minha conta.)</w:t>
       </w:r>
     </w:p>
-    <w:bookmarkEnd w:id="299"/>
     <w:bookmarkEnd w:id="300"/>
+    <w:bookmarkEnd w:id="301"/>
     <w:p>
       <w:r>
         <w:pict>
@@ -40929,7 +41015,7 @@
         </w:pict>
       </w:r>
     </w:p>
-    <w:bookmarkStart w:id="301" w:name="imobiliária-e-aluguel"/>
+    <w:bookmarkStart w:id="302" w:name="imobiliária-e-aluguel"/>
     <w:p>
       <w:pPr>
         <w:pStyle w:val="Heading3"/>
@@ -41106,8 +41192,8 @@
         </w:tc>
       </w:tr>
     </w:tbl>
-    <w:bookmarkEnd w:id="301"/>
-    <w:bookmarkStart w:id="302" w:name="migração-e-documentos"/>
+    <w:bookmarkEnd w:id="302"/>
+    <w:bookmarkStart w:id="303" w:name="migração-e-documentos"/>
     <w:p>
       <w:pPr>
         <w:pStyle w:val="Heading3"/>
@@ -41258,7 +41344,7 @@
         </w:tc>
       </w:tr>
     </w:tbl>
-    <w:bookmarkEnd w:id="302"/>
+    <w:bookmarkEnd w:id="303"/>
     <w:p>
       <w:r>
         <w:pict>
@@ -41266,7 +41352,7 @@
         </w:pict>
       </w:r>
     </w:p>
-    <w:bookmarkStart w:id="303" w:name="médico-e-farmácia"/>
+    <w:bookmarkStart w:id="304" w:name="médico-e-farmácia"/>
     <w:p>
       <w:pPr>
         <w:pStyle w:val="Heading3"/>
@@ -41443,8 +41529,8 @@
         </w:tc>
       </w:tr>
     </w:tbl>
-    <w:bookmarkEnd w:id="303"/>
-    <w:bookmarkStart w:id="304" w:name="táxi-mercado-e-restaurante"/>
+    <w:bookmarkEnd w:id="304"/>
+    <w:bookmarkStart w:id="305" w:name="táxi-mercado-e-restaurante"/>
     <w:p>
       <w:pPr>
         <w:pStyle w:val="Heading3"/>
@@ -41671,7 +41757,7 @@
         <w:t xml:space="preserve">= escritório.</w:t>
       </w:r>
     </w:p>
-    <w:bookmarkEnd w:id="304"/>
+    <w:bookmarkEnd w:id="305"/>
     <w:p>
       <w:r>
         <w:pict>
@@ -41687,7 +41773,7 @@
         <w:t xml:space="preserve">B2 · Roteiros de mensagem</w:t>
       </w:r>
     </w:p>
-    <w:bookmarkStart w:id="308" w:name="copie-cole-e-mande"/>
+    <w:bookmarkStart w:id="309" w:name="copie-cole-e-mande"/>
     <w:p>
       <w:pPr>
         <w:pStyle w:val="Heading1"/>
@@ -41696,7 +41782,7 @@
         <w:t xml:space="preserve">Copie, cole e mande</w:t>
       </w:r>
     </w:p>
-    <w:bookmarkStart w:id="305" w:name="para-o-comprador-no-p2p"/>
+    <w:bookmarkStart w:id="306" w:name="para-o-comprador-no-p2p"/>
     <w:p>
       <w:pPr>
         <w:pStyle w:val="Heading3"/>
@@ -41721,8 +41807,8 @@
         <w:t xml:space="preserve">El pago vino de una cuenta con otro nombre. Voy a devolver el monto a la misma cuenta y cancelar la orden.</w:t>
       </w:r>
     </w:p>
-    <w:bookmarkEnd w:id="305"/>
-    <w:bookmarkStart w:id="306" w:name="para-o-dono-do-imóvel"/>
+    <w:bookmarkEnd w:id="306"/>
+    <w:bookmarkStart w:id="307" w:name="para-o-dono-do-imóvel"/>
     <w:p>
       <w:pPr>
         <w:pStyle w:val="Heading3"/>
@@ -41739,8 +41825,8 @@
         <w:t xml:space="preserve">Hola, vi su anuncio del departamento en [barrio]. ¿Sigue disponible? ¿El precio en bolivianos incluye expensas? ¿Podemos agendar una visita esta semana?</w:t>
       </w:r>
     </w:p>
-    <w:bookmarkEnd w:id="306"/>
-    <w:bookmarkStart w:id="307" w:name="para-o-vendedor-do-carro"/>
+    <w:bookmarkEnd w:id="307"/>
+    <w:bookmarkStart w:id="308" w:name="para-o-vendedor-do-carro"/>
     <w:p>
       <w:pPr>
         <w:pStyle w:val="Heading3"/>
@@ -41757,8 +41843,8 @@
         <w:t xml:space="preserve">Hola, me interesa su [modelo y año]. ¿El precio es en bolivianos? ¿Tiene RUAT, SOAT e inspección técnica al día? ¿Podemos verlo con un mecánico?</w:t>
       </w:r>
     </w:p>
-    <w:bookmarkEnd w:id="307"/>
     <w:bookmarkEnd w:id="308"/>
+    <w:bookmarkEnd w:id="309"/>
     <w:p>
       <w:r>
         <w:pict>
@@ -41766,7 +41852,7 @@
         </w:pict>
       </w:r>
     </w:p>
-    <w:bookmarkStart w:id="309" w:name="para-a-escola"/>
+    <w:bookmarkStart w:id="310" w:name="para-a-escola"/>
     <w:p>
       <w:pPr>
         <w:pStyle w:val="Heading3"/>
@@ -41783,8 +41869,8 @@
         <w:t xml:space="preserve">Buenos días, somos una familia brasileña y queremos matricular a nuestro hijo en [curso]. ¿Cuáles son los requisitos, las fechas y la pensión mensual? ¿Me lo puede enviar por escrito?</w:t>
       </w:r>
     </w:p>
-    <w:bookmarkEnd w:id="309"/>
-    <w:bookmarkStart w:id="310" w:name="para-o-banco"/>
+    <w:bookmarkEnd w:id="310"/>
+    <w:bookmarkStart w:id="311" w:name="para-o-banco"/>
     <w:p>
       <w:pPr>
         <w:pStyle w:val="Heading3"/>
@@ -41801,8 +41887,8 @@
         <w:t xml:space="preserve">Buenos días, soy brasileño y vivo en [ciudad]. Quiero abrir una cuenta en bolivianos. ¿Qué documentos necesito?</w:t>
       </w:r>
     </w:p>
-    <w:bookmarkEnd w:id="310"/>
-    <w:bookmarkStart w:id="311" w:name="para-negociar-preço"/>
+    <w:bookmarkEnd w:id="311"/>
+    <w:bookmarkStart w:id="312" w:name="para-negociar-preço"/>
     <w:p>
       <w:pPr>
         <w:pStyle w:val="Heading3"/>
@@ -41837,7 +41923,7 @@
         <w:t xml:space="preserve">tudo por escrito. Mensagem guardada é prova.</w:t>
       </w:r>
     </w:p>
-    <w:bookmarkEnd w:id="311"/>
+    <w:bookmarkEnd w:id="312"/>
     <w:p>
       <w:r>
         <w:pict>
@@ -41853,7 +41939,7 @@
         <w:t xml:space="preserve">B3 · Planilha 1</w:t>
       </w:r>
     </w:p>
-    <w:bookmarkStart w:id="312" w:name="câmbio-efetivo"/>
+    <w:bookmarkStart w:id="313" w:name="câmbio-efetivo"/>
     <w:p>
       <w:pPr>
         <w:pStyle w:val="Heading2"/>
@@ -42546,7 +42632,7 @@
         <w:t xml:space="preserve">câmbio efetivo = Bs recebidos ÷ R$ gastos · exemplo do curso: 2,25</w:t>
       </w:r>
     </w:p>
-    <w:bookmarkEnd w:id="312"/>
+    <w:bookmarkEnd w:id="313"/>
     <w:p>
       <w:r>
         <w:pict>
@@ -42562,7 +42648,7 @@
         <w:t xml:space="preserve">B3 · Planilha 2</w:t>
       </w:r>
     </w:p>
-    <w:bookmarkStart w:id="313" w:name="orçamento-mensal-na-bolívia"/>
+    <w:bookmarkStart w:id="314" w:name="orçamento-mensal-na-bolívia"/>
     <w:p>
       <w:pPr>
         <w:pStyle w:val="Heading2"/>
@@ -42944,7 +43030,7 @@
         <w:t xml:space="preserve">aluguel de Bs 933 por pessoa (apê dividido) + R$ 700 de comida e contas = ~R$ 1.106/mês.</w:t>
       </w:r>
     </w:p>
-    <w:bookmarkEnd w:id="313"/>
+    <w:bookmarkEnd w:id="314"/>
     <w:p>
       <w:r>
         <w:pict>
@@ -42960,7 +43046,7 @@
         <w:t xml:space="preserve">B3 · Planilha 3</w:t>
       </w:r>
     </w:p>
-    <w:bookmarkStart w:id="314" w:name="controle-de-envios"/>
+    <w:bookmarkStart w:id="315" w:name="controle-de-envios"/>
     <w:p>
       <w:pPr>
         <w:pStyle w:val="Heading2"/>
@@ -43415,7 +43501,7 @@
         <w:t xml:space="preserve">A partir de 01/01/2027, envios acima de US$ 10 mil para fora podem ficar retidos por até 24 h (Res. BCB 584). Anote a data com folga.</w:t>
       </w:r>
     </w:p>
-    <w:bookmarkEnd w:id="314"/>
+    <w:bookmarkEnd w:id="315"/>
     <w:p>
       <w:r>
         <w:pict>
@@ -43431,7 +43517,7 @@
         <w:t xml:space="preserve">B4 · Checklists mestres</w:t>
       </w:r>
     </w:p>
-    <w:bookmarkStart w:id="315" w:name="antes-de-sair-do-brasil"/>
+    <w:bookmarkStart w:id="316" w:name="antes-de-sair-do-brasil"/>
     <w:p>
       <w:pPr>
         <w:pStyle w:val="Heading2"/>
@@ -43536,8 +43622,8 @@
         <w:t xml:space="preserve">CVI do pet (se tiver)</w:t>
       </w:r>
     </w:p>
-    <w:bookmarkEnd w:id="315"/>
-    <w:bookmarkStart w:id="316" w:name="primeira-operação-usdt"/>
+    <w:bookmarkEnd w:id="316"/>
+    <w:bookmarkStart w:id="317" w:name="primeira-operação-usdt"/>
     <w:p>
       <w:pPr>
         <w:pStyle w:val="Heading2"/>
@@ -43618,7 +43704,7 @@
         <w:t xml:space="preserve">Hash e preço anotados na pasta fiscal</w:t>
       </w:r>
     </w:p>
-    <w:bookmarkEnd w:id="316"/>
+    <w:bookmarkEnd w:id="317"/>
     <w:p>
       <w:r>
         <w:pict>
@@ -43626,7 +43712,7 @@
         </w:pict>
       </w:r>
     </w:p>
-    <w:bookmarkStart w:id="317" w:name="na-chegada"/>
+    <w:bookmarkStart w:id="318" w:name="na-chegada"/>
     <w:p>
       <w:pPr>
         <w:pStyle w:val="Heading2"/>
@@ -43683,8 +43769,8 @@
         <w:t xml:space="preserve">Primeira venda P2P pequena</w:t>
       </w:r>
     </w:p>
-    <w:bookmarkEnd w:id="317"/>
-    <w:bookmarkStart w:id="318" w:name="residência"/>
+    <w:bookmarkEnd w:id="318"/>
+    <w:bookmarkStart w:id="319" w:name="residência"/>
     <w:p>
       <w:pPr>
         <w:pStyle w:val="Heading2"/>
@@ -43753,8 +43839,8 @@
         <w:t xml:space="preserve">Cédula de estrangeiro no SEGIP</w:t>
       </w:r>
     </w:p>
-    <w:bookmarkEnd w:id="318"/>
-    <w:bookmarkStart w:id="319" w:name="blindagem"/>
+    <w:bookmarkEnd w:id="319"/>
+    <w:bookmarkStart w:id="320" w:name="blindagem"/>
     <w:p>
       <w:pPr>
         <w:pStyle w:val="Heading2"/>
@@ -43823,7 +43909,7 @@
         <w:t xml:space="preserve">Nada de encontro presencial com dinheiro</w:t>
       </w:r>
     </w:p>
-    <w:bookmarkEnd w:id="319"/>
+    <w:bookmarkEnd w:id="320"/>
     <w:p>
       <w:r>
         <w:pict>
@@ -43839,7 +43925,7 @@
         <w:t xml:space="preserve">B5 · Glossário geral</w:t>
       </w:r>
     </w:p>
-    <w:bookmarkStart w:id="320" w:name="bolívia-e-espanhol"/>
+    <w:bookmarkStart w:id="321" w:name="bolívia-e-espanhol"/>
     <w:p>
       <w:pPr>
         <w:pStyle w:val="Heading2"/>
@@ -44387,7 +44473,7 @@
         <w:t xml:space="preserve">.</w:t>
       </w:r>
     </w:p>
-    <w:bookmarkEnd w:id="320"/>
+    <w:bookmarkEnd w:id="321"/>
     <w:p>
       <w:r>
         <w:pict>
@@ -44403,7 +44489,7 @@
         <w:t xml:space="preserve">B6 · Grupo VIP</w:t>
       </w:r>
     </w:p>
-    <w:bookmarkStart w:id="323" w:name="regras-do-grupo-e-atualizações"/>
+    <w:bookmarkStart w:id="324" w:name="regras-do-grupo-e-atualizações"/>
     <w:p>
       <w:pPr>
         <w:pStyle w:val="Heading1"/>
@@ -44412,7 +44498,7 @@
         <w:t xml:space="preserve">Regras do grupo e atualizações</w:t>
       </w:r>
     </w:p>
-    <w:bookmarkStart w:id="321" w:name="regras-fixadas"/>
+    <w:bookmarkStart w:id="322" w:name="regras-fixadas"/>
     <w:p>
       <w:pPr>
         <w:pStyle w:val="Heading3"/>
@@ -44469,8 +44555,8 @@
         <w:t xml:space="preserve">Nenhum admin manda mensagem privada pedindo dinheiro</w:t>
       </w:r>
     </w:p>
-    <w:bookmarkEnd w:id="321"/>
-    <w:bookmarkStart w:id="322" w:name="calendário"/>
+    <w:bookmarkEnd w:id="322"/>
+    <w:bookmarkStart w:id="323" w:name="calendário"/>
     <w:p>
       <w:pPr>
         <w:pStyle w:val="Heading3"/>
@@ -44645,8 +44731,8 @@
         <w:t xml:space="preserve">[LINK DO GRUPO]</w:t>
       </w:r>
     </w:p>
-    <w:bookmarkEnd w:id="322"/>
     <w:bookmarkEnd w:id="323"/>
+    <w:bookmarkEnd w:id="324"/>
     <w:p>
       <w:r>
         <w:pict>
@@ -44693,7 +44779,7 @@
         <w:t xml:space="preserve">Como usar o dossiê</w:t>
       </w:r>
     </w:p>
-    <w:bookmarkStart w:id="326" w:name="não-discuta.-mande-o-link."/>
+    <w:bookmarkStart w:id="327" w:name="não-discuta.-mande-o-link."/>
     <w:p>
       <w:pPr>
         <w:pStyle w:val="Heading1"/>
@@ -44774,7 +44860,7 @@
         <w:t xml:space="preserve">Se ele disser “site de direita”, mande o dado oficial que está na mesma linha (Banco Central, Senado, Receita)</w:t>
       </w:r>
     </w:p>
-    <w:bookmarkStart w:id="324" w:name="já-aconteceu"/>
+    <w:bookmarkStart w:id="325" w:name="já-aconteceu"/>
     <w:p>
       <w:pPr>
         <w:pStyle w:val="Heading3"/>
@@ -44791,8 +44877,8 @@
         <w:t xml:space="preserve">Fatos publicados: impostos, IOF, dívida, juros, déficit, golpes.</w:t>
       </w:r>
     </w:p>
-    <w:bookmarkEnd w:id="324"/>
-    <w:bookmarkStart w:id="325" w:name="o-que-vem-por-aí"/>
+    <w:bookmarkEnd w:id="325"/>
+    <w:bookmarkStart w:id="326" w:name="o-que-vem-por-aí"/>
     <w:p>
       <w:pPr>
         <w:pStyle w:val="Heading3"/>
@@ -44809,7 +44895,7 @@
         <w:t xml:space="preserve">Projeções de instituições e propostas do governo, marcadas como projeção.</w:t>
       </w:r>
     </w:p>
-    <w:bookmarkEnd w:id="325"/>
+    <w:bookmarkEnd w:id="326"/>
     <w:p>
       <w:pPr>
         <w:pStyle w:val="BodyText"/>
@@ -44828,7 +44914,7 @@
         <w:t xml:space="preserve">Todos foram consultados em 28/10/2026. Se algum sair do ar, busque o título entre aspas.</w:t>
       </w:r>
     </w:p>
-    <w:bookmarkEnd w:id="326"/>
+    <w:bookmarkEnd w:id="327"/>
     <w:p>
       <w:r>
         <w:pict>
@@ -44844,7 +44930,7 @@
         <w:t xml:space="preserve">Fatos publicados</w:t>
       </w:r>
     </w:p>
-    <w:bookmarkStart w:id="330" w:name="já-aconteceu-1"/>
+    <w:bookmarkStart w:id="331" w:name="já-aconteceu-1"/>
     <w:p>
       <w:pPr>
         <w:pStyle w:val="Heading2"/>
@@ -44868,7 +44954,7 @@
       <w:pPr>
         <w:pStyle w:val="BodyText"/>
       </w:pPr>
-      <w:hyperlink r:id="rId327">
+      <w:hyperlink r:id="rId328">
         <w:r>
           <w:rPr>
             <w:rStyle w:val="Hyperlink"/>
@@ -44918,7 +45004,7 @@
       <w:pPr>
         <w:pStyle w:val="BodyText"/>
       </w:pPr>
-      <w:hyperlink r:id="rId328">
+      <w:hyperlink r:id="rId329">
         <w:r>
           <w:rPr>
             <w:rStyle w:val="Hyperlink"/>
@@ -44968,7 +45054,7 @@
       <w:pPr>
         <w:pStyle w:val="BodyText"/>
       </w:pPr>
-      <w:hyperlink r:id="rId329">
+      <w:hyperlink r:id="rId330">
         <w:r>
           <w:rPr>
             <w:rStyle w:val="Hyperlink"/>
@@ -45003,7 +45089,7 @@
         <w:t xml:space="preserve">· link consultado em 28/10/2026</w:t>
       </w:r>
     </w:p>
-    <w:bookmarkEnd w:id="330"/>
+    <w:bookmarkEnd w:id="331"/>
     <w:p>
       <w:r>
         <w:pict>
@@ -45011,7 +45097,7 @@
         </w:pict>
       </w:r>
     </w:p>
-    <w:bookmarkStart w:id="334" w:name="já-aconteceu-cont."/>
+    <w:bookmarkStart w:id="335" w:name="já-aconteceu-cont."/>
     <w:p>
       <w:pPr>
         <w:pStyle w:val="Heading2"/>
@@ -45035,7 +45121,7 @@
       <w:pPr>
         <w:pStyle w:val="BodyText"/>
       </w:pPr>
-      <w:hyperlink r:id="rId331">
+      <w:hyperlink r:id="rId332">
         <w:r>
           <w:rPr>
             <w:rStyle w:val="Hyperlink"/>
@@ -45085,7 +45171,7 @@
       <w:pPr>
         <w:pStyle w:val="BodyText"/>
       </w:pPr>
-      <w:hyperlink r:id="rId332">
+      <w:hyperlink r:id="rId333">
         <w:r>
           <w:rPr>
             <w:rStyle w:val="Hyperlink"/>
@@ -45135,7 +45221,7 @@
       <w:pPr>
         <w:pStyle w:val="BodyText"/>
       </w:pPr>
-      <w:hyperlink r:id="rId333">
+      <w:hyperlink r:id="rId334">
         <w:r>
           <w:rPr>
             <w:rStyle w:val="Hyperlink"/>
@@ -45170,7 +45256,7 @@
         <w:t xml:space="preserve">· link consultado em 28/10/2026</w:t>
       </w:r>
     </w:p>
-    <w:bookmarkEnd w:id="334"/>
+    <w:bookmarkEnd w:id="335"/>
     <w:p>
       <w:r>
         <w:pict>
@@ -45178,7 +45264,7 @@
         </w:pict>
       </w:r>
     </w:p>
-    <w:bookmarkStart w:id="338" w:name="já-aconteceu-cont.-1"/>
+    <w:bookmarkStart w:id="339" w:name="já-aconteceu-cont.-1"/>
     <w:p>
       <w:pPr>
         <w:pStyle w:val="Heading2"/>
@@ -45202,7 +45288,7 @@
       <w:pPr>
         <w:pStyle w:val="BodyText"/>
       </w:pPr>
-      <w:hyperlink r:id="rId335">
+      <w:hyperlink r:id="rId336">
         <w:r>
           <w:rPr>
             <w:rStyle w:val="Hyperlink"/>
@@ -45252,7 +45338,7 @@
       <w:pPr>
         <w:pStyle w:val="BodyText"/>
       </w:pPr>
-      <w:hyperlink r:id="rId336">
+      <w:hyperlink r:id="rId337">
         <w:r>
           <w:rPr>
             <w:rStyle w:val="Hyperlink"/>
@@ -45302,7 +45388,7 @@
       <w:pPr>
         <w:pStyle w:val="BodyText"/>
       </w:pPr>
-      <w:hyperlink r:id="rId337">
+      <w:hyperlink r:id="rId338">
         <w:r>
           <w:rPr>
             <w:rStyle w:val="Hyperlink"/>
@@ -45337,7 +45423,7 @@
         <w:t xml:space="preserve">· link consultado em 28/10/2026</w:t>
       </w:r>
     </w:p>
-    <w:bookmarkEnd w:id="338"/>
+    <w:bookmarkEnd w:id="339"/>
     <w:p>
       <w:r>
         <w:pict>
@@ -45345,7 +45431,7 @@
         </w:pict>
       </w:r>
     </w:p>
-    <w:bookmarkStart w:id="342" w:name="já-aconteceu-cont.-2"/>
+    <w:bookmarkStart w:id="343" w:name="já-aconteceu-cont.-2"/>
     <w:p>
       <w:pPr>
         <w:pStyle w:val="Heading2"/>
@@ -45369,7 +45455,7 @@
       <w:pPr>
         <w:pStyle w:val="BodyText"/>
       </w:pPr>
-      <w:hyperlink r:id="rId339">
+      <w:hyperlink r:id="rId340">
         <w:r>
           <w:rPr>
             <w:rStyle w:val="Hyperlink"/>
@@ -45419,7 +45505,7 @@
       <w:pPr>
         <w:pStyle w:val="BodyText"/>
       </w:pPr>
-      <w:hyperlink r:id="rId340">
+      <w:hyperlink r:id="rId341">
         <w:r>
           <w:rPr>
             <w:rStyle w:val="Hyperlink"/>
@@ -45469,7 +45555,7 @@
       <w:pPr>
         <w:pStyle w:val="BodyText"/>
       </w:pPr>
-      <w:hyperlink r:id="rId341">
+      <w:hyperlink r:id="rId342">
         <w:r>
           <w:rPr>
             <w:rStyle w:val="Hyperlink"/>
@@ -45504,7 +45590,7 @@
         <w:t xml:space="preserve">· link consultado em 28/10/2026</w:t>
       </w:r>
     </w:p>
-    <w:bookmarkEnd w:id="342"/>
+    <w:bookmarkEnd w:id="343"/>
     <w:p>
       <w:r>
         <w:pict>
@@ -45520,7 +45606,7 @@
         <w:t xml:space="preserve">Projeções e propostas</w:t>
       </w:r>
     </w:p>
-    <w:bookmarkStart w:id="346" w:name="o-que-vem-por-aí-1"/>
+    <w:bookmarkStart w:id="347" w:name="o-que-vem-por-aí-1"/>
     <w:p>
       <w:pPr>
         <w:pStyle w:val="Heading2"/>
@@ -45544,7 +45630,7 @@
       <w:pPr>
         <w:pStyle w:val="BodyText"/>
       </w:pPr>
-      <w:hyperlink r:id="rId343">
+      <w:hyperlink r:id="rId344">
         <w:r>
           <w:rPr>
             <w:rStyle w:val="Hyperlink"/>
@@ -45594,7 +45680,7 @@
       <w:pPr>
         <w:pStyle w:val="BodyText"/>
       </w:pPr>
-      <w:hyperlink r:id="rId344">
+      <w:hyperlink r:id="rId345">
         <w:r>
           <w:rPr>
             <w:rStyle w:val="Hyperlink"/>
@@ -45644,7 +45730,7 @@
       <w:pPr>
         <w:pStyle w:val="BodyText"/>
       </w:pPr>
-      <w:hyperlink r:id="rId345">
+      <w:hyperlink r:id="rId346">
         <w:r>
           <w:rPr>
             <w:rStyle w:val="Hyperlink"/>
@@ -45679,7 +45765,7 @@
         <w:t xml:space="preserve">· link consultado em 28/10/2026</w:t>
       </w:r>
     </w:p>
-    <w:bookmarkEnd w:id="346"/>
+    <w:bookmarkEnd w:id="347"/>
     <w:p>
       <w:r>
         <w:pict>
@@ -45687,7 +45773,7 @@
         </w:pict>
       </w:r>
     </w:p>
-    <w:bookmarkStart w:id="350" w:name="o-que-vem-por-aí-cont."/>
+    <w:bookmarkStart w:id="351" w:name="o-que-vem-por-aí-cont."/>
     <w:p>
       <w:pPr>
         <w:pStyle w:val="Heading2"/>
@@ -45711,7 +45797,7 @@
       <w:pPr>
         <w:pStyle w:val="BodyText"/>
       </w:pPr>
-      <w:hyperlink r:id="rId347">
+      <w:hyperlink r:id="rId348">
         <w:r>
           <w:rPr>
             <w:rStyle w:val="Hyperlink"/>
@@ -45761,7 +45847,7 @@
       <w:pPr>
         <w:pStyle w:val="BodyText"/>
       </w:pPr>
-      <w:hyperlink r:id="rId348">
+      <w:hyperlink r:id="rId349">
         <w:r>
           <w:rPr>
             <w:rStyle w:val="Hyperlink"/>
@@ -45811,7 +45897,7 @@
       <w:pPr>
         <w:pStyle w:val="BodyText"/>
       </w:pPr>
-      <w:hyperlink r:id="rId349">
+      <w:hyperlink r:id="rId350">
         <w:r>
           <w:rPr>
             <w:rStyle w:val="Hyperlink"/>
@@ -45846,7 +45932,7 @@
         <w:t xml:space="preserve">· link consultado em 28/10/2026</w:t>
       </w:r>
     </w:p>
-    <w:bookmarkEnd w:id="350"/>
+    <w:bookmarkEnd w:id="351"/>
     <w:p>
       <w:r>
         <w:pict>
@@ -45854,7 +45940,7 @@
         </w:pict>
       </w:r>
     </w:p>
-    <w:bookmarkStart w:id="352" w:name="o-que-vem-por-aí-cont.-1"/>
+    <w:bookmarkStart w:id="353" w:name="o-que-vem-por-aí-cont.-1"/>
     <w:p>
       <w:pPr>
         <w:pStyle w:val="Heading2"/>
@@ -45878,7 +45964,7 @@
       <w:pPr>
         <w:pStyle w:val="BodyText"/>
       </w:pPr>
-      <w:hyperlink r:id="rId351">
+      <w:hyperlink r:id="rId352">
         <w:r>
           <w:rPr>
             <w:rStyle w:val="Hyperlink"/>
@@ -45913,7 +45999,7 @@
         <w:t xml:space="preserve">· link consultado em 28/10/2026</w:t>
       </w:r>
     </w:p>
-    <w:bookmarkEnd w:id="352"/>
+    <w:bookmarkEnd w:id="353"/>
     <w:p>
       <w:r>
         <w:pict>
@@ -45929,7 +46015,7 @@
         <w:t xml:space="preserve">Para o WhatsApp</w:t>
       </w:r>
     </w:p>
-    <w:bookmarkStart w:id="353" w:name="mais-4-anos-em-6-números"/>
+    <w:bookmarkStart w:id="354" w:name="mais-4-anos-em-6-números"/>
     <w:p>
       <w:pPr>
         <w:pStyle w:val="Heading1"/>
@@ -46030,7 +46116,7 @@
         <w:t xml:space="preserve">[LINK DO CURSO]</w:t>
       </w:r>
     </w:p>
-    <w:bookmarkEnd w:id="353"/>
+    <w:bookmarkEnd w:id="354"/>
     <w:p>
       <w:r>
         <w:pict>
@@ -46046,7 +46132,7 @@
         <w:t xml:space="preserve">Aviso legal</w:t>
       </w:r>
     </w:p>
-    <w:bookmarkStart w:id="354" w:name="leia-antes-de-agir"/>
+    <w:bookmarkStart w:id="355" w:name="leia-antes-de-agir"/>
     <w:p>
       <w:pPr>
         <w:pStyle w:val="Heading1"/>
@@ -46298,7 +46384,7 @@
         <w:t xml:space="preserve">7 dias, conforme o Código de Defesa do Consumidor (art. 49).</w:t>
       </w:r>
     </w:p>
-    <w:bookmarkEnd w:id="354"/>
+    <w:bookmarkEnd w:id="355"/>
     <w:p>
       <w:r>
         <w:pict>
@@ -46314,7 +46400,7 @@
         <w:t xml:space="preserve">Créditos</w:t>
       </w:r>
     </w:p>
-    <w:bookmarkStart w:id="355" w:name="créditos"/>
+    <w:bookmarkStart w:id="356" w:name="créditos"/>
     <w:p>
       <w:pPr>
         <w:pStyle w:val="Heading2"/>
@@ -46411,8 +46497,8 @@
         <w:t xml:space="preserve">Anton, Archivo e JetBrains Mono (licença livre)</w:t>
       </w:r>
     </w:p>
-    <w:bookmarkEnd w:id="355"/>
-    <w:bookmarkStart w:id="356" w:name="últimas-atualizações"/>
+    <w:bookmarkEnd w:id="356"/>
+    <w:bookmarkStart w:id="357" w:name="últimas-atualizações"/>
     <w:p>
       <w:pPr>
         <w:pStyle w:val="Heading2"/>
@@ -46556,7 +46642,7 @@
         <w:t xml:space="preserve">Novas versões chegam por e-mail e no grupo VIP, gratuitamente, por 12 meses após a compra.</w:t>
       </w:r>
     </w:p>
-    <w:bookmarkEnd w:id="356"/>
+    <w:bookmarkEnd w:id="357"/>
     <w:p>
       <w:r>
         <w:pict>
@@ -46572,7 +46658,7 @@
         <w:t xml:space="preserve">Anexo</w:t>
       </w:r>
     </w:p>
-    <w:bookmarkStart w:id="357" w:name="fontes-de-todos-os-números"/>
+    <w:bookmarkStart w:id="358" w:name="fontes-de-todos-os-números"/>
     <w:p>
       <w:pPr>
         <w:pStyle w:val="Heading2"/>
@@ -46817,7 +46903,7 @@
         <w:t xml:space="preserve">Agência Brasil e Poder360 (19/10/2025); MercoPress (10/11/2025); France 24 via Acento (08/11/2025); usdthoy.com (flutuação desde 29/06/2026).</w:t>
       </w:r>
     </w:p>
-    <w:bookmarkEnd w:id="357"/>
+    <w:bookmarkEnd w:id="358"/>
     <w:p>
       <w:r>
         <w:pict>
@@ -48965,7 +49051,7 @@
           <w:bCs/>
           <w:b/>
         </w:rPr>
-        <w:t xml:space="preserve">p. 194</w:t>
+        <w:t xml:space="preserve">p. 195</w:t>
       </w:r>
       <w:r>
         <w:t xml:space="preserve">Autor, out/2026 (aluguel, refeições e custo mensal).</w:t>
@@ -48991,7 +49077,7 @@
           <w:bCs/>
           <w:b/>
         </w:rPr>
-        <w:t xml:space="preserve">p. 196</w:t>
+        <w:t xml:space="preserve">p. 197</w:t>
       </w:r>
       <w:r>
         <w:t xml:space="preserve">MercoPress (posse de Paz, 2025; posse de Orsi, 01/03/2025); posses oficiais (Peña, 15/08/2023; Milei, 10/12/2023); Band (suspensão de vistos de imigrante para brasileiros desde 21/01/2026); Mercer via Band (Montevidéu, cidade mais cara da América Latina).</w:t>
@@ -49010,7 +49096,7 @@
           <w:bCs/>
           <w:b/>
         </w:rPr>
-        <w:t xml:space="preserve">p. 197</w:t>
+        <w:t xml:space="preserve">p. 198</w:t>
       </w:r>
       <w:r>
         <w:t xml:space="preserve">The Rio Times (22.628 residências para brasileiros no 1º sem./2026 vs. 11.723 em 2025); Expats Argentina, 06/10/2026 (temporária Mercosul de 2 anos, cédula após a permanente); Bleap (renda de ~US$ 500); Portas e Paraíba Business (brasileiros no mercado imobiliário, 2026).</w:t>
@@ -49029,7 +49115,7 @@
           <w:bCs/>
           <w:b/>
         </w:rPr>
-        <w:t xml:space="preserve">p. 198</w:t>
+        <w:t xml:space="preserve">p. 199</w:t>
       </w:r>
       <w:r>
         <w:t xml:space="preserve">El Dorado e guias P2P (USDT com guarani via bancos locais); CriptoNoticias (BCP: sem regulação específica, cripto sem curso legal); fonte secundária (Resolução Geral DNIT 47/2026).</w:t>
@@ -49048,7 +49134,7 @@
           <w:bCs/>
           <w:b/>
         </w:rPr>
-        <w:t xml:space="preserve">p. 199</w:t>
+        <w:t xml:space="preserve">p. 200</w:t>
       </w:r>
       <w:r>
         <w:t xml:space="preserve">INDEC (IPC 2023 e 2025); REM/BCRA via GBM e Bloomberg Línea (inflação mensal e dólar, out/2026); Hace Cuentas (dólar oficial em 01/10/2026); Papelea e Expats Argentina (residência Mercosul via RADEX; Disposição DNM 1637/2022).</w:t>
@@ -49067,7 +49153,7 @@
           <w:bCs/>
           <w:b/>
         </w:rPr>
-        <w:t xml:space="preserve">p. 200</w:t>
+        <w:t xml:space="preserve">p. 201</w:t>
       </w:r>
       <w:r>
         <w:t xml:space="preserve">REM/BCRA via Bloomberg Línea e Notícias NQN (inflação ~29,8–30% em 2026; dólar de ARS 1.614–1.652 em dez/2026); Papelea × Expats Argentina (divergência sobre prorrogação).</w:t>
@@ -49086,7 +49172,7 @@
           <w:bCs/>
           <w:b/>
         </w:rPr>
-        <w:t xml:space="preserve">p. 201</w:t>
+        <w:t xml:space="preserve">p. 202</w:t>
       </w:r>
       <w:r>
         <w:t xml:space="preserve">MercoPress e La República (posse de Orsi em 01/03/2025, sucedendo Lacalle Pou); CNN Brasil (perfil); Mercer via Band (Montevidéu, cidade mais cara da América Latina); Nomad (família de R$ 15–20 mil/mês); Bleap e Henley (residência Mercosul, renda divergente).</w:t>
@@ -49105,7 +49191,7 @@
           <w:bCs/>
           <w:b/>
         </w:rPr>
-        <w:t xml:space="preserve">p. 202</w:t>
+        <w:t xml:space="preserve">p. 203</w:t>
       </w:r>
       <w:r>
         <w:t xml:space="preserve">Guias D7 2026 (renda de referência de €920; duas etapas, consulado e AIMA; acúmulo de mais de 400 mil processos); Numbeo mai/2026 via Cidadania e Visto (Lisboa €1.280); Meelion, 09/10/2026 (€1 = R$ 5,62).</w:t>
@@ -49124,7 +49210,7 @@
           <w:bCs/>
           <w:b/>
         </w:rPr>
-        <w:t xml:space="preserve">p. 203</w:t>
+        <w:t xml:space="preserve">p. 204</w:t>
       </w:r>
       <w:r>
         <w:t xml:space="preserve">Band (suspensão de vistos de imigrante para brasileiros a partir de 21/01/2026); Jovem Pan e Investidor10 (taxa de US$ 250; Brasil fora da caução); Zumper via WLRN, set/2026 (Miami US$ 2.500 × R$ 5,35).</w:t>
@@ -49143,7 +49229,7 @@
           <w:bCs/>
           <w:b/>
         </w:rPr>
-        <w:t xml:space="preserve">p. 213</w:t>
+        <w:t xml:space="preserve">p. 214</w:t>
       </w:r>
       <w:r>
         <w:t xml:space="preserve">Blocktrends (Res. BCB 584).</w:t>
@@ -49162,7 +49248,7 @@
           <w:bCs/>
           <w:b/>
         </w:rPr>
-        <w:t xml:space="preserve">p. 215</w:t>
+        <w:t xml:space="preserve">p. 216</w:t>
       </w:r>
       <w:r>
         <w:t xml:space="preserve">Itamaraty (plantão consular).</w:t>
@@ -49188,7 +49274,7 @@
           <w:bCs/>
           <w:b/>
         </w:rPr>
-        <w:t xml:space="preserve">p. 227</w:t>
+        <w:t xml:space="preserve">p. 228</w:t>
       </w:r>
       <w:r>
         <w:t xml:space="preserve">Gazeta do Povo (arrecadação 2025; 1 imposto a cada 27 dias; dívida e juros, ago/2026; herança de 90% do PIB); Poder360 (IOF 3,5%; dívida 82,9% do PIB segundo o BC).</w:t>

--- a/curso/dist/LULA-GANHOU-Curso-Completo.docx
+++ b/curso/dist/LULA-GANHOU-Curso-Completo.docx
@@ -135,7 +135,13 @@
         <w:t xml:space="preserve">ISSO</w:t>
       </w:r>
       <w:r>
-        <w:t xml:space="preserve">Pelo Patriota Anônimo, brasileiro que mora em Cochabamba e usa o método na prática</w:t>
+        <w:t xml:space="preserve">Patriota Anônimo</w:t>
+      </w:r>
+      <w:r>
+        <w:br/>
+      </w:r>
+      <w:r>
+        <w:t xml:space="preserve">Cochabamba, Bolívia</w:t>
       </w:r>
     </w:p>
     <w:p>
